--- a/manuscript/_manuscript/manuscript.docx
+++ b/manuscript/_manuscript/manuscript.docx
@@ -21,7 +21,7 @@
         <w:rPr>
           <w:vertAlign w:val="superscript"/>
         </w:rPr>
-        <w:t xml:space="preserve">1,2,✉</w:t>
+        <w:t xml:space="preserve">1,✉</w:t>
       </w:r>
       <w:r>
         <w:t xml:space="preserve">, Uri Neri</w:t>
@@ -122,7 +122,7 @@
       </w:r>
     </w:p>
     <w:bookmarkEnd w:id="22"/>
-    <w:bookmarkStart w:id="23" w:name="results"/>
+    <w:bookmarkStart w:id="31" w:name="results"/>
     <w:p>
       <w:pPr>
         <w:pStyle w:val="Heading1"/>
@@ -131,8 +131,192 @@
         <w:t xml:space="preserve">Results</w:t>
       </w:r>
     </w:p>
-    <w:bookmarkEnd w:id="23"/>
-    <w:bookmarkStart w:id="24" w:name="discussion"/>
+    <w:tbl>
+      <w:tblPr>
+        <w:tblStyle w:val="Table"/>
+        <w:tblW w:type="pct" w:w="5000"/>
+        <w:tblLayout w:type="fixed"/>
+        <w:tblLook w:firstRow="0" w:lastRow="0" w:firstColumn="0" w:lastColumn="0" w:noHBand="0" w:noVBand="0" w:val="0000"/>
+      </w:tblPr>
+      <w:tblGrid>
+        <w:gridCol w:w="7920"/>
+      </w:tblGrid>
+      <w:tr>
+        <w:tc>
+          <w:tcPr/>
+          <w:bookmarkStart w:id="26" w:name="fig-overview"/>
+          <w:p>
+            <w:pPr>
+              <w:pStyle w:val="Compact"/>
+              <w:jc w:val="center"/>
+            </w:pPr>
+            <w:r>
+              <w:drawing>
+                <wp:inline>
+                  <wp:extent cx="3810000" cy="2540000"/>
+                  <wp:effectExtent b="0" l="0" r="0" t="0"/>
+                  <wp:docPr descr="" title="" id="24" name="Picture"/>
+                  <a:graphic>
+                    <a:graphicData uri="http://schemas.openxmlformats.org/drawingml/2006/picture">
+                      <pic:pic>
+                        <pic:nvPicPr>
+                          <pic:cNvPr descr="../figures/dataset_overview.pdf" id="25" name="Picture"/>
+                          <pic:cNvPicPr>
+                            <a:picLocks noChangeArrowheads="1" noChangeAspect="1"/>
+                          </pic:cNvPicPr>
+                        </pic:nvPicPr>
+                        <pic:blipFill>
+                          <a:blip r:embed="rId23"/>
+                          <a:stretch>
+                            <a:fillRect/>
+                          </a:stretch>
+                        </pic:blipFill>
+                        <pic:spPr bwMode="auto">
+                          <a:xfrm>
+                            <a:off x="0" y="0"/>
+                            <a:ext cx="3810000" cy="2540000"/>
+                          </a:xfrm>
+                          <a:prstGeom prst="rect">
+                            <a:avLst/>
+                          </a:prstGeom>
+                          <a:noFill/>
+                          <a:ln w="9525">
+                            <a:noFill/>
+                            <a:headEnd/>
+                            <a:tailEnd/>
+                          </a:ln>
+                        </pic:spPr>
+                      </pic:pic>
+                    </a:graphicData>
+                  </a:graphic>
+                </wp:inline>
+              </w:drawing>
+            </w:r>
+          </w:p>
+          <w:p>
+            <w:pPr>
+              <w:jc w:val="center"/>
+            </w:pPr>
+            <w:pPr>
+              <w:jc w:val="start"/>
+              <w:spacing w:before="200"/>
+              <w:pStyle w:val="ImageCaption"/>
+            </w:pPr>
+            <w:r>
+              <w:t xml:space="preserve">Figure 1: A) Waffle plot showing the distribution of the number of proteins from the different viral Kingdoms. Each tile roughly corresponds to 110 proteins. B) A cumulative distribution function plot showing the percentage of predicted structures from the test set with a pLDDT score above the pLDDT score on the x-axis. The inset shows a violin- and boxplot with all pLDDT scores from the predicted structures (n=11,467).</w:t>
+            </w:r>
+          </w:p>
+          <w:bookmarkEnd w:id="26"/>
+        </w:tc>
+      </w:tr>
+    </w:tbl>
+    <w:p>
+      <w:pPr>
+        <w:pStyle w:val="BodyText"/>
+      </w:pPr>
+      <w:hyperlink w:anchor="fig-overview">
+        <w:r>
+          <w:rPr>
+            <w:rStyle w:val="Hyperlink"/>
+          </w:rPr>
+          <w:t xml:space="preserve">Figure 1</w:t>
+        </w:r>
+      </w:hyperlink>
+    </w:p>
+    <w:tbl>
+      <w:tblPr>
+        <w:tblStyle w:val="Table"/>
+        <w:tblW w:type="pct" w:w="5000"/>
+        <w:tblLayout w:type="fixed"/>
+        <w:tblLook w:firstRow="0" w:lastRow="0" w:firstColumn="0" w:lastColumn="0" w:noHBand="0" w:noVBand="0" w:val="0000"/>
+      </w:tblPr>
+      <w:tblGrid>
+        <w:gridCol w:w="7920"/>
+      </w:tblGrid>
+      <w:tr>
+        <w:tc>
+          <w:tcPr/>
+          <w:bookmarkStart w:id="30" w:name="fig-hits"/>
+          <w:p>
+            <w:pPr>
+              <w:pStyle w:val="Compact"/>
+              <w:jc w:val="center"/>
+            </w:pPr>
+            <w:r>
+              <w:drawing>
+                <wp:inline>
+                  <wp:extent cx="4572000" cy="2743200"/>
+                  <wp:effectExtent b="0" l="0" r="0" t="0"/>
+                  <wp:docPr descr="" title="" id="28" name="Picture"/>
+                  <a:graphic>
+                    <a:graphicData uri="http://schemas.openxmlformats.org/drawingml/2006/picture">
+                      <pic:pic>
+                        <pic:nvPicPr>
+                          <pic:cNvPr descr="../figures/hits_per_method.pdf" id="29" name="Picture"/>
+                          <pic:cNvPicPr>
+                            <a:picLocks noChangeArrowheads="1" noChangeAspect="1"/>
+                          </pic:cNvPicPr>
+                        </pic:nvPicPr>
+                        <pic:blipFill>
+                          <a:blip r:embed="rId27"/>
+                          <a:stretch>
+                            <a:fillRect/>
+                          </a:stretch>
+                        </pic:blipFill>
+                        <pic:spPr bwMode="auto">
+                          <a:xfrm>
+                            <a:off x="0" y="0"/>
+                            <a:ext cx="4572000" cy="2743200"/>
+                          </a:xfrm>
+                          <a:prstGeom prst="rect">
+                            <a:avLst/>
+                          </a:prstGeom>
+                          <a:noFill/>
+                          <a:ln w="9525">
+                            <a:noFill/>
+                            <a:headEnd/>
+                            <a:tailEnd/>
+                          </a:ln>
+                        </pic:spPr>
+                      </pic:pic>
+                    </a:graphicData>
+                  </a:graphic>
+                </wp:inline>
+              </w:drawing>
+            </w:r>
+          </w:p>
+          <w:p>
+            <w:pPr>
+              <w:jc w:val="center"/>
+            </w:pPr>
+            <w:pPr>
+              <w:jc w:val="start"/>
+              <w:spacing w:before="200"/>
+              <w:pStyle w:val="ImageCaption"/>
+            </w:pPr>
+            <w:r>
+              <w:t xml:space="preserve">Figure 2: Bar plot showing the number of proteins that got a hit per method, before and after filtering the reported results on e-value &lt; 1e-3.</w:t>
+            </w:r>
+          </w:p>
+          <w:bookmarkEnd w:id="30"/>
+        </w:tc>
+      </w:tr>
+    </w:tbl>
+    <w:p>
+      <w:pPr>
+        <w:pStyle w:val="BodyText"/>
+      </w:pPr>
+      <w:hyperlink w:anchor="fig-hits">
+        <w:r>
+          <w:rPr>
+            <w:rStyle w:val="Hyperlink"/>
+          </w:rPr>
+          <w:t xml:space="preserve">Figure 2</w:t>
+        </w:r>
+      </w:hyperlink>
+    </w:p>
+    <w:bookmarkEnd w:id="31"/>
+    <w:bookmarkStart w:id="32" w:name="discussion"/>
     <w:p>
       <w:pPr>
         <w:pStyle w:val="Heading1"/>
@@ -141,8 +325,8 @@
         <w:t xml:space="preserve">Discussion</w:t>
       </w:r>
     </w:p>
-    <w:bookmarkEnd w:id="24"/>
-    <w:bookmarkStart w:id="25" w:name="material-and-methods"/>
+    <w:bookmarkEnd w:id="32"/>
+    <w:bookmarkStart w:id="67" w:name="material-and-methods"/>
     <w:p>
       <w:pPr>
         <w:pStyle w:val="Heading1"/>
@@ -151,7 +335,1180 @@
         <w:t xml:space="preserve">Material and Methods</w:t>
       </w:r>
     </w:p>
-    <w:bookmarkEnd w:id="25"/>
+    <w:bookmarkStart w:id="35" w:name="dataset-selection"/>
+    <w:p>
+      <w:pPr>
+        <w:pStyle w:val="Heading2"/>
+      </w:pPr>
+      <w:r>
+        <w:t xml:space="preserve">Dataset selection</w:t>
+      </w:r>
+    </w:p>
+    <w:bookmarkStart w:id="33" w:name="test-set"/>
+    <w:p>
+      <w:pPr>
+        <w:pStyle w:val="Heading3"/>
+      </w:pPr>
+      <w:r>
+        <w:t xml:space="preserve">Test set</w:t>
+      </w:r>
+    </w:p>
+    <w:p>
+      <w:pPr>
+        <w:pStyle w:val="FirstParagraph"/>
+      </w:pPr>
+      <w:r>
+        <w:t xml:space="preserve">To benchmark different methods for eukaryotic virus protein annotation, we selected 10% of the exemplar species in ICTV’s Virus Metadata Resource (VMR) v40.2 that did not have bacteria or archaea as designated host (n=1,000). We subsequently extracted their GenBank accession numbers (n=1,402) and downloaded all associated proteins (n=11,360).</w:t>
+      </w:r>
+    </w:p>
+    <w:p>
+      <w:pPr>
+        <w:pStyle w:val="BodyText"/>
+      </w:pPr>
+      <w:r>
+        <w:t xml:space="preserve">Protein sequences that were longer than 2,500 amino acids were split into multiple chunks of maximum 2,500 amino acids so that structure prediction with Boltz-2</w:t>
+      </w:r>
+      <w:r>
+        <w:rPr>
+          <w:vertAlign w:val="superscript"/>
+        </w:rPr>
+        <w:t xml:space="preserve">1</w:t>
+      </w:r>
+      <w:r>
+        <w:t xml:space="preserve"> </w:t>
+      </w:r>
+      <w:r>
+        <w:t xml:space="preserve">would not run out of GPU memory (see</w:t>
+      </w:r>
+      <w:r>
+        <w:t xml:space="preserve"> </w:t>
+      </w:r>
+      <w:hyperlink w:anchor="computational-benchmarking">
+        <w:r>
+          <w:rPr>
+            <w:rStyle w:val="Hyperlink"/>
+          </w:rPr>
+          <w:t xml:space="preserve">below</w:t>
+        </w:r>
+      </w:hyperlink>
+      <w:r>
+        <w:t xml:space="preserve">). This resulted in a final test set of 11,467 protein sequences from 1,000 eukaryotic virus species.</w:t>
+      </w:r>
+    </w:p>
+    <w:bookmarkEnd w:id="33"/>
+    <w:bookmarkStart w:id="34" w:name="database"/>
+    <w:p>
+      <w:pPr>
+        <w:pStyle w:val="Heading3"/>
+      </w:pPr>
+      <w:r>
+        <w:t xml:space="preserve">Database</w:t>
+      </w:r>
+    </w:p>
+    <w:p>
+      <w:pPr>
+        <w:pStyle w:val="FirstParagraph"/>
+      </w:pPr>
+      <w:r>
+        <w:t xml:space="preserve">The BFVD</w:t>
+      </w:r>
+      <w:r>
+        <w:rPr>
+          <w:vertAlign w:val="superscript"/>
+        </w:rPr>
+        <w:t xml:space="preserve">2</w:t>
+      </w:r>
+      <w:r>
+        <w:t xml:space="preserve"> </w:t>
+      </w:r>
+      <w:r>
+        <w:t xml:space="preserve">was used as the reference database for both sequence and structure homology-based annotation. The BFVD is a comprehensive database of predicted protein structures from the viral sequence representatives of the UniRef30 clusters. UniRef30 is a UniProt database that clusters protein sequences at 30% sequence identity and selects a representative sequence for each cluster, these representatives thus have a UniProt accession. Since a substantial amount of BFVD’s included proteins are no longer available in UniProtKB as they are not part of reference proteomes, we converted their UniProt accessions to UniParc IDs.</w:t>
+      </w:r>
+    </w:p>
+    <w:p>
+      <w:pPr>
+        <w:pStyle w:val="BodyText"/>
+      </w:pPr>
+      <w:r>
+        <w:t xml:space="preserve">Functional categories for each BFVD entry were derived from protein names associated with the corresponding UniParc IDs (could be from UniProtKB/TrEMBL, RefSeq and/or GenBank) for eukaryotic viruses (also see</w:t>
+      </w:r>
+      <w:r>
+        <w:t xml:space="preserve"> </w:t>
+      </w:r>
+      <w:hyperlink w:anchor="functional-classifier">
+        <w:r>
+          <w:rPr>
+            <w:rStyle w:val="Hyperlink"/>
+          </w:rPr>
+          <w:t xml:space="preserve">below</w:t>
+        </w:r>
+      </w:hyperlink>
+      <w:r>
+        <w:t xml:space="preserve">) or by classifying them into PHROG-like</w:t>
+      </w:r>
+      <w:r>
+        <w:rPr>
+          <w:vertAlign w:val="superscript"/>
+        </w:rPr>
+        <w:t xml:space="preserve">3</w:t>
+      </w:r>
+      <w:r>
+        <w:t xml:space="preserve"> </w:t>
+      </w:r>
+      <w:r>
+        <w:t xml:space="preserve">categories with Empathi</w:t>
+      </w:r>
+      <w:r>
+        <w:rPr>
+          <w:vertAlign w:val="superscript"/>
+        </w:rPr>
+        <w:t xml:space="preserve">4</w:t>
+      </w:r>
+      <w:r>
+        <w:t xml:space="preserve"> </w:t>
+      </w:r>
+      <w:r>
+        <w:t xml:space="preserve">in the case of bacteriophage proteins. The distinction between eukaryotic virus and bacteriophage proteins was made based on the taxid information from the UniParc protein ID.</w:t>
+      </w:r>
+    </w:p>
+    <w:p>
+      <w:pPr>
+        <w:pStyle w:val="BodyText"/>
+      </w:pPr>
+      <w:r>
+        <w:t xml:space="preserve">The BFVD database was further converted into the required formats the search tools used in this benchmarking effort (see</w:t>
+      </w:r>
+      <w:r>
+        <w:t xml:space="preserve"> </w:t>
+      </w:r>
+      <w:hyperlink w:anchor="sequence-homology-based-annotation">
+        <w:r>
+          <w:rPr>
+            <w:rStyle w:val="Hyperlink"/>
+          </w:rPr>
+          <w:t xml:space="preserve">sequence</w:t>
+        </w:r>
+      </w:hyperlink>
+      <w:r>
+        <w:t xml:space="preserve"> </w:t>
+      </w:r>
+      <w:r>
+        <w:t xml:space="preserve">and</w:t>
+      </w:r>
+      <w:r>
+        <w:t xml:space="preserve"> </w:t>
+      </w:r>
+      <w:hyperlink w:anchor="structure-homology-based-annotation">
+        <w:r>
+          <w:rPr>
+            <w:rStyle w:val="Hyperlink"/>
+          </w:rPr>
+          <w:t xml:space="preserve">structure</w:t>
+        </w:r>
+      </w:hyperlink>
+      <w:r>
+        <w:t xml:space="preserve"> </w:t>
+      </w:r>
+      <w:r>
+        <w:t xml:space="preserve">homology-based annotation).</w:t>
+      </w:r>
+    </w:p>
+    <w:bookmarkEnd w:id="34"/>
+    <w:bookmarkEnd w:id="35"/>
+    <w:bookmarkStart w:id="36" w:name="functional-classifier"/>
+    <w:p>
+      <w:pPr>
+        <w:pStyle w:val="Heading2"/>
+      </w:pPr>
+      <w:r>
+        <w:t xml:space="preserve">Functional classifier</w:t>
+      </w:r>
+    </w:p>
+    <w:p>
+      <w:pPr>
+        <w:pStyle w:val="FirstParagraph"/>
+      </w:pPr>
+      <w:r>
+        <w:t xml:space="preserve">Functional categories for eukaryotic virus proteins were designed with Perplexity AI in deep research mode using the following prompt:</w:t>
+      </w:r>
+      <w:r>
+        <w:t xml:space="preserve"> </w:t>
+      </w:r>
+      <w:r>
+        <w:t xml:space="preserve">“Can you give me an exhaustive list of common protein functions in eukaryotic viruses? Use https://viralzone.expasy.org and https://ictv.global/report/genome as sources. Give me a machine readable file with all these functional categories.”</w:t>
+      </w:r>
+      <w:r>
+        <w:t xml:space="preserve"> </w:t>
+      </w:r>
+      <w:r>
+        <w:t xml:space="preserve">The resulting functional categories were further manually curated to ensure that they were mutually exclusive. The final list of functional categories is available in</w:t>
+      </w:r>
+      <w:r>
+        <w:t xml:space="preserve"> </w:t>
+      </w:r>
+      <w:r>
+        <w:rPr>
+          <w:highlight w:val="yellow"/>
+        </w:rPr>
+        <w:t xml:space="preserve">Supplementary Table 1</w:t>
+      </w:r>
+      <w:r>
+        <w:t xml:space="preserve">.</w:t>
+      </w:r>
+    </w:p>
+    <w:p>
+      <w:pPr>
+        <w:pStyle w:val="BodyText"/>
+      </w:pPr>
+      <w:r>
+        <w:t xml:space="preserve">A custom script generated by Perplexity AI was used to assign functional categories to BFVD proteins based on all their protein names from UniParc in a JSON file. The script uses pattern matching to assign the most appropriate functional category to each protein. If no keywords match, the protein is assigned to the</w:t>
+      </w:r>
+      <w:r>
+        <w:t xml:space="preserve"> </w:t>
+      </w:r>
+      <w:r>
+        <w:t xml:space="preserve">“Hypothetical Protein”</w:t>
+      </w:r>
+      <w:r>
+        <w:t xml:space="preserve"> </w:t>
+      </w:r>
+      <w:r>
+        <w:t xml:space="preserve">category. The prompt to generate the classifier script was:</w:t>
+      </w:r>
+      <w:r>
+        <w:t xml:space="preserve"> </w:t>
+      </w:r>
+      <w:r>
+        <w:t xml:space="preserve">“Write me a script that classifies the proteins in the uploaded JSON file (as specific as possible) into these functional categories, also if there are proteins in this file that do not fit in one of your proposed categories search new sources and create new functional categories.”</w:t>
+      </w:r>
+      <w:r>
+        <w:t xml:space="preserve">. Followed up by:</w:t>
+      </w:r>
+      <w:r>
+        <w:t xml:space="preserve"> </w:t>
+      </w:r>
+      <w:r>
+        <w:t xml:space="preserve">“Split the polymerase category in RNA-dependent RNA polymerase, DNA polymerase and reverse transcriptase. In addition split the Capsid/Nucleocapsid/Core Structural into Capsid and Nucleocapsid categories. Split helicase and NTPase.”</w:t>
+      </w:r>
+      <w:r>
+        <w:t xml:space="preserve">.</w:t>
+      </w:r>
+    </w:p>
+    <w:p>
+      <w:pPr>
+        <w:pStyle w:val="BodyText"/>
+      </w:pPr>
+      <w:r>
+        <w:t xml:space="preserve">The pattern matching rules, functional categories, and classification script were subsequently refined through manual curation to optimize the functional assignment based on protein names.</w:t>
+      </w:r>
+    </w:p>
+    <w:p>
+      <w:pPr>
+        <w:pStyle w:val="BodyText"/>
+      </w:pPr>
+      <w:r>
+        <w:t xml:space="preserve">The same functional classifier script was also used on the protein names from our test set to assign functional categories to the eukaryotic virus proteins downloaded from the ICTV exemplar species.</w:t>
+      </w:r>
+    </w:p>
+    <w:bookmarkEnd w:id="36"/>
+    <w:bookmarkStart w:id="37" w:name="sequence-homology-based-annotation"/>
+    <w:p>
+      <w:pPr>
+        <w:pStyle w:val="Heading2"/>
+      </w:pPr>
+      <w:r>
+        <w:t xml:space="preserve">Sequence homology-based annotation</w:t>
+      </w:r>
+    </w:p>
+    <w:p>
+      <w:pPr>
+        <w:pStyle w:val="FirstParagraph"/>
+      </w:pPr>
+      <w:r>
+        <w:t xml:space="preserve">For sequence homology annotation, we used three state-of-the-art tools widely used in functional annotation pipelines and sequence similarity searches. As gold standard, blastp</w:t>
+      </w:r>
+      <w:r>
+        <w:rPr>
+          <w:vertAlign w:val="superscript"/>
+        </w:rPr>
+        <w:t xml:space="preserve">5</w:t>
+      </w:r>
+      <w:r>
+        <w:t xml:space="preserve"> </w:t>
+      </w:r>
+      <w:r>
+        <w:t xml:space="preserve">was used with an e-value cutoff of 1e-3. In addition, we used diamond</w:t>
+      </w:r>
+      <w:r>
+        <w:rPr>
+          <w:vertAlign w:val="superscript"/>
+        </w:rPr>
+        <w:t xml:space="preserve">6</w:t>
+      </w:r>
+      <w:r>
+        <w:t xml:space="preserve"> </w:t>
+      </w:r>
+      <w:r>
+        <w:t xml:space="preserve">in sensitive mode and mmseqs2</w:t>
+      </w:r>
+      <w:r>
+        <w:rPr>
+          <w:vertAlign w:val="superscript"/>
+        </w:rPr>
+        <w:t xml:space="preserve">7</w:t>
+      </w:r>
+      <w:r>
+        <w:t xml:space="preserve"> </w:t>
+      </w:r>
+      <w:r>
+        <w:t xml:space="preserve">with default settings; both have a default e-value cutoff of 1e-3.</w:t>
+      </w:r>
+    </w:p>
+    <w:bookmarkEnd w:id="37"/>
+    <w:bookmarkStart w:id="39" w:name="structure-prediction"/>
+    <w:p>
+      <w:pPr>
+        <w:pStyle w:val="Heading2"/>
+      </w:pPr>
+      <w:r>
+        <w:t xml:space="preserve">Structure prediction</w:t>
+      </w:r>
+    </w:p>
+    <w:p>
+      <w:pPr>
+        <w:pStyle w:val="FirstParagraph"/>
+      </w:pPr>
+      <w:r>
+        <w:t xml:space="preserve">For the structure prediction of our test set proteins, we relied on Boltz-2</w:t>
+      </w:r>
+      <w:r>
+        <w:rPr>
+          <w:vertAlign w:val="superscript"/>
+        </w:rPr>
+        <w:t xml:space="preserve">1</w:t>
+      </w:r>
+      <w:r>
+        <w:t xml:space="preserve"> </w:t>
+      </w:r>
+      <w:r>
+        <w:t xml:space="preserve">(default settings) with multiple sequence alignments (MSAs) generated by a local, adapted ColabFold installation</w:t>
+      </w:r>
+      <w:r>
+        <w:rPr>
+          <w:vertAlign w:val="superscript"/>
+        </w:rPr>
+        <w:t xml:space="preserve">8</w:t>
+      </w:r>
+      <w:r>
+        <w:t xml:space="preserve"> </w:t>
+      </w:r>
+      <w:r>
+        <w:t xml:space="preserve">(see</w:t>
+      </w:r>
+      <w:r>
+        <w:t xml:space="preserve"> </w:t>
+      </w:r>
+      <w:hyperlink r:id="rId38">
+        <w:r>
+          <w:rPr>
+            <w:rStyle w:val="Hyperlink"/>
+          </w:rPr>
+          <w:t xml:space="preserve">https://github.com/gbouras13/colabfoldv</w:t>
+        </w:r>
+      </w:hyperlink>
+      <w:r>
+        <w:t xml:space="preserve">). To increase the depth and diversity of the MSAs, we used the default ColabFold sequence databases, supplemented with extra</w:t>
+      </w:r>
+      <w:r>
+        <w:t xml:space="preserve"> </w:t>
+      </w:r>
+      <w:r>
+        <w:rPr>
+          <w:i/>
+          <w:iCs/>
+        </w:rPr>
+        <w:t xml:space="preserve">Orthornavirae</w:t>
+      </w:r>
+      <w:r>
+        <w:t xml:space="preserve"> </w:t>
+      </w:r>
+      <w:r>
+        <w:t xml:space="preserve">sequences</w:t>
+      </w:r>
+      <w:r>
+        <w:rPr>
+          <w:vertAlign w:val="superscript"/>
+        </w:rPr>
+        <w:t xml:space="preserve">9</w:t>
+      </w:r>
+      <w:r>
+        <w:t xml:space="preserve"> </w:t>
+      </w:r>
+      <w:r>
+        <w:t xml:space="preserve">and viral sequences used in the structure prediction for the Phold database</w:t>
+      </w:r>
+      <w:r>
+        <w:rPr>
+          <w:vertAlign w:val="superscript"/>
+        </w:rPr>
+        <w:t xml:space="preserve">10</w:t>
+      </w:r>
+      <w:r>
+        <w:t xml:space="preserve">. Structures were predicted on an NVIDIA H100 GPU with 80GB of VRAM.</w:t>
+      </w:r>
+    </w:p>
+    <w:bookmarkEnd w:id="39"/>
+    <w:bookmarkStart w:id="44" w:name="structure-homology-based-annotation"/>
+    <w:p>
+      <w:pPr>
+        <w:pStyle w:val="Heading2"/>
+      </w:pPr>
+      <w:r>
+        <w:t xml:space="preserve">Structure homology-based annotation</w:t>
+      </w:r>
+    </w:p>
+    <w:bookmarkStart w:id="40" w:name="prostt5"/>
+    <w:p>
+      <w:pPr>
+        <w:pStyle w:val="Heading3"/>
+      </w:pPr>
+      <w:r>
+        <w:t xml:space="preserve">ProstT5</w:t>
+      </w:r>
+    </w:p>
+    <w:bookmarkEnd w:id="40"/>
+    <w:bookmarkStart w:id="41" w:name="tea"/>
+    <w:p>
+      <w:pPr>
+        <w:pStyle w:val="Heading3"/>
+      </w:pPr>
+      <w:r>
+        <w:t xml:space="preserve">TEA</w:t>
+      </w:r>
+    </w:p>
+    <w:bookmarkEnd w:id="41"/>
+    <w:bookmarkStart w:id="42" w:name="foldseek"/>
+    <w:p>
+      <w:pPr>
+        <w:pStyle w:val="Heading3"/>
+      </w:pPr>
+      <w:r>
+        <w:t xml:space="preserve">Foldseek</w:t>
+      </w:r>
+    </w:p>
+    <w:bookmarkEnd w:id="42"/>
+    <w:bookmarkStart w:id="43" w:name="reseek"/>
+    <w:p>
+      <w:pPr>
+        <w:pStyle w:val="Heading3"/>
+      </w:pPr>
+      <w:r>
+        <w:t xml:space="preserve">Reseek</w:t>
+      </w:r>
+    </w:p>
+    <w:bookmarkEnd w:id="43"/>
+    <w:bookmarkEnd w:id="44"/>
+    <w:bookmarkStart w:id="66" w:name="computational-benchmarking"/>
+    <w:p>
+      <w:pPr>
+        <w:pStyle w:val="Heading2"/>
+      </w:pPr>
+      <w:r>
+        <w:t xml:space="preserve">Computational benchmarking</w:t>
+      </w:r>
+    </w:p>
+    <w:p>
+      <w:pPr>
+        <w:pStyle w:val="Compact"/>
+        <w:numPr>
+          <w:ilvl w:val="0"/>
+          <w:numId w:val="1001"/>
+        </w:numPr>
+      </w:pPr>
+      <w:r>
+        <w:t xml:space="preserve">hyperfine</w:t>
+      </w:r>
+    </w:p>
+    <w:bookmarkStart w:id="65" w:name="refs"/>
+    <w:bookmarkStart w:id="46" w:name="ref-passaroBoltz2AccurateEfficient2025"/>
+    <w:p>
+      <w:pPr>
+        <w:pStyle w:val="Bibliography"/>
+      </w:pPr>
+      <w:r>
+        <w:t xml:space="preserve">1.</w:t>
+      </w:r>
+      <w:r>
+        <w:t xml:space="preserve"> </w:t>
+      </w:r>
+      <w:r>
+        <w:t xml:space="preserve">	</w:t>
+      </w:r>
+      <w:r>
+        <w:t xml:space="preserve">Passaro, S.</w:t>
+      </w:r>
+      <w:r>
+        <w:t xml:space="preserve"> </w:t>
+      </w:r>
+      <w:r>
+        <w:rPr>
+          <w:i/>
+          <w:iCs/>
+        </w:rPr>
+        <w:t xml:space="preserve">et al.</w:t>
+      </w:r>
+      <w:r>
+        <w:t xml:space="preserve"> Boltz-2:</w:t>
+      </w:r>
+      <w:r>
+        <w:t xml:space="preserve"> </w:t>
+      </w:r>
+      <w:r>
+        <w:t xml:space="preserve">Towards Accurate</w:t>
+      </w:r>
+      <w:r>
+        <w:t xml:space="preserve"> </w:t>
+      </w:r>
+      <w:r>
+        <w:t xml:space="preserve">and</w:t>
+      </w:r>
+      <w:r>
+        <w:t xml:space="preserve"> </w:t>
+      </w:r>
+      <w:r>
+        <w:t xml:space="preserve">Efficient Binding Affinity Prediction</w:t>
+      </w:r>
+      <w:r>
+        <w:t xml:space="preserve">. 2025.06.14.659707 (2025) doi:</w:t>
+      </w:r>
+      <w:hyperlink r:id="rId45">
+        <w:r>
+          <w:rPr>
+            <w:rStyle w:val="Hyperlink"/>
+          </w:rPr>
+          <w:t xml:space="preserve">10.1101/2025.06.14.659707</w:t>
+        </w:r>
+      </w:hyperlink>
+      <w:r>
+        <w:t xml:space="preserve">.</w:t>
+      </w:r>
+    </w:p>
+    <w:bookmarkEnd w:id="46"/>
+    <w:bookmarkStart w:id="48" w:name="ref-kimBFVDLargeRepository2025"/>
+    <w:p>
+      <w:pPr>
+        <w:pStyle w:val="Bibliography"/>
+      </w:pPr>
+      <w:r>
+        <w:t xml:space="preserve">2.</w:t>
+      </w:r>
+      <w:r>
+        <w:t xml:space="preserve"> </w:t>
+      </w:r>
+      <w:r>
+        <w:t xml:space="preserve">	</w:t>
+      </w:r>
+      <w:r>
+        <w:t xml:space="preserve">Kim, R. S., Levy Karin, E., Mirdita, M., Chikhi, R. &amp; Steinegger, M.</w:t>
+      </w:r>
+      <w:r>
+        <w:t xml:space="preserve"> </w:t>
+      </w:r>
+      <w:hyperlink r:id="rId47">
+        <w:r>
+          <w:rPr>
+            <w:rStyle w:val="Hyperlink"/>
+          </w:rPr>
+          <w:t xml:space="preserve">BFVD</w:t>
+        </w:r>
+        <w:r>
+          <w:rPr>
+            <w:rStyle w:val="Hyperlink"/>
+          </w:rPr>
+          <w:t xml:space="preserve">—a large repository of predicted viral protein structures</w:t>
+        </w:r>
+      </w:hyperlink>
+      <w:r>
+        <w:t xml:space="preserve">.</w:t>
+      </w:r>
+      <w:r>
+        <w:t xml:space="preserve"> </w:t>
+      </w:r>
+      <w:r>
+        <w:rPr>
+          <w:i/>
+          <w:iCs/>
+        </w:rPr>
+        <w:t xml:space="preserve">Nucleic Acids Research</w:t>
+      </w:r>
+      <w:r>
+        <w:t xml:space="preserve"> </w:t>
+      </w:r>
+      <w:r>
+        <w:rPr>
+          <w:b/>
+          <w:bCs/>
+        </w:rPr>
+        <w:t xml:space="preserve">53</w:t>
+      </w:r>
+      <w:r>
+        <w:t xml:space="preserve">, D340–D347 (2025).</w:t>
+      </w:r>
+    </w:p>
+    <w:bookmarkEnd w:id="48"/>
+    <w:bookmarkStart w:id="50" w:name="ref-terzianPHROGFamiliesProkaryotic2021"/>
+    <w:p>
+      <w:pPr>
+        <w:pStyle w:val="Bibliography"/>
+      </w:pPr>
+      <w:r>
+        <w:t xml:space="preserve">3.</w:t>
+      </w:r>
+      <w:r>
+        <w:t xml:space="preserve"> </w:t>
+      </w:r>
+      <w:r>
+        <w:t xml:space="preserve">	</w:t>
+      </w:r>
+      <w:r>
+        <w:t xml:space="preserve">Terzian, P.</w:t>
+      </w:r>
+      <w:r>
+        <w:t xml:space="preserve"> </w:t>
+      </w:r>
+      <w:r>
+        <w:rPr>
+          <w:i/>
+          <w:iCs/>
+        </w:rPr>
+        <w:t xml:space="preserve">et al.</w:t>
+      </w:r>
+      <w:r>
+        <w:t xml:space="preserve"> </w:t>
+      </w:r>
+      <w:hyperlink r:id="rId49">
+        <w:r>
+          <w:rPr>
+            <w:rStyle w:val="Hyperlink"/>
+          </w:rPr>
+          <w:t xml:space="preserve">PHROG</w:t>
+        </w:r>
+        <w:r>
+          <w:rPr>
+            <w:rStyle w:val="Hyperlink"/>
+          </w:rPr>
+          <w:t xml:space="preserve">: Families of prokaryotic virus proteins clustered using remote homology</w:t>
+        </w:r>
+      </w:hyperlink>
+      <w:r>
+        <w:t xml:space="preserve">.</w:t>
+      </w:r>
+      <w:r>
+        <w:t xml:space="preserve"> </w:t>
+      </w:r>
+      <w:r>
+        <w:rPr>
+          <w:i/>
+          <w:iCs/>
+        </w:rPr>
+        <w:t xml:space="preserve">NAR Genomics and Bioinformatics</w:t>
+      </w:r>
+      <w:r>
+        <w:t xml:space="preserve"> </w:t>
+      </w:r>
+      <w:r>
+        <w:rPr>
+          <w:b/>
+          <w:bCs/>
+        </w:rPr>
+        <w:t xml:space="preserve">3</w:t>
+      </w:r>
+      <w:r>
+        <w:t xml:space="preserve">, lqab067 (2021).</w:t>
+      </w:r>
+    </w:p>
+    <w:bookmarkEnd w:id="50"/>
+    <w:bookmarkStart w:id="52" w:name="ref-boulayEmpathiEmbeddingbasedPhage2025"/>
+    <w:p>
+      <w:pPr>
+        <w:pStyle w:val="Bibliography"/>
+      </w:pPr>
+      <w:r>
+        <w:t xml:space="preserve">4.</w:t>
+      </w:r>
+      <w:r>
+        <w:t xml:space="preserve"> </w:t>
+      </w:r>
+      <w:r>
+        <w:t xml:space="preserve">	</w:t>
+      </w:r>
+      <w:r>
+        <w:t xml:space="preserve">Boulay, A., Leprince, A., Enault, F., Rousseau, E. &amp; Galiez, C.</w:t>
+      </w:r>
+      <w:r>
+        <w:t xml:space="preserve"> </w:t>
+      </w:r>
+      <w:hyperlink r:id="rId51">
+        <w:r>
+          <w:rPr>
+            <w:rStyle w:val="Hyperlink"/>
+          </w:rPr>
+          <w:t xml:space="preserve">Empathi: Embedding-based phage protein annotation tool by hierarchical assignment</w:t>
+        </w:r>
+      </w:hyperlink>
+      <w:r>
+        <w:t xml:space="preserve">.</w:t>
+      </w:r>
+      <w:r>
+        <w:t xml:space="preserve"> </w:t>
+      </w:r>
+      <w:r>
+        <w:rPr>
+          <w:i/>
+          <w:iCs/>
+        </w:rPr>
+        <w:t xml:space="preserve">Nature Communications</w:t>
+      </w:r>
+      <w:r>
+        <w:t xml:space="preserve"> </w:t>
+      </w:r>
+      <w:r>
+        <w:rPr>
+          <w:b/>
+          <w:bCs/>
+        </w:rPr>
+        <w:t xml:space="preserve">16</w:t>
+      </w:r>
+      <w:r>
+        <w:t xml:space="preserve">, 9114 (2025).</w:t>
+      </w:r>
+    </w:p>
+    <w:bookmarkEnd w:id="52"/>
+    <w:bookmarkStart w:id="54" w:name="ref-altschulBasicLocalAlignment1990"/>
+    <w:p>
+      <w:pPr>
+        <w:pStyle w:val="Bibliography"/>
+      </w:pPr>
+      <w:r>
+        <w:t xml:space="preserve">5.</w:t>
+      </w:r>
+      <w:r>
+        <w:t xml:space="preserve"> </w:t>
+      </w:r>
+      <w:r>
+        <w:t xml:space="preserve">	</w:t>
+      </w:r>
+      <w:r>
+        <w:t xml:space="preserve">Altschul, S. F., Gish, W., Miller, W., Myers, E. W. &amp; Lipman, D. J.</w:t>
+      </w:r>
+      <w:r>
+        <w:t xml:space="preserve"> </w:t>
+      </w:r>
+      <w:hyperlink r:id="rId53">
+        <w:r>
+          <w:rPr>
+            <w:rStyle w:val="Hyperlink"/>
+          </w:rPr>
+          <w:t xml:space="preserve">Basic local alignment search tool</w:t>
+        </w:r>
+      </w:hyperlink>
+      <w:r>
+        <w:t xml:space="preserve">.</w:t>
+      </w:r>
+      <w:r>
+        <w:t xml:space="preserve"> </w:t>
+      </w:r>
+      <w:r>
+        <w:rPr>
+          <w:b/>
+          <w:bCs/>
+        </w:rPr>
+        <w:t xml:space="preserve">215</w:t>
+      </w:r>
+      <w:r>
+        <w:t xml:space="preserve">, 403–410 (1990).</w:t>
+      </w:r>
+    </w:p>
+    <w:bookmarkEnd w:id="54"/>
+    <w:bookmarkStart w:id="56" w:name="Xa956458ae3e05b5069e24cca7d937b4d5bcb564"/>
+    <w:p>
+      <w:pPr>
+        <w:pStyle w:val="Bibliography"/>
+      </w:pPr>
+      <w:r>
+        <w:t xml:space="preserve">6.</w:t>
+      </w:r>
+      <w:r>
+        <w:t xml:space="preserve"> </w:t>
+      </w:r>
+      <w:r>
+        <w:t xml:space="preserve">	</w:t>
+      </w:r>
+      <w:r>
+        <w:t xml:space="preserve">Buchfink, B., Reuter, K. &amp; Drost, H.-G.</w:t>
+      </w:r>
+      <w:r>
+        <w:t xml:space="preserve"> </w:t>
+      </w:r>
+      <w:hyperlink r:id="rId55">
+        <w:r>
+          <w:rPr>
+            <w:rStyle w:val="Hyperlink"/>
+          </w:rPr>
+          <w:t xml:space="preserve">Sensitive protein alignments at tree-of-life scale using</w:t>
+        </w:r>
+        <w:r>
+          <w:rPr>
+            <w:rStyle w:val="Hyperlink"/>
+          </w:rPr>
+          <w:t xml:space="preserve"> </w:t>
+        </w:r>
+        <w:r>
+          <w:rPr>
+            <w:rStyle w:val="Hyperlink"/>
+          </w:rPr>
+          <w:t xml:space="preserve">DIAMOND</w:t>
+        </w:r>
+      </w:hyperlink>
+      <w:r>
+        <w:t xml:space="preserve">.</w:t>
+      </w:r>
+      <w:r>
+        <w:t xml:space="preserve"> </w:t>
+      </w:r>
+      <w:r>
+        <w:rPr>
+          <w:i/>
+          <w:iCs/>
+        </w:rPr>
+        <w:t xml:space="preserve">Nature Methods</w:t>
+      </w:r>
+      <w:r>
+        <w:t xml:space="preserve"> </w:t>
+      </w:r>
+      <w:r>
+        <w:rPr>
+          <w:b/>
+          <w:bCs/>
+        </w:rPr>
+        <w:t xml:space="preserve">18</w:t>
+      </w:r>
+      <w:r>
+        <w:t xml:space="preserve">, 366–368 (2021).</w:t>
+      </w:r>
+    </w:p>
+    <w:bookmarkEnd w:id="56"/>
+    <w:bookmarkStart w:id="58" w:name="Xb1871b972aac70d2d99b56311e901dbd11f244c"/>
+    <w:p>
+      <w:pPr>
+        <w:pStyle w:val="Bibliography"/>
+      </w:pPr>
+      <w:r>
+        <w:t xml:space="preserve">7.</w:t>
+      </w:r>
+      <w:r>
+        <w:t xml:space="preserve"> </w:t>
+      </w:r>
+      <w:r>
+        <w:t xml:space="preserve">	</w:t>
+      </w:r>
+      <w:r>
+        <w:t xml:space="preserve">Steinegger, M. &amp; Söding, J.</w:t>
+      </w:r>
+      <w:r>
+        <w:t xml:space="preserve"> </w:t>
+      </w:r>
+      <w:hyperlink r:id="rId57">
+        <w:r>
+          <w:rPr>
+            <w:rStyle w:val="Hyperlink"/>
+          </w:rPr>
+          <w:t xml:space="preserve">MMseqs2</w:t>
+        </w:r>
+        <w:r>
+          <w:rPr>
+            <w:rStyle w:val="Hyperlink"/>
+          </w:rPr>
+          <w:t xml:space="preserve"> </w:t>
+        </w:r>
+        <w:r>
+          <w:rPr>
+            <w:rStyle w:val="Hyperlink"/>
+          </w:rPr>
+          <w:t xml:space="preserve">enables sensitive protein sequence searching for the analysis of massive data sets</w:t>
+        </w:r>
+      </w:hyperlink>
+      <w:r>
+        <w:t xml:space="preserve">.</w:t>
+      </w:r>
+      <w:r>
+        <w:t xml:space="preserve"> </w:t>
+      </w:r>
+      <w:r>
+        <w:rPr>
+          <w:i/>
+          <w:iCs/>
+        </w:rPr>
+        <w:t xml:space="preserve">Nature Biotechnology</w:t>
+      </w:r>
+      <w:r>
+        <w:t xml:space="preserve"> </w:t>
+      </w:r>
+      <w:r>
+        <w:rPr>
+          <w:b/>
+          <w:bCs/>
+        </w:rPr>
+        <w:t xml:space="preserve">35</w:t>
+      </w:r>
+      <w:r>
+        <w:t xml:space="preserve">, 1026–1028 (2017).</w:t>
+      </w:r>
+    </w:p>
+    <w:bookmarkEnd w:id="58"/>
+    <w:bookmarkStart w:id="60" w:name="ref-mirditaColabFoldMakingProtein2022"/>
+    <w:p>
+      <w:pPr>
+        <w:pStyle w:val="Bibliography"/>
+      </w:pPr>
+      <w:r>
+        <w:t xml:space="preserve">8.</w:t>
+      </w:r>
+      <w:r>
+        <w:t xml:space="preserve"> </w:t>
+      </w:r>
+      <w:r>
+        <w:t xml:space="preserve">	</w:t>
+      </w:r>
+      <w:r>
+        <w:t xml:space="preserve">Mirdita, M.</w:t>
+      </w:r>
+      <w:r>
+        <w:t xml:space="preserve"> </w:t>
+      </w:r>
+      <w:r>
+        <w:rPr>
+          <w:i/>
+          <w:iCs/>
+        </w:rPr>
+        <w:t xml:space="preserve">et al.</w:t>
+      </w:r>
+      <w:r>
+        <w:t xml:space="preserve"> </w:t>
+      </w:r>
+      <w:hyperlink r:id="rId59">
+        <w:r>
+          <w:rPr>
+            <w:rStyle w:val="Hyperlink"/>
+          </w:rPr>
+          <w:t xml:space="preserve">ColabFold</w:t>
+        </w:r>
+        <w:r>
+          <w:rPr>
+            <w:rStyle w:val="Hyperlink"/>
+          </w:rPr>
+          <w:t xml:space="preserve">: Making protein folding accessible to all</w:t>
+        </w:r>
+      </w:hyperlink>
+      <w:r>
+        <w:t xml:space="preserve">.</w:t>
+      </w:r>
+      <w:r>
+        <w:t xml:space="preserve"> </w:t>
+      </w:r>
+      <w:r>
+        <w:rPr>
+          <w:i/>
+          <w:iCs/>
+        </w:rPr>
+        <w:t xml:space="preserve">Nature Methods</w:t>
+      </w:r>
+      <w:r>
+        <w:t xml:space="preserve"> </w:t>
+      </w:r>
+      <w:r>
+        <w:rPr>
+          <w:b/>
+          <w:bCs/>
+        </w:rPr>
+        <w:t xml:space="preserve">19</w:t>
+      </w:r>
+      <w:r>
+        <w:t xml:space="preserve">, 679–682 (2022).</w:t>
+      </w:r>
+    </w:p>
+    <w:bookmarkEnd w:id="60"/>
+    <w:bookmarkStart w:id="62" w:name="X970de467fd5d06c167b475b1295fef72fd3ada6"/>
+    <w:p>
+      <w:pPr>
+        <w:pStyle w:val="Bibliography"/>
+      </w:pPr>
+      <w:r>
+        <w:t xml:space="preserve">9.</w:t>
+      </w:r>
+      <w:r>
+        <w:t xml:space="preserve"> </w:t>
+      </w:r>
+      <w:r>
+        <w:t xml:space="preserve">	</w:t>
+      </w:r>
+      <w:r>
+        <w:t xml:space="preserve">Mutz, P.</w:t>
+      </w:r>
+      <w:r>
+        <w:t xml:space="preserve"> </w:t>
+      </w:r>
+      <w:r>
+        <w:rPr>
+          <w:i/>
+          <w:iCs/>
+        </w:rPr>
+        <w:t xml:space="preserve">et al.</w:t>
+      </w:r>
+      <w:r>
+        <w:t xml:space="preserve"> </w:t>
+      </w:r>
+      <w:hyperlink r:id="rId61">
+        <w:r>
+          <w:rPr>
+            <w:rStyle w:val="Hyperlink"/>
+          </w:rPr>
+          <w:t xml:space="preserve">The protein structurome of</w:t>
+        </w:r>
+        <w:r>
+          <w:rPr>
+            <w:rStyle w:val="Hyperlink"/>
+          </w:rPr>
+          <w:t xml:space="preserve"> </w:t>
+        </w:r>
+        <w:r>
+          <w:rPr>
+            <w:rStyle w:val="Hyperlink"/>
+          </w:rPr>
+          <w:t xml:space="preserve">Orthornavirae</w:t>
+        </w:r>
+        <w:r>
+          <w:rPr>
+            <w:rStyle w:val="Hyperlink"/>
+          </w:rPr>
+          <w:t xml:space="preserve"> </w:t>
+        </w:r>
+        <w:r>
+          <w:rPr>
+            <w:rStyle w:val="Hyperlink"/>
+          </w:rPr>
+          <w:t xml:space="preserve">and its dark matter</w:t>
+        </w:r>
+      </w:hyperlink>
+      <w:r>
+        <w:t xml:space="preserve">.</w:t>
+      </w:r>
+      <w:r>
+        <w:t xml:space="preserve"> </w:t>
+      </w:r>
+      <w:r>
+        <w:rPr>
+          <w:i/>
+          <w:iCs/>
+        </w:rPr>
+        <w:t xml:space="preserve">mBio</w:t>
+      </w:r>
+      <w:r>
+        <w:t xml:space="preserve"> </w:t>
+      </w:r>
+      <w:r>
+        <w:rPr>
+          <w:b/>
+          <w:bCs/>
+        </w:rPr>
+        <w:t xml:space="preserve">16</w:t>
+      </w:r>
+      <w:r>
+        <w:t xml:space="preserve">, e03200–24 (2024).</w:t>
+      </w:r>
+    </w:p>
+    <w:bookmarkEnd w:id="62"/>
+    <w:bookmarkStart w:id="64" w:name="X2c0b48febe45ccc797d9a56102a6e8246b839ee"/>
+    <w:p>
+      <w:pPr>
+        <w:pStyle w:val="Bibliography"/>
+      </w:pPr>
+      <w:r>
+        <w:t xml:space="preserve">10.</w:t>
+      </w:r>
+      <w:r>
+        <w:t xml:space="preserve"> </w:t>
+      </w:r>
+      <w:r>
+        <w:t xml:space="preserve">	</w:t>
+      </w:r>
+      <w:r>
+        <w:t xml:space="preserve">Bouras, G.</w:t>
+      </w:r>
+      <w:r>
+        <w:t xml:space="preserve"> </w:t>
+      </w:r>
+      <w:r>
+        <w:rPr>
+          <w:i/>
+          <w:iCs/>
+        </w:rPr>
+        <w:t xml:space="preserve">et al.</w:t>
+      </w:r>
+      <w:r>
+        <w:t xml:space="preserve"> </w:t>
+      </w:r>
+      <w:hyperlink r:id="rId63">
+        <w:r>
+          <w:rPr>
+            <w:rStyle w:val="Hyperlink"/>
+          </w:rPr>
+          <w:t xml:space="preserve">Protein structure-informed bacteriophage genome annotation with</w:t>
+        </w:r>
+        <w:r>
+          <w:rPr>
+            <w:rStyle w:val="Hyperlink"/>
+          </w:rPr>
+          <w:t xml:space="preserve"> </w:t>
+        </w:r>
+        <w:r>
+          <w:rPr>
+            <w:rStyle w:val="Hyperlink"/>
+          </w:rPr>
+          <w:t xml:space="preserve">Phold</w:t>
+        </w:r>
+      </w:hyperlink>
+      <w:r>
+        <w:t xml:space="preserve">.</w:t>
+      </w:r>
+      <w:r>
+        <w:t xml:space="preserve"> </w:t>
+      </w:r>
+      <w:r>
+        <w:rPr>
+          <w:i/>
+          <w:iCs/>
+        </w:rPr>
+        <w:t xml:space="preserve">Nucleic Acids Research</w:t>
+      </w:r>
+      <w:r>
+        <w:t xml:space="preserve"> </w:t>
+      </w:r>
+      <w:r>
+        <w:rPr>
+          <w:b/>
+          <w:bCs/>
+        </w:rPr>
+        <w:t xml:space="preserve">54</w:t>
+      </w:r>
+      <w:r>
+        <w:t xml:space="preserve">, (2026).</w:t>
+      </w:r>
+    </w:p>
+    <w:bookmarkEnd w:id="64"/>
+    <w:bookmarkEnd w:id="65"/>
+    <w:bookmarkEnd w:id="66"/>
+    <w:bookmarkEnd w:id="67"/>
     <w:sectPr>
       <w:footnotePr>
         <w:numRestart w:val="eachSect"/>
@@ -369,11 +1726,117 @@
       </w:pPr>
     </w:lvl>
   </w:abstractNum>
+  <w:abstractNum w:abstractNumId="991">
+    <w:nsid w:val="0000A991"/>
+    <w:multiLevelType w:val="multilevel"/>
+    <w:lvl w:ilvl="0">
+      <w:numFmt w:val="bullet"/>
+      <w:lvlText w:val=""/>
+      <w:lvlJc w:val="left"/>
+      <w:pPr>
+        <w:ind w:left="720" w:hanging="360"/>
+      </w:pPr>
+      <w:rPr>
+        <w:rFonts w:ascii="Symbol" w:hAnsi="Symbol" w:cs="Symbol" w:hint="default"/>
+      </w:rPr>
+    </w:lvl>
+    <w:lvl w:ilvl="1">
+      <w:numFmt w:val="bullet"/>
+      <w:lvlText w:val="o"/>
+      <w:lvlJc w:val="left"/>
+      <w:pPr>
+        <w:ind w:left="1440" w:hanging="360"/>
+      </w:pPr>
+      <w:rPr>
+        <w:rFonts w:ascii="Courier New" w:hAnsi="Courier New" w:cs="Courier New" w:hint="default"/>
+      </w:rPr>
+    </w:lvl>
+    <w:lvl w:ilvl="2">
+      <w:numFmt w:val="bullet"/>
+      <w:lvlText w:val=""/>
+      <w:lvlJc w:val="left"/>
+      <w:pPr>
+        <w:ind w:left="2160" w:hanging="360"/>
+      </w:pPr>
+      <w:rPr>
+        <w:rFonts w:ascii="Wingdings" w:hAnsi="Wingdings" w:cs="Wingdings" w:hint="default"/>
+      </w:rPr>
+    </w:lvl>
+    <w:lvl w:ilvl="3">
+      <w:numFmt w:val="bullet"/>
+      <w:lvlText w:val=""/>
+      <w:lvlJc w:val="left"/>
+      <w:pPr>
+        <w:ind w:left="2880" w:hanging="360"/>
+      </w:pPr>
+      <w:rPr>
+        <w:rFonts w:ascii="Symbol" w:hAnsi="Symbol" w:cs="Symbol" w:hint="default"/>
+      </w:rPr>
+    </w:lvl>
+    <w:lvl w:ilvl="4">
+      <w:numFmt w:val="bullet"/>
+      <w:lvlText w:val="o"/>
+      <w:lvlJc w:val="left"/>
+      <w:pPr>
+        <w:ind w:left="3600" w:hanging="360"/>
+      </w:pPr>
+      <w:rPr>
+        <w:rFonts w:ascii="Courier New" w:hAnsi="Courier New" w:cs="Courier New" w:hint="default"/>
+      </w:rPr>
+    </w:lvl>
+    <w:lvl w:ilvl="5">
+      <w:numFmt w:val="bullet"/>
+      <w:lvlText w:val=""/>
+      <w:lvlJc w:val="left"/>
+      <w:pPr>
+        <w:ind w:left="4320" w:hanging="360"/>
+      </w:pPr>
+      <w:rPr>
+        <w:rFonts w:ascii="Wingdings" w:hAnsi="Wingdings" w:cs="Wingdings" w:hint="default"/>
+      </w:rPr>
+    </w:lvl>
+    <w:lvl w:ilvl="6">
+      <w:numFmt w:val="bullet"/>
+      <w:lvlText w:val=""/>
+      <w:lvlJc w:val="left"/>
+      <w:pPr>
+        <w:ind w:left="5040" w:hanging="360"/>
+      </w:pPr>
+      <w:rPr>
+        <w:rFonts w:ascii="Symbol" w:hAnsi="Symbol" w:cs="Symbol" w:hint="default"/>
+      </w:rPr>
+    </w:lvl>
+    <w:lvl w:ilvl="7">
+      <w:numFmt w:val="bullet"/>
+      <w:lvlText w:val="o"/>
+      <w:lvlJc w:val="left"/>
+      <w:pPr>
+        <w:ind w:left="5760" w:hanging="360"/>
+      </w:pPr>
+      <w:rPr>
+        <w:rFonts w:ascii="Courier New" w:hAnsi="Courier New" w:cs="Courier New" w:hint="default"/>
+      </w:rPr>
+    </w:lvl>
+    <w:lvl w:ilvl="8">
+      <w:numFmt w:val="bullet"/>
+      <w:lvlText w:val=""/>
+      <w:lvlJc w:val="left"/>
+      <w:pPr>
+        <w:ind w:left="6480" w:hanging="360"/>
+      </w:pPr>
+      <w:rPr>
+        <w:rFonts w:ascii="Wingdings" w:hAnsi="Wingdings" w:cs="Wingdings" w:hint="default"/>
+      </w:rPr>
+    </w:lvl>
+  </w:abstractNum>
   <w:num w16cid:durableId="1189947306" w:numId="1">
     <w:abstractNumId w:val="0"/>
   </w:num>
   <w:num w:numId="1000">
     <w:abstractNumId w:val="990"/>
+  </w:num>
+  <w:num w:numId="1001">
+    <w:abstractNumId w:val="991"/>
   </w:num>
 </w:numbering>
 </file>

--- a/manuscript/_manuscript/manuscript.docx
+++ b/manuscript/_manuscript/manuscript.docx
@@ -93,7 +93,7 @@
       <w:r>
         <w:t xml:space="preserve"> </w:t>
       </w:r>
-      <w:hyperlink r:id="rId20">
+      <w:hyperlink r:id="rId9">
         <w:r>
           <w:rPr>
             <w:rStyle w:val="Hyperlink"/>
@@ -102,7 +102,7 @@
         </w:r>
       </w:hyperlink>
     </w:p>
-    <w:bookmarkStart w:id="21" w:name="outline-to-delete"/>
+    <w:bookmarkStart w:id="10" w:name="outline-to-delete"/>
     <w:p>
       <w:pPr>
         <w:pStyle w:val="Heading1"/>
@@ -175,24 +175,12 @@
       <w:pPr>
         <w:pStyle w:val="Compact"/>
         <w:numPr>
-          <w:ilvl w:val="0"/>
-          <w:numId w:val="1001"/>
-        </w:numPr>
-      </w:pPr>
-      <w:r>
-        <w:t xml:space="preserve">how many are informative annotations</w:t>
-      </w:r>
-    </w:p>
-    <w:p>
-      <w:pPr>
-        <w:pStyle w:val="Compact"/>
-        <w:numPr>
           <w:ilvl w:val="1"/>
           <w:numId w:val="1003"/>
         </w:numPr>
       </w:pPr>
       <w:r>
-        <w:t xml:space="preserve">TODO: which conversions from hypothetical protein to informative (phages?)</w:t>
+        <w:t xml:space="preserve">TODO: check if bad annotations are from low quality structures</w:t>
       </w:r>
     </w:p>
     <w:p>
@@ -204,11 +192,137 @@
         </w:numPr>
       </w:pPr>
       <w:r>
-        <w:t xml:space="preserve">TODO: computational benchmark</w:t>
-      </w:r>
-    </w:p>
-    <w:bookmarkEnd w:id="21"/>
-    <w:bookmarkStart w:id="22" w:name="abstract"/>
+        <w:t xml:space="preserve">how many are informative annotations</w:t>
+      </w:r>
+    </w:p>
+    <w:p>
+      <w:pPr>
+        <w:pStyle w:val="Compact"/>
+        <w:numPr>
+          <w:ilvl w:val="1"/>
+          <w:numId w:val="1004"/>
+        </w:numPr>
+      </w:pPr>
+      <w:r>
+        <w:t xml:space="preserve">TODO: which conversions from hypothetical protein to informative (phages?)</w:t>
+      </w:r>
+    </w:p>
+    <w:p>
+      <w:pPr>
+        <w:pStyle w:val="Compact"/>
+        <w:numPr>
+          <w:ilvl w:val="0"/>
+          <w:numId w:val="1001"/>
+        </w:numPr>
+      </w:pPr>
+      <w:r>
+        <w:t xml:space="preserve">☒ TODO: computational benchmark + add database sizes</w:t>
+      </w:r>
+    </w:p>
+    <w:p>
+      <w:pPr>
+        <w:pStyle w:val="Compact"/>
+        <w:numPr>
+          <w:ilvl w:val="0"/>
+          <w:numId w:val="1001"/>
+        </w:numPr>
+      </w:pPr>
+      <w:r>
+        <w:t xml:space="preserve">☐ TODO: check correlation between structure quality/TEA entropy and correct annotation/agreement between methods</w:t>
+      </w:r>
+    </w:p>
+    <w:p>
+      <w:pPr>
+        <w:pStyle w:val="Compact"/>
+        <w:numPr>
+          <w:ilvl w:val="0"/>
+          <w:numId w:val="1001"/>
+        </w:numPr>
+      </w:pPr>
+      <w:r>
+        <w:t xml:space="preserve">☐ TODO: add recall, precision and F1 plots</w:t>
+      </w:r>
+    </w:p>
+    <w:p>
+      <w:pPr>
+        <w:pStyle w:val="Compact"/>
+        <w:numPr>
+          <w:ilvl w:val="0"/>
+          <w:numId w:val="1001"/>
+        </w:numPr>
+      </w:pPr>
+      <w:r>
+        <w:t xml:space="preserve">☐ TODO: make annotations better (local LLM, GenePT?)</w:t>
+      </w:r>
+    </w:p>
+    <w:p>
+      <w:pPr>
+        <w:pStyle w:val="Compact"/>
+        <w:numPr>
+          <w:ilvl w:val="0"/>
+          <w:numId w:val="1001"/>
+        </w:numPr>
+      </w:pPr>
+      <w:r>
+        <w:t xml:space="preserve">☐ TODO: do structure search of non-informative vs informative BFVD entries?</w:t>
+      </w:r>
+    </w:p>
+    <w:p>
+      <w:pPr>
+        <w:pStyle w:val="Compact"/>
+        <w:numPr>
+          <w:ilvl w:val="0"/>
+          <w:numId w:val="1001"/>
+        </w:numPr>
+      </w:pPr>
+      <w:r>
+        <w:t xml:space="preserve">☐ TODO: look at p-value for Reseek and see if this improves annotations</w:t>
+      </w:r>
+    </w:p>
+    <w:p>
+      <w:pPr>
+        <w:pStyle w:val="Compact"/>
+        <w:numPr>
+          <w:ilvl w:val="0"/>
+          <w:numId w:val="1001"/>
+        </w:numPr>
+      </w:pPr>
+      <w:r>
+        <w:rPr>
+          <w:strike/>
+        </w:rPr>
+        <w:t xml:space="preserve">Try out LucaVirus?</w:t>
+      </w:r>
+    </w:p>
+    <w:p>
+      <w:pPr>
+        <w:pStyle w:val="Compact"/>
+        <w:numPr>
+          <w:ilvl w:val="0"/>
+          <w:numId w:val="1001"/>
+        </w:numPr>
+      </w:pPr>
+      <w:r>
+        <w:rPr>
+          <w:strike/>
+        </w:rPr>
+        <w:t xml:space="preserve">Also test on Nomburg dataset, should have ground truth labels (see LucaVirus paper: seems to be protein names)</w:t>
+      </w:r>
+    </w:p>
+    <w:p>
+      <w:pPr>
+        <w:pStyle w:val="Compact"/>
+        <w:numPr>
+          <w:ilvl w:val="0"/>
+          <w:numId w:val="1001"/>
+        </w:numPr>
+      </w:pPr>
+      <w:r>
+        <w:t xml:space="preserve">possible explanation for bad structure results: small representation of viruses in training sets due to biosafety concerns?</w:t>
+      </w:r>
+    </w:p>
+    <w:bookmarkEnd w:id="10"/>
+    <w:bookmarkStart w:id="11" w:name="abstract"/>
     <w:p>
       <w:pPr>
         <w:pStyle w:val="Heading1"/>
@@ -217,8 +331,16 @@
         <w:t xml:space="preserve">Abstract</w:t>
       </w:r>
     </w:p>
-    <w:bookmarkEnd w:id="22"/>
-    <w:bookmarkStart w:id="23" w:name="introduction"/>
+    <w:p>
+      <w:pPr>
+        <w:pStyle w:val="FirstParagraph"/>
+      </w:pPr>
+      <w:r>
+        <w:t xml:space="preserve">The advent of protein language models (pLMs) and structural prediction promises new avenues for protein annotation through structure homology. Earlier work (eg. Phold) has shown protein strucural homology annotation works well for prokaryotic viruses. To leverage these new techniques for protein annotation of eukaryotic viruses, we benchmarked four recent embedding- and structure-based methods in comparison with the gold standard of sequence-based annotation. We selected 10% of the entries in ICTV’s VMR v40.2 that did not have bacteria or archaea as designated host (n=1,054), and subsequently retrieved all associated proteins from NCBI (n=11,360). Boltz-2 structure prediction of these proteins produced generally high-quality models (median pLDDT 71.3). Using the structures and protein sequences of the entries in the Big Fantastic Virus Database (BFVD), we queried the VMR proteins with Blastp, Diamond, and MMseqs2 (sequence), TEA and ProstT5-3Di (embedding) and Foldseek and Reseek (structure). Sequence homology-based methods showed a high overlap in hits, whereas the other methods had low intra- and inter-method agreement in hits between themselves and the sequence-based methods. Additionally, all methods improved the number of informative categories (ie. not “hypothetical protein”) for the VMR proteins, with embedding and structure methods producing the largest increases. However, when evaluated against proteins with informative GenBank annotations as ground truth (n=2,938), embedding- and structure-based methods agreed less often with the ground truth than sequence-based methods (~67% and ~76% vs ~83%, respectively). Overall, sequence homology remains the most accurate approach for protein annotation of eukaryotic viruses at present.</w:t>
+      </w:r>
+    </w:p>
+    <w:bookmarkEnd w:id="11"/>
+    <w:bookmarkStart w:id="12" w:name="introduction"/>
     <w:p>
       <w:pPr>
         <w:pStyle w:val="Heading1"/>
@@ -227,16 +349,8 @@
         <w:t xml:space="preserve">Introduction</w:t>
       </w:r>
     </w:p>
-    <w:p>
-      <w:pPr>
-        <w:pStyle w:val="FirstParagraph"/>
-      </w:pPr>
-      <w:r>
-        <w:t xml:space="preserve">The advent of protein language models (pLMs) and structural prediction promises new avenues for protein annotation through structure homology. Here, we benchmarked four recent tools to leverage these new techniques for protein annotation of eukaryotic viruses.</w:t>
-      </w:r>
-    </w:p>
-    <w:bookmarkEnd w:id="23"/>
-    <w:bookmarkStart w:id="40" w:name="results-discussion"/>
+    <w:bookmarkEnd w:id="12"/>
+    <w:bookmarkStart w:id="33" w:name="results-discussion"/>
     <w:p>
       <w:pPr>
         <w:pStyle w:val="Heading1"/>
@@ -245,7 +359,7 @@
         <w:t xml:space="preserve">Results &amp; Discussion</w:t>
       </w:r>
     </w:p>
-    <w:bookmarkStart w:id="28" w:name="dataset-overview"/>
+    <w:bookmarkStart w:id="17" w:name="dataset-overview"/>
     <w:p>
       <w:pPr>
         <w:pStyle w:val="Heading2"/>
@@ -327,7 +441,7 @@
         <w:pStyle w:val="BodyText"/>
       </w:pPr>
       <w:r>
-        <w:t xml:space="preserve">Structure prediction of all 11,467 proteins from our test set with Boltz-2 resulted in high-quality predicted structures, with a median pLDDT score of 71.3 and 52.2% of all predicted structures having a pLDDT score above 70 (see</w:t>
+        <w:t xml:space="preserve">Structure prediction of all 11,467 proteins from our test set with Boltz-2 resulted in high-quality predicted structures, with a median pLDDT score of 71.3 and 52.4% of all predicted structures having a pLDDT score above 70 (see</w:t>
       </w:r>
       <w:r>
         <w:t xml:space="preserve"> </w:t>
@@ -357,7 +471,7 @@
       <w:tr>
         <w:tc>
           <w:tcPr/>
-          <w:bookmarkStart w:id="27" w:name="fig-overview"/>
+          <w:bookmarkStart w:id="16" w:name="fig-overview"/>
           <w:p>
             <w:pPr>
               <w:pStyle w:val="Compact"/>
@@ -368,18 +482,18 @@
                 <wp:inline>
                   <wp:extent cx="3810000" cy="2540000"/>
                   <wp:effectExtent b="0" l="0" r="0" t="0"/>
-                  <wp:docPr descr="" title="" id="25" name="Picture"/>
+                  <wp:docPr descr="" title="" id="14" name="Picture"/>
                   <a:graphic>
                     <a:graphicData uri="http://schemas.openxmlformats.org/drawingml/2006/picture">
                       <pic:pic>
                         <pic:nvPicPr>
-                          <pic:cNvPr descr="../figures/dataset_overview.pdf" id="26" name="Picture"/>
+                          <pic:cNvPr descr="../figures/data_info/dataset_overview.pdf" id="15" name="Picture"/>
                           <pic:cNvPicPr>
                             <a:picLocks noChangeArrowheads="1" noChangeAspect="1"/>
                           </pic:cNvPicPr>
                         </pic:nvPicPr>
                         <pic:blipFill>
-                          <a:blip r:embed="rId24"/>
+                          <a:blip r:embed="rId13"/>
                           <a:stretch>
                             <a:fillRect/>
                           </a:stretch>
@@ -411,20 +525,20 @@
               <w:jc w:val="center"/>
             </w:pPr>
             <w:pPr>
-              <w:jc w:val="start"/>
+              <w:jc w:val="left"/>
               <w:spacing w:before="200"/>
               <w:pStyle w:val="ImageCaption"/>
             </w:pPr>
             <w:r>
-              <w:t xml:space="preserve">Figure 1: A) Waffle plot showing the distribution of the number of proteins from the different viral Kingdoms. Each tile roughly corresponds to 110 proteins. B) A cumulative distribution function plot showing the percentage of predicted structures from the test set with a pLDDT score above the pLDDT score on the x-axis. The inset shows a violin- and boxplot with all pLDDT scores from the predicted structures (n=11,467).</w:t>
+              <w:t xml:space="preserve">Figure 1: A) The distribution of the number of proteins from the different viral Kingdoms. Each tile roughly corresponds to 110 proteins. B) A cumulative distribution function plot showing the percentage of predicted structures from the test set with a pLDDT score above the pLDDT score on the x-axis. The inset shows a violin- and boxplot with all pLDDT scores from the predicted structures (n=11,467).</w:t>
             </w:r>
           </w:p>
-          <w:bookmarkEnd w:id="27"/>
+          <w:bookmarkEnd w:id="16"/>
         </w:tc>
       </w:tr>
     </w:tbl>
-    <w:bookmarkEnd w:id="28"/>
-    <w:bookmarkStart w:id="33" w:name="performance-of-the-different-methods"/>
+    <w:bookmarkEnd w:id="17"/>
+    <w:bookmarkStart w:id="22" w:name="performance-of-the-different-methods"/>
     <w:p>
       <w:pPr>
         <w:pStyle w:val="Heading2"/>
@@ -452,13 +566,53 @@
         </w:r>
       </w:hyperlink>
       <w:r>
-        <w:t xml:space="preserve">A). In addition, we also filtered the results of each method on an e-value lower than 1e-3 to see how this affected the number of hits for each test protein. The methods relying on structure homology clearly had a lower number of test proteins with hits against the BFVD compared to the sequence homology-based methods. In contrast, TEA had the most number of test proteins with a hit, almost reaching the total number of test proteins (n=11,318). The three sequence based methods had a comparable number of test proteins with a hit (blastp=11,165; mmseqs=11,135 and diamond=11,119). After filtering on e-value lower than 1e-3, the number of proteins with hits decreased only for the structural methods on average by 25%. This suggests that sequence based methods are still more sensitive in detecting homology for eukaryotic viruses than structure based methods, despite the promising results for bacteriophages</w:t>
+        <w:t xml:space="preserve">A). In addition, we also filtered the results of each method on an E-value lower than 1e-03 to see how this affected the number of hits for each test protein, which decreased the number of test proteins with a hit on average with 25% for the structure methods. The methods relying on structure homology clearly had a lower number of test proteins with hits against the BFVD compared to the sequence homology-based methods. In contrast, TEA, as only non-protein sequence based method, had a comparable number of test proteins with a hit to the sequence based methods, almost reaching the total number of test proteins (n=11,354). However, analyzing the total number of hits at different E-value thresholds shows that TEA will result in a very high number of hits across all E-value thresholds, signifying a high number of false positives (see</w:t>
+      </w:r>
+      <w:r>
+        <w:t xml:space="preserve"> </w:t>
+      </w:r>
+      <w:hyperlink w:anchor="fig-overlap">
+        <w:r>
+          <w:rPr>
+            <w:rStyle w:val="Hyperlink"/>
+          </w:rPr>
+          <w:t xml:space="preserve">Figure 2</w:t>
+        </w:r>
+      </w:hyperlink>
+      <w:r>
+        <w:t xml:space="preserve">B). A similar pattern is observed for the other structure based methods which at high E-values tend to find too many hits. Reseek was less affected by this, due to a combination of already calculating E-values more accurately</w:t>
       </w:r>
       <w:r>
         <w:rPr>
           <w:vertAlign w:val="superscript"/>
         </w:rPr>
-        <w:t xml:space="preserve">1</w:t>
+        <w:t xml:space="preserve">1,2</w:t>
+      </w:r>
+      <w:r>
+        <w:t xml:space="preserve"> </w:t>
+      </w:r>
+      <w:r>
+        <w:t xml:space="preserve">and our use of a modified Reseek version (see</w:t>
+      </w:r>
+      <w:r>
+        <w:t xml:space="preserve"> </w:t>
+      </w:r>
+      <w:hyperlink w:anchor="reseek">
+        <w:r>
+          <w:rPr>
+            <w:rStyle w:val="Hyperlink"/>
+          </w:rPr>
+          <w:t xml:space="preserve">below</w:t>
+        </w:r>
+      </w:hyperlink>
+      <w:r>
+        <w:t xml:space="preserve">). On the other hand, the three sequence based methods had a similar number of test proteins with a hit (BLASTp=11,359; MMseqs2=11,255 and Diamond=11,224), but don’t show this inflation of total hits at higher E-values (BLASTp has a slight increase towards larger E-values). This suggests that sequence based methods are still more sensitive in detecting homology for eukaryotic viruses than structure based methods, despite the promising results for bacteriophages</w:t>
+      </w:r>
+      <w:r>
+        <w:rPr>
+          <w:vertAlign w:val="superscript"/>
+        </w:rPr>
+        <w:t xml:space="preserve">3</w:t>
       </w:r>
       <w:r>
         <w:t xml:space="preserve">. As the quality of our structure predictions was rather high (see</w:t>
@@ -497,7 +651,21 @@
         </w:r>
       </w:hyperlink>
       <w:r>
-        <w:t xml:space="preserve">B-D), we observed as expected that the sequence homology-based methods had a high overlap in shared hits. This was true when comparing the best 25 hits for each test protein, the best 25 hits afterwards filtered on e-value and only the top hits. In contrast, the embedding and structure homology based methods had low overlap (~60%) in resulting hits with both the sequence based methods as each other. The percentage of overlapping hits did increase when only looking at the top hits but stayed well below the percentage of overlap between the sequence based methods. It is worth noting that Reseek seemed to perform worse in this metric when looking at the filtered results (see</w:t>
+        <w:t xml:space="preserve">C-D and</w:t>
+      </w:r>
+      <w:r>
+        <w:t xml:space="preserve"> </w:t>
+      </w:r>
+      <w:hyperlink w:anchor="suppfig-pairwise-method">
+        <w:r>
+          <w:rPr>
+            <w:rStyle w:val="Hyperlink"/>
+          </w:rPr>
+          <w:t xml:space="preserve">Supplemental Figure 3</w:t>
+        </w:r>
+      </w:hyperlink>
+      <w:r>
+        <w:t xml:space="preserve">), we observed as expected that the sequence homology-based methods had a high overlap in shared hits. This was true when comparing the best 25 hits for each test protein, the best 25 hits afterwards filtered on E-value and only the top hits (see</w:t>
       </w:r>
       <w:r>
         <w:t xml:space="preserve"> </w:t>
@@ -511,16 +679,44 @@
         </w:r>
       </w:hyperlink>
       <w:r>
-        <w:t xml:space="preserve">C), however this is due to the large reduction in number of hits after filtering. This reduction is due to the more stringent e-value calculations in Reseek compared to Foldseek</w:t>
+        <w:t xml:space="preserve">C-D and</w:t>
+      </w:r>
+      <w:r>
+        <w:t xml:space="preserve"> </w:t>
+      </w:r>
+      <w:hyperlink w:anchor="suppfig-pairwise-method">
+        <w:r>
+          <w:rPr>
+            <w:rStyle w:val="Hyperlink"/>
+          </w:rPr>
+          <w:t xml:space="preserve">Supplemental Figure 3</w:t>
+        </w:r>
+      </w:hyperlink>
+      <w:r>
+        <w:t xml:space="preserve">). In contrast, the embedding and structure homology based methods had low intra-method agreement in resulting hits (~25% between the embedding methods and ~40-75% for the structure methods on the best 25 hits). The percentage of overlapping hits did increase when only looking at the top hits but stayed well below the percentage of overlap between the sequence based methods. It is worth noting that Reseek seemed to perform worse in this metric when looking at the filtered results (see</w:t>
+      </w:r>
+      <w:r>
+        <w:t xml:space="preserve"> </w:t>
+      </w:r>
+      <w:hyperlink w:anchor="suppfig-pairwise-method">
+        <w:r>
+          <w:rPr>
+            <w:rStyle w:val="Hyperlink"/>
+          </w:rPr>
+          <w:t xml:space="preserve">Supplemental Figure 3</w:t>
+        </w:r>
+      </w:hyperlink>
+      <w:r>
+        <w:t xml:space="preserve">B), however this is due to the large reduction in number of hits after filtering. This reduction is due to the more stringent E-value calculations in Reseek compared to Foldseek</w:t>
       </w:r>
       <w:r>
         <w:rPr>
           <w:vertAlign w:val="superscript"/>
         </w:rPr>
-        <w:t xml:space="preserve">2,3</w:t>
-      </w:r>
-      <w:r>
-        <w:t xml:space="preserve">. It is worth noting that while ProstT5 was the worst performer across the three comparisons, TEA performed better in the top hits comparison and was on par with the structure based methods when comparing to the sequence based methods.</w:t>
+        <w:t xml:space="preserve">1,2</w:t>
+      </w:r>
+      <w:r>
+        <w:t xml:space="preserve">. Notably, while ProstT5 was the worst performer across the three datasets compared to the sequence methods, TEA performed better in the top hits comparison and was on par with the structure based methods.</w:t>
       </w:r>
     </w:p>
     <w:p>
@@ -528,7 +724,7 @@
         <w:pStyle w:val="BodyText"/>
       </w:pPr>
       <w:r>
-        <w:t xml:space="preserve">Overall, the embedding and structure based methods, that should be better to detect remote homologs, had low agreement on shared hits among each other. And although they did find more hits for the test proteins on default settings (see y-axis</w:t>
+        <w:t xml:space="preserve">Overall, the embedding and structure based methods, that should be better to detect remote homologs, had low agreement on shared hits among each other. And although they did find more hits for the test proteins (see y-axis</w:t>
       </w:r>
       <w:r>
         <w:t xml:space="preserve"> </w:t>
@@ -542,7 +738,7 @@
         </w:r>
       </w:hyperlink>
       <w:r>
-        <w:t xml:space="preserve">B), this was almost entirely removed after filtering the hits on e-value (see y-axis</w:t>
+        <w:t xml:space="preserve">B), this was almost entirely removed after filtering the hits on E-value (see y-axis</w:t>
       </w:r>
       <w:r>
         <w:t xml:space="preserve"> </w:t>
@@ -556,13 +752,13 @@
         </w:r>
       </w:hyperlink>
       <w:r>
-        <w:t xml:space="preserve">C). This effect was most pronounced for Reseek, which claims to calculate the most correct e-values</w:t>
+        <w:t xml:space="preserve">C). This effect was most pronounced for Reseek, which claims to calculate the most correct E-values</w:t>
       </w:r>
       <w:r>
         <w:rPr>
           <w:vertAlign w:val="superscript"/>
         </w:rPr>
-        <w:t xml:space="preserve">2</w:t>
+        <w:t xml:space="preserve">1</w:t>
       </w:r>
       <w:r>
         <w:t xml:space="preserve"> </w:t>
@@ -584,7 +780,7 @@
       <w:tr>
         <w:tc>
           <w:tcPr/>
-          <w:bookmarkStart w:id="32" w:name="fig-overlap"/>
+          <w:bookmarkStart w:id="21" w:name="fig-overlap"/>
           <w:p>
             <w:pPr>
               <w:pStyle w:val="Compact"/>
@@ -595,18 +791,18 @@
                 <wp:inline>
                   <wp:extent cx="5943600" cy="5279315"/>
                   <wp:effectExtent b="0" l="0" r="0" t="0"/>
-                  <wp:docPr descr="" title="" id="30" name="Picture"/>
+                  <wp:docPr descr="" title="" id="19" name="Picture"/>
                   <a:graphic>
                     <a:graphicData uri="http://schemas.openxmlformats.org/drawingml/2006/picture">
                       <pic:pic>
                         <pic:nvPicPr>
-                          <pic:cNvPr descr="../figures/hit_overlap_summary.pdf" id="31" name="Picture"/>
+                          <pic:cNvPr descr="../figures/search_results/hit_overlap_summary.pdf" id="20" name="Picture"/>
                           <pic:cNvPicPr>
                             <a:picLocks noChangeArrowheads="1" noChangeAspect="1"/>
                           </pic:cNvPicPr>
                         </pic:nvPicPr>
                         <pic:blipFill>
-                          <a:blip r:embed="rId29"/>
+                          <a:blip r:embed="rId18"/>
                           <a:stretch>
                             <a:fillRect/>
                           </a:stretch>
@@ -638,20 +834,20 @@
               <w:jc w:val="center"/>
             </w:pPr>
             <w:pPr>
-              <w:jc w:val="start"/>
+              <w:jc w:val="left"/>
               <w:spacing w:before="200"/>
               <w:pStyle w:val="ImageCaption"/>
             </w:pPr>
             <w:r>
-              <w:t xml:space="preserve">Figure 2: A) Bar plot showing the number of proteins that got a hit against the BFVD shown per method (colored by category) before and after filtering the reported results on e-value lower than 1e-3 (lighter color). B-D) Pairwise comparisons of shared hits across methods for the same test proteins, shown for the best 25 hits (B), the best 25 hits filtered for e-values lower than 1e-3 (C), and the top hits regardless of e-value (D). Text inside the colored tiles indicate the number of shared hits for the method on the x-axis compared to the method on the y-axis, followed by the percentage of shared hits as a proportion of the total hits for the method on the y-axis.</w:t>
+              <w:t xml:space="preserve">Figure 2: A) The number of proteins that got a hit against the BFVD shown per method (colored by category) before and after filtering the reported results on E-value lower than 1e-03 (lighter color). B) The total number of hits across all test proteins in function of the E-value for each method. C-D) Pairwise comparisons of shared hits across methods for the same test proteins, shown for the best 25 hits (C), and the top hits regardless of E-value (D). Text inside the colored tiles indicate the number of shared hits for the method on the x-axis compared to the method on the y-axis, followed by the percentage of shared hits as a proportion of the total hits for the method on the y-axis.</w:t>
             </w:r>
           </w:p>
-          <w:bookmarkEnd w:id="32"/>
+          <w:bookmarkEnd w:id="21"/>
         </w:tc>
       </w:tr>
     </w:tbl>
-    <w:bookmarkEnd w:id="33"/>
-    <w:bookmarkStart w:id="38" w:name="functional-annotation-comparison"/>
+    <w:bookmarkEnd w:id="22"/>
+    <w:bookmarkStart w:id="27" w:name="functional-annotation-comparison"/>
     <w:p>
       <w:pPr>
         <w:pStyle w:val="Heading2"/>
@@ -665,12 +861,12 @@
         <w:pStyle w:val="FirstParagraph"/>
       </w:pPr>
       <w:r>
-        <w:t xml:space="preserve">To functionally annotate our test proteins for each method, weights in form of the negative log e-value (or a weight of 1000 in case of an e-value of 0) were given to each hit. These weights were summed per functional category (assigned to each entry in the BFVD; see</w:t>
-      </w:r>
-      <w:r>
-        <w:t xml:space="preserve"> </w:t>
-      </w:r>
-      <w:hyperlink w:anchor="functional-classifier">
+        <w:t xml:space="preserve">Using a weighted approach, we assigned functional categories to the test proteins for each method based on the hits with an E-value smaller than 1e-03 (see</w:t>
+      </w:r>
+      <w:r>
+        <w:t xml:space="preserve"> </w:t>
+      </w:r>
+      <w:hyperlink w:anchor="functional-category-assignment">
         <w:r>
           <w:rPr>
             <w:rStyle w:val="Hyperlink"/>
@@ -679,34 +875,7 @@
         </w:r>
       </w:hyperlink>
       <w:r>
-        <w:t xml:space="preserve">) and the category with the largest weight was chosen as the functional category for each test protein. Informative categories were prioritized over uninformative categories (ie.</w:t>
-      </w:r>
-      <w:r>
-        <w:t xml:space="preserve"> </w:t>
-      </w:r>
-      <w:r>
-        <w:t xml:space="preserve">“Hypothetical Protein”</w:t>
-      </w:r>
-      <w:r>
-        <w:t xml:space="preserve">,</w:t>
-      </w:r>
-      <w:r>
-        <w:t xml:space="preserve"> </w:t>
-      </w:r>
-      <w:r>
-        <w:t xml:space="preserve">“unknown”</w:t>
-      </w:r>
-      <w:r>
-        <w:t xml:space="preserve">,</w:t>
-      </w:r>
-      <w:r>
-        <w:t xml:space="preserve"> </w:t>
-      </w:r>
-      <w:r>
-        <w:t xml:space="preserve">“Other function”</w:t>
-      </w:r>
-      <w:r>
-        <w:t xml:space="preserve">) when the weight of the informative category was at least 50% the weight of the uninformative categories.</w:t>
+        <w:t xml:space="preserve">). This showed that</w:t>
       </w:r>
     </w:p>
     <w:p>
@@ -714,12 +883,12 @@
         <w:pStyle w:val="BodyText"/>
       </w:pPr>
       <w:r>
-        <w:t xml:space="preserve">To evaluate the accuracy of the benchmarked methods, we considered the test proteins with an informative annotation (n=2,938) (see</w:t>
-      </w:r>
-      <w:r>
-        <w:t xml:space="preserve"> </w:t>
-      </w:r>
-      <w:hyperlink w:anchor="fig-informative">
+        <w:t xml:space="preserve">To evaluate the accuracy of the benchmarked methods, we considered the test proteins with an informative annotation (n=2,938) as the ground truth to compare our results to. All methods improved the number of informative categories (see</w:t>
+      </w:r>
+      <w:r>
+        <w:t xml:space="preserve"> </w:t>
+      </w:r>
+      <w:hyperlink w:anchor="fig-annotation">
         <w:r>
           <w:rPr>
             <w:rStyle w:val="Hyperlink"/>
@@ -728,21 +897,7 @@
         </w:r>
       </w:hyperlink>
       <w:r>
-        <w:t xml:space="preserve">A) as the ground truth to compare our results to. All methods improved the number of informative categories for all test proteins (see</w:t>
-      </w:r>
-      <w:r>
-        <w:t xml:space="preserve"> </w:t>
-      </w:r>
-      <w:hyperlink w:anchor="fig-informative">
-        <w:r>
-          <w:rPr>
-            <w:rStyle w:val="Hyperlink"/>
-          </w:rPr>
-          <w:t xml:space="preserve">Figure 3</w:t>
-        </w:r>
-      </w:hyperlink>
-      <w:r>
-        <w:t xml:space="preserve">A), with mostly the embedding and structure based methods seeming to improve the number of informative annotations. However, when comparing the functional annotations to the</w:t>
+        <w:t xml:space="preserve">A), with the sequence based methods, together with TEA and Foldseek, improving the number of informative assignments the most. However, when comparing the functional annotations to the</w:t>
       </w:r>
       <w:r>
         <w:t xml:space="preserve"> </w:t>
@@ -751,12 +906,12 @@
         <w:t xml:space="preserve">“ground truth”</w:t>
       </w:r>
       <w:r>
-        <w:t xml:space="preserve">, the embedding and structure based methods underperformed compared to the sequence based methods (~67% and ~76% vs ~83% agreement with ground truth; see</w:t>
-      </w:r>
-      <w:r>
-        <w:t xml:space="preserve"> </w:t>
-      </w:r>
-      <w:hyperlink w:anchor="fig-informative">
+        <w:t xml:space="preserve">, all embedding and structure based methods underperformed compared to the sequence based methods (maximum ~67% and ~76% vs ~83% agreement with ground truth; see</w:t>
+      </w:r>
+      <w:r>
+        <w:t xml:space="preserve"> </w:t>
+      </w:r>
+      <w:hyperlink w:anchor="fig-annotation">
         <w:r>
           <w:rPr>
             <w:rStyle w:val="Hyperlink"/>
@@ -781,7 +936,7 @@
       <w:tr>
         <w:tc>
           <w:tcPr/>
-          <w:bookmarkStart w:id="37" w:name="fig-informative"/>
+          <w:bookmarkStart w:id="26" w:name="fig-annotation"/>
           <w:p>
             <w:pPr>
               <w:pStyle w:val="Compact"/>
@@ -790,20 +945,20 @@
             <w:r>
               <w:drawing>
                 <wp:inline>
-                  <wp:extent cx="3238500" cy="3594100"/>
+                  <wp:extent cx="5943600" cy="3298115"/>
                   <wp:effectExtent b="0" l="0" r="0" t="0"/>
-                  <wp:docPr descr="" title="" id="35" name="Picture"/>
+                  <wp:docPr descr="" title="" id="24" name="Picture"/>
                   <a:graphic>
                     <a:graphicData uri="http://schemas.openxmlformats.org/drawingml/2006/picture">
                       <pic:pic>
                         <pic:nvPicPr>
-                          <pic:cNvPr descr="../figures/informative_and_category_agreement.pdf" id="36" name="Picture"/>
+                          <pic:cNvPr descr="../figures/search_results/annotation_combined.pdf" id="25" name="Picture"/>
                           <pic:cNvPicPr>
                             <a:picLocks noChangeArrowheads="1" noChangeAspect="1"/>
                           </pic:cNvPicPr>
                         </pic:nvPicPr>
                         <pic:blipFill>
-                          <a:blip r:embed="rId34"/>
+                          <a:blip r:embed="rId23"/>
                           <a:stretch>
                             <a:fillRect/>
                           </a:stretch>
@@ -811,7 +966,7 @@
                         <pic:spPr bwMode="auto">
                           <a:xfrm>
                             <a:off x="0" y="0"/>
-                            <a:ext cx="3238500" cy="3594100"/>
+                            <a:ext cx="5943600" cy="3298115"/>
                           </a:xfrm>
                           <a:prstGeom prst="rect">
                             <a:avLst/>
@@ -835,12 +990,12 @@
               <w:jc w:val="center"/>
             </w:pPr>
             <w:pPr>
-              <w:jc w:val="start"/>
+              <w:jc w:val="left"/>
               <w:spacing w:before="200"/>
               <w:pStyle w:val="ImageCaption"/>
             </w:pPr>
             <w:r>
-              <w:t xml:space="preserve">Figure 3: A) Bar plot showing the number of proteins that received an informative functional annotation (i.e. not</w:t>
+              <w:t xml:space="preserve">Figure 3: A) The number of proteins that received an informative functional annotation (i.e. not</w:t>
             </w:r>
             <w:r>
               <w:t xml:space="preserve"> </w:t>
@@ -870,15 +1025,15 @@
               <w:t xml:space="preserve">“Other Function”</w:t>
             </w:r>
             <w:r>
-              <w:t xml:space="preserve">) for the original protein descriptions and after applying each method. B) Barplot showing the percentage of queries that have a matching functional category for each method compared tot the informative original functional categories (regarded as the ground truth).</w:t>
+              <w:t xml:space="preserve">) after applying each method. B) The percentage of queries that have a matching functional category for each method compared tot the informative original functional categories (regarded as the ground truth). C) Comparison of final assigned annotation categories compared to the original categories. Negative changes (ie. different informative categories or informative labels that changed to non-informative categories) are displayed to the left of the zero point, matches or category improvements (from non-informative to informative) are displayed on the right.</w:t>
             </w:r>
           </w:p>
-          <w:bookmarkEnd w:id="37"/>
+          <w:bookmarkEnd w:id="26"/>
         </w:tc>
       </w:tr>
     </w:tbl>
-    <w:bookmarkEnd w:id="38"/>
-    <w:bookmarkStart w:id="39" w:name="computational-benchmarking"/>
+    <w:bookmarkEnd w:id="27"/>
+    <w:bookmarkStart w:id="32" w:name="computational-benchmarking"/>
     <w:p>
       <w:pPr>
         <w:pStyle w:val="Heading2"/>
@@ -887,9 +1042,172 @@
         <w:t xml:space="preserve">Computational benchmarking</w:t>
       </w:r>
     </w:p>
-    <w:bookmarkEnd w:id="39"/>
-    <w:bookmarkEnd w:id="40"/>
-    <w:bookmarkStart w:id="41" w:name="conclusion"/>
+    <w:p>
+      <w:pPr>
+        <w:pStyle w:val="FirstParagraph"/>
+      </w:pPr>
+      <w:r>
+        <w:t xml:space="preserve">All search methods were benchmarked for runtime and memory usage using Hyperfine</w:t>
+      </w:r>
+      <w:r>
+        <w:rPr>
+          <w:vertAlign w:val="superscript"/>
+        </w:rPr>
+        <w:t xml:space="preserve">4</w:t>
+      </w:r>
+      <w:r>
+        <w:t xml:space="preserve"> </w:t>
+      </w:r>
+      <w:r>
+        <w:t xml:space="preserve">and</w:t>
+      </w:r>
+      <w:r>
+        <w:t xml:space="preserve"> </w:t>
+      </w:r>
+      <w:r>
+        <w:rPr>
+          <w:rStyle w:val="VerbatimChar"/>
+        </w:rPr>
+        <w:t xml:space="preserve">nvidia-smi</w:t>
+      </w:r>
+      <w:r>
+        <w:t xml:space="preserve"> </w:t>
+      </w:r>
+      <w:r>
+        <w:t xml:space="preserve">for GPU memory consumption. As expected, the sequence-based methods were much faster and less memory intensive compared to the embedding and structure based methods (see</w:t>
+      </w:r>
+      <w:r>
+        <w:t xml:space="preserve"> </w:t>
+      </w:r>
+      <w:hyperlink w:anchor="fig-computational-benchmark">
+        <w:r>
+          <w:rPr>
+            <w:rStyle w:val="Hyperlink"/>
+          </w:rPr>
+          <w:t xml:space="preserve">Figure 4</w:t>
+        </w:r>
+      </w:hyperlink>
+      <w:r>
+        <w:t xml:space="preserve"> </w:t>
+      </w:r>
+      <w:r>
+        <w:t xml:space="preserve">and</w:t>
+      </w:r>
+      <w:r>
+        <w:t xml:space="preserve"> </w:t>
+      </w:r>
+      <w:hyperlink w:anchor="suppfig-time-increase">
+        <w:r>
+          <w:rPr>
+            <w:rStyle w:val="Hyperlink"/>
+          </w:rPr>
+          <w:t xml:space="preserve">Supplemental Figure 4</w:t>
+        </w:r>
+      </w:hyperlink>
+      <w:r>
+        <w:t xml:space="preserve">). Both Diamond and MMseqs2 finished the search of the &gt;11,000 proteins against the BFVD in under 10 seconds, followed by BLASTp with a runtime of almost two minutes, a ~28x time increase compared to MMseqs2 which was the fastest workflow.</w:t>
+      </w:r>
+    </w:p>
+    <w:tbl>
+      <w:tblPr>
+        <w:tblStyle w:val="Table"/>
+        <w:tblW w:type="pct" w:w="5000"/>
+        <w:tblLayout w:type="fixed"/>
+        <w:tblLook w:firstRow="0" w:lastRow="0" w:firstColumn="0" w:lastColumn="0" w:noHBand="0" w:noVBand="0" w:val="0000"/>
+      </w:tblPr>
+      <w:tblGrid>
+        <w:gridCol w:w="7920"/>
+      </w:tblGrid>
+      <w:tr>
+        <w:tc>
+          <w:tcPr/>
+          <w:bookmarkStart w:id="31" w:name="fig-computational-benchmark"/>
+          <w:p>
+            <w:pPr>
+              <w:pStyle w:val="Compact"/>
+              <w:jc w:val="center"/>
+            </w:pPr>
+            <w:r>
+              <w:drawing>
+                <wp:inline>
+                  <wp:extent cx="5943600" cy="3962400"/>
+                  <wp:effectExtent b="0" l="0" r="0" t="0"/>
+                  <wp:docPr descr="" title="" id="29" name="Picture"/>
+                  <a:graphic>
+                    <a:graphicData uri="http://schemas.openxmlformats.org/drawingml/2006/picture">
+                      <pic:pic>
+                        <pic:nvPicPr>
+                          <pic:cNvPr descr="../figures/computational_benchmark/hyperfine_time_vs_memory.pdf" id="30" name="Picture"/>
+                          <pic:cNvPicPr>
+                            <a:picLocks noChangeArrowheads="1" noChangeAspect="1"/>
+                          </pic:cNvPicPr>
+                        </pic:nvPicPr>
+                        <pic:blipFill>
+                          <a:blip r:embed="rId28"/>
+                          <a:stretch>
+                            <a:fillRect/>
+                          </a:stretch>
+                        </pic:blipFill>
+                        <pic:spPr bwMode="auto">
+                          <a:xfrm>
+                            <a:off x="0" y="0"/>
+                            <a:ext cx="5943600" cy="3962400"/>
+                          </a:xfrm>
+                          <a:prstGeom prst="rect">
+                            <a:avLst/>
+                          </a:prstGeom>
+                          <a:noFill/>
+                          <a:ln w="9525">
+                            <a:noFill/>
+                            <a:headEnd/>
+                            <a:tailEnd/>
+                          </a:ln>
+                        </pic:spPr>
+                      </pic:pic>
+                    </a:graphicData>
+                  </a:graphic>
+                </wp:inline>
+              </w:drawing>
+            </w:r>
+          </w:p>
+          <w:p>
+            <w:pPr>
+              <w:jc w:val="center"/>
+            </w:pPr>
+            <w:pPr>
+              <w:jc w:val="left"/>
+              <w:spacing w:before="200"/>
+              <w:pStyle w:val="ImageCaption"/>
+            </w:pPr>
+            <w:r>
+              <w:t xml:space="preserve">Figure 4: Log</w:t>
+            </w:r>
+            <w:r>
+              <w:rPr>
+                <w:vertAlign w:val="subscript"/>
+              </w:rPr>
+              <w:t xml:space="preserve">10</w:t>
+            </w:r>
+            <w:r>
+              <w:t xml:space="preserve">-transformed runtime in seconds of the different workflows plotted in function of the log</w:t>
+            </w:r>
+            <w:r>
+              <w:rPr>
+                <w:vertAlign w:val="subscript"/>
+              </w:rPr>
+              <w:t xml:space="preserve">10</w:t>
+            </w:r>
+            <w:r>
+              <w:t xml:space="preserve">-transformed memory usage (in GiB). For multistep workflows the indicated time is a cumulation of all steps (arrows indicate directionality of workflow steps). Worklfows are colored by search method, CPU and GPU steps are indicated by circles and triangles respectively. The inset shows the difference in runtime between foldseek and reseek after MSA generation (ColabFold) and structure prediction (Boltz2).</w:t>
+            </w:r>
+          </w:p>
+          <w:bookmarkEnd w:id="31"/>
+        </w:tc>
+      </w:tr>
+    </w:tbl>
+    <w:bookmarkEnd w:id="32"/>
+    <w:bookmarkEnd w:id="33"/>
+    <w:bookmarkStart w:id="34" w:name="conclusion"/>
     <w:p>
       <w:pPr>
         <w:pStyle w:val="Heading1"/>
@@ -909,26 +1227,23 @@
         <w:rPr>
           <w:vertAlign w:val="superscript"/>
         </w:rPr>
-        <w:t xml:space="preserve">2,4,5</w:t>
-      </w:r>
-      <w:r>
-        <w:t xml:space="preserve"> </w:t>
-      </w:r>
-      <w:r>
-        <w:t xml:space="preserve">including bacteriophage protein searches</w:t>
+        <w:t xml:space="preserve">1,5,6</w:t>
+      </w:r>
+      <w:r>
+        <w:t xml:space="preserve">, including bacteriophage protein searches</w:t>
       </w:r>
       <w:r>
         <w:rPr>
           <w:vertAlign w:val="superscript"/>
         </w:rPr>
-        <w:t xml:space="preserve">1</w:t>
+        <w:t xml:space="preserve">3</w:t>
       </w:r>
       <w:r>
         <w:t xml:space="preserve">, this does not seem to be the case for eukaryotic virus proteins. If we consider that structural homology searches are most useful to find homologs with a clearly defined protein structure, a possible explanation could be that most structural proteins (eg. capsid proteins) are already well annotated in sequence databases compared to more globular, complex proteins, and therefore the advantage of using structural homology searches in eukaryotic virus protein annotation might be limited.</w:t>
       </w:r>
     </w:p>
-    <w:bookmarkEnd w:id="41"/>
-    <w:bookmarkStart w:id="57" w:name="material-and-methods"/>
+    <w:bookmarkEnd w:id="34"/>
+    <w:bookmarkStart w:id="54" w:name="material-and-methods"/>
     <w:p>
       <w:pPr>
         <w:pStyle w:val="Heading1"/>
@@ -937,7 +1252,7 @@
         <w:t xml:space="preserve">Material and Methods</w:t>
       </w:r>
     </w:p>
-    <w:bookmarkStart w:id="44" w:name="dataset-selection"/>
+    <w:bookmarkStart w:id="37" w:name="dataset-selection"/>
     <w:p>
       <w:pPr>
         <w:pStyle w:val="Heading2"/>
@@ -946,33 +1261,20 @@
         <w:t xml:space="preserve">Dataset selection</w:t>
       </w:r>
     </w:p>
+    <w:bookmarkStart w:id="35" w:name="test-set"/>
+    <w:p>
+      <w:pPr>
+        <w:pStyle w:val="Heading3"/>
+      </w:pPr>
+      <w:r>
+        <w:t xml:space="preserve">Test set</w:t>
+      </w:r>
+    </w:p>
     <w:p>
       <w:pPr>
         <w:pStyle w:val="FirstParagraph"/>
       </w:pPr>
       <w:r>
-        <w:rPr>
-          <w:b/>
-          <w:bCs/>
-          <w:highlight w:val="yellow"/>
-        </w:rPr>
-        <w:t xml:space="preserve">ADD SOFTWARE VERSIONS</w:t>
-      </w:r>
-    </w:p>
-    <w:bookmarkStart w:id="42" w:name="test-set"/>
-    <w:p>
-      <w:pPr>
-        <w:pStyle w:val="Heading3"/>
-      </w:pPr>
-      <w:r>
-        <w:t xml:space="preserve">Test set</w:t>
-      </w:r>
-    </w:p>
-    <w:p>
-      <w:pPr>
-        <w:pStyle w:val="FirstParagraph"/>
-      </w:pPr>
-      <w:r>
         <w:t xml:space="preserve">To benchmark different methods for eukaryotic virus protein annotation, we selected 10% of the entries in ICTV’s Virus Metadata Resource (VMR) v40.2 that did not have bacteria or archaea as designated host (n=1,054; 1,000 distinct species). We subsequently extracted their GenBank accession numbers (n=1,402) and downloaded all associated proteins (n=11,360).</w:t>
       </w:r>
     </w:p>
@@ -987,7 +1289,7 @@
         <w:rPr>
           <w:vertAlign w:val="superscript"/>
         </w:rPr>
-        <w:t xml:space="preserve">6</w:t>
+        <w:t xml:space="preserve">7</w:t>
       </w:r>
       <w:r>
         <w:t xml:space="preserve"> </w:t>
@@ -1010,8 +1312,8 @@
         <w:t xml:space="preserve">). This resulted in a final test set of 11,467 protein sequences from 1,000 eukaryotic virus species.</w:t>
       </w:r>
     </w:p>
-    <w:bookmarkEnd w:id="42"/>
-    <w:bookmarkStart w:id="43" w:name="database"/>
+    <w:bookmarkEnd w:id="35"/>
+    <w:bookmarkStart w:id="36" w:name="database"/>
     <w:p>
       <w:pPr>
         <w:pStyle w:val="Heading3"/>
@@ -1031,7 +1333,7 @@
         <w:rPr>
           <w:vertAlign w:val="superscript"/>
         </w:rPr>
-        <w:t xml:space="preserve">7</w:t>
+        <w:t xml:space="preserve">8</w:t>
       </w:r>
       <w:r>
         <w:t xml:space="preserve"> </w:t>
@@ -1065,7 +1367,7 @@
         <w:rPr>
           <w:vertAlign w:val="superscript"/>
         </w:rPr>
-        <w:t xml:space="preserve">8</w:t>
+        <w:t xml:space="preserve">9</w:t>
       </w:r>
       <w:r>
         <w:t xml:space="preserve"> </w:t>
@@ -1077,7 +1379,7 @@
         <w:rPr>
           <w:vertAlign w:val="superscript"/>
         </w:rPr>
-        <w:t xml:space="preserve">9</w:t>
+        <w:t xml:space="preserve">10</w:t>
       </w:r>
       <w:r>
         <w:t xml:space="preserve"> </w:t>
@@ -1128,9 +1430,9 @@
         <w:t xml:space="preserve">homology-based annotation).</w:t>
       </w:r>
     </w:p>
-    <w:bookmarkEnd w:id="43"/>
-    <w:bookmarkEnd w:id="44"/>
-    <w:bookmarkStart w:id="45" w:name="functional-classifier"/>
+    <w:bookmarkEnd w:id="36"/>
+    <w:bookmarkEnd w:id="37"/>
+    <w:bookmarkStart w:id="38" w:name="functional-classifier"/>
     <w:p>
       <w:pPr>
         <w:pStyle w:val="Heading2"/>
@@ -1150,23 +1452,25 @@
         <w:t xml:space="preserve"> </w:t>
       </w:r>
       <w:r>
-        <w:t xml:space="preserve">“Can you give me an exhaustive list of common protein functions in eukaryotic viruses? Use https://viralzone.expasy.org and https://ictv.global/report/genome as sources. Give me a machine readable file with all these functional categories.”</w:t>
-      </w:r>
-      <w:r>
-        <w:t xml:space="preserve"> </w:t>
-      </w:r>
-      <w:r>
-        <w:t xml:space="preserve">The resulting functional categories were further manually curated to ensure that they were mutually exclusive. The final list of functional categories is available in</w:t>
-      </w:r>
-      <w:r>
-        <w:t xml:space="preserve"> </w:t>
-      </w:r>
-      <w:r>
-        <w:rPr>
-          <w:highlight w:val="yellow"/>
-        </w:rPr>
-        <w:t xml:space="preserve">Supplementary Table 1</w:t>
-      </w:r>
+        <w:t xml:space="preserve">“Can you give me an exhaustive list of common protein functions in eukaryotic viruses? Use https://viralzone.expasy.org and https://ictv.global/report/genome as sources. Give me a machine readable file with all functional categories.”</w:t>
+      </w:r>
+      <w:r>
+        <w:t xml:space="preserve"> </w:t>
+      </w:r>
+      <w:r>
+        <w:t xml:space="preserve">The resulting functional categories were further manually curated to ensure that they were mutually exclusive. The final list of functional categories is provided in</w:t>
+      </w:r>
+      <w:r>
+        <w:t xml:space="preserve"> </w:t>
+      </w:r>
+      <w:hyperlink w:anchor="tbl-supp-functional-categories">
+        <w:r>
+          <w:rPr>
+            <w:rStyle w:val="Hyperlink"/>
+          </w:rPr>
+          <w:t xml:space="preserve">Table 1</w:t>
+        </w:r>
+      </w:hyperlink>
       <w:r>
         <w:t xml:space="preserve">.</w:t>
       </w:r>
@@ -1199,8 +1503,8 @@
         <w:t xml:space="preserve">The same functional classifier script was also used on the protein names from our test set to assign functional categories to the eukaryotic virus proteins downloaded from the ICTV exemplar species.</w:t>
       </w:r>
     </w:p>
-    <w:bookmarkEnd w:id="45"/>
-    <w:bookmarkStart w:id="46" w:name="sequence-homology-based-annotation"/>
+    <w:bookmarkEnd w:id="38"/>
+    <w:bookmarkStart w:id="39" w:name="sequence-homology-based-annotation"/>
     <w:p>
       <w:pPr>
         <w:pStyle w:val="Heading2"/>
@@ -1214,47 +1518,77 @@
         <w:pStyle w:val="FirstParagraph"/>
       </w:pPr>
       <w:r>
-        <w:t xml:space="preserve">For sequence homology annotation, we used three state-of-the-art tools widely used in functional annotation pipelines and sequence similarity searches. As gold standard, blastp</w:t>
+        <w:t xml:space="preserve">For sequence homology annotation, we used three state-of-the-art tools widely used in functional annotation pipelines and sequence similarity searches. As gold standard, BLASTp v2.16.0+</w:t>
       </w:r>
       <w:r>
         <w:rPr>
           <w:vertAlign w:val="superscript"/>
         </w:rPr>
-        <w:t xml:space="preserve">10</w:t>
-      </w:r>
-      <w:r>
-        <w:t xml:space="preserve"> </w:t>
-      </w:r>
-      <w:r>
-        <w:t xml:space="preserve">was used with an e-value cutoff of 1e-3 to align the test set amino acid sequences against the amino acid sequences of the BFVD entries. In addition, we used diamond blastp</w:t>
+        <w:t xml:space="preserve">11</w:t>
+      </w:r>
+      <w:r>
+        <w:t xml:space="preserve"> </w:t>
+      </w:r>
+      <w:r>
+        <w:t xml:space="preserve">was used to align the test set amino acid sequences against the amino acid sequences of the BFVD entries. In addition, we used</w:t>
+      </w:r>
+      <w:r>
+        <w:t xml:space="preserve"> </w:t>
+      </w:r>
+      <w:r>
+        <w:rPr>
+          <w:rStyle w:val="VerbatimChar"/>
+        </w:rPr>
+        <w:t xml:space="preserve">diamond blastp</w:t>
+      </w:r>
+      <w:r>
+        <w:t xml:space="preserve"> </w:t>
+      </w:r>
+      <w:r>
+        <w:t xml:space="preserve">(Diamond v2.1.16)</w:t>
       </w:r>
       <w:r>
         <w:rPr>
           <w:vertAlign w:val="superscript"/>
         </w:rPr>
-        <w:t xml:space="preserve">11</w:t>
-      </w:r>
-      <w:r>
-        <w:t xml:space="preserve"> </w:t>
-      </w:r>
-      <w:r>
-        <w:t xml:space="preserve">in sensitive mode and mmseqs2 easy-search</w:t>
+        <w:t xml:space="preserve">12</w:t>
+      </w:r>
+      <w:r>
+        <w:t xml:space="preserve"> </w:t>
+      </w:r>
+      <w:r>
+        <w:t xml:space="preserve">in sensitive mode and</w:t>
+      </w:r>
+      <w:r>
+        <w:t xml:space="preserve"> </w:t>
+      </w:r>
+      <w:r>
+        <w:rPr>
+          <w:rStyle w:val="VerbatimChar"/>
+        </w:rPr>
+        <w:t xml:space="preserve">mmseqs easy-search</w:t>
+      </w:r>
+      <w:r>
+        <w:t xml:space="preserve"> </w:t>
+      </w:r>
+      <w:r>
+        <w:t xml:space="preserve">(MMseqs2 v18.8cc5c)</w:t>
       </w:r>
       <w:r>
         <w:rPr>
           <w:vertAlign w:val="superscript"/>
         </w:rPr>
-        <w:t xml:space="preserve">12</w:t>
-      </w:r>
-      <w:r>
-        <w:t xml:space="preserve"> </w:t>
-      </w:r>
-      <w:r>
-        <w:t xml:space="preserve">with default settings; both have a default e-value cutoff of 1e-3.</w:t>
-      </w:r>
-    </w:p>
-    <w:bookmarkEnd w:id="46"/>
-    <w:bookmarkStart w:id="49" w:name="protein-embedding-based-annotation"/>
+        <w:t xml:space="preserve">13</w:t>
+      </w:r>
+      <w:r>
+        <w:t xml:space="preserve"> </w:t>
+      </w:r>
+      <w:r>
+        <w:t xml:space="preserve">with default settings; except for an E-value cutoff of 10 instead of 1e-03 to allow comparison to the other methods.</w:t>
+      </w:r>
+    </w:p>
+    <w:bookmarkEnd w:id="39"/>
+    <w:bookmarkStart w:id="42" w:name="protein-embedding-based-annotation"/>
     <w:p>
       <w:pPr>
         <w:pStyle w:val="Heading2"/>
@@ -1263,7 +1597,7 @@
         <w:t xml:space="preserve">Protein embedding-based annotation</w:t>
       </w:r>
     </w:p>
-    <w:bookmarkStart w:id="47" w:name="prostt5"/>
+    <w:bookmarkStart w:id="40" w:name="prostt5"/>
     <w:p>
       <w:pPr>
         <w:pStyle w:val="Heading3"/>
@@ -1283,166 +1617,202 @@
         <w:rPr>
           <w:vertAlign w:val="superscript"/>
         </w:rPr>
+        <w:t xml:space="preserve">14</w:t>
+      </w:r>
+      <w:r>
+        <w:t xml:space="preserve"> </w:t>
+      </w:r>
+      <w:r>
+        <w:t xml:space="preserve">is a pLM, based on ProtT5-XL-U50</w:t>
+      </w:r>
+      <w:r>
+        <w:rPr>
+          <w:vertAlign w:val="superscript"/>
+        </w:rPr>
+        <w:t xml:space="preserve">15</w:t>
+      </w:r>
+      <w:r>
+        <w:t xml:space="preserve">, finetuned for translating amino acid sequences into structure representations with 3Di sequences. We used ProstT5 within foldseek v10.941cd33</w:t>
+      </w:r>
+      <w:r>
+        <w:rPr>
+          <w:vertAlign w:val="superscript"/>
+        </w:rPr>
+        <w:t xml:space="preserve">5</w:t>
+      </w:r>
+      <w:r>
+        <w:t xml:space="preserve"> </w:t>
+      </w:r>
+      <w:r>
+        <w:t xml:space="preserve">using default settings of</w:t>
+      </w:r>
+      <w:r>
+        <w:t xml:space="preserve"> </w:t>
+      </w:r>
+      <w:r>
+        <w:rPr>
+          <w:rStyle w:val="VerbatimChar"/>
+        </w:rPr>
+        <w:t xml:space="preserve">foldseek createdb</w:t>
+      </w:r>
+      <w:r>
+        <w:t xml:space="preserve"> </w:t>
+      </w:r>
+      <w:r>
+        <w:t xml:space="preserve">to generate 3Di sequences for our test set and search them against the BFVD with</w:t>
+      </w:r>
+      <w:r>
+        <w:t xml:space="preserve"> </w:t>
+      </w:r>
+      <w:r>
+        <w:rPr>
+          <w:rStyle w:val="VerbatimChar"/>
+        </w:rPr>
+        <w:t xml:space="preserve">foldseek easy-search</w:t>
+      </w:r>
+      <w:r>
+        <w:t xml:space="preserve">.</w:t>
+      </w:r>
+    </w:p>
+    <w:bookmarkEnd w:id="40"/>
+    <w:bookmarkStart w:id="41" w:name="tea"/>
+    <w:p>
+      <w:pPr>
+        <w:pStyle w:val="Heading3"/>
+      </w:pPr>
+      <w:r>
+        <w:t xml:space="preserve">TEA</w:t>
+      </w:r>
+    </w:p>
+    <w:p>
+      <w:pPr>
+        <w:pStyle w:val="FirstParagraph"/>
+      </w:pPr>
+      <w:r>
+        <w:t xml:space="preserve">In contrast to ProstT5, The Embedded Alphabet (TEA)</w:t>
+      </w:r>
+      <w:r>
+        <w:rPr>
+          <w:vertAlign w:val="superscript"/>
+        </w:rPr>
+        <w:t xml:space="preserve">6</w:t>
+      </w:r>
+      <w:r>
+        <w:t xml:space="preserve"> </w:t>
+      </w:r>
+      <w:r>
+        <w:t xml:space="preserve">uses the ESM2 pLM</w:t>
+      </w:r>
+      <w:r>
+        <w:rPr>
+          <w:vertAlign w:val="superscript"/>
+        </w:rPr>
+        <w:t xml:space="preserve">16</w:t>
+      </w:r>
+      <w:r>
+        <w:t xml:space="preserve"> </w:t>
+      </w:r>
+      <w:r>
+        <w:t xml:space="preserve">to generate embeddings for protein sequences and converts these embeddings into TEA sequences using this novel structural alphabet. Despite TEA and 3Di both consisting of 20 characters, TEA is different from 3Di in terms of the numbers and distribution these TEA characters map to secondary structural elements, promising a better representation of different structural elements across multiple alphabet characters.</w:t>
+      </w:r>
+    </w:p>
+    <w:p>
+      <w:pPr>
+        <w:pStyle w:val="BodyText"/>
+      </w:pPr>
+      <w:r>
+        <w:t xml:space="preserve">We converted both our test set and the BFVD into TEA sequences using the</w:t>
+      </w:r>
+      <w:r>
+        <w:t xml:space="preserve"> </w:t>
+      </w:r>
+      <w:r>
+        <w:rPr>
+          <w:rStyle w:val="VerbatimChar"/>
+        </w:rPr>
+        <w:t xml:space="preserve">tea_convert</w:t>
+      </w:r>
+      <w:r>
+        <w:t xml:space="preserve"> </w:t>
+      </w:r>
+      <w:r>
+        <w:t xml:space="preserve">pipeline with default settings, and subsequently performed sequence similarity searches using</w:t>
+      </w:r>
+      <w:r>
+        <w:t xml:space="preserve"> </w:t>
+      </w:r>
+      <w:r>
+        <w:rPr>
+          <w:rStyle w:val="VerbatimChar"/>
+        </w:rPr>
+        <w:t xml:space="preserve">mmseqs easy-search</w:t>
+      </w:r>
+      <w:r>
+        <w:rPr>
+          <w:vertAlign w:val="superscript"/>
+        </w:rPr>
         <w:t xml:space="preserve">13</w:t>
       </w:r>
       <w:r>
         <w:t xml:space="preserve"> </w:t>
       </w:r>
       <w:r>
-        <w:t xml:space="preserve">is a pLM, based on ProtT5-XL-U50</w:t>
+        <w:t xml:space="preserve">with a custom substitution matrix (matcha substiution matrix provided with TEA) and gap scoring settings (</w:t>
+      </w:r>
+      <w:r>
+        <w:rPr>
+          <w:rStyle w:val="VerbatimChar"/>
+        </w:rPr>
+        <w:t xml:space="preserve">--comp-bias-corr 0 --mask 0 --gap-open 18 --gap-extend 3</w:t>
+      </w:r>
+      <w:r>
+        <w:t xml:space="preserve">) to search the test set against the BFVD.</w:t>
+      </w:r>
+    </w:p>
+    <w:bookmarkEnd w:id="41"/>
+    <w:bookmarkEnd w:id="42"/>
+    <w:bookmarkStart w:id="48" w:name="structure-homology-based-annotation"/>
+    <w:p>
+      <w:pPr>
+        <w:pStyle w:val="Heading2"/>
+      </w:pPr>
+      <w:r>
+        <w:t xml:space="preserve">Structure homology-based annotation</w:t>
+      </w:r>
+    </w:p>
+    <w:bookmarkStart w:id="44" w:name="structure-prediction"/>
+    <w:p>
+      <w:pPr>
+        <w:pStyle w:val="Heading3"/>
+      </w:pPr>
+      <w:r>
+        <w:t xml:space="preserve">Structure prediction</w:t>
+      </w:r>
+    </w:p>
+    <w:p>
+      <w:pPr>
+        <w:pStyle w:val="FirstParagraph"/>
+      </w:pPr>
+      <w:r>
+        <w:t xml:space="preserve">For the structure prediction of our test set proteins, we relied on Boltz v2.2.1</w:t>
       </w:r>
       <w:r>
         <w:rPr>
           <w:vertAlign w:val="superscript"/>
         </w:rPr>
-        <w:t xml:space="preserve">14</w:t>
-      </w:r>
-      <w:r>
-        <w:t xml:space="preserve">, finetuned for translating amino acid sequences into structure representations with 3Di sequences. We used ProstT5 within foldseek</w:t>
+        <w:t xml:space="preserve">7</w:t>
+      </w:r>
+      <w:r>
+        <w:t xml:space="preserve"> </w:t>
+      </w:r>
+      <w:r>
+        <w:t xml:space="preserve">(default settings) with multiple sequence alignments (MSAs) generated by a local, adapted ColabFold installation</w:t>
       </w:r>
       <w:r>
         <w:rPr>
           <w:vertAlign w:val="superscript"/>
         </w:rPr>
-        <w:t xml:space="preserve">4</w:t>
-      </w:r>
-      <w:r>
-        <w:t xml:space="preserve"> </w:t>
-      </w:r>
-      <w:r>
-        <w:t xml:space="preserve">using default settings to generate 3Di sequences for our test set and search them against the BFVD.</w:t>
-      </w:r>
-    </w:p>
-    <w:bookmarkEnd w:id="47"/>
-    <w:bookmarkStart w:id="48" w:name="tea"/>
-    <w:p>
-      <w:pPr>
-        <w:pStyle w:val="Heading3"/>
-      </w:pPr>
-      <w:r>
-        <w:t xml:space="preserve">TEA</w:t>
-      </w:r>
-    </w:p>
-    <w:p>
-      <w:pPr>
-        <w:pStyle w:val="FirstParagraph"/>
-      </w:pPr>
-      <w:r>
-        <w:t xml:space="preserve">In contrast to ProstT5, The Embedded Alphabet (TEA)</w:t>
-      </w:r>
-      <w:r>
-        <w:rPr>
-          <w:vertAlign w:val="superscript"/>
-        </w:rPr>
-        <w:t xml:space="preserve">5</w:t>
-      </w:r>
-      <w:r>
-        <w:t xml:space="preserve"> </w:t>
-      </w:r>
-      <w:r>
-        <w:t xml:space="preserve">uses the ESM2 pLM</w:t>
-      </w:r>
-      <w:r>
-        <w:rPr>
-          <w:vertAlign w:val="superscript"/>
-        </w:rPr>
-        <w:t xml:space="preserve">15</w:t>
-      </w:r>
-      <w:r>
-        <w:t xml:space="preserve"> </w:t>
-      </w:r>
-      <w:r>
-        <w:t xml:space="preserve">to generate embeddings for protein sequences and converts these embeddings into TEA sequences using this novel structural alphabet. Despite TEA and 3Di both consisting of 20 characters, TEA is different from 3Di in terms of the numbers and distribution these TEA characters map to secondary structural elements, promising a better representation of different structural elements across multiple alphabet characters.</w:t>
-      </w:r>
-    </w:p>
-    <w:p>
-      <w:pPr>
-        <w:pStyle w:val="BodyText"/>
-      </w:pPr>
-      <w:r>
-        <w:t xml:space="preserve">We converted both our test set and the BFVD into TEA sequences using the</w:t>
-      </w:r>
-      <w:r>
-        <w:t xml:space="preserve"> </w:t>
-      </w:r>
-      <w:r>
-        <w:rPr>
-          <w:rStyle w:val="VerbatimChar"/>
-        </w:rPr>
-        <w:t xml:space="preserve">tea_convert</w:t>
-      </w:r>
-      <w:r>
-        <w:t xml:space="preserve"> </w:t>
-      </w:r>
-      <w:r>
-        <w:t xml:space="preserve">pipeline with default settings, and subsequently performed sequence similarity searches using mmseqs2 easy-search</w:t>
-      </w:r>
-      <w:r>
-        <w:rPr>
-          <w:vertAlign w:val="superscript"/>
-        </w:rPr>
-        <w:t xml:space="preserve">12</w:t>
-      </w:r>
-      <w:r>
-        <w:t xml:space="preserve"> </w:t>
-      </w:r>
-      <w:r>
-        <w:t xml:space="preserve">with a custom substitution matrix (matcha substiution matrix provided with TEA) and gap scoring settings (</w:t>
-      </w:r>
-      <w:r>
-        <w:rPr>
-          <w:rStyle w:val="VerbatimChar"/>
-        </w:rPr>
-        <w:t xml:space="preserve">--comp-bias-corr 0 --mask 0 --gap-open 18 --gap-extend 3</w:t>
-      </w:r>
-      <w:r>
-        <w:t xml:space="preserve">) to search the test set against the BFVD.</w:t>
-      </w:r>
-    </w:p>
-    <w:bookmarkEnd w:id="48"/>
-    <w:bookmarkEnd w:id="49"/>
-    <w:bookmarkStart w:id="55" w:name="structure-homology-based-annotation"/>
-    <w:p>
-      <w:pPr>
-        <w:pStyle w:val="Heading2"/>
-      </w:pPr>
-      <w:r>
-        <w:t xml:space="preserve">Structure homology-based annotation</w:t>
-      </w:r>
-    </w:p>
-    <w:bookmarkStart w:id="51" w:name="structure-prediction"/>
-    <w:p>
-      <w:pPr>
-        <w:pStyle w:val="Heading3"/>
-      </w:pPr>
-      <w:r>
-        <w:t xml:space="preserve">Structure prediction</w:t>
-      </w:r>
-    </w:p>
-    <w:p>
-      <w:pPr>
-        <w:pStyle w:val="FirstParagraph"/>
-      </w:pPr>
-      <w:r>
-        <w:t xml:space="preserve">For the structure prediction of our test set proteins, we relied on Boltz-2</w:t>
-      </w:r>
-      <w:r>
-        <w:rPr>
-          <w:vertAlign w:val="superscript"/>
-        </w:rPr>
-        <w:t xml:space="preserve">6</w:t>
-      </w:r>
-      <w:r>
-        <w:t xml:space="preserve"> </w:t>
-      </w:r>
-      <w:r>
-        <w:t xml:space="preserve">(default settings) with multiple sequence alignments (MSAs) generated by a local, adapted ColabFold installation</w:t>
-      </w:r>
-      <w:r>
-        <w:rPr>
-          <w:vertAlign w:val="superscript"/>
-        </w:rPr>
-        <w:t xml:space="preserve">16</w:t>
+        <w:t xml:space="preserve">17</w:t>
       </w:r>
       <w:r>
         <w:t xml:space="preserve"> </w:t>
@@ -1453,7 +1823,7 @@
       <w:r>
         <w:t xml:space="preserve"> </w:t>
       </w:r>
-      <w:hyperlink r:id="rId50">
+      <w:hyperlink r:id="rId43">
         <w:r>
           <w:rPr>
             <w:rStyle w:val="Hyperlink"/>
@@ -1484,7 +1854,7 @@
         <w:rPr>
           <w:vertAlign w:val="superscript"/>
         </w:rPr>
-        <w:t xml:space="preserve">17</w:t>
+        <w:t xml:space="preserve">18</w:t>
       </w:r>
       <w:r>
         <w:t xml:space="preserve"> </w:t>
@@ -1496,75 +1866,90 @@
         <w:rPr>
           <w:vertAlign w:val="superscript"/>
         </w:rPr>
+        <w:t xml:space="preserve">3</w:t>
+      </w:r>
+      <w:r>
+        <w:t xml:space="preserve">.</w:t>
+      </w:r>
+    </w:p>
+    <w:bookmarkEnd w:id="44"/>
+    <w:bookmarkStart w:id="45" w:name="foldseek"/>
+    <w:p>
+      <w:pPr>
+        <w:pStyle w:val="Heading3"/>
+      </w:pPr>
+      <w:r>
+        <w:t xml:space="preserve">Foldseek</w:t>
+      </w:r>
+    </w:p>
+    <w:p>
+      <w:pPr>
+        <w:pStyle w:val="FirstParagraph"/>
+      </w:pPr>
+      <w:r>
+        <w:t xml:space="preserve">Foldseek</w:t>
+      </w:r>
+      <w:r>
+        <w:rPr>
+          <w:vertAlign w:val="superscript"/>
+        </w:rPr>
+        <w:t xml:space="preserve">5</w:t>
+      </w:r>
+      <w:r>
+        <w:t xml:space="preserve"> </w:t>
+      </w:r>
+      <w:r>
+        <w:t xml:space="preserve">converts predicted protein structures into 3Di sequences and subsequently performs fast structure similarity searches using these 3Di sequences. Here, we used</w:t>
+      </w:r>
+      <w:r>
+        <w:t xml:space="preserve"> </w:t>
+      </w:r>
+      <w:r>
+        <w:rPr>
+          <w:rStyle w:val="VerbatimChar"/>
+        </w:rPr>
+        <w:t xml:space="preserve">foldseek easy-search</w:t>
+      </w:r>
+      <w:r>
+        <w:t xml:space="preserve"> </w:t>
+      </w:r>
+      <w:r>
+        <w:t xml:space="preserve">(Foldeek v10.941cd33) with default settings to search the predicted structures of our test set against the BFVD.</w:t>
+      </w:r>
+    </w:p>
+    <w:bookmarkEnd w:id="45"/>
+    <w:bookmarkStart w:id="47" w:name="reseek"/>
+    <w:p>
+      <w:pPr>
+        <w:pStyle w:val="Heading3"/>
+      </w:pPr>
+      <w:r>
+        <w:t xml:space="preserve">Reseek</w:t>
+      </w:r>
+    </w:p>
+    <w:p>
+      <w:pPr>
+        <w:pStyle w:val="FirstParagraph"/>
+      </w:pPr>
+      <w:r>
+        <w:t xml:space="preserve">Reseek</w:t>
+      </w:r>
+      <w:r>
+        <w:rPr>
+          <w:vertAlign w:val="superscript"/>
+        </w:rPr>
         <w:t xml:space="preserve">1</w:t>
       </w:r>
       <w:r>
-        <w:t xml:space="preserve">. Structures were predicted on an NVIDIA H100 GPU with 80GB of VRAM.</w:t>
-      </w:r>
-    </w:p>
-    <w:bookmarkEnd w:id="51"/>
-    <w:bookmarkStart w:id="52" w:name="foldseek"/>
-    <w:p>
-      <w:pPr>
-        <w:pStyle w:val="Heading3"/>
-      </w:pPr>
-      <w:r>
-        <w:t xml:space="preserve">Foldseek</w:t>
-      </w:r>
-    </w:p>
-    <w:p>
-      <w:pPr>
-        <w:pStyle w:val="FirstParagraph"/>
-      </w:pPr>
-      <w:r>
-        <w:t xml:space="preserve">Foldseek</w:t>
+        <w:t xml:space="preserve"> </w:t>
+      </w:r>
+      <w:r>
+        <w:t xml:space="preserve">aligns structures in a similar way to Foldseek, but uses a different structural alphabet consisting of ~10</w:t>
       </w:r>
       <w:r>
         <w:rPr>
           <w:vertAlign w:val="superscript"/>
         </w:rPr>
-        <w:t xml:space="preserve">4</w:t>
-      </w:r>
-      <w:r>
-        <w:t xml:space="preserve"> </w:t>
-      </w:r>
-      <w:r>
-        <w:t xml:space="preserve">converts predicted protein structures into 3Di sequences and subsequently performs fast structure similarity searches using these 3Di sequences. Here, we used foldseek easy-search with default settings to search the predicted structures of our test set against the BFVD.</w:t>
-      </w:r>
-    </w:p>
-    <w:bookmarkEnd w:id="52"/>
-    <w:bookmarkStart w:id="54" w:name="reseek"/>
-    <w:p>
-      <w:pPr>
-        <w:pStyle w:val="Heading3"/>
-      </w:pPr>
-      <w:r>
-        <w:t xml:space="preserve">Reseek</w:t>
-      </w:r>
-    </w:p>
-    <w:p>
-      <w:pPr>
-        <w:pStyle w:val="FirstParagraph"/>
-      </w:pPr>
-      <w:r>
-        <w:t xml:space="preserve">Reseek</w:t>
-      </w:r>
-      <w:r>
-        <w:rPr>
-          <w:vertAlign w:val="superscript"/>
-        </w:rPr>
-        <w:t xml:space="preserve">2</w:t>
-      </w:r>
-      <w:r>
-        <w:t xml:space="preserve"> </w:t>
-      </w:r>
-      <w:r>
-        <w:t xml:space="preserve">aligns structures in a similar way to Foldseek, but uses a different structural alphabet consisting of ~10</w:t>
-      </w:r>
-      <w:r>
-        <w:rPr>
-          <w:vertAlign w:val="superscript"/>
-        </w:rPr>
         <w:t xml:space="preserve">11</w:t>
       </w:r>
       <w:r>
@@ -1579,12 +1964,12 @@
         <w:pStyle w:val="BodyText"/>
       </w:pPr>
       <w:r>
-        <w:t xml:space="preserve">We used an adapted version of Reseek v2.7 in sensitive mode that switches the loading of the queries and database to get more accurate e-value calculations (see</w:t>
-      </w:r>
-      <w:r>
-        <w:t xml:space="preserve"> </w:t>
-      </w:r>
-      <w:hyperlink r:id="rId53">
+        <w:t xml:space="preserve">We used an adapted version of Reseek v2.7 in sensitive mode that switches the loading of the queries and database to get more accurate E-value calculations (see</w:t>
+      </w:r>
+      <w:r>
+        <w:t xml:space="preserve"> </w:t>
+      </w:r>
+      <w:hyperlink r:id="rId46">
         <w:r>
           <w:rPr>
             <w:rStyle w:val="Hyperlink"/>
@@ -1596,126 +1981,191 @@
         <w:t xml:space="preserve">).</w:t>
       </w:r>
     </w:p>
-    <w:bookmarkEnd w:id="54"/>
-    <w:bookmarkEnd w:id="55"/>
-    <w:bookmarkStart w:id="56" w:name="computational-benchmarking-1"/>
+    <w:bookmarkEnd w:id="47"/>
+    <w:bookmarkEnd w:id="48"/>
+    <w:bookmarkStart w:id="49" w:name="functional-category-assignment"/>
     <w:p>
       <w:pPr>
         <w:pStyle w:val="Heading2"/>
       </w:pPr>
       <w:r>
-        <w:t xml:space="preserve">Computational benchmarking</w:t>
-      </w:r>
-    </w:p>
-    <w:p>
-      <w:pPr>
-        <w:pStyle w:val="Compact"/>
-        <w:numPr>
-          <w:ilvl w:val="0"/>
-          <w:numId w:val="1004"/>
-        </w:numPr>
-      </w:pPr>
-      <w:r>
-        <w:t xml:space="preserve">hyperfine</w:t>
-      </w:r>
-    </w:p>
-    <w:bookmarkEnd w:id="56"/>
-    <w:bookmarkEnd w:id="57"/>
-    <w:bookmarkStart w:id="93" w:name="references"/>
-    <w:p>
-      <w:pPr>
-        <w:pStyle w:val="Heading1"/>
-      </w:pPr>
-      <w:r>
-        <w:t xml:space="preserve">References</w:t>
-      </w:r>
-    </w:p>
-    <w:bookmarkStart w:id="92" w:name="refs"/>
-    <w:bookmarkStart w:id="59" w:name="X2c0b48febe45ccc797d9a56102a6e8246b839ee"/>
-    <w:p>
-      <w:pPr>
-        <w:pStyle w:val="Bibliography"/>
-      </w:pPr>
-      <w:r>
-        <w:t xml:space="preserve">1.</w:t>
-      </w:r>
-      <w:r>
-        <w:t xml:space="preserve"> </w:t>
-      </w:r>
-      <w:r>
-        <w:t xml:space="preserve">	</w:t>
-      </w:r>
-      <w:r>
-        <w:t xml:space="preserve">Bouras, G.</w:t>
-      </w:r>
-      <w:r>
-        <w:t xml:space="preserve"> </w:t>
-      </w:r>
-      <w:r>
-        <w:rPr>
-          <w:i/>
-          <w:iCs/>
-        </w:rPr>
-        <w:t xml:space="preserve">et al.</w:t>
-      </w:r>
-      <w:r>
-        <w:t xml:space="preserve"> </w:t>
-      </w:r>
-      <w:hyperlink r:id="rId58">
+        <w:t xml:space="preserve">Functional category assignment</w:t>
+      </w:r>
+    </w:p>
+    <w:p>
+      <w:pPr>
+        <w:pStyle w:val="FirstParagraph"/>
+      </w:pPr>
+      <w:r>
+        <w:t xml:space="preserve">To functionally annotate our test proteins for each method, weights in form of the negative log E-value (or a weight of 1000 in case of an E-value of 0) were given to each hit. These weights were summed per functional category (assigned to each entry in the BFVD; see</w:t>
+      </w:r>
+      <w:r>
+        <w:t xml:space="preserve"> </w:t>
+      </w:r>
+      <w:hyperlink w:anchor="functional-classifier">
         <w:r>
           <w:rPr>
             <w:rStyle w:val="Hyperlink"/>
           </w:rPr>
-          <w:t xml:space="preserve">Protein structure-informed bacteriophage genome annotation with</w:t>
+          <w:t xml:space="preserve">above</w:t>
         </w:r>
+      </w:hyperlink>
+      <w:r>
+        <w:t xml:space="preserve">) and the category with the largest weight was chosen as the functional category for each test protein. Informative categories were prioritized over uninformative categories (ie.</w:t>
+      </w:r>
+      <w:r>
+        <w:t xml:space="preserve"> </w:t>
+      </w:r>
+      <w:r>
+        <w:t xml:space="preserve">“Hypothetical Protein”</w:t>
+      </w:r>
+      <w:r>
+        <w:t xml:space="preserve">,</w:t>
+      </w:r>
+      <w:r>
+        <w:t xml:space="preserve"> </w:t>
+      </w:r>
+      <w:r>
+        <w:t xml:space="preserve">“unknown”</w:t>
+      </w:r>
+      <w:r>
+        <w:t xml:space="preserve">,</w:t>
+      </w:r>
+      <w:r>
+        <w:t xml:space="preserve"> </w:t>
+      </w:r>
+      <w:r>
+        <w:t xml:space="preserve">“Other function”</w:t>
+      </w:r>
+      <w:r>
+        <w:t xml:space="preserve">) when the weight of the informative category was at least 50% the weight of the uninformative categories.</w:t>
+      </w:r>
+    </w:p>
+    <w:bookmarkEnd w:id="49"/>
+    <w:bookmarkStart w:id="50" w:name="computational-benchmarking-1"/>
+    <w:p>
+      <w:pPr>
+        <w:pStyle w:val="Heading2"/>
+      </w:pPr>
+      <w:r>
+        <w:t xml:space="preserve">Computational benchmarking</w:t>
+      </w:r>
+    </w:p>
+    <w:p>
+      <w:pPr>
+        <w:pStyle w:val="FirstParagraph"/>
+      </w:pPr>
+      <w:r>
+        <w:t xml:space="preserve">All steps in our analysis were benchmarked for both time and memory usage using hyperfine v1.20.0</w:t>
+      </w:r>
+      <w:r>
+        <w:rPr>
+          <w:vertAlign w:val="superscript"/>
+        </w:rPr>
+        <w:t xml:space="preserve">4</w:t>
+      </w:r>
+      <w:r>
+        <w:t xml:space="preserve">. GPU memory consumption was measured by sampling usage every 200 ms with nvidia-smi v580.82.07, recording the peak value observed after each step.</w:t>
+      </w:r>
+    </w:p>
+    <w:p>
+      <w:pPr>
+        <w:pStyle w:val="BodyText"/>
+      </w:pPr>
+      <w:r>
+        <w:t xml:space="preserve">All CPU analysis steps were performed on an HPC system using one IceLake node with 72 cores (2 Intel Xeon Platinum 8360Y CPUs@2.4 GHz; 256 GiB RAM), except for the MSA generation step which was performed on an IceLake big memory node with 72 cores (2 Intel Xeon Platinum 8360Y CPUs@2.4 GHz; 2048 GiB RAM). The GPU analyses were performed on one NVIDIA H100 SXM5 GPU (80 GiB HBM3) mounted on a node equipped with 2 AMD EPYC 9334 CPUs (768 GiB RAM).</w:t>
+      </w:r>
+    </w:p>
+    <w:bookmarkEnd w:id="50"/>
+    <w:bookmarkStart w:id="52" w:name="code-availibility"/>
+    <w:p>
+      <w:pPr>
+        <w:pStyle w:val="Heading2"/>
+      </w:pPr>
+      <w:r>
+        <w:t xml:space="preserve">Code availibility</w:t>
+      </w:r>
+    </w:p>
+    <w:p>
+      <w:pPr>
+        <w:pStyle w:val="FirstParagraph"/>
+      </w:pPr>
+      <w:r>
+        <w:t xml:space="preserve">Code to reproduce this analysis is available on</w:t>
+      </w:r>
+      <w:r>
+        <w:t xml:space="preserve"> </w:t>
+      </w:r>
+      <w:hyperlink r:id="rId51">
         <w:r>
           <w:rPr>
             <w:rStyle w:val="Hyperlink"/>
           </w:rPr>
-          <w:t xml:space="preserve"> </w:t>
-        </w:r>
-        <w:r>
-          <w:rPr>
-            <w:rStyle w:val="Hyperlink"/>
-          </w:rPr>
-          <w:t xml:space="preserve">Phold</w:t>
+          <w:t xml:space="preserve">GitHub</w:t>
         </w:r>
       </w:hyperlink>
       <w:r>
         <w:t xml:space="preserve">.</w:t>
       </w:r>
-      <w:r>
-        <w:t xml:space="preserve"> </w:t>
-      </w:r>
-      <w:r>
-        <w:rPr>
-          <w:i/>
-          <w:iCs/>
-        </w:rPr>
-        <w:t xml:space="preserve">Nucleic Acids Research</w:t>
-      </w:r>
-      <w:r>
-        <w:t xml:space="preserve"> </w:t>
-      </w:r>
-      <w:r>
-        <w:rPr>
-          <w:b/>
-          <w:bCs/>
-        </w:rPr>
-        <w:t xml:space="preserve">54</w:t>
-      </w:r>
-      <w:r>
-        <w:t xml:space="preserve">, (2026).</w:t>
-      </w:r>
-    </w:p>
-    <w:bookmarkEnd w:id="59"/>
-    <w:bookmarkStart w:id="61" w:name="ref-edgarProteinStructureAlignment2024"/>
+    </w:p>
+    <w:bookmarkEnd w:id="52"/>
+    <w:bookmarkStart w:id="53" w:name="data-availibility"/>
+    <w:p>
+      <w:pPr>
+        <w:pStyle w:val="Heading2"/>
+      </w:pPr>
+      <w:r>
+        <w:t xml:space="preserve">Data availibility</w:t>
+      </w:r>
+    </w:p>
+    <w:p>
+      <w:pPr>
+        <w:pStyle w:val="FirstParagraph"/>
+      </w:pPr>
+      <w:r>
+        <w:rPr>
+          <w:highlight w:val="yellow"/>
+        </w:rPr>
+        <w:t xml:space="preserve">upload to zenodo</w:t>
+      </w:r>
+    </w:p>
+    <w:bookmarkEnd w:id="53"/>
+    <w:bookmarkEnd w:id="54"/>
+    <w:bookmarkStart w:id="55" w:name="acknowledgements"/>
+    <w:p>
+      <w:pPr>
+        <w:pStyle w:val="Heading1"/>
+      </w:pPr>
+      <w:r>
+        <w:t xml:space="preserve">Acknowledgements</w:t>
+      </w:r>
+    </w:p>
+    <w:p>
+      <w:pPr>
+        <w:pStyle w:val="FirstParagraph"/>
+      </w:pPr>
+      <w:r>
+        <w:t xml:space="preserve">LDC acknowledges support from the Research Foundation - Flanders (grants 11L1325N and V451025N). The resources and services used in this work were provided by the VSC (Flemish Supercomputer Center), funded by the Research Foundation - Flanders (FWO) and the Flemish Government.</w:t>
+      </w:r>
+    </w:p>
+    <w:bookmarkEnd w:id="55"/>
+    <w:bookmarkStart w:id="92" w:name="references"/>
+    <w:p>
+      <w:pPr>
+        <w:pStyle w:val="Heading1"/>
+      </w:pPr>
+      <w:r>
+        <w:t xml:space="preserve">References</w:t>
+      </w:r>
+    </w:p>
+    <w:bookmarkStart w:id="91" w:name="refs"/>
+    <w:bookmarkStart w:id="57" w:name="ref-edgarProteinStructureAlignment2024"/>
     <w:p>
       <w:pPr>
         <w:pStyle w:val="Bibliography"/>
       </w:pPr>
       <w:r>
-        <w:t xml:space="preserve">2.</w:t>
+        <w:t xml:space="preserve">1.</w:t>
       </w:r>
       <w:r>
         <w:t xml:space="preserve"> </w:t>
@@ -1729,7 +2179,7 @@
       <w:r>
         <w:t xml:space="preserve"> </w:t>
       </w:r>
-      <w:hyperlink r:id="rId60">
+      <w:hyperlink r:id="rId56">
         <w:r>
           <w:rPr>
             <w:rStyle w:val="Hyperlink"/>
@@ -1788,14 +2238,14 @@
         <w:t xml:space="preserve">, btae687 (2024).</w:t>
       </w:r>
     </w:p>
-    <w:bookmarkEnd w:id="61"/>
-    <w:bookmarkStart w:id="63" w:name="ref-edgarProteinStructureAlignment2025"/>
+    <w:bookmarkEnd w:id="57"/>
+    <w:bookmarkStart w:id="59" w:name="ref-edgarProteinStructureAlignment2025"/>
     <w:p>
       <w:pPr>
         <w:pStyle w:val="Bibliography"/>
       </w:pPr>
       <w:r>
-        <w:t xml:space="preserve">3.</w:t>
+        <w:t xml:space="preserve">2.</w:t>
       </w:r>
       <w:r>
         <w:t xml:space="preserve"> </w:t>
@@ -1806,7 +2256,7 @@
       <w:r>
         <w:t xml:space="preserve">Edgar, R. C. &amp; Sahakyan, H. Protein structure alignment significance is often exaggerated. 2025.07.17.665375 (2025) doi:</w:t>
       </w:r>
-      <w:hyperlink r:id="rId62">
+      <w:hyperlink r:id="rId58">
         <w:r>
           <w:rPr>
             <w:rStyle w:val="Hyperlink"/>
@@ -1818,14 +2268,14 @@
         <w:t xml:space="preserve">.</w:t>
       </w:r>
     </w:p>
-    <w:bookmarkEnd w:id="63"/>
-    <w:bookmarkStart w:id="65" w:name="ref-vankempenFastAccurateProtein2024"/>
+    <w:bookmarkEnd w:id="59"/>
+    <w:bookmarkStart w:id="61" w:name="X2c0b48febe45ccc797d9a56102a6e8246b839ee"/>
     <w:p>
       <w:pPr>
         <w:pStyle w:val="Bibliography"/>
       </w:pPr>
       <w:r>
-        <w:t xml:space="preserve">4.</w:t>
+        <w:t xml:space="preserve">3.</w:t>
       </w:r>
       <w:r>
         <w:t xml:space="preserve"> </w:t>
@@ -1834,7 +2284,7 @@
         <w:t xml:space="preserve">	</w:t>
       </w:r>
       <w:r>
-        <w:t xml:space="preserve">van Kempen, M.</w:t>
+        <w:t xml:space="preserve">Bouras, G.</w:t>
       </w:r>
       <w:r>
         <w:t xml:space="preserve"> </w:t>
@@ -1849,7 +2299,104 @@
       <w:r>
         <w:t xml:space="preserve"> </w:t>
       </w:r>
-      <w:hyperlink r:id="rId64">
+      <w:hyperlink r:id="rId60">
+        <w:r>
+          <w:rPr>
+            <w:rStyle w:val="Hyperlink"/>
+          </w:rPr>
+          <w:t xml:space="preserve">Protein structure-informed bacteriophage genome annotation with</w:t>
+        </w:r>
+        <w:r>
+          <w:rPr>
+            <w:rStyle w:val="Hyperlink"/>
+          </w:rPr>
+          <w:t xml:space="preserve"> </w:t>
+        </w:r>
+        <w:r>
+          <w:rPr>
+            <w:rStyle w:val="Hyperlink"/>
+          </w:rPr>
+          <w:t xml:space="preserve">Phold</w:t>
+        </w:r>
+      </w:hyperlink>
+      <w:r>
+        <w:t xml:space="preserve">.</w:t>
+      </w:r>
+      <w:r>
+        <w:t xml:space="preserve"> </w:t>
+      </w:r>
+      <w:r>
+        <w:rPr>
+          <w:i/>
+          <w:iCs/>
+        </w:rPr>
+        <w:t xml:space="preserve">Nucleic Acids Research</w:t>
+      </w:r>
+      <w:r>
+        <w:t xml:space="preserve"> </w:t>
+      </w:r>
+      <w:r>
+        <w:rPr>
+          <w:b/>
+          <w:bCs/>
+        </w:rPr>
+        <w:t xml:space="preserve">54</w:t>
+      </w:r>
+      <w:r>
+        <w:t xml:space="preserve">, (2026).</w:t>
+      </w:r>
+    </w:p>
+    <w:bookmarkEnd w:id="61"/>
+    <w:bookmarkStart w:id="62" w:name="ref-Peter_hyperfine_2023"/>
+    <w:p>
+      <w:pPr>
+        <w:pStyle w:val="Bibliography"/>
+      </w:pPr>
+      <w:r>
+        <w:t xml:space="preserve">4.</w:t>
+      </w:r>
+      <w:r>
+        <w:t xml:space="preserve"> </w:t>
+      </w:r>
+      <w:r>
+        <w:t xml:space="preserve">	</w:t>
+      </w:r>
+      <w:r>
+        <w:t xml:space="preserve">Peter, D. Hyperfine. (2023).</w:t>
+      </w:r>
+    </w:p>
+    <w:bookmarkEnd w:id="62"/>
+    <w:bookmarkStart w:id="64" w:name="ref-vankempenFastAccurateProtein2024"/>
+    <w:p>
+      <w:pPr>
+        <w:pStyle w:val="Bibliography"/>
+      </w:pPr>
+      <w:r>
+        <w:t xml:space="preserve">5.</w:t>
+      </w:r>
+      <w:r>
+        <w:t xml:space="preserve"> </w:t>
+      </w:r>
+      <w:r>
+        <w:t xml:space="preserve">	</w:t>
+      </w:r>
+      <w:r>
+        <w:t xml:space="preserve">van Kempen, M.</w:t>
+      </w:r>
+      <w:r>
+        <w:t xml:space="preserve"> </w:t>
+      </w:r>
+      <w:r>
+        <w:rPr>
+          <w:i/>
+          <w:iCs/>
+        </w:rPr>
+        <w:t xml:space="preserve">et al.</w:t>
+      </w:r>
+      <w:r>
+        <w:t xml:space="preserve"> </w:t>
+      </w:r>
+      <w:hyperlink r:id="rId63">
         <w:r>
           <w:rPr>
             <w:rStyle w:val="Hyperlink"/>
@@ -1896,14 +2443,14 @@
         <w:t xml:space="preserve">, 243–246 (2024).</w:t>
       </w:r>
     </w:p>
-    <w:bookmarkEnd w:id="65"/>
-    <w:bookmarkStart w:id="67" w:name="Xf51a0e35be7b1fdad86f58a646a49d02ff6f742"/>
+    <w:bookmarkEnd w:id="64"/>
+    <w:bookmarkStart w:id="66" w:name="Xf51a0e35be7b1fdad86f58a646a49d02ff6f742"/>
     <w:p>
       <w:pPr>
         <w:pStyle w:val="Bibliography"/>
       </w:pPr>
       <w:r>
-        <w:t xml:space="preserve">5.</w:t>
+        <w:t xml:space="preserve">6.</w:t>
       </w:r>
       <w:r>
         <w:t xml:space="preserve"> </w:t>
@@ -1927,7 +2474,7 @@
       <w:r>
         <w:t xml:space="preserve"> Rewriting protein alphabets with language models. 2025.11.27.690975 (2026) doi:</w:t>
       </w:r>
-      <w:hyperlink r:id="rId66">
+      <w:hyperlink r:id="rId65">
         <w:r>
           <w:rPr>
             <w:rStyle w:val="Hyperlink"/>
@@ -1939,14 +2486,14 @@
         <w:t xml:space="preserve">.</w:t>
       </w:r>
     </w:p>
-    <w:bookmarkEnd w:id="67"/>
-    <w:bookmarkStart w:id="69" w:name="ref-passaroBoltz2AccurateEfficient2025"/>
+    <w:bookmarkEnd w:id="66"/>
+    <w:bookmarkStart w:id="68" w:name="ref-passaroBoltz2AccurateEfficient2025"/>
     <w:p>
       <w:pPr>
         <w:pStyle w:val="Bibliography"/>
       </w:pPr>
       <w:r>
-        <w:t xml:space="preserve">6.</w:t>
+        <w:t xml:space="preserve">7.</w:t>
       </w:r>
       <w:r>
         <w:t xml:space="preserve"> </w:t>
@@ -1991,7 +2538,7 @@
       <w:r>
         <w:t xml:space="preserve">. 2025.06.14.659707 (2025) doi:</w:t>
       </w:r>
-      <w:hyperlink r:id="rId68">
+      <w:hyperlink r:id="rId67">
         <w:r>
           <w:rPr>
             <w:rStyle w:val="Hyperlink"/>
@@ -2003,14 +2550,14 @@
         <w:t xml:space="preserve">.</w:t>
       </w:r>
     </w:p>
-    <w:bookmarkEnd w:id="69"/>
-    <w:bookmarkStart w:id="71" w:name="ref-kimBFVDLargeRepository2025"/>
+    <w:bookmarkEnd w:id="68"/>
+    <w:bookmarkStart w:id="70" w:name="ref-kimBFVDLargeRepository2025"/>
     <w:p>
       <w:pPr>
         <w:pStyle w:val="Bibliography"/>
       </w:pPr>
       <w:r>
-        <w:t xml:space="preserve">7.</w:t>
+        <w:t xml:space="preserve">8.</w:t>
       </w:r>
       <w:r>
         <w:t xml:space="preserve"> </w:t>
@@ -2024,7 +2571,7 @@
       <w:r>
         <w:t xml:space="preserve"> </w:t>
       </w:r>
-      <w:hyperlink r:id="rId70">
+      <w:hyperlink r:id="rId69">
         <w:r>
           <w:rPr>
             <w:rStyle w:val="Hyperlink"/>
@@ -2065,14 +2612,14 @@
         <w:t xml:space="preserve">, D340–D347 (2025).</w:t>
       </w:r>
     </w:p>
-    <w:bookmarkEnd w:id="71"/>
-    <w:bookmarkStart w:id="73" w:name="ref-terzianPHROGFamiliesProkaryotic2021"/>
+    <w:bookmarkEnd w:id="70"/>
+    <w:bookmarkStart w:id="72" w:name="ref-terzianPHROGFamiliesProkaryotic2021"/>
     <w:p>
       <w:pPr>
         <w:pStyle w:val="Bibliography"/>
       </w:pPr>
       <w:r>
-        <w:t xml:space="preserve">8.</w:t>
+        <w:t xml:space="preserve">9.</w:t>
       </w:r>
       <w:r>
         <w:t xml:space="preserve"> </w:t>
@@ -2096,7 +2643,7 @@
       <w:r>
         <w:t xml:space="preserve"> </w:t>
       </w:r>
-      <w:hyperlink r:id="rId72">
+      <w:hyperlink r:id="rId71">
         <w:r>
           <w:rPr>
             <w:rStyle w:val="Hyperlink"/>
@@ -2137,14 +2684,14 @@
         <w:t xml:space="preserve">, lqab067 (2021).</w:t>
       </w:r>
     </w:p>
-    <w:bookmarkEnd w:id="73"/>
-    <w:bookmarkStart w:id="75" w:name="ref-boulayEmpathiEmbeddingbasedPhage2025"/>
+    <w:bookmarkEnd w:id="72"/>
+    <w:bookmarkStart w:id="74" w:name="ref-boulayEmpathiEmbeddingbasedPhage2025"/>
     <w:p>
       <w:pPr>
         <w:pStyle w:val="Bibliography"/>
       </w:pPr>
       <w:r>
-        <w:t xml:space="preserve">9.</w:t>
+        <w:t xml:space="preserve">10.</w:t>
       </w:r>
       <w:r>
         <w:t xml:space="preserve"> </w:t>
@@ -2158,7 +2705,7 @@
       <w:r>
         <w:t xml:space="preserve"> </w:t>
       </w:r>
-      <w:hyperlink r:id="rId74">
+      <w:hyperlink r:id="rId73">
         <w:r>
           <w:rPr>
             <w:rStyle w:val="Hyperlink"/>
@@ -2193,14 +2740,14 @@
         <w:t xml:space="preserve">, 9114 (2025).</w:t>
       </w:r>
     </w:p>
-    <w:bookmarkEnd w:id="75"/>
-    <w:bookmarkStart w:id="77" w:name="ref-altschulBasicLocalAlignment1990"/>
+    <w:bookmarkEnd w:id="74"/>
+    <w:bookmarkStart w:id="76" w:name="ref-altschulBasicLocalAlignment1990"/>
     <w:p>
       <w:pPr>
         <w:pStyle w:val="Bibliography"/>
       </w:pPr>
       <w:r>
-        <w:t xml:space="preserve">10.</w:t>
+        <w:t xml:space="preserve">11.</w:t>
       </w:r>
       <w:r>
         <w:t xml:space="preserve"> </w:t>
@@ -2214,7 +2761,7 @@
       <w:r>
         <w:t xml:space="preserve"> </w:t>
       </w:r>
-      <w:hyperlink r:id="rId76">
+      <w:hyperlink r:id="rId75">
         <w:r>
           <w:rPr>
             <w:rStyle w:val="Hyperlink"/>
@@ -2239,14 +2786,14 @@
         <w:t xml:space="preserve">, 403–410 (1990).</w:t>
       </w:r>
     </w:p>
-    <w:bookmarkEnd w:id="77"/>
-    <w:bookmarkStart w:id="79" w:name="Xa956458ae3e05b5069e24cca7d937b4d5bcb564"/>
+    <w:bookmarkEnd w:id="76"/>
+    <w:bookmarkStart w:id="78" w:name="Xa956458ae3e05b5069e24cca7d937b4d5bcb564"/>
     <w:p>
       <w:pPr>
         <w:pStyle w:val="Bibliography"/>
       </w:pPr>
       <w:r>
-        <w:t xml:space="preserve">11.</w:t>
+        <w:t xml:space="preserve">12.</w:t>
       </w:r>
       <w:r>
         <w:t xml:space="preserve"> </w:t>
@@ -2260,7 +2807,7 @@
       <w:r>
         <w:t xml:space="preserve"> </w:t>
       </w:r>
-      <w:hyperlink r:id="rId78">
+      <w:hyperlink r:id="rId77">
         <w:r>
           <w:rPr>
             <w:rStyle w:val="Hyperlink"/>
@@ -2307,14 +2854,14 @@
         <w:t xml:space="preserve">, 366–368 (2021).</w:t>
       </w:r>
     </w:p>
-    <w:bookmarkEnd w:id="79"/>
-    <w:bookmarkStart w:id="81" w:name="Xb1871b972aac70d2d99b56311e901dbd11f244c"/>
+    <w:bookmarkEnd w:id="78"/>
+    <w:bookmarkStart w:id="80" w:name="Xb1871b972aac70d2d99b56311e901dbd11f244c"/>
     <w:p>
       <w:pPr>
         <w:pStyle w:val="Bibliography"/>
       </w:pPr>
       <w:r>
-        <w:t xml:space="preserve">12.</w:t>
+        <w:t xml:space="preserve">13.</w:t>
       </w:r>
       <w:r>
         <w:t xml:space="preserve"> </w:t>
@@ -2328,7 +2875,7 @@
       <w:r>
         <w:t xml:space="preserve"> </w:t>
       </w:r>
-      <w:hyperlink r:id="rId80">
+      <w:hyperlink r:id="rId79">
         <w:r>
           <w:rPr>
             <w:rStyle w:val="Hyperlink"/>
@@ -2375,14 +2922,14 @@
         <w:t xml:space="preserve">, 1026–1028 (2017).</w:t>
       </w:r>
     </w:p>
-    <w:bookmarkEnd w:id="81"/>
-    <w:bookmarkStart w:id="83" w:name="ref-heinzingerBilingualLanguageModel2024"/>
+    <w:bookmarkEnd w:id="80"/>
+    <w:bookmarkStart w:id="82" w:name="ref-heinzingerBilingualLanguageModel2024"/>
     <w:p>
       <w:pPr>
         <w:pStyle w:val="Bibliography"/>
       </w:pPr>
       <w:r>
-        <w:t xml:space="preserve">13.</w:t>
+        <w:t xml:space="preserve">14.</w:t>
       </w:r>
       <w:r>
         <w:t xml:space="preserve"> </w:t>
@@ -2406,7 +2953,7 @@
       <w:r>
         <w:t xml:space="preserve"> </w:t>
       </w:r>
-      <w:hyperlink r:id="rId82">
+      <w:hyperlink r:id="rId81">
         <w:r>
           <w:rPr>
             <w:rStyle w:val="Hyperlink"/>
@@ -2441,14 +2988,14 @@
         <w:t xml:space="preserve">, lqae150 (2024).</w:t>
       </w:r>
     </w:p>
-    <w:bookmarkEnd w:id="83"/>
-    <w:bookmarkStart w:id="85" w:name="Xab23086715934bcc0f018ee599e230e9d872dae"/>
+    <w:bookmarkEnd w:id="82"/>
+    <w:bookmarkStart w:id="84" w:name="Xab23086715934bcc0f018ee599e230e9d872dae"/>
     <w:p>
       <w:pPr>
         <w:pStyle w:val="Bibliography"/>
       </w:pPr>
       <w:r>
-        <w:t xml:space="preserve">14.</w:t>
+        <w:t xml:space="preserve">15.</w:t>
       </w:r>
       <w:r>
         <w:t xml:space="preserve"> </w:t>
@@ -2472,7 +3019,7 @@
       <w:r>
         <w:t xml:space="preserve"> </w:t>
       </w:r>
-      <w:hyperlink r:id="rId84">
+      <w:hyperlink r:id="rId83">
         <w:r>
           <w:rPr>
             <w:rStyle w:val="Hyperlink"/>
@@ -2573,14 +3120,14 @@
         <w:t xml:space="preserve">, 7112–7127 (2022).</w:t>
       </w:r>
     </w:p>
-    <w:bookmarkEnd w:id="85"/>
-    <w:bookmarkStart w:id="87" w:name="X5f1b8907d6a3bec1b0fabfc5f84c6d1da0a2a36"/>
+    <w:bookmarkEnd w:id="84"/>
+    <w:bookmarkStart w:id="86" w:name="X5f1b8907d6a3bec1b0fabfc5f84c6d1da0a2a36"/>
     <w:p>
       <w:pPr>
         <w:pStyle w:val="Bibliography"/>
       </w:pPr>
       <w:r>
-        <w:t xml:space="preserve">15.</w:t>
+        <w:t xml:space="preserve">16.</w:t>
       </w:r>
       <w:r>
         <w:t xml:space="preserve"> </w:t>
@@ -2604,7 +3151,7 @@
       <w:r>
         <w:t xml:space="preserve"> </w:t>
       </w:r>
-      <w:hyperlink r:id="rId86">
+      <w:hyperlink r:id="rId85">
         <w:r>
           <w:rPr>
             <w:rStyle w:val="Hyperlink"/>
@@ -2639,14 +3186,14 @@
         <w:t xml:space="preserve">, 1123–1130 (2023).</w:t>
       </w:r>
     </w:p>
-    <w:bookmarkEnd w:id="87"/>
-    <w:bookmarkStart w:id="89" w:name="ref-mirditaColabFoldMakingProtein2022"/>
+    <w:bookmarkEnd w:id="86"/>
+    <w:bookmarkStart w:id="88" w:name="ref-mirditaColabFoldMakingProtein2022"/>
     <w:p>
       <w:pPr>
         <w:pStyle w:val="Bibliography"/>
       </w:pPr>
       <w:r>
-        <w:t xml:space="preserve">16.</w:t>
+        <w:t xml:space="preserve">17.</w:t>
       </w:r>
       <w:r>
         <w:t xml:space="preserve"> </w:t>
@@ -2670,7 +3217,7 @@
       <w:r>
         <w:t xml:space="preserve"> </w:t>
       </w:r>
-      <w:hyperlink r:id="rId88">
+      <w:hyperlink r:id="rId87">
         <w:r>
           <w:rPr>
             <w:rStyle w:val="Hyperlink"/>
@@ -2711,14 +3258,14 @@
         <w:t xml:space="preserve">, 679–682 (2022).</w:t>
       </w:r>
     </w:p>
-    <w:bookmarkEnd w:id="89"/>
-    <w:bookmarkStart w:id="91" w:name="X970de467fd5d06c167b475b1295fef72fd3ada6"/>
+    <w:bookmarkEnd w:id="88"/>
+    <w:bookmarkStart w:id="90" w:name="X970de467fd5d06c167b475b1295fef72fd3ada6"/>
     <w:p>
       <w:pPr>
         <w:pStyle w:val="Bibliography"/>
       </w:pPr>
       <w:r>
-        <w:t xml:space="preserve">17.</w:t>
+        <w:t xml:space="preserve">18.</w:t>
       </w:r>
       <w:r>
         <w:t xml:space="preserve"> </w:t>
@@ -2742,7 +3289,7 @@
       <w:r>
         <w:t xml:space="preserve"> </w:t>
       </w:r>
-      <w:hyperlink r:id="rId90">
+      <w:hyperlink r:id="rId89">
         <w:r>
           <w:rPr>
             <w:rStyle w:val="Hyperlink"/>
@@ -2801,15 +3348,15 @@
         <w:t xml:space="preserve">, e03200–24 (2024).</w:t>
       </w:r>
     </w:p>
+    <w:bookmarkEnd w:id="90"/>
     <w:bookmarkEnd w:id="91"/>
+    <w:p>
+      <w:r>
+        <w:br w:type="page"/>
+      </w:r>
+    </w:p>
     <w:bookmarkEnd w:id="92"/>
-    <w:p>
-      <w:r>
-        <w:br w:type="page"/>
-      </w:r>
-    </w:p>
-    <w:bookmarkEnd w:id="93"/>
-    <w:bookmarkStart w:id="98" w:name="supplementary-figures"/>
+    <w:bookmarkStart w:id="111" w:name="supplementary-figures"/>
     <w:p>
       <w:pPr>
         <w:pStyle w:val="Heading1"/>
@@ -2831,7 +3378,7 @@
       <w:tr>
         <w:tc>
           <w:tcPr/>
-          <w:bookmarkStart w:id="97" w:name="suppfig-kingdom"/>
+          <w:bookmarkStart w:id="96" w:name="suppfig-kingdom"/>
           <w:p>
             <w:pPr>
               <w:pStyle w:val="Compact"/>
@@ -2842,18 +3389,18 @@
                 <wp:inline>
                   <wp:extent cx="3657600" cy="2743200"/>
                   <wp:effectExtent b="0" l="0" r="0" t="0"/>
-                  <wp:docPr descr="" title="" id="95" name="Picture"/>
+                  <wp:docPr descr="" title="" id="94" name="Picture"/>
                   <a:graphic>
                     <a:graphicData uri="http://schemas.openxmlformats.org/drawingml/2006/picture">
                       <pic:pic>
                         <pic:nvPicPr>
-                          <pic:cNvPr descr="../figures/kingdom_distribution.pdf" id="96" name="Picture"/>
+                          <pic:cNvPr descr="../figures/data_info/kingdom_distribution.pdf" id="95" name="Picture"/>
                           <pic:cNvPicPr>
                             <a:picLocks noChangeArrowheads="1" noChangeAspect="1"/>
                           </pic:cNvPicPr>
                         </pic:nvPicPr>
                         <pic:blipFill>
-                          <a:blip r:embed="rId94"/>
+                          <a:blip r:embed="rId93"/>
                           <a:stretch>
                             <a:fillRect/>
                           </a:stretch>
@@ -2885,19 +3432,2678 @@
               <w:jc w:val="center"/>
             </w:pPr>
             <w:pPr>
-              <w:jc w:val="start"/>
+              <w:jc w:val="left"/>
               <w:spacing w:before="200"/>
               <w:pStyle w:val="ImageCaption"/>
             </w:pPr>
             <w:r>
-              <w:t xml:space="preserve">Supplemental Figure 1: Bar plot showing the distribution of the number of genomes from the different viral Kingdoms in the test set.</w:t>
+              <w:t xml:space="preserve">Supplemental Figure 1: The distribution of the number of genomes from the different viral Kingdoms in the test set.</w:t>
             </w:r>
           </w:p>
-          <w:bookmarkEnd w:id="97"/>
+          <w:bookmarkEnd w:id="96"/>
         </w:tc>
       </w:tr>
     </w:tbl>
-    <w:bookmarkEnd w:id="98"/>
+    <w:p>
+      <w:pPr>
+        <w:pStyle w:val="BodyText"/>
+      </w:pPr>
+      <w:r>
+        <w:t xml:space="preserve"> </w:t>
+      </w:r>
+    </w:p>
+    <w:tbl>
+      <w:tblPr>
+        <w:tblStyle w:val="Table"/>
+        <w:tblW w:type="pct" w:w="5000"/>
+        <w:tblLayout w:type="fixed"/>
+        <w:tblLook w:firstRow="0" w:lastRow="0" w:firstColumn="0" w:lastColumn="0" w:noHBand="0" w:noVBand="0" w:val="0000"/>
+      </w:tblPr>
+      <w:tblGrid>
+        <w:gridCol w:w="7920"/>
+      </w:tblGrid>
+      <w:tr>
+        <w:tc>
+          <w:tcPr/>
+          <w:bookmarkStart w:id="100" w:name="suppfig-query-vs-evalue"/>
+          <w:p>
+            <w:pPr>
+              <w:pStyle w:val="Compact"/>
+              <w:jc w:val="center"/>
+            </w:pPr>
+            <w:r>
+              <w:drawing>
+                <wp:inline>
+                  <wp:extent cx="5486400" cy="3657600"/>
+                  <wp:effectExtent b="0" l="0" r="0" t="0"/>
+                  <wp:docPr descr="" title="" id="98" name="Picture"/>
+                  <a:graphic>
+                    <a:graphicData uri="http://schemas.openxmlformats.org/drawingml/2006/picture">
+                      <pic:pic>
+                        <pic:nvPicPr>
+                          <pic:cNvPr descr="../figures/search_results/unique_queries_vs_evalue.pdf" id="99" name="Picture"/>
+                          <pic:cNvPicPr>
+                            <a:picLocks noChangeArrowheads="1" noChangeAspect="1"/>
+                          </pic:cNvPicPr>
+                        </pic:nvPicPr>
+                        <pic:blipFill>
+                          <a:blip r:embed="rId97"/>
+                          <a:stretch>
+                            <a:fillRect/>
+                          </a:stretch>
+                        </pic:blipFill>
+                        <pic:spPr bwMode="auto">
+                          <a:xfrm>
+                            <a:off x="0" y="0"/>
+                            <a:ext cx="5486400" cy="3657600"/>
+                          </a:xfrm>
+                          <a:prstGeom prst="rect">
+                            <a:avLst/>
+                          </a:prstGeom>
+                          <a:noFill/>
+                          <a:ln w="9525">
+                            <a:noFill/>
+                            <a:headEnd/>
+                            <a:tailEnd/>
+                          </a:ln>
+                        </pic:spPr>
+                      </pic:pic>
+                    </a:graphicData>
+                  </a:graphic>
+                </wp:inline>
+              </w:drawing>
+            </w:r>
+          </w:p>
+          <w:p>
+            <w:pPr>
+              <w:jc w:val="center"/>
+            </w:pPr>
+            <w:pPr>
+              <w:jc w:val="left"/>
+              <w:spacing w:before="200"/>
+              <w:pStyle w:val="ImageCaption"/>
+            </w:pPr>
+            <w:r>
+              <w:t xml:space="preserve">Supplemental Figure 2: The number of test proteins with at least 1 hit for each method across different E-value thresholds.</w:t>
+            </w:r>
+          </w:p>
+          <w:bookmarkEnd w:id="100"/>
+        </w:tc>
+      </w:tr>
+    </w:tbl>
+    <w:p>
+      <w:pPr>
+        <w:pStyle w:val="BodyText"/>
+      </w:pPr>
+      <w:r>
+        <w:t xml:space="preserve"> </w:t>
+      </w:r>
+    </w:p>
+    <w:tbl>
+      <w:tblPr>
+        <w:tblStyle w:val="Table"/>
+        <w:tblW w:type="pct" w:w="5000"/>
+        <w:tblLayout w:type="fixed"/>
+        <w:tblLook w:firstRow="0" w:lastRow="0" w:firstColumn="0" w:lastColumn="0" w:noHBand="0" w:noVBand="0" w:val="0000"/>
+      </w:tblPr>
+      <w:tblGrid>
+        <w:gridCol w:w="7920"/>
+      </w:tblGrid>
+      <w:tr>
+        <w:tc>
+          <w:tcPr/>
+          <w:bookmarkStart w:id="104" w:name="suppfig-pairwise-method"/>
+          <w:p>
+            <w:pPr>
+              <w:pStyle w:val="Compact"/>
+              <w:jc w:val="center"/>
+            </w:pPr>
+            <w:r>
+              <w:drawing>
+                <wp:inline>
+                  <wp:extent cx="5943600" cy="1981200"/>
+                  <wp:effectExtent b="0" l="0" r="0" t="0"/>
+                  <wp:docPr descr="" title="" id="102" name="Picture"/>
+                  <a:graphic>
+                    <a:graphicData uri="http://schemas.openxmlformats.org/drawingml/2006/picture">
+                      <pic:pic>
+                        <pic:nvPicPr>
+                          <pic:cNvPr descr="../figures/search_results/hit_overlap_methods.pdf" id="103" name="Picture"/>
+                          <pic:cNvPicPr>
+                            <a:picLocks noChangeArrowheads="1" noChangeAspect="1"/>
+                          </pic:cNvPicPr>
+                        </pic:nvPicPr>
+                        <pic:blipFill>
+                          <a:blip r:embed="rId101"/>
+                          <a:stretch>
+                            <a:fillRect/>
+                          </a:stretch>
+                        </pic:blipFill>
+                        <pic:spPr bwMode="auto">
+                          <a:xfrm>
+                            <a:off x="0" y="0"/>
+                            <a:ext cx="5943600" cy="1981200"/>
+                          </a:xfrm>
+                          <a:prstGeom prst="rect">
+                            <a:avLst/>
+                          </a:prstGeom>
+                          <a:noFill/>
+                          <a:ln w="9525">
+                            <a:noFill/>
+                            <a:headEnd/>
+                            <a:tailEnd/>
+                          </a:ln>
+                        </pic:spPr>
+                      </pic:pic>
+                    </a:graphicData>
+                  </a:graphic>
+                </wp:inline>
+              </w:drawing>
+            </w:r>
+          </w:p>
+          <w:p>
+            <w:pPr>
+              <w:jc w:val="center"/>
+            </w:pPr>
+            <w:pPr>
+              <w:jc w:val="left"/>
+              <w:spacing w:before="200"/>
+              <w:pStyle w:val="ImageCaption"/>
+            </w:pPr>
+            <w:r>
+              <w:t xml:space="preserve">Supplemental Figure 3: Pairwise comparisons of shared hits between search methods for (A) the best 25 hits, (B) the best 25 hits after filtering on E-value (E &lt; 1e-03), and (C) the top hits for each query.</w:t>
+            </w:r>
+          </w:p>
+          <w:bookmarkEnd w:id="104"/>
+        </w:tc>
+      </w:tr>
+    </w:tbl>
+    <w:p>
+      <w:pPr>
+        <w:pStyle w:val="BodyText"/>
+      </w:pPr>
+      <w:r>
+        <w:t xml:space="preserve"> </w:t>
+      </w:r>
+    </w:p>
+    <w:tbl>
+      <w:tblPr>
+        <w:tblStyle w:val="Table"/>
+        <w:tblW w:type="pct" w:w="5000"/>
+        <w:tblLayout w:type="fixed"/>
+        <w:tblLook w:firstRow="0" w:lastRow="0" w:firstColumn="0" w:lastColumn="0" w:noHBand="0" w:noVBand="0" w:val="0000"/>
+      </w:tblPr>
+      <w:tblGrid>
+        <w:gridCol w:w="7920"/>
+      </w:tblGrid>
+      <w:tr>
+        <w:tc>
+          <w:tcPr/>
+          <w:bookmarkStart w:id="108" w:name="suppfig-time-increase"/>
+          <w:p>
+            <w:pPr>
+              <w:pStyle w:val="Compact"/>
+              <w:jc w:val="center"/>
+            </w:pPr>
+            <w:r>
+              <w:drawing>
+                <wp:inline>
+                  <wp:extent cx="3238500" cy="3238500"/>
+                  <wp:effectExtent b="0" l="0" r="0" t="0"/>
+                  <wp:docPr descr="" title="" id="106" name="Picture"/>
+                  <a:graphic>
+                    <a:graphicData uri="http://schemas.openxmlformats.org/drawingml/2006/picture">
+                      <pic:pic>
+                        <pic:nvPicPr>
+                          <pic:cNvPr descr="../figures/computational_benchmark/time_fold_increase.pdf" id="107" name="Picture"/>
+                          <pic:cNvPicPr>
+                            <a:picLocks noChangeArrowheads="1" noChangeAspect="1"/>
+                          </pic:cNvPicPr>
+                        </pic:nvPicPr>
+                        <pic:blipFill>
+                          <a:blip r:embed="rId105"/>
+                          <a:stretch>
+                            <a:fillRect/>
+                          </a:stretch>
+                        </pic:blipFill>
+                        <pic:spPr bwMode="auto">
+                          <a:xfrm>
+                            <a:off x="0" y="0"/>
+                            <a:ext cx="3238500" cy="3238500"/>
+                          </a:xfrm>
+                          <a:prstGeom prst="rect">
+                            <a:avLst/>
+                          </a:prstGeom>
+                          <a:noFill/>
+                          <a:ln w="9525">
+                            <a:noFill/>
+                            <a:headEnd/>
+                            <a:tailEnd/>
+                          </a:ln>
+                        </pic:spPr>
+                      </pic:pic>
+                    </a:graphicData>
+                  </a:graphic>
+                </wp:inline>
+              </w:drawing>
+            </w:r>
+          </w:p>
+          <w:p>
+            <w:pPr>
+              <w:jc w:val="center"/>
+            </w:pPr>
+            <w:pPr>
+              <w:jc w:val="left"/>
+              <w:spacing w:before="200"/>
+              <w:pStyle w:val="ImageCaption"/>
+            </w:pPr>
+            <w:r>
+              <w:t xml:space="preserve">Supplemental Figure 4: Workflow runtime increase compared to the fastest workflow (MMseqs2).</w:t>
+            </w:r>
+          </w:p>
+          <w:bookmarkEnd w:id="108"/>
+        </w:tc>
+      </w:tr>
+    </w:tbl>
+    <w:p>
+      <w:r>
+        <w:br w:type="page"/>
+      </w:r>
+    </w:p>
+    <w:p>
+      <w:pPr>
+        <w:sectPr/>
+      </w:pPr>
+    </w:p>
+    <w:bookmarkStart w:id="110" w:name="supplementary-tables"/>
+    <w:p>
+      <w:pPr>
+        <w:pStyle w:val="Heading1"/>
+      </w:pPr>
+      <w:r>
+        <w:t xml:space="preserve">Supplementary Tables</w:t>
+      </w:r>
+    </w:p>
+    <w:tbl>
+      <w:tblPr>
+        <w:tblStyle w:val="Table"/>
+        <w:tblW w:type="pct" w:w="5000"/>
+        <w:tblLayout w:type="fixed"/>
+        <w:tblLook w:firstRow="0" w:lastRow="0" w:firstColumn="0" w:lastColumn="0" w:noHBand="0" w:noVBand="0" w:val="0000"/>
+      </w:tblPr>
+      <w:tblGrid>
+        <w:gridCol w:w="7920"/>
+      </w:tblGrid>
+      <w:tr>
+        <w:tc>
+          <w:tcPr/>
+          <w:bookmarkStart w:id="109" w:name="tbl-supp-functional-categories"/>
+          <w:p>
+            <w:pPr>
+              <w:jc w:val="center"/>
+            </w:pPr>
+            <w:pPr>
+              <w:jc w:val="left"/>
+              <w:spacing w:before="200"/>
+              <w:pStyle w:val="ImageCaption"/>
+            </w:pPr>
+            <w:r>
+              <w:t xml:space="preserve">Table 1: Final functional categories used for annotation, including descriptions, pattern matching keywords, and exclusions.</w:t>
+            </w:r>
+          </w:p>
+          <w:tbl>
+            <w:tblPr>
+              <w:tblStyle w:val="Table"/>
+              <w:tblW w:type="pct" w:w="5000"/>
+              <w:tblLayout w:type="fixed"/>
+              <w:tblLook w:firstRow="1" w:lastRow="0" w:firstColumn="0" w:lastColumn="0" w:noHBand="0" w:noVBand="0" w:val="0020"/>
+            </w:tblPr>
+            <w:tblGrid>
+              <w:gridCol w:w="737"/>
+              <w:gridCol w:w="1615"/>
+              <w:gridCol w:w="4563"/>
+              <w:gridCol w:w="1003"/>
+            </w:tblGrid>
+            <w:tr>
+              <w:trPr>
+                <w:tblHeader w:val="on"/>
+              </w:trPr>
+              <w:tc>
+                <w:tcPr/>
+                <w:p>
+                  <w:pPr>
+                    <w:pStyle w:val="Compact"/>
+                    <w:jc w:val="left"/>
+                    <w:jc w:val="center"/>
+                  </w:pPr>
+                  <w:r>
+                    <w:t xml:space="preserve">Category</w:t>
+                  </w:r>
+                </w:p>
+              </w:tc>
+              <w:tc>
+                <w:tcPr/>
+                <w:p>
+                  <w:pPr>
+                    <w:pStyle w:val="Compact"/>
+                    <w:jc w:val="left"/>
+                    <w:jc w:val="center"/>
+                  </w:pPr>
+                  <w:r>
+                    <w:t xml:space="preserve">Description</w:t>
+                  </w:r>
+                </w:p>
+              </w:tc>
+              <w:tc>
+                <w:tcPr/>
+                <w:p>
+                  <w:pPr>
+                    <w:pStyle w:val="Compact"/>
+                    <w:jc w:val="left"/>
+                    <w:jc w:val="center"/>
+                  </w:pPr>
+                  <w:r>
+                    <w:t xml:space="preserve">Pattern matching keywords</w:t>
+                  </w:r>
+                </w:p>
+              </w:tc>
+              <w:tc>
+                <w:tcPr/>
+                <w:p>
+                  <w:pPr>
+                    <w:pStyle w:val="Compact"/>
+                    <w:jc w:val="left"/>
+                    <w:jc w:val="center"/>
+                  </w:pPr>
+                  <w:r>
+                    <w:t xml:space="preserve">Exclusions</w:t>
+                  </w:r>
+                </w:p>
+              </w:tc>
+            </w:tr>
+            <w:tr>
+              <w:tc>
+                <w:tcPr/>
+                <w:p>
+                  <w:pPr>
+                    <w:pStyle w:val="Compact"/>
+                    <w:jc w:val="left"/>
+                    <w:jc w:val="center"/>
+                  </w:pPr>
+                  <w:r>
+                    <w:t xml:space="preserve">Capsid Protein</w:t>
+                  </w:r>
+                </w:p>
+              </w:tc>
+              <w:tc>
+                <w:tcPr/>
+                <w:p>
+                  <w:pPr>
+                    <w:pStyle w:val="Compact"/>
+                    <w:jc w:val="left"/>
+                    <w:jc w:val="center"/>
+                  </w:pPr>
+                  <w:r>
+                    <w:t xml:space="preserve">Capsid proteins forming the icosahedral or other geometric viral shell</w:t>
+                  </w:r>
+                </w:p>
+              </w:tc>
+              <w:tc>
+                <w:tcPr/>
+                <w:p>
+                  <w:pPr>
+                    <w:pStyle w:val="Compact"/>
+                    <w:jc w:val="left"/>
+                    <w:jc w:val="center"/>
+                  </w:pPr>
+                  <w:r>
+                    <w:t xml:space="preserve">capsid protein; major capsid protein; minor capsid protein; coat protein; vp1; vp2; vp3; vp4; vp5; vp6; vp7; l1; virion structural protein; structural protein; head protein; internal protein; capsid</w:t>
+                  </w:r>
+                </w:p>
+              </w:tc>
+              <w:tc>
+                <w:tcPr/>
+                <w:p>
+                  <w:pPr>
+                    <w:pStyle w:val="Compact"/>
+                    <w:jc w:val="left"/>
+                    <w:jc w:val="center"/>
+                  </w:pPr>
+                  <w:r>
+                    <w:t xml:space="preserve">nucleocapsid; nucleoprotein; nonstructural; non-structural</w:t>
+                  </w:r>
+                </w:p>
+              </w:tc>
+            </w:tr>
+            <w:tr>
+              <w:tc>
+                <w:tcPr/>
+                <w:p>
+                  <w:pPr>
+                    <w:pStyle w:val="Compact"/>
+                    <w:jc w:val="left"/>
+                    <w:jc w:val="center"/>
+                  </w:pPr>
+                  <w:r>
+                    <w:t xml:space="preserve">Nucleocapsid Protein</w:t>
+                  </w:r>
+                </w:p>
+              </w:tc>
+              <w:tc>
+                <w:tcPr/>
+                <w:p>
+                  <w:pPr>
+                    <w:pStyle w:val="Compact"/>
+                    <w:jc w:val="left"/>
+                    <w:jc w:val="center"/>
+                  </w:pPr>
+                  <w:r>
+                    <w:t xml:space="preserve">Nucleocapsid proteins packaging and condensing the viral genome in helical or amorphous structures</w:t>
+                  </w:r>
+                </w:p>
+              </w:tc>
+              <w:tc>
+                <w:tcPr/>
+                <w:p>
+                  <w:pPr>
+                    <w:pStyle w:val="Compact"/>
+                    <w:jc w:val="left"/>
+                    <w:jc w:val="center"/>
+                  </w:pPr>
+                  <w:r>
+                    <w:t xml:space="preserve">nucleocapsid; nucleoprotein; np protein; n protein; core protein; ribonucleoprotein; rnp protein; virion core; core protein</w:t>
+                  </w:r>
+                </w:p>
+              </w:tc>
+              <w:tc>
+                <w:tcPr/>
+                <w:p>
+                  <w:pPr>
+                    <w:pStyle w:val="Compact"/>
+                    <w:jc w:val="left"/>
+                    <w:jc w:val="center"/>
+                  </w:pPr>
+                  <w:r>
+                    <w:t xml:space="preserve">None</w:t>
+                  </w:r>
+                </w:p>
+              </w:tc>
+            </w:tr>
+            <w:tr>
+              <w:tc>
+                <w:tcPr/>
+                <w:p>
+                  <w:pPr>
+                    <w:pStyle w:val="Compact"/>
+                    <w:jc w:val="left"/>
+                    <w:jc w:val="center"/>
+                  </w:pPr>
+                  <w:r>
+                    <w:t xml:space="preserve">Envelope/Surface Glycoprotein</w:t>
+                  </w:r>
+                </w:p>
+              </w:tc>
+              <w:tc>
+                <w:tcPr/>
+                <w:p>
+                  <w:pPr>
+                    <w:pStyle w:val="Compact"/>
+                    <w:jc w:val="left"/>
+                    <w:jc w:val="center"/>
+                  </w:pPr>
+                  <w:r>
+                    <w:t xml:space="preserve">Envelope and surface glycoproteins mediating receptor binding, membrane fusion, and viral entry</w:t>
+                  </w:r>
+                </w:p>
+              </w:tc>
+              <w:tc>
+                <w:tcPr/>
+                <w:p>
+                  <w:pPr>
+                    <w:pStyle w:val="Compact"/>
+                    <w:jc w:val="left"/>
+                    <w:jc w:val="center"/>
+                  </w:pPr>
+                  <w:r>
+                    <w:t xml:space="preserve">envelope glycoprotein; envelope protein; spike; glycoprotein gp; glycoprotein; surface glycoprotein; gp120; gp41; hemagglutinin; neuraminidase; fusion protein; attachment glycoprotein; gn ; gc ; e1 protein; e2 protein; ha protein; na protein; f protein; spike protein; membrane glycoprotein</w:t>
+                  </w:r>
+                </w:p>
+              </w:tc>
+              <w:tc>
+                <w:tcPr/>
+                <w:p>
+                  <w:pPr>
+                    <w:pStyle w:val="Compact"/>
+                    <w:jc w:val="left"/>
+                    <w:jc w:val="center"/>
+                  </w:pPr>
+                  <w:r>
+                    <w:t xml:space="preserve">non-structural; nonstructural</w:t>
+                  </w:r>
+                </w:p>
+              </w:tc>
+            </w:tr>
+            <w:tr>
+              <w:tc>
+                <w:tcPr/>
+                <w:p>
+                  <w:pPr>
+                    <w:pStyle w:val="Compact"/>
+                    <w:jc w:val="left"/>
+                    <w:jc w:val="center"/>
+                  </w:pPr>
+                  <w:r>
+                    <w:t xml:space="preserve">Matrix/Tegument Structural</w:t>
+                  </w:r>
+                </w:p>
+              </w:tc>
+              <w:tc>
+                <w:tcPr/>
+                <w:p>
+                  <w:pPr>
+                    <w:pStyle w:val="Compact"/>
+                    <w:jc w:val="left"/>
+                    <w:jc w:val="center"/>
+                  </w:pPr>
+                  <w:r>
+                    <w:t xml:space="preserve">Matrix and tegument proteins bridging capsid and envelope, involved in assembly and budding</w:t>
+                  </w:r>
+                </w:p>
+              </w:tc>
+              <w:tc>
+                <w:tcPr/>
+                <w:p>
+                  <w:pPr>
+                    <w:pStyle w:val="Compact"/>
+                    <w:jc w:val="left"/>
+                    <w:jc w:val="center"/>
+                  </w:pPr>
+                  <w:r>
+                    <w:t xml:space="preserve">matrix protein; tegument; m protein; vp13; vp14; vp16; ul; ul21; ul121; us protein; inner envelope; matrix</w:t>
+                  </w:r>
+                </w:p>
+              </w:tc>
+              <w:tc>
+                <w:tcPr/>
+                <w:p>
+                  <w:pPr>
+                    <w:pStyle w:val="Compact"/>
+                    <w:jc w:val="left"/>
+                    <w:jc w:val="center"/>
+                  </w:pPr>
+                  <w:r>
+                    <w:t xml:space="preserve">non-structural; nonstructural</w:t>
+                  </w:r>
+                </w:p>
+              </w:tc>
+            </w:tr>
+            <w:tr>
+              <w:tc>
+                <w:tcPr/>
+                <w:p>
+                  <w:pPr>
+                    <w:pStyle w:val="Compact"/>
+                    <w:jc w:val="left"/>
+                    <w:jc w:val="center"/>
+                  </w:pPr>
+                  <w:r>
+                    <w:t xml:space="preserve">DNA Packaging/Capsid Maturation</w:t>
+                  </w:r>
+                </w:p>
+              </w:tc>
+              <w:tc>
+                <w:tcPr/>
+                <w:p>
+                  <w:pPr>
+                    <w:pStyle w:val="Compact"/>
+                    <w:jc w:val="left"/>
+                    <w:jc w:val="center"/>
+                  </w:pPr>
+                  <w:r>
+                    <w:t xml:space="preserve">Proteins involved in DNA translocation into capsids and capsid maturation (mainly dsDNA viruses)</w:t>
+                  </w:r>
+                </w:p>
+              </w:tc>
+              <w:tc>
+                <w:tcPr/>
+                <w:p>
+                  <w:pPr>
+                    <w:pStyle w:val="Compact"/>
+                    <w:jc w:val="left"/>
+                    <w:jc w:val="center"/>
+                  </w:pPr>
+                  <w:r>
+                    <w:t xml:space="preserve">portal; terminase; dna packaging; capsid maturation; prohead; scaffolding; head protein; head-tail; scaffold</w:t>
+                  </w:r>
+                </w:p>
+              </w:tc>
+              <w:tc>
+                <w:tcPr/>
+                <w:p>
+                  <w:pPr>
+                    <w:pStyle w:val="Compact"/>
+                    <w:jc w:val="left"/>
+                    <w:jc w:val="center"/>
+                  </w:pPr>
+                  <w:r>
+                    <w:t xml:space="preserve">None</w:t>
+                  </w:r>
+                </w:p>
+              </w:tc>
+            </w:tr>
+            <w:tr>
+              <w:tc>
+                <w:tcPr/>
+                <w:p>
+                  <w:pPr>
+                    <w:pStyle w:val="Compact"/>
+                    <w:jc w:val="left"/>
+                    <w:jc w:val="center"/>
+                  </w:pPr>
+                  <w:r>
+                    <w:t xml:space="preserve">Tail/Baseplate Structural</w:t>
+                  </w:r>
+                </w:p>
+              </w:tc>
+              <w:tc>
+                <w:tcPr/>
+                <w:p>
+                  <w:pPr>
+                    <w:pStyle w:val="Compact"/>
+                    <w:jc w:val="left"/>
+                    <w:jc w:val="center"/>
+                  </w:pPr>
+                  <w:r>
+                    <w:t xml:space="preserve">Tail, baseplate, and fiber proteins for attachment and DNA injection (bacteriophage-like viruses)</w:t>
+                  </w:r>
+                </w:p>
+              </w:tc>
+              <w:tc>
+                <w:tcPr/>
+                <w:p>
+                  <w:pPr>
+                    <w:pStyle w:val="Compact"/>
+                    <w:jc w:val="left"/>
+                    <w:jc w:val="center"/>
+                  </w:pPr>
+                  <w:r>
+                    <w:t xml:space="preserve">tail; baseplate; tail fiber; tail spike; tail tube; tail sheath; collar; tail tip</w:t>
+                  </w:r>
+                </w:p>
+              </w:tc>
+              <w:tc>
+                <w:tcPr/>
+                <w:p>
+                  <w:pPr>
+                    <w:pStyle w:val="Compact"/>
+                    <w:jc w:val="left"/>
+                    <w:jc w:val="center"/>
+                  </w:pPr>
+                  <w:r>
+                    <w:t xml:space="preserve">None</w:t>
+                  </w:r>
+                </w:p>
+              </w:tc>
+            </w:tr>
+            <w:tr>
+              <w:tc>
+                <w:tcPr/>
+                <w:p>
+                  <w:pPr>
+                    <w:pStyle w:val="Compact"/>
+                    <w:jc w:val="left"/>
+                    <w:jc w:val="center"/>
+                  </w:pPr>
+                  <w:r>
+                    <w:t xml:space="preserve">Occlusion Body Protein</w:t>
+                  </w:r>
+                </w:p>
+              </w:tc>
+              <w:tc>
+                <w:tcPr/>
+                <w:p>
+                  <w:pPr>
+                    <w:pStyle w:val="Compact"/>
+                    <w:jc w:val="left"/>
+                    <w:jc w:val="center"/>
+                  </w:pPr>
+                  <w:r>
+                    <w:t xml:space="preserve">Proteins forming occlusion bodies or inclusion bodies that protect virions (baculoviruses, poxviruses)</w:t>
+                  </w:r>
+                </w:p>
+              </w:tc>
+              <w:tc>
+                <w:tcPr/>
+                <w:p>
+                  <w:pPr>
+                    <w:pStyle w:val="Compact"/>
+                    <w:jc w:val="left"/>
+                    <w:jc w:val="center"/>
+                  </w:pPr>
+                  <w:r>
+                    <w:t xml:space="preserve">occlusion; polyhedrin; granulin; p10 protein; occlusion-derived; inclusion body; a-type inclusion</w:t>
+                  </w:r>
+                </w:p>
+              </w:tc>
+              <w:tc>
+                <w:tcPr/>
+                <w:p>
+                  <w:pPr>
+                    <w:pStyle w:val="Compact"/>
+                    <w:jc w:val="left"/>
+                    <w:jc w:val="center"/>
+                  </w:pPr>
+                  <w:r>
+                    <w:t xml:space="preserve">None</w:t>
+                  </w:r>
+                </w:p>
+              </w:tc>
+            </w:tr>
+            <w:tr>
+              <w:tc>
+                <w:tcPr/>
+                <w:p>
+                  <w:pPr>
+                    <w:pStyle w:val="Compact"/>
+                    <w:jc w:val="left"/>
+                    <w:jc w:val="center"/>
+                  </w:pPr>
+                  <w:r>
+                    <w:t xml:space="preserve">RNA-Dependent RNA Polymerase (RdRp)</w:t>
+                  </w:r>
+                </w:p>
+              </w:tc>
+              <w:tc>
+                <w:tcPr/>
+                <w:p>
+                  <w:pPr>
+                    <w:pStyle w:val="Compact"/>
+                    <w:jc w:val="left"/>
+                    <w:jc w:val="center"/>
+                  </w:pPr>
+                  <w:r>
+                    <w:t xml:space="preserve">RNA-dependent RNA polymerases catalyzing viral RNA genome replication and transcription</w:t>
+                  </w:r>
+                </w:p>
+              </w:tc>
+              <w:tc>
+                <w:tcPr/>
+                <w:p>
+                  <w:pPr>
+                    <w:pStyle w:val="Compact"/>
+                    <w:jc w:val="left"/>
+                    <w:jc w:val="center"/>
+                  </w:pPr>
+                  <w:r>
+                    <w:t xml:space="preserve">rdrp; rna-dependent rna polymerase; rna dependent rna polymerase; rna directed rna polymerase; rna-directed rna polymerase; rna polymerase; pb1; pb2; pa; polymerase basic 1; polymerase basic 2; polymerase acidic; l-protein; l protein; replicase</w:t>
+                  </w:r>
+                </w:p>
+              </w:tc>
+              <w:tc>
+                <w:tcPr/>
+                <w:p>
+                  <w:pPr>
+                    <w:pStyle w:val="Compact"/>
+                    <w:jc w:val="left"/>
+                    <w:jc w:val="center"/>
+                  </w:pPr>
+                  <w:r>
+                    <w:t xml:space="preserve">dna polymerase; reverse transcriptase</w:t>
+                  </w:r>
+                </w:p>
+              </w:tc>
+            </w:tr>
+            <w:tr>
+              <w:tc>
+                <w:tcPr/>
+                <w:p>
+                  <w:pPr>
+                    <w:pStyle w:val="Compact"/>
+                    <w:jc w:val="left"/>
+                    <w:jc w:val="center"/>
+                  </w:pPr>
+                  <w:r>
+                    <w:t xml:space="preserve">DNA Polymerase</w:t>
+                  </w:r>
+                </w:p>
+              </w:tc>
+              <w:tc>
+                <w:tcPr/>
+                <w:p>
+                  <w:pPr>
+                    <w:pStyle w:val="Compact"/>
+                    <w:jc w:val="left"/>
+                    <w:jc w:val="center"/>
+                  </w:pPr>
+                  <w:r>
+                    <w:t xml:space="preserve">DNA polymerases catalyzing viral DNA genome replication</w:t>
+                  </w:r>
+                </w:p>
+              </w:tc>
+              <w:tc>
+                <w:tcPr/>
+                <w:p>
+                  <w:pPr>
+                    <w:pStyle w:val="Compact"/>
+                    <w:jc w:val="left"/>
+                    <w:jc w:val="center"/>
+                  </w:pPr>
+                  <w:r>
+                    <w:t xml:space="preserve">dna polymerase; dna-dependent dna polymerase; dna dependent dna polymerase; dna directed dna polymerase; dna-directed dna polymerase; dna pol</w:t>
+                  </w:r>
+                </w:p>
+              </w:tc>
+              <w:tc>
+                <w:tcPr/>
+                <w:p>
+                  <w:pPr>
+                    <w:pStyle w:val="Compact"/>
+                    <w:jc w:val="left"/>
+                    <w:jc w:val="center"/>
+                  </w:pPr>
+                  <w:r>
+                    <w:t xml:space="preserve">reverse transcriptase; rna-dependent; replicase</w:t>
+                  </w:r>
+                </w:p>
+              </w:tc>
+            </w:tr>
+            <w:tr>
+              <w:tc>
+                <w:tcPr/>
+                <w:p>
+                  <w:pPr>
+                    <w:pStyle w:val="Compact"/>
+                    <w:jc w:val="left"/>
+                    <w:jc w:val="center"/>
+                  </w:pPr>
+                  <w:r>
+                    <w:t xml:space="preserve">Reverse Transcriptase</w:t>
+                  </w:r>
+                </w:p>
+              </w:tc>
+              <w:tc>
+                <w:tcPr/>
+                <w:p>
+                  <w:pPr>
+                    <w:pStyle w:val="Compact"/>
+                    <w:jc w:val="left"/>
+                    <w:jc w:val="center"/>
+                  </w:pPr>
+                  <w:r>
+                    <w:t xml:space="preserve">Reverse transcriptases synthesizing DNA from RNA templates (retroviruses, pararetroviruses)</w:t>
+                  </w:r>
+                </w:p>
+              </w:tc>
+              <w:tc>
+                <w:tcPr/>
+                <w:p>
+                  <w:pPr>
+                    <w:pStyle w:val="Compact"/>
+                    <w:jc w:val="left"/>
+                    <w:jc w:val="center"/>
+                  </w:pPr>
+                  <w:r>
+                    <w:t xml:space="preserve">reverse transcriptase; rt protein; rna-dependent dna polymerase; rna directed dna polymerase; rna-directed dna polymerase; rna dependent dna polymerase; pol protein</w:t>
+                  </w:r>
+                </w:p>
+              </w:tc>
+              <w:tc>
+                <w:tcPr/>
+                <w:p>
+                  <w:pPr>
+                    <w:pStyle w:val="Compact"/>
+                    <w:jc w:val="left"/>
+                    <w:jc w:val="center"/>
+                  </w:pPr>
+                  <w:r>
+                    <w:t xml:space="preserve">None</w:t>
+                  </w:r>
+                </w:p>
+              </w:tc>
+            </w:tr>
+            <w:tr>
+              <w:tc>
+                <w:tcPr/>
+                <w:p>
+                  <w:pPr>
+                    <w:pStyle w:val="Compact"/>
+                    <w:jc w:val="left"/>
+                    <w:jc w:val="center"/>
+                  </w:pPr>
+                  <w:r>
+                    <w:t xml:space="preserve">Helicase</w:t>
+                  </w:r>
+                </w:p>
+              </w:tc>
+              <w:tc>
+                <w:tcPr/>
+                <w:p>
+                  <w:pPr>
+                    <w:pStyle w:val="Compact"/>
+                    <w:jc w:val="left"/>
+                    <w:jc w:val="center"/>
+                  </w:pPr>
+                  <w:r>
+                    <w:t xml:space="preserve">Helicases unwinding DNA or RNA duplexes during replication and recombination</w:t>
+                  </w:r>
+                </w:p>
+              </w:tc>
+              <w:tc>
+                <w:tcPr/>
+                <w:p>
+                  <w:pPr>
+                    <w:pStyle w:val="Compact"/>
+                    <w:jc w:val="left"/>
+                    <w:jc w:val="center"/>
+                  </w:pPr>
+                  <w:r>
+                    <w:t xml:space="preserve">helicase; dna helicase; rna helicase</w:t>
+                  </w:r>
+                </w:p>
+              </w:tc>
+              <w:tc>
+                <w:tcPr/>
+                <w:p>
+                  <w:pPr>
+                    <w:pStyle w:val="Compact"/>
+                    <w:jc w:val="left"/>
+                    <w:jc w:val="center"/>
+                  </w:pPr>
+                  <w:r>
+                    <w:t xml:space="preserve">ntpase; atpase; gtpase</w:t>
+                  </w:r>
+                </w:p>
+              </w:tc>
+            </w:tr>
+            <w:tr>
+              <w:tc>
+                <w:tcPr/>
+                <w:p>
+                  <w:pPr>
+                    <w:pStyle w:val="Compact"/>
+                    <w:jc w:val="left"/>
+                    <w:jc w:val="center"/>
+                  </w:pPr>
+                  <w:r>
+                    <w:t xml:space="preserve">NTPase/ATPase</w:t>
+                  </w:r>
+                </w:p>
+              </w:tc>
+              <w:tc>
+                <w:tcPr/>
+                <w:p>
+                  <w:pPr>
+                    <w:pStyle w:val="Compact"/>
+                    <w:jc w:val="left"/>
+                    <w:jc w:val="center"/>
+                  </w:pPr>
+                  <w:r>
+                    <w:t xml:space="preserve">NTPases and ATPases providing energy for various viral processes (not helicases or packaging)</w:t>
+                  </w:r>
+                </w:p>
+              </w:tc>
+              <w:tc>
+                <w:tcPr/>
+                <w:p>
+                  <w:pPr>
+                    <w:pStyle w:val="Compact"/>
+                    <w:jc w:val="left"/>
+                    <w:jc w:val="center"/>
+                  </w:pPr>
+                  <w:r>
+                    <w:t xml:space="preserve">ntpase; atpase; gtpase; adenosine triphosphatase; nucleoside triphosphatase; aaa+ atpase</w:t>
+                  </w:r>
+                </w:p>
+              </w:tc>
+              <w:tc>
+                <w:tcPr/>
+                <w:p>
+                  <w:pPr>
+                    <w:pStyle w:val="Compact"/>
+                    <w:jc w:val="left"/>
+                    <w:jc w:val="center"/>
+                  </w:pPr>
+                  <w:r>
+                    <w:t xml:space="preserve">helicase; terminase; packaging protein</w:t>
+                  </w:r>
+                </w:p>
+              </w:tc>
+            </w:tr>
+            <w:tr>
+              <w:tc>
+                <w:tcPr/>
+                <w:p>
+                  <w:pPr>
+                    <w:pStyle w:val="Compact"/>
+                    <w:jc w:val="left"/>
+                    <w:jc w:val="center"/>
+                  </w:pPr>
+                  <w:r>
+                    <w:t xml:space="preserve">Primase/Primase-Polymerase</w:t>
+                  </w:r>
+                </w:p>
+              </w:tc>
+              <w:tc>
+                <w:tcPr/>
+                <w:p>
+                  <w:pPr>
+                    <w:pStyle w:val="Compact"/>
+                    <w:jc w:val="left"/>
+                    <w:jc w:val="center"/>
+                  </w:pPr>
+                  <w:r>
+                    <w:t xml:space="preserve">Primases synthesizing RNA primers for DNA replication</w:t>
+                  </w:r>
+                </w:p>
+              </w:tc>
+              <w:tc>
+                <w:tcPr/>
+                <w:p>
+                  <w:pPr>
+                    <w:pStyle w:val="Compact"/>
+                    <w:jc w:val="left"/>
+                    <w:jc w:val="center"/>
+                  </w:pPr>
+                  <w:r>
+                    <w:t xml:space="preserve">primase; helicase-primase; primase-polymerase</w:t>
+                  </w:r>
+                </w:p>
+              </w:tc>
+              <w:tc>
+                <w:tcPr/>
+                <w:p>
+                  <w:pPr>
+                    <w:pStyle w:val="Compact"/>
+                    <w:jc w:val="left"/>
+                    <w:jc w:val="center"/>
+                  </w:pPr>
+                  <w:r>
+                    <w:t xml:space="preserve">None</w:t>
+                  </w:r>
+                </w:p>
+              </w:tc>
+            </w:tr>
+            <w:tr>
+              <w:tc>
+                <w:tcPr/>
+                <w:p>
+                  <w:pPr>
+                    <w:pStyle w:val="Compact"/>
+                    <w:jc w:val="left"/>
+                    <w:jc w:val="center"/>
+                  </w:pPr>
+                  <w:r>
+                    <w:t xml:space="preserve">Genome-Linked Protein (VPg/Terminal)</w:t>
+                  </w:r>
+                </w:p>
+              </w:tc>
+              <w:tc>
+                <w:tcPr/>
+                <w:p>
+                  <w:pPr>
+                    <w:pStyle w:val="Compact"/>
+                    <w:jc w:val="left"/>
+                    <w:jc w:val="center"/>
+                  </w:pPr>
+                  <w:r>
+                    <w:t xml:space="preserve">Proteins covalently linked to viral genome termini, serving as primers</w:t>
+                  </w:r>
+                </w:p>
+              </w:tc>
+              <w:tc>
+                <w:tcPr/>
+                <w:p>
+                  <w:pPr>
+                    <w:pStyle w:val="Compact"/>
+                    <w:jc w:val="left"/>
+                    <w:jc w:val="center"/>
+                  </w:pPr>
+                  <w:r>
+                    <w:t xml:space="preserve">vpg; genome-linked; terminal protein; genome linked</w:t>
+                  </w:r>
+                </w:p>
+              </w:tc>
+              <w:tc>
+                <w:tcPr/>
+                <w:p>
+                  <w:pPr>
+                    <w:pStyle w:val="Compact"/>
+                    <w:jc w:val="left"/>
+                    <w:jc w:val="center"/>
+                  </w:pPr>
+                  <w:r>
+                    <w:t xml:space="preserve">None</w:t>
+                  </w:r>
+                </w:p>
+              </w:tc>
+            </w:tr>
+            <w:tr>
+              <w:tc>
+                <w:tcPr/>
+                <w:p>
+                  <w:pPr>
+                    <w:pStyle w:val="Compact"/>
+                    <w:jc w:val="left"/>
+                    <w:jc w:val="center"/>
+                  </w:pPr>
+                  <w:r>
+                    <w:t xml:space="preserve">mRNA Capping/Methyltransferase</w:t>
+                  </w:r>
+                </w:p>
+              </w:tc>
+              <w:tc>
+                <w:tcPr/>
+                <w:p>
+                  <w:pPr>
+                    <w:pStyle w:val="Compact"/>
+                    <w:jc w:val="left"/>
+                    <w:jc w:val="center"/>
+                  </w:pPr>
+                  <w:r>
+                    <w:t xml:space="preserve">Enzymes catalyzing mRNA cap synthesis and methylation</w:t>
+                  </w:r>
+                </w:p>
+              </w:tc>
+              <w:tc>
+                <w:tcPr/>
+                <w:p>
+                  <w:pPr>
+                    <w:pStyle w:val="Compact"/>
+                    <w:jc w:val="left"/>
+                    <w:jc w:val="center"/>
+                  </w:pPr>
+                  <w:r>
+                    <w:t xml:space="preserve">methyltransferase; mtase; capping enzyme; guanylyltransferase; n7-methyltransferase; 2’-o-methyltransferase; methylase; mrna cap</w:t>
+                  </w:r>
+                </w:p>
+              </w:tc>
+              <w:tc>
+                <w:tcPr/>
+                <w:p>
+                  <w:pPr>
+                    <w:pStyle w:val="Compact"/>
+                    <w:jc w:val="left"/>
+                    <w:jc w:val="center"/>
+                  </w:pPr>
+                  <w:r>
+                    <w:t xml:space="preserve">histone</w:t>
+                  </w:r>
+                </w:p>
+              </w:tc>
+            </w:tr>
+            <w:tr>
+              <w:tc>
+                <w:tcPr/>
+                <w:p>
+                  <w:pPr>
+                    <w:pStyle w:val="Compact"/>
+                    <w:jc w:val="left"/>
+                    <w:jc w:val="center"/>
+                  </w:pPr>
+                  <w:r>
+                    <w:t xml:space="preserve">Nuclease (Endo/Exonuclease)</w:t>
+                  </w:r>
+                </w:p>
+              </w:tc>
+              <w:tc>
+                <w:tcPr/>
+                <w:p>
+                  <w:pPr>
+                    <w:pStyle w:val="Compact"/>
+                    <w:jc w:val="left"/>
+                    <w:jc w:val="center"/>
+                  </w:pPr>
+                  <w:r>
+                    <w:t xml:space="preserve">Nucleases involved in genome processing, recombination, or cap-snatching</w:t>
+                  </w:r>
+                </w:p>
+              </w:tc>
+              <w:tc>
+                <w:tcPr/>
+                <w:p>
+                  <w:pPr>
+                    <w:pStyle w:val="Compact"/>
+                    <w:jc w:val="left"/>
+                    <w:jc w:val="center"/>
+                  </w:pPr>
+                  <w:r>
+                    <w:t xml:space="preserve">nuclease; endonuclease; exonuclease; dnase; rnase; ribonuclease</w:t>
+                  </w:r>
+                </w:p>
+              </w:tc>
+              <w:tc>
+                <w:tcPr/>
+                <w:p>
+                  <w:pPr>
+                    <w:pStyle w:val="Compact"/>
+                    <w:jc w:val="left"/>
+                    <w:jc w:val="center"/>
+                  </w:pPr>
+                  <w:r>
+                    <w:t xml:space="preserve">None</w:t>
+                  </w:r>
+                </w:p>
+              </w:tc>
+            </w:tr>
+            <w:tr>
+              <w:tc>
+                <w:tcPr/>
+                <w:p>
+                  <w:pPr>
+                    <w:pStyle w:val="Compact"/>
+                    <w:jc w:val="left"/>
+                    <w:jc w:val="center"/>
+                  </w:pPr>
+                  <w:r>
+                    <w:t xml:space="preserve">Replication Cofactor/Processivity Factor</w:t>
+                  </w:r>
+                </w:p>
+              </w:tc>
+              <w:tc>
+                <w:tcPr/>
+                <w:p>
+                  <w:pPr>
+                    <w:pStyle w:val="Compact"/>
+                    <w:jc w:val="left"/>
+                    <w:jc w:val="center"/>
+                  </w:pPr>
+                  <w:r>
+                    <w:t xml:space="preserve">Cofactors stabilizing polymerase complexes and enhancing processivity</w:t>
+                  </w:r>
+                </w:p>
+              </w:tc>
+              <w:tc>
+                <w:tcPr/>
+                <w:p>
+                  <w:pPr>
+                    <w:pStyle w:val="Compact"/>
+                    <w:jc w:val="left"/>
+                    <w:jc w:val="center"/>
+                  </w:pPr>
+                  <w:r>
+                    <w:t xml:space="preserve">processivity; replication cofactor; polymerase cofactor; replication accessory; vp35; replication associated</w:t>
+                  </w:r>
+                </w:p>
+              </w:tc>
+              <w:tc>
+                <w:tcPr/>
+                <w:p>
+                  <w:pPr>
+                    <w:pStyle w:val="Compact"/>
+                    <w:jc w:val="left"/>
+                    <w:jc w:val="center"/>
+                  </w:pPr>
+                  <w:r>
+                    <w:t xml:space="preserve">None</w:t>
+                  </w:r>
+                </w:p>
+              </w:tc>
+            </w:tr>
+            <w:tr>
+              <w:tc>
+                <w:tcPr/>
+                <w:p>
+                  <w:pPr>
+                    <w:pStyle w:val="Compact"/>
+                    <w:jc w:val="left"/>
+                    <w:jc w:val="center"/>
+                  </w:pPr>
+                  <w:r>
+                    <w:t xml:space="preserve">Viral Protease</w:t>
+                  </w:r>
+                </w:p>
+              </w:tc>
+              <w:tc>
+                <w:tcPr/>
+                <w:p>
+                  <w:pPr>
+                    <w:pStyle w:val="Compact"/>
+                    <w:jc w:val="left"/>
+                    <w:jc w:val="center"/>
+                  </w:pPr>
+                  <w:r>
+                    <w:t xml:space="preserve">Viral proteases cleaving polyproteins into mature functional proteins</w:t>
+                  </w:r>
+                </w:p>
+              </w:tc>
+              <w:tc>
+                <w:tcPr/>
+                <w:p>
+                  <w:pPr>
+                    <w:pStyle w:val="Compact"/>
+                    <w:jc w:val="left"/>
+                    <w:jc w:val="center"/>
+                  </w:pPr>
+                  <w:r>
+                    <w:t xml:space="preserve">protease; proteinase; peptidase; 3clpro; mpro; plpro; papain-like; chymotrypsin</w:t>
+                  </w:r>
+                </w:p>
+              </w:tc>
+              <w:tc>
+                <w:tcPr/>
+                <w:p>
+                  <w:pPr>
+                    <w:pStyle w:val="Compact"/>
+                    <w:jc w:val="left"/>
+                    <w:jc w:val="center"/>
+                  </w:pPr>
+                  <w:r>
+                    <w:t xml:space="preserve">None</w:t>
+                  </w:r>
+                </w:p>
+              </w:tc>
+            </w:tr>
+            <w:tr>
+              <w:tc>
+                <w:tcPr/>
+                <w:p>
+                  <w:pPr>
+                    <w:pStyle w:val="Compact"/>
+                    <w:jc w:val="left"/>
+                    <w:jc w:val="center"/>
+                  </w:pPr>
+                  <w:r>
+                    <w:t xml:space="preserve">Polyprotein Precursor</w:t>
+                  </w:r>
+                </w:p>
+              </w:tc>
+              <w:tc>
+                <w:tcPr/>
+                <w:p>
+                  <w:pPr>
+                    <w:pStyle w:val="Compact"/>
+                    <w:jc w:val="left"/>
+                    <w:jc w:val="center"/>
+                  </w:pPr>
+                  <w:r>
+                    <w:t xml:space="preserve">Polyprotein precursors encoding multiple proteins cleaved post-translationally</w:t>
+                  </w:r>
+                </w:p>
+              </w:tc>
+              <w:tc>
+                <w:tcPr/>
+                <w:p>
+                  <w:pPr>
+                    <w:pStyle w:val="Compact"/>
+                    <w:jc w:val="left"/>
+                    <w:jc w:val="center"/>
+                  </w:pPr>
+                  <w:r>
+                    <w:t xml:space="preserve">polyprotein; orf1a; orf1ab; precursor protein; gag-pol; gag protein; gag-pol; gag</w:t>
+                  </w:r>
+                </w:p>
+              </w:tc>
+              <w:tc>
+                <w:tcPr/>
+                <w:p>
+                  <w:pPr>
+                    <w:pStyle w:val="Compact"/>
+                    <w:jc w:val="left"/>
+                    <w:jc w:val="center"/>
+                  </w:pPr>
+                  <w:r>
+                    <w:t xml:space="preserve">None</w:t>
+                  </w:r>
+                </w:p>
+              </w:tc>
+            </w:tr>
+            <w:tr>
+              <w:tc>
+                <w:tcPr/>
+                <w:p>
+                  <w:pPr>
+                    <w:pStyle w:val="Compact"/>
+                    <w:jc w:val="left"/>
+                    <w:jc w:val="center"/>
+                  </w:pPr>
+                  <w:r>
+                    <w:t xml:space="preserve">Transcriptional Regulator/Transactivator</w:t>
+                  </w:r>
+                </w:p>
+              </w:tc>
+              <w:tc>
+                <w:tcPr/>
+                <w:p>
+                  <w:pPr>
+                    <w:pStyle w:val="Compact"/>
+                    <w:jc w:val="left"/>
+                    <w:jc w:val="center"/>
+                  </w:pPr>
+                  <w:r>
+                    <w:t xml:space="preserve">Proteins regulating viral and host transcription</w:t>
+                  </w:r>
+                </w:p>
+              </w:tc>
+              <w:tc>
+                <w:tcPr/>
+                <w:p>
+                  <w:pPr>
+                    <w:pStyle w:val="Compact"/>
+                    <w:jc w:val="left"/>
+                    <w:jc w:val="center"/>
+                  </w:pPr>
+                  <w:r>
+                    <w:t xml:space="preserve">transcription; transactivator; transcriptional; tat protein; ie protein; immediate-early; early protein; late protein; vltf; e1a; e2a</w:t>
+                  </w:r>
+                </w:p>
+              </w:tc>
+              <w:tc>
+                <w:tcPr/>
+                <w:p>
+                  <w:pPr>
+                    <w:pStyle w:val="Compact"/>
+                    <w:jc w:val="left"/>
+                    <w:jc w:val="center"/>
+                  </w:pPr>
+                  <w:r>
+                    <w:t xml:space="preserve">None</w:t>
+                  </w:r>
+                </w:p>
+              </w:tc>
+            </w:tr>
+            <w:tr>
+              <w:tc>
+                <w:tcPr/>
+                <w:p>
+                  <w:pPr>
+                    <w:pStyle w:val="Compact"/>
+                    <w:jc w:val="left"/>
+                    <w:jc w:val="center"/>
+                  </w:pPr>
+                  <w:r>
+                    <w:t xml:space="preserve">RNA-Binding Regulatory Protein</w:t>
+                  </w:r>
+                </w:p>
+              </w:tc>
+              <w:tc>
+                <w:tcPr/>
+                <w:p>
+                  <w:pPr>
+                    <w:pStyle w:val="Compact"/>
+                    <w:jc w:val="left"/>
+                    <w:jc w:val="center"/>
+                  </w:pPr>
+                  <w:r>
+                    <w:t xml:space="preserve">RNA-binding proteins regulating RNA stability, translation, and packaging</w:t>
+                  </w:r>
+                </w:p>
+              </w:tc>
+              <w:tc>
+                <w:tcPr/>
+                <w:p>
+                  <w:pPr>
+                    <w:pStyle w:val="Compact"/>
+                    <w:jc w:val="left"/>
+                    <w:jc w:val="center"/>
+                  </w:pPr>
+                  <w:r>
+                    <w:t xml:space="preserve">rna-binding; rna binding; rnp; ribonucleoprotein; zinc finger; znf; zccch</w:t>
+                  </w:r>
+                </w:p>
+              </w:tc>
+              <w:tc>
+                <w:tcPr/>
+                <w:p>
+                  <w:pPr>
+                    <w:pStyle w:val="Compact"/>
+                    <w:jc w:val="left"/>
+                    <w:jc w:val="center"/>
+                  </w:pPr>
+                  <w:r>
+                    <w:t xml:space="preserve">None</w:t>
+                  </w:r>
+                </w:p>
+              </w:tc>
+            </w:tr>
+            <w:tr>
+              <w:tc>
+                <w:tcPr/>
+                <w:p>
+                  <w:pPr>
+                    <w:pStyle w:val="Compact"/>
+                    <w:jc w:val="left"/>
+                    <w:jc w:val="center"/>
+                  </w:pPr>
+                  <w:r>
+                    <w:t xml:space="preserve">RNA Export/Splicing Regulator</w:t>
+                  </w:r>
+                </w:p>
+              </w:tc>
+              <w:tc>
+                <w:tcPr/>
+                <w:p>
+                  <w:pPr>
+                    <w:pStyle w:val="Compact"/>
+                    <w:jc w:val="left"/>
+                    <w:jc w:val="center"/>
+                  </w:pPr>
+                  <w:r>
+                    <w:t xml:space="preserve">Proteins regulating RNA nuclear export and splicing (retroviruses, nuclear DNA viruses)</w:t>
+                  </w:r>
+                </w:p>
+              </w:tc>
+              <w:tc>
+                <w:tcPr/>
+                <w:p>
+                  <w:pPr>
+                    <w:pStyle w:val="Compact"/>
+                    <w:jc w:val="left"/>
+                    <w:jc w:val="center"/>
+                  </w:pPr>
+                  <w:r>
+                    <w:t xml:space="preserve">rev protein; export; splicing; nuclear export</w:t>
+                  </w:r>
+                </w:p>
+              </w:tc>
+              <w:tc>
+                <w:tcPr/>
+                <w:p>
+                  <w:pPr>
+                    <w:pStyle w:val="Compact"/>
+                    <w:jc w:val="left"/>
+                    <w:jc w:val="center"/>
+                  </w:pPr>
+                  <w:r>
+                    <w:t xml:space="preserve">None</w:t>
+                  </w:r>
+                </w:p>
+              </w:tc>
+            </w:tr>
+            <w:tr>
+              <w:tc>
+                <w:tcPr/>
+                <w:p>
+                  <w:pPr>
+                    <w:pStyle w:val="Compact"/>
+                    <w:jc w:val="left"/>
+                    <w:jc w:val="center"/>
+                  </w:pPr>
+                  <w:r>
+                    <w:t xml:space="preserve">Assembly/Morphogenesis Factor</w:t>
+                  </w:r>
+                </w:p>
+              </w:tc>
+              <w:tc>
+                <w:tcPr/>
+                <w:p>
+                  <w:pPr>
+                    <w:pStyle w:val="Compact"/>
+                    <w:jc w:val="left"/>
+                    <w:jc w:val="center"/>
+                  </w:pPr>
+                  <w:r>
+                    <w:t xml:space="preserve">Proteins coordinating virion assembly, morphogenesis, and budding</w:t>
+                  </w:r>
+                </w:p>
+              </w:tc>
+              <w:tc>
+                <w:tcPr/>
+                <w:p>
+                  <w:pPr>
+                    <w:pStyle w:val="Compact"/>
+                    <w:jc w:val="left"/>
+                    <w:jc w:val="center"/>
+                  </w:pPr>
+                  <w:r>
+                    <w:t xml:space="preserve">assembly; morphogenesis; budding; nsm protein; virion assembly; maturation protein</w:t>
+                  </w:r>
+                </w:p>
+              </w:tc>
+              <w:tc>
+                <w:tcPr/>
+                <w:p>
+                  <w:pPr>
+                    <w:pStyle w:val="Compact"/>
+                    <w:jc w:val="left"/>
+                    <w:jc w:val="center"/>
+                  </w:pPr>
+                  <w:r>
+                    <w:t xml:space="preserve">None</w:t>
+                  </w:r>
+                </w:p>
+              </w:tc>
+            </w:tr>
+            <w:tr>
+              <w:tc>
+                <w:tcPr/>
+                <w:p>
+                  <w:pPr>
+                    <w:pStyle w:val="Compact"/>
+                    <w:jc w:val="left"/>
+                    <w:jc w:val="center"/>
+                  </w:pPr>
+                  <w:r>
+                    <w:t xml:space="preserve">Innate Immune/Interferon Antagonist</w:t>
+                  </w:r>
+                </w:p>
+              </w:tc>
+              <w:tc>
+                <w:tcPr/>
+                <w:p>
+                  <w:pPr>
+                    <w:pStyle w:val="Compact"/>
+                    <w:jc w:val="left"/>
+                    <w:jc w:val="center"/>
+                  </w:pPr>
+                  <w:r>
+                    <w:t xml:space="preserve">Proteins antagonizing innate immunity, particularly interferon pathways</w:t>
+                  </w:r>
+                </w:p>
+              </w:tc>
+              <w:tc>
+                <w:tcPr/>
+                <w:p>
+                  <w:pPr>
+                    <w:pStyle w:val="Compact"/>
+                    <w:jc w:val="left"/>
+                    <w:jc w:val="center"/>
+                  </w:pPr>
+                  <w:r>
+                    <w:t xml:space="preserve">ns1; nss; v protein; c protein; interferon; ifn antagonist; stat; irf; immune evasion; nef; vpu; vif; vpr</w:t>
+                  </w:r>
+                </w:p>
+              </w:tc>
+              <w:tc>
+                <w:tcPr/>
+                <w:p>
+                  <w:pPr>
+                    <w:pStyle w:val="Compact"/>
+                    <w:jc w:val="left"/>
+                    <w:jc w:val="center"/>
+                  </w:pPr>
+                  <w:r>
+                    <w:t xml:space="preserve">None</w:t>
+                  </w:r>
+                </w:p>
+              </w:tc>
+            </w:tr>
+            <w:tr>
+              <w:tc>
+                <w:tcPr/>
+                <w:p>
+                  <w:pPr>
+                    <w:pStyle w:val="Compact"/>
+                    <w:jc w:val="left"/>
+                    <w:jc w:val="center"/>
+                  </w:pPr>
+                  <w:r>
+                    <w:t xml:space="preserve">Apoptosis/Cell-Cycle Modulator</w:t>
+                  </w:r>
+                </w:p>
+              </w:tc>
+              <w:tc>
+                <w:tcPr/>
+                <w:p>
+                  <w:pPr>
+                    <w:pStyle w:val="Compact"/>
+                    <w:jc w:val="left"/>
+                    <w:jc w:val="center"/>
+                  </w:pPr>
+                  <w:r>
+                    <w:t xml:space="preserve">Viral proteins modulating host apoptosis and cell-cycle pathways</w:t>
+                  </w:r>
+                </w:p>
+              </w:tc>
+              <w:tc>
+                <w:tcPr/>
+                <w:p>
+                  <w:pPr>
+                    <w:pStyle w:val="Compact"/>
+                    <w:jc w:val="left"/>
+                    <w:jc w:val="center"/>
+                  </w:pPr>
+                  <w:r>
+                    <w:t xml:space="preserve">apoptosis; bcl-2; cell cycle; v-cyclin; anti-apoptotic</w:t>
+                  </w:r>
+                </w:p>
+              </w:tc>
+              <w:tc>
+                <w:tcPr/>
+                <w:p>
+                  <w:pPr>
+                    <w:pStyle w:val="Compact"/>
+                    <w:jc w:val="left"/>
+                    <w:jc w:val="center"/>
+                  </w:pPr>
+                  <w:r>
+                    <w:t xml:space="preserve">None</w:t>
+                  </w:r>
+                </w:p>
+              </w:tc>
+            </w:tr>
+            <w:tr>
+              <w:tc>
+                <w:tcPr/>
+                <w:p>
+                  <w:pPr>
+                    <w:pStyle w:val="Compact"/>
+                    <w:jc w:val="left"/>
+                    <w:jc w:val="center"/>
+                  </w:pPr>
+                  <w:r>
+                    <w:t xml:space="preserve">Cytokine/Receptor Mimic or Modulator</w:t>
+                  </w:r>
+                </w:p>
+              </w:tc>
+              <w:tc>
+                <w:tcPr/>
+                <w:p>
+                  <w:pPr>
+                    <w:pStyle w:val="Compact"/>
+                    <w:jc w:val="left"/>
+                    <w:jc w:val="center"/>
+                  </w:pPr>
+                  <w:r>
+                    <w:t xml:space="preserve">Viral mimics of cytokines or receptors, or proteins modulating cytokine signaling</w:t>
+                  </w:r>
+                </w:p>
+              </w:tc>
+              <w:tc>
+                <w:tcPr/>
+                <w:p>
+                  <w:pPr>
+                    <w:pStyle w:val="Compact"/>
+                    <w:jc w:val="left"/>
+                    <w:jc w:val="center"/>
+                  </w:pPr>
+                  <w:r>
+                    <w:t xml:space="preserve">cytokine; interleukin; chemokine; tnf; receptor; il-; v-il; decoy receptor; chemokine receptor; g-protein coupled receptor; secreted protein; secreted immunomodulatory</w:t>
+                  </w:r>
+                </w:p>
+              </w:tc>
+              <w:tc>
+                <w:tcPr/>
+                <w:p>
+                  <w:pPr>
+                    <w:pStyle w:val="Compact"/>
+                    <w:jc w:val="left"/>
+                    <w:jc w:val="center"/>
+                  </w:pPr>
+                  <w:r>
+                    <w:t xml:space="preserve">None</w:t>
+                  </w:r>
+                </w:p>
+              </w:tc>
+            </w:tr>
+            <w:tr>
+              <w:tc>
+                <w:tcPr/>
+                <w:p>
+                  <w:pPr>
+                    <w:pStyle w:val="Compact"/>
+                    <w:jc w:val="left"/>
+                    <w:jc w:val="center"/>
+                  </w:pPr>
+                  <w:r>
+                    <w:t xml:space="preserve">Host Shutoff/Translation Inhibitor</w:t>
+                  </w:r>
+                </w:p>
+              </w:tc>
+              <w:tc>
+                <w:tcPr/>
+                <w:p>
+                  <w:pPr>
+                    <w:pStyle w:val="Compact"/>
+                    <w:jc w:val="left"/>
+                    <w:jc w:val="center"/>
+                  </w:pPr>
+                  <w:r>
+                    <w:t xml:space="preserve">Proteins inhibiting host mRNA translation or transcription</w:t>
+                  </w:r>
+                </w:p>
+              </w:tc>
+              <w:tc>
+                <w:tcPr/>
+                <w:p>
+                  <w:pPr>
+                    <w:pStyle w:val="Compact"/>
+                    <w:jc w:val="left"/>
+                    <w:jc w:val="center"/>
+                  </w:pPr>
+                  <w:r>
+                    <w:t xml:space="preserve">host shutoff; shutoff; translation inhibitor; nsp1</w:t>
+                  </w:r>
+                </w:p>
+              </w:tc>
+              <w:tc>
+                <w:tcPr/>
+                <w:p>
+                  <w:pPr>
+                    <w:pStyle w:val="Compact"/>
+                    <w:jc w:val="left"/>
+                    <w:jc w:val="center"/>
+                  </w:pPr>
+                  <w:r>
+                    <w:t xml:space="preserve">None</w:t>
+                  </w:r>
+                </w:p>
+              </w:tc>
+            </w:tr>
+            <w:tr>
+              <w:tc>
+                <w:tcPr/>
+                <w:p>
+                  <w:pPr>
+                    <w:pStyle w:val="Compact"/>
+                    <w:jc w:val="left"/>
+                    <w:jc w:val="center"/>
+                  </w:pPr>
+                  <w:r>
+                    <w:t xml:space="preserve">Virion Release/Budding Facilitator</w:t>
+                  </w:r>
+                </w:p>
+              </w:tc>
+              <w:tc>
+                <w:tcPr/>
+                <w:p>
+                  <w:pPr>
+                    <w:pStyle w:val="Compact"/>
+                    <w:jc w:val="left"/>
+                    <w:jc w:val="center"/>
+                  </w:pPr>
+                  <w:r>
+                    <w:t xml:space="preserve">Proteins facilitating virion release and budding from cells</w:t>
+                  </w:r>
+                </w:p>
+              </w:tc>
+              <w:tc>
+                <w:tcPr/>
+                <w:p>
+                  <w:pPr>
+                    <w:pStyle w:val="Compact"/>
+                    <w:jc w:val="left"/>
+                    <w:jc w:val="center"/>
+                  </w:pPr>
+                  <w:r>
+                    <w:t xml:space="preserve">release; budding; egress; late domain; tetherin antagonist</w:t>
+                  </w:r>
+                </w:p>
+              </w:tc>
+              <w:tc>
+                <w:tcPr/>
+                <w:p>
+                  <w:pPr>
+                    <w:pStyle w:val="Compact"/>
+                    <w:jc w:val="left"/>
+                    <w:jc w:val="center"/>
+                  </w:pPr>
+                  <w:r>
+                    <w:t xml:space="preserve">None</w:t>
+                  </w:r>
+                </w:p>
+              </w:tc>
+            </w:tr>
+            <w:tr>
+              <w:tc>
+                <w:tcPr/>
+                <w:p>
+                  <w:pPr>
+                    <w:pStyle w:val="Compact"/>
+                    <w:jc w:val="left"/>
+                    <w:jc w:val="center"/>
+                  </w:pPr>
+                  <w:r>
+                    <w:t xml:space="preserve">Movement Protein</w:t>
+                  </w:r>
+                </w:p>
+              </w:tc>
+              <w:tc>
+                <w:tcPr/>
+                <w:p>
+                  <w:pPr>
+                    <w:pStyle w:val="Compact"/>
+                    <w:jc w:val="left"/>
+                    <w:jc w:val="center"/>
+                  </w:pPr>
+                  <w:r>
+                    <w:t xml:space="preserve">Proteins mediating cell-to-cell movement in plant viruses</w:t>
+                  </w:r>
+                </w:p>
+              </w:tc>
+              <w:tc>
+                <w:tcPr/>
+                <w:p>
+                  <w:pPr>
+                    <w:pStyle w:val="Compact"/>
+                    <w:jc w:val="left"/>
+                    <w:jc w:val="center"/>
+                  </w:pPr>
+                  <w:r>
+                    <w:t xml:space="preserve">movement protein; mp protein; plasmodesmata</w:t>
+                  </w:r>
+                </w:p>
+              </w:tc>
+              <w:tc>
+                <w:tcPr/>
+                <w:p>
+                  <w:pPr>
+                    <w:pStyle w:val="Compact"/>
+                    <w:jc w:val="left"/>
+                    <w:jc w:val="center"/>
+                  </w:pPr>
+                  <w:r>
+                    <w:t xml:space="preserve">None</w:t>
+                  </w:r>
+                </w:p>
+              </w:tc>
+            </w:tr>
+            <w:tr>
+              <w:tc>
+                <w:tcPr/>
+                <w:p>
+                  <w:pPr>
+                    <w:pStyle w:val="Compact"/>
+                    <w:jc w:val="left"/>
+                    <w:jc w:val="center"/>
+                  </w:pPr>
+                  <w:r>
+                    <w:t xml:space="preserve">Integrase/Recombinase</w:t>
+                  </w:r>
+                </w:p>
+              </w:tc>
+              <w:tc>
+                <w:tcPr/>
+                <w:p>
+                  <w:pPr>
+                    <w:pStyle w:val="Compact"/>
+                    <w:jc w:val="left"/>
+                    <w:jc w:val="center"/>
+                  </w:pPr>
+                  <w:r>
+                    <w:t xml:space="preserve">Enzymes integrating viral DNA into host genome or mediating recombination</w:t>
+                  </w:r>
+                </w:p>
+              </w:tc>
+              <w:tc>
+                <w:tcPr/>
+                <w:p>
+                  <w:pPr>
+                    <w:pStyle w:val="Compact"/>
+                    <w:jc w:val="left"/>
+                    <w:jc w:val="center"/>
+                  </w:pPr>
+                  <w:r>
+                    <w:t xml:space="preserve">integrase; int protein; recombinase; integration</w:t>
+                  </w:r>
+                </w:p>
+              </w:tc>
+              <w:tc>
+                <w:tcPr/>
+                <w:p>
+                  <w:pPr>
+                    <w:pStyle w:val="Compact"/>
+                    <w:jc w:val="left"/>
+                    <w:jc w:val="center"/>
+                  </w:pPr>
+                  <w:r>
+                    <w:t xml:space="preserve">None</w:t>
+                  </w:r>
+                </w:p>
+              </w:tc>
+            </w:tr>
+            <w:tr>
+              <w:tc>
+                <w:tcPr/>
+                <w:p>
+                  <w:pPr>
+                    <w:pStyle w:val="Compact"/>
+                    <w:jc w:val="left"/>
+                    <w:jc w:val="center"/>
+                  </w:pPr>
+                  <w:r>
+                    <w:t xml:space="preserve">Episome Maintenance/Replication Origin Binding</w:t>
+                  </w:r>
+                </w:p>
+              </w:tc>
+              <w:tc>
+                <w:tcPr/>
+                <w:p>
+                  <w:pPr>
+                    <w:pStyle w:val="Compact"/>
+                    <w:jc w:val="left"/>
+                    <w:jc w:val="center"/>
+                  </w:pPr>
+                  <w:r>
+                    <w:t xml:space="preserve">Proteins maintaining episomal viral genomes and ensuring replication/segregation</w:t>
+                  </w:r>
+                </w:p>
+              </w:tc>
+              <w:tc>
+                <w:tcPr/>
+                <w:p>
+                  <w:pPr>
+                    <w:pStyle w:val="Compact"/>
+                    <w:jc w:val="left"/>
+                    <w:jc w:val="center"/>
+                  </w:pPr>
+                  <w:r>
+                    <w:t xml:space="preserve">ebna1; episome; origin binding; replication origin; partitioning</w:t>
+                  </w:r>
+                </w:p>
+              </w:tc>
+              <w:tc>
+                <w:tcPr/>
+                <w:p>
+                  <w:pPr>
+                    <w:pStyle w:val="Compact"/>
+                    <w:jc w:val="left"/>
+                    <w:jc w:val="center"/>
+                  </w:pPr>
+                  <w:r>
+                    <w:t xml:space="preserve">None</w:t>
+                  </w:r>
+                </w:p>
+              </w:tc>
+            </w:tr>
+            <w:tr>
+              <w:tc>
+                <w:tcPr/>
+                <w:p>
+                  <w:pPr>
+                    <w:pStyle w:val="Compact"/>
+                    <w:jc w:val="left"/>
+                    <w:jc w:val="center"/>
+                  </w:pPr>
+                  <w:r>
+                    <w:t xml:space="preserve">Membrane Remodeling/Replication Organelle</w:t>
+                  </w:r>
+                </w:p>
+              </w:tc>
+              <w:tc>
+                <w:tcPr/>
+                <w:p>
+                  <w:pPr>
+                    <w:pStyle w:val="Compact"/>
+                    <w:jc w:val="left"/>
+                    <w:jc w:val="center"/>
+                  </w:pPr>
+                  <w:r>
+                    <w:t xml:space="preserve">Proteins inducing membrane vesicles and replication organelles</w:t>
+                  </w:r>
+                </w:p>
+              </w:tc>
+              <w:tc>
+                <w:tcPr/>
+                <w:p>
+                  <w:pPr>
+                    <w:pStyle w:val="Compact"/>
+                    <w:jc w:val="left"/>
+                    <w:jc w:val="center"/>
+                  </w:pPr>
+                  <w:r>
+                    <w:t xml:space="preserve">ns4a; ns4b; membrane remodeling; replication complex; vesicle</w:t>
+                  </w:r>
+                </w:p>
+              </w:tc>
+              <w:tc>
+                <w:tcPr/>
+                <w:p>
+                  <w:pPr>
+                    <w:pStyle w:val="Compact"/>
+                    <w:jc w:val="left"/>
+                    <w:jc w:val="center"/>
+                  </w:pPr>
+                  <w:r>
+                    <w:t xml:space="preserve">None</w:t>
+                  </w:r>
+                </w:p>
+              </w:tc>
+            </w:tr>
+            <w:tr>
+              <w:tc>
+                <w:tcPr/>
+                <w:p>
+                  <w:pPr>
+                    <w:pStyle w:val="Compact"/>
+                    <w:jc w:val="left"/>
+                    <w:jc w:val="center"/>
+                  </w:pPr>
+                  <w:r>
+                    <w:t xml:space="preserve">Viroporin/Ion Channel</w:t>
+                  </w:r>
+                </w:p>
+              </w:tc>
+              <w:tc>
+                <w:tcPr/>
+                <w:p>
+                  <w:pPr>
+                    <w:pStyle w:val="Compact"/>
+                    <w:jc w:val="left"/>
+                    <w:jc w:val="center"/>
+                  </w:pPr>
+                  <w:r>
+                    <w:t xml:space="preserve">Small membrane proteins forming ion channels</w:t>
+                  </w:r>
+                </w:p>
+              </w:tc>
+              <w:tc>
+                <w:tcPr/>
+                <w:p>
+                  <w:pPr>
+                    <w:pStyle w:val="Compact"/>
+                    <w:jc w:val="left"/>
+                    <w:jc w:val="center"/>
+                  </w:pPr>
+                  <w:r>
+                    <w:t xml:space="preserve">viroporin; ion channel; m2 protein; channel</w:t>
+                  </w:r>
+                </w:p>
+              </w:tc>
+              <w:tc>
+                <w:tcPr/>
+                <w:p>
+                  <w:pPr>
+                    <w:pStyle w:val="Compact"/>
+                    <w:jc w:val="left"/>
+                    <w:jc w:val="center"/>
+                  </w:pPr>
+                  <w:r>
+                    <w:t xml:space="preserve">None</w:t>
+                  </w:r>
+                </w:p>
+              </w:tc>
+            </w:tr>
+            <w:tr>
+              <w:tc>
+                <w:tcPr/>
+                <w:p>
+                  <w:pPr>
+                    <w:pStyle w:val="Compact"/>
+                    <w:jc w:val="left"/>
+                    <w:jc w:val="center"/>
+                  </w:pPr>
+                  <w:r>
+                    <w:t xml:space="preserve">Nucleotide Metabolism Enzyme</w:t>
+                  </w:r>
+                </w:p>
+              </w:tc>
+              <w:tc>
+                <w:tcPr/>
+                <w:p>
+                  <w:pPr>
+                    <w:pStyle w:val="Compact"/>
+                    <w:jc w:val="left"/>
+                    <w:jc w:val="center"/>
+                  </w:pPr>
+                  <w:r>
+                    <w:t xml:space="preserve">Enzymes modulating dNTP pools for viral DNA replication</w:t>
+                  </w:r>
+                </w:p>
+              </w:tc>
+              <w:tc>
+                <w:tcPr/>
+                <w:p>
+                  <w:pPr>
+                    <w:pStyle w:val="Compact"/>
+                    <w:jc w:val="left"/>
+                    <w:jc w:val="center"/>
+                  </w:pPr>
+                  <w:r>
+                    <w:t xml:space="preserve">ribonucleotide reductase; dutpase; thymidine kinase; thymidylate; nucleotide kinase; deoxynucleoside; deoxyribonucleoside; rnr</w:t>
+                  </w:r>
+                </w:p>
+              </w:tc>
+              <w:tc>
+                <w:tcPr/>
+                <w:p>
+                  <w:pPr>
+                    <w:pStyle w:val="Compact"/>
+                    <w:jc w:val="left"/>
+                    <w:jc w:val="center"/>
+                  </w:pPr>
+                  <w:r>
+                    <w:t xml:space="preserve">None</w:t>
+                  </w:r>
+                </w:p>
+              </w:tc>
+            </w:tr>
+            <w:tr>
+              <w:tc>
+                <w:tcPr/>
+                <w:p>
+                  <w:pPr>
+                    <w:pStyle w:val="Compact"/>
+                    <w:jc w:val="left"/>
+                    <w:jc w:val="center"/>
+                  </w:pPr>
+                  <w:r>
+                    <w:t xml:space="preserve">Viral Kinase/Phosphoprotein</w:t>
+                  </w:r>
+                </w:p>
+              </w:tc>
+              <w:tc>
+                <w:tcPr/>
+                <w:p>
+                  <w:pPr>
+                    <w:pStyle w:val="Compact"/>
+                    <w:jc w:val="left"/>
+                    <w:jc w:val="center"/>
+                  </w:pPr>
+                  <w:r>
+                    <w:t xml:space="preserve">Viral kinases phosphorylating viral/host proteins; phosphoproteins regulating replication</w:t>
+                  </w:r>
+                </w:p>
+              </w:tc>
+              <w:tc>
+                <w:tcPr/>
+                <w:p>
+                  <w:pPr>
+                    <w:pStyle w:val="Compact"/>
+                    <w:jc w:val="left"/>
+                    <w:jc w:val="center"/>
+                  </w:pPr>
+                  <w:r>
+                    <w:t xml:space="preserve">kinase; phosphoprotein; serine/threonine; tyrosine kinase; phospho protein; protein kinase</w:t>
+                  </w:r>
+                </w:p>
+              </w:tc>
+              <w:tc>
+                <w:tcPr/>
+                <w:p>
+                  <w:pPr>
+                    <w:pStyle w:val="Compact"/>
+                    <w:jc w:val="left"/>
+                    <w:jc w:val="center"/>
+                  </w:pPr>
+                  <w:r>
+                    <w:t xml:space="preserve">None</w:t>
+                  </w:r>
+                </w:p>
+              </w:tc>
+            </w:tr>
+            <w:tr>
+              <w:tc>
+                <w:tcPr/>
+                <w:p>
+                  <w:pPr>
+                    <w:pStyle w:val="Compact"/>
+                    <w:jc w:val="left"/>
+                    <w:jc w:val="center"/>
+                  </w:pPr>
+                  <w:r>
+                    <w:t xml:space="preserve">Ligase</w:t>
+                  </w:r>
+                </w:p>
+              </w:tc>
+              <w:tc>
+                <w:tcPr/>
+                <w:p>
+                  <w:pPr>
+                    <w:pStyle w:val="Compact"/>
+                    <w:jc w:val="left"/>
+                    <w:jc w:val="center"/>
+                  </w:pPr>
+                  <w:r>
+                    <w:t xml:space="preserve">Viral ligases joining DNA or RNA molecules</w:t>
+                  </w:r>
+                </w:p>
+              </w:tc>
+              <w:tc>
+                <w:tcPr/>
+                <w:p>
+                  <w:pPr>
+                    <w:pStyle w:val="Compact"/>
+                    <w:jc w:val="left"/>
+                    <w:jc w:val="center"/>
+                  </w:pPr>
+                  <w:r>
+                    <w:t xml:space="preserve">ligase; dna ligase; rna ligase</w:t>
+                  </w:r>
+                </w:p>
+              </w:tc>
+              <w:tc>
+                <w:tcPr/>
+                <w:p>
+                  <w:pPr>
+                    <w:pStyle w:val="Compact"/>
+                    <w:jc w:val="left"/>
+                    <w:jc w:val="center"/>
+                  </w:pPr>
+                  <w:r>
+                    <w:t xml:space="preserve">ubiquitin ligase; e3 ubiquitin</w:t>
+                  </w:r>
+                </w:p>
+              </w:tc>
+            </w:tr>
+            <w:tr>
+              <w:tc>
+                <w:tcPr/>
+                <w:p>
+                  <w:pPr>
+                    <w:pStyle w:val="Compact"/>
+                    <w:jc w:val="left"/>
+                    <w:jc w:val="center"/>
+                  </w:pPr>
+                  <w:r>
+                    <w:t xml:space="preserve">Ubiquitin/SUMO Pathway Protein</w:t>
+                  </w:r>
+                </w:p>
+              </w:tc>
+              <w:tc>
+                <w:tcPr/>
+                <w:p>
+                  <w:pPr>
+                    <w:pStyle w:val="Compact"/>
+                    <w:jc w:val="left"/>
+                    <w:jc w:val="center"/>
+                  </w:pPr>
+                  <w:r>
+                    <w:t xml:space="preserve">Proteins modulating ubiquitin or SUMO pathways</w:t>
+                  </w:r>
+                </w:p>
+              </w:tc>
+              <w:tc>
+                <w:tcPr/>
+                <w:p>
+                  <w:pPr>
+                    <w:pStyle w:val="Compact"/>
+                    <w:jc w:val="left"/>
+                    <w:jc w:val="center"/>
+                  </w:pPr>
+                  <w:r>
+                    <w:t xml:space="preserve">ubiquitin; e3 ubiquitin ligase; deubiquitinase; sumo; isg15</w:t>
+                  </w:r>
+                </w:p>
+              </w:tc>
+              <w:tc>
+                <w:tcPr/>
+                <w:p>
+                  <w:pPr>
+                    <w:pStyle w:val="Compact"/>
+                    <w:jc w:val="left"/>
+                    <w:jc w:val="center"/>
+                  </w:pPr>
+                  <w:r>
+                    <w:t xml:space="preserve">None</w:t>
+                  </w:r>
+                </w:p>
+              </w:tc>
+            </w:tr>
+            <w:tr>
+              <w:tc>
+                <w:tcPr/>
+                <w:p>
+                  <w:pPr>
+                    <w:pStyle w:val="Compact"/>
+                    <w:jc w:val="left"/>
+                    <w:jc w:val="center"/>
+                  </w:pPr>
+                  <w:r>
+                    <w:t xml:space="preserve">Other Viral Enzyme</w:t>
+                  </w:r>
+                </w:p>
+              </w:tc>
+              <w:tc>
+                <w:tcPr/>
+                <w:p>
+                  <w:pPr>
+                    <w:pStyle w:val="Compact"/>
+                    <w:jc w:val="left"/>
+                    <w:jc w:val="center"/>
+                  </w:pPr>
+                  <w:r>
+                    <w:t xml:space="preserve">Other viral enzymes (lipases, esterases, deaminases, etc.)</w:t>
+                  </w:r>
+                </w:p>
+              </w:tc>
+              <w:tc>
+                <w:tcPr/>
+                <w:p>
+                  <w:pPr>
+                    <w:pStyle w:val="Compact"/>
+                    <w:jc w:val="left"/>
+                    <w:jc w:val="center"/>
+                  </w:pPr>
+                  <w:r>
+                    <w:t xml:space="preserve">lipase; esterase; phospholipase; deaminase; transferase; amidotransferase; aminotransferase; oxidoreductase; hydrolase; lyase; isomerase</w:t>
+                  </w:r>
+                </w:p>
+              </w:tc>
+              <w:tc>
+                <w:tcPr/>
+                <w:p>
+                  <w:pPr>
+                    <w:pStyle w:val="Compact"/>
+                    <w:jc w:val="left"/>
+                    <w:jc w:val="center"/>
+                  </w:pPr>
+                  <w:r>
+                    <w:t xml:space="preserve">methyltransferase; polymerase; transferase rna; transferase dna</w:t>
+                  </w:r>
+                </w:p>
+              </w:tc>
+            </w:tr>
+            <w:tr>
+              <w:tc>
+                <w:tcPr/>
+                <w:p>
+                  <w:pPr>
+                    <w:pStyle w:val="Compact"/>
+                    <w:jc w:val="left"/>
+                    <w:jc w:val="center"/>
+                  </w:pPr>
+                  <w:r>
+                    <w:t xml:space="preserve">Viroplasm/Viral Factory Protein</w:t>
+                  </w:r>
+                </w:p>
+              </w:tc>
+              <w:tc>
+                <w:tcPr/>
+                <w:p>
+                  <w:pPr>
+                    <w:pStyle w:val="Compact"/>
+                    <w:jc w:val="left"/>
+                    <w:jc w:val="center"/>
+                  </w:pPr>
+                  <w:r>
+                    <w:t xml:space="preserve">Proteins forming viral replication factories or viroplasms</w:t>
+                  </w:r>
+                </w:p>
+              </w:tc>
+              <w:tc>
+                <w:tcPr/>
+                <w:p>
+                  <w:pPr>
+                    <w:pStyle w:val="Compact"/>
+                    <w:jc w:val="left"/>
+                    <w:jc w:val="center"/>
+                  </w:pPr>
+                  <w:r>
+                    <w:t xml:space="preserve">viroplasm; viral factory; inclusion; replication factory</w:t>
+                  </w:r>
+                </w:p>
+              </w:tc>
+              <w:tc>
+                <w:tcPr/>
+                <w:p>
+                  <w:pPr>
+                    <w:pStyle w:val="Compact"/>
+                    <w:jc w:val="left"/>
+                    <w:jc w:val="center"/>
+                  </w:pPr>
+                  <w:r>
+                    <w:t xml:space="preserve">a-type inclusion</w:t>
+                  </w:r>
+                </w:p>
+              </w:tc>
+            </w:tr>
+            <w:tr>
+              <w:tc>
+                <w:tcPr/>
+                <w:p>
+                  <w:pPr>
+                    <w:pStyle w:val="Compact"/>
+                    <w:jc w:val="left"/>
+                    <w:jc w:val="center"/>
+                  </w:pPr>
+                  <w:r>
+                    <w:t xml:space="preserve">Accessory/Virulence Factor</w:t>
+                  </w:r>
+                </w:p>
+              </w:tc>
+              <w:tc>
+                <w:tcPr/>
+                <w:p>
+                  <w:pPr>
+                    <w:pStyle w:val="Compact"/>
+                    <w:jc w:val="left"/>
+                    <w:jc w:val="center"/>
+                  </w:pPr>
+                  <w:r>
+                    <w:t xml:space="preserve">Accessory proteins modulating virulence, host range, or tissue tropism</w:t>
+                  </w:r>
+                </w:p>
+              </w:tc>
+              <w:tc>
+                <w:tcPr/>
+                <w:p>
+                  <w:pPr>
+                    <w:pStyle w:val="Compact"/>
+                    <w:jc w:val="left"/>
+                    <w:jc w:val="center"/>
+                  </w:pPr>
+                  <w:r>
+                    <w:t xml:space="preserve">accessory; virulence; pathogenicity; host range</w:t>
+                  </w:r>
+                </w:p>
+              </w:tc>
+              <w:tc>
+                <w:tcPr/>
+                <w:p>
+                  <w:pPr>
+                    <w:pStyle w:val="Compact"/>
+                    <w:jc w:val="left"/>
+                    <w:jc w:val="center"/>
+                  </w:pPr>
+                  <w:r>
+                    <w:t xml:space="preserve">None</w:t>
+                  </w:r>
+                </w:p>
+              </w:tc>
+            </w:tr>
+            <w:tr>
+              <w:tc>
+                <w:tcPr/>
+                <w:p>
+                  <w:pPr>
+                    <w:pStyle w:val="Compact"/>
+                    <w:jc w:val="left"/>
+                    <w:jc w:val="center"/>
+                  </w:pPr>
+                  <w:r>
+                    <w:t xml:space="preserve">Non-Structural Protein (General)</w:t>
+                  </w:r>
+                </w:p>
+              </w:tc>
+              <w:tc>
+                <w:tcPr/>
+                <w:p>
+                  <w:pPr>
+                    <w:pStyle w:val="Compact"/>
+                    <w:jc w:val="left"/>
+                    <w:jc w:val="center"/>
+                  </w:pPr>
+                  <w:r>
+                    <w:t xml:space="preserve">General non-structural proteins with diverse or unclear roles</w:t>
+                  </w:r>
+                </w:p>
+              </w:tc>
+              <w:tc>
+                <w:tcPr/>
+                <w:p>
+                  <w:pPr>
+                    <w:pStyle w:val="Compact"/>
+                    <w:jc w:val="left"/>
+                    <w:jc w:val="center"/>
+                  </w:pPr>
+                  <w:r>
+                    <w:t xml:space="preserve">non-structural; nonstructural; ns protein; nsp</w:t>
+                  </w:r>
+                </w:p>
+              </w:tc>
+              <w:tc>
+                <w:tcPr/>
+                <w:p>
+                  <w:pPr>
+                    <w:pStyle w:val="Compact"/>
+                    <w:jc w:val="left"/>
+                    <w:jc w:val="center"/>
+                  </w:pPr>
+                  <w:r>
+                    <w:t xml:space="preserve">None</w:t>
+                  </w:r>
+                </w:p>
+              </w:tc>
+            </w:tr>
+            <w:tr>
+              <w:tc>
+                <w:tcPr/>
+                <w:p>
+                  <w:pPr>
+                    <w:pStyle w:val="Compact"/>
+                    <w:jc w:val="left"/>
+                    <w:jc w:val="center"/>
+                  </w:pPr>
+                  <w:r>
+                    <w:t xml:space="preserve">Hypothetical Protein</w:t>
+                  </w:r>
+                </w:p>
+              </w:tc>
+              <w:tc>
+                <w:tcPr/>
+                <w:p>
+                  <w:pPr>
+                    <w:pStyle w:val="Compact"/>
+                    <w:jc w:val="left"/>
+                    <w:jc w:val="center"/>
+                  </w:pPr>
+                  <w:r>
+                    <w:t xml:space="preserve">Proteins with unknown or uncharacterized function</w:t>
+                  </w:r>
+                </w:p>
+              </w:tc>
+              <w:tc>
+                <w:tcPr/>
+                <w:p>
+                  <w:pPr>
+                    <w:pStyle w:val="Compact"/>
+                    <w:jc w:val="left"/>
+                    <w:jc w:val="center"/>
+                  </w:pPr>
+                  <w:r>
+                    <w:t xml:space="preserve">uncharacterized; hypothetical; unknown; putative protein; orf protein; predicted protein</w:t>
+                  </w:r>
+                </w:p>
+              </w:tc>
+              <w:tc>
+                <w:tcPr/>
+                <w:p>
+                  <w:pPr>
+                    <w:pStyle w:val="Compact"/>
+                    <w:jc w:val="left"/>
+                    <w:jc w:val="center"/>
+                  </w:pPr>
+                  <w:r>
+                    <w:t xml:space="preserve">None</w:t>
+                  </w:r>
+                </w:p>
+              </w:tc>
+            </w:tr>
+          </w:tbl>
+          <w:bookmarkEnd w:id="109"/>
+          <w:p/>
+        </w:tc>
+      </w:tr>
+    </w:tbl>
+    <w:p>
+      <w:pPr>
+        <w:sectPr>
+          <w:pgSz w:h="11906" w:w="16838" w:orient="landscape"/>
+        </w:sectPr>
+      </w:pPr>
+    </w:p>
+    <w:bookmarkEnd w:id="110"/>
+    <w:bookmarkEnd w:id="111"/>
     <w:sectPr>
       <w:footnotePr>
         <w:numRestart w:val="eachSect"/>
@@ -3218,6 +6424,82 @@
       </w:rPr>
     </w:lvl>
   </w:abstractNum>
+  <w:abstractNum w:abstractNumId="992">
+    <w:nsid w:val="0000A992"/>
+    <w:multiLevelType w:val="multilevel"/>
+    <w:lvl w:ilvl="0">
+      <w:numFmt w:val="bullet"/>
+      <w:lvlText w:val="☐"/>
+      <w:lvlJc w:val="left"/>
+      <w:pPr>
+        <w:ind w:left="720" w:hanging="360"/>
+      </w:pPr>
+    </w:lvl>
+    <w:lvl w:ilvl="1">
+      <w:numFmt w:val="bullet"/>
+      <w:lvlText w:val="☐"/>
+      <w:lvlJc w:val="left"/>
+      <w:pPr>
+        <w:ind w:left="1440" w:hanging="360"/>
+      </w:pPr>
+    </w:lvl>
+    <w:lvl w:ilvl="2">
+      <w:numFmt w:val="bullet"/>
+      <w:lvlText w:val="☐"/>
+      <w:lvlJc w:val="left"/>
+      <w:pPr>
+        <w:ind w:left="2160" w:hanging="360"/>
+      </w:pPr>
+    </w:lvl>
+    <w:lvl w:ilvl="3">
+      <w:numFmt w:val="bullet"/>
+      <w:lvlText w:val="☐"/>
+      <w:lvlJc w:val="left"/>
+      <w:pPr>
+        <w:ind w:left="2880" w:hanging="360"/>
+      </w:pPr>
+    </w:lvl>
+    <w:lvl w:ilvl="4">
+      <w:numFmt w:val="bullet"/>
+      <w:lvlText w:val="☐"/>
+      <w:lvlJc w:val="left"/>
+      <w:pPr>
+        <w:ind w:left="3600" w:hanging="360"/>
+      </w:pPr>
+    </w:lvl>
+    <w:lvl w:ilvl="5">
+      <w:numFmt w:val="bullet"/>
+      <w:lvlText w:val="☐"/>
+      <w:lvlJc w:val="left"/>
+      <w:pPr>
+        <w:ind w:left="4320" w:hanging="360"/>
+      </w:pPr>
+    </w:lvl>
+    <w:lvl w:ilvl="6">
+      <w:numFmt w:val="bullet"/>
+      <w:lvlText w:val="☐"/>
+      <w:lvlJc w:val="left"/>
+      <w:pPr>
+        <w:ind w:left="5040" w:hanging="360"/>
+      </w:pPr>
+    </w:lvl>
+    <w:lvl w:ilvl="7">
+      <w:numFmt w:val="bullet"/>
+      <w:lvlText w:val="☐"/>
+      <w:lvlJc w:val="left"/>
+      <w:pPr>
+        <w:ind w:left="5760" w:hanging="360"/>
+      </w:pPr>
+    </w:lvl>
+    <w:lvl w:ilvl="8">
+      <w:numFmt w:val="bullet"/>
+      <w:lvlText w:val="☐"/>
+      <w:lvlJc w:val="left"/>
+      <w:pPr>
+        <w:ind w:left="6480" w:hanging="360"/>
+      </w:pPr>
+    </w:lvl>
+  </w:abstractNum>
   <w:num w16cid:durableId="1189947306" w:numId="1">
     <w:abstractNumId w:val="0"/>
   </w:num>
@@ -3228,13 +6510,13 @@
     <w:abstractNumId w:val="991"/>
   </w:num>
   <w:num w:numId="1002">
-    <w:abstractNumId w:val="991"/>
+    <w:abstractNumId w:val="992"/>
   </w:num>
   <w:num w:numId="1003">
-    <w:abstractNumId w:val="991"/>
+    <w:abstractNumId w:val="992"/>
   </w:num>
   <w:num w:numId="1004">
-    <w:abstractNumId w:val="991"/>
+    <w:abstractNumId w:val="992"/>
   </w:num>
 </w:numbering>
 </file>
@@ -3734,9 +7016,10 @@
     <w:name w:val="Body Text"/>
     <w:basedOn w:val="Normal"/>
     <w:qFormat/>
-    <w:rsid w:val="00F34809"/>
+    <w:rsid w:val="00AB7872"/>
     <w:pPr>
-      <w:spacing w:after="180" w:before="180"/>
+      <w:spacing w:after="240" w:before="240" w:line="360" w:lineRule="auto"/>
+      <w:jc w:val="both"/>
     </w:pPr>
   </w:style>
   <w:style w:customStyle="1" w:styleId="FirstParagraph" w:type="paragraph">
@@ -3745,17 +7028,15 @@
     <w:next w:val="BodyText"/>
     <w:qFormat/>
     <w:rsid w:val="0039397B"/>
-    <w:pPr>
-      <w:spacing w:line="360" w:lineRule="auto"/>
-      <w:jc w:val="both"/>
-    </w:pPr>
   </w:style>
   <w:style w:customStyle="1" w:styleId="Compact" w:type="paragraph">
     <w:name w:val="Compact"/>
     <w:basedOn w:val="BodyText"/>
     <w:qFormat/>
+    <w:rsid w:val="00317332"/>
     <w:pPr>
       <w:spacing w:after="36" w:before="36"/>
+      <w:jc w:val="left"/>
     </w:pPr>
   </w:style>
   <w:style w:styleId="Title" w:type="paragraph">

--- a/manuscript/_manuscript/manuscript.docx
+++ b/manuscript/_manuscript/manuscript.docx
@@ -56,7 +56,7 @@
         <w:t xml:space="preserve"> </w:t>
       </w:r>
       <w:r>
-        <w:t xml:space="preserve">KU Leuven, Microbiology, Immunology and Transplantation, Clincial and Epidemiological Virology, Herestraat 49, box 1040, Leuven, 3000, Belgium</w:t>
+        <w:t xml:space="preserve">KU Leuven, Microbiology, Immunology and Transplantation, Clinical and Epidemiological Virology, Herestraat 49, box 1040, Leuven, 3000, Belgium</w:t>
       </w:r>
       <w:r>
         <w:br/>
@@ -204,7 +204,7 @@
         </w:numPr>
       </w:pPr>
       <w:r>
-        <w:t xml:space="preserve">TODO: which conversions from hypothetical protein to informative (phages?)</w:t>
+        <w:t xml:space="preserve">TODO: which conversions from hypothetical protein to informative</w:t>
       </w:r>
     </w:p>
     <w:p>
@@ -240,7 +240,7 @@
         </w:numPr>
       </w:pPr>
       <w:r>
-        <w:t xml:space="preserve">☐ TODO: add recall, precision and F1 plots</w:t>
+        <w:t xml:space="preserve">☐ TODO: add recall, precision and F1 plots -&gt; see also Figure 3C</w:t>
       </w:r>
     </w:p>
     <w:p>
@@ -276,7 +276,7 @@
         </w:numPr>
       </w:pPr>
       <w:r>
-        <w:t xml:space="preserve">☐ TODO: look at p-value for Reseek and see if this improves annotations</w:t>
+        <w:t xml:space="preserve">☒ TODO: look at p-value for Reseek and see if this improves annotations -&gt; still very lenient (p&lt;0.05)</w:t>
       </w:r>
     </w:p>
     <w:p>
@@ -336,7 +336,19 @@
         <w:pStyle w:val="FirstParagraph"/>
       </w:pPr>
       <w:r>
-        <w:t xml:space="preserve">The advent of protein language models (pLMs) and structural prediction promises new avenues for protein annotation through structure homology. Earlier work (eg. Phold) has shown protein strucural homology annotation works well for prokaryotic viruses. To leverage these new techniques for protein annotation of eukaryotic viruses, we benchmarked four recent embedding- and structure-based methods in comparison with the gold standard of sequence-based annotation. We selected 10% of the entries in ICTV’s VMR v40.2 that did not have bacteria or archaea as designated host (n=1,054), and subsequently retrieved all associated proteins from NCBI (n=11,360). Boltz-2 structure prediction of these proteins produced generally high-quality models (median pLDDT 71.3). Using the structures and protein sequences of the entries in the Big Fantastic Virus Database (BFVD), we queried the VMR proteins with Blastp, Diamond, and MMseqs2 (sequence), TEA and ProstT5-3Di (embedding) and Foldseek and Reseek (structure). Sequence homology-based methods showed a high overlap in hits, whereas the other methods had low intra- and inter-method agreement in hits between themselves and the sequence-based methods. Additionally, all methods improved the number of informative categories (ie. not “hypothetical protein”) for the VMR proteins, with embedding and structure methods producing the largest increases. However, when evaluated against proteins with informative GenBank annotations as ground truth (n=2,938), embedding- and structure-based methods agreed less often with the ground truth than sequence-based methods (~67% and ~76% vs ~83%, respectively). Overall, sequence homology remains the most accurate approach for protein annotation of eukaryotic viruses at present.</w:t>
+        <w:t xml:space="preserve">The advent of protein language models (pLMs) and structural prediction promises new avenues for protein annotation through structure homology. Earlier work (eg. Phold) has shown protein strucural homology annotation works well for prokaryotic viruses. To leverage these new techniques for protein annotation of eukaryotic viruses, we benchmarked four recent embedding- and structure-based methods in comparison with the gold standard of sequence-based annotation. We selected 10% of the entries in ICTV’s VMR v40.2 that did not have bacteria or archaea as designated host (n=1,054), and subsequently retrieved all associated proteins from NCBI (n=11,360). Boltz-2 structure prediction of these proteins produced generally high-quality models (median pLDDT 71.3). Using the structures and protein sequences of the entries in the Big Fantastic Virus Database (BFVD), we queried the VMR proteins with Blastp, Diamond, and MMseqs2 (sequence); TEA and ProstT5-3Di (embedding); and Foldseek and Reseek (structure). Sequence homology-based methods showed a high overlap in hits, whereas the other methods had low intra- and inter-method agreement in hits between themselves and the sequence-based methods. Additionally, all methods improved the number of informative categories (ie. not “hypothetical protein”) for the VMR proteins, with embedding and structure methods producing the largest increases. However, when evaluated against proteins with informative GenBank annotations as ground truth (n=2,938), embedding- and structure-based methods agreed less often with the</w:t>
+      </w:r>
+      <w:r>
+        <w:t xml:space="preserve"> </w:t>
+      </w:r>
+      <w:r>
+        <w:t xml:space="preserve">“ground truth”</w:t>
+      </w:r>
+      <w:r>
+        <w:t xml:space="preserve"> </w:t>
+      </w:r>
+      <w:r>
+        <w:t xml:space="preserve">than sequence-based methods (~67% and ~76% vs ~83%, respectively). Overall, sequence homology remains the most accurate approach for protein annotation of eukaryotic viruses at present.</w:t>
       </w:r>
     </w:p>
     <w:bookmarkEnd w:id="11"/>
@@ -350,7 +362,7 @@
       </w:r>
     </w:p>
     <w:bookmarkEnd w:id="12"/>
-    <w:bookmarkStart w:id="33" w:name="results-discussion"/>
+    <w:bookmarkStart w:id="35" w:name="results-discussion"/>
     <w:p>
       <w:pPr>
         <w:pStyle w:val="Heading1"/>
@@ -552,7 +564,7 @@
         <w:pStyle w:val="FirstParagraph"/>
       </w:pPr>
       <w:r>
-        <w:t xml:space="preserve">We started by evaluating how many of the proteins in our test set got a hit against the BFVD for each method (see</w:t>
+        <w:t xml:space="preserve">We started by evaluating how many of the proteins in our test produced at least one match against the BFVD for each method (see</w:t>
       </w:r>
       <w:r>
         <w:t xml:space="preserve"> </w:t>
@@ -566,7 +578,30 @@
         </w:r>
       </w:hyperlink>
       <w:r>
-        <w:t xml:space="preserve">A). In addition, we also filtered the results of each method on an E-value lower than 1e-03 to see how this affected the number of hits for each test protein, which decreased the number of test proteins with a hit on average with 25% for the structure methods. The methods relying on structure homology clearly had a lower number of test proteins with hits against the BFVD compared to the sequence homology-based methods. In contrast, TEA, as only non-protein sequence based method, had a comparable number of test proteins with a hit to the sequence based methods, almost reaching the total number of test proteins (n=11,354). However, analyzing the total number of hits at different E-value thresholds shows that TEA will result in a very high number of hits across all E-value thresholds, signifying a high number of false positives (see</w:t>
+        <w:t xml:space="preserve">A). In addition, we also filtered the results of each method on an E-value lower than 1e-03 to see how this affected the number of hits for each test protein. This decreased the number of test proteins with a hit on average with 25% for the structure methods. The methods relying on structure homology clearly had less matches compared to the sequence homology-based methods. This suggests that sequence based methods are still more sensitive in detecting homology for eukaryotic viruses than structure based methods, despite the promising results for bacteriophages</w:t>
+      </w:r>
+      <w:r>
+        <w:rPr>
+          <w:vertAlign w:val="superscript"/>
+        </w:rPr>
+        <w:t xml:space="preserve">1</w:t>
+      </w:r>
+      <w:r>
+        <w:t xml:space="preserve">. As the quality of our structure predictions was rather high (see</w:t>
+      </w:r>
+      <w:r>
+        <w:t xml:space="preserve"> </w:t>
+      </w:r>
+      <w:hyperlink w:anchor="fig-overview">
+        <w:r>
+          <w:rPr>
+            <w:rStyle w:val="Hyperlink"/>
+          </w:rPr>
+          <w:t xml:space="preserve">Figure 1</w:t>
+        </w:r>
+      </w:hyperlink>
+      <w:r>
+        <w:t xml:space="preserve">B), this lower sensitivity is likely not due to poor structure predictions. In contrast, TEA, as only non-protein sequence based method, had a comparable number of test proteins with a match to the sequence based methods, almost reaching the total number of test proteins (n=11,354). However, analyzing the total number of hits at different E-value thresholds shows that TEA will result in a very high number of matches across all E-value thresholds, signifying a high number of false positives (see</w:t>
       </w:r>
       <w:r>
         <w:t xml:space="preserve"> </w:t>
@@ -580,13 +615,13 @@
         </w:r>
       </w:hyperlink>
       <w:r>
-        <w:t xml:space="preserve">B). A similar pattern is observed for the other structure based methods which at high E-values tend to find too many hits. Reseek was less affected by this, due to a combination of already calculating E-values more accurately</w:t>
+        <w:t xml:space="preserve">B). A similar pattern is observed for the other structure based methods, which tend to find too many hits at high E-values. Reseek was less affected by this, due to a combination of already calculating E-values more accurately</w:t>
       </w:r>
       <w:r>
         <w:rPr>
           <w:vertAlign w:val="superscript"/>
         </w:rPr>
-        <w:t xml:space="preserve">1,2</w:t>
+        <w:t xml:space="preserve">2,3</w:t>
       </w:r>
       <w:r>
         <w:t xml:space="preserve"> </w:t>
@@ -606,30 +641,7 @@
         </w:r>
       </w:hyperlink>
       <w:r>
-        <w:t xml:space="preserve">). On the other hand, the three sequence based methods had a similar number of test proteins with a hit (BLASTp=11,359; MMseqs2=11,255 and Diamond=11,224), but don’t show this inflation of total hits at higher E-values (BLASTp has a slight increase towards larger E-values). This suggests that sequence based methods are still more sensitive in detecting homology for eukaryotic viruses than structure based methods, despite the promising results for bacteriophages</w:t>
-      </w:r>
-      <w:r>
-        <w:rPr>
-          <w:vertAlign w:val="superscript"/>
-        </w:rPr>
-        <w:t xml:space="preserve">3</w:t>
-      </w:r>
-      <w:r>
-        <w:t xml:space="preserve">. As the quality of our structure predictions was rather high (see</w:t>
-      </w:r>
-      <w:r>
-        <w:t xml:space="preserve"> </w:t>
-      </w:r>
-      <w:hyperlink w:anchor="fig-overview">
-        <w:r>
-          <w:rPr>
-            <w:rStyle w:val="Hyperlink"/>
-          </w:rPr>
-          <w:t xml:space="preserve">Figure 1</w:t>
-        </w:r>
-      </w:hyperlink>
-      <w:r>
-        <w:t xml:space="preserve">B), this lower sensitivity is likely not due to poor structure predictions.</w:t>
+        <w:t xml:space="preserve">). On the other hand, the three sequence based methods had a similar number of test proteins with a hit (BLASTp=11,359; MMseqs2=11,255 and Diamond=11,224), but don’t show this inflation of total hits at higher E-values (BLASTp has a slight increase towards larger E-values).</w:t>
       </w:r>
     </w:p>
     <w:p>
@@ -637,7 +649,7 @@
         <w:pStyle w:val="BodyText"/>
       </w:pPr>
       <w:r>
-        <w:t xml:space="preserve">When comparing the BFVD hits yielded by all methods against each other (see</w:t>
+        <w:t xml:space="preserve">When comparing the BFVD matches yielded by all methods against each other (see</w:t>
       </w:r>
       <w:r>
         <w:t xml:space="preserve"> </w:t>
@@ -665,7 +677,7 @@
         </w:r>
       </w:hyperlink>
       <w:r>
-        <w:t xml:space="preserve">), we observed as expected that the sequence homology-based methods had a high overlap in shared hits. This was true when comparing the best 25 hits for each test protein, the best 25 hits afterwards filtered on E-value and only the top hits (see</w:t>
+        <w:t xml:space="preserve">), we observed as expected that the sequence homology-based methods had a high overlap in shared hits. This was true when comparing the best 25 hits for each test protein (only the comparison of diamond and mmseqs2 against blastp had a low overlap because of the higher amount of hits for blastp), the best 25 hits afterwards filtered on E-value and only the top hits (see</w:t>
       </w:r>
       <w:r>
         <w:t xml:space="preserve"> </w:t>
@@ -693,7 +705,7 @@
         </w:r>
       </w:hyperlink>
       <w:r>
-        <w:t xml:space="preserve">). In contrast, the embedding and structure homology based methods had low intra-method agreement in resulting hits (~25% between the embedding methods and ~40-75% for the structure methods on the best 25 hits). The percentage of overlapping hits did increase when only looking at the top hits but stayed well below the percentage of overlap between the sequence based methods. It is worth noting that Reseek seemed to perform worse in this metric when looking at the filtered results (see</w:t>
+        <w:t xml:space="preserve">). In contrast, the embedding and structure homology based methods had low intra-method agreement in resulting hits (~25% between the embedding methods and ~40-75% for the structure methods on the best 25 hits). The percentage of overlapping hits did increase when only looking at the top hits, but stayed well below the percentage of overlap between the sequence based methods. It is worth noting that Reseek seemed to perform worse in this metric when looking at the filtered results (see</w:t>
       </w:r>
       <w:r>
         <w:t xml:space="preserve"> </w:t>
@@ -707,64 +719,16 @@
         </w:r>
       </w:hyperlink>
       <w:r>
-        <w:t xml:space="preserve">B), however this is due to the large reduction in number of hits after filtering. This reduction is due to the more stringent E-value calculations in Reseek compared to Foldseek</w:t>
+        <w:t xml:space="preserve">B), however this is due to the large reduction in number of matches after filtering. This reduction is due to the more stringent E-value calculations in Reseek compared to Foldseek</w:t>
       </w:r>
       <w:r>
         <w:rPr>
           <w:vertAlign w:val="superscript"/>
         </w:rPr>
-        <w:t xml:space="preserve">1,2</w:t>
-      </w:r>
-      <w:r>
-        <w:t xml:space="preserve">. Notably, while ProstT5 was the worst performer across the three datasets compared to the sequence methods, TEA performed better in the top hits comparison and was on par with the structure based methods.</w:t>
-      </w:r>
-    </w:p>
-    <w:p>
-      <w:pPr>
-        <w:pStyle w:val="BodyText"/>
-      </w:pPr>
-      <w:r>
-        <w:t xml:space="preserve">Overall, the embedding and structure based methods, that should be better to detect remote homologs, had low agreement on shared hits among each other. And although they did find more hits for the test proteins (see y-axis</w:t>
-      </w:r>
-      <w:r>
-        <w:t xml:space="preserve"> </w:t>
-      </w:r>
-      <w:hyperlink w:anchor="fig-overlap">
-        <w:r>
-          <w:rPr>
-            <w:rStyle w:val="Hyperlink"/>
-          </w:rPr>
-          <w:t xml:space="preserve">Figure 2</w:t>
-        </w:r>
-      </w:hyperlink>
-      <w:r>
-        <w:t xml:space="preserve">B), this was almost entirely removed after filtering the hits on E-value (see y-axis</w:t>
-      </w:r>
-      <w:r>
-        <w:t xml:space="preserve"> </w:t>
-      </w:r>
-      <w:hyperlink w:anchor="fig-overlap">
-        <w:r>
-          <w:rPr>
-            <w:rStyle w:val="Hyperlink"/>
-          </w:rPr>
-          <w:t xml:space="preserve">Figure 2</w:t>
-        </w:r>
-      </w:hyperlink>
-      <w:r>
-        <w:t xml:space="preserve">C). This effect was most pronounced for Reseek, which claims to calculate the most correct E-values</w:t>
-      </w:r>
-      <w:r>
-        <w:rPr>
-          <w:vertAlign w:val="superscript"/>
-        </w:rPr>
-        <w:t xml:space="preserve">1</w:t>
-      </w:r>
-      <w:r>
-        <w:t xml:space="preserve"> </w:t>
-      </w:r>
-      <w:r>
-        <w:t xml:space="preserve">and thus leaving the question if the Foldseek searches do not report too many false positives.</w:t>
+        <w:t xml:space="preserve">2,3</w:t>
+      </w:r>
+      <w:r>
+        <w:t xml:space="preserve">. Notably, while ProstT5 was the worst performer across the three datasets compared to the sequence methods, TEA performed better in the top hits comparison and was on par with the structure based methods. Overall, the embedding and structure based methods, that should be better to detect remote homologs, had low agreement on shared hits among each other.</w:t>
       </w:r>
     </w:p>
     <w:tbl>
@@ -847,7 +811,7 @@
       </w:tr>
     </w:tbl>
     <w:bookmarkEnd w:id="22"/>
-    <w:bookmarkStart w:id="27" w:name="functional-annotation-comparison"/>
+    <w:bookmarkStart w:id="29" w:name="functional-annotation-comparison"/>
     <w:p>
       <w:pPr>
         <w:pStyle w:val="Heading2"/>
@@ -875,15 +839,7 @@
         </w:r>
       </w:hyperlink>
       <w:r>
-        <w:t xml:space="preserve">). This showed that</w:t>
-      </w:r>
-    </w:p>
-    <w:p>
-      <w:pPr>
-        <w:pStyle w:val="BodyText"/>
-      </w:pPr>
-      <w:r>
-        <w:t xml:space="preserve">To evaluate the accuracy of the benchmarked methods, we considered the test proteins with an informative annotation (n=2,938) as the ground truth to compare our results to. All methods improved the number of informative categories (see</w:t>
+        <w:t xml:space="preserve">). To evaluate the accuracy of the benchmarked methods, we considered the test proteins with an originally informative annotation (n=2,938) as the ground truth to compare our results to. All methods improved the number of informative categories (see</w:t>
       </w:r>
       <w:r>
         <w:t xml:space="preserve"> </w:t>
@@ -897,7 +853,7 @@
         </w:r>
       </w:hyperlink>
       <w:r>
-        <w:t xml:space="preserve">A), with the sequence based methods, together with TEA and Foldseek, improving the number of informative assignments the most. However, when comparing the functional annotations to the</w:t>
+        <w:t xml:space="preserve">A), with the sequence based methods, together with TEA and Boltz-Foldseek, improving the number of informative assignments the most. However, when comparing the functional annotations to the</w:t>
       </w:r>
       <w:r>
         <w:t xml:space="preserve"> </w:t>
@@ -906,7 +862,7 @@
         <w:t xml:space="preserve">“ground truth”</w:t>
       </w:r>
       <w:r>
-        <w:t xml:space="preserve">, all embedding and structure based methods underperformed compared to the sequence based methods (maximum ~67% and ~76% vs ~83% agreement with ground truth; see</w:t>
+        <w:t xml:space="preserve">, all embedding and structure based methods underperformed compared to the sequence based methods (maximum ~67% and ~78% vs ~84% agreement with ground truth; see</w:t>
       </w:r>
       <w:r>
         <w:t xml:space="preserve"> </w:t>
@@ -921,6 +877,92 @@
       </w:hyperlink>
       <w:r>
         <w:t xml:space="preserve">B).</w:t>
+      </w:r>
+    </w:p>
+    <w:p>
+      <w:pPr>
+        <w:pStyle w:val="BodyText"/>
+      </w:pPr>
+      <w:r>
+        <w:t xml:space="preserve">Although TEA made the largest improvements in assigning previous uninformative proteins to informative categories, it also showed the greatest inconsistencies between assigned informative categories that were already informative in the original test set (see</w:t>
+      </w:r>
+      <w:r>
+        <w:t xml:space="preserve"> </w:t>
+      </w:r>
+      <w:hyperlink w:anchor="fig-annotation">
+        <w:r>
+          <w:rPr>
+            <w:rStyle w:val="Hyperlink"/>
+          </w:rPr>
+          <w:t xml:space="preserve">Figure 3</w:t>
+        </w:r>
+      </w:hyperlink>
+      <w:r>
+        <w:t xml:space="preserve">C). In addition, it also has 387 queries that were changed from an informative function to a non-informative one, which is almost double the amount compared to blastp which had the second highest informative-to-uninformative reassignments (see</w:t>
+      </w:r>
+      <w:r>
+        <w:t xml:space="preserve"> </w:t>
+      </w:r>
+      <w:hyperlink w:anchor="fig-annotation">
+        <w:r>
+          <w:rPr>
+            <w:rStyle w:val="Hyperlink"/>
+          </w:rPr>
+          <w:t xml:space="preserve">Figure 3</w:t>
+        </w:r>
+      </w:hyperlink>
+      <w:r>
+        <w:t xml:space="preserve">C and</w:t>
+      </w:r>
+      <w:r>
+        <w:t xml:space="preserve"> </w:t>
+      </w:r>
+      <w:hyperlink w:anchor="tbl-assigned-categories">
+        <w:r>
+          <w:rPr>
+            <w:rStyle w:val="Hyperlink"/>
+          </w:rPr>
+          <w:t xml:space="preserve">Table 1</w:t>
+        </w:r>
+      </w:hyperlink>
+      <w:r>
+        <w:t xml:space="preserve">). The same applies to the number of test proteins that originally had an informative category, but was assigned a different category with TEA (n=2723). Furthermore, due to the likely high number of false positives in TEA hits (see</w:t>
+      </w:r>
+      <w:r>
+        <w:t xml:space="preserve"> </w:t>
+      </w:r>
+      <w:hyperlink w:anchor="fig-overlap">
+        <w:r>
+          <w:rPr>
+            <w:rStyle w:val="Hyperlink"/>
+          </w:rPr>
+          <w:t xml:space="preserve">Figure 2</w:t>
+        </w:r>
+      </w:hyperlink>
+      <w:r>
+        <w:t xml:space="preserve">B), we concluded that the TEA uninformative-to-informative assignments lacked reliability.</w:t>
+      </w:r>
+    </w:p>
+    <w:p>
+      <w:pPr>
+        <w:pStyle w:val="BodyText"/>
+      </w:pPr>
+      <w:r>
+        <w:t xml:space="preserve">Of note, Boltz structure prediction combined with Foldseek structure comparison did assign more informative categories than the sequence-based methods to originally non-informative proteins (n=1,571 vs ~1400; see</w:t>
+      </w:r>
+      <w:r>
+        <w:t xml:space="preserve"> </w:t>
+      </w:r>
+      <w:hyperlink w:anchor="tbl-assigned-categories">
+        <w:r>
+          <w:rPr>
+            <w:rStyle w:val="Hyperlink"/>
+          </w:rPr>
+          <w:t xml:space="preserve">Table 1</w:t>
+        </w:r>
+      </w:hyperlink>
+      <w:r>
+        <w:t xml:space="preserve">). However, this method did retrieve less test proteins with hits against the BFVD.</w:t>
       </w:r>
     </w:p>
     <w:tbl>
@@ -1032,80 +1074,12 @@
         </w:tc>
       </w:tr>
     </w:tbl>
-    <w:bookmarkEnd w:id="27"/>
-    <w:bookmarkStart w:id="32" w:name="computational-benchmarking"/>
-    <w:p>
-      <w:pPr>
-        <w:pStyle w:val="Heading2"/>
-      </w:pPr>
-      <w:r>
-        <w:t xml:space="preserve">Computational benchmarking</w:t>
-      </w:r>
-    </w:p>
-    <w:p>
-      <w:pPr>
-        <w:pStyle w:val="FirstParagraph"/>
-      </w:pPr>
-      <w:r>
-        <w:t xml:space="preserve">All search methods were benchmarked for runtime and memory usage using Hyperfine</w:t>
-      </w:r>
-      <w:r>
-        <w:rPr>
-          <w:vertAlign w:val="superscript"/>
-        </w:rPr>
-        <w:t xml:space="preserve">4</w:t>
-      </w:r>
-      <w:r>
-        <w:t xml:space="preserve"> </w:t>
-      </w:r>
-      <w:r>
-        <w:t xml:space="preserve">and</w:t>
-      </w:r>
-      <w:r>
-        <w:t xml:space="preserve"> </w:t>
-      </w:r>
-      <w:r>
-        <w:rPr>
-          <w:rStyle w:val="VerbatimChar"/>
-        </w:rPr>
-        <w:t xml:space="preserve">nvidia-smi</w:t>
-      </w:r>
-      <w:r>
-        <w:t xml:space="preserve"> </w:t>
-      </w:r>
-      <w:r>
-        <w:t xml:space="preserve">for GPU memory consumption. As expected, the sequence-based methods were much faster and less memory intensive compared to the embedding and structure based methods (see</w:t>
-      </w:r>
-      <w:r>
-        <w:t xml:space="preserve"> </w:t>
-      </w:r>
-      <w:hyperlink w:anchor="fig-computational-benchmark">
-        <w:r>
-          <w:rPr>
-            <w:rStyle w:val="Hyperlink"/>
-          </w:rPr>
-          <w:t xml:space="preserve">Figure 4</w:t>
-        </w:r>
-      </w:hyperlink>
-      <w:r>
-        <w:t xml:space="preserve"> </w:t>
-      </w:r>
-      <w:r>
-        <w:t xml:space="preserve">and</w:t>
-      </w:r>
-      <w:r>
-        <w:t xml:space="preserve"> </w:t>
-      </w:r>
-      <w:hyperlink w:anchor="suppfig-time-increase">
-        <w:r>
-          <w:rPr>
-            <w:rStyle w:val="Hyperlink"/>
-          </w:rPr>
-          <w:t xml:space="preserve">Supplemental Figure 4</w:t>
-        </w:r>
-      </w:hyperlink>
-      <w:r>
-        <w:t xml:space="preserve">). Both Diamond and MMseqs2 finished the search of the &gt;11,000 proteins against the BFVD in under 10 seconds, followed by BLASTp with a runtime of almost two minutes, a ~28x time increase compared to MMseqs2 which was the fastest workflow.</w:t>
+    <w:p>
+      <w:pPr>
+        <w:pStyle w:val="BodyText"/>
+      </w:pPr>
+      <w:r>
+        <w:t xml:space="preserve"> </w:t>
       </w:r>
     </w:p>
     <w:tbl>
@@ -1121,7 +1095,1068 @@
       <w:tr>
         <w:tc>
           <w:tcPr/>
-          <w:bookmarkStart w:id="31" w:name="fig-computational-benchmark"/>
+          <w:bookmarkStart w:id="27" w:name="tbl-assigned-categories"/>
+          <w:p>
+            <w:pPr>
+              <w:jc w:val="center"/>
+            </w:pPr>
+            <w:pPr>
+              <w:jc w:val="left"/>
+              <w:spacing w:before="200"/>
+              <w:pStyle w:val="ImageCaption"/>
+            </w:pPr>
+            <w:r>
+              <w:t xml:space="preserve">Table 1: Information on changes in final category assignments.</w:t>
+            </w:r>
+          </w:p>
+          <w:tbl>
+            <w:tblPr>
+              <w:tblStyle w:val="Table"/>
+              <w:tblW w:type="pct" w:w="5000"/>
+              <w:tblLayout w:type="fixed"/>
+              <w:tblLook w:firstRow="1" w:lastRow="0" w:firstColumn="0" w:lastColumn="0" w:noHBand="0" w:noVBand="0" w:val="0020"/>
+            </w:tblPr>
+            <w:tblGrid>
+              <w:gridCol w:w="743"/>
+              <w:gridCol w:w="875"/>
+              <w:gridCol w:w="787"/>
+              <w:gridCol w:w="1050"/>
+              <w:gridCol w:w="918"/>
+              <w:gridCol w:w="1006"/>
+              <w:gridCol w:w="1225"/>
+              <w:gridCol w:w="1312"/>
+            </w:tblGrid>
+            <w:tr>
+              <w:trPr>
+                <w:tblHeader w:val="on"/>
+              </w:trPr>
+              <w:tc>
+                <w:tcPr/>
+                <w:p>
+                  <w:pPr>
+                    <w:pStyle w:val="Compact"/>
+                    <w:jc w:val="left"/>
+                    <w:jc w:val="center"/>
+                  </w:pPr>
+                  <w:r>
+                    <w:t xml:space="preserve">method</w:t>
+                  </w:r>
+                </w:p>
+              </w:tc>
+              <w:tc>
+                <w:tcPr/>
+                <w:p>
+                  <w:pPr>
+                    <w:pStyle w:val="Compact"/>
+                    <w:jc w:val="right"/>
+                    <w:jc w:val="center"/>
+                  </w:pPr>
+                  <w:r>
+                    <w:t xml:space="preserve">Queries</w:t>
+                  </w:r>
+                  <w:r>
+                    <w:t xml:space="preserve">assigned</w:t>
+                  </w:r>
+                </w:p>
+              </w:tc>
+              <w:tc>
+                <w:tcPr/>
+                <w:p>
+                  <w:pPr>
+                    <w:pStyle w:val="Compact"/>
+                    <w:jc w:val="right"/>
+                    <w:jc w:val="center"/>
+                  </w:pPr>
+                  <w:r>
+                    <w:t xml:space="preserve">Complete</w:t>
+                  </w:r>
+                  <w:r>
+                    <w:t xml:space="preserve">match</w:t>
+                  </w:r>
+                </w:p>
+              </w:tc>
+              <w:tc>
+                <w:tcPr/>
+                <w:p>
+                  <w:pPr>
+                    <w:pStyle w:val="Compact"/>
+                    <w:jc w:val="right"/>
+                    <w:jc w:val="center"/>
+                  </w:pPr>
+                  <w:r>
+                    <w:t xml:space="preserve">Informative</w:t>
+                  </w:r>
+                  <w:r>
+                    <w:t xml:space="preserve">mismatch</w:t>
+                  </w:r>
+                </w:p>
+              </w:tc>
+              <w:tc>
+                <w:tcPr/>
+                <w:p>
+                  <w:pPr>
+                    <w:pStyle w:val="Compact"/>
+                    <w:jc w:val="right"/>
+                    <w:jc w:val="center"/>
+                  </w:pPr>
+                  <w:r>
+                    <w:t xml:space="preserve">Informative</w:t>
+                  </w:r>
+                  <w:r>
+                    <w:t xml:space="preserve">match</w:t>
+                  </w:r>
+                </w:p>
+              </w:tc>
+              <w:tc>
+                <w:tcPr/>
+                <w:p>
+                  <w:pPr>
+                    <w:pStyle w:val="Compact"/>
+                    <w:jc w:val="right"/>
+                    <w:jc w:val="center"/>
+                  </w:pPr>
+                  <w:r>
+                    <w:t xml:space="preserve">Uninformative</w:t>
+                  </w:r>
+                  <w:r>
+                    <w:t xml:space="preserve">match</w:t>
+                  </w:r>
+                </w:p>
+              </w:tc>
+              <w:tc>
+                <w:tcPr/>
+                <w:p>
+                  <w:pPr>
+                    <w:pStyle w:val="Compact"/>
+                    <w:jc w:val="right"/>
+                    <w:jc w:val="center"/>
+                  </w:pPr>
+                  <w:r>
+                    <w:t xml:space="preserve">Informative</w:t>
+                  </w:r>
+                  <w:r>
+                    <w:t xml:space="preserve">reassignment</w:t>
+                  </w:r>
+                </w:p>
+              </w:tc>
+              <w:tc>
+                <w:tcPr/>
+                <w:p>
+                  <w:pPr>
+                    <w:pStyle w:val="Compact"/>
+                    <w:jc w:val="right"/>
+                    <w:jc w:val="center"/>
+                  </w:pPr>
+                  <w:r>
+                    <w:t xml:space="preserve">Uninformative</w:t>
+                  </w:r>
+                  <w:r>
+                    <w:t xml:space="preserve">reassignment</w:t>
+                  </w:r>
+                </w:p>
+              </w:tc>
+            </w:tr>
+            <w:tr>
+              <w:tc>
+                <w:tcPr/>
+                <w:p>
+                  <w:pPr>
+                    <w:pStyle w:val="Compact"/>
+                    <w:jc w:val="left"/>
+                    <w:jc w:val="center"/>
+                  </w:pPr>
+                  <w:r>
+                    <w:t xml:space="preserve">blastp</w:t>
+                  </w:r>
+                </w:p>
+              </w:tc>
+              <w:tc>
+                <w:tcPr/>
+                <w:p>
+                  <w:pPr>
+                    <w:pStyle w:val="Compact"/>
+                    <w:jc w:val="right"/>
+                    <w:jc w:val="center"/>
+                  </w:pPr>
+                  <w:r>
+                    <w:t xml:space="preserve">11177</w:t>
+                  </w:r>
+                </w:p>
+              </w:tc>
+              <w:tc>
+                <w:tcPr/>
+                <w:p>
+                  <w:pPr>
+                    <w:pStyle w:val="Compact"/>
+                    <w:jc w:val="right"/>
+                    <w:jc w:val="center"/>
+                  </w:pPr>
+                  <w:r>
+                    <w:t xml:space="preserve">8352</w:t>
+                  </w:r>
+                </w:p>
+              </w:tc>
+              <w:tc>
+                <w:tcPr/>
+                <w:p>
+                  <w:pPr>
+                    <w:pStyle w:val="Compact"/>
+                    <w:jc w:val="right"/>
+                    <w:jc w:val="center"/>
+                  </w:pPr>
+                  <w:r>
+                    <w:t xml:space="preserve">1216</w:t>
+                  </w:r>
+                </w:p>
+              </w:tc>
+              <w:tc>
+                <w:tcPr/>
+                <w:p>
+                  <w:pPr>
+                    <w:pStyle w:val="Compact"/>
+                    <w:jc w:val="right"/>
+                    <w:jc w:val="center"/>
+                  </w:pPr>
+                  <w:r>
+                    <w:t xml:space="preserve">2331</w:t>
+                  </w:r>
+                </w:p>
+              </w:tc>
+              <w:tc>
+                <w:tcPr/>
+                <w:p>
+                  <w:pPr>
+                    <w:pStyle w:val="Compact"/>
+                    <w:jc w:val="right"/>
+                    <w:jc w:val="center"/>
+                  </w:pPr>
+                  <w:r>
+                    <w:t xml:space="preserve">6021</w:t>
+                  </w:r>
+                </w:p>
+              </w:tc>
+              <w:tc>
+                <w:tcPr/>
+                <w:p>
+                  <w:pPr>
+                    <w:pStyle w:val="Compact"/>
+                    <w:jc w:val="right"/>
+                    <w:jc w:val="center"/>
+                  </w:pPr>
+                  <w:r>
+                    <w:t xml:space="preserve">1399</w:t>
+                  </w:r>
+                </w:p>
+              </w:tc>
+              <w:tc>
+                <w:tcPr/>
+                <w:p>
+                  <w:pPr>
+                    <w:pStyle w:val="Compact"/>
+                    <w:jc w:val="right"/>
+                    <w:jc w:val="center"/>
+                  </w:pPr>
+                  <w:r>
+                    <w:t xml:space="preserve">210</w:t>
+                  </w:r>
+                </w:p>
+              </w:tc>
+            </w:tr>
+            <w:tr>
+              <w:tc>
+                <w:tcPr/>
+                <w:p>
+                  <w:pPr>
+                    <w:pStyle w:val="Compact"/>
+                    <w:jc w:val="left"/>
+                    <w:jc w:val="center"/>
+                  </w:pPr>
+                  <w:r>
+                    <w:t xml:space="preserve">diamond</w:t>
+                  </w:r>
+                </w:p>
+              </w:tc>
+              <w:tc>
+                <w:tcPr/>
+                <w:p>
+                  <w:pPr>
+                    <w:pStyle w:val="Compact"/>
+                    <w:jc w:val="right"/>
+                    <w:jc w:val="center"/>
+                  </w:pPr>
+                  <w:r>
+                    <w:t xml:space="preserve">11119</w:t>
+                  </w:r>
+                </w:p>
+              </w:tc>
+              <w:tc>
+                <w:tcPr/>
+                <w:p>
+                  <w:pPr>
+                    <w:pStyle w:val="Compact"/>
+                    <w:jc w:val="right"/>
+                    <w:jc w:val="center"/>
+                  </w:pPr>
+                  <w:r>
+                    <w:t xml:space="preserve">8300</w:t>
+                  </w:r>
+                </w:p>
+              </w:tc>
+              <w:tc>
+                <w:tcPr/>
+                <w:p>
+                  <w:pPr>
+                    <w:pStyle w:val="Compact"/>
+                    <w:jc w:val="right"/>
+                    <w:jc w:val="center"/>
+                  </w:pPr>
+                  <w:r>
+                    <w:t xml:space="preserve">1206</w:t>
+                  </w:r>
+                </w:p>
+              </w:tc>
+              <w:tc>
+                <w:tcPr/>
+                <w:p>
+                  <w:pPr>
+                    <w:pStyle w:val="Compact"/>
+                    <w:jc w:val="right"/>
+                    <w:jc w:val="center"/>
+                  </w:pPr>
+                  <w:r>
+                    <w:t xml:space="preserve">2332</w:t>
+                  </w:r>
+                </w:p>
+              </w:tc>
+              <w:tc>
+                <w:tcPr/>
+                <w:p>
+                  <w:pPr>
+                    <w:pStyle w:val="Compact"/>
+                    <w:jc w:val="right"/>
+                    <w:jc w:val="center"/>
+                  </w:pPr>
+                  <w:r>
+                    <w:t xml:space="preserve">5968</w:t>
+                  </w:r>
+                </w:p>
+              </w:tc>
+              <w:tc>
+                <w:tcPr/>
+                <w:p>
+                  <w:pPr>
+                    <w:pStyle w:val="Compact"/>
+                    <w:jc w:val="right"/>
+                    <w:jc w:val="center"/>
+                  </w:pPr>
+                  <w:r>
+                    <w:t xml:space="preserve">1412</w:t>
+                  </w:r>
+                </w:p>
+              </w:tc>
+              <w:tc>
+                <w:tcPr/>
+                <w:p>
+                  <w:pPr>
+                    <w:pStyle w:val="Compact"/>
+                    <w:jc w:val="right"/>
+                    <w:jc w:val="center"/>
+                  </w:pPr>
+                  <w:r>
+                    <w:t xml:space="preserve">201</w:t>
+                  </w:r>
+                </w:p>
+              </w:tc>
+            </w:tr>
+            <w:tr>
+              <w:tc>
+                <w:tcPr/>
+                <w:p>
+                  <w:pPr>
+                    <w:pStyle w:val="Compact"/>
+                    <w:jc w:val="left"/>
+                    <w:jc w:val="center"/>
+                  </w:pPr>
+                  <w:r>
+                    <w:t xml:space="preserve">mmseqs2</w:t>
+                  </w:r>
+                </w:p>
+              </w:tc>
+              <w:tc>
+                <w:tcPr/>
+                <w:p>
+                  <w:pPr>
+                    <w:pStyle w:val="Compact"/>
+                    <w:jc w:val="right"/>
+                    <w:jc w:val="center"/>
+                  </w:pPr>
+                  <w:r>
+                    <w:t xml:space="preserve">11135</w:t>
+                  </w:r>
+                </w:p>
+              </w:tc>
+              <w:tc>
+                <w:tcPr/>
+                <w:p>
+                  <w:pPr>
+                    <w:pStyle w:val="Compact"/>
+                    <w:jc w:val="right"/>
+                    <w:jc w:val="center"/>
+                  </w:pPr>
+                  <w:r>
+                    <w:t xml:space="preserve">8314</w:t>
+                  </w:r>
+                </w:p>
+              </w:tc>
+              <w:tc>
+                <w:tcPr/>
+                <w:p>
+                  <w:pPr>
+                    <w:pStyle w:val="Compact"/>
+                    <w:jc w:val="right"/>
+                    <w:jc w:val="center"/>
+                  </w:pPr>
+                  <w:r>
+                    <w:t xml:space="preserve">1213</w:t>
+                  </w:r>
+                </w:p>
+              </w:tc>
+              <w:tc>
+                <w:tcPr/>
+                <w:p>
+                  <w:pPr>
+                    <w:pStyle w:val="Compact"/>
+                    <w:jc w:val="right"/>
+                    <w:jc w:val="center"/>
+                  </w:pPr>
+                  <w:r>
+                    <w:t xml:space="preserve">2335</w:t>
+                  </w:r>
+                </w:p>
+              </w:tc>
+              <w:tc>
+                <w:tcPr/>
+                <w:p>
+                  <w:pPr>
+                    <w:pStyle w:val="Compact"/>
+                    <w:jc w:val="right"/>
+                    <w:jc w:val="center"/>
+                  </w:pPr>
+                  <w:r>
+                    <w:t xml:space="preserve">5979</w:t>
+                  </w:r>
+                </w:p>
+              </w:tc>
+              <w:tc>
+                <w:tcPr/>
+                <w:p>
+                  <w:pPr>
+                    <w:pStyle w:val="Compact"/>
+                    <w:jc w:val="right"/>
+                    <w:jc w:val="center"/>
+                  </w:pPr>
+                  <w:r>
+                    <w:t xml:space="preserve">1408</w:t>
+                  </w:r>
+                </w:p>
+              </w:tc>
+              <w:tc>
+                <w:tcPr/>
+                <w:p>
+                  <w:pPr>
+                    <w:pStyle w:val="Compact"/>
+                    <w:jc w:val="right"/>
+                    <w:jc w:val="center"/>
+                  </w:pPr>
+                  <w:r>
+                    <w:t xml:space="preserve">200</w:t>
+                  </w:r>
+                </w:p>
+              </w:tc>
+            </w:tr>
+            <w:tr>
+              <w:tc>
+                <w:tcPr/>
+                <w:p>
+                  <w:pPr>
+                    <w:pStyle w:val="Compact"/>
+                    <w:jc w:val="left"/>
+                    <w:jc w:val="center"/>
+                  </w:pPr>
+                  <w:r>
+                    <w:t xml:space="preserve">ProstT5-foldseek</w:t>
+                  </w:r>
+                </w:p>
+              </w:tc>
+              <w:tc>
+                <w:tcPr/>
+                <w:p>
+                  <w:pPr>
+                    <w:pStyle w:val="Compact"/>
+                    <w:jc w:val="right"/>
+                    <w:jc w:val="center"/>
+                  </w:pPr>
+                  <w:r>
+                    <w:t xml:space="preserve">7366</w:t>
+                  </w:r>
+                </w:p>
+              </w:tc>
+              <w:tc>
+                <w:tcPr/>
+                <w:p>
+                  <w:pPr>
+                    <w:pStyle w:val="Compact"/>
+                    <w:jc w:val="right"/>
+                    <w:jc w:val="center"/>
+                  </w:pPr>
+                  <w:r>
+                    <w:t xml:space="preserve">4923</w:t>
+                  </w:r>
+                </w:p>
+              </w:tc>
+              <w:tc>
+                <w:tcPr/>
+                <w:p>
+                  <w:pPr>
+                    <w:pStyle w:val="Compact"/>
+                    <w:jc w:val="right"/>
+                    <w:jc w:val="center"/>
+                  </w:pPr>
+                  <w:r>
+                    <w:t xml:space="preserve">916</w:t>
+                  </w:r>
+                </w:p>
+              </w:tc>
+              <w:tc>
+                <w:tcPr/>
+                <w:p>
+                  <w:pPr>
+                    <w:pStyle w:val="Compact"/>
+                    <w:jc w:val="right"/>
+                    <w:jc w:val="center"/>
+                  </w:pPr>
+                  <w:r>
+                    <w:t xml:space="preserve">1810</w:t>
+                  </w:r>
+                </w:p>
+              </w:tc>
+              <w:tc>
+                <w:tcPr/>
+                <w:p>
+                  <w:pPr>
+                    <w:pStyle w:val="Compact"/>
+                    <w:jc w:val="right"/>
+                    <w:jc w:val="center"/>
+                  </w:pPr>
+                  <w:r>
+                    <w:t xml:space="preserve">3113</w:t>
+                  </w:r>
+                </w:p>
+              </w:tc>
+              <w:tc>
+                <w:tcPr/>
+                <w:p>
+                  <w:pPr>
+                    <w:pStyle w:val="Compact"/>
+                    <w:jc w:val="right"/>
+                    <w:jc w:val="center"/>
+                  </w:pPr>
+                  <w:r>
+                    <w:t xml:space="preserve">1371</w:t>
+                  </w:r>
+                </w:p>
+              </w:tc>
+              <w:tc>
+                <w:tcPr/>
+                <w:p>
+                  <w:pPr>
+                    <w:pStyle w:val="Compact"/>
+                    <w:jc w:val="right"/>
+                    <w:jc w:val="center"/>
+                  </w:pPr>
+                  <w:r>
+                    <w:t xml:space="preserve">156</w:t>
+                  </w:r>
+                </w:p>
+              </w:tc>
+            </w:tr>
+            <w:tr>
+              <w:tc>
+                <w:tcPr/>
+                <w:p>
+                  <w:pPr>
+                    <w:pStyle w:val="Compact"/>
+                    <w:jc w:val="left"/>
+                    <w:jc w:val="center"/>
+                  </w:pPr>
+                  <w:r>
+                    <w:t xml:space="preserve">TEA-mmseqs2</w:t>
+                  </w:r>
+                </w:p>
+              </w:tc>
+              <w:tc>
+                <w:tcPr/>
+                <w:p>
+                  <w:pPr>
+                    <w:pStyle w:val="Compact"/>
+                    <w:jc w:val="right"/>
+                    <w:jc w:val="center"/>
+                  </w:pPr>
+                  <w:r>
+                    <w:t xml:space="preserve">11318</w:t>
+                  </w:r>
+                </w:p>
+              </w:tc>
+              <w:tc>
+                <w:tcPr/>
+                <w:p>
+                  <w:pPr>
+                    <w:pStyle w:val="Compact"/>
+                    <w:jc w:val="right"/>
+                    <w:jc w:val="center"/>
+                  </w:pPr>
+                  <w:r>
+                    <w:t xml:space="preserve">5703</w:t>
+                  </w:r>
+                </w:p>
+              </w:tc>
+              <w:tc>
+                <w:tcPr/>
+                <w:p>
+                  <w:pPr>
+                    <w:pStyle w:val="Compact"/>
+                    <w:jc w:val="right"/>
+                    <w:jc w:val="center"/>
+                  </w:pPr>
+                  <w:r>
+                    <w:t xml:space="preserve">2725</w:t>
+                  </w:r>
+                </w:p>
+              </w:tc>
+              <w:tc>
+                <w:tcPr/>
+                <w:p>
+                  <w:pPr>
+                    <w:pStyle w:val="Compact"/>
+                    <w:jc w:val="right"/>
+                    <w:jc w:val="center"/>
+                  </w:pPr>
+                  <w:r>
+                    <w:t xml:space="preserve">1881</w:t>
+                  </w:r>
+                </w:p>
+              </w:tc>
+              <w:tc>
+                <w:tcPr/>
+                <w:p>
+                  <w:pPr>
+                    <w:pStyle w:val="Compact"/>
+                    <w:jc w:val="right"/>
+                    <w:jc w:val="center"/>
+                  </w:pPr>
+                  <w:r>
+                    <w:t xml:space="preserve">3822</w:t>
+                  </w:r>
+                </w:p>
+              </w:tc>
+              <w:tc>
+                <w:tcPr/>
+                <w:p>
+                  <w:pPr>
+                    <w:pStyle w:val="Compact"/>
+                    <w:jc w:val="right"/>
+                    <w:jc w:val="center"/>
+                  </w:pPr>
+                  <w:r>
+                    <w:t xml:space="preserve">2503</w:t>
+                  </w:r>
+                </w:p>
+              </w:tc>
+              <w:tc>
+                <w:tcPr/>
+                <w:p>
+                  <w:pPr>
+                    <w:pStyle w:val="Compact"/>
+                    <w:jc w:val="right"/>
+                    <w:jc w:val="center"/>
+                  </w:pPr>
+                  <w:r>
+                    <w:t xml:space="preserve">387</w:t>
+                  </w:r>
+                </w:p>
+              </w:tc>
+            </w:tr>
+            <w:tr>
+              <w:tc>
+                <w:tcPr/>
+                <w:p>
+                  <w:pPr>
+                    <w:pStyle w:val="Compact"/>
+                    <w:jc w:val="left"/>
+                    <w:jc w:val="center"/>
+                  </w:pPr>
+                  <w:r>
+                    <w:t xml:space="preserve">Boltz-foldseek</w:t>
+                  </w:r>
+                </w:p>
+              </w:tc>
+              <w:tc>
+                <w:tcPr/>
+                <w:p>
+                  <w:pPr>
+                    <w:pStyle w:val="Compact"/>
+                    <w:jc w:val="right"/>
+                    <w:jc w:val="center"/>
+                  </w:pPr>
+                  <w:r>
+                    <w:t xml:space="preserve">8889</w:t>
+                  </w:r>
+                </w:p>
+              </w:tc>
+              <w:tc>
+                <w:tcPr/>
+                <w:p>
+                  <w:pPr>
+                    <w:pStyle w:val="Compact"/>
+                    <w:jc w:val="right"/>
+                    <w:jc w:val="center"/>
+                  </w:pPr>
+                  <w:r>
+                    <w:t xml:space="preserve">6112</w:t>
+                  </w:r>
+                </w:p>
+              </w:tc>
+              <w:tc>
+                <w:tcPr/>
+                <w:p>
+                  <w:pPr>
+                    <w:pStyle w:val="Compact"/>
+                    <w:jc w:val="right"/>
+                    <w:jc w:val="center"/>
+                  </w:pPr>
+                  <w:r>
+                    <w:t xml:space="preserve">1054</w:t>
+                  </w:r>
+                </w:p>
+              </w:tc>
+              <w:tc>
+                <w:tcPr/>
+                <w:p>
+                  <w:pPr>
+                    <w:pStyle w:val="Compact"/>
+                    <w:jc w:val="right"/>
+                    <w:jc w:val="center"/>
+                  </w:pPr>
+                  <w:r>
+                    <w:t xml:space="preserve">2176</w:t>
+                  </w:r>
+                </w:p>
+              </w:tc>
+              <w:tc>
+                <w:tcPr/>
+                <w:p>
+                  <w:pPr>
+                    <w:pStyle w:val="Compact"/>
+                    <w:jc w:val="right"/>
+                    <w:jc w:val="center"/>
+                  </w:pPr>
+                  <w:r>
+                    <w:t xml:space="preserve">3936</w:t>
+                  </w:r>
+                </w:p>
+              </w:tc>
+              <w:tc>
+                <w:tcPr/>
+                <w:p>
+                  <w:pPr>
+                    <w:pStyle w:val="Compact"/>
+                    <w:jc w:val="right"/>
+                    <w:jc w:val="center"/>
+                  </w:pPr>
+                  <w:r>
+                    <w:t xml:space="preserve">1571</w:t>
+                  </w:r>
+                </w:p>
+              </w:tc>
+              <w:tc>
+                <w:tcPr/>
+                <w:p>
+                  <w:pPr>
+                    <w:pStyle w:val="Compact"/>
+                    <w:jc w:val="right"/>
+                    <w:jc w:val="center"/>
+                  </w:pPr>
+                  <w:r>
+                    <w:t xml:space="preserve">152</w:t>
+                  </w:r>
+                </w:p>
+              </w:tc>
+            </w:tr>
+            <w:tr>
+              <w:tc>
+                <w:tcPr/>
+                <w:p>
+                  <w:pPr>
+                    <w:pStyle w:val="Compact"/>
+                    <w:jc w:val="left"/>
+                    <w:jc w:val="center"/>
+                  </w:pPr>
+                  <w:r>
+                    <w:t xml:space="preserve">Boltz-reseek</w:t>
+                  </w:r>
+                </w:p>
+              </w:tc>
+              <w:tc>
+                <w:tcPr/>
+                <w:p>
+                  <w:pPr>
+                    <w:pStyle w:val="Compact"/>
+                    <w:jc w:val="right"/>
+                    <w:jc w:val="center"/>
+                  </w:pPr>
+                  <w:r>
+                    <w:t xml:space="preserve">7065</w:t>
+                  </w:r>
+                </w:p>
+              </w:tc>
+              <w:tc>
+                <w:tcPr/>
+                <w:p>
+                  <w:pPr>
+                    <w:pStyle w:val="Compact"/>
+                    <w:jc w:val="right"/>
+                    <w:jc w:val="center"/>
+                  </w:pPr>
+                  <w:r>
+                    <w:t xml:space="preserve">5119</w:t>
+                  </w:r>
+                </w:p>
+              </w:tc>
+              <w:tc>
+                <w:tcPr/>
+                <w:p>
+                  <w:pPr>
+                    <w:pStyle w:val="Compact"/>
+                    <w:jc w:val="right"/>
+                    <w:jc w:val="center"/>
+                  </w:pPr>
+                  <w:r>
+                    <w:t xml:space="preserve">723</w:t>
+                  </w:r>
+                </w:p>
+              </w:tc>
+              <w:tc>
+                <w:tcPr/>
+                <w:p>
+                  <w:pPr>
+                    <w:pStyle w:val="Compact"/>
+                    <w:jc w:val="right"/>
+                    <w:jc w:val="center"/>
+                  </w:pPr>
+                  <w:r>
+                    <w:t xml:space="preserve">1996</w:t>
+                  </w:r>
+                </w:p>
+              </w:tc>
+              <w:tc>
+                <w:tcPr/>
+                <w:p>
+                  <w:pPr>
+                    <w:pStyle w:val="Compact"/>
+                    <w:jc w:val="right"/>
+                    <w:jc w:val="center"/>
+                  </w:pPr>
+                  <w:r>
+                    <w:t xml:space="preserve">3123</w:t>
+                  </w:r>
+                </w:p>
+              </w:tc>
+              <w:tc>
+                <w:tcPr/>
+                <w:p>
+                  <w:pPr>
+                    <w:pStyle w:val="Compact"/>
+                    <w:jc w:val="right"/>
+                    <w:jc w:val="center"/>
+                  </w:pPr>
+                  <w:r>
+                    <w:t xml:space="preserve">1089</w:t>
+                  </w:r>
+                </w:p>
+              </w:tc>
+              <w:tc>
+                <w:tcPr/>
+                <w:p>
+                  <w:pPr>
+                    <w:pStyle w:val="Compact"/>
+                    <w:jc w:val="right"/>
+                    <w:jc w:val="center"/>
+                  </w:pPr>
+                  <w:r>
+                    <w:t xml:space="preserve">134</w:t>
+                  </w:r>
+                </w:p>
+              </w:tc>
+            </w:tr>
+          </w:tbl>
+          <w:bookmarkEnd w:id="27"/>
+          <w:p/>
+        </w:tc>
+      </w:tr>
+    </w:tbl>
+    <w:p>
+      <w:pPr>
+        <w:pStyle w:val="BodyText"/>
+      </w:pPr>
+      <w:r>
+        <w:rPr>
+          <w:vertAlign w:val="subscript"/>
+        </w:rPr>
+        <w:t xml:space="preserve">Source:</w:t>
+      </w:r>
+      <w:r>
+        <w:rPr>
+          <w:vertAlign w:val="subscript"/>
+        </w:rPr>
+        <w:t xml:space="preserve"> </w:t>
+      </w:r>
+      <w:hyperlink r:id="rId28">
+        <w:r>
+          <w:rPr>
+            <w:rStyle w:val="Hyperlink"/>
+            <w:vertAlign w:val="subscript"/>
+          </w:rPr>
+          <w:t xml:space="preserve">Article Notebook</w:t>
+        </w:r>
+      </w:hyperlink>
+    </w:p>
+    <w:p>
+      <w:pPr>
+        <w:pStyle w:val="Compact"/>
+        <w:numPr>
+          <w:ilvl w:val="0"/>
+          <w:numId w:val="1005"/>
+        </w:numPr>
+      </w:pPr>
+      <w:r>
+        <w:t xml:space="preserve">TODO: add that only 18 non-informative proteins got an informative functional annotation with structure methods (not TEA) compared to the sequence methods (make overlap figures with structures)</w:t>
+      </w:r>
+    </w:p>
+    <w:bookmarkEnd w:id="29"/>
+    <w:bookmarkStart w:id="34" w:name="computational-benchmarking"/>
+    <w:p>
+      <w:pPr>
+        <w:pStyle w:val="Heading2"/>
+      </w:pPr>
+      <w:r>
+        <w:t xml:space="preserve">Computational benchmarking</w:t>
+      </w:r>
+    </w:p>
+    <w:p>
+      <w:pPr>
+        <w:pStyle w:val="FirstParagraph"/>
+      </w:pPr>
+      <w:r>
+        <w:t xml:space="preserve">All search methods were benchmarked for runtime and memory usage using Hyperfine</w:t>
+      </w:r>
+      <w:r>
+        <w:rPr>
+          <w:vertAlign w:val="superscript"/>
+        </w:rPr>
+        <w:t xml:space="preserve">4</w:t>
+      </w:r>
+      <w:r>
+        <w:t xml:space="preserve">, and</w:t>
+      </w:r>
+      <w:r>
+        <w:t xml:space="preserve"> </w:t>
+      </w:r>
+      <w:r>
+        <w:rPr>
+          <w:rStyle w:val="VerbatimChar"/>
+        </w:rPr>
+        <w:t xml:space="preserve">nvidia-smi</w:t>
+      </w:r>
+      <w:r>
+        <w:t xml:space="preserve"> </w:t>
+      </w:r>
+      <w:r>
+        <w:t xml:space="preserve">for GPU memory consumption. As expected, the sequence-based methods were much faster and less memory intensive compared to the embedding and structure based methods (see</w:t>
+      </w:r>
+      <w:r>
+        <w:t xml:space="preserve"> </w:t>
+      </w:r>
+      <w:hyperlink w:anchor="fig-computational-benchmark">
+        <w:r>
+          <w:rPr>
+            <w:rStyle w:val="Hyperlink"/>
+          </w:rPr>
+          <w:t xml:space="preserve">Figure 4</w:t>
+        </w:r>
+      </w:hyperlink>
+      <w:r>
+        <w:t xml:space="preserve"> </w:t>
+      </w:r>
+      <w:r>
+        <w:t xml:space="preserve">and</w:t>
+      </w:r>
+      <w:r>
+        <w:t xml:space="preserve"> </w:t>
+      </w:r>
+      <w:hyperlink w:anchor="suppfig-time-increase">
+        <w:r>
+          <w:rPr>
+            <w:rStyle w:val="Hyperlink"/>
+          </w:rPr>
+          <w:t xml:space="preserve">Supplemental Figure 4</w:t>
+        </w:r>
+      </w:hyperlink>
+      <w:r>
+        <w:t xml:space="preserve">). Both Diamond and MMseqs2 finished the search of the &gt;11,000 proteins against the BFVD in under 10 seconds, followed by BLASTp with a runtime of almost two minutes, a ~28x time increase compared to MMseqs2 which was the fastest workflow. The embedding methods took 52 and 93 times longer than MMseqs2 for TEA and the ProstT5 workflow, respectively. Sequence-based methods were generally compatible with consumer-grade hardware. In contrast, the TEA workflow using the full precision ESM2 model required substantially greater GPU VRAM, necessitating specialized hardware, whereas ProstT5 operated within the memory constraints of consumer-grade GPUs. The structural workflows, by contrast, required over 20,000-fold more runtime than the sequence-based tools (see</w:t>
+      </w:r>
+      <w:r>
+        <w:t xml:space="preserve"> </w:t>
+      </w:r>
+      <w:hyperlink w:anchor="suppfig-time-increase">
+        <w:r>
+          <w:rPr>
+            <w:rStyle w:val="Hyperlink"/>
+          </w:rPr>
+          <w:t xml:space="preserve">Supplemental Figure 4</w:t>
+        </w:r>
+      </w:hyperlink>
+      <w:r>
+        <w:t xml:space="preserve">) and demanded substantial computational resources, exceeding 400 GiB of system memory (CPU) and approximately 80 GiB of GPU memory (see</w:t>
+      </w:r>
+      <w:r>
+        <w:t xml:space="preserve"> </w:t>
+      </w:r>
+      <w:hyperlink w:anchor="fig-computational-benchmark">
+        <w:r>
+          <w:rPr>
+            <w:rStyle w:val="Hyperlink"/>
+          </w:rPr>
+          <w:t xml:space="preserve">Figure 4</w:t>
+        </w:r>
+      </w:hyperlink>
+      <w:r>
+        <w:t xml:space="preserve">). Furthermore, the Reseek structural comparison incurred an additional two-hour runtime, whereas the Foldseek-based structural comparison completed in approximately two minutes.</w:t>
+      </w:r>
+    </w:p>
+    <w:tbl>
+      <w:tblPr>
+        <w:tblStyle w:val="Table"/>
+        <w:tblW w:type="pct" w:w="5000"/>
+        <w:tblLayout w:type="fixed"/>
+        <w:tblLook w:firstRow="0" w:lastRow="0" w:firstColumn="0" w:lastColumn="0" w:noHBand="0" w:noVBand="0" w:val="0000"/>
+      </w:tblPr>
+      <w:tblGrid>
+        <w:gridCol w:w="7920"/>
+      </w:tblGrid>
+      <w:tr>
+        <w:tc>
+          <w:tcPr/>
+          <w:bookmarkStart w:id="33" w:name="fig-computational-benchmark"/>
           <w:p>
             <w:pPr>
               <w:pStyle w:val="Compact"/>
@@ -1132,18 +2167,18 @@
                 <wp:inline>
                   <wp:extent cx="5943600" cy="3962400"/>
                   <wp:effectExtent b="0" l="0" r="0" t="0"/>
-                  <wp:docPr descr="" title="" id="29" name="Picture"/>
+                  <wp:docPr descr="" title="" id="31" name="Picture"/>
                   <a:graphic>
                     <a:graphicData uri="http://schemas.openxmlformats.org/drawingml/2006/picture">
                       <pic:pic>
                         <pic:nvPicPr>
-                          <pic:cNvPr descr="../figures/computational_benchmark/hyperfine_time_vs_memory.pdf" id="30" name="Picture"/>
+                          <pic:cNvPr descr="../figures/computational_benchmark/hyperfine_time_vs_memory.pdf" id="32" name="Picture"/>
                           <pic:cNvPicPr>
                             <a:picLocks noChangeArrowheads="1" noChangeAspect="1"/>
                           </pic:cNvPicPr>
                         </pic:nvPicPr>
                         <pic:blipFill>
-                          <a:blip r:embed="rId28"/>
+                          <a:blip r:embed="rId30"/>
                           <a:stretch>
                             <a:fillRect/>
                           </a:stretch>
@@ -1198,16 +2233,16 @@
               <w:t xml:space="preserve">10</w:t>
             </w:r>
             <w:r>
-              <w:t xml:space="preserve">-transformed memory usage (in GiB). For multistep workflows the indicated time is a cumulation of all steps (arrows indicate directionality of workflow steps). Worklfows are colored by search method, CPU and GPU steps are indicated by circles and triangles respectively. The inset shows the difference in runtime between foldseek and reseek after MSA generation (ColabFold) and structure prediction (Boltz2).</w:t>
+              <w:t xml:space="preserve">-transformed memory usage (in GiB). For multistep workflows the indicated time is a cumulation of all steps (arrows indicate directionality of workflow steps). Workflows are colored by search method, CPU and GPU steps are indicated by circles and triangles respectively. The inset shows the difference in runtime between foldseek and reseek after MSA generation (ColabFold) and structure prediction (Boltz2).</w:t>
             </w:r>
           </w:p>
-          <w:bookmarkEnd w:id="31"/>
+          <w:bookmarkEnd w:id="33"/>
         </w:tc>
       </w:tr>
     </w:tbl>
-    <w:bookmarkEnd w:id="32"/>
-    <w:bookmarkEnd w:id="33"/>
-    <w:bookmarkStart w:id="34" w:name="conclusion"/>
+    <w:bookmarkEnd w:id="34"/>
+    <w:bookmarkEnd w:id="35"/>
+    <w:bookmarkStart w:id="36" w:name="conclusion"/>
     <w:p>
       <w:pPr>
         <w:pStyle w:val="Heading1"/>
@@ -1227,7 +2262,7 @@
         <w:rPr>
           <w:vertAlign w:val="superscript"/>
         </w:rPr>
-        <w:t xml:space="preserve">1,5,6</w:t>
+        <w:t xml:space="preserve">2,5,6</w:t>
       </w:r>
       <w:r>
         <w:t xml:space="preserve">, including bacteriophage protein searches</w:t>
@@ -1236,14 +2271,26 @@
         <w:rPr>
           <w:vertAlign w:val="superscript"/>
         </w:rPr>
-        <w:t xml:space="preserve">3</w:t>
+        <w:t xml:space="preserve">1</w:t>
       </w:r>
       <w:r>
         <w:t xml:space="preserve">, this does not seem to be the case for eukaryotic virus proteins. If we consider that structural homology searches are most useful to find homologs with a clearly defined protein structure, a possible explanation could be that most structural proteins (eg. capsid proteins) are already well annotated in sequence databases compared to more globular, complex proteins, and therefore the advantage of using structural homology searches in eukaryotic virus protein annotation might be limited.</w:t>
       </w:r>
     </w:p>
-    <w:bookmarkEnd w:id="34"/>
-    <w:bookmarkStart w:id="54" w:name="material-and-methods"/>
+    <w:p>
+      <w:pPr>
+        <w:pStyle w:val="Compact"/>
+        <w:numPr>
+          <w:ilvl w:val="0"/>
+          <w:numId w:val="1006"/>
+        </w:numPr>
+      </w:pPr>
+      <w:r>
+        <w:t xml:space="preserve">considerably higher runtime for little reward</w:t>
+      </w:r>
+    </w:p>
+    <w:bookmarkEnd w:id="36"/>
+    <w:bookmarkStart w:id="56" w:name="material-and-methods"/>
     <w:p>
       <w:pPr>
         <w:pStyle w:val="Heading1"/>
@@ -1252,7 +2299,7 @@
         <w:t xml:space="preserve">Material and Methods</w:t>
       </w:r>
     </w:p>
-    <w:bookmarkStart w:id="37" w:name="dataset-selection"/>
+    <w:bookmarkStart w:id="39" w:name="dataset-selection"/>
     <w:p>
       <w:pPr>
         <w:pStyle w:val="Heading2"/>
@@ -1261,7 +2308,7 @@
         <w:t xml:space="preserve">Dataset selection</w:t>
       </w:r>
     </w:p>
-    <w:bookmarkStart w:id="35" w:name="test-set"/>
+    <w:bookmarkStart w:id="37" w:name="test-set"/>
     <w:p>
       <w:pPr>
         <w:pStyle w:val="Heading3"/>
@@ -1312,8 +2359,8 @@
         <w:t xml:space="preserve">). This resulted in a final test set of 11,467 protein sequences from 1,000 eukaryotic virus species.</w:t>
       </w:r>
     </w:p>
-    <w:bookmarkEnd w:id="35"/>
-    <w:bookmarkStart w:id="36" w:name="database"/>
+    <w:bookmarkEnd w:id="37"/>
+    <w:bookmarkStart w:id="38" w:name="database"/>
     <w:p>
       <w:pPr>
         <w:pStyle w:val="Heading3"/>
@@ -1430,9 +2477,9 @@
         <w:t xml:space="preserve">homology-based annotation).</w:t>
       </w:r>
     </w:p>
-    <w:bookmarkEnd w:id="36"/>
-    <w:bookmarkEnd w:id="37"/>
-    <w:bookmarkStart w:id="38" w:name="functional-classifier"/>
+    <w:bookmarkEnd w:id="38"/>
+    <w:bookmarkEnd w:id="39"/>
+    <w:bookmarkStart w:id="40" w:name="functional-classifier"/>
     <w:p>
       <w:pPr>
         <w:pStyle w:val="Heading2"/>
@@ -1468,7 +2515,7 @@
           <w:rPr>
             <w:rStyle w:val="Hyperlink"/>
           </w:rPr>
-          <w:t xml:space="preserve">Table 1</w:t>
+          <w:t xml:space="preserve">Table 2</w:t>
         </w:r>
       </w:hyperlink>
       <w:r>
@@ -1503,8 +2550,8 @@
         <w:t xml:space="preserve">The same functional classifier script was also used on the protein names from our test set to assign functional categories to the eukaryotic virus proteins downloaded from the ICTV exemplar species.</w:t>
       </w:r>
     </w:p>
-    <w:bookmarkEnd w:id="38"/>
-    <w:bookmarkStart w:id="39" w:name="sequence-homology-based-annotation"/>
+    <w:bookmarkEnd w:id="40"/>
+    <w:bookmarkStart w:id="41" w:name="sequence-homology-based-annotation"/>
     <w:p>
       <w:pPr>
         <w:pStyle w:val="Heading2"/>
@@ -1587,8 +2634,8 @@
         <w:t xml:space="preserve">with default settings; except for an E-value cutoff of 10 instead of 1e-03 to allow comparison to the other methods.</w:t>
       </w:r>
     </w:p>
-    <w:bookmarkEnd w:id="39"/>
-    <w:bookmarkStart w:id="42" w:name="protein-embedding-based-annotation"/>
+    <w:bookmarkEnd w:id="41"/>
+    <w:bookmarkStart w:id="44" w:name="protein-embedding-based-annotation"/>
     <w:p>
       <w:pPr>
         <w:pStyle w:val="Heading2"/>
@@ -1597,7 +2644,7 @@
         <w:t xml:space="preserve">Protein embedding-based annotation</w:t>
       </w:r>
     </w:p>
-    <w:bookmarkStart w:id="40" w:name="prostt5"/>
+    <w:bookmarkStart w:id="42" w:name="prostt5"/>
     <w:p>
       <w:pPr>
         <w:pStyle w:val="Heading3"/>
@@ -1674,8 +2721,8 @@
         <w:t xml:space="preserve">.</w:t>
       </w:r>
     </w:p>
-    <w:bookmarkEnd w:id="40"/>
-    <w:bookmarkStart w:id="41" w:name="tea"/>
+    <w:bookmarkEnd w:id="42"/>
+    <w:bookmarkStart w:id="43" w:name="tea"/>
     <w:p>
       <w:pPr>
         <w:pStyle w:val="Heading3"/>
@@ -1769,9 +2816,9 @@
         <w:t xml:space="preserve">) to search the test set against the BFVD.</w:t>
       </w:r>
     </w:p>
-    <w:bookmarkEnd w:id="41"/>
-    <w:bookmarkEnd w:id="42"/>
-    <w:bookmarkStart w:id="48" w:name="structure-homology-based-annotation"/>
+    <w:bookmarkEnd w:id="43"/>
+    <w:bookmarkEnd w:id="44"/>
+    <w:bookmarkStart w:id="50" w:name="structure-homology-based-annotation"/>
     <w:p>
       <w:pPr>
         <w:pStyle w:val="Heading2"/>
@@ -1780,7 +2827,7 @@
         <w:t xml:space="preserve">Structure homology-based annotation</w:t>
       </w:r>
     </w:p>
-    <w:bookmarkStart w:id="44" w:name="structure-prediction"/>
+    <w:bookmarkStart w:id="46" w:name="structure-prediction"/>
     <w:p>
       <w:pPr>
         <w:pStyle w:val="Heading3"/>
@@ -1823,7 +2870,7 @@
       <w:r>
         <w:t xml:space="preserve"> </w:t>
       </w:r>
-      <w:hyperlink r:id="rId43">
+      <w:hyperlink r:id="rId45">
         <w:r>
           <w:rPr>
             <w:rStyle w:val="Hyperlink"/>
@@ -1866,14 +2913,14 @@
         <w:rPr>
           <w:vertAlign w:val="superscript"/>
         </w:rPr>
-        <w:t xml:space="preserve">3</w:t>
+        <w:t xml:space="preserve">1</w:t>
       </w:r>
       <w:r>
         <w:t xml:space="preserve">.</w:t>
       </w:r>
     </w:p>
-    <w:bookmarkEnd w:id="44"/>
-    <w:bookmarkStart w:id="45" w:name="foldseek"/>
+    <w:bookmarkEnd w:id="46"/>
+    <w:bookmarkStart w:id="47" w:name="foldseek"/>
     <w:p>
       <w:pPr>
         <w:pStyle w:val="Heading3"/>
@@ -1917,8 +2964,8 @@
         <w:t xml:space="preserve">(Foldeek v10.941cd33) with default settings to search the predicted structures of our test set against the BFVD.</w:t>
       </w:r>
     </w:p>
-    <w:bookmarkEnd w:id="45"/>
-    <w:bookmarkStart w:id="47" w:name="reseek"/>
+    <w:bookmarkEnd w:id="47"/>
+    <w:bookmarkStart w:id="49" w:name="reseek"/>
     <w:p>
       <w:pPr>
         <w:pStyle w:val="Heading3"/>
@@ -1938,7 +2985,7 @@
         <w:rPr>
           <w:vertAlign w:val="superscript"/>
         </w:rPr>
-        <w:t xml:space="preserve">1</w:t>
+        <w:t xml:space="preserve">2</w:t>
       </w:r>
       <w:r>
         <w:t xml:space="preserve"> </w:t>
@@ -1969,7 +3016,7 @@
       <w:r>
         <w:t xml:space="preserve"> </w:t>
       </w:r>
-      <w:hyperlink r:id="rId46">
+      <w:hyperlink r:id="rId48">
         <w:r>
           <w:rPr>
             <w:rStyle w:val="Hyperlink"/>
@@ -1981,9 +3028,9 @@
         <w:t xml:space="preserve">).</w:t>
       </w:r>
     </w:p>
-    <w:bookmarkEnd w:id="47"/>
-    <w:bookmarkEnd w:id="48"/>
-    <w:bookmarkStart w:id="49" w:name="functional-category-assignment"/>
+    <w:bookmarkEnd w:id="49"/>
+    <w:bookmarkEnd w:id="50"/>
+    <w:bookmarkStart w:id="51" w:name="functional-category-assignment"/>
     <w:p>
       <w:pPr>
         <w:pStyle w:val="Heading2"/>
@@ -2041,8 +3088,8 @@
         <w:t xml:space="preserve">) when the weight of the informative category was at least 50% the weight of the uninformative categories.</w:t>
       </w:r>
     </w:p>
-    <w:bookmarkEnd w:id="49"/>
-    <w:bookmarkStart w:id="50" w:name="computational-benchmarking-1"/>
+    <w:bookmarkEnd w:id="51"/>
+    <w:bookmarkStart w:id="52" w:name="computational-benchmarking-1"/>
     <w:p>
       <w:pPr>
         <w:pStyle w:val="Heading2"/>
@@ -2073,11 +3120,11 @@
         <w:pStyle w:val="BodyText"/>
       </w:pPr>
       <w:r>
-        <w:t xml:space="preserve">All CPU analysis steps were performed on an HPC system using one IceLake node with 72 cores (2 Intel Xeon Platinum 8360Y CPUs@2.4 GHz; 256 GiB RAM), except for the MSA generation step which was performed on an IceLake big memory node with 72 cores (2 Intel Xeon Platinum 8360Y CPUs@2.4 GHz; 2048 GiB RAM). The GPU analyses were performed on one NVIDIA H100 SXM5 GPU (80 GiB HBM3) mounted on a node equipped with 2 AMD EPYC 9334 CPUs (768 GiB RAM).</w:t>
-      </w:r>
-    </w:p>
-    <w:bookmarkEnd w:id="50"/>
-    <w:bookmarkStart w:id="52" w:name="code-availibility"/>
+        <w:t xml:space="preserve">All CPU analysis steps were performed on an HPC system using one IceLake node with 72 cores (2 Intel Xeon Platinum 8360Y CPUs@2.4 GHz; 256 GiB RAM), except for the MSA generation step which was performed on an IceLake big memory node with 72 cores (2 Intel Xeon Platinum 8360Y CPUs@2.4 GHz; 2048 GiB RAM). The GPU analyses were performed on one NVIDIA H100 SXM5 GPU (80 GiB HBM3), mounted on a node equipped with 2 AMD EPYC 9334 CPUs (768 GiB RAM).</w:t>
+      </w:r>
+    </w:p>
+    <w:bookmarkEnd w:id="52"/>
+    <w:bookmarkStart w:id="54" w:name="code-availibility"/>
     <w:p>
       <w:pPr>
         <w:pStyle w:val="Heading2"/>
@@ -2096,7 +3143,7 @@
       <w:r>
         <w:t xml:space="preserve"> </w:t>
       </w:r>
-      <w:hyperlink r:id="rId51">
+      <w:hyperlink r:id="rId53">
         <w:r>
           <w:rPr>
             <w:rStyle w:val="Hyperlink"/>
@@ -2108,8 +3155,8 @@
         <w:t xml:space="preserve">.</w:t>
       </w:r>
     </w:p>
-    <w:bookmarkEnd w:id="52"/>
-    <w:bookmarkStart w:id="53" w:name="data-availibility"/>
+    <w:bookmarkEnd w:id="54"/>
+    <w:bookmarkStart w:id="55" w:name="data-availibility"/>
     <w:p>
       <w:pPr>
         <w:pStyle w:val="Heading2"/>
@@ -2129,9 +3176,9 @@
         <w:t xml:space="preserve">upload to zenodo</w:t>
       </w:r>
     </w:p>
-    <w:bookmarkEnd w:id="53"/>
-    <w:bookmarkEnd w:id="54"/>
-    <w:bookmarkStart w:id="55" w:name="acknowledgements"/>
+    <w:bookmarkEnd w:id="55"/>
+    <w:bookmarkEnd w:id="56"/>
+    <w:bookmarkStart w:id="57" w:name="acknowledgements"/>
     <w:p>
       <w:pPr>
         <w:pStyle w:val="Heading1"/>
@@ -2148,8 +3195,8 @@
         <w:t xml:space="preserve">LDC acknowledges support from the Research Foundation - Flanders (grants 11L1325N and V451025N). The resources and services used in this work were provided by the VSC (Flemish Supercomputer Center), funded by the Research Foundation - Flanders (FWO) and the Flemish Government.</w:t>
       </w:r>
     </w:p>
-    <w:bookmarkEnd w:id="55"/>
-    <w:bookmarkStart w:id="92" w:name="references"/>
+    <w:bookmarkEnd w:id="57"/>
+    <w:bookmarkStart w:id="94" w:name="references"/>
     <w:p>
       <w:pPr>
         <w:pStyle w:val="Heading1"/>
@@ -2158,8 +3205,8 @@
         <w:t xml:space="preserve">References</w:t>
       </w:r>
     </w:p>
-    <w:bookmarkStart w:id="91" w:name="refs"/>
-    <w:bookmarkStart w:id="57" w:name="ref-edgarProteinStructureAlignment2024"/>
+    <w:bookmarkStart w:id="93" w:name="refs"/>
+    <w:bookmarkStart w:id="59" w:name="X2c0b48febe45ccc797d9a56102a6e8246b839ee"/>
     <w:p>
       <w:pPr>
         <w:pStyle w:val="Bibliography"/>
@@ -2174,12 +3221,90 @@
         <w:t xml:space="preserve">	</w:t>
       </w:r>
       <w:r>
+        <w:t xml:space="preserve">Bouras, G.</w:t>
+      </w:r>
+      <w:r>
+        <w:t xml:space="preserve"> </w:t>
+      </w:r>
+      <w:r>
+        <w:rPr>
+          <w:i/>
+          <w:iCs/>
+        </w:rPr>
+        <w:t xml:space="preserve">et al.</w:t>
+      </w:r>
+      <w:r>
+        <w:t xml:space="preserve"> </w:t>
+      </w:r>
+      <w:hyperlink r:id="rId58">
+        <w:r>
+          <w:rPr>
+            <w:rStyle w:val="Hyperlink"/>
+          </w:rPr>
+          <w:t xml:space="preserve">Protein structure-informed bacteriophage genome annotation with</w:t>
+        </w:r>
+        <w:r>
+          <w:rPr>
+            <w:rStyle w:val="Hyperlink"/>
+          </w:rPr>
+          <w:t xml:space="preserve"> </w:t>
+        </w:r>
+        <w:r>
+          <w:rPr>
+            <w:rStyle w:val="Hyperlink"/>
+          </w:rPr>
+          <w:t xml:space="preserve">Phold</w:t>
+        </w:r>
+      </w:hyperlink>
+      <w:r>
+        <w:t xml:space="preserve">.</w:t>
+      </w:r>
+      <w:r>
+        <w:t xml:space="preserve"> </w:t>
+      </w:r>
+      <w:r>
+        <w:rPr>
+          <w:i/>
+          <w:iCs/>
+        </w:rPr>
+        <w:t xml:space="preserve">Nucleic Acids Research</w:t>
+      </w:r>
+      <w:r>
+        <w:t xml:space="preserve"> </w:t>
+      </w:r>
+      <w:r>
+        <w:rPr>
+          <w:b/>
+          <w:bCs/>
+        </w:rPr>
+        <w:t xml:space="preserve">54</w:t>
+      </w:r>
+      <w:r>
+        <w:t xml:space="preserve">, (2026).</w:t>
+      </w:r>
+    </w:p>
+    <w:bookmarkEnd w:id="59"/>
+    <w:bookmarkStart w:id="61" w:name="ref-edgarProteinStructureAlignment2024"/>
+    <w:p>
+      <w:pPr>
+        <w:pStyle w:val="Bibliography"/>
+      </w:pPr>
+      <w:r>
+        <w:t xml:space="preserve">2.</w:t>
+      </w:r>
+      <w:r>
+        <w:t xml:space="preserve"> </w:t>
+      </w:r>
+      <w:r>
+        <w:t xml:space="preserve">	</w:t>
+      </w:r>
+      <w:r>
         <w:t xml:space="preserve">Edgar, R. C.</w:t>
       </w:r>
       <w:r>
         <w:t xml:space="preserve"> </w:t>
       </w:r>
-      <w:hyperlink r:id="rId56">
+      <w:hyperlink r:id="rId60">
         <w:r>
           <w:rPr>
             <w:rStyle w:val="Hyperlink"/>
@@ -2238,14 +3363,14 @@
         <w:t xml:space="preserve">, btae687 (2024).</w:t>
       </w:r>
     </w:p>
-    <w:bookmarkEnd w:id="57"/>
-    <w:bookmarkStart w:id="59" w:name="ref-edgarProteinStructureAlignment2025"/>
+    <w:bookmarkEnd w:id="61"/>
+    <w:bookmarkStart w:id="63" w:name="ref-edgarProteinStructureAlignment2025"/>
     <w:p>
       <w:pPr>
         <w:pStyle w:val="Bibliography"/>
       </w:pPr>
       <w:r>
-        <w:t xml:space="preserve">2.</w:t>
+        <w:t xml:space="preserve">3.</w:t>
       </w:r>
       <w:r>
         <w:t xml:space="preserve"> </w:t>
@@ -2256,7 +3381,7 @@
       <w:r>
         <w:t xml:space="preserve">Edgar, R. C. &amp; Sahakyan, H. Protein structure alignment significance is often exaggerated. 2025.07.17.665375 (2025) doi:</w:t>
       </w:r>
-      <w:hyperlink r:id="rId58">
+      <w:hyperlink r:id="rId62">
         <w:r>
           <w:rPr>
             <w:rStyle w:val="Hyperlink"/>
@@ -2268,14 +3393,14 @@
         <w:t xml:space="preserve">.</w:t>
       </w:r>
     </w:p>
-    <w:bookmarkEnd w:id="59"/>
-    <w:bookmarkStart w:id="61" w:name="X2c0b48febe45ccc797d9a56102a6e8246b839ee"/>
+    <w:bookmarkEnd w:id="63"/>
+    <w:bookmarkStart w:id="64" w:name="ref-Peter_hyperfine_2023"/>
     <w:p>
       <w:pPr>
         <w:pStyle w:val="Bibliography"/>
       </w:pPr>
       <w:r>
-        <w:t xml:space="preserve">3.</w:t>
+        <w:t xml:space="preserve">4.</w:t>
       </w:r>
       <w:r>
         <w:t xml:space="preserve"> </w:t>
@@ -2284,7 +3409,26 @@
         <w:t xml:space="preserve">	</w:t>
       </w:r>
       <w:r>
-        <w:t xml:space="preserve">Bouras, G.</w:t>
+        <w:t xml:space="preserve">Peter, D. Hyperfine. (2023).</w:t>
+      </w:r>
+    </w:p>
+    <w:bookmarkEnd w:id="64"/>
+    <w:bookmarkStart w:id="66" w:name="ref-vankempenFastAccurateProtein2024"/>
+    <w:p>
+      <w:pPr>
+        <w:pStyle w:val="Bibliography"/>
+      </w:pPr>
+      <w:r>
+        <w:t xml:space="preserve">5.</w:t>
+      </w:r>
+      <w:r>
+        <w:t xml:space="preserve"> </w:t>
+      </w:r>
+      <w:r>
+        <w:t xml:space="preserve">	</w:t>
+      </w:r>
+      <w:r>
+        <w:t xml:space="preserve">van Kempen, M.</w:t>
       </w:r>
       <w:r>
         <w:t xml:space="preserve"> </w:t>
@@ -2299,104 +3443,7 @@
       <w:r>
         <w:t xml:space="preserve"> </w:t>
       </w:r>
-      <w:hyperlink r:id="rId60">
-        <w:r>
-          <w:rPr>
-            <w:rStyle w:val="Hyperlink"/>
-          </w:rPr>
-          <w:t xml:space="preserve">Protein structure-informed bacteriophage genome annotation with</w:t>
-        </w:r>
-        <w:r>
-          <w:rPr>
-            <w:rStyle w:val="Hyperlink"/>
-          </w:rPr>
-          <w:t xml:space="preserve"> </w:t>
-        </w:r>
-        <w:r>
-          <w:rPr>
-            <w:rStyle w:val="Hyperlink"/>
-          </w:rPr>
-          <w:t xml:space="preserve">Phold</w:t>
-        </w:r>
-      </w:hyperlink>
-      <w:r>
-        <w:t xml:space="preserve">.</w:t>
-      </w:r>
-      <w:r>
-        <w:t xml:space="preserve"> </w:t>
-      </w:r>
-      <w:r>
-        <w:rPr>
-          <w:i/>
-          <w:iCs/>
-        </w:rPr>
-        <w:t xml:space="preserve">Nucleic Acids Research</w:t>
-      </w:r>
-      <w:r>
-        <w:t xml:space="preserve"> </w:t>
-      </w:r>
-      <w:r>
-        <w:rPr>
-          <w:b/>
-          <w:bCs/>
-        </w:rPr>
-        <w:t xml:space="preserve">54</w:t>
-      </w:r>
-      <w:r>
-        <w:t xml:space="preserve">, (2026).</w:t>
-      </w:r>
-    </w:p>
-    <w:bookmarkEnd w:id="61"/>
-    <w:bookmarkStart w:id="62" w:name="ref-Peter_hyperfine_2023"/>
-    <w:p>
-      <w:pPr>
-        <w:pStyle w:val="Bibliography"/>
-      </w:pPr>
-      <w:r>
-        <w:t xml:space="preserve">4.</w:t>
-      </w:r>
-      <w:r>
-        <w:t xml:space="preserve"> </w:t>
-      </w:r>
-      <w:r>
-        <w:t xml:space="preserve">	</w:t>
-      </w:r>
-      <w:r>
-        <w:t xml:space="preserve">Peter, D. Hyperfine. (2023).</w:t>
-      </w:r>
-    </w:p>
-    <w:bookmarkEnd w:id="62"/>
-    <w:bookmarkStart w:id="64" w:name="ref-vankempenFastAccurateProtein2024"/>
-    <w:p>
-      <w:pPr>
-        <w:pStyle w:val="Bibliography"/>
-      </w:pPr>
-      <w:r>
-        <w:t xml:space="preserve">5.</w:t>
-      </w:r>
-      <w:r>
-        <w:t xml:space="preserve"> </w:t>
-      </w:r>
-      <w:r>
-        <w:t xml:space="preserve">	</w:t>
-      </w:r>
-      <w:r>
-        <w:t xml:space="preserve">van Kempen, M.</w:t>
-      </w:r>
-      <w:r>
-        <w:t xml:space="preserve"> </w:t>
-      </w:r>
-      <w:r>
-        <w:rPr>
-          <w:i/>
-          <w:iCs/>
-        </w:rPr>
-        <w:t xml:space="preserve">et al.</w:t>
-      </w:r>
-      <w:r>
-        <w:t xml:space="preserve"> </w:t>
-      </w:r>
-      <w:hyperlink r:id="rId63">
+      <w:hyperlink r:id="rId65">
         <w:r>
           <w:rPr>
             <w:rStyle w:val="Hyperlink"/>
@@ -2443,8 +3490,8 @@
         <w:t xml:space="preserve">, 243–246 (2024).</w:t>
       </w:r>
     </w:p>
-    <w:bookmarkEnd w:id="64"/>
-    <w:bookmarkStart w:id="66" w:name="Xf51a0e35be7b1fdad86f58a646a49d02ff6f742"/>
+    <w:bookmarkEnd w:id="66"/>
+    <w:bookmarkStart w:id="68" w:name="Xf51a0e35be7b1fdad86f58a646a49d02ff6f742"/>
     <w:p>
       <w:pPr>
         <w:pStyle w:val="Bibliography"/>
@@ -2474,7 +3521,7 @@
       <w:r>
         <w:t xml:space="preserve"> Rewriting protein alphabets with language models. 2025.11.27.690975 (2026) doi:</w:t>
       </w:r>
-      <w:hyperlink r:id="rId65">
+      <w:hyperlink r:id="rId67">
         <w:r>
           <w:rPr>
             <w:rStyle w:val="Hyperlink"/>
@@ -2486,8 +3533,8 @@
         <w:t xml:space="preserve">.</w:t>
       </w:r>
     </w:p>
-    <w:bookmarkEnd w:id="66"/>
-    <w:bookmarkStart w:id="68" w:name="ref-passaroBoltz2AccurateEfficient2025"/>
+    <w:bookmarkEnd w:id="68"/>
+    <w:bookmarkStart w:id="70" w:name="ref-passaroBoltz2AccurateEfficient2025"/>
     <w:p>
       <w:pPr>
         <w:pStyle w:val="Bibliography"/>
@@ -2538,7 +3585,7 @@
       <w:r>
         <w:t xml:space="preserve">. 2025.06.14.659707 (2025) doi:</w:t>
       </w:r>
-      <w:hyperlink r:id="rId67">
+      <w:hyperlink r:id="rId69">
         <w:r>
           <w:rPr>
             <w:rStyle w:val="Hyperlink"/>
@@ -2550,8 +3597,8 @@
         <w:t xml:space="preserve">.</w:t>
       </w:r>
     </w:p>
-    <w:bookmarkEnd w:id="68"/>
-    <w:bookmarkStart w:id="70" w:name="ref-kimBFVDLargeRepository2025"/>
+    <w:bookmarkEnd w:id="70"/>
+    <w:bookmarkStart w:id="72" w:name="ref-kimBFVDLargeRepository2025"/>
     <w:p>
       <w:pPr>
         <w:pStyle w:val="Bibliography"/>
@@ -2571,7 +3618,7 @@
       <w:r>
         <w:t xml:space="preserve"> </w:t>
       </w:r>
-      <w:hyperlink r:id="rId69">
+      <w:hyperlink r:id="rId71">
         <w:r>
           <w:rPr>
             <w:rStyle w:val="Hyperlink"/>
@@ -2612,8 +3659,8 @@
         <w:t xml:space="preserve">, D340–D347 (2025).</w:t>
       </w:r>
     </w:p>
-    <w:bookmarkEnd w:id="70"/>
-    <w:bookmarkStart w:id="72" w:name="ref-terzianPHROGFamiliesProkaryotic2021"/>
+    <w:bookmarkEnd w:id="72"/>
+    <w:bookmarkStart w:id="74" w:name="ref-terzianPHROGFamiliesProkaryotic2021"/>
     <w:p>
       <w:pPr>
         <w:pStyle w:val="Bibliography"/>
@@ -2643,7 +3690,7 @@
       <w:r>
         <w:t xml:space="preserve"> </w:t>
       </w:r>
-      <w:hyperlink r:id="rId71">
+      <w:hyperlink r:id="rId73">
         <w:r>
           <w:rPr>
             <w:rStyle w:val="Hyperlink"/>
@@ -2684,8 +3731,8 @@
         <w:t xml:space="preserve">, lqab067 (2021).</w:t>
       </w:r>
     </w:p>
-    <w:bookmarkEnd w:id="72"/>
-    <w:bookmarkStart w:id="74" w:name="ref-boulayEmpathiEmbeddingbasedPhage2025"/>
+    <w:bookmarkEnd w:id="74"/>
+    <w:bookmarkStart w:id="76" w:name="ref-boulayEmpathiEmbeddingbasedPhage2025"/>
     <w:p>
       <w:pPr>
         <w:pStyle w:val="Bibliography"/>
@@ -2705,7 +3752,7 @@
       <w:r>
         <w:t xml:space="preserve"> </w:t>
       </w:r>
-      <w:hyperlink r:id="rId73">
+      <w:hyperlink r:id="rId75">
         <w:r>
           <w:rPr>
             <w:rStyle w:val="Hyperlink"/>
@@ -2740,8 +3787,8 @@
         <w:t xml:space="preserve">, 9114 (2025).</w:t>
       </w:r>
     </w:p>
-    <w:bookmarkEnd w:id="74"/>
-    <w:bookmarkStart w:id="76" w:name="ref-altschulBasicLocalAlignment1990"/>
+    <w:bookmarkEnd w:id="76"/>
+    <w:bookmarkStart w:id="78" w:name="ref-altschulBasicLocalAlignment1990"/>
     <w:p>
       <w:pPr>
         <w:pStyle w:val="Bibliography"/>
@@ -2761,7 +3808,7 @@
       <w:r>
         <w:t xml:space="preserve"> </w:t>
       </w:r>
-      <w:hyperlink r:id="rId75">
+      <w:hyperlink r:id="rId77">
         <w:r>
           <w:rPr>
             <w:rStyle w:val="Hyperlink"/>
@@ -2786,8 +3833,8 @@
         <w:t xml:space="preserve">, 403–410 (1990).</w:t>
       </w:r>
     </w:p>
-    <w:bookmarkEnd w:id="76"/>
-    <w:bookmarkStart w:id="78" w:name="Xa956458ae3e05b5069e24cca7d937b4d5bcb564"/>
+    <w:bookmarkEnd w:id="78"/>
+    <w:bookmarkStart w:id="80" w:name="Xa956458ae3e05b5069e24cca7d937b4d5bcb564"/>
     <w:p>
       <w:pPr>
         <w:pStyle w:val="Bibliography"/>
@@ -2807,7 +3854,7 @@
       <w:r>
         <w:t xml:space="preserve"> </w:t>
       </w:r>
-      <w:hyperlink r:id="rId77">
+      <w:hyperlink r:id="rId79">
         <w:r>
           <w:rPr>
             <w:rStyle w:val="Hyperlink"/>
@@ -2854,8 +3901,8 @@
         <w:t xml:space="preserve">, 366–368 (2021).</w:t>
       </w:r>
     </w:p>
-    <w:bookmarkEnd w:id="78"/>
-    <w:bookmarkStart w:id="80" w:name="Xb1871b972aac70d2d99b56311e901dbd11f244c"/>
+    <w:bookmarkEnd w:id="80"/>
+    <w:bookmarkStart w:id="82" w:name="Xb1871b972aac70d2d99b56311e901dbd11f244c"/>
     <w:p>
       <w:pPr>
         <w:pStyle w:val="Bibliography"/>
@@ -2875,7 +3922,7 @@
       <w:r>
         <w:t xml:space="preserve"> </w:t>
       </w:r>
-      <w:hyperlink r:id="rId79">
+      <w:hyperlink r:id="rId81">
         <w:r>
           <w:rPr>
             <w:rStyle w:val="Hyperlink"/>
@@ -2922,8 +3969,8 @@
         <w:t xml:space="preserve">, 1026–1028 (2017).</w:t>
       </w:r>
     </w:p>
-    <w:bookmarkEnd w:id="80"/>
-    <w:bookmarkStart w:id="82" w:name="ref-heinzingerBilingualLanguageModel2024"/>
+    <w:bookmarkEnd w:id="82"/>
+    <w:bookmarkStart w:id="84" w:name="ref-heinzingerBilingualLanguageModel2024"/>
     <w:p>
       <w:pPr>
         <w:pStyle w:val="Bibliography"/>
@@ -2953,7 +4000,7 @@
       <w:r>
         <w:t xml:space="preserve"> </w:t>
       </w:r>
-      <w:hyperlink r:id="rId81">
+      <w:hyperlink r:id="rId83">
         <w:r>
           <w:rPr>
             <w:rStyle w:val="Hyperlink"/>
@@ -2988,8 +4035,8 @@
         <w:t xml:space="preserve">, lqae150 (2024).</w:t>
       </w:r>
     </w:p>
-    <w:bookmarkEnd w:id="82"/>
-    <w:bookmarkStart w:id="84" w:name="Xab23086715934bcc0f018ee599e230e9d872dae"/>
+    <w:bookmarkEnd w:id="84"/>
+    <w:bookmarkStart w:id="86" w:name="Xab23086715934bcc0f018ee599e230e9d872dae"/>
     <w:p>
       <w:pPr>
         <w:pStyle w:val="Bibliography"/>
@@ -3019,7 +4066,7 @@
       <w:r>
         <w:t xml:space="preserve"> </w:t>
       </w:r>
-      <w:hyperlink r:id="rId83">
+      <w:hyperlink r:id="rId85">
         <w:r>
           <w:rPr>
             <w:rStyle w:val="Hyperlink"/>
@@ -3120,8 +4167,8 @@
         <w:t xml:space="preserve">, 7112–7127 (2022).</w:t>
       </w:r>
     </w:p>
-    <w:bookmarkEnd w:id="84"/>
-    <w:bookmarkStart w:id="86" w:name="X5f1b8907d6a3bec1b0fabfc5f84c6d1da0a2a36"/>
+    <w:bookmarkEnd w:id="86"/>
+    <w:bookmarkStart w:id="88" w:name="X5f1b8907d6a3bec1b0fabfc5f84c6d1da0a2a36"/>
     <w:p>
       <w:pPr>
         <w:pStyle w:val="Bibliography"/>
@@ -3151,7 +4198,7 @@
       <w:r>
         <w:t xml:space="preserve"> </w:t>
       </w:r>
-      <w:hyperlink r:id="rId85">
+      <w:hyperlink r:id="rId87">
         <w:r>
           <w:rPr>
             <w:rStyle w:val="Hyperlink"/>
@@ -3186,8 +4233,8 @@
         <w:t xml:space="preserve">, 1123–1130 (2023).</w:t>
       </w:r>
     </w:p>
-    <w:bookmarkEnd w:id="86"/>
-    <w:bookmarkStart w:id="88" w:name="ref-mirditaColabFoldMakingProtein2022"/>
+    <w:bookmarkEnd w:id="88"/>
+    <w:bookmarkStart w:id="90" w:name="ref-mirditaColabFoldMakingProtein2022"/>
     <w:p>
       <w:pPr>
         <w:pStyle w:val="Bibliography"/>
@@ -3217,7 +4264,7 @@
       <w:r>
         <w:t xml:space="preserve"> </w:t>
       </w:r>
-      <w:hyperlink r:id="rId87">
+      <w:hyperlink r:id="rId89">
         <w:r>
           <w:rPr>
             <w:rStyle w:val="Hyperlink"/>
@@ -3258,8 +4305,8 @@
         <w:t xml:space="preserve">, 679–682 (2022).</w:t>
       </w:r>
     </w:p>
-    <w:bookmarkEnd w:id="88"/>
-    <w:bookmarkStart w:id="90" w:name="X970de467fd5d06c167b475b1295fef72fd3ada6"/>
+    <w:bookmarkEnd w:id="90"/>
+    <w:bookmarkStart w:id="92" w:name="X970de467fd5d06c167b475b1295fef72fd3ada6"/>
     <w:p>
       <w:pPr>
         <w:pStyle w:val="Bibliography"/>
@@ -3289,7 +4336,7 @@
       <w:r>
         <w:t xml:space="preserve"> </w:t>
       </w:r>
-      <w:hyperlink r:id="rId89">
+      <w:hyperlink r:id="rId91">
         <w:r>
           <w:rPr>
             <w:rStyle w:val="Hyperlink"/>
@@ -3348,15 +4395,15 @@
         <w:t xml:space="preserve">, e03200–24 (2024).</w:t>
       </w:r>
     </w:p>
-    <w:bookmarkEnd w:id="90"/>
-    <w:bookmarkEnd w:id="91"/>
+    <w:bookmarkEnd w:id="92"/>
+    <w:bookmarkEnd w:id="93"/>
     <w:p>
       <w:r>
         <w:br w:type="page"/>
       </w:r>
     </w:p>
-    <w:bookmarkEnd w:id="92"/>
-    <w:bookmarkStart w:id="111" w:name="supplementary-figures"/>
+    <w:bookmarkEnd w:id="94"/>
+    <w:bookmarkStart w:id="113" w:name="supplementary-figures"/>
     <w:p>
       <w:pPr>
         <w:pStyle w:val="Heading1"/>
@@ -3378,7 +4425,7 @@
       <w:tr>
         <w:tc>
           <w:tcPr/>
-          <w:bookmarkStart w:id="96" w:name="suppfig-kingdom"/>
+          <w:bookmarkStart w:id="98" w:name="suppfig-kingdom"/>
           <w:p>
             <w:pPr>
               <w:pStyle w:val="Compact"/>
@@ -3389,18 +4436,18 @@
                 <wp:inline>
                   <wp:extent cx="3657600" cy="2743200"/>
                   <wp:effectExtent b="0" l="0" r="0" t="0"/>
-                  <wp:docPr descr="" title="" id="94" name="Picture"/>
+                  <wp:docPr descr="" title="" id="96" name="Picture"/>
                   <a:graphic>
                     <a:graphicData uri="http://schemas.openxmlformats.org/drawingml/2006/picture">
                       <pic:pic>
                         <pic:nvPicPr>
-                          <pic:cNvPr descr="../figures/data_info/kingdom_distribution.pdf" id="95" name="Picture"/>
+                          <pic:cNvPr descr="../figures/data_info/kingdom_distribution.pdf" id="97" name="Picture"/>
                           <pic:cNvPicPr>
                             <a:picLocks noChangeArrowheads="1" noChangeAspect="1"/>
                           </pic:cNvPicPr>
                         </pic:nvPicPr>
                         <pic:blipFill>
-                          <a:blip r:embed="rId93"/>
+                          <a:blip r:embed="rId95"/>
                           <a:stretch>
                             <a:fillRect/>
                           </a:stretch>
@@ -3440,7 +4487,7 @@
               <w:t xml:space="preserve">Supplemental Figure 1: The distribution of the number of genomes from the different viral Kingdoms in the test set.</w:t>
             </w:r>
           </w:p>
-          <w:bookmarkEnd w:id="96"/>
+          <w:bookmarkEnd w:id="98"/>
         </w:tc>
       </w:tr>
     </w:tbl>
@@ -3465,7 +4512,7 @@
       <w:tr>
         <w:tc>
           <w:tcPr/>
-          <w:bookmarkStart w:id="100" w:name="suppfig-query-vs-evalue"/>
+          <w:bookmarkStart w:id="102" w:name="suppfig-query-vs-evalue"/>
           <w:p>
             <w:pPr>
               <w:pStyle w:val="Compact"/>
@@ -3476,18 +4523,18 @@
                 <wp:inline>
                   <wp:extent cx="5486400" cy="3657600"/>
                   <wp:effectExtent b="0" l="0" r="0" t="0"/>
-                  <wp:docPr descr="" title="" id="98" name="Picture"/>
+                  <wp:docPr descr="" title="" id="100" name="Picture"/>
                   <a:graphic>
                     <a:graphicData uri="http://schemas.openxmlformats.org/drawingml/2006/picture">
                       <pic:pic>
                         <pic:nvPicPr>
-                          <pic:cNvPr descr="../figures/search_results/unique_queries_vs_evalue.pdf" id="99" name="Picture"/>
+                          <pic:cNvPr descr="../figures/search_results/unique_queries_vs_evalue.pdf" id="101" name="Picture"/>
                           <pic:cNvPicPr>
                             <a:picLocks noChangeArrowheads="1" noChangeAspect="1"/>
                           </pic:cNvPicPr>
                         </pic:nvPicPr>
                         <pic:blipFill>
-                          <a:blip r:embed="rId97"/>
+                          <a:blip r:embed="rId99"/>
                           <a:stretch>
                             <a:fillRect/>
                           </a:stretch>
@@ -3527,7 +4574,7 @@
               <w:t xml:space="preserve">Supplemental Figure 2: The number of test proteins with at least 1 hit for each method across different E-value thresholds.</w:t>
             </w:r>
           </w:p>
-          <w:bookmarkEnd w:id="100"/>
+          <w:bookmarkEnd w:id="102"/>
         </w:tc>
       </w:tr>
     </w:tbl>
@@ -3552,7 +4599,7 @@
       <w:tr>
         <w:tc>
           <w:tcPr/>
-          <w:bookmarkStart w:id="104" w:name="suppfig-pairwise-method"/>
+          <w:bookmarkStart w:id="106" w:name="suppfig-pairwise-method"/>
           <w:p>
             <w:pPr>
               <w:pStyle w:val="Compact"/>
@@ -3563,18 +4610,18 @@
                 <wp:inline>
                   <wp:extent cx="5943600" cy="1981200"/>
                   <wp:effectExtent b="0" l="0" r="0" t="0"/>
-                  <wp:docPr descr="" title="" id="102" name="Picture"/>
+                  <wp:docPr descr="" title="" id="104" name="Picture"/>
                   <a:graphic>
                     <a:graphicData uri="http://schemas.openxmlformats.org/drawingml/2006/picture">
                       <pic:pic>
                         <pic:nvPicPr>
-                          <pic:cNvPr descr="../figures/search_results/hit_overlap_methods.pdf" id="103" name="Picture"/>
+                          <pic:cNvPr descr="../figures/search_results/hit_overlap_methods.pdf" id="105" name="Picture"/>
                           <pic:cNvPicPr>
                             <a:picLocks noChangeArrowheads="1" noChangeAspect="1"/>
                           </pic:cNvPicPr>
                         </pic:nvPicPr>
                         <pic:blipFill>
-                          <a:blip r:embed="rId101"/>
+                          <a:blip r:embed="rId103"/>
                           <a:stretch>
                             <a:fillRect/>
                           </a:stretch>
@@ -3614,7 +4661,7 @@
               <w:t xml:space="preserve">Supplemental Figure 3: Pairwise comparisons of shared hits between search methods for (A) the best 25 hits, (B) the best 25 hits after filtering on E-value (E &lt; 1e-03), and (C) the top hits for each query.</w:t>
             </w:r>
           </w:p>
-          <w:bookmarkEnd w:id="104"/>
+          <w:bookmarkEnd w:id="106"/>
         </w:tc>
       </w:tr>
     </w:tbl>
@@ -3639,7 +4686,7 @@
       <w:tr>
         <w:tc>
           <w:tcPr/>
-          <w:bookmarkStart w:id="108" w:name="suppfig-time-increase"/>
+          <w:bookmarkStart w:id="110" w:name="suppfig-time-increase"/>
           <w:p>
             <w:pPr>
               <w:pStyle w:val="Compact"/>
@@ -3650,18 +4697,18 @@
                 <wp:inline>
                   <wp:extent cx="3238500" cy="3238500"/>
                   <wp:effectExtent b="0" l="0" r="0" t="0"/>
-                  <wp:docPr descr="" title="" id="106" name="Picture"/>
+                  <wp:docPr descr="" title="" id="108" name="Picture"/>
                   <a:graphic>
                     <a:graphicData uri="http://schemas.openxmlformats.org/drawingml/2006/picture">
                       <pic:pic>
                         <pic:nvPicPr>
-                          <pic:cNvPr descr="../figures/computational_benchmark/time_fold_increase.pdf" id="107" name="Picture"/>
+                          <pic:cNvPr descr="../figures/computational_benchmark/time_fold_increase.pdf" id="109" name="Picture"/>
                           <pic:cNvPicPr>
                             <a:picLocks noChangeArrowheads="1" noChangeAspect="1"/>
                           </pic:cNvPicPr>
                         </pic:nvPicPr>
                         <pic:blipFill>
-                          <a:blip r:embed="rId105"/>
+                          <a:blip r:embed="rId107"/>
                           <a:stretch>
                             <a:fillRect/>
                           </a:stretch>
@@ -3701,7 +4748,7 @@
               <w:t xml:space="preserve">Supplemental Figure 4: Workflow runtime increase compared to the fastest workflow (MMseqs2).</w:t>
             </w:r>
           </w:p>
-          <w:bookmarkEnd w:id="108"/>
+          <w:bookmarkEnd w:id="110"/>
         </w:tc>
       </w:tr>
     </w:tbl>
@@ -3715,7 +4762,7 @@
         <w:sectPr/>
       </w:pPr>
     </w:p>
-    <w:bookmarkStart w:id="110" w:name="supplementary-tables"/>
+    <w:bookmarkStart w:id="112" w:name="supplementary-tables"/>
     <w:p>
       <w:pPr>
         <w:pStyle w:val="Heading1"/>
@@ -3737,7 +4784,7 @@
       <w:tr>
         <w:tc>
           <w:tcPr/>
-          <w:bookmarkStart w:id="109" w:name="tbl-supp-functional-categories"/>
+          <w:bookmarkStart w:id="111" w:name="tbl-supp-functional-categories"/>
           <w:p>
             <w:pPr>
               <w:jc w:val="center"/>
@@ -3748,7 +4795,7 @@
               <w:pStyle w:val="ImageCaption"/>
             </w:pPr>
             <w:r>
-              <w:t xml:space="preserve">Table 1: Final functional categories used for annotation, including descriptions, pattern matching keywords, and exclusions.</w:t>
+              <w:t xml:space="preserve">Table 2: Final functional categories used for annotation, including descriptions, pattern matching keywords, and exclusions.</w:t>
             </w:r>
           </w:p>
           <w:tbl>
@@ -6090,7 +7137,7 @@
               </w:tc>
             </w:tr>
           </w:tbl>
-          <w:bookmarkEnd w:id="109"/>
+          <w:bookmarkEnd w:id="111"/>
           <w:p/>
         </w:tc>
       </w:tr>
@@ -6102,8 +7149,8 @@
         </w:sectPr>
       </w:pPr>
     </w:p>
-    <w:bookmarkEnd w:id="110"/>
-    <w:bookmarkEnd w:id="111"/>
+    <w:bookmarkEnd w:id="112"/>
+    <w:bookmarkEnd w:id="113"/>
     <w:sectPr>
       <w:footnotePr>
         <w:numRestart w:val="eachSect"/>
@@ -6500,6 +7547,82 @@
       </w:pPr>
     </w:lvl>
   </w:abstractNum>
+  <w:abstractNum w:abstractNumId="993">
+    <w:nsid w:val="0000A993"/>
+    <w:multiLevelType w:val="multilevel"/>
+    <w:lvl w:ilvl="0">
+      <w:numFmt w:val="bullet"/>
+      <w:lvlText w:val="☒"/>
+      <w:lvlJc w:val="left"/>
+      <w:pPr>
+        <w:ind w:left="720" w:hanging="360"/>
+      </w:pPr>
+    </w:lvl>
+    <w:lvl w:ilvl="1">
+      <w:numFmt w:val="bullet"/>
+      <w:lvlText w:val="☒"/>
+      <w:lvlJc w:val="left"/>
+      <w:pPr>
+        <w:ind w:left="1440" w:hanging="360"/>
+      </w:pPr>
+    </w:lvl>
+    <w:lvl w:ilvl="2">
+      <w:numFmt w:val="bullet"/>
+      <w:lvlText w:val="☒"/>
+      <w:lvlJc w:val="left"/>
+      <w:pPr>
+        <w:ind w:left="2160" w:hanging="360"/>
+      </w:pPr>
+    </w:lvl>
+    <w:lvl w:ilvl="3">
+      <w:numFmt w:val="bullet"/>
+      <w:lvlText w:val="☒"/>
+      <w:lvlJc w:val="left"/>
+      <w:pPr>
+        <w:ind w:left="2880" w:hanging="360"/>
+      </w:pPr>
+    </w:lvl>
+    <w:lvl w:ilvl="4">
+      <w:numFmt w:val="bullet"/>
+      <w:lvlText w:val="☒"/>
+      <w:lvlJc w:val="left"/>
+      <w:pPr>
+        <w:ind w:left="3600" w:hanging="360"/>
+      </w:pPr>
+    </w:lvl>
+    <w:lvl w:ilvl="5">
+      <w:numFmt w:val="bullet"/>
+      <w:lvlText w:val="☒"/>
+      <w:lvlJc w:val="left"/>
+      <w:pPr>
+        <w:ind w:left="4320" w:hanging="360"/>
+      </w:pPr>
+    </w:lvl>
+    <w:lvl w:ilvl="6">
+      <w:numFmt w:val="bullet"/>
+      <w:lvlText w:val="☒"/>
+      <w:lvlJc w:val="left"/>
+      <w:pPr>
+        <w:ind w:left="5040" w:hanging="360"/>
+      </w:pPr>
+    </w:lvl>
+    <w:lvl w:ilvl="7">
+      <w:numFmt w:val="bullet"/>
+      <w:lvlText w:val="☒"/>
+      <w:lvlJc w:val="left"/>
+      <w:pPr>
+        <w:ind w:left="5760" w:hanging="360"/>
+      </w:pPr>
+    </w:lvl>
+    <w:lvl w:ilvl="8">
+      <w:numFmt w:val="bullet"/>
+      <w:lvlText w:val="☒"/>
+      <w:lvlJc w:val="left"/>
+      <w:pPr>
+        <w:ind w:left="6480" w:hanging="360"/>
+      </w:pPr>
+    </w:lvl>
+  </w:abstractNum>
   <w:num w16cid:durableId="1189947306" w:numId="1">
     <w:abstractNumId w:val="0"/>
   </w:num>
@@ -6516,7 +7639,13 @@
     <w:abstractNumId w:val="992"/>
   </w:num>
   <w:num w:numId="1004">
-    <w:abstractNumId w:val="992"/>
+    <w:abstractNumId w:val="993"/>
+  </w:num>
+  <w:num w:numId="1005">
+    <w:abstractNumId w:val="991"/>
+  </w:num>
+  <w:num w:numId="1006">
+    <w:abstractNumId w:val="991"/>
   </w:num>
 </w:numbering>
 </file>

--- a/manuscript/_manuscript/manuscript.docx
+++ b/manuscript/_manuscript/manuscript.docx
@@ -40,6 +40,34 @@
           <w:vertAlign w:val="superscript"/>
         </w:rPr>
         <w:t xml:space="preserve">2</w:t>
+      </w:r>
+    </w:p>
+    <w:p>
+      <w:pPr>
+        <w:pStyle w:val="AbstractTitle"/>
+      </w:pPr>
+      <w:r>
+        <w:t xml:space="preserve">Abstract</w:t>
+      </w:r>
+    </w:p>
+    <w:p>
+      <w:pPr>
+        <w:pStyle w:val="Abstract"/>
+      </w:pPr>
+      <w:r>
+        <w:t xml:space="preserve">The advent of protein language models and structural prediction promises new avenues for protein annotation through structure homology. Earlier work (eg. Phold) has shown protein strucural homology annotation works well for prokaryotic viruses. To leverage these new techniques for protein annotation of eukaryotic viruses, we benchmarked four recent embedding- and structure-based methods in comparison with the gold standard of sequence-based annotation. We selected 10% of the entries in ICTV’s VMR v40.2 that did not have bacteria or archaea as designated host (n=1,054), and subsequently retrieved all associated proteins from NCBI (n=11,360). Boltz-2 structure prediction of these proteins produced generally high-quality models (median pLDDT 71.3). Using the structures and protein sequences of the entries in the Big Fantastic Virus Database, we queried the VMR proteins with BLASTp, Diamond, and MMseqs2 (sequence); TEA and ProstT5-3Di (embedding); and Foldseek and Reseek (structure). Sequence homology-based methods showed a high overlap in hits, whereas the other methods had low intra- and inter-method agreement in hits between themselves and the sequence-based methods. Additionally, all methods improved the number of informative categories (ie. not “hypothetical protein”) for the VMR proteins, with embedding and structure methods producing the largest increases. However, when evaluated against proteins with informative GenBank annotations as ground truth (n=2,938), embedding- and structure-based methods agreed less often with the</w:t>
+      </w:r>
+      <w:r>
+        <w:t xml:space="preserve"> </w:t>
+      </w:r>
+      <w:r>
+        <w:t xml:space="preserve">“ground truth”</w:t>
+      </w:r>
+      <w:r>
+        <w:t xml:space="preserve"> </w:t>
+      </w:r>
+      <w:r>
+        <w:t xml:space="preserve">than sequence-based methods (~67% and ~76% vs ~83%, respectively). Overall, sequence homology remains the most accurate approach for protein annotation of eukaryotic viruses at present.</w:t>
       </w:r>
     </w:p>
     <w:p>
@@ -102,276 +130,202 @@
         </w:r>
       </w:hyperlink>
     </w:p>
-    <w:bookmarkStart w:id="10" w:name="outline-to-delete"/>
+    <w:bookmarkStart w:id="10" w:name="introduction"/>
     <w:p>
       <w:pPr>
         <w:pStyle w:val="Heading1"/>
       </w:pPr>
       <w:r>
-        <w:t xml:space="preserve">Outline (to delete)</w:t>
-      </w:r>
-    </w:p>
-    <w:p>
-      <w:pPr>
-        <w:pStyle w:val="Compact"/>
-        <w:numPr>
-          <w:ilvl w:val="0"/>
-          <w:numId w:val="1001"/>
-        </w:numPr>
-      </w:pPr>
-      <w:r>
-        <w:t xml:space="preserve">general overview of data and structures</w:t>
-      </w:r>
-    </w:p>
-    <w:p>
-      <w:pPr>
-        <w:pStyle w:val="Compact"/>
-        <w:numPr>
-          <w:ilvl w:val="1"/>
-          <w:numId w:val="1002"/>
-        </w:numPr>
-      </w:pPr>
-      <w:r>
-        <w:t xml:space="preserve">TODO: add annotation of BFVD (eukaryotic vs prokaryotic viruses)</w:t>
-      </w:r>
-    </w:p>
-    <w:p>
-      <w:pPr>
-        <w:pStyle w:val="Compact"/>
-        <w:numPr>
-          <w:ilvl w:val="0"/>
-          <w:numId w:val="1001"/>
-        </w:numPr>
-      </w:pPr>
-      <w:r>
-        <w:t xml:space="preserve">performance of methods in hits</w:t>
-      </w:r>
-    </w:p>
-    <w:p>
-      <w:pPr>
-        <w:pStyle w:val="Compact"/>
-        <w:numPr>
-          <w:ilvl w:val="0"/>
-          <w:numId w:val="1001"/>
-        </w:numPr>
-      </w:pPr>
-      <w:r>
-        <w:t xml:space="preserve">comparison of methods in shared hits</w:t>
-      </w:r>
-    </w:p>
-    <w:p>
-      <w:pPr>
-        <w:pStyle w:val="Compact"/>
-        <w:numPr>
-          <w:ilvl w:val="0"/>
-          <w:numId w:val="1001"/>
-        </w:numPr>
-      </w:pPr>
-      <w:r>
-        <w:t xml:space="preserve">comparison of functional annotation per method to original</w:t>
-      </w:r>
-    </w:p>
-    <w:p>
-      <w:pPr>
-        <w:pStyle w:val="Compact"/>
-        <w:numPr>
-          <w:ilvl w:val="1"/>
-          <w:numId w:val="1003"/>
-        </w:numPr>
-      </w:pPr>
-      <w:r>
-        <w:t xml:space="preserve">TODO: check if bad annotations are from low quality structures</w:t>
-      </w:r>
-    </w:p>
-    <w:p>
-      <w:pPr>
-        <w:pStyle w:val="Compact"/>
-        <w:numPr>
-          <w:ilvl w:val="0"/>
-          <w:numId w:val="1001"/>
-        </w:numPr>
-      </w:pPr>
-      <w:r>
-        <w:t xml:space="preserve">how many are informative annotations</w:t>
-      </w:r>
-    </w:p>
-    <w:p>
-      <w:pPr>
-        <w:pStyle w:val="Compact"/>
-        <w:numPr>
-          <w:ilvl w:val="1"/>
-          <w:numId w:val="1004"/>
-        </w:numPr>
-      </w:pPr>
-      <w:r>
-        <w:t xml:space="preserve">TODO: which conversions from hypothetical protein to informative</w:t>
-      </w:r>
-    </w:p>
-    <w:p>
-      <w:pPr>
-        <w:pStyle w:val="Compact"/>
-        <w:numPr>
-          <w:ilvl w:val="0"/>
-          <w:numId w:val="1001"/>
-        </w:numPr>
-      </w:pPr>
-      <w:r>
-        <w:t xml:space="preserve">☒ TODO: computational benchmark + add database sizes</w:t>
-      </w:r>
-    </w:p>
-    <w:p>
-      <w:pPr>
-        <w:pStyle w:val="Compact"/>
-        <w:numPr>
-          <w:ilvl w:val="0"/>
-          <w:numId w:val="1001"/>
-        </w:numPr>
-      </w:pPr>
-      <w:r>
-        <w:t xml:space="preserve">☐ TODO: check correlation between structure quality/TEA entropy and correct annotation/agreement between methods</w:t>
-      </w:r>
-    </w:p>
-    <w:p>
-      <w:pPr>
-        <w:pStyle w:val="Compact"/>
-        <w:numPr>
-          <w:ilvl w:val="0"/>
-          <w:numId w:val="1001"/>
-        </w:numPr>
-      </w:pPr>
-      <w:r>
-        <w:t xml:space="preserve">☐ TODO: add recall, precision and F1 plots -&gt; see also Figure 3C</w:t>
-      </w:r>
-    </w:p>
-    <w:p>
-      <w:pPr>
-        <w:pStyle w:val="Compact"/>
-        <w:numPr>
-          <w:ilvl w:val="0"/>
-          <w:numId w:val="1001"/>
-        </w:numPr>
-      </w:pPr>
-      <w:r>
-        <w:t xml:space="preserve">☐ TODO: make annotations better (local LLM, GenePT?)</w:t>
-      </w:r>
-    </w:p>
-    <w:p>
-      <w:pPr>
-        <w:pStyle w:val="Compact"/>
-        <w:numPr>
-          <w:ilvl w:val="0"/>
-          <w:numId w:val="1001"/>
-        </w:numPr>
-      </w:pPr>
-      <w:r>
-        <w:t xml:space="preserve">☐ TODO: do structure search of non-informative vs informative BFVD entries?</w:t>
-      </w:r>
-    </w:p>
-    <w:p>
-      <w:pPr>
-        <w:pStyle w:val="Compact"/>
-        <w:numPr>
-          <w:ilvl w:val="0"/>
-          <w:numId w:val="1001"/>
-        </w:numPr>
-      </w:pPr>
-      <w:r>
-        <w:t xml:space="preserve">☒ TODO: look at p-value for Reseek and see if this improves annotations -&gt; still very lenient (p&lt;0.05)</w:t>
-      </w:r>
-    </w:p>
-    <w:p>
-      <w:pPr>
-        <w:pStyle w:val="Compact"/>
-        <w:numPr>
-          <w:ilvl w:val="0"/>
-          <w:numId w:val="1001"/>
-        </w:numPr>
-      </w:pPr>
-      <w:r>
-        <w:rPr>
-          <w:strike/>
-        </w:rPr>
-        <w:t xml:space="preserve">Try out LucaVirus?</w:t>
-      </w:r>
-    </w:p>
-    <w:p>
-      <w:pPr>
-        <w:pStyle w:val="Compact"/>
-        <w:numPr>
-          <w:ilvl w:val="0"/>
-          <w:numId w:val="1001"/>
-        </w:numPr>
-      </w:pPr>
-      <w:r>
-        <w:rPr>
-          <w:strike/>
-        </w:rPr>
-        <w:t xml:space="preserve">Also test on Nomburg dataset, should have ground truth labels (see LucaVirus paper: seems to be protein names)</w:t>
-      </w:r>
-    </w:p>
-    <w:p>
-      <w:pPr>
-        <w:pStyle w:val="Compact"/>
-        <w:numPr>
-          <w:ilvl w:val="0"/>
-          <w:numId w:val="1001"/>
-        </w:numPr>
-      </w:pPr>
-      <w:r>
-        <w:t xml:space="preserve">possible explanation for bad structure results: small representation of viruses in training sets due to biosafety concerns?</w:t>
+        <w:t xml:space="preserve">Introduction</w:t>
+      </w:r>
+    </w:p>
+    <w:p>
+      <w:pPr>
+        <w:pStyle w:val="FirstParagraph"/>
+      </w:pPr>
+      <w:r>
+        <w:t xml:space="preserve">The current increase in metagenomic sequencing experiments is providing researchers with a steady stream of new viral genomes. A large problem that remains for computational biologists is the annotation of these genomes with functionally relevant labels for the predicted proteins. As annotating all these genomes through experimental evidence is an unfeasible task, researchers transfer annotations of annotated genomes to these novel genomes. The established gold standard for performing this task has been the use of the BLAST suite or comparable sequence alignment tools, such as Diamond and MMSeqs2</w:t>
+      </w:r>
+      <w:r>
+        <w:rPr>
+          <w:vertAlign w:val="superscript"/>
+        </w:rPr>
+        <w:t xml:space="preserve">1–3</w:t>
+      </w:r>
+      <w:r>
+        <w:t xml:space="preserve">. However, this approach reaches it limits when newly discovered sequences diverge too much from (experimentally validated) annotated genomes.</w:t>
+      </w:r>
+    </w:p>
+    <w:p>
+      <w:pPr>
+        <w:pStyle w:val="BodyText"/>
+      </w:pPr>
+      <w:r>
+        <w:t xml:space="preserve">To address this issue, novel methods rely on protein structure information, which should be more conserved than the sequence level because the 3D topology of a protein is vital for its function. Phold</w:t>
+      </w:r>
+      <w:r>
+        <w:rPr>
+          <w:vertAlign w:val="superscript"/>
+        </w:rPr>
+        <w:t xml:space="preserve">4</w:t>
+      </w:r>
+      <w:r>
+        <w:t xml:space="preserve">, for example, cleverly uses structural information to increase the amount of annotated proteins in bacteriophage genomes. Phold either takes user-provided structure predictions or uses ProstT5</w:t>
+      </w:r>
+      <w:r>
+        <w:rPr>
+          <w:vertAlign w:val="superscript"/>
+        </w:rPr>
+        <w:t xml:space="preserve">5</w:t>
+      </w:r>
+      <w:r>
+        <w:t xml:space="preserve">, a protein language model (pLM), to convert amino acid sequences into 3Di sequences, which contain the structural alphabet used by Foldseek</w:t>
+      </w:r>
+      <w:r>
+        <w:rPr>
+          <w:vertAlign w:val="superscript"/>
+        </w:rPr>
+        <w:t xml:space="preserve">6</w:t>
+      </w:r>
+      <w:r>
+        <w:t xml:space="preserve"> </w:t>
+      </w:r>
+      <w:r>
+        <w:t xml:space="preserve">to find structural homologs. In addition, a similar approach was developed by the same authors to increase the annotation rate in bacterial genomes</w:t>
+      </w:r>
+      <w:r>
+        <w:rPr>
+          <w:vertAlign w:val="superscript"/>
+        </w:rPr>
+        <w:t xml:space="preserve">7</w:t>
+      </w:r>
+      <w:r>
+        <w:t xml:space="preserve">.</w:t>
+      </w:r>
+    </w:p>
+    <w:p>
+      <w:pPr>
+        <w:pStyle w:val="BodyText"/>
+      </w:pPr>
+      <w:r>
+        <w:t xml:space="preserve">In addition to bacteriophages, also less studied eukaryotic viruses (e.g. insect viruses, nematode viruses and plant viruses) might benefit from such an approach to bring a more functional understanding to metagenomic discoveries of these viruses. For example, the</w:t>
+      </w:r>
+      <w:r>
+        <w:t xml:space="preserve"> </w:t>
+      </w:r>
+      <w:r>
+        <w:rPr>
+          <w:i/>
+          <w:iCs/>
+        </w:rPr>
+        <w:t xml:space="preserve">Chrysoviridae</w:t>
+      </w:r>
+      <w:r>
+        <w:t xml:space="preserve"> </w:t>
+      </w:r>
+      <w:r>
+        <w:t xml:space="preserve">is a viral family known to infect fungi, plants and probably insects, it has four dsRNA segments encoding four proteins. Two of these proteins have a known function, an RNA-dependent RNA polymerase and a capsid protein, while the other two proteins have no known function</w:t>
+      </w:r>
+      <w:r>
+        <w:rPr>
+          <w:vertAlign w:val="superscript"/>
+        </w:rPr>
+        <w:t xml:space="preserve">8</w:t>
+      </w:r>
+      <w:r>
+        <w:t xml:space="preserve">. Therefore, we benchmarked seven approaches for functional annotation: BLASTp, Diamond and MMseqs2 as gold standard sequence alignment; ProstT5 3Di conversion with Foldseek alignment, and ESM2 to The Embedded Alphabet (TEA) conversion with MMseqs2 alignment as pLM approaches; and finally, structure prediction of viral proteins with structure alignment using Foldseek or Reseek.</w:t>
+      </w:r>
+    </w:p>
+    <w:p>
+      <w:pPr>
+        <w:pStyle w:val="BodyText"/>
+      </w:pPr>
+      <w:r>
+        <w:t xml:space="preserve">The pLM approaches both convert the amino acid sequences into new 2D sequences representing structural information, but differ in the structural alphabet they use (3Di and TEA). Pantolini</w:t>
+      </w:r>
+      <w:r>
+        <w:t xml:space="preserve"> </w:t>
+      </w:r>
+      <w:r>
+        <w:rPr>
+          <w:i/>
+          <w:iCs/>
+        </w:rPr>
+        <w:t xml:space="preserve">et al</w:t>
+      </w:r>
+      <w:r>
+        <w:t xml:space="preserve"> </w:t>
+      </w:r>
+      <w:r>
+        <w:t xml:space="preserve">claim that their structural alphabet has a high association with secondary structural elements, similar to 3Di, but has better representation of helices and loops by multiple characters in TEA, compared to an overrepresentation of these structural elements by 3Di-v and 3Di-d, respectively</w:t>
+      </w:r>
+      <w:r>
+        <w:rPr>
+          <w:vertAlign w:val="superscript"/>
+        </w:rPr>
+        <w:t xml:space="preserve">9</w:t>
+      </w:r>
+      <w:r>
+        <w:t xml:space="preserve">.</w:t>
+      </w:r>
+    </w:p>
+    <w:p>
+      <w:pPr>
+        <w:pStyle w:val="BodyText"/>
+      </w:pPr>
+      <w:r>
+        <w:t xml:space="preserve">Additionally, we also predicted the structures of 11,467 proteins with Boltz-2</w:t>
+      </w:r>
+      <w:r>
+        <w:rPr>
+          <w:vertAlign w:val="superscript"/>
+        </w:rPr>
+        <w:t xml:space="preserve">10</w:t>
+      </w:r>
+      <w:r>
+        <w:t xml:space="preserve"> </w:t>
+      </w:r>
+      <w:r>
+        <w:t xml:space="preserve">and compared these structures with both Foldseek and Reseek. The latter claiming to improve sensitivity to remote homologs, compared to the widely used Foldseek</w:t>
+      </w:r>
+      <w:r>
+        <w:rPr>
+          <w:vertAlign w:val="superscript"/>
+        </w:rPr>
+        <w:t xml:space="preserve">11</w:t>
+      </w:r>
+      <w:r>
+        <w:t xml:space="preserve">.</w:t>
+      </w:r>
+    </w:p>
+    <w:p>
+      <w:pPr>
+        <w:pStyle w:val="BodyText"/>
+      </w:pPr>
+      <w:r>
+        <w:t xml:space="preserve">For our benchmarking, we picked the Big Fantastic Virus Database (BFVD), which contains 351,242 high quality predicted viral protein structures, as the reference database</w:t>
+      </w:r>
+      <w:r>
+        <w:rPr>
+          <w:vertAlign w:val="superscript"/>
+        </w:rPr>
+        <w:t xml:space="preserve">12</w:t>
+      </w:r>
+      <w:r>
+        <w:t xml:space="preserve">. This ensured that each annotation method was compared to the same viral proteins.</w:t>
       </w:r>
     </w:p>
     <w:bookmarkEnd w:id="10"/>
-    <w:bookmarkStart w:id="11" w:name="abstract"/>
+    <w:bookmarkStart w:id="33" w:name="results-discussion"/>
     <w:p>
       <w:pPr>
         <w:pStyle w:val="Heading1"/>
       </w:pPr>
       <w:r>
-        <w:t xml:space="preserve">Abstract</w:t>
-      </w:r>
-    </w:p>
-    <w:p>
-      <w:pPr>
-        <w:pStyle w:val="FirstParagraph"/>
-      </w:pPr>
-      <w:r>
-        <w:t xml:space="preserve">The advent of protein language models (pLMs) and structural prediction promises new avenues for protein annotation through structure homology. Earlier work (eg. Phold) has shown protein strucural homology annotation works well for prokaryotic viruses. To leverage these new techniques for protein annotation of eukaryotic viruses, we benchmarked four recent embedding- and structure-based methods in comparison with the gold standard of sequence-based annotation. We selected 10% of the entries in ICTV’s VMR v40.2 that did not have bacteria or archaea as designated host (n=1,054), and subsequently retrieved all associated proteins from NCBI (n=11,360). Boltz-2 structure prediction of these proteins produced generally high-quality models (median pLDDT 71.3). Using the structures and protein sequences of the entries in the Big Fantastic Virus Database (BFVD), we queried the VMR proteins with Blastp, Diamond, and MMseqs2 (sequence); TEA and ProstT5-3Di (embedding); and Foldseek and Reseek (structure). Sequence homology-based methods showed a high overlap in hits, whereas the other methods had low intra- and inter-method agreement in hits between themselves and the sequence-based methods. Additionally, all methods improved the number of informative categories (ie. not “hypothetical protein”) for the VMR proteins, with embedding and structure methods producing the largest increases. However, when evaluated against proteins with informative GenBank annotations as ground truth (n=2,938), embedding- and structure-based methods agreed less often with the</w:t>
-      </w:r>
-      <w:r>
-        <w:t xml:space="preserve"> </w:t>
-      </w:r>
-      <w:r>
-        <w:t xml:space="preserve">“ground truth”</w:t>
-      </w:r>
-      <w:r>
-        <w:t xml:space="preserve"> </w:t>
-      </w:r>
-      <w:r>
-        <w:t xml:space="preserve">than sequence-based methods (~67% and ~76% vs ~83%, respectively). Overall, sequence homology remains the most accurate approach for protein annotation of eukaryotic viruses at present.</w:t>
-      </w:r>
-    </w:p>
-    <w:bookmarkEnd w:id="11"/>
-    <w:bookmarkStart w:id="12" w:name="introduction"/>
-    <w:p>
-      <w:pPr>
-        <w:pStyle w:val="Heading1"/>
-      </w:pPr>
-      <w:r>
-        <w:t xml:space="preserve">Introduction</w:t>
-      </w:r>
-    </w:p>
-    <w:bookmarkEnd w:id="12"/>
-    <w:bookmarkStart w:id="35" w:name="results-discussion"/>
-    <w:p>
-      <w:pPr>
-        <w:pStyle w:val="Heading1"/>
-      </w:pPr>
-      <w:r>
         <w:t xml:space="preserve">Results &amp; Discussion</w:t>
       </w:r>
     </w:p>
-    <w:bookmarkStart w:id="17" w:name="dataset-overview"/>
+    <w:bookmarkStart w:id="15" w:name="dataset-overview"/>
     <w:p>
       <w:pPr>
         <w:pStyle w:val="Heading2"/>
@@ -483,7 +437,7 @@
       <w:tr>
         <w:tc>
           <w:tcPr/>
-          <w:bookmarkStart w:id="16" w:name="fig-overview"/>
+          <w:bookmarkStart w:id="14" w:name="fig-overview"/>
           <w:p>
             <w:pPr>
               <w:pStyle w:val="Compact"/>
@@ -494,18 +448,18 @@
                 <wp:inline>
                   <wp:extent cx="3810000" cy="2540000"/>
                   <wp:effectExtent b="0" l="0" r="0" t="0"/>
-                  <wp:docPr descr="" title="" id="14" name="Picture"/>
+                  <wp:docPr descr="" title="" id="12" name="Picture"/>
                   <a:graphic>
                     <a:graphicData uri="http://schemas.openxmlformats.org/drawingml/2006/picture">
                       <pic:pic>
                         <pic:nvPicPr>
-                          <pic:cNvPr descr="../figures/data_info/dataset_overview.pdf" id="15" name="Picture"/>
+                          <pic:cNvPr descr="../figures/data_info/dataset_overview.pdf" id="13" name="Picture"/>
                           <pic:cNvPicPr>
                             <a:picLocks noChangeArrowheads="1" noChangeAspect="1"/>
                           </pic:cNvPicPr>
                         </pic:nvPicPr>
                         <pic:blipFill>
-                          <a:blip r:embed="rId13"/>
+                          <a:blip r:embed="rId11"/>
                           <a:stretch>
                             <a:fillRect/>
                           </a:stretch>
@@ -545,12 +499,12 @@
               <w:t xml:space="preserve">Figure 1: A) The distribution of the number of proteins from the different viral Kingdoms. Each tile roughly corresponds to 110 proteins. B) A cumulative distribution function plot showing the percentage of predicted structures from the test set with a pLDDT score above the pLDDT score on the x-axis. The inset shows a violin- and boxplot with all pLDDT scores from the predicted structures (n=11,467).</w:t>
             </w:r>
           </w:p>
-          <w:bookmarkEnd w:id="16"/>
+          <w:bookmarkEnd w:id="14"/>
         </w:tc>
       </w:tr>
     </w:tbl>
-    <w:bookmarkEnd w:id="17"/>
-    <w:bookmarkStart w:id="22" w:name="performance-of-the-different-methods"/>
+    <w:bookmarkEnd w:id="15"/>
+    <w:bookmarkStart w:id="20" w:name="performance-of-the-different-methods"/>
     <w:p>
       <w:pPr>
         <w:pStyle w:val="Heading2"/>
@@ -584,7 +538,7 @@
         <w:rPr>
           <w:vertAlign w:val="superscript"/>
         </w:rPr>
-        <w:t xml:space="preserve">1</w:t>
+        <w:t xml:space="preserve">4</w:t>
       </w:r>
       <w:r>
         <w:t xml:space="preserve">. As the quality of our structure predictions was rather high (see</w:t>
@@ -621,7 +575,7 @@
         <w:rPr>
           <w:vertAlign w:val="superscript"/>
         </w:rPr>
-        <w:t xml:space="preserve">2,3</w:t>
+        <w:t xml:space="preserve">11,13</w:t>
       </w:r>
       <w:r>
         <w:t xml:space="preserve"> </w:t>
@@ -725,7 +679,7 @@
         <w:rPr>
           <w:vertAlign w:val="superscript"/>
         </w:rPr>
-        <w:t xml:space="preserve">2,3</w:t>
+        <w:t xml:space="preserve">11,13</w:t>
       </w:r>
       <w:r>
         <w:t xml:space="preserve">. Notably, while ProstT5 was the worst performer across the three datasets compared to the sequence methods, TEA performed better in the top hits comparison and was on par with the structure based methods. Overall, the embedding and structure based methods, that should be better to detect remote homologs, had low agreement on shared hits among each other.</w:t>
@@ -744,7 +698,7 @@
       <w:tr>
         <w:tc>
           <w:tcPr/>
-          <w:bookmarkStart w:id="21" w:name="fig-overlap"/>
+          <w:bookmarkStart w:id="19" w:name="fig-overlap"/>
           <w:p>
             <w:pPr>
               <w:pStyle w:val="Compact"/>
@@ -755,18 +709,18 @@
                 <wp:inline>
                   <wp:extent cx="5943600" cy="5279315"/>
                   <wp:effectExtent b="0" l="0" r="0" t="0"/>
-                  <wp:docPr descr="" title="" id="19" name="Picture"/>
+                  <wp:docPr descr="" title="" id="17" name="Picture"/>
                   <a:graphic>
                     <a:graphicData uri="http://schemas.openxmlformats.org/drawingml/2006/picture">
                       <pic:pic>
                         <pic:nvPicPr>
-                          <pic:cNvPr descr="../figures/search_results/hit_overlap_summary.pdf" id="20" name="Picture"/>
+                          <pic:cNvPr descr="../figures/search_results/hit_overlap_summary.pdf" id="18" name="Picture"/>
                           <pic:cNvPicPr>
                             <a:picLocks noChangeArrowheads="1" noChangeAspect="1"/>
                           </pic:cNvPicPr>
                         </pic:nvPicPr>
                         <pic:blipFill>
-                          <a:blip r:embed="rId18"/>
+                          <a:blip r:embed="rId16"/>
                           <a:stretch>
                             <a:fillRect/>
                           </a:stretch>
@@ -806,12 +760,12 @@
               <w:t xml:space="preserve">Figure 2: A) The number of proteins that got a hit against the BFVD shown per method (colored by category) before and after filtering the reported results on E-value lower than 1e-03 (lighter color). B) The total number of hits across all test proteins in function of the E-value for each method. C-D) Pairwise comparisons of shared hits across methods for the same test proteins, shown for the best 25 hits (C), and the top hits regardless of E-value (D). Text inside the colored tiles indicate the number of shared hits for the method on the x-axis compared to the method on the y-axis, followed by the percentage of shared hits as a proportion of the total hits for the method on the y-axis.</w:t>
             </w:r>
           </w:p>
-          <w:bookmarkEnd w:id="21"/>
+          <w:bookmarkEnd w:id="19"/>
         </w:tc>
       </w:tr>
     </w:tbl>
-    <w:bookmarkEnd w:id="22"/>
-    <w:bookmarkStart w:id="29" w:name="functional-annotation-comparison"/>
+    <w:bookmarkEnd w:id="20"/>
+    <w:bookmarkStart w:id="27" w:name="functional-annotation-comparison"/>
     <w:p>
       <w:pPr>
         <w:pStyle w:val="Heading2"/>
@@ -948,7 +902,7 @@
         <w:pStyle w:val="BodyText"/>
       </w:pPr>
       <w:r>
-        <w:t xml:space="preserve">Of note, Boltz structure prediction combined with Foldseek structure comparison did assign more informative categories than the sequence-based methods to originally non-informative proteins (n=1,571 vs ~1400; see</w:t>
+        <w:t xml:space="preserve">Of note, Boltz structure prediction combined with Foldseek did assign more informative categories than the sequence-based methods to originally non-informative proteins (n=1,571 vs ~1400; see</w:t>
       </w:r>
       <w:r>
         <w:t xml:space="preserve"> </w:t>
@@ -962,7 +916,19 @@
         </w:r>
       </w:hyperlink>
       <w:r>
-        <w:t xml:space="preserve">). However, this method did retrieve less test proteins with hits against the BFVD.</w:t>
+        <w:t xml:space="preserve">). However, this method retrieved less test proteins with hits against the BFVD.</w:t>
+      </w:r>
+    </w:p>
+    <w:p>
+      <w:pPr>
+        <w:pStyle w:val="Compact"/>
+        <w:numPr>
+          <w:ilvl w:val="0"/>
+          <w:numId w:val="1001"/>
+        </w:numPr>
+      </w:pPr>
+      <w:r>
+        <w:t xml:space="preserve">TODO: add that only 18 non-informative proteins got an informative functional annotation with structure methods (not TEA) compared to the sequence methods (make overlap figures with structures)</w:t>
       </w:r>
     </w:p>
     <w:tbl>
@@ -978,7 +944,7 @@
       <w:tr>
         <w:tc>
           <w:tcPr/>
-          <w:bookmarkStart w:id="26" w:name="fig-annotation"/>
+          <w:bookmarkStart w:id="24" w:name="fig-annotation"/>
           <w:p>
             <w:pPr>
               <w:pStyle w:val="Compact"/>
@@ -989,18 +955,18 @@
                 <wp:inline>
                   <wp:extent cx="5943600" cy="3298115"/>
                   <wp:effectExtent b="0" l="0" r="0" t="0"/>
-                  <wp:docPr descr="" title="" id="24" name="Picture"/>
+                  <wp:docPr descr="" title="" id="22" name="Picture"/>
                   <a:graphic>
                     <a:graphicData uri="http://schemas.openxmlformats.org/drawingml/2006/picture">
                       <pic:pic>
                         <pic:nvPicPr>
-                          <pic:cNvPr descr="../figures/search_results/annotation_combined.pdf" id="25" name="Picture"/>
+                          <pic:cNvPr descr="../figures/search_results/annotation_combined.pdf" id="23" name="Picture"/>
                           <pic:cNvPicPr>
                             <a:picLocks noChangeArrowheads="1" noChangeAspect="1"/>
                           </pic:cNvPicPr>
                         </pic:nvPicPr>
                         <pic:blipFill>
-                          <a:blip r:embed="rId23"/>
+                          <a:blip r:embed="rId21"/>
                           <a:stretch>
                             <a:fillRect/>
                           </a:stretch>
@@ -1067,10 +1033,10 @@
               <w:t xml:space="preserve">“Other Function”</w:t>
             </w:r>
             <w:r>
-              <w:t xml:space="preserve">) after applying each method. B) The percentage of queries that have a matching functional category for each method compared tot the informative original functional categories (regarded as the ground truth). C) Comparison of final assigned annotation categories compared to the original categories. Negative changes (ie. different informative categories or informative labels that changed to non-informative categories) are displayed to the left of the zero point, matches or category improvements (from non-informative to informative) are displayed on the right.</w:t>
+              <w:t xml:space="preserve">) after applying each method. Colored by method, light shades indicate non-informative proteins, dark shade indicates informative protein assignments. B) The percentage of queries that have a matching functional category for each method compared tot the informative original functional categories (regarded as the ground truth). C) Comparison of final assigned annotation categories compared to the original categories. Negative changes (ie. different informative categories or informative labels that changed to non-informative categories) are displayed to the left of the zero point, matches or category improvements (from non-informative to informative) are displayed on the right.</w:t>
             </w:r>
           </w:p>
-          <w:bookmarkEnd w:id="26"/>
+          <w:bookmarkEnd w:id="24"/>
         </w:tc>
       </w:tr>
     </w:tbl>
@@ -1095,7 +1061,7 @@
       <w:tr>
         <w:tc>
           <w:tcPr/>
-          <w:bookmarkStart w:id="27" w:name="tbl-assigned-categories"/>
+          <w:bookmarkStart w:id="25" w:name="tbl-assigned-categories"/>
           <w:p>
             <w:pPr>
               <w:jc w:val="center"/>
@@ -1120,9 +1086,9 @@
               <w:gridCol w:w="743"/>
               <w:gridCol w:w="875"/>
               <w:gridCol w:w="787"/>
-              <w:gridCol w:w="1050"/>
               <w:gridCol w:w="918"/>
               <w:gridCol w:w="1006"/>
+              <w:gridCol w:w="1050"/>
               <w:gridCol w:w="1225"/>
               <w:gridCol w:w="1312"/>
             </w:tblGrid>
@@ -1187,39 +1153,39 @@
                     <w:t xml:space="preserve">Informative</w:t>
                   </w:r>
                   <w:r>
+                    <w:t xml:space="preserve">match</w:t>
+                  </w:r>
+                </w:p>
+              </w:tc>
+              <w:tc>
+                <w:tcPr/>
+                <w:p>
+                  <w:pPr>
+                    <w:pStyle w:val="Compact"/>
+                    <w:jc w:val="right"/>
+                    <w:jc w:val="center"/>
+                  </w:pPr>
+                  <w:r>
+                    <w:t xml:space="preserve">Uninformative</w:t>
+                  </w:r>
+                  <w:r>
+                    <w:t xml:space="preserve">match</w:t>
+                  </w:r>
+                </w:p>
+              </w:tc>
+              <w:tc>
+                <w:tcPr/>
+                <w:p>
+                  <w:pPr>
+                    <w:pStyle w:val="Compact"/>
+                    <w:jc w:val="right"/>
+                    <w:jc w:val="center"/>
+                  </w:pPr>
+                  <w:r>
+                    <w:t xml:space="preserve">Informative</w:t>
+                  </w:r>
+                  <w:r>
                     <w:t xml:space="preserve">mismatch</w:t>
-                  </w:r>
-                </w:p>
-              </w:tc>
-              <w:tc>
-                <w:tcPr/>
-                <w:p>
-                  <w:pPr>
-                    <w:pStyle w:val="Compact"/>
-                    <w:jc w:val="right"/>
-                    <w:jc w:val="center"/>
-                  </w:pPr>
-                  <w:r>
-                    <w:t xml:space="preserve">Informative</w:t>
-                  </w:r>
-                  <w:r>
-                    <w:t xml:space="preserve">match</w:t>
-                  </w:r>
-                </w:p>
-              </w:tc>
-              <w:tc>
-                <w:tcPr/>
-                <w:p>
-                  <w:pPr>
-                    <w:pStyle w:val="Compact"/>
-                    <w:jc w:val="right"/>
-                    <w:jc w:val="center"/>
-                  </w:pPr>
-                  <w:r>
-                    <w:t xml:space="preserve">Uninformative</w:t>
-                  </w:r>
-                  <w:r>
-                    <w:t xml:space="preserve">match</w:t>
                   </w:r>
                 </w:p>
               </w:tc>
@@ -1305,33 +1271,33 @@
                     <w:jc w:val="center"/>
                   </w:pPr>
                   <w:r>
+                    <w:t xml:space="preserve">2331</w:t>
+                  </w:r>
+                </w:p>
+              </w:tc>
+              <w:tc>
+                <w:tcPr/>
+                <w:p>
+                  <w:pPr>
+                    <w:pStyle w:val="Compact"/>
+                    <w:jc w:val="right"/>
+                    <w:jc w:val="center"/>
+                  </w:pPr>
+                  <w:r>
+                    <w:t xml:space="preserve">6021</w:t>
+                  </w:r>
+                </w:p>
+              </w:tc>
+              <w:tc>
+                <w:tcPr/>
+                <w:p>
+                  <w:pPr>
+                    <w:pStyle w:val="Compact"/>
+                    <w:jc w:val="right"/>
+                    <w:jc w:val="center"/>
+                  </w:pPr>
+                  <w:r>
                     <w:t xml:space="preserve">1216</w:t>
-                  </w:r>
-                </w:p>
-              </w:tc>
-              <w:tc>
-                <w:tcPr/>
-                <w:p>
-                  <w:pPr>
-                    <w:pStyle w:val="Compact"/>
-                    <w:jc w:val="right"/>
-                    <w:jc w:val="center"/>
-                  </w:pPr>
-                  <w:r>
-                    <w:t xml:space="preserve">2331</w:t>
-                  </w:r>
-                </w:p>
-              </w:tc>
-              <w:tc>
-                <w:tcPr/>
-                <w:p>
-                  <w:pPr>
-                    <w:pStyle w:val="Compact"/>
-                    <w:jc w:val="right"/>
-                    <w:jc w:val="center"/>
-                  </w:pPr>
-                  <w:r>
-                    <w:t xml:space="preserve">6021</w:t>
                   </w:r>
                 </w:p>
               </w:tc>
@@ -1411,33 +1377,33 @@
                     <w:jc w:val="center"/>
                   </w:pPr>
                   <w:r>
+                    <w:t xml:space="preserve">2332</w:t>
+                  </w:r>
+                </w:p>
+              </w:tc>
+              <w:tc>
+                <w:tcPr/>
+                <w:p>
+                  <w:pPr>
+                    <w:pStyle w:val="Compact"/>
+                    <w:jc w:val="right"/>
+                    <w:jc w:val="center"/>
+                  </w:pPr>
+                  <w:r>
+                    <w:t xml:space="preserve">5968</w:t>
+                  </w:r>
+                </w:p>
+              </w:tc>
+              <w:tc>
+                <w:tcPr/>
+                <w:p>
+                  <w:pPr>
+                    <w:pStyle w:val="Compact"/>
+                    <w:jc w:val="right"/>
+                    <w:jc w:val="center"/>
+                  </w:pPr>
+                  <w:r>
                     <w:t xml:space="preserve">1206</w:t>
-                  </w:r>
-                </w:p>
-              </w:tc>
-              <w:tc>
-                <w:tcPr/>
-                <w:p>
-                  <w:pPr>
-                    <w:pStyle w:val="Compact"/>
-                    <w:jc w:val="right"/>
-                    <w:jc w:val="center"/>
-                  </w:pPr>
-                  <w:r>
-                    <w:t xml:space="preserve">2332</w:t>
-                  </w:r>
-                </w:p>
-              </w:tc>
-              <w:tc>
-                <w:tcPr/>
-                <w:p>
-                  <w:pPr>
-                    <w:pStyle w:val="Compact"/>
-                    <w:jc w:val="right"/>
-                    <w:jc w:val="center"/>
-                  </w:pPr>
-                  <w:r>
-                    <w:t xml:space="preserve">5968</w:t>
                   </w:r>
                 </w:p>
               </w:tc>
@@ -1517,33 +1483,33 @@
                     <w:jc w:val="center"/>
                   </w:pPr>
                   <w:r>
+                    <w:t xml:space="preserve">2335</w:t>
+                  </w:r>
+                </w:p>
+              </w:tc>
+              <w:tc>
+                <w:tcPr/>
+                <w:p>
+                  <w:pPr>
+                    <w:pStyle w:val="Compact"/>
+                    <w:jc w:val="right"/>
+                    <w:jc w:val="center"/>
+                  </w:pPr>
+                  <w:r>
+                    <w:t xml:space="preserve">5979</w:t>
+                  </w:r>
+                </w:p>
+              </w:tc>
+              <w:tc>
+                <w:tcPr/>
+                <w:p>
+                  <w:pPr>
+                    <w:pStyle w:val="Compact"/>
+                    <w:jc w:val="right"/>
+                    <w:jc w:val="center"/>
+                  </w:pPr>
+                  <w:r>
                     <w:t xml:space="preserve">1213</w:t>
-                  </w:r>
-                </w:p>
-              </w:tc>
-              <w:tc>
-                <w:tcPr/>
-                <w:p>
-                  <w:pPr>
-                    <w:pStyle w:val="Compact"/>
-                    <w:jc w:val="right"/>
-                    <w:jc w:val="center"/>
-                  </w:pPr>
-                  <w:r>
-                    <w:t xml:space="preserve">2335</w:t>
-                  </w:r>
-                </w:p>
-              </w:tc>
-              <w:tc>
-                <w:tcPr/>
-                <w:p>
-                  <w:pPr>
-                    <w:pStyle w:val="Compact"/>
-                    <w:jc w:val="right"/>
-                    <w:jc w:val="center"/>
-                  </w:pPr>
-                  <w:r>
-                    <w:t xml:space="preserve">5979</w:t>
                   </w:r>
                 </w:p>
               </w:tc>
@@ -1623,33 +1589,33 @@
                     <w:jc w:val="center"/>
                   </w:pPr>
                   <w:r>
+                    <w:t xml:space="preserve">1810</w:t>
+                  </w:r>
+                </w:p>
+              </w:tc>
+              <w:tc>
+                <w:tcPr/>
+                <w:p>
+                  <w:pPr>
+                    <w:pStyle w:val="Compact"/>
+                    <w:jc w:val="right"/>
+                    <w:jc w:val="center"/>
+                  </w:pPr>
+                  <w:r>
+                    <w:t xml:space="preserve">3113</w:t>
+                  </w:r>
+                </w:p>
+              </w:tc>
+              <w:tc>
+                <w:tcPr/>
+                <w:p>
+                  <w:pPr>
+                    <w:pStyle w:val="Compact"/>
+                    <w:jc w:val="right"/>
+                    <w:jc w:val="center"/>
+                  </w:pPr>
+                  <w:r>
                     <w:t xml:space="preserve">916</w:t>
-                  </w:r>
-                </w:p>
-              </w:tc>
-              <w:tc>
-                <w:tcPr/>
-                <w:p>
-                  <w:pPr>
-                    <w:pStyle w:val="Compact"/>
-                    <w:jc w:val="right"/>
-                    <w:jc w:val="center"/>
-                  </w:pPr>
-                  <w:r>
-                    <w:t xml:space="preserve">1810</w:t>
-                  </w:r>
-                </w:p>
-              </w:tc>
-              <w:tc>
-                <w:tcPr/>
-                <w:p>
-                  <w:pPr>
-                    <w:pStyle w:val="Compact"/>
-                    <w:jc w:val="right"/>
-                    <w:jc w:val="center"/>
-                  </w:pPr>
-                  <w:r>
-                    <w:t xml:space="preserve">3113</w:t>
                   </w:r>
                 </w:p>
               </w:tc>
@@ -1729,33 +1695,33 @@
                     <w:jc w:val="center"/>
                   </w:pPr>
                   <w:r>
+                    <w:t xml:space="preserve">1881</w:t>
+                  </w:r>
+                </w:p>
+              </w:tc>
+              <w:tc>
+                <w:tcPr/>
+                <w:p>
+                  <w:pPr>
+                    <w:pStyle w:val="Compact"/>
+                    <w:jc w:val="right"/>
+                    <w:jc w:val="center"/>
+                  </w:pPr>
+                  <w:r>
+                    <w:t xml:space="preserve">3822</w:t>
+                  </w:r>
+                </w:p>
+              </w:tc>
+              <w:tc>
+                <w:tcPr/>
+                <w:p>
+                  <w:pPr>
+                    <w:pStyle w:val="Compact"/>
+                    <w:jc w:val="right"/>
+                    <w:jc w:val="center"/>
+                  </w:pPr>
+                  <w:r>
                     <w:t xml:space="preserve">2725</w:t>
-                  </w:r>
-                </w:p>
-              </w:tc>
-              <w:tc>
-                <w:tcPr/>
-                <w:p>
-                  <w:pPr>
-                    <w:pStyle w:val="Compact"/>
-                    <w:jc w:val="right"/>
-                    <w:jc w:val="center"/>
-                  </w:pPr>
-                  <w:r>
-                    <w:t xml:space="preserve">1881</w:t>
-                  </w:r>
-                </w:p>
-              </w:tc>
-              <w:tc>
-                <w:tcPr/>
-                <w:p>
-                  <w:pPr>
-                    <w:pStyle w:val="Compact"/>
-                    <w:jc w:val="right"/>
-                    <w:jc w:val="center"/>
-                  </w:pPr>
-                  <w:r>
-                    <w:t xml:space="preserve">3822</w:t>
                   </w:r>
                 </w:p>
               </w:tc>
@@ -1835,33 +1801,33 @@
                     <w:jc w:val="center"/>
                   </w:pPr>
                   <w:r>
+                    <w:t xml:space="preserve">2176</w:t>
+                  </w:r>
+                </w:p>
+              </w:tc>
+              <w:tc>
+                <w:tcPr/>
+                <w:p>
+                  <w:pPr>
+                    <w:pStyle w:val="Compact"/>
+                    <w:jc w:val="right"/>
+                    <w:jc w:val="center"/>
+                  </w:pPr>
+                  <w:r>
+                    <w:t xml:space="preserve">3936</w:t>
+                  </w:r>
+                </w:p>
+              </w:tc>
+              <w:tc>
+                <w:tcPr/>
+                <w:p>
+                  <w:pPr>
+                    <w:pStyle w:val="Compact"/>
+                    <w:jc w:val="right"/>
+                    <w:jc w:val="center"/>
+                  </w:pPr>
+                  <w:r>
                     <w:t xml:space="preserve">1054</w:t>
-                  </w:r>
-                </w:p>
-              </w:tc>
-              <w:tc>
-                <w:tcPr/>
-                <w:p>
-                  <w:pPr>
-                    <w:pStyle w:val="Compact"/>
-                    <w:jc w:val="right"/>
-                    <w:jc w:val="center"/>
-                  </w:pPr>
-                  <w:r>
-                    <w:t xml:space="preserve">2176</w:t>
-                  </w:r>
-                </w:p>
-              </w:tc>
-              <w:tc>
-                <w:tcPr/>
-                <w:p>
-                  <w:pPr>
-                    <w:pStyle w:val="Compact"/>
-                    <w:jc w:val="right"/>
-                    <w:jc w:val="center"/>
-                  </w:pPr>
-                  <w:r>
-                    <w:t xml:space="preserve">3936</w:t>
                   </w:r>
                 </w:p>
               </w:tc>
@@ -1941,33 +1907,33 @@
                     <w:jc w:val="center"/>
                   </w:pPr>
                   <w:r>
+                    <w:t xml:space="preserve">1996</w:t>
+                  </w:r>
+                </w:p>
+              </w:tc>
+              <w:tc>
+                <w:tcPr/>
+                <w:p>
+                  <w:pPr>
+                    <w:pStyle w:val="Compact"/>
+                    <w:jc w:val="right"/>
+                    <w:jc w:val="center"/>
+                  </w:pPr>
+                  <w:r>
+                    <w:t xml:space="preserve">3123</w:t>
+                  </w:r>
+                </w:p>
+              </w:tc>
+              <w:tc>
+                <w:tcPr/>
+                <w:p>
+                  <w:pPr>
+                    <w:pStyle w:val="Compact"/>
+                    <w:jc w:val="right"/>
+                    <w:jc w:val="center"/>
+                  </w:pPr>
+                  <w:r>
                     <w:t xml:space="preserve">723</w:t>
-                  </w:r>
-                </w:p>
-              </w:tc>
-              <w:tc>
-                <w:tcPr/>
-                <w:p>
-                  <w:pPr>
-                    <w:pStyle w:val="Compact"/>
-                    <w:jc w:val="right"/>
-                    <w:jc w:val="center"/>
-                  </w:pPr>
-                  <w:r>
-                    <w:t xml:space="preserve">1996</w:t>
-                  </w:r>
-                </w:p>
-              </w:tc>
-              <w:tc>
-                <w:tcPr/>
-                <w:p>
-                  <w:pPr>
-                    <w:pStyle w:val="Compact"/>
-                    <w:jc w:val="right"/>
-                    <w:jc w:val="center"/>
-                  </w:pPr>
-                  <w:r>
-                    <w:t xml:space="preserve">3123</w:t>
                   </w:r>
                 </w:p>
               </w:tc>
@@ -1999,7 +1965,7 @@
               </w:tc>
             </w:tr>
           </w:tbl>
-          <w:bookmarkEnd w:id="27"/>
+          <w:bookmarkEnd w:id="25"/>
           <w:p/>
         </w:tc>
       </w:tr>
@@ -2020,7 +1986,7 @@
         </w:rPr>
         <w:t xml:space="preserve"> </w:t>
       </w:r>
-      <w:hyperlink r:id="rId28">
+      <w:hyperlink r:id="rId26">
         <w:r>
           <w:rPr>
             <w:rStyle w:val="Hyperlink"/>
@@ -2030,20 +1996,8 @@
         </w:r>
       </w:hyperlink>
     </w:p>
-    <w:p>
-      <w:pPr>
-        <w:pStyle w:val="Compact"/>
-        <w:numPr>
-          <w:ilvl w:val="0"/>
-          <w:numId w:val="1005"/>
-        </w:numPr>
-      </w:pPr>
-      <w:r>
-        <w:t xml:space="preserve">TODO: add that only 18 non-informative proteins got an informative functional annotation with structure methods (not TEA) compared to the sequence methods (make overlap figures with structures)</w:t>
-      </w:r>
-    </w:p>
-    <w:bookmarkEnd w:id="29"/>
-    <w:bookmarkStart w:id="34" w:name="computational-benchmarking"/>
+    <w:bookmarkEnd w:id="27"/>
+    <w:bookmarkStart w:id="32" w:name="computational-benchmarking"/>
     <w:p>
       <w:pPr>
         <w:pStyle w:val="Heading2"/>
@@ -2063,7 +2017,7 @@
         <w:rPr>
           <w:vertAlign w:val="superscript"/>
         </w:rPr>
-        <w:t xml:space="preserve">4</w:t>
+        <w:t xml:space="preserve">14</w:t>
       </w:r>
       <w:r>
         <w:t xml:space="preserve">, and</w:t>
@@ -2156,7 +2110,7 @@
       <w:tr>
         <w:tc>
           <w:tcPr/>
-          <w:bookmarkStart w:id="33" w:name="fig-computational-benchmark"/>
+          <w:bookmarkStart w:id="31" w:name="fig-computational-benchmark"/>
           <w:p>
             <w:pPr>
               <w:pStyle w:val="Compact"/>
@@ -2167,18 +2121,18 @@
                 <wp:inline>
                   <wp:extent cx="5943600" cy="3962400"/>
                   <wp:effectExtent b="0" l="0" r="0" t="0"/>
-                  <wp:docPr descr="" title="" id="31" name="Picture"/>
+                  <wp:docPr descr="" title="" id="29" name="Picture"/>
                   <a:graphic>
                     <a:graphicData uri="http://schemas.openxmlformats.org/drawingml/2006/picture">
                       <pic:pic>
                         <pic:nvPicPr>
-                          <pic:cNvPr descr="../figures/computational_benchmark/hyperfine_time_vs_memory.pdf" id="32" name="Picture"/>
+                          <pic:cNvPr descr="../figures/computational_benchmark/hyperfine_time_vs_memory.pdf" id="30" name="Picture"/>
                           <pic:cNvPicPr>
                             <a:picLocks noChangeArrowheads="1" noChangeAspect="1"/>
                           </pic:cNvPicPr>
                         </pic:nvPicPr>
                         <pic:blipFill>
-                          <a:blip r:embed="rId30"/>
+                          <a:blip r:embed="rId28"/>
                           <a:stretch>
                             <a:fillRect/>
                           </a:stretch>
@@ -2236,13 +2190,13 @@
               <w:t xml:space="preserve">-transformed memory usage (in GiB). For multistep workflows the indicated time is a cumulation of all steps (arrows indicate directionality of workflow steps). Workflows are colored by search method, CPU and GPU steps are indicated by circles and triangles respectively. The inset shows the difference in runtime between foldseek and reseek after MSA generation (ColabFold) and structure prediction (Boltz2).</w:t>
             </w:r>
           </w:p>
-          <w:bookmarkEnd w:id="33"/>
+          <w:bookmarkEnd w:id="31"/>
         </w:tc>
       </w:tr>
     </w:tbl>
-    <w:bookmarkEnd w:id="34"/>
-    <w:bookmarkEnd w:id="35"/>
-    <w:bookmarkStart w:id="36" w:name="conclusion"/>
+    <w:bookmarkEnd w:id="32"/>
+    <w:bookmarkEnd w:id="33"/>
+    <w:bookmarkStart w:id="34" w:name="conclusion"/>
     <w:p>
       <w:pPr>
         <w:pStyle w:val="Heading1"/>
@@ -2262,7 +2216,7 @@
         <w:rPr>
           <w:vertAlign w:val="superscript"/>
         </w:rPr>
-        <w:t xml:space="preserve">2,5,6</w:t>
+        <w:t xml:space="preserve">6,9,11</w:t>
       </w:r>
       <w:r>
         <w:t xml:space="preserve">, including bacteriophage protein searches</w:t>
@@ -2271,7 +2225,7 @@
         <w:rPr>
           <w:vertAlign w:val="superscript"/>
         </w:rPr>
-        <w:t xml:space="preserve">1</w:t>
+        <w:t xml:space="preserve">4</w:t>
       </w:r>
       <w:r>
         <w:t xml:space="preserve">, this does not seem to be the case for eukaryotic virus proteins. If we consider that structural homology searches are most useful to find homologs with a clearly defined protein structure, a possible explanation could be that most structural proteins (eg. capsid proteins) are already well annotated in sequence databases compared to more globular, complex proteins, and therefore the advantage of using structural homology searches in eukaryotic virus protein annotation might be limited.</w:t>
@@ -2282,15 +2236,15 @@
         <w:pStyle w:val="Compact"/>
         <w:numPr>
           <w:ilvl w:val="0"/>
-          <w:numId w:val="1006"/>
+          <w:numId w:val="1002"/>
         </w:numPr>
       </w:pPr>
       <w:r>
         <w:t xml:space="preserve">considerably higher runtime for little reward</w:t>
       </w:r>
     </w:p>
-    <w:bookmarkEnd w:id="36"/>
-    <w:bookmarkStart w:id="56" w:name="material-and-methods"/>
+    <w:bookmarkEnd w:id="34"/>
+    <w:bookmarkStart w:id="54" w:name="material-and-methods"/>
     <w:p>
       <w:pPr>
         <w:pStyle w:val="Heading1"/>
@@ -2299,7 +2253,7 @@
         <w:t xml:space="preserve">Material and Methods</w:t>
       </w:r>
     </w:p>
-    <w:bookmarkStart w:id="39" w:name="dataset-selection"/>
+    <w:bookmarkStart w:id="37" w:name="dataset-selection"/>
     <w:p>
       <w:pPr>
         <w:pStyle w:val="Heading2"/>
@@ -2308,7 +2262,7 @@
         <w:t xml:space="preserve">Dataset selection</w:t>
       </w:r>
     </w:p>
-    <w:bookmarkStart w:id="37" w:name="test-set"/>
+    <w:bookmarkStart w:id="35" w:name="test-set"/>
     <w:p>
       <w:pPr>
         <w:pStyle w:val="Heading3"/>
@@ -2336,7 +2290,7 @@
         <w:rPr>
           <w:vertAlign w:val="superscript"/>
         </w:rPr>
-        <w:t xml:space="preserve">7</w:t>
+        <w:t xml:space="preserve">10</w:t>
       </w:r>
       <w:r>
         <w:t xml:space="preserve"> </w:t>
@@ -2359,8 +2313,8 @@
         <w:t xml:space="preserve">). This resulted in a final test set of 11,467 protein sequences from 1,000 eukaryotic virus species.</w:t>
       </w:r>
     </w:p>
-    <w:bookmarkEnd w:id="37"/>
-    <w:bookmarkStart w:id="38" w:name="database"/>
+    <w:bookmarkEnd w:id="35"/>
+    <w:bookmarkStart w:id="36" w:name="database"/>
     <w:p>
       <w:pPr>
         <w:pStyle w:val="Heading3"/>
@@ -2374,13 +2328,13 @@
         <w:pStyle w:val="FirstParagraph"/>
       </w:pPr>
       <w:r>
-        <w:t xml:space="preserve">The Big Fantastic Virus Database (BFVD)</w:t>
+        <w:t xml:space="preserve">The BFVD</w:t>
       </w:r>
       <w:r>
         <w:rPr>
           <w:vertAlign w:val="superscript"/>
         </w:rPr>
-        <w:t xml:space="preserve">8</w:t>
+        <w:t xml:space="preserve">12</w:t>
       </w:r>
       <w:r>
         <w:t xml:space="preserve"> </w:t>
@@ -2414,7 +2368,7 @@
         <w:rPr>
           <w:vertAlign w:val="superscript"/>
         </w:rPr>
-        <w:t xml:space="preserve">9</w:t>
+        <w:t xml:space="preserve">15</w:t>
       </w:r>
       <w:r>
         <w:t xml:space="preserve"> </w:t>
@@ -2426,7 +2380,7 @@
         <w:rPr>
           <w:vertAlign w:val="superscript"/>
         </w:rPr>
-        <w:t xml:space="preserve">10</w:t>
+        <w:t xml:space="preserve">16</w:t>
       </w:r>
       <w:r>
         <w:t xml:space="preserve"> </w:t>
@@ -2477,9 +2431,9 @@
         <w:t xml:space="preserve">homology-based annotation).</w:t>
       </w:r>
     </w:p>
-    <w:bookmarkEnd w:id="38"/>
-    <w:bookmarkEnd w:id="39"/>
-    <w:bookmarkStart w:id="40" w:name="functional-classifier"/>
+    <w:bookmarkEnd w:id="36"/>
+    <w:bookmarkEnd w:id="37"/>
+    <w:bookmarkStart w:id="38" w:name="functional-classifier"/>
     <w:p>
       <w:pPr>
         <w:pStyle w:val="Heading2"/>
@@ -2550,14 +2504,290 @@
         <w:t xml:space="preserve">The same functional classifier script was also used on the protein names from our test set to assign functional categories to the eukaryotic virus proteins downloaded from the ICTV exemplar species.</w:t>
       </w:r>
     </w:p>
+    <w:bookmarkEnd w:id="38"/>
+    <w:bookmarkStart w:id="39" w:name="sequence-homology-based-annotation"/>
+    <w:p>
+      <w:pPr>
+        <w:pStyle w:val="Heading2"/>
+      </w:pPr>
+      <w:r>
+        <w:t xml:space="preserve">Sequence homology-based annotation</w:t>
+      </w:r>
+    </w:p>
+    <w:p>
+      <w:pPr>
+        <w:pStyle w:val="FirstParagraph"/>
+      </w:pPr>
+      <w:r>
+        <w:t xml:space="preserve">For sequence homology annotation, we used three state-of-the-art tools widely used in functional annotation pipelines and sequence similarity searches. As gold standard, BLASTp v2.16.0+</w:t>
+      </w:r>
+      <w:r>
+        <w:rPr>
+          <w:vertAlign w:val="superscript"/>
+        </w:rPr>
+        <w:t xml:space="preserve">1</w:t>
+      </w:r>
+      <w:r>
+        <w:t xml:space="preserve"> </w:t>
+      </w:r>
+      <w:r>
+        <w:t xml:space="preserve">was used to align the test set amino acid sequences against the amino acid sequences of the BFVD entries. In addition, we used</w:t>
+      </w:r>
+      <w:r>
+        <w:t xml:space="preserve"> </w:t>
+      </w:r>
+      <w:r>
+        <w:rPr>
+          <w:rStyle w:val="VerbatimChar"/>
+        </w:rPr>
+        <w:t xml:space="preserve">diamond blastp</w:t>
+      </w:r>
+      <w:r>
+        <w:t xml:space="preserve"> </w:t>
+      </w:r>
+      <w:r>
+        <w:t xml:space="preserve">(Diamond v2.1.16)</w:t>
+      </w:r>
+      <w:r>
+        <w:rPr>
+          <w:vertAlign w:val="superscript"/>
+        </w:rPr>
+        <w:t xml:space="preserve">17</w:t>
+      </w:r>
+      <w:r>
+        <w:t xml:space="preserve"> </w:t>
+      </w:r>
+      <w:r>
+        <w:t xml:space="preserve">in sensitive mode and</w:t>
+      </w:r>
+      <w:r>
+        <w:t xml:space="preserve"> </w:t>
+      </w:r>
+      <w:r>
+        <w:rPr>
+          <w:rStyle w:val="VerbatimChar"/>
+        </w:rPr>
+        <w:t xml:space="preserve">mmseqs easy-search</w:t>
+      </w:r>
+      <w:r>
+        <w:t xml:space="preserve"> </w:t>
+      </w:r>
+      <w:r>
+        <w:t xml:space="preserve">(MMseqs2 v18.8cc5c)</w:t>
+      </w:r>
+      <w:r>
+        <w:rPr>
+          <w:vertAlign w:val="superscript"/>
+        </w:rPr>
+        <w:t xml:space="preserve">3</w:t>
+      </w:r>
+      <w:r>
+        <w:t xml:space="preserve"> </w:t>
+      </w:r>
+      <w:r>
+        <w:t xml:space="preserve">with default settings; except for an E-value cutoff of 10 instead of 1e-03 to allow comparison to the other methods.</w:t>
+      </w:r>
+    </w:p>
+    <w:bookmarkEnd w:id="39"/>
+    <w:bookmarkStart w:id="42" w:name="protein-embedding-based-annotation"/>
+    <w:p>
+      <w:pPr>
+        <w:pStyle w:val="Heading2"/>
+      </w:pPr>
+      <w:r>
+        <w:t xml:space="preserve">Protein embedding-based annotation</w:t>
+      </w:r>
+    </w:p>
+    <w:bookmarkStart w:id="40" w:name="prostt5"/>
+    <w:p>
+      <w:pPr>
+        <w:pStyle w:val="Heading3"/>
+      </w:pPr>
+      <w:r>
+        <w:t xml:space="preserve">ProstT5</w:t>
+      </w:r>
+    </w:p>
+    <w:p>
+      <w:pPr>
+        <w:pStyle w:val="FirstParagraph"/>
+      </w:pPr>
+      <w:r>
+        <w:t xml:space="preserve">ProstT5</w:t>
+      </w:r>
+      <w:r>
+        <w:rPr>
+          <w:vertAlign w:val="superscript"/>
+        </w:rPr>
+        <w:t xml:space="preserve">5</w:t>
+      </w:r>
+      <w:r>
+        <w:t xml:space="preserve"> </w:t>
+      </w:r>
+      <w:r>
+        <w:t xml:space="preserve">is a pLM, based on ProtT5-XL-U50</w:t>
+      </w:r>
+      <w:r>
+        <w:rPr>
+          <w:vertAlign w:val="superscript"/>
+        </w:rPr>
+        <w:t xml:space="preserve">18</w:t>
+      </w:r>
+      <w:r>
+        <w:t xml:space="preserve">, finetuned for translating amino acid sequences into structure representations with 3Di sequences. We used ProstT5 within foldseek v10.941cd33</w:t>
+      </w:r>
+      <w:r>
+        <w:rPr>
+          <w:vertAlign w:val="superscript"/>
+        </w:rPr>
+        <w:t xml:space="preserve">6</w:t>
+      </w:r>
+      <w:r>
+        <w:t xml:space="preserve"> </w:t>
+      </w:r>
+      <w:r>
+        <w:t xml:space="preserve">using default settings of</w:t>
+      </w:r>
+      <w:r>
+        <w:t xml:space="preserve"> </w:t>
+      </w:r>
+      <w:r>
+        <w:rPr>
+          <w:rStyle w:val="VerbatimChar"/>
+        </w:rPr>
+        <w:t xml:space="preserve">foldseek createdb</w:t>
+      </w:r>
+      <w:r>
+        <w:t xml:space="preserve"> </w:t>
+      </w:r>
+      <w:r>
+        <w:t xml:space="preserve">to generate 3Di sequences for our test set and search them against the BFVD with</w:t>
+      </w:r>
+      <w:r>
+        <w:t xml:space="preserve"> </w:t>
+      </w:r>
+      <w:r>
+        <w:rPr>
+          <w:rStyle w:val="VerbatimChar"/>
+        </w:rPr>
+        <w:t xml:space="preserve">foldseek easy-search</w:t>
+      </w:r>
+      <w:r>
+        <w:t xml:space="preserve">.</w:t>
+      </w:r>
+    </w:p>
     <w:bookmarkEnd w:id="40"/>
-    <w:bookmarkStart w:id="41" w:name="sequence-homology-based-annotation"/>
+    <w:bookmarkStart w:id="41" w:name="tea"/>
+    <w:p>
+      <w:pPr>
+        <w:pStyle w:val="Heading3"/>
+      </w:pPr>
+      <w:r>
+        <w:t xml:space="preserve">TEA</w:t>
+      </w:r>
+    </w:p>
+    <w:p>
+      <w:pPr>
+        <w:pStyle w:val="FirstParagraph"/>
+      </w:pPr>
+      <w:r>
+        <w:t xml:space="preserve">In contrast to ProstT5, TEA</w:t>
+      </w:r>
+      <w:r>
+        <w:rPr>
+          <w:vertAlign w:val="superscript"/>
+        </w:rPr>
+        <w:t xml:space="preserve">9</w:t>
+      </w:r>
+      <w:r>
+        <w:t xml:space="preserve"> </w:t>
+      </w:r>
+      <w:r>
+        <w:t xml:space="preserve">uses the ESM2 pLM</w:t>
+      </w:r>
+      <w:r>
+        <w:rPr>
+          <w:vertAlign w:val="superscript"/>
+        </w:rPr>
+        <w:t xml:space="preserve">19</w:t>
+      </w:r>
+      <w:r>
+        <w:t xml:space="preserve"> </w:t>
+      </w:r>
+      <w:r>
+        <w:t xml:space="preserve">to generate embeddings for protein sequences and converts these embeddings into TEA sequences using this novel structural alphabet. Despite TEA and 3Di both consisting of 20 characters, TEA is different from 3Di in terms of the numbers and distribution these TEA characters map to secondary structural elements, promising a better representation of different structural elements across multiple alphabet characters.</w:t>
+      </w:r>
+    </w:p>
+    <w:p>
+      <w:pPr>
+        <w:pStyle w:val="BodyText"/>
+      </w:pPr>
+      <w:r>
+        <w:t xml:space="preserve">We converted both our test set and the BFVD into TEA sequences using the</w:t>
+      </w:r>
+      <w:r>
+        <w:t xml:space="preserve"> </w:t>
+      </w:r>
+      <w:r>
+        <w:rPr>
+          <w:rStyle w:val="VerbatimChar"/>
+        </w:rPr>
+        <w:t xml:space="preserve">tea_convert</w:t>
+      </w:r>
+      <w:r>
+        <w:t xml:space="preserve"> </w:t>
+      </w:r>
+      <w:r>
+        <w:t xml:space="preserve">pipeline with default settings, and subsequently performed sequence similarity searches using</w:t>
+      </w:r>
+      <w:r>
+        <w:t xml:space="preserve"> </w:t>
+      </w:r>
+      <w:r>
+        <w:rPr>
+          <w:rStyle w:val="VerbatimChar"/>
+        </w:rPr>
+        <w:t xml:space="preserve">mmseqs easy-search</w:t>
+      </w:r>
+      <w:r>
+        <w:rPr>
+          <w:vertAlign w:val="superscript"/>
+        </w:rPr>
+        <w:t xml:space="preserve">3</w:t>
+      </w:r>
+      <w:r>
+        <w:t xml:space="preserve"> </w:t>
+      </w:r>
+      <w:r>
+        <w:t xml:space="preserve">with a custom substitution matrix (matcha substiution matrix provided with TEA) and gap scoring settings (</w:t>
+      </w:r>
+      <w:r>
+        <w:rPr>
+          <w:rStyle w:val="VerbatimChar"/>
+        </w:rPr>
+        <w:t xml:space="preserve">--comp-bias-corr 0 --mask 0 --gap-open 18 --gap-extend 3</w:t>
+      </w:r>
+      <w:r>
+        <w:t xml:space="preserve">) to search the test set against the BFVD.</w:t>
+      </w:r>
+    </w:p>
+    <w:bookmarkEnd w:id="41"/>
+    <w:bookmarkEnd w:id="42"/>
+    <w:bookmarkStart w:id="48" w:name="structure-homology-based-annotation"/>
     <w:p>
       <w:pPr>
         <w:pStyle w:val="Heading2"/>
       </w:pPr>
       <w:r>
-        <w:t xml:space="preserve">Sequence homology-based annotation</w:t>
+        <w:t xml:space="preserve">Structure homology-based annotation</w:t>
+      </w:r>
+    </w:p>
+    <w:bookmarkStart w:id="44" w:name="structure-prediction"/>
+    <w:p>
+      <w:pPr>
+        <w:pStyle w:val="Heading3"/>
+      </w:pPr>
+      <w:r>
+        <w:t xml:space="preserve">Structure prediction</w:t>
       </w:r>
     </w:p>
     <w:p>
@@ -2565,301 +2795,25 @@
         <w:pStyle w:val="FirstParagraph"/>
       </w:pPr>
       <w:r>
-        <w:t xml:space="preserve">For sequence homology annotation, we used three state-of-the-art tools widely used in functional annotation pipelines and sequence similarity searches. As gold standard, BLASTp v2.16.0+</w:t>
+        <w:t xml:space="preserve">For the structure prediction of our test set proteins, we relied on Boltz v2.2.1</w:t>
       </w:r>
       <w:r>
         <w:rPr>
           <w:vertAlign w:val="superscript"/>
         </w:rPr>
-        <w:t xml:space="preserve">11</w:t>
-      </w:r>
-      <w:r>
-        <w:t xml:space="preserve"> </w:t>
-      </w:r>
-      <w:r>
-        <w:t xml:space="preserve">was used to align the test set amino acid sequences against the amino acid sequences of the BFVD entries. In addition, we used</w:t>
-      </w:r>
-      <w:r>
-        <w:t xml:space="preserve"> </w:t>
-      </w:r>
-      <w:r>
-        <w:rPr>
-          <w:rStyle w:val="VerbatimChar"/>
-        </w:rPr>
-        <w:t xml:space="preserve">diamond blastp</w:t>
-      </w:r>
-      <w:r>
-        <w:t xml:space="preserve"> </w:t>
-      </w:r>
-      <w:r>
-        <w:t xml:space="preserve">(Diamond v2.1.16)</w:t>
+        <w:t xml:space="preserve">10</w:t>
+      </w:r>
+      <w:r>
+        <w:t xml:space="preserve"> </w:t>
+      </w:r>
+      <w:r>
+        <w:t xml:space="preserve">(default settings) with multiple sequence alignments (MSAs) generated by a local, adapted ColabFold installation</w:t>
       </w:r>
       <w:r>
         <w:rPr>
           <w:vertAlign w:val="superscript"/>
         </w:rPr>
-        <w:t xml:space="preserve">12</w:t>
-      </w:r>
-      <w:r>
-        <w:t xml:space="preserve"> </w:t>
-      </w:r>
-      <w:r>
-        <w:t xml:space="preserve">in sensitive mode and</w:t>
-      </w:r>
-      <w:r>
-        <w:t xml:space="preserve"> </w:t>
-      </w:r>
-      <w:r>
-        <w:rPr>
-          <w:rStyle w:val="VerbatimChar"/>
-        </w:rPr>
-        <w:t xml:space="preserve">mmseqs easy-search</w:t>
-      </w:r>
-      <w:r>
-        <w:t xml:space="preserve"> </w:t>
-      </w:r>
-      <w:r>
-        <w:t xml:space="preserve">(MMseqs2 v18.8cc5c)</w:t>
-      </w:r>
-      <w:r>
-        <w:rPr>
-          <w:vertAlign w:val="superscript"/>
-        </w:rPr>
-        <w:t xml:space="preserve">13</w:t>
-      </w:r>
-      <w:r>
-        <w:t xml:space="preserve"> </w:t>
-      </w:r>
-      <w:r>
-        <w:t xml:space="preserve">with default settings; except for an E-value cutoff of 10 instead of 1e-03 to allow comparison to the other methods.</w:t>
-      </w:r>
-    </w:p>
-    <w:bookmarkEnd w:id="41"/>
-    <w:bookmarkStart w:id="44" w:name="protein-embedding-based-annotation"/>
-    <w:p>
-      <w:pPr>
-        <w:pStyle w:val="Heading2"/>
-      </w:pPr>
-      <w:r>
-        <w:t xml:space="preserve">Protein embedding-based annotation</w:t>
-      </w:r>
-    </w:p>
-    <w:bookmarkStart w:id="42" w:name="prostt5"/>
-    <w:p>
-      <w:pPr>
-        <w:pStyle w:val="Heading3"/>
-      </w:pPr>
-      <w:r>
-        <w:t xml:space="preserve">ProstT5</w:t>
-      </w:r>
-    </w:p>
-    <w:p>
-      <w:pPr>
-        <w:pStyle w:val="FirstParagraph"/>
-      </w:pPr>
-      <w:r>
-        <w:t xml:space="preserve">ProstT5</w:t>
-      </w:r>
-      <w:r>
-        <w:rPr>
-          <w:vertAlign w:val="superscript"/>
-        </w:rPr>
-        <w:t xml:space="preserve">14</w:t>
-      </w:r>
-      <w:r>
-        <w:t xml:space="preserve"> </w:t>
-      </w:r>
-      <w:r>
-        <w:t xml:space="preserve">is a pLM, based on ProtT5-XL-U50</w:t>
-      </w:r>
-      <w:r>
-        <w:rPr>
-          <w:vertAlign w:val="superscript"/>
-        </w:rPr>
-        <w:t xml:space="preserve">15</w:t>
-      </w:r>
-      <w:r>
-        <w:t xml:space="preserve">, finetuned for translating amino acid sequences into structure representations with 3Di sequences. We used ProstT5 within foldseek v10.941cd33</w:t>
-      </w:r>
-      <w:r>
-        <w:rPr>
-          <w:vertAlign w:val="superscript"/>
-        </w:rPr>
-        <w:t xml:space="preserve">5</w:t>
-      </w:r>
-      <w:r>
-        <w:t xml:space="preserve"> </w:t>
-      </w:r>
-      <w:r>
-        <w:t xml:space="preserve">using default settings of</w:t>
-      </w:r>
-      <w:r>
-        <w:t xml:space="preserve"> </w:t>
-      </w:r>
-      <w:r>
-        <w:rPr>
-          <w:rStyle w:val="VerbatimChar"/>
-        </w:rPr>
-        <w:t xml:space="preserve">foldseek createdb</w:t>
-      </w:r>
-      <w:r>
-        <w:t xml:space="preserve"> </w:t>
-      </w:r>
-      <w:r>
-        <w:t xml:space="preserve">to generate 3Di sequences for our test set and search them against the BFVD with</w:t>
-      </w:r>
-      <w:r>
-        <w:t xml:space="preserve"> </w:t>
-      </w:r>
-      <w:r>
-        <w:rPr>
-          <w:rStyle w:val="VerbatimChar"/>
-        </w:rPr>
-        <w:t xml:space="preserve">foldseek easy-search</w:t>
-      </w:r>
-      <w:r>
-        <w:t xml:space="preserve">.</w:t>
-      </w:r>
-    </w:p>
-    <w:bookmarkEnd w:id="42"/>
-    <w:bookmarkStart w:id="43" w:name="tea"/>
-    <w:p>
-      <w:pPr>
-        <w:pStyle w:val="Heading3"/>
-      </w:pPr>
-      <w:r>
-        <w:t xml:space="preserve">TEA</w:t>
-      </w:r>
-    </w:p>
-    <w:p>
-      <w:pPr>
-        <w:pStyle w:val="FirstParagraph"/>
-      </w:pPr>
-      <w:r>
-        <w:t xml:space="preserve">In contrast to ProstT5, The Embedded Alphabet (TEA)</w:t>
-      </w:r>
-      <w:r>
-        <w:rPr>
-          <w:vertAlign w:val="superscript"/>
-        </w:rPr>
-        <w:t xml:space="preserve">6</w:t>
-      </w:r>
-      <w:r>
-        <w:t xml:space="preserve"> </w:t>
-      </w:r>
-      <w:r>
-        <w:t xml:space="preserve">uses the ESM2 pLM</w:t>
-      </w:r>
-      <w:r>
-        <w:rPr>
-          <w:vertAlign w:val="superscript"/>
-        </w:rPr>
-        <w:t xml:space="preserve">16</w:t>
-      </w:r>
-      <w:r>
-        <w:t xml:space="preserve"> </w:t>
-      </w:r>
-      <w:r>
-        <w:t xml:space="preserve">to generate embeddings for protein sequences and converts these embeddings into TEA sequences using this novel structural alphabet. Despite TEA and 3Di both consisting of 20 characters, TEA is different from 3Di in terms of the numbers and distribution these TEA characters map to secondary structural elements, promising a better representation of different structural elements across multiple alphabet characters.</w:t>
-      </w:r>
-    </w:p>
-    <w:p>
-      <w:pPr>
-        <w:pStyle w:val="BodyText"/>
-      </w:pPr>
-      <w:r>
-        <w:t xml:space="preserve">We converted both our test set and the BFVD into TEA sequences using the</w:t>
-      </w:r>
-      <w:r>
-        <w:t xml:space="preserve"> </w:t>
-      </w:r>
-      <w:r>
-        <w:rPr>
-          <w:rStyle w:val="VerbatimChar"/>
-        </w:rPr>
-        <w:t xml:space="preserve">tea_convert</w:t>
-      </w:r>
-      <w:r>
-        <w:t xml:space="preserve"> </w:t>
-      </w:r>
-      <w:r>
-        <w:t xml:space="preserve">pipeline with default settings, and subsequently performed sequence similarity searches using</w:t>
-      </w:r>
-      <w:r>
-        <w:t xml:space="preserve"> </w:t>
-      </w:r>
-      <w:r>
-        <w:rPr>
-          <w:rStyle w:val="VerbatimChar"/>
-        </w:rPr>
-        <w:t xml:space="preserve">mmseqs easy-search</w:t>
-      </w:r>
-      <w:r>
-        <w:rPr>
-          <w:vertAlign w:val="superscript"/>
-        </w:rPr>
-        <w:t xml:space="preserve">13</w:t>
-      </w:r>
-      <w:r>
-        <w:t xml:space="preserve"> </w:t>
-      </w:r>
-      <w:r>
-        <w:t xml:space="preserve">with a custom substitution matrix (matcha substiution matrix provided with TEA) and gap scoring settings (</w:t>
-      </w:r>
-      <w:r>
-        <w:rPr>
-          <w:rStyle w:val="VerbatimChar"/>
-        </w:rPr>
-        <w:t xml:space="preserve">--comp-bias-corr 0 --mask 0 --gap-open 18 --gap-extend 3</w:t>
-      </w:r>
-      <w:r>
-        <w:t xml:space="preserve">) to search the test set against the BFVD.</w:t>
-      </w:r>
-    </w:p>
-    <w:bookmarkEnd w:id="43"/>
-    <w:bookmarkEnd w:id="44"/>
-    <w:bookmarkStart w:id="50" w:name="structure-homology-based-annotation"/>
-    <w:p>
-      <w:pPr>
-        <w:pStyle w:val="Heading2"/>
-      </w:pPr>
-      <w:r>
-        <w:t xml:space="preserve">Structure homology-based annotation</w:t>
-      </w:r>
-    </w:p>
-    <w:bookmarkStart w:id="46" w:name="structure-prediction"/>
-    <w:p>
-      <w:pPr>
-        <w:pStyle w:val="Heading3"/>
-      </w:pPr>
-      <w:r>
-        <w:t xml:space="preserve">Structure prediction</w:t>
-      </w:r>
-    </w:p>
-    <w:p>
-      <w:pPr>
-        <w:pStyle w:val="FirstParagraph"/>
-      </w:pPr>
-      <w:r>
-        <w:t xml:space="preserve">For the structure prediction of our test set proteins, we relied on Boltz v2.2.1</w:t>
-      </w:r>
-      <w:r>
-        <w:rPr>
-          <w:vertAlign w:val="superscript"/>
-        </w:rPr>
-        <w:t xml:space="preserve">7</w:t>
-      </w:r>
-      <w:r>
-        <w:t xml:space="preserve"> </w:t>
-      </w:r>
-      <w:r>
-        <w:t xml:space="preserve">(default settings) with multiple sequence alignments (MSAs) generated by a local, adapted ColabFold installation</w:t>
-      </w:r>
-      <w:r>
-        <w:rPr>
-          <w:vertAlign w:val="superscript"/>
-        </w:rPr>
-        <w:t xml:space="preserve">17</w:t>
+        <w:t xml:space="preserve">20</w:t>
       </w:r>
       <w:r>
         <w:t xml:space="preserve"> </w:t>
@@ -2870,7 +2824,7 @@
       <w:r>
         <w:t xml:space="preserve"> </w:t>
       </w:r>
-      <w:hyperlink r:id="rId45">
+      <w:hyperlink r:id="rId43">
         <w:r>
           <w:rPr>
             <w:rStyle w:val="Hyperlink"/>
@@ -2901,7 +2855,7 @@
         <w:rPr>
           <w:vertAlign w:val="superscript"/>
         </w:rPr>
-        <w:t xml:space="preserve">18</w:t>
+        <w:t xml:space="preserve">21</w:t>
       </w:r>
       <w:r>
         <w:t xml:space="preserve"> </w:t>
@@ -2913,14 +2867,14 @@
         <w:rPr>
           <w:vertAlign w:val="superscript"/>
         </w:rPr>
-        <w:t xml:space="preserve">1</w:t>
+        <w:t xml:space="preserve">4</w:t>
       </w:r>
       <w:r>
         <w:t xml:space="preserve">.</w:t>
       </w:r>
     </w:p>
-    <w:bookmarkEnd w:id="46"/>
-    <w:bookmarkStart w:id="47" w:name="foldseek"/>
+    <w:bookmarkEnd w:id="44"/>
+    <w:bookmarkStart w:id="45" w:name="foldseek"/>
     <w:p>
       <w:pPr>
         <w:pStyle w:val="Heading3"/>
@@ -2940,7 +2894,7 @@
         <w:rPr>
           <w:vertAlign w:val="superscript"/>
         </w:rPr>
-        <w:t xml:space="preserve">5</w:t>
+        <w:t xml:space="preserve">6</w:t>
       </w:r>
       <w:r>
         <w:t xml:space="preserve"> </w:t>
@@ -2964,8 +2918,8 @@
         <w:t xml:space="preserve">(Foldeek v10.941cd33) with default settings to search the predicted structures of our test set against the BFVD.</w:t>
       </w:r>
     </w:p>
-    <w:bookmarkEnd w:id="47"/>
-    <w:bookmarkStart w:id="49" w:name="reseek"/>
+    <w:bookmarkEnd w:id="45"/>
+    <w:bookmarkStart w:id="47" w:name="reseek"/>
     <w:p>
       <w:pPr>
         <w:pStyle w:val="Heading3"/>
@@ -2985,7 +2939,7 @@
         <w:rPr>
           <w:vertAlign w:val="superscript"/>
         </w:rPr>
-        <w:t xml:space="preserve">2</w:t>
+        <w:t xml:space="preserve">11</w:t>
       </w:r>
       <w:r>
         <w:t xml:space="preserve"> </w:t>
@@ -3016,7 +2970,7 @@
       <w:r>
         <w:t xml:space="preserve"> </w:t>
       </w:r>
-      <w:hyperlink r:id="rId48">
+      <w:hyperlink r:id="rId46">
         <w:r>
           <w:rPr>
             <w:rStyle w:val="Hyperlink"/>
@@ -3028,9 +2982,9 @@
         <w:t xml:space="preserve">).</w:t>
       </w:r>
     </w:p>
-    <w:bookmarkEnd w:id="49"/>
-    <w:bookmarkEnd w:id="50"/>
-    <w:bookmarkStart w:id="51" w:name="functional-category-assignment"/>
+    <w:bookmarkEnd w:id="47"/>
+    <w:bookmarkEnd w:id="48"/>
+    <w:bookmarkStart w:id="49" w:name="functional-category-assignment"/>
     <w:p>
       <w:pPr>
         <w:pStyle w:val="Heading2"/>
@@ -3088,8 +3042,8 @@
         <w:t xml:space="preserve">) when the weight of the informative category was at least 50% the weight of the uninformative categories.</w:t>
       </w:r>
     </w:p>
-    <w:bookmarkEnd w:id="51"/>
-    <w:bookmarkStart w:id="52" w:name="computational-benchmarking-1"/>
+    <w:bookmarkEnd w:id="49"/>
+    <w:bookmarkStart w:id="50" w:name="computational-benchmarking-1"/>
     <w:p>
       <w:pPr>
         <w:pStyle w:val="Heading2"/>
@@ -3109,7 +3063,7 @@
         <w:rPr>
           <w:vertAlign w:val="superscript"/>
         </w:rPr>
-        <w:t xml:space="preserve">4</w:t>
+        <w:t xml:space="preserve">14</w:t>
       </w:r>
       <w:r>
         <w:t xml:space="preserve">. GPU memory consumption was measured by sampling usage every 200 ms with nvidia-smi v580.82.07, recording the peak value observed after each step.</w:t>
@@ -3123,8 +3077,8 @@
         <w:t xml:space="preserve">All CPU analysis steps were performed on an HPC system using one IceLake node with 72 cores (2 Intel Xeon Platinum 8360Y CPUs@2.4 GHz; 256 GiB RAM), except for the MSA generation step which was performed on an IceLake big memory node with 72 cores (2 Intel Xeon Platinum 8360Y CPUs@2.4 GHz; 2048 GiB RAM). The GPU analyses were performed on one NVIDIA H100 SXM5 GPU (80 GiB HBM3), mounted on a node equipped with 2 AMD EPYC 9334 CPUs (768 GiB RAM).</w:t>
       </w:r>
     </w:p>
-    <w:bookmarkEnd w:id="52"/>
-    <w:bookmarkStart w:id="54" w:name="code-availibility"/>
+    <w:bookmarkEnd w:id="50"/>
+    <w:bookmarkStart w:id="52" w:name="code-availibility"/>
     <w:p>
       <w:pPr>
         <w:pStyle w:val="Heading2"/>
@@ -3143,7 +3097,7 @@
       <w:r>
         <w:t xml:space="preserve"> </w:t>
       </w:r>
-      <w:hyperlink r:id="rId53">
+      <w:hyperlink r:id="rId51">
         <w:r>
           <w:rPr>
             <w:rStyle w:val="Hyperlink"/>
@@ -3155,14 +3109,36 @@
         <w:t xml:space="preserve">.</w:t>
       </w:r>
     </w:p>
+    <w:bookmarkEnd w:id="52"/>
+    <w:bookmarkStart w:id="53" w:name="data-availibility"/>
+    <w:p>
+      <w:pPr>
+        <w:pStyle w:val="Heading2"/>
+      </w:pPr>
+      <w:r>
+        <w:t xml:space="preserve">Data availibility</w:t>
+      </w:r>
+    </w:p>
+    <w:p>
+      <w:pPr>
+        <w:pStyle w:val="FirstParagraph"/>
+      </w:pPr>
+      <w:r>
+        <w:rPr>
+          <w:highlight w:val="yellow"/>
+        </w:rPr>
+        <w:t xml:space="preserve">upload to zenodo</w:t>
+      </w:r>
+    </w:p>
+    <w:bookmarkEnd w:id="53"/>
     <w:bookmarkEnd w:id="54"/>
-    <w:bookmarkStart w:id="55" w:name="data-availibility"/>
-    <w:p>
-      <w:pPr>
-        <w:pStyle w:val="Heading2"/>
-      </w:pPr>
-      <w:r>
-        <w:t xml:space="preserve">Data availibility</w:t>
+    <w:bookmarkStart w:id="55" w:name="acknowledgements"/>
+    <w:p>
+      <w:pPr>
+        <w:pStyle w:val="Heading1"/>
+      </w:pPr>
+      <w:r>
+        <w:t xml:space="preserve">Acknowledgements</w:t>
       </w:r>
     </w:p>
     <w:p>
@@ -3170,49 +3146,73 @@
         <w:pStyle w:val="FirstParagraph"/>
       </w:pPr>
       <w:r>
-        <w:rPr>
-          <w:highlight w:val="yellow"/>
-        </w:rPr>
-        <w:t xml:space="preserve">upload to zenodo</w:t>
+        <w:t xml:space="preserve">LDC acknowledges support from the Research Foundation - Flanders (grants 11L1325N and V451025N). The resources and services used in this work were provided by the VSC (Flemish Supercomputer Center), funded by the Research Foundation - Flanders (FWO) and the Flemish Government.</w:t>
       </w:r>
     </w:p>
     <w:bookmarkEnd w:id="55"/>
-    <w:bookmarkEnd w:id="56"/>
-    <w:bookmarkStart w:id="57" w:name="acknowledgements"/>
+    <w:bookmarkStart w:id="98" w:name="references"/>
     <w:p>
       <w:pPr>
         <w:pStyle w:val="Heading1"/>
       </w:pPr>
       <w:r>
-        <w:t xml:space="preserve">Acknowledgements</w:t>
-      </w:r>
-    </w:p>
-    <w:p>
-      <w:pPr>
-        <w:pStyle w:val="FirstParagraph"/>
-      </w:pPr>
-      <w:r>
-        <w:t xml:space="preserve">LDC acknowledges support from the Research Foundation - Flanders (grants 11L1325N and V451025N). The resources and services used in this work were provided by the VSC (Flemish Supercomputer Center), funded by the Research Foundation - Flanders (FWO) and the Flemish Government.</w:t>
+        <w:t xml:space="preserve">References</w:t>
+      </w:r>
+    </w:p>
+    <w:bookmarkStart w:id="97" w:name="refs"/>
+    <w:bookmarkStart w:id="57" w:name="ref-altschulBasicLocalAlignment1990"/>
+    <w:p>
+      <w:pPr>
+        <w:pStyle w:val="Bibliography"/>
+      </w:pPr>
+      <w:r>
+        <w:t xml:space="preserve">1.</w:t>
+      </w:r>
+      <w:r>
+        <w:t xml:space="preserve"> </w:t>
+      </w:r>
+      <w:r>
+        <w:t xml:space="preserve">	</w:t>
+      </w:r>
+      <w:r>
+        <w:t xml:space="preserve">Altschul, S. F., Gish, W., Miller, W., Myers, E. W. &amp; Lipman, D. J.</w:t>
+      </w:r>
+      <w:r>
+        <w:t xml:space="preserve"> </w:t>
+      </w:r>
+      <w:hyperlink r:id="rId56">
+        <w:r>
+          <w:rPr>
+            <w:rStyle w:val="Hyperlink"/>
+          </w:rPr>
+          <w:t xml:space="preserve">Basic local alignment search tool</w:t>
+        </w:r>
+      </w:hyperlink>
+      <w:r>
+        <w:t xml:space="preserve">.</w:t>
+      </w:r>
+      <w:r>
+        <w:t xml:space="preserve"> </w:t>
+      </w:r>
+      <w:r>
+        <w:rPr>
+          <w:b/>
+          <w:bCs/>
+        </w:rPr>
+        <w:t xml:space="preserve">215</w:t>
+      </w:r>
+      <w:r>
+        <w:t xml:space="preserve">, 403–410 (1990).</w:t>
       </w:r>
     </w:p>
     <w:bookmarkEnd w:id="57"/>
-    <w:bookmarkStart w:id="94" w:name="references"/>
-    <w:p>
-      <w:pPr>
-        <w:pStyle w:val="Heading1"/>
-      </w:pPr>
-      <w:r>
-        <w:t xml:space="preserve">References</w:t>
-      </w:r>
-    </w:p>
-    <w:bookmarkStart w:id="93" w:name="refs"/>
-    <w:bookmarkStart w:id="59" w:name="X2c0b48febe45ccc797d9a56102a6e8246b839ee"/>
+    <w:bookmarkStart w:id="59" w:name="ref-buchfinkFastSensitiveProtein2014"/>
     <w:p>
       <w:pPr>
         <w:pStyle w:val="Bibliography"/>
       </w:pPr>
       <w:r>
-        <w:t xml:space="preserve">1.</w:t>
+        <w:t xml:space="preserve">2.</w:t>
       </w:r>
       <w:r>
         <w:t xml:space="preserve"> </w:t>
@@ -3221,7 +3221,33 @@
         <w:t xml:space="preserve">	</w:t>
       </w:r>
       <w:r>
-        <w:t xml:space="preserve">Bouras, G.</w:t>
+        <w:t xml:space="preserve">Buchfink, B., Xie, C. &amp; Huson, D. H.</w:t>
+      </w:r>
+      <w:r>
+        <w:t xml:space="preserve"> </w:t>
+      </w:r>
+      <w:hyperlink r:id="rId58">
+        <w:r>
+          <w:rPr>
+            <w:rStyle w:val="Hyperlink"/>
+          </w:rPr>
+          <w:t xml:space="preserve">Fast and sensitive protein alignment using</w:t>
+        </w:r>
+        <w:r>
+          <w:rPr>
+            <w:rStyle w:val="Hyperlink"/>
+          </w:rPr>
+          <w:t xml:space="preserve"> </w:t>
+        </w:r>
+        <w:r>
+          <w:rPr>
+            <w:rStyle w:val="Hyperlink"/>
+          </w:rPr>
+          <w:t xml:space="preserve">DIAMOND</w:t>
+        </w:r>
+      </w:hyperlink>
+      <w:r>
+        <w:t xml:space="preserve">.</w:t>
       </w:r>
       <w:r>
         <w:t xml:space="preserve"> </w:t>
@@ -3231,12 +3257,122 @@
           <w:i/>
           <w:iCs/>
         </w:rPr>
+        <w:t xml:space="preserve">Nature Methods</w:t>
+      </w:r>
+      <w:r>
+        <w:t xml:space="preserve"> </w:t>
+      </w:r>
+      <w:r>
+        <w:rPr>
+          <w:b/>
+          <w:bCs/>
+        </w:rPr>
+        <w:t xml:space="preserve">12</w:t>
+      </w:r>
+      <w:r>
+        <w:t xml:space="preserve">, 59–60 (2014).</w:t>
+      </w:r>
+    </w:p>
+    <w:bookmarkEnd w:id="59"/>
+    <w:bookmarkStart w:id="61" w:name="Xb1871b972aac70d2d99b56311e901dbd11f244c"/>
+    <w:p>
+      <w:pPr>
+        <w:pStyle w:val="Bibliography"/>
+      </w:pPr>
+      <w:r>
+        <w:t xml:space="preserve">3.</w:t>
+      </w:r>
+      <w:r>
+        <w:t xml:space="preserve"> </w:t>
+      </w:r>
+      <w:r>
+        <w:t xml:space="preserve">	</w:t>
+      </w:r>
+      <w:r>
+        <w:t xml:space="preserve">Steinegger, M. &amp; Söding, J.</w:t>
+      </w:r>
+      <w:r>
+        <w:t xml:space="preserve"> </w:t>
+      </w:r>
+      <w:hyperlink r:id="rId60">
+        <w:r>
+          <w:rPr>
+            <w:rStyle w:val="Hyperlink"/>
+          </w:rPr>
+          <w:t xml:space="preserve">MMseqs2</w:t>
+        </w:r>
+        <w:r>
+          <w:rPr>
+            <w:rStyle w:val="Hyperlink"/>
+          </w:rPr>
+          <w:t xml:space="preserve"> </w:t>
+        </w:r>
+        <w:r>
+          <w:rPr>
+            <w:rStyle w:val="Hyperlink"/>
+          </w:rPr>
+          <w:t xml:space="preserve">enables sensitive protein sequence searching for the analysis of massive data sets</w:t>
+        </w:r>
+      </w:hyperlink>
+      <w:r>
+        <w:t xml:space="preserve">.</w:t>
+      </w:r>
+      <w:r>
+        <w:t xml:space="preserve"> </w:t>
+      </w:r>
+      <w:r>
+        <w:rPr>
+          <w:i/>
+          <w:iCs/>
+        </w:rPr>
+        <w:t xml:space="preserve">Nature Biotechnology</w:t>
+      </w:r>
+      <w:r>
+        <w:t xml:space="preserve"> </w:t>
+      </w:r>
+      <w:r>
+        <w:rPr>
+          <w:b/>
+          <w:bCs/>
+        </w:rPr>
+        <w:t xml:space="preserve">35</w:t>
+      </w:r>
+      <w:r>
+        <w:t xml:space="preserve">, 1026–1028 (2017).</w:t>
+      </w:r>
+    </w:p>
+    <w:bookmarkEnd w:id="61"/>
+    <w:bookmarkStart w:id="63" w:name="X2c0b48febe45ccc797d9a56102a6e8246b839ee"/>
+    <w:p>
+      <w:pPr>
+        <w:pStyle w:val="Bibliography"/>
+      </w:pPr>
+      <w:r>
+        <w:t xml:space="preserve">4.</w:t>
+      </w:r>
+      <w:r>
+        <w:t xml:space="preserve"> </w:t>
+      </w:r>
+      <w:r>
+        <w:t xml:space="preserve">	</w:t>
+      </w:r>
+      <w:r>
+        <w:t xml:space="preserve">Bouras, G.</w:t>
+      </w:r>
+      <w:r>
+        <w:t xml:space="preserve"> </w:t>
+      </w:r>
+      <w:r>
+        <w:rPr>
+          <w:i/>
+          <w:iCs/>
+        </w:rPr>
         <w:t xml:space="preserve">et al.</w:t>
       </w:r>
       <w:r>
         <w:t xml:space="preserve"> </w:t>
       </w:r>
-      <w:hyperlink r:id="rId58">
+      <w:hyperlink r:id="rId62">
         <w:r>
           <w:rPr>
             <w:rStyle w:val="Hyperlink"/>
@@ -3283,14 +3419,14 @@
         <w:t xml:space="preserve">, (2026).</w:t>
       </w:r>
     </w:p>
-    <w:bookmarkEnd w:id="59"/>
-    <w:bookmarkStart w:id="61" w:name="ref-edgarProteinStructureAlignment2024"/>
+    <w:bookmarkEnd w:id="63"/>
+    <w:bookmarkStart w:id="65" w:name="ref-heinzingerBilingualLanguageModel2024"/>
     <w:p>
       <w:pPr>
         <w:pStyle w:val="Bibliography"/>
       </w:pPr>
       <w:r>
-        <w:t xml:space="preserve">2.</w:t>
+        <w:t xml:space="preserve">5.</w:t>
       </w:r>
       <w:r>
         <w:t xml:space="preserve"> </w:t>
@@ -3299,12 +3435,408 @@
         <w:t xml:space="preserve">	</w:t>
       </w:r>
       <w:r>
+        <w:t xml:space="preserve">Heinzinger, M.</w:t>
+      </w:r>
+      <w:r>
+        <w:t xml:space="preserve"> </w:t>
+      </w:r>
+      <w:r>
+        <w:rPr>
+          <w:i/>
+          <w:iCs/>
+        </w:rPr>
+        <w:t xml:space="preserve">et al.</w:t>
+      </w:r>
+      <w:r>
+        <w:t xml:space="preserve"> </w:t>
+      </w:r>
+      <w:hyperlink r:id="rId64">
+        <w:r>
+          <w:rPr>
+            <w:rStyle w:val="Hyperlink"/>
+          </w:rPr>
+          <w:t xml:space="preserve">Bilingual language model for protein sequence and structure</w:t>
+        </w:r>
+      </w:hyperlink>
+      <w:r>
+        <w:t xml:space="preserve">.</w:t>
+      </w:r>
+      <w:r>
+        <w:t xml:space="preserve"> </w:t>
+      </w:r>
+      <w:r>
+        <w:rPr>
+          <w:i/>
+          <w:iCs/>
+        </w:rPr>
+        <w:t xml:space="preserve">NAR Genomics and Bioinformatics</w:t>
+      </w:r>
+      <w:r>
+        <w:t xml:space="preserve"> </w:t>
+      </w:r>
+      <w:r>
+        <w:rPr>
+          <w:b/>
+          <w:bCs/>
+        </w:rPr>
+        <w:t xml:space="preserve">6</w:t>
+      </w:r>
+      <w:r>
+        <w:t xml:space="preserve">, lqae150 (2024).</w:t>
+      </w:r>
+    </w:p>
+    <w:bookmarkEnd w:id="65"/>
+    <w:bookmarkStart w:id="67" w:name="ref-vankempenFastAccurateProtein2024"/>
+    <w:p>
+      <w:pPr>
+        <w:pStyle w:val="Bibliography"/>
+      </w:pPr>
+      <w:r>
+        <w:t xml:space="preserve">6.</w:t>
+      </w:r>
+      <w:r>
+        <w:t xml:space="preserve"> </w:t>
+      </w:r>
+      <w:r>
+        <w:t xml:space="preserve">	</w:t>
+      </w:r>
+      <w:r>
+        <w:t xml:space="preserve">van Kempen, M.</w:t>
+      </w:r>
+      <w:r>
+        <w:t xml:space="preserve"> </w:t>
+      </w:r>
+      <w:r>
+        <w:rPr>
+          <w:i/>
+          <w:iCs/>
+        </w:rPr>
+        <w:t xml:space="preserve">et al.</w:t>
+      </w:r>
+      <w:r>
+        <w:t xml:space="preserve"> </w:t>
+      </w:r>
+      <w:hyperlink r:id="rId66">
+        <w:r>
+          <w:rPr>
+            <w:rStyle w:val="Hyperlink"/>
+          </w:rPr>
+          <w:t xml:space="preserve">Fast and accurate protein structure search with</w:t>
+        </w:r>
+        <w:r>
+          <w:rPr>
+            <w:rStyle w:val="Hyperlink"/>
+          </w:rPr>
+          <w:t xml:space="preserve"> </w:t>
+        </w:r>
+        <w:r>
+          <w:rPr>
+            <w:rStyle w:val="Hyperlink"/>
+          </w:rPr>
+          <w:t xml:space="preserve">Foldseek</w:t>
+        </w:r>
+      </w:hyperlink>
+      <w:r>
+        <w:t xml:space="preserve">.</w:t>
+      </w:r>
+      <w:r>
+        <w:t xml:space="preserve"> </w:t>
+      </w:r>
+      <w:r>
+        <w:rPr>
+          <w:i/>
+          <w:iCs/>
+        </w:rPr>
+        <w:t xml:space="preserve">Nature Biotechnology</w:t>
+      </w:r>
+      <w:r>
+        <w:t xml:space="preserve"> </w:t>
+      </w:r>
+      <w:r>
+        <w:rPr>
+          <w:b/>
+          <w:bCs/>
+        </w:rPr>
+        <w:t xml:space="preserve">42</w:t>
+      </w:r>
+      <w:r>
+        <w:t xml:space="preserve">, 243–246 (2024).</w:t>
+      </w:r>
+    </w:p>
+    <w:bookmarkEnd w:id="67"/>
+    <w:bookmarkStart w:id="69" w:name="ref-bourasBaktfoldSensitiveProtein2026"/>
+    <w:p>
+      <w:pPr>
+        <w:pStyle w:val="Bibliography"/>
+      </w:pPr>
+      <w:r>
+        <w:t xml:space="preserve">7.</w:t>
+      </w:r>
+      <w:r>
+        <w:t xml:space="preserve"> </w:t>
+      </w:r>
+      <w:r>
+        <w:t xml:space="preserve">	</w:t>
+      </w:r>
+      <w:r>
+        <w:t xml:space="preserve">Bouras, G.</w:t>
+      </w:r>
+      <w:r>
+        <w:t xml:space="preserve"> </w:t>
+      </w:r>
+      <w:r>
+        <w:rPr>
+          <w:i/>
+          <w:iCs/>
+        </w:rPr>
+        <w:t xml:space="preserve">et al.</w:t>
+      </w:r>
+      <w:r>
+        <w:t xml:space="preserve"> Baktfold:</w:t>
+      </w:r>
+      <w:r>
+        <w:t xml:space="preserve"> </w:t>
+      </w:r>
+      <w:r>
+        <w:t xml:space="preserve">Sensitive</w:t>
+      </w:r>
+      <w:r>
+        <w:t xml:space="preserve"> </w:t>
+      </w:r>
+      <w:r>
+        <w:t xml:space="preserve">protein functional annotation across the microbial tree of life using structural information. 2026.03.31.715528 (2026) doi:</w:t>
+      </w:r>
+      <w:hyperlink r:id="rId68">
+        <w:r>
+          <w:rPr>
+            <w:rStyle w:val="Hyperlink"/>
+          </w:rPr>
+          <w:t xml:space="preserve">10.64898/2026.03.31.715528</w:t>
+        </w:r>
+      </w:hyperlink>
+      <w:r>
+        <w:t xml:space="preserve">.</w:t>
+      </w:r>
+    </w:p>
+    <w:bookmarkEnd w:id="69"/>
+    <w:bookmarkStart w:id="71" w:name="ref-kotta-loizouICTVVirusTaxonomy2020"/>
+    <w:p>
+      <w:pPr>
+        <w:pStyle w:val="Bibliography"/>
+      </w:pPr>
+      <w:r>
+        <w:t xml:space="preserve">8.</w:t>
+      </w:r>
+      <w:r>
+        <w:t xml:space="preserve"> </w:t>
+      </w:r>
+      <w:r>
+        <w:t xml:space="preserve">	</w:t>
+      </w:r>
+      <w:r>
+        <w:t xml:space="preserve">Kotta-Loizou, I.</w:t>
+      </w:r>
+      <w:r>
+        <w:t xml:space="preserve"> </w:t>
+      </w:r>
+      <w:r>
+        <w:rPr>
+          <w:i/>
+          <w:iCs/>
+        </w:rPr>
+        <w:t xml:space="preserve">et al.</w:t>
+      </w:r>
+      <w:r>
+        <w:t xml:space="preserve"> </w:t>
+      </w:r>
+      <w:hyperlink r:id="rId70">
+        <w:r>
+          <w:rPr>
+            <w:rStyle w:val="Hyperlink"/>
+          </w:rPr>
+          <w:t xml:space="preserve">ICTV</w:t>
+        </w:r>
+        <w:r>
+          <w:rPr>
+            <w:rStyle w:val="Hyperlink"/>
+          </w:rPr>
+          <w:t xml:space="preserve"> </w:t>
+        </w:r>
+        <w:r>
+          <w:rPr>
+            <w:rStyle w:val="Hyperlink"/>
+          </w:rPr>
+          <w:t xml:space="preserve">virus taxonomy profile:</w:t>
+        </w:r>
+        <w:r>
+          <w:rPr>
+            <w:rStyle w:val="Hyperlink"/>
+          </w:rPr>
+          <w:t xml:space="preserve"> </w:t>
+        </w:r>
+        <w:r>
+          <w:rPr>
+            <w:rStyle w:val="Hyperlink"/>
+          </w:rPr>
+          <w:t xml:space="preserve">Chrysoviridae</w:t>
+        </w:r>
+      </w:hyperlink>
+      <w:r>
+        <w:t xml:space="preserve">.</w:t>
+      </w:r>
+      <w:r>
+        <w:t xml:space="preserve"> </w:t>
+      </w:r>
+      <w:r>
+        <w:rPr>
+          <w:i/>
+          <w:iCs/>
+        </w:rPr>
+        <w:t xml:space="preserve">Journal of General Virology</w:t>
+      </w:r>
+      <w:r>
+        <w:t xml:space="preserve"> </w:t>
+      </w:r>
+      <w:r>
+        <w:rPr>
+          <w:b/>
+          <w:bCs/>
+        </w:rPr>
+        <w:t xml:space="preserve">101</w:t>
+      </w:r>
+      <w:r>
+        <w:t xml:space="preserve">, 143–144 (2020).</w:t>
+      </w:r>
+    </w:p>
+    <w:bookmarkEnd w:id="71"/>
+    <w:bookmarkStart w:id="73" w:name="Xf51a0e35be7b1fdad86f58a646a49d02ff6f742"/>
+    <w:p>
+      <w:pPr>
+        <w:pStyle w:val="Bibliography"/>
+      </w:pPr>
+      <w:r>
+        <w:t xml:space="preserve">9.</w:t>
+      </w:r>
+      <w:r>
+        <w:t xml:space="preserve"> </w:t>
+      </w:r>
+      <w:r>
+        <w:t xml:space="preserve">	</w:t>
+      </w:r>
+      <w:r>
+        <w:t xml:space="preserve">Pantolini, L.</w:t>
+      </w:r>
+      <w:r>
+        <w:t xml:space="preserve"> </w:t>
+      </w:r>
+      <w:r>
+        <w:rPr>
+          <w:i/>
+          <w:iCs/>
+        </w:rPr>
+        <w:t xml:space="preserve">et al.</w:t>
+      </w:r>
+      <w:r>
+        <w:t xml:space="preserve"> Rewriting protein alphabets with language models. 2025.11.27.690975 (2026) doi:</w:t>
+      </w:r>
+      <w:hyperlink r:id="rId72">
+        <w:r>
+          <w:rPr>
+            <w:rStyle w:val="Hyperlink"/>
+          </w:rPr>
+          <w:t xml:space="preserve">10.1101/2025.11.27.690975</w:t>
+        </w:r>
+      </w:hyperlink>
+      <w:r>
+        <w:t xml:space="preserve">.</w:t>
+      </w:r>
+    </w:p>
+    <w:bookmarkEnd w:id="73"/>
+    <w:bookmarkStart w:id="75" w:name="ref-passaroBoltz2AccurateEfficient2025"/>
+    <w:p>
+      <w:pPr>
+        <w:pStyle w:val="Bibliography"/>
+      </w:pPr>
+      <w:r>
+        <w:t xml:space="preserve">10.</w:t>
+      </w:r>
+      <w:r>
+        <w:t xml:space="preserve"> </w:t>
+      </w:r>
+      <w:r>
+        <w:t xml:space="preserve">	</w:t>
+      </w:r>
+      <w:r>
+        <w:t xml:space="preserve">Passaro, S.</w:t>
+      </w:r>
+      <w:r>
+        <w:t xml:space="preserve"> </w:t>
+      </w:r>
+      <w:r>
+        <w:rPr>
+          <w:i/>
+          <w:iCs/>
+        </w:rPr>
+        <w:t xml:space="preserve">et al.</w:t>
+      </w:r>
+      <w:r>
+        <w:t xml:space="preserve"> Boltz-2:</w:t>
+      </w:r>
+      <w:r>
+        <w:t xml:space="preserve"> </w:t>
+      </w:r>
+      <w:r>
+        <w:t xml:space="preserve">Towards Accurate</w:t>
+      </w:r>
+      <w:r>
+        <w:t xml:space="preserve"> </w:t>
+      </w:r>
+      <w:r>
+        <w:t xml:space="preserve">and</w:t>
+      </w:r>
+      <w:r>
+        <w:t xml:space="preserve"> </w:t>
+      </w:r>
+      <w:r>
+        <w:t xml:space="preserve">Efficient Binding Affinity Prediction</w:t>
+      </w:r>
+      <w:r>
+        <w:t xml:space="preserve">. 2025.06.14.659707 (2025) doi:</w:t>
+      </w:r>
+      <w:hyperlink r:id="rId74">
+        <w:r>
+          <w:rPr>
+            <w:rStyle w:val="Hyperlink"/>
+          </w:rPr>
+          <w:t xml:space="preserve">10.1101/2025.06.14.659707</w:t>
+        </w:r>
+      </w:hyperlink>
+      <w:r>
+        <w:t xml:space="preserve">.</w:t>
+      </w:r>
+    </w:p>
+    <w:bookmarkEnd w:id="75"/>
+    <w:bookmarkStart w:id="77" w:name="ref-edgarProteinStructureAlignment2024"/>
+    <w:p>
+      <w:pPr>
+        <w:pStyle w:val="Bibliography"/>
+      </w:pPr>
+      <w:r>
+        <w:t xml:space="preserve">11.</w:t>
+      </w:r>
+      <w:r>
+        <w:t xml:space="preserve"> </w:t>
+      </w:r>
+      <w:r>
+        <w:t xml:space="preserve">	</w:t>
+      </w:r>
+      <w:r>
         <w:t xml:space="preserve">Edgar, R. C.</w:t>
       </w:r>
       <w:r>
         <w:t xml:space="preserve"> </w:t>
       </w:r>
-      <w:hyperlink r:id="rId60">
+      <w:hyperlink r:id="rId76">
         <w:r>
           <w:rPr>
             <w:rStyle w:val="Hyperlink"/>
@@ -3363,14 +3895,14 @@
         <w:t xml:space="preserve">, btae687 (2024).</w:t>
       </w:r>
     </w:p>
-    <w:bookmarkEnd w:id="61"/>
-    <w:bookmarkStart w:id="63" w:name="ref-edgarProteinStructureAlignment2025"/>
+    <w:bookmarkEnd w:id="77"/>
+    <w:bookmarkStart w:id="79" w:name="ref-kimBFVDLargeRepository2025"/>
     <w:p>
       <w:pPr>
         <w:pStyle w:val="Bibliography"/>
       </w:pPr>
       <w:r>
-        <w:t xml:space="preserve">3.</w:t>
+        <w:t xml:space="preserve">12.</w:t>
       </w:r>
       <w:r>
         <w:t xml:space="preserve"> </w:t>
@@ -3379,246 +3911,12 @@
         <w:t xml:space="preserve">	</w:t>
       </w:r>
       <w:r>
-        <w:t xml:space="preserve">Edgar, R. C. &amp; Sahakyan, H. Protein structure alignment significance is often exaggerated. 2025.07.17.665375 (2025) doi:</w:t>
-      </w:r>
-      <w:hyperlink r:id="rId62">
-        <w:r>
-          <w:rPr>
-            <w:rStyle w:val="Hyperlink"/>
-          </w:rPr>
-          <w:t xml:space="preserve">10.1101/2025.07.17.665375</w:t>
-        </w:r>
-      </w:hyperlink>
-      <w:r>
-        <w:t xml:space="preserve">.</w:t>
-      </w:r>
-    </w:p>
-    <w:bookmarkEnd w:id="63"/>
-    <w:bookmarkStart w:id="64" w:name="ref-Peter_hyperfine_2023"/>
-    <w:p>
-      <w:pPr>
-        <w:pStyle w:val="Bibliography"/>
-      </w:pPr>
-      <w:r>
-        <w:t xml:space="preserve">4.</w:t>
-      </w:r>
-      <w:r>
-        <w:t xml:space="preserve"> </w:t>
-      </w:r>
-      <w:r>
-        <w:t xml:space="preserve">	</w:t>
-      </w:r>
-      <w:r>
-        <w:t xml:space="preserve">Peter, D. Hyperfine. (2023).</w:t>
-      </w:r>
-    </w:p>
-    <w:bookmarkEnd w:id="64"/>
-    <w:bookmarkStart w:id="66" w:name="ref-vankempenFastAccurateProtein2024"/>
-    <w:p>
-      <w:pPr>
-        <w:pStyle w:val="Bibliography"/>
-      </w:pPr>
-      <w:r>
-        <w:t xml:space="preserve">5.</w:t>
-      </w:r>
-      <w:r>
-        <w:t xml:space="preserve"> </w:t>
-      </w:r>
-      <w:r>
-        <w:t xml:space="preserve">	</w:t>
-      </w:r>
-      <w:r>
-        <w:t xml:space="preserve">van Kempen, M.</w:t>
-      </w:r>
-      <w:r>
-        <w:t xml:space="preserve"> </w:t>
-      </w:r>
-      <w:r>
-        <w:rPr>
-          <w:i/>
-          <w:iCs/>
-        </w:rPr>
-        <w:t xml:space="preserve">et al.</w:t>
-      </w:r>
-      <w:r>
-        <w:t xml:space="preserve"> </w:t>
-      </w:r>
-      <w:hyperlink r:id="rId65">
-        <w:r>
-          <w:rPr>
-            <w:rStyle w:val="Hyperlink"/>
-          </w:rPr>
-          <w:t xml:space="preserve">Fast and accurate protein structure search with</w:t>
-        </w:r>
-        <w:r>
-          <w:rPr>
-            <w:rStyle w:val="Hyperlink"/>
-          </w:rPr>
-          <w:t xml:space="preserve"> </w:t>
-        </w:r>
-        <w:r>
-          <w:rPr>
-            <w:rStyle w:val="Hyperlink"/>
-          </w:rPr>
-          <w:t xml:space="preserve">Foldseek</w:t>
-        </w:r>
-      </w:hyperlink>
-      <w:r>
-        <w:t xml:space="preserve">.</w:t>
-      </w:r>
-      <w:r>
-        <w:t xml:space="preserve"> </w:t>
-      </w:r>
-      <w:r>
-        <w:rPr>
-          <w:i/>
-          <w:iCs/>
-        </w:rPr>
-        <w:t xml:space="preserve">Nature Biotechnology</w:t>
-      </w:r>
-      <w:r>
-        <w:t xml:space="preserve"> </w:t>
-      </w:r>
-      <w:r>
-        <w:rPr>
-          <w:b/>
-          <w:bCs/>
-        </w:rPr>
-        <w:t xml:space="preserve">42</w:t>
-      </w:r>
-      <w:r>
-        <w:t xml:space="preserve">, 243–246 (2024).</w:t>
-      </w:r>
-    </w:p>
-    <w:bookmarkEnd w:id="66"/>
-    <w:bookmarkStart w:id="68" w:name="Xf51a0e35be7b1fdad86f58a646a49d02ff6f742"/>
-    <w:p>
-      <w:pPr>
-        <w:pStyle w:val="Bibliography"/>
-      </w:pPr>
-      <w:r>
-        <w:t xml:space="preserve">6.</w:t>
-      </w:r>
-      <w:r>
-        <w:t xml:space="preserve"> </w:t>
-      </w:r>
-      <w:r>
-        <w:t xml:space="preserve">	</w:t>
-      </w:r>
-      <w:r>
-        <w:t xml:space="preserve">Pantolini, L.</w:t>
-      </w:r>
-      <w:r>
-        <w:t xml:space="preserve"> </w:t>
-      </w:r>
-      <w:r>
-        <w:rPr>
-          <w:i/>
-          <w:iCs/>
-        </w:rPr>
-        <w:t xml:space="preserve">et al.</w:t>
-      </w:r>
-      <w:r>
-        <w:t xml:space="preserve"> Rewriting protein alphabets with language models. 2025.11.27.690975 (2026) doi:</w:t>
-      </w:r>
-      <w:hyperlink r:id="rId67">
-        <w:r>
-          <w:rPr>
-            <w:rStyle w:val="Hyperlink"/>
-          </w:rPr>
-          <w:t xml:space="preserve">10.1101/2025.11.27.690975</w:t>
-        </w:r>
-      </w:hyperlink>
-      <w:r>
-        <w:t xml:space="preserve">.</w:t>
-      </w:r>
-    </w:p>
-    <w:bookmarkEnd w:id="68"/>
-    <w:bookmarkStart w:id="70" w:name="ref-passaroBoltz2AccurateEfficient2025"/>
-    <w:p>
-      <w:pPr>
-        <w:pStyle w:val="Bibliography"/>
-      </w:pPr>
-      <w:r>
-        <w:t xml:space="preserve">7.</w:t>
-      </w:r>
-      <w:r>
-        <w:t xml:space="preserve"> </w:t>
-      </w:r>
-      <w:r>
-        <w:t xml:space="preserve">	</w:t>
-      </w:r>
-      <w:r>
-        <w:t xml:space="preserve">Passaro, S.</w:t>
-      </w:r>
-      <w:r>
-        <w:t xml:space="preserve"> </w:t>
-      </w:r>
-      <w:r>
-        <w:rPr>
-          <w:i/>
-          <w:iCs/>
-        </w:rPr>
-        <w:t xml:space="preserve">et al.</w:t>
-      </w:r>
-      <w:r>
-        <w:t xml:space="preserve"> Boltz-2:</w:t>
-      </w:r>
-      <w:r>
-        <w:t xml:space="preserve"> </w:t>
-      </w:r>
-      <w:r>
-        <w:t xml:space="preserve">Towards Accurate</w:t>
-      </w:r>
-      <w:r>
-        <w:t xml:space="preserve"> </w:t>
-      </w:r>
-      <w:r>
-        <w:t xml:space="preserve">and</w:t>
-      </w:r>
-      <w:r>
-        <w:t xml:space="preserve"> </w:t>
-      </w:r>
-      <w:r>
-        <w:t xml:space="preserve">Efficient Binding Affinity Prediction</w:t>
-      </w:r>
-      <w:r>
-        <w:t xml:space="preserve">. 2025.06.14.659707 (2025) doi:</w:t>
-      </w:r>
-      <w:hyperlink r:id="rId69">
-        <w:r>
-          <w:rPr>
-            <w:rStyle w:val="Hyperlink"/>
-          </w:rPr>
-          <w:t xml:space="preserve">10.1101/2025.06.14.659707</w:t>
-        </w:r>
-      </w:hyperlink>
-      <w:r>
-        <w:t xml:space="preserve">.</w:t>
-      </w:r>
-    </w:p>
-    <w:bookmarkEnd w:id="70"/>
-    <w:bookmarkStart w:id="72" w:name="ref-kimBFVDLargeRepository2025"/>
-    <w:p>
-      <w:pPr>
-        <w:pStyle w:val="Bibliography"/>
-      </w:pPr>
-      <w:r>
-        <w:t xml:space="preserve">8.</w:t>
-      </w:r>
-      <w:r>
-        <w:t xml:space="preserve"> </w:t>
-      </w:r>
-      <w:r>
-        <w:t xml:space="preserve">	</w:t>
-      </w:r>
-      <w:r>
         <w:t xml:space="preserve">Kim, R. S., Levy Karin, E., Mirdita, M., Chikhi, R. &amp; Steinegger, M.</w:t>
       </w:r>
       <w:r>
         <w:t xml:space="preserve"> </w:t>
       </w:r>
-      <w:hyperlink r:id="rId71">
+      <w:hyperlink r:id="rId78">
         <w:r>
           <w:rPr>
             <w:rStyle w:val="Hyperlink"/>
@@ -3659,14 +3957,63 @@
         <w:t xml:space="preserve">, D340–D347 (2025).</w:t>
       </w:r>
     </w:p>
-    <w:bookmarkEnd w:id="72"/>
-    <w:bookmarkStart w:id="74" w:name="ref-terzianPHROGFamiliesProkaryotic2021"/>
+    <w:bookmarkEnd w:id="79"/>
+    <w:bookmarkStart w:id="81" w:name="ref-edgarProteinStructureAlignment2025"/>
     <w:p>
       <w:pPr>
         <w:pStyle w:val="Bibliography"/>
       </w:pPr>
       <w:r>
-        <w:t xml:space="preserve">9.</w:t>
+        <w:t xml:space="preserve">13.</w:t>
+      </w:r>
+      <w:r>
+        <w:t xml:space="preserve"> </w:t>
+      </w:r>
+      <w:r>
+        <w:t xml:space="preserve">	</w:t>
+      </w:r>
+      <w:r>
+        <w:t xml:space="preserve">Edgar, R. C. &amp; Sahakyan, H. Protein structure alignment significance is often exaggerated. 2025.07.17.665375 (2025) doi:</w:t>
+      </w:r>
+      <w:hyperlink r:id="rId80">
+        <w:r>
+          <w:rPr>
+            <w:rStyle w:val="Hyperlink"/>
+          </w:rPr>
+          <w:t xml:space="preserve">10.1101/2025.07.17.665375</w:t>
+        </w:r>
+      </w:hyperlink>
+      <w:r>
+        <w:t xml:space="preserve">.</w:t>
+      </w:r>
+    </w:p>
+    <w:bookmarkEnd w:id="81"/>
+    <w:bookmarkStart w:id="82" w:name="ref-Peter_hyperfine_2023"/>
+    <w:p>
+      <w:pPr>
+        <w:pStyle w:val="Bibliography"/>
+      </w:pPr>
+      <w:r>
+        <w:t xml:space="preserve">14.</w:t>
+      </w:r>
+      <w:r>
+        <w:t xml:space="preserve"> </w:t>
+      </w:r>
+      <w:r>
+        <w:t xml:space="preserve">	</w:t>
+      </w:r>
+      <w:r>
+        <w:t xml:space="preserve">Peter, D. Hyperfine. (2023).</w:t>
+      </w:r>
+    </w:p>
+    <w:bookmarkEnd w:id="82"/>
+    <w:bookmarkStart w:id="84" w:name="ref-terzianPHROGFamiliesProkaryotic2021"/>
+    <w:p>
+      <w:pPr>
+        <w:pStyle w:val="Bibliography"/>
+      </w:pPr>
+      <w:r>
+        <w:t xml:space="preserve">15.</w:t>
       </w:r>
       <w:r>
         <w:t xml:space="preserve"> </w:t>
@@ -3690,7 +4037,7 @@
       <w:r>
         <w:t xml:space="preserve"> </w:t>
       </w:r>
-      <w:hyperlink r:id="rId73">
+      <w:hyperlink r:id="rId83">
         <w:r>
           <w:rPr>
             <w:rStyle w:val="Hyperlink"/>
@@ -3731,14 +4078,14 @@
         <w:t xml:space="preserve">, lqab067 (2021).</w:t>
       </w:r>
     </w:p>
-    <w:bookmarkEnd w:id="74"/>
-    <w:bookmarkStart w:id="76" w:name="ref-boulayEmpathiEmbeddingbasedPhage2025"/>
+    <w:bookmarkEnd w:id="84"/>
+    <w:bookmarkStart w:id="86" w:name="ref-boulayEmpathiEmbeddingbasedPhage2025"/>
     <w:p>
       <w:pPr>
         <w:pStyle w:val="Bibliography"/>
       </w:pPr>
       <w:r>
-        <w:t xml:space="preserve">10.</w:t>
+        <w:t xml:space="preserve">16.</w:t>
       </w:r>
       <w:r>
         <w:t xml:space="preserve"> </w:t>
@@ -3752,7 +4099,7 @@
       <w:r>
         <w:t xml:space="preserve"> </w:t>
       </w:r>
-      <w:hyperlink r:id="rId75">
+      <w:hyperlink r:id="rId85">
         <w:r>
           <w:rPr>
             <w:rStyle w:val="Hyperlink"/>
@@ -3787,14 +4134,14 @@
         <w:t xml:space="preserve">, 9114 (2025).</w:t>
       </w:r>
     </w:p>
-    <w:bookmarkEnd w:id="76"/>
-    <w:bookmarkStart w:id="78" w:name="ref-altschulBasicLocalAlignment1990"/>
+    <w:bookmarkEnd w:id="86"/>
+    <w:bookmarkStart w:id="88" w:name="Xa956458ae3e05b5069e24cca7d937b4d5bcb564"/>
     <w:p>
       <w:pPr>
         <w:pStyle w:val="Bibliography"/>
       </w:pPr>
       <w:r>
-        <w:t xml:space="preserve">11.</w:t>
+        <w:t xml:space="preserve">17.</w:t>
       </w:r>
       <w:r>
         <w:t xml:space="preserve"> </w:t>
@@ -3803,58 +4150,12 @@
         <w:t xml:space="preserve">	</w:t>
       </w:r>
       <w:r>
-        <w:t xml:space="preserve">Altschul, S. F., Gish, W., Miller, W., Myers, E. W. &amp; Lipman, D. J.</w:t>
-      </w:r>
-      <w:r>
-        <w:t xml:space="preserve"> </w:t>
-      </w:r>
-      <w:hyperlink r:id="rId77">
-        <w:r>
-          <w:rPr>
-            <w:rStyle w:val="Hyperlink"/>
-          </w:rPr>
-          <w:t xml:space="preserve">Basic local alignment search tool</w:t>
-        </w:r>
-      </w:hyperlink>
-      <w:r>
-        <w:t xml:space="preserve">.</w:t>
-      </w:r>
-      <w:r>
-        <w:t xml:space="preserve"> </w:t>
-      </w:r>
-      <w:r>
-        <w:rPr>
-          <w:b/>
-          <w:bCs/>
-        </w:rPr>
-        <w:t xml:space="preserve">215</w:t>
-      </w:r>
-      <w:r>
-        <w:t xml:space="preserve">, 403–410 (1990).</w:t>
-      </w:r>
-    </w:p>
-    <w:bookmarkEnd w:id="78"/>
-    <w:bookmarkStart w:id="80" w:name="Xa956458ae3e05b5069e24cca7d937b4d5bcb564"/>
-    <w:p>
-      <w:pPr>
-        <w:pStyle w:val="Bibliography"/>
-      </w:pPr>
-      <w:r>
-        <w:t xml:space="preserve">12.</w:t>
-      </w:r>
-      <w:r>
-        <w:t xml:space="preserve"> </w:t>
-      </w:r>
-      <w:r>
-        <w:t xml:space="preserve">	</w:t>
-      </w:r>
-      <w:r>
         <w:t xml:space="preserve">Buchfink, B., Reuter, K. &amp; Drost, H.-G.</w:t>
       </w:r>
       <w:r>
         <w:t xml:space="preserve"> </w:t>
       </w:r>
-      <w:hyperlink r:id="rId79">
+      <w:hyperlink r:id="rId87">
         <w:r>
           <w:rPr>
             <w:rStyle w:val="Hyperlink"/>
@@ -3901,14 +4202,14 @@
         <w:t xml:space="preserve">, 366–368 (2021).</w:t>
       </w:r>
     </w:p>
-    <w:bookmarkEnd w:id="80"/>
-    <w:bookmarkStart w:id="82" w:name="Xb1871b972aac70d2d99b56311e901dbd11f244c"/>
+    <w:bookmarkEnd w:id="88"/>
+    <w:bookmarkStart w:id="90" w:name="Xab23086715934bcc0f018ee599e230e9d872dae"/>
     <w:p>
       <w:pPr>
         <w:pStyle w:val="Bibliography"/>
       </w:pPr>
       <w:r>
-        <w:t xml:space="preserve">13.</w:t>
+        <w:t xml:space="preserve">18.</w:t>
       </w:r>
       <w:r>
         <w:t xml:space="preserve"> </w:t>
@@ -3917,33 +4218,7 @@
         <w:t xml:space="preserve">	</w:t>
       </w:r>
       <w:r>
-        <w:t xml:space="preserve">Steinegger, M. &amp; Söding, J.</w:t>
-      </w:r>
-      <w:r>
-        <w:t xml:space="preserve"> </w:t>
-      </w:r>
-      <w:hyperlink r:id="rId81">
-        <w:r>
-          <w:rPr>
-            <w:rStyle w:val="Hyperlink"/>
-          </w:rPr>
-          <w:t xml:space="preserve">MMseqs2</w:t>
-        </w:r>
-        <w:r>
-          <w:rPr>
-            <w:rStyle w:val="Hyperlink"/>
-          </w:rPr>
-          <w:t xml:space="preserve"> </w:t>
-        </w:r>
-        <w:r>
-          <w:rPr>
-            <w:rStyle w:val="Hyperlink"/>
-          </w:rPr>
-          <w:t xml:space="preserve">enables sensitive protein sequence searching for the analysis of massive data sets</w:t>
-        </w:r>
-      </w:hyperlink>
-      <w:r>
-        <w:t xml:space="preserve">.</w:t>
+        <w:t xml:space="preserve">Elnaggar, A.</w:t>
       </w:r>
       <w:r>
         <w:t xml:space="preserve"> </w:t>
@@ -3953,120 +4228,12 @@
           <w:i/>
           <w:iCs/>
         </w:rPr>
-        <w:t xml:space="preserve">Nature Biotechnology</w:t>
-      </w:r>
-      <w:r>
-        <w:t xml:space="preserve"> </w:t>
-      </w:r>
-      <w:r>
-        <w:rPr>
-          <w:b/>
-          <w:bCs/>
-        </w:rPr>
-        <w:t xml:space="preserve">35</w:t>
-      </w:r>
-      <w:r>
-        <w:t xml:space="preserve">, 1026–1028 (2017).</w:t>
-      </w:r>
-    </w:p>
-    <w:bookmarkEnd w:id="82"/>
-    <w:bookmarkStart w:id="84" w:name="ref-heinzingerBilingualLanguageModel2024"/>
-    <w:p>
-      <w:pPr>
-        <w:pStyle w:val="Bibliography"/>
-      </w:pPr>
-      <w:r>
-        <w:t xml:space="preserve">14.</w:t>
-      </w:r>
-      <w:r>
-        <w:t xml:space="preserve"> </w:t>
-      </w:r>
-      <w:r>
-        <w:t xml:space="preserve">	</w:t>
-      </w:r>
-      <w:r>
-        <w:t xml:space="preserve">Heinzinger, M.</w:t>
-      </w:r>
-      <w:r>
-        <w:t xml:space="preserve"> </w:t>
-      </w:r>
-      <w:r>
-        <w:rPr>
-          <w:i/>
-          <w:iCs/>
-        </w:rPr>
         <w:t xml:space="preserve">et al.</w:t>
       </w:r>
       <w:r>
         <w:t xml:space="preserve"> </w:t>
       </w:r>
-      <w:hyperlink r:id="rId83">
-        <w:r>
-          <w:rPr>
-            <w:rStyle w:val="Hyperlink"/>
-          </w:rPr>
-          <w:t xml:space="preserve">Bilingual language model for protein sequence and structure</w:t>
-        </w:r>
-      </w:hyperlink>
-      <w:r>
-        <w:t xml:space="preserve">.</w:t>
-      </w:r>
-      <w:r>
-        <w:t xml:space="preserve"> </w:t>
-      </w:r>
-      <w:r>
-        <w:rPr>
-          <w:i/>
-          <w:iCs/>
-        </w:rPr>
-        <w:t xml:space="preserve">NAR Genomics and Bioinformatics</w:t>
-      </w:r>
-      <w:r>
-        <w:t xml:space="preserve"> </w:t>
-      </w:r>
-      <w:r>
-        <w:rPr>
-          <w:b/>
-          <w:bCs/>
-        </w:rPr>
-        <w:t xml:space="preserve">6</w:t>
-      </w:r>
-      <w:r>
-        <w:t xml:space="preserve">, lqae150 (2024).</w:t>
-      </w:r>
-    </w:p>
-    <w:bookmarkEnd w:id="84"/>
-    <w:bookmarkStart w:id="86" w:name="Xab23086715934bcc0f018ee599e230e9d872dae"/>
-    <w:p>
-      <w:pPr>
-        <w:pStyle w:val="Bibliography"/>
-      </w:pPr>
-      <w:r>
-        <w:t xml:space="preserve">15.</w:t>
-      </w:r>
-      <w:r>
-        <w:t xml:space="preserve"> </w:t>
-      </w:r>
-      <w:r>
-        <w:t xml:space="preserve">	</w:t>
-      </w:r>
-      <w:r>
-        <w:t xml:space="preserve">Elnaggar, A.</w:t>
-      </w:r>
-      <w:r>
-        <w:t xml:space="preserve"> </w:t>
-      </w:r>
-      <w:r>
-        <w:rPr>
-          <w:i/>
-          <w:iCs/>
-        </w:rPr>
-        <w:t xml:space="preserve">et al.</w:t>
-      </w:r>
-      <w:r>
-        <w:t xml:space="preserve"> </w:t>
-      </w:r>
-      <w:hyperlink r:id="rId85">
+      <w:hyperlink r:id="rId89">
         <w:r>
           <w:rPr>
             <w:rStyle w:val="Hyperlink"/>
@@ -4167,14 +4334,14 @@
         <w:t xml:space="preserve">, 7112–7127 (2022).</w:t>
       </w:r>
     </w:p>
-    <w:bookmarkEnd w:id="86"/>
-    <w:bookmarkStart w:id="88" w:name="X5f1b8907d6a3bec1b0fabfc5f84c6d1da0a2a36"/>
+    <w:bookmarkEnd w:id="90"/>
+    <w:bookmarkStart w:id="92" w:name="X5f1b8907d6a3bec1b0fabfc5f84c6d1da0a2a36"/>
     <w:p>
       <w:pPr>
         <w:pStyle w:val="Bibliography"/>
       </w:pPr>
       <w:r>
-        <w:t xml:space="preserve">16.</w:t>
+        <w:t xml:space="preserve">19.</w:t>
       </w:r>
       <w:r>
         <w:t xml:space="preserve"> </w:t>
@@ -4198,7 +4365,7 @@
       <w:r>
         <w:t xml:space="preserve"> </w:t>
       </w:r>
-      <w:hyperlink r:id="rId87">
+      <w:hyperlink r:id="rId91">
         <w:r>
           <w:rPr>
             <w:rStyle w:val="Hyperlink"/>
@@ -4233,14 +4400,14 @@
         <w:t xml:space="preserve">, 1123–1130 (2023).</w:t>
       </w:r>
     </w:p>
-    <w:bookmarkEnd w:id="88"/>
-    <w:bookmarkStart w:id="90" w:name="ref-mirditaColabFoldMakingProtein2022"/>
+    <w:bookmarkEnd w:id="92"/>
+    <w:bookmarkStart w:id="94" w:name="ref-mirditaColabFoldMakingProtein2022"/>
     <w:p>
       <w:pPr>
         <w:pStyle w:val="Bibliography"/>
       </w:pPr>
       <w:r>
-        <w:t xml:space="preserve">17.</w:t>
+        <w:t xml:space="preserve">20.</w:t>
       </w:r>
       <w:r>
         <w:t xml:space="preserve"> </w:t>
@@ -4264,7 +4431,7 @@
       <w:r>
         <w:t xml:space="preserve"> </w:t>
       </w:r>
-      <w:hyperlink r:id="rId89">
+      <w:hyperlink r:id="rId93">
         <w:r>
           <w:rPr>
             <w:rStyle w:val="Hyperlink"/>
@@ -4305,14 +4472,14 @@
         <w:t xml:space="preserve">, 679–682 (2022).</w:t>
       </w:r>
     </w:p>
-    <w:bookmarkEnd w:id="90"/>
-    <w:bookmarkStart w:id="92" w:name="X970de467fd5d06c167b475b1295fef72fd3ada6"/>
+    <w:bookmarkEnd w:id="94"/>
+    <w:bookmarkStart w:id="96" w:name="X970de467fd5d06c167b475b1295fef72fd3ada6"/>
     <w:p>
       <w:pPr>
         <w:pStyle w:val="Bibliography"/>
       </w:pPr>
       <w:r>
-        <w:t xml:space="preserve">18.</w:t>
+        <w:t xml:space="preserve">21.</w:t>
       </w:r>
       <w:r>
         <w:t xml:space="preserve"> </w:t>
@@ -4336,7 +4503,7 @@
       <w:r>
         <w:t xml:space="preserve"> </w:t>
       </w:r>
-      <w:hyperlink r:id="rId91">
+      <w:hyperlink r:id="rId95">
         <w:r>
           <w:rPr>
             <w:rStyle w:val="Hyperlink"/>
@@ -4395,15 +4562,15 @@
         <w:t xml:space="preserve">, e03200–24 (2024).</w:t>
       </w:r>
     </w:p>
-    <w:bookmarkEnd w:id="92"/>
-    <w:bookmarkEnd w:id="93"/>
+    <w:bookmarkEnd w:id="96"/>
+    <w:bookmarkEnd w:id="97"/>
     <w:p>
       <w:r>
         <w:br w:type="page"/>
       </w:r>
     </w:p>
-    <w:bookmarkEnd w:id="94"/>
-    <w:bookmarkStart w:id="113" w:name="supplementary-figures"/>
+    <w:bookmarkEnd w:id="98"/>
+    <w:bookmarkStart w:id="117" w:name="supplementary-figures"/>
     <w:p>
       <w:pPr>
         <w:pStyle w:val="Heading1"/>
@@ -4425,7 +4592,7 @@
       <w:tr>
         <w:tc>
           <w:tcPr/>
-          <w:bookmarkStart w:id="98" w:name="suppfig-kingdom"/>
+          <w:bookmarkStart w:id="102" w:name="suppfig-kingdom"/>
           <w:p>
             <w:pPr>
               <w:pStyle w:val="Compact"/>
@@ -4436,18 +4603,18 @@
                 <wp:inline>
                   <wp:extent cx="3657600" cy="2743200"/>
                   <wp:effectExtent b="0" l="0" r="0" t="0"/>
-                  <wp:docPr descr="" title="" id="96" name="Picture"/>
+                  <wp:docPr descr="" title="" id="100" name="Picture"/>
                   <a:graphic>
                     <a:graphicData uri="http://schemas.openxmlformats.org/drawingml/2006/picture">
                       <pic:pic>
                         <pic:nvPicPr>
-                          <pic:cNvPr descr="../figures/data_info/kingdom_distribution.pdf" id="97" name="Picture"/>
+                          <pic:cNvPr descr="../figures/data_info/kingdom_distribution.pdf" id="101" name="Picture"/>
                           <pic:cNvPicPr>
                             <a:picLocks noChangeArrowheads="1" noChangeAspect="1"/>
                           </pic:cNvPicPr>
                         </pic:nvPicPr>
                         <pic:blipFill>
-                          <a:blip r:embed="rId95"/>
+                          <a:blip r:embed="rId99"/>
                           <a:stretch>
                             <a:fillRect/>
                           </a:stretch>
@@ -4487,7 +4654,7 @@
               <w:t xml:space="preserve">Supplemental Figure 1: The distribution of the number of genomes from the different viral Kingdoms in the test set.</w:t>
             </w:r>
           </w:p>
-          <w:bookmarkEnd w:id="98"/>
+          <w:bookmarkEnd w:id="102"/>
         </w:tc>
       </w:tr>
     </w:tbl>
@@ -4512,7 +4679,7 @@
       <w:tr>
         <w:tc>
           <w:tcPr/>
-          <w:bookmarkStart w:id="102" w:name="suppfig-query-vs-evalue"/>
+          <w:bookmarkStart w:id="106" w:name="suppfig-query-vs-evalue"/>
           <w:p>
             <w:pPr>
               <w:pStyle w:val="Compact"/>
@@ -4523,18 +4690,18 @@
                 <wp:inline>
                   <wp:extent cx="5486400" cy="3657600"/>
                   <wp:effectExtent b="0" l="0" r="0" t="0"/>
-                  <wp:docPr descr="" title="" id="100" name="Picture"/>
+                  <wp:docPr descr="" title="" id="104" name="Picture"/>
                   <a:graphic>
                     <a:graphicData uri="http://schemas.openxmlformats.org/drawingml/2006/picture">
                       <pic:pic>
                         <pic:nvPicPr>
-                          <pic:cNvPr descr="../figures/search_results/unique_queries_vs_evalue.pdf" id="101" name="Picture"/>
+                          <pic:cNvPr descr="../figures/search_results/unique_queries_vs_evalue.pdf" id="105" name="Picture"/>
                           <pic:cNvPicPr>
                             <a:picLocks noChangeArrowheads="1" noChangeAspect="1"/>
                           </pic:cNvPicPr>
                         </pic:nvPicPr>
                         <pic:blipFill>
-                          <a:blip r:embed="rId99"/>
+                          <a:blip r:embed="rId103"/>
                           <a:stretch>
                             <a:fillRect/>
                           </a:stretch>
@@ -4574,7 +4741,7 @@
               <w:t xml:space="preserve">Supplemental Figure 2: The number of test proteins with at least 1 hit for each method across different E-value thresholds.</w:t>
             </w:r>
           </w:p>
-          <w:bookmarkEnd w:id="102"/>
+          <w:bookmarkEnd w:id="106"/>
         </w:tc>
       </w:tr>
     </w:tbl>
@@ -4599,7 +4766,7 @@
       <w:tr>
         <w:tc>
           <w:tcPr/>
-          <w:bookmarkStart w:id="106" w:name="suppfig-pairwise-method"/>
+          <w:bookmarkStart w:id="110" w:name="suppfig-pairwise-method"/>
           <w:p>
             <w:pPr>
               <w:pStyle w:val="Compact"/>
@@ -4610,18 +4777,18 @@
                 <wp:inline>
                   <wp:extent cx="5943600" cy="1981200"/>
                   <wp:effectExtent b="0" l="0" r="0" t="0"/>
-                  <wp:docPr descr="" title="" id="104" name="Picture"/>
+                  <wp:docPr descr="" title="" id="108" name="Picture"/>
                   <a:graphic>
                     <a:graphicData uri="http://schemas.openxmlformats.org/drawingml/2006/picture">
                       <pic:pic>
                         <pic:nvPicPr>
-                          <pic:cNvPr descr="../figures/search_results/hit_overlap_methods.pdf" id="105" name="Picture"/>
+                          <pic:cNvPr descr="../figures/search_results/hit_overlap_methods.pdf" id="109" name="Picture"/>
                           <pic:cNvPicPr>
                             <a:picLocks noChangeArrowheads="1" noChangeAspect="1"/>
                           </pic:cNvPicPr>
                         </pic:nvPicPr>
                         <pic:blipFill>
-                          <a:blip r:embed="rId103"/>
+                          <a:blip r:embed="rId107"/>
                           <a:stretch>
                             <a:fillRect/>
                           </a:stretch>
@@ -4661,7 +4828,7 @@
               <w:t xml:space="preserve">Supplemental Figure 3: Pairwise comparisons of shared hits between search methods for (A) the best 25 hits, (B) the best 25 hits after filtering on E-value (E &lt; 1e-03), and (C) the top hits for each query.</w:t>
             </w:r>
           </w:p>
-          <w:bookmarkEnd w:id="106"/>
+          <w:bookmarkEnd w:id="110"/>
         </w:tc>
       </w:tr>
     </w:tbl>
@@ -4686,7 +4853,7 @@
       <w:tr>
         <w:tc>
           <w:tcPr/>
-          <w:bookmarkStart w:id="110" w:name="suppfig-time-increase"/>
+          <w:bookmarkStart w:id="114" w:name="suppfig-time-increase"/>
           <w:p>
             <w:pPr>
               <w:pStyle w:val="Compact"/>
@@ -4697,18 +4864,18 @@
                 <wp:inline>
                   <wp:extent cx="3238500" cy="3238500"/>
                   <wp:effectExtent b="0" l="0" r="0" t="0"/>
-                  <wp:docPr descr="" title="" id="108" name="Picture"/>
+                  <wp:docPr descr="" title="" id="112" name="Picture"/>
                   <a:graphic>
                     <a:graphicData uri="http://schemas.openxmlformats.org/drawingml/2006/picture">
                       <pic:pic>
                         <pic:nvPicPr>
-                          <pic:cNvPr descr="../figures/computational_benchmark/time_fold_increase.pdf" id="109" name="Picture"/>
+                          <pic:cNvPr descr="../figures/computational_benchmark/time_fold_increase.pdf" id="113" name="Picture"/>
                           <pic:cNvPicPr>
                             <a:picLocks noChangeArrowheads="1" noChangeAspect="1"/>
                           </pic:cNvPicPr>
                         </pic:nvPicPr>
                         <pic:blipFill>
-                          <a:blip r:embed="rId107"/>
+                          <a:blip r:embed="rId111"/>
                           <a:stretch>
                             <a:fillRect/>
                           </a:stretch>
@@ -4748,7 +4915,7 @@
               <w:t xml:space="preserve">Supplemental Figure 4: Workflow runtime increase compared to the fastest workflow (MMseqs2).</w:t>
             </w:r>
           </w:p>
-          <w:bookmarkEnd w:id="110"/>
+          <w:bookmarkEnd w:id="114"/>
         </w:tc>
       </w:tr>
     </w:tbl>
@@ -4762,7 +4929,7 @@
         <w:sectPr/>
       </w:pPr>
     </w:p>
-    <w:bookmarkStart w:id="112" w:name="supplementary-tables"/>
+    <w:bookmarkStart w:id="116" w:name="supplementary-tables"/>
     <w:p>
       <w:pPr>
         <w:pStyle w:val="Heading1"/>
@@ -4784,7 +4951,7 @@
       <w:tr>
         <w:tc>
           <w:tcPr/>
-          <w:bookmarkStart w:id="111" w:name="tbl-supp-functional-categories"/>
+          <w:bookmarkStart w:id="115" w:name="tbl-supp-functional-categories"/>
           <w:p>
             <w:pPr>
               <w:jc w:val="center"/>
@@ -7137,7 +7304,7 @@
               </w:tc>
             </w:tr>
           </w:tbl>
-          <w:bookmarkEnd w:id="111"/>
+          <w:bookmarkEnd w:id="115"/>
           <w:p/>
         </w:tc>
       </w:tr>
@@ -7149,8 +7316,8 @@
         </w:sectPr>
       </w:pPr>
     </w:p>
-    <w:bookmarkEnd w:id="112"/>
-    <w:bookmarkEnd w:id="113"/>
+    <w:bookmarkEnd w:id="116"/>
+    <w:bookmarkEnd w:id="117"/>
     <w:sectPr>
       <w:footnotePr>
         <w:numRestart w:val="eachSect"/>
@@ -7471,158 +7638,6 @@
       </w:rPr>
     </w:lvl>
   </w:abstractNum>
-  <w:abstractNum w:abstractNumId="992">
-    <w:nsid w:val="0000A992"/>
-    <w:multiLevelType w:val="multilevel"/>
-    <w:lvl w:ilvl="0">
-      <w:numFmt w:val="bullet"/>
-      <w:lvlText w:val="☐"/>
-      <w:lvlJc w:val="left"/>
-      <w:pPr>
-        <w:ind w:left="720" w:hanging="360"/>
-      </w:pPr>
-    </w:lvl>
-    <w:lvl w:ilvl="1">
-      <w:numFmt w:val="bullet"/>
-      <w:lvlText w:val="☐"/>
-      <w:lvlJc w:val="left"/>
-      <w:pPr>
-        <w:ind w:left="1440" w:hanging="360"/>
-      </w:pPr>
-    </w:lvl>
-    <w:lvl w:ilvl="2">
-      <w:numFmt w:val="bullet"/>
-      <w:lvlText w:val="☐"/>
-      <w:lvlJc w:val="left"/>
-      <w:pPr>
-        <w:ind w:left="2160" w:hanging="360"/>
-      </w:pPr>
-    </w:lvl>
-    <w:lvl w:ilvl="3">
-      <w:numFmt w:val="bullet"/>
-      <w:lvlText w:val="☐"/>
-      <w:lvlJc w:val="left"/>
-      <w:pPr>
-        <w:ind w:left="2880" w:hanging="360"/>
-      </w:pPr>
-    </w:lvl>
-    <w:lvl w:ilvl="4">
-      <w:numFmt w:val="bullet"/>
-      <w:lvlText w:val="☐"/>
-      <w:lvlJc w:val="left"/>
-      <w:pPr>
-        <w:ind w:left="3600" w:hanging="360"/>
-      </w:pPr>
-    </w:lvl>
-    <w:lvl w:ilvl="5">
-      <w:numFmt w:val="bullet"/>
-      <w:lvlText w:val="☐"/>
-      <w:lvlJc w:val="left"/>
-      <w:pPr>
-        <w:ind w:left="4320" w:hanging="360"/>
-      </w:pPr>
-    </w:lvl>
-    <w:lvl w:ilvl="6">
-      <w:numFmt w:val="bullet"/>
-      <w:lvlText w:val="☐"/>
-      <w:lvlJc w:val="left"/>
-      <w:pPr>
-        <w:ind w:left="5040" w:hanging="360"/>
-      </w:pPr>
-    </w:lvl>
-    <w:lvl w:ilvl="7">
-      <w:numFmt w:val="bullet"/>
-      <w:lvlText w:val="☐"/>
-      <w:lvlJc w:val="left"/>
-      <w:pPr>
-        <w:ind w:left="5760" w:hanging="360"/>
-      </w:pPr>
-    </w:lvl>
-    <w:lvl w:ilvl="8">
-      <w:numFmt w:val="bullet"/>
-      <w:lvlText w:val="☐"/>
-      <w:lvlJc w:val="left"/>
-      <w:pPr>
-        <w:ind w:left="6480" w:hanging="360"/>
-      </w:pPr>
-    </w:lvl>
-  </w:abstractNum>
-  <w:abstractNum w:abstractNumId="993">
-    <w:nsid w:val="0000A993"/>
-    <w:multiLevelType w:val="multilevel"/>
-    <w:lvl w:ilvl="0">
-      <w:numFmt w:val="bullet"/>
-      <w:lvlText w:val="☒"/>
-      <w:lvlJc w:val="left"/>
-      <w:pPr>
-        <w:ind w:left="720" w:hanging="360"/>
-      </w:pPr>
-    </w:lvl>
-    <w:lvl w:ilvl="1">
-      <w:numFmt w:val="bullet"/>
-      <w:lvlText w:val="☒"/>
-      <w:lvlJc w:val="left"/>
-      <w:pPr>
-        <w:ind w:left="1440" w:hanging="360"/>
-      </w:pPr>
-    </w:lvl>
-    <w:lvl w:ilvl="2">
-      <w:numFmt w:val="bullet"/>
-      <w:lvlText w:val="☒"/>
-      <w:lvlJc w:val="left"/>
-      <w:pPr>
-        <w:ind w:left="2160" w:hanging="360"/>
-      </w:pPr>
-    </w:lvl>
-    <w:lvl w:ilvl="3">
-      <w:numFmt w:val="bullet"/>
-      <w:lvlText w:val="☒"/>
-      <w:lvlJc w:val="left"/>
-      <w:pPr>
-        <w:ind w:left="2880" w:hanging="360"/>
-      </w:pPr>
-    </w:lvl>
-    <w:lvl w:ilvl="4">
-      <w:numFmt w:val="bullet"/>
-      <w:lvlText w:val="☒"/>
-      <w:lvlJc w:val="left"/>
-      <w:pPr>
-        <w:ind w:left="3600" w:hanging="360"/>
-      </w:pPr>
-    </w:lvl>
-    <w:lvl w:ilvl="5">
-      <w:numFmt w:val="bullet"/>
-      <w:lvlText w:val="☒"/>
-      <w:lvlJc w:val="left"/>
-      <w:pPr>
-        <w:ind w:left="4320" w:hanging="360"/>
-      </w:pPr>
-    </w:lvl>
-    <w:lvl w:ilvl="6">
-      <w:numFmt w:val="bullet"/>
-      <w:lvlText w:val="☒"/>
-      <w:lvlJc w:val="left"/>
-      <w:pPr>
-        <w:ind w:left="5040" w:hanging="360"/>
-      </w:pPr>
-    </w:lvl>
-    <w:lvl w:ilvl="7">
-      <w:numFmt w:val="bullet"/>
-      <w:lvlText w:val="☒"/>
-      <w:lvlJc w:val="left"/>
-      <w:pPr>
-        <w:ind w:left="5760" w:hanging="360"/>
-      </w:pPr>
-    </w:lvl>
-    <w:lvl w:ilvl="8">
-      <w:numFmt w:val="bullet"/>
-      <w:lvlText w:val="☒"/>
-      <w:lvlJc w:val="left"/>
-      <w:pPr>
-        <w:ind w:left="6480" w:hanging="360"/>
-      </w:pPr>
-    </w:lvl>
-  </w:abstractNum>
   <w:num w16cid:durableId="1189947306" w:numId="1">
     <w:abstractNumId w:val="0"/>
   </w:num>
@@ -7633,18 +7648,6 @@
     <w:abstractNumId w:val="991"/>
   </w:num>
   <w:num w:numId="1002">
-    <w:abstractNumId w:val="992"/>
-  </w:num>
-  <w:num w:numId="1003">
-    <w:abstractNumId w:val="992"/>
-  </w:num>
-  <w:num w:numId="1004">
-    <w:abstractNumId w:val="993"/>
-  </w:num>
-  <w:num w:numId="1005">
-    <w:abstractNumId w:val="991"/>
-  </w:num>
-  <w:num w:numId="1006">
     <w:abstractNumId w:val="991"/>
   </w:num>
 </w:numbering>

--- a/manuscript/_manuscript/manuscript.docx
+++ b/manuscript/_manuscript/manuscript.docx
@@ -1083,14 +1083,13 @@
               <w:tblLook w:firstRow="1" w:lastRow="0" w:firstColumn="0" w:lastColumn="0" w:noHBand="0" w:noVBand="0" w:val="0020"/>
             </w:tblPr>
             <w:tblGrid>
-              <w:gridCol w:w="743"/>
-              <w:gridCol w:w="875"/>
-              <w:gridCol w:w="787"/>
-              <w:gridCol w:w="918"/>
-              <w:gridCol w:w="1006"/>
-              <w:gridCol w:w="1050"/>
-              <w:gridCol w:w="1225"/>
-              <w:gridCol w:w="1312"/>
+              <w:gridCol w:w="826"/>
+              <w:gridCol w:w="971"/>
+              <w:gridCol w:w="1020"/>
+              <w:gridCol w:w="1117"/>
+              <w:gridCol w:w="1166"/>
+              <w:gridCol w:w="1360"/>
+              <w:gridCol w:w="1457"/>
             </w:tblGrid>
             <w:tr>
               <w:trPr>
@@ -1134,22 +1133,6 @@
                     <w:jc w:val="center"/>
                   </w:pPr>
                   <w:r>
-                    <w:t xml:space="preserve">Complete</w:t>
-                  </w:r>
-                  <w:r>
-                    <w:t xml:space="preserve">match</w:t>
-                  </w:r>
-                </w:p>
-              </w:tc>
-              <w:tc>
-                <w:tcPr/>
-                <w:p>
-                  <w:pPr>
-                    <w:pStyle w:val="Compact"/>
-                    <w:jc w:val="right"/>
-                    <w:jc w:val="center"/>
-                  </w:pPr>
-                  <w:r>
                     <w:t xml:space="preserve">Informative</w:t>
                   </w:r>
                   <w:r>
@@ -1258,7 +1241,7 @@
                     <w:jc w:val="center"/>
                   </w:pPr>
                   <w:r>
-                    <w:t xml:space="preserve">8352</w:t>
+                    <w:t xml:space="preserve">2331</w:t>
                   </w:r>
                 </w:p>
               </w:tc>
@@ -1271,7 +1254,7 @@
                     <w:jc w:val="center"/>
                   </w:pPr>
                   <w:r>
-                    <w:t xml:space="preserve">2331</w:t>
+                    <w:t xml:space="preserve">7003</w:t>
                   </w:r>
                 </w:p>
               </w:tc>
@@ -1284,20 +1267,7 @@
                     <w:jc w:val="center"/>
                   </w:pPr>
                   <w:r>
-                    <w:t xml:space="preserve">6021</w:t>
-                  </w:r>
-                </w:p>
-              </w:tc>
-              <w:tc>
-                <w:tcPr/>
-                <w:p>
-                  <w:pPr>
-                    <w:pStyle w:val="Compact"/>
-                    <w:jc w:val="right"/>
-                    <w:jc w:val="center"/>
-                  </w:pPr>
-                  <w:r>
-                    <w:t xml:space="preserve">1216</w:t>
+                    <w:t xml:space="preserve">234</w:t>
                   </w:r>
                 </w:p>
               </w:tc>
@@ -1364,7 +1334,7 @@
                     <w:jc w:val="center"/>
                   </w:pPr>
                   <w:r>
-                    <w:t xml:space="preserve">8300</w:t>
+                    <w:t xml:space="preserve">2332</w:t>
                   </w:r>
                 </w:p>
               </w:tc>
@@ -1377,7 +1347,7 @@
                     <w:jc w:val="center"/>
                   </w:pPr>
                   <w:r>
-                    <w:t xml:space="preserve">2332</w:t>
+                    <w:t xml:space="preserve">6938</w:t>
                   </w:r>
                 </w:p>
               </w:tc>
@@ -1390,20 +1360,7 @@
                     <w:jc w:val="center"/>
                   </w:pPr>
                   <w:r>
-                    <w:t xml:space="preserve">5968</w:t>
-                  </w:r>
-                </w:p>
-              </w:tc>
-              <w:tc>
-                <w:tcPr/>
-                <w:p>
-                  <w:pPr>
-                    <w:pStyle w:val="Compact"/>
-                    <w:jc w:val="right"/>
-                    <w:jc w:val="center"/>
-                  </w:pPr>
-                  <w:r>
-                    <w:t xml:space="preserve">1206</w:t>
+                    <w:t xml:space="preserve">236</w:t>
                   </w:r>
                 </w:p>
               </w:tc>
@@ -1470,7 +1427,7 @@
                     <w:jc w:val="center"/>
                   </w:pPr>
                   <w:r>
-                    <w:t xml:space="preserve">8314</w:t>
+                    <w:t xml:space="preserve">2335</w:t>
                   </w:r>
                 </w:p>
               </w:tc>
@@ -1483,7 +1440,7 @@
                     <w:jc w:val="center"/>
                   </w:pPr>
                   <w:r>
-                    <w:t xml:space="preserve">2335</w:t>
+                    <w:t xml:space="preserve">6954</w:t>
                   </w:r>
                 </w:p>
               </w:tc>
@@ -1496,20 +1453,7 @@
                     <w:jc w:val="center"/>
                   </w:pPr>
                   <w:r>
-                    <w:t xml:space="preserve">5979</w:t>
-                  </w:r>
-                </w:p>
-              </w:tc>
-              <w:tc>
-                <w:tcPr/>
-                <w:p>
-                  <w:pPr>
-                    <w:pStyle w:val="Compact"/>
-                    <w:jc w:val="right"/>
-                    <w:jc w:val="center"/>
-                  </w:pPr>
-                  <w:r>
-                    <w:t xml:space="preserve">1213</w:t>
+                    <w:t xml:space="preserve">238</w:t>
                   </w:r>
                 </w:p>
               </w:tc>
@@ -1576,7 +1520,7 @@
                     <w:jc w:val="center"/>
                   </w:pPr>
                   <w:r>
-                    <w:t xml:space="preserve">4923</w:t>
+                    <w:t xml:space="preserve">1810</w:t>
                   </w:r>
                 </w:p>
               </w:tc>
@@ -1589,7 +1533,7 @@
                     <w:jc w:val="center"/>
                   </w:pPr>
                   <w:r>
-                    <w:t xml:space="preserve">1810</w:t>
+                    <w:t xml:space="preserve">3728</w:t>
                   </w:r>
                 </w:p>
               </w:tc>
@@ -1602,20 +1546,7 @@
                     <w:jc w:val="center"/>
                   </w:pPr>
                   <w:r>
-                    <w:t xml:space="preserve">3113</w:t>
-                  </w:r>
-                </w:p>
-              </w:tc>
-              <w:tc>
-                <w:tcPr/>
-                <w:p>
-                  <w:pPr>
-                    <w:pStyle w:val="Compact"/>
-                    <w:jc w:val="right"/>
-                    <w:jc w:val="center"/>
-                  </w:pPr>
-                  <w:r>
-                    <w:t xml:space="preserve">916</w:t>
+                    <w:t xml:space="preserve">301</w:t>
                   </w:r>
                 </w:p>
               </w:tc>
@@ -1682,7 +1613,7 @@
                     <w:jc w:val="center"/>
                   </w:pPr>
                   <w:r>
-                    <w:t xml:space="preserve">5703</w:t>
+                    <w:t xml:space="preserve">1881</w:t>
                   </w:r>
                 </w:p>
               </w:tc>
@@ -1695,7 +1626,7 @@
                     <w:jc w:val="center"/>
                   </w:pPr>
                   <w:r>
-                    <w:t xml:space="preserve">1881</w:t>
+                    <w:t xml:space="preserve">6025</w:t>
                   </w:r>
                 </w:p>
               </w:tc>
@@ -1708,20 +1639,7 @@
                     <w:jc w:val="center"/>
                   </w:pPr>
                   <w:r>
-                    <w:t xml:space="preserve">3822</w:t>
-                  </w:r>
-                </w:p>
-              </w:tc>
-              <w:tc>
-                <w:tcPr/>
-                <w:p>
-                  <w:pPr>
-                    <w:pStyle w:val="Compact"/>
-                    <w:jc w:val="right"/>
-                    <w:jc w:val="center"/>
-                  </w:pPr>
-                  <w:r>
-                    <w:t xml:space="preserve">2725</w:t>
+                    <w:t xml:space="preserve">522</w:t>
                   </w:r>
                 </w:p>
               </w:tc>
@@ -1788,7 +1706,7 @@
                     <w:jc w:val="center"/>
                   </w:pPr>
                   <w:r>
-                    <w:t xml:space="preserve">6112</w:t>
+                    <w:t xml:space="preserve">2176</w:t>
                   </w:r>
                 </w:p>
               </w:tc>
@@ -1801,7 +1719,7 @@
                     <w:jc w:val="center"/>
                   </w:pPr>
                   <w:r>
-                    <w:t xml:space="preserve">2176</w:t>
+                    <w:t xml:space="preserve">4682</w:t>
                   </w:r>
                 </w:p>
               </w:tc>
@@ -1814,20 +1732,7 @@
                     <w:jc w:val="center"/>
                   </w:pPr>
                   <w:r>
-                    <w:t xml:space="preserve">3936</w:t>
-                  </w:r>
-                </w:p>
-              </w:tc>
-              <w:tc>
-                <w:tcPr/>
-                <w:p>
-                  <w:pPr>
-                    <w:pStyle w:val="Compact"/>
-                    <w:jc w:val="right"/>
-                    <w:jc w:val="center"/>
-                  </w:pPr>
-                  <w:r>
-                    <w:t xml:space="preserve">1054</w:t>
+                    <w:t xml:space="preserve">308</w:t>
                   </w:r>
                 </w:p>
               </w:tc>
@@ -1894,7 +1799,7 @@
                     <w:jc w:val="center"/>
                   </w:pPr>
                   <w:r>
-                    <w:t xml:space="preserve">5119</w:t>
+                    <w:t xml:space="preserve">1996</w:t>
                   </w:r>
                 </w:p>
               </w:tc>
@@ -1907,7 +1812,7 @@
                     <w:jc w:val="center"/>
                   </w:pPr>
                   <w:r>
-                    <w:t xml:space="preserve">1996</w:t>
+                    <w:t xml:space="preserve">3630</w:t>
                   </w:r>
                 </w:p>
               </w:tc>
@@ -1920,20 +1825,7 @@
                     <w:jc w:val="center"/>
                   </w:pPr>
                   <w:r>
-                    <w:t xml:space="preserve">3123</w:t>
-                  </w:r>
-                </w:p>
-              </w:tc>
-              <w:tc>
-                <w:tcPr/>
-                <w:p>
-                  <w:pPr>
-                    <w:pStyle w:val="Compact"/>
-                    <w:jc w:val="right"/>
-                    <w:jc w:val="center"/>
-                  </w:pPr>
-                  <w:r>
-                    <w:t xml:space="preserve">723</w:t>
+                    <w:t xml:space="preserve">216</w:t>
                   </w:r>
                 </w:p>
               </w:tc>

--- a/manuscript/_manuscript/manuscript.docx
+++ b/manuscript/_manuscript/manuscript.docx
@@ -917,6 +917,18 @@
       </w:hyperlink>
       <w:r>
         <w:t xml:space="preserve">). However, this method retrieved less test proteins with hits against the BFVD.</w:t>
+      </w:r>
+    </w:p>
+    <w:p>
+      <w:pPr>
+        <w:pStyle w:val="Compact"/>
+        <w:numPr>
+          <w:ilvl w:val="0"/>
+          <w:numId w:val="1001"/>
+        </w:numPr>
+      </w:pPr>
+      <w:r>
+        <w:t xml:space="preserve">add the number of original informative proteins</w:t>
       </w:r>
     </w:p>
     <w:p>

--- a/manuscript/_manuscript/manuscript.docx
+++ b/manuscript/_manuscript/manuscript.docx
@@ -25,6 +25,15 @@
       </w:r>
       <w:r>
         <w:t xml:space="preserve">, Uri Neri</w:t>
+      </w:r>
+      <w:r>
+        <w:rPr>
+          <w:vertAlign w:val="superscript"/>
+        </w:rPr>
+        <w:t xml:space="preserve">2</w:t>
+      </w:r>
+      <w:r>
+        <w:t xml:space="preserve">, Susie Grigson</w:t>
       </w:r>
       <w:r>
         <w:rPr>
@@ -272,7 +281,7 @@
           <w:i/>
           <w:iCs/>
         </w:rPr>
-        <w:t xml:space="preserve">et al</w:t>
+        <w:t xml:space="preserve">et al.</w:t>
       </w:r>
       <w:r>
         <w:t xml:space="preserve"> </w:t>
@@ -337,13 +346,13 @@
       </w:r>
     </w:p>
     <w:bookmarkEnd w:id="10"/>
-    <w:bookmarkStart w:id="32" w:name="results-discussion"/>
+    <w:bookmarkStart w:id="32" w:name="results"/>
     <w:p>
       <w:pPr>
         <w:pStyle w:val="Heading1"/>
       </w:pPr>
       <w:r>
-        <w:t xml:space="preserve">Results &amp; Discussion</w:t>
+        <w:t xml:space="preserve">Results</w:t>
       </w:r>
     </w:p>
     <w:bookmarkStart w:id="15" w:name="dataset-overview"/>
@@ -2095,13 +2104,13 @@
     </w:tbl>
     <w:bookmarkEnd w:id="31"/>
     <w:bookmarkEnd w:id="32"/>
-    <w:bookmarkStart w:id="33" w:name="conclusion"/>
+    <w:bookmarkStart w:id="33" w:name="discussion"/>
     <w:p>
       <w:pPr>
         <w:pStyle w:val="Heading1"/>
       </w:pPr>
       <w:r>
-        <w:t xml:space="preserve">Conclusion</w:t>
+        <w:t xml:space="preserve">Discussion</w:t>
       </w:r>
     </w:p>
     <w:p>
@@ -2175,7 +2184,7 @@
         </w:numPr>
       </w:pPr>
       <w:r>
-        <w:t xml:space="preserve">add note on latest papers showing decreased performance of pLMs for viruses (eg. mutation scanning)</w:t>
+        <w:t xml:space="preserve">lack of virus representation in training data is a hurdle for the pLMs</w:t>
       </w:r>
     </w:p>
     <w:p>
@@ -2187,7 +2196,39 @@
         </w:numPr>
       </w:pPr>
       <w:r>
+        <w:t xml:space="preserve">add note on latest papers showing decreased performance of pLMs for viruses (eg. mutation scanning)</w:t>
+      </w:r>
+    </w:p>
+    <w:p>
+      <w:pPr>
+        <w:pStyle w:val="Compact"/>
+        <w:numPr>
+          <w:ilvl w:val="0"/>
+          <w:numId w:val="1002"/>
+        </w:numPr>
+      </w:pPr>
+      <w:r>
         <w:t xml:space="preserve">considerably higher runtime for little reward</w:t>
+      </w:r>
+    </w:p>
+    <w:p>
+      <w:pPr>
+        <w:pStyle w:val="FirstParagraph"/>
+      </w:pPr>
+      <w:r>
+        <w:t xml:space="preserve">Limitations:</w:t>
+      </w:r>
+      <w:r>
+        <w:t xml:space="preserve"> </w:t>
+      </w:r>
+      <w:r>
+        <w:t xml:space="preserve">- polyproteins: cutting in pieces, not real function (collection of proteins with different functions)</w:t>
+      </w:r>
+      <w:r>
+        <w:t xml:space="preserve"> </w:t>
+      </w:r>
+      <w:r>
+        <w:t xml:space="preserve">- classification (eg. nsp5), proteins same name different function -&gt; finetune LLM on scientific papers</w:t>
       </w:r>
     </w:p>
     <w:bookmarkEnd w:id="33"/>
@@ -4517,7 +4558,7 @@
       </w:r>
     </w:p>
     <w:bookmarkEnd w:id="97"/>
-    <w:bookmarkStart w:id="116" w:name="supplementary-figures"/>
+    <w:bookmarkStart w:id="120" w:name="supplementary-figures"/>
     <w:p>
       <w:pPr>
         <w:pStyle w:val="Heading1"/>
@@ -4866,25 +4907,7 @@
         </w:tc>
       </w:tr>
     </w:tbl>
-    <w:p>
-      <w:r>
-        <w:br w:type="page"/>
-      </w:r>
-    </w:p>
-    <w:p>
-      <w:pPr>
-        <w:sectPr/>
-      </w:pPr>
-    </w:p>
-    <w:bookmarkStart w:id="115" w:name="supplementary-tables"/>
-    <w:p>
-      <w:pPr>
-        <w:pStyle w:val="Heading1"/>
-      </w:pPr>
-      <w:r>
-        <w:t xml:space="preserve">Supplementary Tables</w:t>
-      </w:r>
-    </w:p>
+    <w:p/>
     <w:tbl>
       <w:tblPr>
         <w:tblStyle w:val="Table"/>
@@ -4898,7 +4921,114 @@
       <w:tr>
         <w:tc>
           <w:tcPr/>
-          <w:bookmarkStart w:id="114" w:name="tbl-supp-functional-categories"/>
+          <w:bookmarkStart w:id="117" w:name="suppfig-method-diagram"/>
+          <w:p>
+            <w:pPr>
+              <w:jc w:val="center"/>
+            </w:pPr>
+          </w:p>
+          <w:p>
+            <w:pPr>
+              <w:jc w:val="center"/>
+            </w:pPr>
+            <w:r>
+              <w:drawing>
+                <wp:inline>
+                  <wp:extent cx="5943600" cy="7641771"/>
+                  <wp:effectExtent b="0" l="0" r="0" t="0"/>
+                  <wp:docPr descr="" title="" id="115" name="Picture"/>
+                  <a:graphic>
+                    <a:graphicData uri="http://schemas.openxmlformats.org/drawingml/2006/picture">
+                      <pic:pic>
+                        <pic:nvPicPr>
+                          <pic:cNvPr descr="manuscript_files/figure-docx/mermaid-figure-2.png" id="116" name="Picture"/>
+                          <pic:cNvPicPr>
+                            <a:picLocks noChangeArrowheads="1" noChangeAspect="1"/>
+                          </pic:cNvPicPr>
+                        </pic:nvPicPr>
+                        <pic:blipFill>
+                          <a:blip r:embed="rId114"/>
+                          <a:stretch>
+                            <a:fillRect/>
+                          </a:stretch>
+                        </pic:blipFill>
+                        <pic:spPr bwMode="auto">
+                          <a:xfrm>
+                            <a:off x="0" y="0"/>
+                            <a:ext cx="5943600" cy="7641771"/>
+                          </a:xfrm>
+                          <a:prstGeom prst="rect">
+                            <a:avLst/>
+                          </a:prstGeom>
+                          <a:noFill/>
+                          <a:ln w="9525">
+                            <a:noFill/>
+                            <a:headEnd/>
+                            <a:tailEnd/>
+                          </a:ln>
+                        </pic:spPr>
+                      </pic:pic>
+                    </a:graphicData>
+                  </a:graphic>
+                </wp:inline>
+              </w:drawing>
+            </w:r>
+          </w:p>
+          <w:p>
+            <w:pPr>
+              <w:jc w:val="center"/>
+            </w:pPr>
+          </w:p>
+          <w:p>
+            <w:pPr>
+              <w:jc w:val="center"/>
+            </w:pPr>
+            <w:pPr>
+              <w:jc w:val="left"/>
+              <w:spacing w:before="200"/>
+              <w:pStyle w:val="ImageCaption"/>
+            </w:pPr>
+            <w:r>
+              <w:t xml:space="preserve">Supplemental Figure 5: Flowchart of the annotation pipeline used in this study. Eukaryotic virus proteins were selected from ICTV VMR v40.2, filtered to exclude bacteria- and archaea-hosted entries, and expanded into a final test set after retrieving all associated protein sequences and splitting very long proteins for structure prediction. The BFVD reference database was prepared separately by assigning functional categories to its entries using a custom name-based classifier for eukaryotic virus proteins and PHROG-like categories for bacteriophage proteins by Empathi. The test proteins were then compared against BFVD using three sequence methods (BLASTp, DIAMOND, MMseqs2), two embedding-based methods (ProstT5-3Di and TEA), and two structure-based methods (Foldseek and Reseek after Boltz-2 structure prediction). Hits were filtered by E-value, converted into weighted category scores, summed per functional category, and the highest-scoring category was chosen for each test protein, with a rule that preserves informative categories when they are sufficiently supported over uninformative ones.</w:t>
+            </w:r>
+          </w:p>
+          <w:bookmarkEnd w:id="117"/>
+        </w:tc>
+      </w:tr>
+    </w:tbl>
+    <w:p>
+      <w:r>
+        <w:br w:type="page"/>
+      </w:r>
+    </w:p>
+    <w:p>
+      <w:pPr>
+        <w:sectPr/>
+      </w:pPr>
+    </w:p>
+    <w:bookmarkStart w:id="119" w:name="supplementary-tables"/>
+    <w:p>
+      <w:pPr>
+        <w:pStyle w:val="Heading1"/>
+      </w:pPr>
+      <w:r>
+        <w:t xml:space="preserve">Supplementary Tables</w:t>
+      </w:r>
+    </w:p>
+    <w:tbl>
+      <w:tblPr>
+        <w:tblStyle w:val="Table"/>
+        <w:tblW w:type="pct" w:w="5000"/>
+        <w:tblLayout w:type="fixed"/>
+        <w:tblLook w:firstRow="0" w:lastRow="0" w:firstColumn="0" w:lastColumn="0" w:noHBand="0" w:noVBand="0" w:val="0000"/>
+      </w:tblPr>
+      <w:tblGrid>
+        <w:gridCol w:w="7920"/>
+      </w:tblGrid>
+      <w:tr>
+        <w:tc>
+          <w:tcPr/>
+          <w:bookmarkStart w:id="118" w:name="tbl-supp-functional-categories"/>
           <w:p>
             <w:pPr>
               <w:jc w:val="center"/>
@@ -7251,7 +7381,7 @@
               </w:tc>
             </w:tr>
           </w:tbl>
-          <w:bookmarkEnd w:id="114"/>
+          <w:bookmarkEnd w:id="118"/>
           <w:p/>
         </w:tc>
       </w:tr>
@@ -7263,8 +7393,8 @@
         </w:sectPr>
       </w:pPr>
     </w:p>
-    <w:bookmarkEnd w:id="115"/>
-    <w:bookmarkEnd w:id="116"/>
+    <w:bookmarkEnd w:id="119"/>
+    <w:bookmarkEnd w:id="120"/>
     <w:sectPr>
       <w:footnotePr>
         <w:numRestart w:val="eachSect"/>

--- a/manuscript/_manuscript/manuscript.docx
+++ b/manuscript/_manuscript/manuscript.docx
@@ -174,7 +174,16 @@
         <w:t xml:space="preserve">1–3</w:t>
       </w:r>
       <w:r>
-        <w:t xml:space="preserve">. However, this approach reaches it limits when newly discovered sequences diverge too much from (experimentally validated) annotated genomes.</w:t>
+        <w:t xml:space="preserve">. However, this approach reaches its limits when newly discovered sequences diverge too much from experimentally validated annotated genomes, a problem that is particularly acute in virology, where mutation rates are high and sequence diversity is vast</w:t>
+      </w:r>
+      <w:r>
+        <w:rPr>
+          <w:vertAlign w:val="superscript"/>
+        </w:rPr>
+        <w:t xml:space="preserve">4</w:t>
+      </w:r>
+      <w:r>
+        <w:t xml:space="preserve">.</w:t>
       </w:r>
     </w:p>
     <w:p>
@@ -182,52 +191,172 @@
         <w:pStyle w:val="BodyText"/>
       </w:pPr>
       <w:r>
-        <w:t xml:space="preserve">To address this issue, novel methods rely on protein structure information, which should be more conserved than the sequence level because the 3D topology of a protein is vital for its function. Phold</w:t>
+        <w:t xml:space="preserve">Protein language models (pLMs) have emerged as a powerful paradigm for capturing biologically meaningful representations from amino acid sequences alone, trained on the vast space of known protein sequences using self-supervised objectives analogous to those used in natural language processing</w:t>
       </w:r>
       <w:r>
         <w:rPr>
           <w:vertAlign w:val="superscript"/>
         </w:rPr>
-        <w:t xml:space="preserve">4</w:t>
-      </w:r>
-      <w:r>
-        <w:t xml:space="preserve">, for example, cleverly uses structural information to increase the amount of annotated proteins in bacteriophage genomes. Phold either takes user-provided structure predictions or uses ProstT5</w:t>
+        <w:t xml:space="preserve">5,6</w:t>
+      </w:r>
+      <w:r>
+        <w:t xml:space="preserve">. By learning the statistical regularities of protein sequences across billions of examples, pLMs implicitly encode evolutionary, structural, and functional information in dense embedding vectors. These representations have proven useful for a wide range of downstream tasks, including secondary structure prediction, contact map prediction, solubility prediction, and functional site annotation</w:t>
       </w:r>
       <w:r>
         <w:rPr>
           <w:vertAlign w:val="superscript"/>
         </w:rPr>
-        <w:t xml:space="preserve">5</w:t>
-      </w:r>
-      <w:r>
-        <w:t xml:space="preserve">, a protein language model (pLM), to convert amino acid sequences into 3Di sequences, which contain the structural alphabet introduced by Foldseek</w:t>
+        <w:t xml:space="preserve">5–7</w:t>
+      </w:r>
+      <w:r>
+        <w:t xml:space="preserve">. Models such as ESM-2</w:t>
       </w:r>
       <w:r>
         <w:rPr>
           <w:vertAlign w:val="superscript"/>
         </w:rPr>
+        <w:t xml:space="preserve">7</w:t>
+      </w:r>
+      <w:r>
+        <w:t xml:space="preserve"> </w:t>
+      </w:r>
+      <w:r>
+        <w:t xml:space="preserve">and ProtTrans</w:t>
+      </w:r>
+      <w:r>
+        <w:rPr>
+          <w:vertAlign w:val="superscript"/>
+        </w:rPr>
         <w:t xml:space="preserve">6</w:t>
       </w:r>
       <w:r>
         <w:t xml:space="preserve"> </w:t>
       </w:r>
       <w:r>
-        <w:t xml:space="preserve">to find structural homologs. Benchmarking showed that Phold improved the annotation of select set of bacteriophage proteins from ~35% to ~50% with both ProstT5 and protein structures</w:t>
+        <w:t xml:space="preserve">have become widely used as general-purpose sequence encoders in the field.</w:t>
+      </w:r>
+    </w:p>
+    <w:p>
+      <w:pPr>
+        <w:pStyle w:val="BodyText"/>
+      </w:pPr>
+      <w:r>
+        <w:t xml:space="preserve">A complementary and increasingly important line of work leverages protein three-dimensional structure, which is generally more conserved than primary sequence over long evolutionary timescales, because the topology of a folded protein is directly tied to its biochemical function</w:t>
       </w:r>
       <w:r>
         <w:rPr>
           <w:vertAlign w:val="superscript"/>
         </w:rPr>
-        <w:t xml:space="preserve">4</w:t>
-      </w:r>
-      <w:r>
-        <w:t xml:space="preserve">. In addition, a similar approach was developed by the same authors to increase the annotation rate in bacterial genomes</w:t>
+        <w:t xml:space="preserve">8</w:t>
+      </w:r>
+      <w:r>
+        <w:t xml:space="preserve">. The advent of highly accurate structure prediction tools such as AlphaFold2</w:t>
       </w:r>
       <w:r>
         <w:rPr>
           <w:vertAlign w:val="superscript"/>
         </w:rPr>
-        <w:t xml:space="preserve">7</w:t>
+        <w:t xml:space="preserve">9</w:t>
+      </w:r>
+      <w:r>
+        <w:t xml:space="preserve"> </w:t>
+      </w:r>
+      <w:r>
+        <w:t xml:space="preserve">and, more recently, Boltz-2</w:t>
+      </w:r>
+      <w:r>
+        <w:rPr>
+          <w:vertAlign w:val="superscript"/>
+        </w:rPr>
+        <w:t xml:space="preserve">10</w:t>
+      </w:r>
+      <w:r>
+        <w:t xml:space="preserve">, has dramatically lowered the barrier to obtaining structural models. Structural comparison tools, most notably Foldseek</w:t>
+      </w:r>
+      <w:r>
+        <w:rPr>
+          <w:vertAlign w:val="superscript"/>
+        </w:rPr>
+        <w:t xml:space="preserve">11</w:t>
+      </w:r>
+      <w:r>
+        <w:t xml:space="preserve">, have made it feasible to search large structural databases at scale by encoding local backbone geometry into a compact structural alphabet (3Di), enabling alignment-based searches analogous to BLAST but operating on structure rather than sequence. More recently, Reseek</w:t>
+      </w:r>
+      <w:r>
+        <w:rPr>
+          <w:vertAlign w:val="superscript"/>
+        </w:rPr>
+        <w:t xml:space="preserve">12</w:t>
+      </w:r>
+      <w:r>
+        <w:t xml:space="preserve"> </w:t>
+      </w:r>
+      <w:r>
+        <w:t xml:space="preserve">was developed to further improve sensitivity to remote structural homologs.</w:t>
+      </w:r>
+    </w:p>
+    <w:p>
+      <w:pPr>
+        <w:pStyle w:val="BodyText"/>
+      </w:pPr>
+      <w:r>
+        <w:t xml:space="preserve">The convergence of pLMs and structural biology has opened a third avenue: using language models to predict structural information without the computational cost of full three-dimensional structure prediction. ProstT5</w:t>
+      </w:r>
+      <w:r>
+        <w:rPr>
+          <w:vertAlign w:val="superscript"/>
+        </w:rPr>
+        <w:t xml:space="preserve">13</w:t>
+      </w:r>
+      <w:r>
+        <w:t xml:space="preserve"> </w:t>
+      </w:r>
+      <w:r>
+        <w:t xml:space="preserve">is a notable example, fine-tuning a protein language model to translate amino acid sequences into 3Di token sequences, effectively producing a structural alphabet representation at sequence-model speed. A related approach, The Embedded Alphabet (TEA), uses ESM-2 embeddings as input to generate an alternative structural alphabet that the authors argue better represents helices and loops compared to 3Di</w:t>
+      </w:r>
+      <w:r>
+        <w:rPr>
+          <w:vertAlign w:val="superscript"/>
+        </w:rPr>
+        <w:t xml:space="preserve">14</w:t>
+      </w:r>
+      <w:r>
+        <w:t xml:space="preserve">. These compressed one-dimensional structural representations can then be used as inputs to standard alignment tools, bridging the gap between pure sequence methods and full structure comparison pipelines.</w:t>
+      </w:r>
+    </w:p>
+    <w:p>
+      <w:pPr>
+        <w:pStyle w:val="BodyText"/>
+      </w:pPr>
+      <w:r>
+        <w:t xml:space="preserve">To address the annotation bottleneck for phage genomes specifically, Phold</w:t>
+      </w:r>
+      <w:r>
+        <w:rPr>
+          <w:vertAlign w:val="superscript"/>
+        </w:rPr>
+        <w:t xml:space="preserve">15</w:t>
+      </w:r>
+      <w:r>
+        <w:t xml:space="preserve"> </w:t>
+      </w:r>
+      <w:r>
+        <w:t xml:space="preserve">cleverly combines structural information with a large database of high-quality phage protein predictions. Phold either accepts user-provided structure predictions or uses ProstT5 to convert amino acid sequences into 3Di sequences, which are then aligned against annotated references using Foldseek. Benchmarking showed that Phold improved the annotation of a select set of bacteriophage proteins from approximately 35% to approximately 50% with both ProstT5 and protein structures</w:t>
+      </w:r>
+      <w:r>
+        <w:rPr>
+          <w:vertAlign w:val="superscript"/>
+        </w:rPr>
+        <w:t xml:space="preserve">15</w:t>
+      </w:r>
+      <w:r>
+        <w:t xml:space="preserve">. A similar approach, Baktfold, was subsequently developed by the same group to increase annotation rates in bacterial genomes</w:t>
+      </w:r>
+      <w:r>
+        <w:rPr>
+          <w:vertAlign w:val="superscript"/>
+        </w:rPr>
+        <w:t xml:space="preserve">16</w:t>
       </w:r>
       <w:r>
         <w:t xml:space="preserve">.</w:t>
@@ -251,19 +380,16 @@
         <w:t xml:space="preserve">Chrysoviridae</w:t>
       </w:r>
       <w:r>
-        <w:t xml:space="preserve"> </w:t>
-      </w:r>
-      <w:r>
-        <w:t xml:space="preserve">is a viral family known to infect fungi, plants and probably insects, it has four dsRNA segments encoding four proteins. Two of these proteins have a known function, an RNA-dependent RNA polymerase and a capsid protein, while the other two proteins have no known function</w:t>
+        <w:t xml:space="preserve">, a family infecting fungi, plants, and likely insects, whose four dsRNA genome segments encode four proteins. Two of these proteins — an RNA-dependent RNA polymerase and a capsid protein — have established functions, while the remaining two are of entirely unknown function</w:t>
       </w:r>
       <w:r>
         <w:rPr>
           <w:vertAlign w:val="superscript"/>
         </w:rPr>
-        <w:t xml:space="preserve">8</w:t>
-      </w:r>
-      <w:r>
-        <w:t xml:space="preserve">. Therefore, we benchmarked seven approaches for functional annotation: BLASTp, Diamond and MMseqs2 as gold standard sequence alignment; ProstT5 3Di conversion with Foldseek alignment, and ESM2 to The Embedded Alphabet (TEA) conversion with MMseqs2 alignment as pLM approaches; and finally, structure prediction of viral proteins with structure alignment using Foldseek or Reseek.</w:t>
+        <w:t xml:space="preserve">17</w:t>
+      </w:r>
+      <w:r>
+        <w:t xml:space="preserve">.</w:t>
       </w:r>
     </w:p>
     <w:p>
@@ -271,78 +397,49 @@
         <w:pStyle w:val="BodyText"/>
       </w:pPr>
       <w:r>
-        <w:t xml:space="preserve">The pLM approaches both convert the amino acid sequences into new 1-dimensional sequences representing structural information, but differ in the structural alphabet they use (3Di and TEA). Pantolini</w:t>
-      </w:r>
-      <w:r>
-        <w:t xml:space="preserve"> </w:t>
-      </w:r>
-      <w:r>
-        <w:rPr>
-          <w:i/>
-          <w:iCs/>
-        </w:rPr>
-        <w:t xml:space="preserve">et al.</w:t>
-      </w:r>
-      <w:r>
-        <w:t xml:space="preserve"> </w:t>
-      </w:r>
-      <w:r>
-        <w:t xml:space="preserve">claim that their structural alphabet has a high association with secondary structural elements, similar to 3Di, but has better representation of helices and loops by multiple characters in TEA, compared to an overrepresentation of these structural elements by 3Di-v and 3Di-d, respectively</w:t>
+        <w:t xml:space="preserve">Therefore, we benchmarked seven approaches for functional annotation: BLASTp, Diamond and MMseqs2 as gold standard sequence alignment methods; ProstT5 3Di conversion with Foldseek alignment, and ESM-2 to The Embedded Alphabet (TEA) conversion with MMseqs2 alignment as pLM-derived structural alphabet approaches; and finally, full three-dimensional structure prediction of viral proteins with Boltz-2</w:t>
       </w:r>
       <w:r>
         <w:rPr>
           <w:vertAlign w:val="superscript"/>
         </w:rPr>
-        <w:t xml:space="preserve">9</w:t>
-      </w:r>
-      <w:r>
-        <w:t xml:space="preserve">.</w:t>
-      </w:r>
-    </w:p>
-    <w:p>
-      <w:pPr>
-        <w:pStyle w:val="BodyText"/>
-      </w:pPr>
-      <w:r>
-        <w:t xml:space="preserve">Additionally, we also predicted the structures of 11,467 proteins with Boltz-2</w:t>
+        <w:t xml:space="preserve">10</w:t>
+      </w:r>
+      <w:r>
+        <w:t xml:space="preserve"> </w:t>
+      </w:r>
+      <w:r>
+        <w:t xml:space="preserve">followed by structural alignment using either Foldseek</w:t>
       </w:r>
       <w:r>
         <w:rPr>
           <w:vertAlign w:val="superscript"/>
         </w:rPr>
-        <w:t xml:space="preserve">10</w:t>
-      </w:r>
-      <w:r>
-        <w:t xml:space="preserve"> </w:t>
-      </w:r>
-      <w:r>
-        <w:t xml:space="preserve">and compared these structures with both Foldseek and Reseek. The latter claiming to improve sensitivity to remote homologs, compared to the widely used Foldseek</w:t>
+        <w:t xml:space="preserve">11</w:t>
+      </w:r>
+      <w:r>
+        <w:t xml:space="preserve"> </w:t>
+      </w:r>
+      <w:r>
+        <w:t xml:space="preserve">or Reseek</w:t>
       </w:r>
       <w:r>
         <w:rPr>
           <w:vertAlign w:val="superscript"/>
         </w:rPr>
-        <w:t xml:space="preserve">11</w:t>
-      </w:r>
-      <w:r>
-        <w:t xml:space="preserve">.</w:t>
-      </w:r>
-    </w:p>
-    <w:p>
-      <w:pPr>
-        <w:pStyle w:val="BodyText"/>
-      </w:pPr>
-      <w:r>
-        <w:t xml:space="preserve">For our benchmarking, we picked the Big Fantastic Virus Database (BFVD), which contains 351,242 high quality predicted viral protein structures, as the reference database</w:t>
+        <w:t xml:space="preserve">12</w:t>
+      </w:r>
+      <w:r>
+        <w:t xml:space="preserve">. To evaluate these methods on a representative benchmark, we downloaded 11,360 proteins from 1,000 randomly selected, ICTV-ratified eukaryotic virus species, whose formal taxonomic recognition implies a better degree of annotation than randomly selected viral sequences from GenBank, while also being less comprehensively characterized than the curated entries in RefSeq. For all methods, we used the Big Fantastic Virus Database (BFVD), which contains 351,242 high-quality predicted viral protein structures, as a unified reference database</w:t>
       </w:r>
       <w:r>
         <w:rPr>
           <w:vertAlign w:val="superscript"/>
         </w:rPr>
-        <w:t xml:space="preserve">12</w:t>
-      </w:r>
-      <w:r>
-        <w:t xml:space="preserve">. This ensured that each annotation method was compared to the same viral proteins.</w:t>
+        <w:t xml:space="preserve">18</w:t>
+      </w:r>
+      <w:r>
+        <w:t xml:space="preserve">, ensuring that each annotation method was evaluated against an identical set of viral proteins and that observed differences in performance could be attributed to the annotation strategy rather than to differences in the underlying reference.</w:t>
       </w:r>
     </w:p>
     <w:bookmarkEnd w:id="10"/>
@@ -568,7 +665,7 @@
         <w:rPr>
           <w:vertAlign w:val="superscript"/>
         </w:rPr>
-        <w:t xml:space="preserve">4</w:t>
+        <w:t xml:space="preserve">15</w:t>
       </w:r>
       <w:r>
         <w:t xml:space="preserve">. As the quality of our structure predictions was rather high (see</w:t>
@@ -605,7 +702,7 @@
         <w:rPr>
           <w:vertAlign w:val="superscript"/>
         </w:rPr>
-        <w:t xml:space="preserve">11,13</w:t>
+        <w:t xml:space="preserve">12,19</w:t>
       </w:r>
       <w:r>
         <w:t xml:space="preserve"> </w:t>
@@ -709,7 +806,7 @@
         <w:rPr>
           <w:vertAlign w:val="superscript"/>
         </w:rPr>
-        <w:t xml:space="preserve">11,13</w:t>
+        <w:t xml:space="preserve">12,19</w:t>
       </w:r>
       <w:r>
         <w:t xml:space="preserve">. Notably, while ProstT5 was the worst performer across the three datasets compared to the sequence methods, TEA performed better in the top hits comparison and was on par with the structure based methods. Overall, the embedding and structure based methods, that should be better to detect remote homologs, had low agreement on shared hits among each other.</w:t>
@@ -1114,7 +1211,7 @@
               <w:pStyle w:val="ImageCaption"/>
             </w:pPr>
             <w:r>
-              <w:t xml:space="preserve">Table 1: Information on changes in final category assignments.</w:t>
+              <w:t xml:space="preserve">Table 1: Functional annotation outcomes across the seven benchmarked methods.</w:t>
             </w:r>
           </w:p>
           <w:tbl>
@@ -1925,7 +2022,7 @@
         <w:rPr>
           <w:vertAlign w:val="superscript"/>
         </w:rPr>
-        <w:t xml:space="preserve">14</w:t>
+        <w:t xml:space="preserve">20</w:t>
       </w:r>
       <w:r>
         <w:t xml:space="preserve">, and</w:t>
@@ -2124,7 +2221,7 @@
         <w:rPr>
           <w:vertAlign w:val="superscript"/>
         </w:rPr>
-        <w:t xml:space="preserve">6,9,11</w:t>
+        <w:t xml:space="preserve">11,12,14</w:t>
       </w:r>
       <w:r>
         <w:t xml:space="preserve">, including bacteriophage protein searches</w:t>
@@ -2133,7 +2230,7 @@
         <w:rPr>
           <w:vertAlign w:val="superscript"/>
         </w:rPr>
-        <w:t xml:space="preserve">4</w:t>
+        <w:t xml:space="preserve">15</w:t>
       </w:r>
       <w:r>
         <w:t xml:space="preserve">,</w:t>
@@ -2230,6 +2327,12 @@
       <w:r>
         <w:t xml:space="preserve">- classification (eg. nsp5), proteins same name different function -&gt; finetune LLM on scientific papers</w:t>
       </w:r>
+      <w:r>
+        <w:t xml:space="preserve"> </w:t>
+      </w:r>
+      <w:r>
+        <w:t xml:space="preserve">- DB problem which is too limited (larger db might give better results)</w:t>
+      </w:r>
     </w:p>
     <w:bookmarkEnd w:id="33"/>
     <w:bookmarkStart w:id="53" w:name="material-and-methods"/>
@@ -2322,7 +2425,7 @@
         <w:rPr>
           <w:vertAlign w:val="superscript"/>
         </w:rPr>
-        <w:t xml:space="preserve">12</w:t>
+        <w:t xml:space="preserve">18</w:t>
       </w:r>
       <w:r>
         <w:t xml:space="preserve"> </w:t>
@@ -2356,7 +2459,7 @@
         <w:rPr>
           <w:vertAlign w:val="superscript"/>
         </w:rPr>
-        <w:t xml:space="preserve">15</w:t>
+        <w:t xml:space="preserve">21</w:t>
       </w:r>
       <w:r>
         <w:t xml:space="preserve"> </w:t>
@@ -2368,7 +2471,7 @@
         <w:rPr>
           <w:vertAlign w:val="superscript"/>
         </w:rPr>
-        <w:t xml:space="preserve">16</w:t>
+        <w:t xml:space="preserve">22</w:t>
       </w:r>
       <w:r>
         <w:t xml:space="preserve"> </w:t>
@@ -2540,7 +2643,7 @@
         <w:rPr>
           <w:vertAlign w:val="superscript"/>
         </w:rPr>
-        <w:t xml:space="preserve">17</w:t>
+        <w:t xml:space="preserve">23</w:t>
       </w:r>
       <w:r>
         <w:t xml:space="preserve"> </w:t>
@@ -2606,7 +2709,7 @@
         <w:rPr>
           <w:vertAlign w:val="superscript"/>
         </w:rPr>
-        <w:t xml:space="preserve">5</w:t>
+        <w:t xml:space="preserve">13</w:t>
       </w:r>
       <w:r>
         <w:t xml:space="preserve"> </w:t>
@@ -2618,7 +2721,7 @@
         <w:rPr>
           <w:vertAlign w:val="superscript"/>
         </w:rPr>
-        <w:t xml:space="preserve">18</w:t>
+        <w:t xml:space="preserve">6</w:t>
       </w:r>
       <w:r>
         <w:t xml:space="preserve">, finetuned for translating amino acid sequences into structure representations with 3Di sequences. We used ProstT5 within foldseek v10.941cd33</w:t>
@@ -2627,7 +2730,7 @@
         <w:rPr>
           <w:vertAlign w:val="superscript"/>
         </w:rPr>
-        <w:t xml:space="preserve">6</w:t>
+        <w:t xml:space="preserve">11</w:t>
       </w:r>
       <w:r>
         <w:t xml:space="preserve"> </w:t>
@@ -2684,7 +2787,7 @@
         <w:rPr>
           <w:vertAlign w:val="superscript"/>
         </w:rPr>
-        <w:t xml:space="preserve">9</w:t>
+        <w:t xml:space="preserve">14</w:t>
       </w:r>
       <w:r>
         <w:t xml:space="preserve"> </w:t>
@@ -2696,7 +2799,7 @@
         <w:rPr>
           <w:vertAlign w:val="superscript"/>
         </w:rPr>
-        <w:t xml:space="preserve">19</w:t>
+        <w:t xml:space="preserve">7</w:t>
       </w:r>
       <w:r>
         <w:t xml:space="preserve"> </w:t>
@@ -2801,7 +2904,7 @@
         <w:rPr>
           <w:vertAlign w:val="superscript"/>
         </w:rPr>
-        <w:t xml:space="preserve">20</w:t>
+        <w:t xml:space="preserve">24</w:t>
       </w:r>
       <w:r>
         <w:t xml:space="preserve"> </w:t>
@@ -2843,7 +2946,7 @@
         <w:rPr>
           <w:vertAlign w:val="superscript"/>
         </w:rPr>
-        <w:t xml:space="preserve">21</w:t>
+        <w:t xml:space="preserve">25</w:t>
       </w:r>
       <w:r>
         <w:t xml:space="preserve"> </w:t>
@@ -2855,7 +2958,7 @@
         <w:rPr>
           <w:vertAlign w:val="superscript"/>
         </w:rPr>
-        <w:t xml:space="preserve">4</w:t>
+        <w:t xml:space="preserve">15</w:t>
       </w:r>
       <w:r>
         <w:t xml:space="preserve">.</w:t>
@@ -2882,7 +2985,7 @@
         <w:rPr>
           <w:vertAlign w:val="superscript"/>
         </w:rPr>
-        <w:t xml:space="preserve">6</w:t>
+        <w:t xml:space="preserve">11</w:t>
       </w:r>
       <w:r>
         <w:t xml:space="preserve"> </w:t>
@@ -2927,7 +3030,7 @@
         <w:rPr>
           <w:vertAlign w:val="superscript"/>
         </w:rPr>
-        <w:t xml:space="preserve">11</w:t>
+        <w:t xml:space="preserve">12</w:t>
       </w:r>
       <w:r>
         <w:t xml:space="preserve"> </w:t>
@@ -3051,7 +3154,7 @@
         <w:rPr>
           <w:vertAlign w:val="superscript"/>
         </w:rPr>
-        <w:t xml:space="preserve">14</w:t>
+        <w:t xml:space="preserve">20</w:t>
       </w:r>
       <w:r>
         <w:t xml:space="preserve">. GPU memory consumption was measured by sampling usage every 200 ms with nvidia-smi v580.82.07, recording the peak value observed after each step.</w:t>
@@ -3138,17 +3241,35 @@
       </w:r>
     </w:p>
     <w:bookmarkEnd w:id="54"/>
-    <w:bookmarkStart w:id="97" w:name="references"/>
+    <w:bookmarkStart w:id="55" w:name="declaration-of-llm-usage"/>
     <w:p>
       <w:pPr>
         <w:pStyle w:val="Heading1"/>
       </w:pPr>
       <w:r>
+        <w:t xml:space="preserve">Declaration of LLM usage</w:t>
+      </w:r>
+    </w:p>
+    <w:p>
+      <w:pPr>
+        <w:pStyle w:val="FirstParagraph"/>
+      </w:pPr>
+      <w:r>
+        <w:t xml:space="preserve">During the preparation of this manuscript, the authors made use of large language model (LLM)-based artificial intelligence tools to assist with several aspects of the writing and research process, including literature searches, restructuring and improving sentences, and generating code for data analysis. All AI-generated content and code was critically reviewed, verified, and edited by the authors, and full responsibility for the accuracy and integrity of the work rests with the authors alone.</w:t>
+      </w:r>
+    </w:p>
+    <w:bookmarkEnd w:id="55"/>
+    <w:bookmarkStart w:id="106" w:name="references"/>
+    <w:p>
+      <w:pPr>
+        <w:pStyle w:val="Heading1"/>
+      </w:pPr>
+      <w:r>
         <w:t xml:space="preserve">References</w:t>
       </w:r>
     </w:p>
-    <w:bookmarkStart w:id="96" w:name="refs"/>
-    <w:bookmarkStart w:id="56" w:name="ref-altschulBasicLocalAlignment1990"/>
+    <w:bookmarkStart w:id="105" w:name="refs"/>
+    <w:bookmarkStart w:id="57" w:name="ref-altschulBasicLocalAlignment1990"/>
     <w:p>
       <w:pPr>
         <w:pStyle w:val="Bibliography"/>
@@ -3168,7 +3289,7 @@
       <w:r>
         <w:t xml:space="preserve"> </w:t>
       </w:r>
-      <w:hyperlink r:id="rId55">
+      <w:hyperlink r:id="rId56">
         <w:r>
           <w:rPr>
             <w:rStyle w:val="Hyperlink"/>
@@ -3193,8 +3314,8 @@
         <w:t xml:space="preserve">, 403–410 (1990).</w:t>
       </w:r>
     </w:p>
-    <w:bookmarkEnd w:id="56"/>
-    <w:bookmarkStart w:id="58" w:name="ref-buchfinkFastSensitiveProtein2014"/>
+    <w:bookmarkEnd w:id="57"/>
+    <w:bookmarkStart w:id="59" w:name="ref-buchfinkFastSensitiveProtein2014"/>
     <w:p>
       <w:pPr>
         <w:pStyle w:val="Bibliography"/>
@@ -3214,7 +3335,7 @@
       <w:r>
         <w:t xml:space="preserve"> </w:t>
       </w:r>
-      <w:hyperlink r:id="rId57">
+      <w:hyperlink r:id="rId58">
         <w:r>
           <w:rPr>
             <w:rStyle w:val="Hyperlink"/>
@@ -3261,8 +3382,8 @@
         <w:t xml:space="preserve">, 59–60 (2014).</w:t>
       </w:r>
     </w:p>
-    <w:bookmarkEnd w:id="58"/>
-    <w:bookmarkStart w:id="60" w:name="Xb1871b972aac70d2d99b56311e901dbd11f244c"/>
+    <w:bookmarkEnd w:id="59"/>
+    <w:bookmarkStart w:id="61" w:name="Xb1871b972aac70d2d99b56311e901dbd11f244c"/>
     <w:p>
       <w:pPr>
         <w:pStyle w:val="Bibliography"/>
@@ -3282,7 +3403,7 @@
       <w:r>
         <w:t xml:space="preserve"> </w:t>
       </w:r>
-      <w:hyperlink r:id="rId59">
+      <w:hyperlink r:id="rId60">
         <w:r>
           <w:rPr>
             <w:rStyle w:val="Hyperlink"/>
@@ -3329,8 +3450,8 @@
         <w:t xml:space="preserve">, 1026–1028 (2017).</w:t>
       </w:r>
     </w:p>
-    <w:bookmarkEnd w:id="60"/>
-    <w:bookmarkStart w:id="62" w:name="X2c0b48febe45ccc797d9a56102a6e8246b839ee"/>
+    <w:bookmarkEnd w:id="61"/>
+    <w:bookmarkStart w:id="63" w:name="ref-simmondsVirusTaxonomyAge2017"/>
     <w:p>
       <w:pPr>
         <w:pStyle w:val="Bibliography"/>
@@ -3345,7 +3466,7 @@
         <w:t xml:space="preserve">	</w:t>
       </w:r>
       <w:r>
-        <w:t xml:space="preserve">Bouras, G.</w:t>
+        <w:t xml:space="preserve">Simmonds, P.</w:t>
       </w:r>
       <w:r>
         <w:t xml:space="preserve"> </w:t>
@@ -3360,24 +3481,12 @@
       <w:r>
         <w:t xml:space="preserve"> </w:t>
       </w:r>
-      <w:hyperlink r:id="rId61">
-        <w:r>
-          <w:rPr>
-            <w:rStyle w:val="Hyperlink"/>
-          </w:rPr>
-          <w:t xml:space="preserve">Protein structure-informed bacteriophage genome annotation with</w:t>
-        </w:r>
-        <w:r>
-          <w:rPr>
-            <w:rStyle w:val="Hyperlink"/>
-          </w:rPr>
-          <w:t xml:space="preserve"> </w:t>
-        </w:r>
-        <w:r>
-          <w:rPr>
-            <w:rStyle w:val="Hyperlink"/>
-          </w:rPr>
-          <w:t xml:space="preserve">Phold</w:t>
+      <w:hyperlink r:id="rId62">
+        <w:r>
+          <w:rPr>
+            <w:rStyle w:val="Hyperlink"/>
+          </w:rPr>
+          <w:t xml:space="preserve">Virus taxonomy in the age of metagenomics</w:t>
         </w:r>
       </w:hyperlink>
       <w:r>
@@ -3391,7 +3500,7 @@
           <w:i/>
           <w:iCs/>
         </w:rPr>
-        <w:t xml:space="preserve">Nucleic Acids Research</w:t>
+        <w:t xml:space="preserve">Nature Reviews Microbiology</w:t>
       </w:r>
       <w:r>
         <w:t xml:space="preserve"> </w:t>
@@ -3401,14 +3510,14 @@
           <w:b/>
           <w:bCs/>
         </w:rPr>
-        <w:t xml:space="preserve">54</w:t>
-      </w:r>
-      <w:r>
-        <w:t xml:space="preserve">, (2026).</w:t>
-      </w:r>
-    </w:p>
-    <w:bookmarkEnd w:id="62"/>
-    <w:bookmarkStart w:id="64" w:name="ref-heinzingerBilingualLanguageModel2024"/>
+        <w:t xml:space="preserve">15</w:t>
+      </w:r>
+      <w:r>
+        <w:t xml:space="preserve">, 161–168 (2017).</w:t>
+      </w:r>
+    </w:p>
+    <w:bookmarkEnd w:id="63"/>
+    <w:bookmarkStart w:id="65" w:name="ref-rivesBiologicalStructureFunction2021"/>
     <w:p>
       <w:pPr>
         <w:pStyle w:val="Bibliography"/>
@@ -3423,7 +3532,7 @@
         <w:t xml:space="preserve">	</w:t>
       </w:r>
       <w:r>
-        <w:t xml:space="preserve">Heinzinger, M.</w:t>
+        <w:t xml:space="preserve">Rives, A.</w:t>
       </w:r>
       <w:r>
         <w:t xml:space="preserve"> </w:t>
@@ -3438,12 +3547,12 @@
       <w:r>
         <w:t xml:space="preserve"> </w:t>
       </w:r>
-      <w:hyperlink r:id="rId63">
-        <w:r>
-          <w:rPr>
-            <w:rStyle w:val="Hyperlink"/>
-          </w:rPr>
-          <w:t xml:space="preserve">Bilingual language model for protein sequence and structure</w:t>
+      <w:hyperlink r:id="rId64">
+        <w:r>
+          <w:rPr>
+            <w:rStyle w:val="Hyperlink"/>
+          </w:rPr>
+          <w:t xml:space="preserve">Biological structure and function emerge from scaling unsupervised learning to 250 million protein sequences</w:t>
         </w:r>
       </w:hyperlink>
       <w:r>
@@ -3457,7 +3566,7 @@
           <w:i/>
           <w:iCs/>
         </w:rPr>
-        <w:t xml:space="preserve">NAR Genomics and Bioinformatics</w:t>
+        <w:t xml:space="preserve">Proceedings of the National Academy of Sciences</w:t>
       </w:r>
       <w:r>
         <w:t xml:space="preserve"> </w:t>
@@ -3467,14 +3576,14 @@
           <w:b/>
           <w:bCs/>
         </w:rPr>
-        <w:t xml:space="preserve">6</w:t>
-      </w:r>
-      <w:r>
-        <w:t xml:space="preserve">, lqae150 (2024).</w:t>
-      </w:r>
-    </w:p>
-    <w:bookmarkEnd w:id="64"/>
-    <w:bookmarkStart w:id="66" w:name="ref-vankempenFastAccurateProtein2024"/>
+        <w:t xml:space="preserve">118</w:t>
+      </w:r>
+      <w:r>
+        <w:t xml:space="preserve">, e2016239118 (2021).</w:t>
+      </w:r>
+    </w:p>
+    <w:bookmarkEnd w:id="65"/>
+    <w:bookmarkStart w:id="67" w:name="Xab23086715934bcc0f018ee599e230e9d872dae"/>
     <w:p>
       <w:pPr>
         <w:pStyle w:val="Bibliography"/>
@@ -3489,7 +3598,7 @@
         <w:t xml:space="preserve">	</w:t>
       </w:r>
       <w:r>
-        <w:t xml:space="preserve">van Kempen, M.</w:t>
+        <w:t xml:space="preserve">Elnaggar, A.</w:t>
       </w:r>
       <w:r>
         <w:t xml:space="preserve"> </w:t>
@@ -3504,12 +3613,18 @@
       <w:r>
         <w:t xml:space="preserve"> </w:t>
       </w:r>
-      <w:hyperlink r:id="rId65">
-        <w:r>
-          <w:rPr>
-            <w:rStyle w:val="Hyperlink"/>
-          </w:rPr>
-          <w:t xml:space="preserve">Fast and accurate protein structure search with</w:t>
+      <w:hyperlink r:id="rId66">
+        <w:r>
+          <w:rPr>
+            <w:rStyle w:val="Hyperlink"/>
+          </w:rPr>
+          <w:t xml:space="preserve">ProtTrans</w:t>
+        </w:r>
+        <w:r>
+          <w:rPr>
+            <w:rStyle w:val="Hyperlink"/>
+          </w:rPr>
+          <w:t xml:space="preserve">:</w:t>
         </w:r>
         <w:r>
           <w:rPr>
@@ -3521,7 +3636,55 @@
           <w:rPr>
             <w:rStyle w:val="Hyperlink"/>
           </w:rPr>
-          <w:t xml:space="preserve">Foldseek</w:t>
+          <w:t xml:space="preserve">Toward Understanding</w:t>
+        </w:r>
+        <w:r>
+          <w:rPr>
+            <w:rStyle w:val="Hyperlink"/>
+          </w:rPr>
+          <w:t xml:space="preserve"> </w:t>
+        </w:r>
+        <w:r>
+          <w:rPr>
+            <w:rStyle w:val="Hyperlink"/>
+          </w:rPr>
+          <w:t xml:space="preserve">the</w:t>
+        </w:r>
+        <w:r>
+          <w:rPr>
+            <w:rStyle w:val="Hyperlink"/>
+          </w:rPr>
+          <w:t xml:space="preserve"> </w:t>
+        </w:r>
+        <w:r>
+          <w:rPr>
+            <w:rStyle w:val="Hyperlink"/>
+          </w:rPr>
+          <w:t xml:space="preserve">Language</w:t>
+        </w:r>
+        <w:r>
+          <w:rPr>
+            <w:rStyle w:val="Hyperlink"/>
+          </w:rPr>
+          <w:t xml:space="preserve"> </w:t>
+        </w:r>
+        <w:r>
+          <w:rPr>
+            <w:rStyle w:val="Hyperlink"/>
+          </w:rPr>
+          <w:t xml:space="preserve">of</w:t>
+        </w:r>
+        <w:r>
+          <w:rPr>
+            <w:rStyle w:val="Hyperlink"/>
+          </w:rPr>
+          <w:t xml:space="preserve"> </w:t>
+        </w:r>
+        <w:r>
+          <w:rPr>
+            <w:rStyle w:val="Hyperlink"/>
+          </w:rPr>
+          <w:t xml:space="preserve">Life Through Self-Supervised Learning</w:t>
         </w:r>
       </w:hyperlink>
       <w:r>
@@ -3535,7 +3698,7 @@
           <w:i/>
           <w:iCs/>
         </w:rPr>
-        <w:t xml:space="preserve">Nature Biotechnology</w:t>
+        <w:t xml:space="preserve">IEEE Transactions on Pattern Analysis and Machine Intelligence</w:t>
       </w:r>
       <w:r>
         <w:t xml:space="preserve"> </w:t>
@@ -3545,14 +3708,14 @@
           <w:b/>
           <w:bCs/>
         </w:rPr>
-        <w:t xml:space="preserve">42</w:t>
-      </w:r>
-      <w:r>
-        <w:t xml:space="preserve">, 243–246 (2024).</w:t>
-      </w:r>
-    </w:p>
-    <w:bookmarkEnd w:id="66"/>
-    <w:bookmarkStart w:id="68" w:name="ref-bourasBaktfoldSensitiveProtein2026"/>
+        <w:t xml:space="preserve">44</w:t>
+      </w:r>
+      <w:r>
+        <w:t xml:space="preserve">, 7112–7127 (2022).</w:t>
+      </w:r>
+    </w:p>
+    <w:bookmarkEnd w:id="67"/>
+    <w:bookmarkStart w:id="69" w:name="X5f1b8907d6a3bec1b0fabfc5f84c6d1da0a2a36"/>
     <w:p>
       <w:pPr>
         <w:pStyle w:val="Bibliography"/>
@@ -3567,7 +3730,7 @@
         <w:t xml:space="preserve">	</w:t>
       </w:r>
       <w:r>
-        <w:t xml:space="preserve">Bouras, G.</w:t>
+        <w:t xml:space="preserve">Lin, Z.</w:t>
       </w:r>
       <w:r>
         <w:t xml:space="preserve"> </w:t>
@@ -3580,49 +3743,18 @@
         <w:t xml:space="preserve">et al.</w:t>
       </w:r>
       <w:r>
-        <w:t xml:space="preserve"> Baktfold:</w:t>
-      </w:r>
-      <w:r>
-        <w:t xml:space="preserve"> </w:t>
-      </w:r>
-      <w:r>
-        <w:t xml:space="preserve">Sensitive</w:t>
-      </w:r>
-      <w:r>
-        <w:t xml:space="preserve"> </w:t>
-      </w:r>
-      <w:r>
-        <w:t xml:space="preserve">protein functional annotation across the microbial tree of life using structural information. 2026.03.31.715528 (2026) doi:</w:t>
-      </w:r>
-      <w:hyperlink r:id="rId67">
-        <w:r>
-          <w:rPr>
-            <w:rStyle w:val="Hyperlink"/>
-          </w:rPr>
-          <w:t xml:space="preserve">10.64898/2026.03.31.715528</w:t>
+        <w:t xml:space="preserve"> </w:t>
+      </w:r>
+      <w:hyperlink r:id="rId68">
+        <w:r>
+          <w:rPr>
+            <w:rStyle w:val="Hyperlink"/>
+          </w:rPr>
+          <w:t xml:space="preserve">Evolutionary-scale prediction of atomic-level protein structure with a language model</w:t>
         </w:r>
       </w:hyperlink>
       <w:r>
         <w:t xml:space="preserve">.</w:t>
-      </w:r>
-    </w:p>
-    <w:bookmarkEnd w:id="68"/>
-    <w:bookmarkStart w:id="70" w:name="ref-kotta-loizouICTVVirusTaxonomy2020"/>
-    <w:p>
-      <w:pPr>
-        <w:pStyle w:val="Bibliography"/>
-      </w:pPr>
-      <w:r>
-        <w:t xml:space="preserve">8.</w:t>
-      </w:r>
-      <w:r>
-        <w:t xml:space="preserve"> </w:t>
-      </w:r>
-      <w:r>
-        <w:t xml:space="preserve">	</w:t>
-      </w:r>
-      <w:r>
-        <w:t xml:space="preserve">Kotta-Loizou, I.</w:t>
       </w:r>
       <w:r>
         <w:t xml:space="preserve"> </w:t>
@@ -3632,17 +3764,55 @@
           <w:i/>
           <w:iCs/>
         </w:rPr>
-        <w:t xml:space="preserve">et al.</w:t>
-      </w:r>
-      <w:r>
-        <w:t xml:space="preserve"> </w:t>
-      </w:r>
-      <w:hyperlink r:id="rId69">
-        <w:r>
-          <w:rPr>
-            <w:rStyle w:val="Hyperlink"/>
-          </w:rPr>
-          <w:t xml:space="preserve">ICTV</w:t>
+        <w:t xml:space="preserve">Science</w:t>
+      </w:r>
+      <w:r>
+        <w:t xml:space="preserve"> </w:t>
+      </w:r>
+      <w:r>
+        <w:rPr>
+          <w:b/>
+          <w:bCs/>
+        </w:rPr>
+        <w:t xml:space="preserve">379</w:t>
+      </w:r>
+      <w:r>
+        <w:t xml:space="preserve">, 1123–1130 (2023).</w:t>
+      </w:r>
+    </w:p>
+    <w:bookmarkEnd w:id="69"/>
+    <w:bookmarkStart w:id="71" w:name="ref-illergardStructureThreeTen2009"/>
+    <w:p>
+      <w:pPr>
+        <w:pStyle w:val="Bibliography"/>
+      </w:pPr>
+      <w:r>
+        <w:t xml:space="preserve">8.</w:t>
+      </w:r>
+      <w:r>
+        <w:t xml:space="preserve"> </w:t>
+      </w:r>
+      <w:r>
+        <w:t xml:space="preserve">	</w:t>
+      </w:r>
+      <w:r>
+        <w:t xml:space="preserve">Illergård, K., Ardell, D. H. &amp; Elofsson, A.</w:t>
+      </w:r>
+      <w:r>
+        <w:t xml:space="preserve"> </w:t>
+      </w:r>
+      <w:hyperlink r:id="rId70">
+        <w:r>
+          <w:rPr>
+            <w:rStyle w:val="Hyperlink"/>
+          </w:rPr>
+          <w:t xml:space="preserve">Structure is three to ten times more conserved than sequence—</w:t>
+        </w:r>
+        <w:r>
+          <w:rPr>
+            <w:rStyle w:val="Hyperlink"/>
+          </w:rPr>
+          <w:t xml:space="preserve">A</w:t>
         </w:r>
         <w:r>
           <w:rPr>
@@ -3654,19 +3824,7 @@
           <w:rPr>
             <w:rStyle w:val="Hyperlink"/>
           </w:rPr>
-          <w:t xml:space="preserve">virus taxonomy profile:</w:t>
-        </w:r>
-        <w:r>
-          <w:rPr>
-            <w:rStyle w:val="Hyperlink"/>
-          </w:rPr>
-          <w:t xml:space="preserve"> </w:t>
-        </w:r>
-        <w:r>
-          <w:rPr>
-            <w:rStyle w:val="Hyperlink"/>
-          </w:rPr>
-          <w:t xml:space="preserve">Chrysoviridae</w:t>
+          <w:t xml:space="preserve">study of structural response in protein cores</w:t>
         </w:r>
       </w:hyperlink>
       <w:r>
@@ -3680,7 +3838,7 @@
           <w:i/>
           <w:iCs/>
         </w:rPr>
-        <w:t xml:space="preserve">Journal of General Virology</w:t>
+        <w:t xml:space="preserve">Proteins: Structure, Function, and Bioinformatics</w:t>
       </w:r>
       <w:r>
         <w:t xml:space="preserve"> </w:t>
@@ -3690,14 +3848,14 @@
           <w:b/>
           <w:bCs/>
         </w:rPr>
-        <w:t xml:space="preserve">101</w:t>
-      </w:r>
-      <w:r>
-        <w:t xml:space="preserve">, 143–144 (2020).</w:t>
-      </w:r>
-    </w:p>
-    <w:bookmarkEnd w:id="70"/>
-    <w:bookmarkStart w:id="72" w:name="Xf51a0e35be7b1fdad86f58a646a49d02ff6f742"/>
+        <w:t xml:space="preserve">77</w:t>
+      </w:r>
+      <w:r>
+        <w:t xml:space="preserve">, 499–508 (2009).</w:t>
+      </w:r>
+    </w:p>
+    <w:bookmarkEnd w:id="71"/>
+    <w:bookmarkStart w:id="73" w:name="ref-jumperHighlyAccurateProtein2021"/>
     <w:p>
       <w:pPr>
         <w:pStyle w:val="Bibliography"/>
@@ -3712,7 +3870,7 @@
         <w:t xml:space="preserve">	</w:t>
       </w:r>
       <w:r>
-        <w:t xml:space="preserve">Pantolini, L.</w:t>
+        <w:t xml:space="preserve">Jumper, J.</w:t>
       </w:r>
       <w:r>
         <w:t xml:space="preserve"> </w:t>
@@ -3725,37 +3883,30 @@
         <w:t xml:space="preserve">et al.</w:t>
       </w:r>
       <w:r>
-        <w:t xml:space="preserve"> Rewriting protein alphabets with language models. 2025.11.27.690975 (2026) doi:</w:t>
-      </w:r>
-      <w:hyperlink r:id="rId71">
-        <w:r>
-          <w:rPr>
-            <w:rStyle w:val="Hyperlink"/>
-          </w:rPr>
-          <w:t xml:space="preserve">10.1101/2025.11.27.690975</w:t>
+        <w:t xml:space="preserve"> </w:t>
+      </w:r>
+      <w:hyperlink r:id="rId72">
+        <w:r>
+          <w:rPr>
+            <w:rStyle w:val="Hyperlink"/>
+          </w:rPr>
+          <w:t xml:space="preserve">Highly accurate protein structure prediction with</w:t>
+        </w:r>
+        <w:r>
+          <w:rPr>
+            <w:rStyle w:val="Hyperlink"/>
+          </w:rPr>
+          <w:t xml:space="preserve"> </w:t>
+        </w:r>
+        <w:r>
+          <w:rPr>
+            <w:rStyle w:val="Hyperlink"/>
+          </w:rPr>
+          <w:t xml:space="preserve">AlphaFold</w:t>
         </w:r>
       </w:hyperlink>
       <w:r>
         <w:t xml:space="preserve">.</w:t>
-      </w:r>
-    </w:p>
-    <w:bookmarkEnd w:id="72"/>
-    <w:bookmarkStart w:id="74" w:name="ref-passaroBoltz2AccurateEfficient2025"/>
-    <w:p>
-      <w:pPr>
-        <w:pStyle w:val="Bibliography"/>
-      </w:pPr>
-      <w:r>
-        <w:t xml:space="preserve">10.</w:t>
-      </w:r>
-      <w:r>
-        <w:t xml:space="preserve"> </w:t>
-      </w:r>
-      <w:r>
-        <w:t xml:space="preserve">	</w:t>
-      </w:r>
-      <w:r>
-        <w:t xml:space="preserve">Passaro, S.</w:t>
       </w:r>
       <w:r>
         <w:t xml:space="preserve"> </w:t>
@@ -3765,52 +3916,30 @@
           <w:i/>
           <w:iCs/>
         </w:rPr>
-        <w:t xml:space="preserve">et al.</w:t>
-      </w:r>
-      <w:r>
-        <w:t xml:space="preserve"> Boltz-2:</w:t>
-      </w:r>
-      <w:r>
-        <w:t xml:space="preserve"> </w:t>
-      </w:r>
-      <w:r>
-        <w:t xml:space="preserve">Towards Accurate</w:t>
-      </w:r>
-      <w:r>
-        <w:t xml:space="preserve"> </w:t>
-      </w:r>
-      <w:r>
-        <w:t xml:space="preserve">and</w:t>
-      </w:r>
-      <w:r>
-        <w:t xml:space="preserve"> </w:t>
-      </w:r>
-      <w:r>
-        <w:t xml:space="preserve">Efficient Binding Affinity Prediction</w:t>
-      </w:r>
-      <w:r>
-        <w:t xml:space="preserve">. 2025.06.14.659707 (2025) doi:</w:t>
-      </w:r>
-      <w:hyperlink r:id="rId73">
-        <w:r>
-          <w:rPr>
-            <w:rStyle w:val="Hyperlink"/>
-          </w:rPr>
-          <w:t xml:space="preserve">10.1101/2025.06.14.659707</w:t>
-        </w:r>
-      </w:hyperlink>
-      <w:r>
-        <w:t xml:space="preserve">.</w:t>
-      </w:r>
-    </w:p>
-    <w:bookmarkEnd w:id="74"/>
-    <w:bookmarkStart w:id="76" w:name="ref-edgarProteinStructureAlignment2024"/>
+        <w:t xml:space="preserve">Nature</w:t>
+      </w:r>
+      <w:r>
+        <w:t xml:space="preserve"> </w:t>
+      </w:r>
+      <w:r>
+        <w:rPr>
+          <w:b/>
+          <w:bCs/>
+        </w:rPr>
+        <w:t xml:space="preserve">596</w:t>
+      </w:r>
+      <w:r>
+        <w:t xml:space="preserve">, 583–589 (2021).</w:t>
+      </w:r>
+    </w:p>
+    <w:bookmarkEnd w:id="73"/>
+    <w:bookmarkStart w:id="75" w:name="ref-passaroBoltz2AccurateEfficient2025"/>
     <w:p>
       <w:pPr>
         <w:pStyle w:val="Bibliography"/>
       </w:pPr>
       <w:r>
-        <w:t xml:space="preserve">11.</w:t>
+        <w:t xml:space="preserve">10.</w:t>
       </w:r>
       <w:r>
         <w:t xml:space="preserve"> </w:t>
@@ -3819,45 +3948,7 @@
         <w:t xml:space="preserve">	</w:t>
       </w:r>
       <w:r>
-        <w:t xml:space="preserve">Edgar, R. C.</w:t>
-      </w:r>
-      <w:r>
-        <w:t xml:space="preserve"> </w:t>
-      </w:r>
-      <w:hyperlink r:id="rId75">
-        <w:r>
-          <w:rPr>
-            <w:rStyle w:val="Hyperlink"/>
-          </w:rPr>
-          <w:t xml:space="preserve">Protein structure alignment by</w:t>
-        </w:r>
-        <w:r>
-          <w:rPr>
-            <w:rStyle w:val="Hyperlink"/>
-          </w:rPr>
-          <w:t xml:space="preserve"> </w:t>
-        </w:r>
-        <w:r>
-          <w:rPr>
-            <w:rStyle w:val="Hyperlink"/>
-          </w:rPr>
-          <w:t xml:space="preserve">Reseek</w:t>
-        </w:r>
-        <w:r>
-          <w:rPr>
-            <w:rStyle w:val="Hyperlink"/>
-          </w:rPr>
-          <w:t xml:space="preserve"> </w:t>
-        </w:r>
-        <w:r>
-          <w:rPr>
-            <w:rStyle w:val="Hyperlink"/>
-          </w:rPr>
-          <w:t xml:space="preserve">improves sensitivity to remote homologs</w:t>
-        </w:r>
-      </w:hyperlink>
-      <w:r>
-        <w:t xml:space="preserve">.</w:t>
+        <w:t xml:space="preserve">Passaro, S.</w:t>
       </w:r>
       <w:r>
         <w:t xml:space="preserve"> </w:t>
@@ -3867,7 +3958,107 @@
           <w:i/>
           <w:iCs/>
         </w:rPr>
-        <w:t xml:space="preserve">Bioinformatics</w:t>
+        <w:t xml:space="preserve">et al.</w:t>
+      </w:r>
+      <w:r>
+        <w:t xml:space="preserve"> Boltz-2:</w:t>
+      </w:r>
+      <w:r>
+        <w:t xml:space="preserve"> </w:t>
+      </w:r>
+      <w:r>
+        <w:t xml:space="preserve">Towards Accurate</w:t>
+      </w:r>
+      <w:r>
+        <w:t xml:space="preserve"> </w:t>
+      </w:r>
+      <w:r>
+        <w:t xml:space="preserve">and</w:t>
+      </w:r>
+      <w:r>
+        <w:t xml:space="preserve"> </w:t>
+      </w:r>
+      <w:r>
+        <w:t xml:space="preserve">Efficient Binding Affinity Prediction</w:t>
+      </w:r>
+      <w:r>
+        <w:t xml:space="preserve">. 2025.06.14.659707 (2025) doi:</w:t>
+      </w:r>
+      <w:hyperlink r:id="rId74">
+        <w:r>
+          <w:rPr>
+            <w:rStyle w:val="Hyperlink"/>
+          </w:rPr>
+          <w:t xml:space="preserve">10.1101/2025.06.14.659707</w:t>
+        </w:r>
+      </w:hyperlink>
+      <w:r>
+        <w:t xml:space="preserve">.</w:t>
+      </w:r>
+    </w:p>
+    <w:bookmarkEnd w:id="75"/>
+    <w:bookmarkStart w:id="77" w:name="ref-vankempenFastAccurateProtein2024"/>
+    <w:p>
+      <w:pPr>
+        <w:pStyle w:val="Bibliography"/>
+      </w:pPr>
+      <w:r>
+        <w:t xml:space="preserve">11.</w:t>
+      </w:r>
+      <w:r>
+        <w:t xml:space="preserve"> </w:t>
+      </w:r>
+      <w:r>
+        <w:t xml:space="preserve">	</w:t>
+      </w:r>
+      <w:r>
+        <w:t xml:space="preserve">van Kempen, M.</w:t>
+      </w:r>
+      <w:r>
+        <w:t xml:space="preserve"> </w:t>
+      </w:r>
+      <w:r>
+        <w:rPr>
+          <w:i/>
+          <w:iCs/>
+        </w:rPr>
+        <w:t xml:space="preserve">et al.</w:t>
+      </w:r>
+      <w:r>
+        <w:t xml:space="preserve"> </w:t>
+      </w:r>
+      <w:hyperlink r:id="rId76">
+        <w:r>
+          <w:rPr>
+            <w:rStyle w:val="Hyperlink"/>
+          </w:rPr>
+          <w:t xml:space="preserve">Fast and accurate protein structure search with</w:t>
+        </w:r>
+        <w:r>
+          <w:rPr>
+            <w:rStyle w:val="Hyperlink"/>
+          </w:rPr>
+          <w:t xml:space="preserve"> </w:t>
+        </w:r>
+        <w:r>
+          <w:rPr>
+            <w:rStyle w:val="Hyperlink"/>
+          </w:rPr>
+          <w:t xml:space="preserve">Foldseek</w:t>
+        </w:r>
+      </w:hyperlink>
+      <w:r>
+        <w:t xml:space="preserve">.</w:t>
+      </w:r>
+      <w:r>
+        <w:t xml:space="preserve"> </w:t>
+      </w:r>
+      <w:r>
+        <w:rPr>
+          <w:i/>
+          <w:iCs/>
+        </w:rPr>
+        <w:t xml:space="preserve">Nature Biotechnology</w:t>
       </w:r>
       <w:r>
         <w:t xml:space="preserve"> </w:t>
@@ -3877,14 +4068,14 @@
           <w:b/>
           <w:bCs/>
         </w:rPr>
-        <w:t xml:space="preserve">40</w:t>
-      </w:r>
-      <w:r>
-        <w:t xml:space="preserve">, btae687 (2024).</w:t>
-      </w:r>
-    </w:p>
-    <w:bookmarkEnd w:id="76"/>
-    <w:bookmarkStart w:id="78" w:name="ref-kimBFVDLargeRepository2025"/>
+        <w:t xml:space="preserve">42</w:t>
+      </w:r>
+      <w:r>
+        <w:t xml:space="preserve">, 243–246 (2024).</w:t>
+      </w:r>
+    </w:p>
+    <w:bookmarkEnd w:id="77"/>
+    <w:bookmarkStart w:id="79" w:name="ref-edgarProteinStructureAlignment2024"/>
     <w:p>
       <w:pPr>
         <w:pStyle w:val="Bibliography"/>
@@ -3899,23 +4090,41 @@
         <w:t xml:space="preserve">	</w:t>
       </w:r>
       <w:r>
-        <w:t xml:space="preserve">Kim, R. S., Levy Karin, E., Mirdita, M., Chikhi, R. &amp; Steinegger, M.</w:t>
-      </w:r>
-      <w:r>
-        <w:t xml:space="preserve"> </w:t>
-      </w:r>
-      <w:hyperlink r:id="rId77">
-        <w:r>
-          <w:rPr>
-            <w:rStyle w:val="Hyperlink"/>
-          </w:rPr>
-          <w:t xml:space="preserve">BFVD</w:t>
-        </w:r>
-        <w:r>
-          <w:rPr>
-            <w:rStyle w:val="Hyperlink"/>
-          </w:rPr>
-          <w:t xml:space="preserve">—a large repository of predicted viral protein structures</w:t>
+        <w:t xml:space="preserve">Edgar, R. C.</w:t>
+      </w:r>
+      <w:r>
+        <w:t xml:space="preserve"> </w:t>
+      </w:r>
+      <w:hyperlink r:id="rId78">
+        <w:r>
+          <w:rPr>
+            <w:rStyle w:val="Hyperlink"/>
+          </w:rPr>
+          <w:t xml:space="preserve">Protein structure alignment by</w:t>
+        </w:r>
+        <w:r>
+          <w:rPr>
+            <w:rStyle w:val="Hyperlink"/>
+          </w:rPr>
+          <w:t xml:space="preserve"> </w:t>
+        </w:r>
+        <w:r>
+          <w:rPr>
+            <w:rStyle w:val="Hyperlink"/>
+          </w:rPr>
+          <w:t xml:space="preserve">Reseek</w:t>
+        </w:r>
+        <w:r>
+          <w:rPr>
+            <w:rStyle w:val="Hyperlink"/>
+          </w:rPr>
+          <w:t xml:space="preserve"> </w:t>
+        </w:r>
+        <w:r>
+          <w:rPr>
+            <w:rStyle w:val="Hyperlink"/>
+          </w:rPr>
+          <w:t xml:space="preserve">improves sensitivity to remote homologs</w:t>
         </w:r>
       </w:hyperlink>
       <w:r>
@@ -3929,7 +4138,7 @@
           <w:i/>
           <w:iCs/>
         </w:rPr>
-        <w:t xml:space="preserve">Nucleic Acids Research</w:t>
+        <w:t xml:space="preserve">Bioinformatics</w:t>
       </w:r>
       <w:r>
         <w:t xml:space="preserve"> </w:t>
@@ -3939,14 +4148,14 @@
           <w:b/>
           <w:bCs/>
         </w:rPr>
-        <w:t xml:space="preserve">53</w:t>
-      </w:r>
-      <w:r>
-        <w:t xml:space="preserve">, D340–D347 (2025).</w:t>
-      </w:r>
-    </w:p>
-    <w:bookmarkEnd w:id="78"/>
-    <w:bookmarkStart w:id="80" w:name="ref-edgarProteinStructureAlignment2025"/>
+        <w:t xml:space="preserve">40</w:t>
+      </w:r>
+      <w:r>
+        <w:t xml:space="preserve">, btae687 (2024).</w:t>
+      </w:r>
+    </w:p>
+    <w:bookmarkEnd w:id="79"/>
+    <w:bookmarkStart w:id="81" w:name="ref-heinzingerBilingualLanguageModel2024"/>
     <w:p>
       <w:pPr>
         <w:pStyle w:val="Bibliography"/>
@@ -3961,56 +4170,7 @@
         <w:t xml:space="preserve">	</w:t>
       </w:r>
       <w:r>
-        <w:t xml:space="preserve">Edgar, R. C. &amp; Sahakyan, H. Protein structure alignment significance is often exaggerated. 2025.07.17.665375 (2025) doi:</w:t>
-      </w:r>
-      <w:hyperlink r:id="rId79">
-        <w:r>
-          <w:rPr>
-            <w:rStyle w:val="Hyperlink"/>
-          </w:rPr>
-          <w:t xml:space="preserve">10.1101/2025.07.17.665375</w:t>
-        </w:r>
-      </w:hyperlink>
-      <w:r>
-        <w:t xml:space="preserve">.</w:t>
-      </w:r>
-    </w:p>
-    <w:bookmarkEnd w:id="80"/>
-    <w:bookmarkStart w:id="81" w:name="ref-Peter_hyperfine_2023"/>
-    <w:p>
-      <w:pPr>
-        <w:pStyle w:val="Bibliography"/>
-      </w:pPr>
-      <w:r>
-        <w:t xml:space="preserve">14.</w:t>
-      </w:r>
-      <w:r>
-        <w:t xml:space="preserve"> </w:t>
-      </w:r>
-      <w:r>
-        <w:t xml:space="preserve">	</w:t>
-      </w:r>
-      <w:r>
-        <w:t xml:space="preserve">Peter, D. Hyperfine. (2023).</w:t>
-      </w:r>
-    </w:p>
-    <w:bookmarkEnd w:id="81"/>
-    <w:bookmarkStart w:id="83" w:name="ref-terzianPHROGFamiliesProkaryotic2021"/>
-    <w:p>
-      <w:pPr>
-        <w:pStyle w:val="Bibliography"/>
-      </w:pPr>
-      <w:r>
-        <w:t xml:space="preserve">15.</w:t>
-      </w:r>
-      <w:r>
-        <w:t xml:space="preserve"> </w:t>
-      </w:r>
-      <w:r>
-        <w:t xml:space="preserve">	</w:t>
-      </w:r>
-      <w:r>
-        <w:t xml:space="preserve">Terzian, P.</w:t>
+        <w:t xml:space="preserve">Heinzinger, M.</w:t>
       </w:r>
       <w:r>
         <w:t xml:space="preserve"> </w:t>
@@ -4025,18 +4185,12 @@
       <w:r>
         <w:t xml:space="preserve"> </w:t>
       </w:r>
-      <w:hyperlink r:id="rId82">
-        <w:r>
-          <w:rPr>
-            <w:rStyle w:val="Hyperlink"/>
-          </w:rPr>
-          <w:t xml:space="preserve">PHROG</w:t>
-        </w:r>
-        <w:r>
-          <w:rPr>
-            <w:rStyle w:val="Hyperlink"/>
-          </w:rPr>
-          <w:t xml:space="preserve">: Families of prokaryotic virus proteins clustered using remote homology</w:t>
+      <w:hyperlink r:id="rId80">
+        <w:r>
+          <w:rPr>
+            <w:rStyle w:val="Hyperlink"/>
+          </w:rPr>
+          <w:t xml:space="preserve">Bilingual language model for protein sequence and structure</w:t>
         </w:r>
       </w:hyperlink>
       <w:r>
@@ -4060,20 +4214,20 @@
           <w:b/>
           <w:bCs/>
         </w:rPr>
-        <w:t xml:space="preserve">3</w:t>
-      </w:r>
-      <w:r>
-        <w:t xml:space="preserve">, lqab067 (2021).</w:t>
-      </w:r>
-    </w:p>
-    <w:bookmarkEnd w:id="83"/>
-    <w:bookmarkStart w:id="85" w:name="ref-boulayEmpathiEmbeddingbasedPhage2025"/>
+        <w:t xml:space="preserve">6</w:t>
+      </w:r>
+      <w:r>
+        <w:t xml:space="preserve">, lqae150 (2024).</w:t>
+      </w:r>
+    </w:p>
+    <w:bookmarkEnd w:id="81"/>
+    <w:bookmarkStart w:id="83" w:name="Xf51a0e35be7b1fdad86f58a646a49d02ff6f742"/>
     <w:p>
       <w:pPr>
         <w:pStyle w:val="Bibliography"/>
       </w:pPr>
       <w:r>
-        <w:t xml:space="preserve">16.</w:t>
+        <w:t xml:space="preserve">14.</w:t>
       </w:r>
       <w:r>
         <w:t xml:space="preserve"> </w:t>
@@ -4082,21 +4236,7 @@
         <w:t xml:space="preserve">	</w:t>
       </w:r>
       <w:r>
-        <w:t xml:space="preserve">Boulay, A., Leprince, A., Enault, F., Rousseau, E. &amp; Galiez, C.</w:t>
-      </w:r>
-      <w:r>
-        <w:t xml:space="preserve"> </w:t>
-      </w:r>
-      <w:hyperlink r:id="rId84">
-        <w:r>
-          <w:rPr>
-            <w:rStyle w:val="Hyperlink"/>
-          </w:rPr>
-          <w:t xml:space="preserve">Empathi: Embedding-based phage protein annotation tool by hierarchical assignment</w:t>
-        </w:r>
-      </w:hyperlink>
-      <w:r>
-        <w:t xml:space="preserve">.</w:t>
+        <w:t xml:space="preserve">Pantolini, L.</w:t>
       </w:r>
       <w:r>
         <w:t xml:space="preserve"> </w:t>
@@ -4106,7 +4246,86 @@
           <w:i/>
           <w:iCs/>
         </w:rPr>
-        <w:t xml:space="preserve">Nature Communications</w:t>
+        <w:t xml:space="preserve">et al.</w:t>
+      </w:r>
+      <w:r>
+        <w:t xml:space="preserve"> Rewriting protein alphabets with language models. 2025.11.27.690975 (2026) doi:</w:t>
+      </w:r>
+      <w:hyperlink r:id="rId82">
+        <w:r>
+          <w:rPr>
+            <w:rStyle w:val="Hyperlink"/>
+          </w:rPr>
+          <w:t xml:space="preserve">10.1101/2025.11.27.690975</w:t>
+        </w:r>
+      </w:hyperlink>
+      <w:r>
+        <w:t xml:space="preserve">.</w:t>
+      </w:r>
+    </w:p>
+    <w:bookmarkEnd w:id="83"/>
+    <w:bookmarkStart w:id="85" w:name="X2c0b48febe45ccc797d9a56102a6e8246b839ee"/>
+    <w:p>
+      <w:pPr>
+        <w:pStyle w:val="Bibliography"/>
+      </w:pPr>
+      <w:r>
+        <w:t xml:space="preserve">15.</w:t>
+      </w:r>
+      <w:r>
+        <w:t xml:space="preserve"> </w:t>
+      </w:r>
+      <w:r>
+        <w:t xml:space="preserve">	</w:t>
+      </w:r>
+      <w:r>
+        <w:t xml:space="preserve">Bouras, G.</w:t>
+      </w:r>
+      <w:r>
+        <w:t xml:space="preserve"> </w:t>
+      </w:r>
+      <w:r>
+        <w:rPr>
+          <w:i/>
+          <w:iCs/>
+        </w:rPr>
+        <w:t xml:space="preserve">et al.</w:t>
+      </w:r>
+      <w:r>
+        <w:t xml:space="preserve"> </w:t>
+      </w:r>
+      <w:hyperlink r:id="rId84">
+        <w:r>
+          <w:rPr>
+            <w:rStyle w:val="Hyperlink"/>
+          </w:rPr>
+          <w:t xml:space="preserve">Protein structure-informed bacteriophage genome annotation with</w:t>
+        </w:r>
+        <w:r>
+          <w:rPr>
+            <w:rStyle w:val="Hyperlink"/>
+          </w:rPr>
+          <w:t xml:space="preserve"> </w:t>
+        </w:r>
+        <w:r>
+          <w:rPr>
+            <w:rStyle w:val="Hyperlink"/>
+          </w:rPr>
+          <w:t xml:space="preserve">Phold</w:t>
+        </w:r>
+      </w:hyperlink>
+      <w:r>
+        <w:t xml:space="preserve">.</w:t>
+      </w:r>
+      <w:r>
+        <w:t xml:space="preserve"> </w:t>
+      </w:r>
+      <w:r>
+        <w:rPr>
+          <w:i/>
+          <w:iCs/>
+        </w:rPr>
+        <w:t xml:space="preserve">Nucleic Acids Research</w:t>
       </w:r>
       <w:r>
         <w:t xml:space="preserve"> </w:t>
@@ -4116,20 +4335,20 @@
           <w:b/>
           <w:bCs/>
         </w:rPr>
-        <w:t xml:space="preserve">16</w:t>
-      </w:r>
-      <w:r>
-        <w:t xml:space="preserve">, 9114 (2025).</w:t>
+        <w:t xml:space="preserve">54</w:t>
+      </w:r>
+      <w:r>
+        <w:t xml:space="preserve">, (2026).</w:t>
       </w:r>
     </w:p>
     <w:bookmarkEnd w:id="85"/>
-    <w:bookmarkStart w:id="87" w:name="Xa956458ae3e05b5069e24cca7d937b4d5bcb564"/>
+    <w:bookmarkStart w:id="87" w:name="ref-bourasBaktfoldSensitiveProtein2026"/>
     <w:p>
       <w:pPr>
         <w:pStyle w:val="Bibliography"/>
       </w:pPr>
       <w:r>
-        <w:t xml:space="preserve">17.</w:t>
+        <w:t xml:space="preserve">16.</w:t>
       </w:r>
       <w:r>
         <w:t xml:space="preserve"> </w:t>
@@ -4138,33 +4357,7 @@
         <w:t xml:space="preserve">	</w:t>
       </w:r>
       <w:r>
-        <w:t xml:space="preserve">Buchfink, B., Reuter, K. &amp; Drost, H.-G.</w:t>
-      </w:r>
-      <w:r>
-        <w:t xml:space="preserve"> </w:t>
-      </w:r>
-      <w:hyperlink r:id="rId86">
-        <w:r>
-          <w:rPr>
-            <w:rStyle w:val="Hyperlink"/>
-          </w:rPr>
-          <w:t xml:space="preserve">Sensitive protein alignments at tree-of-life scale using</w:t>
-        </w:r>
-        <w:r>
-          <w:rPr>
-            <w:rStyle w:val="Hyperlink"/>
-          </w:rPr>
-          <w:t xml:space="preserve"> </w:t>
-        </w:r>
-        <w:r>
-          <w:rPr>
-            <w:rStyle w:val="Hyperlink"/>
-          </w:rPr>
-          <w:t xml:space="preserve">DIAMOND</w:t>
-        </w:r>
-      </w:hyperlink>
-      <w:r>
-        <w:t xml:space="preserve">.</w:t>
+        <w:t xml:space="preserve">Bouras, G.</w:t>
       </w:r>
       <w:r>
         <w:t xml:space="preserve"> </w:t>
@@ -4174,7 +4367,110 @@
           <w:i/>
           <w:iCs/>
         </w:rPr>
-        <w:t xml:space="preserve">Nature Methods</w:t>
+        <w:t xml:space="preserve">et al.</w:t>
+      </w:r>
+      <w:r>
+        <w:t xml:space="preserve"> Baktfold:</w:t>
+      </w:r>
+      <w:r>
+        <w:t xml:space="preserve"> </w:t>
+      </w:r>
+      <w:r>
+        <w:t xml:space="preserve">Sensitive</w:t>
+      </w:r>
+      <w:r>
+        <w:t xml:space="preserve"> </w:t>
+      </w:r>
+      <w:r>
+        <w:t xml:space="preserve">protein functional annotation across the microbial tree of life using structural information. 2026.03.31.715528 (2026) doi:</w:t>
+      </w:r>
+      <w:hyperlink r:id="rId86">
+        <w:r>
+          <w:rPr>
+            <w:rStyle w:val="Hyperlink"/>
+          </w:rPr>
+          <w:t xml:space="preserve">10.64898/2026.03.31.715528</w:t>
+        </w:r>
+      </w:hyperlink>
+      <w:r>
+        <w:t xml:space="preserve">.</w:t>
+      </w:r>
+    </w:p>
+    <w:bookmarkEnd w:id="87"/>
+    <w:bookmarkStart w:id="89" w:name="ref-kotta-loizouICTVVirusTaxonomy2020"/>
+    <w:p>
+      <w:pPr>
+        <w:pStyle w:val="Bibliography"/>
+      </w:pPr>
+      <w:r>
+        <w:t xml:space="preserve">17.</w:t>
+      </w:r>
+      <w:r>
+        <w:t xml:space="preserve"> </w:t>
+      </w:r>
+      <w:r>
+        <w:t xml:space="preserve">	</w:t>
+      </w:r>
+      <w:r>
+        <w:t xml:space="preserve">Kotta-Loizou, I.</w:t>
+      </w:r>
+      <w:r>
+        <w:t xml:space="preserve"> </w:t>
+      </w:r>
+      <w:r>
+        <w:rPr>
+          <w:i/>
+          <w:iCs/>
+        </w:rPr>
+        <w:t xml:space="preserve">et al.</w:t>
+      </w:r>
+      <w:r>
+        <w:t xml:space="preserve"> </w:t>
+      </w:r>
+      <w:hyperlink r:id="rId88">
+        <w:r>
+          <w:rPr>
+            <w:rStyle w:val="Hyperlink"/>
+          </w:rPr>
+          <w:t xml:space="preserve">ICTV</w:t>
+        </w:r>
+        <w:r>
+          <w:rPr>
+            <w:rStyle w:val="Hyperlink"/>
+          </w:rPr>
+          <w:t xml:space="preserve"> </w:t>
+        </w:r>
+        <w:r>
+          <w:rPr>
+            <w:rStyle w:val="Hyperlink"/>
+          </w:rPr>
+          <w:t xml:space="preserve">virus taxonomy profile:</w:t>
+        </w:r>
+        <w:r>
+          <w:rPr>
+            <w:rStyle w:val="Hyperlink"/>
+          </w:rPr>
+          <w:t xml:space="preserve"> </w:t>
+        </w:r>
+        <w:r>
+          <w:rPr>
+            <w:rStyle w:val="Hyperlink"/>
+          </w:rPr>
+          <w:t xml:space="preserve">Chrysoviridae</w:t>
+        </w:r>
+      </w:hyperlink>
+      <w:r>
+        <w:t xml:space="preserve">.</w:t>
+      </w:r>
+      <w:r>
+        <w:t xml:space="preserve"> </w:t>
+      </w:r>
+      <w:r>
+        <w:rPr>
+          <w:i/>
+          <w:iCs/>
+        </w:rPr>
+        <w:t xml:space="preserve">Journal of General Virology</w:t>
       </w:r>
       <w:r>
         <w:t xml:space="preserve"> </w:t>
@@ -4184,14 +4480,14 @@
           <w:b/>
           <w:bCs/>
         </w:rPr>
-        <w:t xml:space="preserve">18</w:t>
-      </w:r>
-      <w:r>
-        <w:t xml:space="preserve">, 366–368 (2021).</w:t>
-      </w:r>
-    </w:p>
-    <w:bookmarkEnd w:id="87"/>
-    <w:bookmarkStart w:id="89" w:name="Xab23086715934bcc0f018ee599e230e9d872dae"/>
+        <w:t xml:space="preserve">101</w:t>
+      </w:r>
+      <w:r>
+        <w:t xml:space="preserve">, 143–144 (2020).</w:t>
+      </w:r>
+    </w:p>
+    <w:bookmarkEnd w:id="89"/>
+    <w:bookmarkStart w:id="91" w:name="ref-kimBFVDLargeRepository2025"/>
     <w:p>
       <w:pPr>
         <w:pStyle w:val="Bibliography"/>
@@ -4206,7 +4502,27 @@
         <w:t xml:space="preserve">	</w:t>
       </w:r>
       <w:r>
-        <w:t xml:space="preserve">Elnaggar, A.</w:t>
+        <w:t xml:space="preserve">Kim, R. S., Levy Karin, E., Mirdita, M., Chikhi, R. &amp; Steinegger, M.</w:t>
+      </w:r>
+      <w:r>
+        <w:t xml:space="preserve"> </w:t>
+      </w:r>
+      <w:hyperlink r:id="rId90">
+        <w:r>
+          <w:rPr>
+            <w:rStyle w:val="Hyperlink"/>
+          </w:rPr>
+          <w:t xml:space="preserve">BFVD</w:t>
+        </w:r>
+        <w:r>
+          <w:rPr>
+            <w:rStyle w:val="Hyperlink"/>
+          </w:rPr>
+          <w:t xml:space="preserve">—a large repository of predicted viral protein structures</w:t>
+        </w:r>
+      </w:hyperlink>
+      <w:r>
+        <w:t xml:space="preserve">.</w:t>
       </w:r>
       <w:r>
         <w:t xml:space="preserve"> </w:t>
@@ -4216,87 +4532,88 @@
           <w:i/>
           <w:iCs/>
         </w:rPr>
-        <w:t xml:space="preserve">et al.</w:t>
-      </w:r>
-      <w:r>
-        <w:t xml:space="preserve"> </w:t>
-      </w:r>
-      <w:hyperlink r:id="rId88">
-        <w:r>
-          <w:rPr>
-            <w:rStyle w:val="Hyperlink"/>
-          </w:rPr>
-          <w:t xml:space="preserve">ProtTrans</w:t>
-        </w:r>
-        <w:r>
-          <w:rPr>
-            <w:rStyle w:val="Hyperlink"/>
-          </w:rPr>
-          <w:t xml:space="preserve">:</w:t>
-        </w:r>
-        <w:r>
-          <w:rPr>
-            <w:rStyle w:val="Hyperlink"/>
-          </w:rPr>
-          <w:t xml:space="preserve"> </w:t>
-        </w:r>
-        <w:r>
-          <w:rPr>
-            <w:rStyle w:val="Hyperlink"/>
-          </w:rPr>
-          <w:t xml:space="preserve">Toward Understanding</w:t>
-        </w:r>
-        <w:r>
-          <w:rPr>
-            <w:rStyle w:val="Hyperlink"/>
-          </w:rPr>
-          <w:t xml:space="preserve"> </w:t>
-        </w:r>
-        <w:r>
-          <w:rPr>
-            <w:rStyle w:val="Hyperlink"/>
-          </w:rPr>
-          <w:t xml:space="preserve">the</w:t>
-        </w:r>
-        <w:r>
-          <w:rPr>
-            <w:rStyle w:val="Hyperlink"/>
-          </w:rPr>
-          <w:t xml:space="preserve"> </w:t>
-        </w:r>
-        <w:r>
-          <w:rPr>
-            <w:rStyle w:val="Hyperlink"/>
-          </w:rPr>
-          <w:t xml:space="preserve">Language</w:t>
-        </w:r>
-        <w:r>
-          <w:rPr>
-            <w:rStyle w:val="Hyperlink"/>
-          </w:rPr>
-          <w:t xml:space="preserve"> </w:t>
-        </w:r>
-        <w:r>
-          <w:rPr>
-            <w:rStyle w:val="Hyperlink"/>
-          </w:rPr>
-          <w:t xml:space="preserve">of</w:t>
-        </w:r>
-        <w:r>
-          <w:rPr>
-            <w:rStyle w:val="Hyperlink"/>
-          </w:rPr>
-          <w:t xml:space="preserve"> </w:t>
-        </w:r>
-        <w:r>
-          <w:rPr>
-            <w:rStyle w:val="Hyperlink"/>
-          </w:rPr>
-          <w:t xml:space="preserve">Life Through Self-Supervised Learning</w:t>
+        <w:t xml:space="preserve">Nucleic Acids Research</w:t>
+      </w:r>
+      <w:r>
+        <w:t xml:space="preserve"> </w:t>
+      </w:r>
+      <w:r>
+        <w:rPr>
+          <w:b/>
+          <w:bCs/>
+        </w:rPr>
+        <w:t xml:space="preserve">53</w:t>
+      </w:r>
+      <w:r>
+        <w:t xml:space="preserve">, D340–D347 (2025).</w:t>
+      </w:r>
+    </w:p>
+    <w:bookmarkEnd w:id="91"/>
+    <w:bookmarkStart w:id="93" w:name="ref-edgarProteinStructureAlignment2025"/>
+    <w:p>
+      <w:pPr>
+        <w:pStyle w:val="Bibliography"/>
+      </w:pPr>
+      <w:r>
+        <w:t xml:space="preserve">19.</w:t>
+      </w:r>
+      <w:r>
+        <w:t xml:space="preserve"> </w:t>
+      </w:r>
+      <w:r>
+        <w:t xml:space="preserve">	</w:t>
+      </w:r>
+      <w:r>
+        <w:t xml:space="preserve">Edgar, R. C. &amp; Sahakyan, H. Protein structure alignment significance is often exaggerated. 2025.07.17.665375 (2025) doi:</w:t>
+      </w:r>
+      <w:hyperlink r:id="rId92">
+        <w:r>
+          <w:rPr>
+            <w:rStyle w:val="Hyperlink"/>
+          </w:rPr>
+          <w:t xml:space="preserve">10.1101/2025.07.17.665375</w:t>
         </w:r>
       </w:hyperlink>
       <w:r>
         <w:t xml:space="preserve">.</w:t>
+      </w:r>
+    </w:p>
+    <w:bookmarkEnd w:id="93"/>
+    <w:bookmarkStart w:id="94" w:name="ref-Peter_hyperfine_2023"/>
+    <w:p>
+      <w:pPr>
+        <w:pStyle w:val="Bibliography"/>
+      </w:pPr>
+      <w:r>
+        <w:t xml:space="preserve">20.</w:t>
+      </w:r>
+      <w:r>
+        <w:t xml:space="preserve"> </w:t>
+      </w:r>
+      <w:r>
+        <w:t xml:space="preserve">	</w:t>
+      </w:r>
+      <w:r>
+        <w:t xml:space="preserve">Peter, D. Hyperfine. (2023).</w:t>
+      </w:r>
+    </w:p>
+    <w:bookmarkEnd w:id="94"/>
+    <w:bookmarkStart w:id="96" w:name="ref-terzianPHROGFamiliesProkaryotic2021"/>
+    <w:p>
+      <w:pPr>
+        <w:pStyle w:val="Bibliography"/>
+      </w:pPr>
+      <w:r>
+        <w:t xml:space="preserve">21.</w:t>
+      </w:r>
+      <w:r>
+        <w:t xml:space="preserve"> </w:t>
+      </w:r>
+      <w:r>
+        <w:t xml:space="preserve">	</w:t>
+      </w:r>
+      <w:r>
+        <w:t xml:space="preserve">Terzian, P.</w:t>
       </w:r>
       <w:r>
         <w:t xml:space="preserve"> </w:t>
@@ -4306,7 +4623,37 @@
           <w:i/>
           <w:iCs/>
         </w:rPr>
-        <w:t xml:space="preserve">IEEE Transactions on Pattern Analysis and Machine Intelligence</w:t>
+        <w:t xml:space="preserve">et al.</w:t>
+      </w:r>
+      <w:r>
+        <w:t xml:space="preserve"> </w:t>
+      </w:r>
+      <w:hyperlink r:id="rId95">
+        <w:r>
+          <w:rPr>
+            <w:rStyle w:val="Hyperlink"/>
+          </w:rPr>
+          <w:t xml:space="preserve">PHROG</w:t>
+        </w:r>
+        <w:r>
+          <w:rPr>
+            <w:rStyle w:val="Hyperlink"/>
+          </w:rPr>
+          <w:t xml:space="preserve">: Families of prokaryotic virus proteins clustered using remote homology</w:t>
+        </w:r>
+      </w:hyperlink>
+      <w:r>
+        <w:t xml:space="preserve">.</w:t>
+      </w:r>
+      <w:r>
+        <w:t xml:space="preserve"> </w:t>
+      </w:r>
+      <w:r>
+        <w:rPr>
+          <w:i/>
+          <w:iCs/>
+        </w:rPr>
+        <w:t xml:space="preserve">NAR Genomics and Bioinformatics</w:t>
       </w:r>
       <w:r>
         <w:t xml:space="preserve"> </w:t>
@@ -4316,20 +4663,20 @@
           <w:b/>
           <w:bCs/>
         </w:rPr>
-        <w:t xml:space="preserve">44</w:t>
-      </w:r>
-      <w:r>
-        <w:t xml:space="preserve">, 7112–7127 (2022).</w:t>
-      </w:r>
-    </w:p>
-    <w:bookmarkEnd w:id="89"/>
-    <w:bookmarkStart w:id="91" w:name="X5f1b8907d6a3bec1b0fabfc5f84c6d1da0a2a36"/>
+        <w:t xml:space="preserve">3</w:t>
+      </w:r>
+      <w:r>
+        <w:t xml:space="preserve">, lqab067 (2021).</w:t>
+      </w:r>
+    </w:p>
+    <w:bookmarkEnd w:id="96"/>
+    <w:bookmarkStart w:id="98" w:name="ref-boulayEmpathiEmbeddingbasedPhage2025"/>
     <w:p>
       <w:pPr>
         <w:pStyle w:val="Bibliography"/>
       </w:pPr>
       <w:r>
-        <w:t xml:space="preserve">19.</w:t>
+        <w:t xml:space="preserve">22.</w:t>
       </w:r>
       <w:r>
         <w:t xml:space="preserve"> </w:t>
@@ -4338,7 +4685,21 @@
         <w:t xml:space="preserve">	</w:t>
       </w:r>
       <w:r>
-        <w:t xml:space="preserve">Lin, Z.</w:t>
+        <w:t xml:space="preserve">Boulay, A., Leprince, A., Enault, F., Rousseau, E. &amp; Galiez, C.</w:t>
+      </w:r>
+      <w:r>
+        <w:t xml:space="preserve"> </w:t>
+      </w:r>
+      <w:hyperlink r:id="rId97">
+        <w:r>
+          <w:rPr>
+            <w:rStyle w:val="Hyperlink"/>
+          </w:rPr>
+          <w:t xml:space="preserve">Empathi: Embedding-based phage protein annotation tool by hierarchical assignment</w:t>
+        </w:r>
+      </w:hyperlink>
+      <w:r>
+        <w:t xml:space="preserve">.</w:t>
       </w:r>
       <w:r>
         <w:t xml:space="preserve"> </w:t>
@@ -4348,17 +4709,61 @@
           <w:i/>
           <w:iCs/>
         </w:rPr>
-        <w:t xml:space="preserve">et al.</w:t>
-      </w:r>
-      <w:r>
-        <w:t xml:space="preserve"> </w:t>
-      </w:r>
-      <w:hyperlink r:id="rId90">
-        <w:r>
-          <w:rPr>
-            <w:rStyle w:val="Hyperlink"/>
-          </w:rPr>
-          <w:t xml:space="preserve">Evolutionary-scale prediction of atomic-level protein structure with a language model</w:t>
+        <w:t xml:space="preserve">Nature Communications</w:t>
+      </w:r>
+      <w:r>
+        <w:t xml:space="preserve"> </w:t>
+      </w:r>
+      <w:r>
+        <w:rPr>
+          <w:b/>
+          <w:bCs/>
+        </w:rPr>
+        <w:t xml:space="preserve">16</w:t>
+      </w:r>
+      <w:r>
+        <w:t xml:space="preserve">, 9114 (2025).</w:t>
+      </w:r>
+    </w:p>
+    <w:bookmarkEnd w:id="98"/>
+    <w:bookmarkStart w:id="100" w:name="Xa956458ae3e05b5069e24cca7d937b4d5bcb564"/>
+    <w:p>
+      <w:pPr>
+        <w:pStyle w:val="Bibliography"/>
+      </w:pPr>
+      <w:r>
+        <w:t xml:space="preserve">23.</w:t>
+      </w:r>
+      <w:r>
+        <w:t xml:space="preserve"> </w:t>
+      </w:r>
+      <w:r>
+        <w:t xml:space="preserve">	</w:t>
+      </w:r>
+      <w:r>
+        <w:t xml:space="preserve">Buchfink, B., Reuter, K. &amp; Drost, H.-G.</w:t>
+      </w:r>
+      <w:r>
+        <w:t xml:space="preserve"> </w:t>
+      </w:r>
+      <w:hyperlink r:id="rId99">
+        <w:r>
+          <w:rPr>
+            <w:rStyle w:val="Hyperlink"/>
+          </w:rPr>
+          <w:t xml:space="preserve">Sensitive protein alignments at tree-of-life scale using</w:t>
+        </w:r>
+        <w:r>
+          <w:rPr>
+            <w:rStyle w:val="Hyperlink"/>
+          </w:rPr>
+          <w:t xml:space="preserve"> </w:t>
+        </w:r>
+        <w:r>
+          <w:rPr>
+            <w:rStyle w:val="Hyperlink"/>
+          </w:rPr>
+          <w:t xml:space="preserve">DIAMOND</w:t>
         </w:r>
       </w:hyperlink>
       <w:r>
@@ -4372,7 +4777,7 @@
           <w:i/>
           <w:iCs/>
         </w:rPr>
-        <w:t xml:space="preserve">Science</w:t>
+        <w:t xml:space="preserve">Nature Methods</w:t>
       </w:r>
       <w:r>
         <w:t xml:space="preserve"> </w:t>
@@ -4382,20 +4787,20 @@
           <w:b/>
           <w:bCs/>
         </w:rPr>
-        <w:t xml:space="preserve">379</w:t>
-      </w:r>
-      <w:r>
-        <w:t xml:space="preserve">, 1123–1130 (2023).</w:t>
-      </w:r>
-    </w:p>
-    <w:bookmarkEnd w:id="91"/>
-    <w:bookmarkStart w:id="93" w:name="ref-mirditaColabFoldMakingProtein2022"/>
+        <w:t xml:space="preserve">18</w:t>
+      </w:r>
+      <w:r>
+        <w:t xml:space="preserve">, 366–368 (2021).</w:t>
+      </w:r>
+    </w:p>
+    <w:bookmarkEnd w:id="100"/>
+    <w:bookmarkStart w:id="102" w:name="ref-mirditaColabFoldMakingProtein2022"/>
     <w:p>
       <w:pPr>
         <w:pStyle w:val="Bibliography"/>
       </w:pPr>
       <w:r>
-        <w:t xml:space="preserve">20.</w:t>
+        <w:t xml:space="preserve">24.</w:t>
       </w:r>
       <w:r>
         <w:t xml:space="preserve"> </w:t>
@@ -4419,7 +4824,7 @@
       <w:r>
         <w:t xml:space="preserve"> </w:t>
       </w:r>
-      <w:hyperlink r:id="rId92">
+      <w:hyperlink r:id="rId101">
         <w:r>
           <w:rPr>
             <w:rStyle w:val="Hyperlink"/>
@@ -4460,14 +4865,14 @@
         <w:t xml:space="preserve">, 679–682 (2022).</w:t>
       </w:r>
     </w:p>
-    <w:bookmarkEnd w:id="93"/>
-    <w:bookmarkStart w:id="95" w:name="X970de467fd5d06c167b475b1295fef72fd3ada6"/>
+    <w:bookmarkEnd w:id="102"/>
+    <w:bookmarkStart w:id="104" w:name="X970de467fd5d06c167b475b1295fef72fd3ada6"/>
     <w:p>
       <w:pPr>
         <w:pStyle w:val="Bibliography"/>
       </w:pPr>
       <w:r>
-        <w:t xml:space="preserve">21.</w:t>
+        <w:t xml:space="preserve">25.</w:t>
       </w:r>
       <w:r>
         <w:t xml:space="preserve"> </w:t>
@@ -4491,7 +4896,7 @@
       <w:r>
         <w:t xml:space="preserve"> </w:t>
       </w:r>
-      <w:hyperlink r:id="rId94">
+      <w:hyperlink r:id="rId103">
         <w:r>
           <w:rPr>
             <w:rStyle w:val="Hyperlink"/>
@@ -4550,15 +4955,15 @@
         <w:t xml:space="preserve">, e03200–24 (2024).</w:t>
       </w:r>
     </w:p>
-    <w:bookmarkEnd w:id="95"/>
-    <w:bookmarkEnd w:id="96"/>
+    <w:bookmarkEnd w:id="104"/>
+    <w:bookmarkEnd w:id="105"/>
     <w:p>
       <w:r>
         <w:br w:type="page"/>
       </w:r>
     </w:p>
-    <w:bookmarkEnd w:id="97"/>
-    <w:bookmarkStart w:id="120" w:name="supplementary-figures"/>
+    <w:bookmarkEnd w:id="106"/>
+    <w:bookmarkStart w:id="129" w:name="supplementary-figures"/>
     <w:p>
       <w:pPr>
         <w:pStyle w:val="Heading1"/>
@@ -4580,7 +4985,7 @@
       <w:tr>
         <w:tc>
           <w:tcPr/>
-          <w:bookmarkStart w:id="101" w:name="suppfig-kingdom"/>
+          <w:bookmarkStart w:id="110" w:name="suppfig-kingdom"/>
           <w:p>
             <w:pPr>
               <w:pStyle w:val="Compact"/>
@@ -4591,18 +4996,18 @@
                 <wp:inline>
                   <wp:extent cx="3657600" cy="2743200"/>
                   <wp:effectExtent b="0" l="0" r="0" t="0"/>
-                  <wp:docPr descr="" title="" id="99" name="Picture"/>
+                  <wp:docPr descr="" title="" id="108" name="Picture"/>
                   <a:graphic>
                     <a:graphicData uri="http://schemas.openxmlformats.org/drawingml/2006/picture">
                       <pic:pic>
                         <pic:nvPicPr>
-                          <pic:cNvPr descr="../figures/data_info/kingdom_distribution.pdf" id="100" name="Picture"/>
+                          <pic:cNvPr descr="../figures/data_info/kingdom_distribution.pdf" id="109" name="Picture"/>
                           <pic:cNvPicPr>
                             <a:picLocks noChangeArrowheads="1" noChangeAspect="1"/>
                           </pic:cNvPicPr>
                         </pic:nvPicPr>
                         <pic:blipFill>
-                          <a:blip r:embed="rId98"/>
+                          <a:blip r:embed="rId107"/>
                           <a:stretch>
                             <a:fillRect/>
                           </a:stretch>
@@ -4642,7 +5047,7 @@
               <w:t xml:space="preserve">Supplemental Figure 1: The distribution of the number of genomes from the different viral Kingdoms in the test set.</w:t>
             </w:r>
           </w:p>
-          <w:bookmarkEnd w:id="101"/>
+          <w:bookmarkEnd w:id="110"/>
         </w:tc>
       </w:tr>
     </w:tbl>
@@ -4667,7 +5072,7 @@
       <w:tr>
         <w:tc>
           <w:tcPr/>
-          <w:bookmarkStart w:id="105" w:name="suppfig-query-vs-evalue"/>
+          <w:bookmarkStart w:id="114" w:name="suppfig-query-vs-evalue"/>
           <w:p>
             <w:pPr>
               <w:pStyle w:val="Compact"/>
@@ -4678,18 +5083,18 @@
                 <wp:inline>
                   <wp:extent cx="5486400" cy="3657600"/>
                   <wp:effectExtent b="0" l="0" r="0" t="0"/>
-                  <wp:docPr descr="" title="" id="103" name="Picture"/>
+                  <wp:docPr descr="" title="" id="112" name="Picture"/>
                   <a:graphic>
                     <a:graphicData uri="http://schemas.openxmlformats.org/drawingml/2006/picture">
                       <pic:pic>
                         <pic:nvPicPr>
-                          <pic:cNvPr descr="../figures/search_results/unique_queries_vs_evalue.pdf" id="104" name="Picture"/>
+                          <pic:cNvPr descr="../figures/search_results/unique_queries_vs_evalue.pdf" id="113" name="Picture"/>
                           <pic:cNvPicPr>
                             <a:picLocks noChangeArrowheads="1" noChangeAspect="1"/>
                           </pic:cNvPicPr>
                         </pic:nvPicPr>
                         <pic:blipFill>
-                          <a:blip r:embed="rId102"/>
+                          <a:blip r:embed="rId111"/>
                           <a:stretch>
                             <a:fillRect/>
                           </a:stretch>
@@ -4729,7 +5134,7 @@
               <w:t xml:space="preserve">Supplemental Figure 2: The number of test proteins with at least 1 hit for each method across different E-value thresholds.</w:t>
             </w:r>
           </w:p>
-          <w:bookmarkEnd w:id="105"/>
+          <w:bookmarkEnd w:id="114"/>
         </w:tc>
       </w:tr>
     </w:tbl>
@@ -4754,7 +5159,7 @@
       <w:tr>
         <w:tc>
           <w:tcPr/>
-          <w:bookmarkStart w:id="109" w:name="suppfig-pairwise-method"/>
+          <w:bookmarkStart w:id="118" w:name="suppfig-pairwise-method"/>
           <w:p>
             <w:pPr>
               <w:pStyle w:val="Compact"/>
@@ -4765,18 +5170,18 @@
                 <wp:inline>
                   <wp:extent cx="5943600" cy="1981200"/>
                   <wp:effectExtent b="0" l="0" r="0" t="0"/>
-                  <wp:docPr descr="" title="" id="107" name="Picture"/>
+                  <wp:docPr descr="" title="" id="116" name="Picture"/>
                   <a:graphic>
                     <a:graphicData uri="http://schemas.openxmlformats.org/drawingml/2006/picture">
                       <pic:pic>
                         <pic:nvPicPr>
-                          <pic:cNvPr descr="../figures/search_results/hit_overlap_methods.pdf" id="108" name="Picture"/>
+                          <pic:cNvPr descr="../figures/search_results/hit_overlap_methods.pdf" id="117" name="Picture"/>
                           <pic:cNvPicPr>
                             <a:picLocks noChangeArrowheads="1" noChangeAspect="1"/>
                           </pic:cNvPicPr>
                         </pic:nvPicPr>
                         <pic:blipFill>
-                          <a:blip r:embed="rId106"/>
+                          <a:blip r:embed="rId115"/>
                           <a:stretch>
                             <a:fillRect/>
                           </a:stretch>
@@ -4816,7 +5221,7 @@
               <w:t xml:space="preserve">Supplemental Figure 3: Pairwise comparisons of shared hits between search methods for (A) the best 25 hits, (B) the best 25 hits after filtering on E-value (E &lt; 1e-03), and (C) the top hits for each query.</w:t>
             </w:r>
           </w:p>
-          <w:bookmarkEnd w:id="109"/>
+          <w:bookmarkEnd w:id="118"/>
         </w:tc>
       </w:tr>
     </w:tbl>
@@ -4841,7 +5246,7 @@
       <w:tr>
         <w:tc>
           <w:tcPr/>
-          <w:bookmarkStart w:id="113" w:name="suppfig-time-increase"/>
+          <w:bookmarkStart w:id="122" w:name="suppfig-time-increase"/>
           <w:p>
             <w:pPr>
               <w:pStyle w:val="Compact"/>
@@ -4852,18 +5257,18 @@
                 <wp:inline>
                   <wp:extent cx="3238500" cy="3238500"/>
                   <wp:effectExtent b="0" l="0" r="0" t="0"/>
-                  <wp:docPr descr="" title="" id="111" name="Picture"/>
+                  <wp:docPr descr="" title="" id="120" name="Picture"/>
                   <a:graphic>
                     <a:graphicData uri="http://schemas.openxmlformats.org/drawingml/2006/picture">
                       <pic:pic>
                         <pic:nvPicPr>
-                          <pic:cNvPr descr="../figures/computational_benchmark/time_fold_increase.pdf" id="112" name="Picture"/>
+                          <pic:cNvPr descr="../figures/computational_benchmark/time_fold_increase.pdf" id="121" name="Picture"/>
                           <pic:cNvPicPr>
                             <a:picLocks noChangeArrowheads="1" noChangeAspect="1"/>
                           </pic:cNvPicPr>
                         </pic:nvPicPr>
                         <pic:blipFill>
-                          <a:blip r:embed="rId110"/>
+                          <a:blip r:embed="rId119"/>
                           <a:stretch>
                             <a:fillRect/>
                           </a:stretch>
@@ -4903,7 +5308,7 @@
               <w:t xml:space="preserve">Supplemental Figure 4: Workflow runtime increase compared to the fastest workflow (MMseqs2).</w:t>
             </w:r>
           </w:p>
-          <w:bookmarkEnd w:id="113"/>
+          <w:bookmarkEnd w:id="122"/>
         </w:tc>
       </w:tr>
     </w:tbl>
@@ -4921,7 +5326,7 @@
       <w:tr>
         <w:tc>
           <w:tcPr/>
-          <w:bookmarkStart w:id="117" w:name="suppfig-method-diagram"/>
+          <w:bookmarkStart w:id="126" w:name="suppfig-method-diagram"/>
           <w:p>
             <w:pPr>
               <w:jc w:val="center"/>
@@ -4936,18 +5341,18 @@
                 <wp:inline>
                   <wp:extent cx="5943600" cy="7641771"/>
                   <wp:effectExtent b="0" l="0" r="0" t="0"/>
-                  <wp:docPr descr="" title="" id="115" name="Picture"/>
+                  <wp:docPr descr="" title="" id="124" name="Picture"/>
                   <a:graphic>
                     <a:graphicData uri="http://schemas.openxmlformats.org/drawingml/2006/picture">
                       <pic:pic>
                         <pic:nvPicPr>
-                          <pic:cNvPr descr="manuscript_files/figure-docx/mermaid-figure-2.png" id="116" name="Picture"/>
+                          <pic:cNvPr descr="manuscript_files/figure-docx/mermaid-figure-2.png" id="125" name="Picture"/>
                           <pic:cNvPicPr>
                             <a:picLocks noChangeArrowheads="1" noChangeAspect="1"/>
                           </pic:cNvPicPr>
                         </pic:nvPicPr>
                         <pic:blipFill>
-                          <a:blip r:embed="rId114"/>
+                          <a:blip r:embed="rId123"/>
                           <a:stretch>
                             <a:fillRect/>
                           </a:stretch>
@@ -4992,7 +5397,7 @@
               <w:t xml:space="preserve">Supplemental Figure 5: Flowchart of the annotation pipeline used in this study. Eukaryotic virus proteins were selected from ICTV VMR v40.2, filtered to exclude bacteria- and archaea-hosted entries, and expanded into a final test set after retrieving all associated protein sequences and splitting very long proteins for structure prediction. The BFVD reference database was prepared separately by assigning functional categories to its entries using a custom name-based classifier for eukaryotic virus proteins and PHROG-like categories for bacteriophage proteins by Empathi. The test proteins were then compared against BFVD using three sequence methods (BLASTp, DIAMOND, MMseqs2), two embedding-based methods (ProstT5-3Di and TEA), and two structure-based methods (Foldseek and Reseek after Boltz-2 structure prediction). Hits were filtered by E-value, converted into weighted category scores, summed per functional category, and the highest-scoring category was chosen for each test protein, with a rule that preserves informative categories when they are sufficiently supported over uninformative ones.</w:t>
             </w:r>
           </w:p>
-          <w:bookmarkEnd w:id="117"/>
+          <w:bookmarkEnd w:id="126"/>
         </w:tc>
       </w:tr>
     </w:tbl>
@@ -5006,7 +5411,7 @@
         <w:sectPr/>
       </w:pPr>
     </w:p>
-    <w:bookmarkStart w:id="119" w:name="supplementary-tables"/>
+    <w:bookmarkStart w:id="128" w:name="supplementary-tables"/>
     <w:p>
       <w:pPr>
         <w:pStyle w:val="Heading1"/>
@@ -5028,7 +5433,7 @@
       <w:tr>
         <w:tc>
           <w:tcPr/>
-          <w:bookmarkStart w:id="118" w:name="tbl-supp-functional-categories"/>
+          <w:bookmarkStart w:id="127" w:name="tbl-supp-functional-categories"/>
           <w:p>
             <w:pPr>
               <w:jc w:val="center"/>
@@ -7381,7 +7786,7 @@
               </w:tc>
             </w:tr>
           </w:tbl>
-          <w:bookmarkEnd w:id="118"/>
+          <w:bookmarkEnd w:id="127"/>
           <w:p/>
         </w:tc>
       </w:tr>
@@ -7393,8 +7798,8 @@
         </w:sectPr>
       </w:pPr>
     </w:p>
-    <w:bookmarkEnd w:id="119"/>
-    <w:bookmarkEnd w:id="120"/>
+    <w:bookmarkEnd w:id="128"/>
+    <w:bookmarkEnd w:id="129"/>
     <w:sectPr>
       <w:footnotePr>
         <w:numRestart w:val="eachSect"/>

--- a/manuscript/_manuscript/manuscript.docx
+++ b/manuscript/_manuscript/manuscript.docx
@@ -7,7 +7,7 @@
         <w:pStyle w:val="Title"/>
       </w:pPr>
       <w:r>
-        <w:t xml:space="preserve">Benchmarking sequence, embedding and structure based methods for eukaryotic virus protein annotation</w:t>
+        <w:t xml:space="preserve">Benchmarking sequence, embedding and structure-based methods for eukaryotic virus protein annotation</w:t>
       </w:r>
     </w:p>
     <w:p>
@@ -452,13 +452,13 @@
         <w:t xml:space="preserve">Results</w:t>
       </w:r>
     </w:p>
-    <w:bookmarkStart w:id="15" w:name="dataset-overview"/>
+    <w:bookmarkStart w:id="15" w:name="Xef1120817e607b57f2d0fb2bf0a404244b88767"/>
     <w:p>
       <w:pPr>
         <w:pStyle w:val="Heading2"/>
       </w:pPr>
       <w:r>
-        <w:t xml:space="preserve">Dataset overview</w:t>
+        <w:t xml:space="preserve">Boltz-2 generates high-quality viral protein structures without parameter fine-tuning</w:t>
       </w:r>
     </w:p>
     <w:p>
@@ -631,13 +631,13 @@
       </w:tr>
     </w:tbl>
     <w:bookmarkEnd w:id="15"/>
-    <w:bookmarkStart w:id="20" w:name="performance-of-the-different-methods"/>
+    <w:bookmarkStart w:id="20" w:name="Xd4eac9e8264b8ac8270372c3a21967220d2ceb7"/>
     <w:p>
       <w:pPr>
         <w:pStyle w:val="Heading2"/>
       </w:pPr>
       <w:r>
-        <w:t xml:space="preserve">Performance of the different methods</w:t>
+        <w:t xml:space="preserve">Sequence homology methods demonstrate superior sensitivity and reproducibility over structure-informed approaches in eukaryotic virus annotation</w:t>
       </w:r>
     </w:p>
     <w:p>
@@ -659,7 +659,7 @@
         </w:r>
       </w:hyperlink>
       <w:r>
-        <w:t xml:space="preserve">A). In addition, we also filtered the results of each method on an E-value lower than 1e-03 to see how this affected the number of hits for each test protein. This decreased the number of test proteins with a hit on average with 25% for the structure methods. The methods relying on structure homology clearly had less matches compared to the sequence homology-based methods. This suggests that sequence based methods are still more sensitive in detecting homology for eukaryotic viruses than structure based methods, despite the promising results for bacteriophages</w:t>
+        <w:t xml:space="preserve">A). In addition, we also filtered the results of each method on an E-value lower than 1e-03 to see how this affected the number of hits for each test protein. This decreased the number of test proteins with a hit on average with 25% for the structure methods. The methods relying on structure homology clearly had less matches compared to the sequence homology-based methods. This suggests that sequence-based methods are still more sensitive in detecting homology for eukaryotic viruses than structure-based methods, despite the promising results for bacteriophages</w:t>
       </w:r>
       <w:r>
         <w:rPr>
@@ -682,7 +682,7 @@
         </w:r>
       </w:hyperlink>
       <w:r>
-        <w:t xml:space="preserve">B), this lower sensitivity is likely not due to poor structure predictions. In contrast, TEA, as only non-protein sequence based method, had a comparable number of test proteins with a match to the sequence based methods, almost reaching the total number of test proteins (n=11,354). However, analyzing the total number of hits at different E-value thresholds shows that TEA will result in a very high number of matches across all E-value thresholds, signifying a high number of false positives (see</w:t>
+        <w:t xml:space="preserve">B), this lower sensitivity is likely not due to poor structure predictions. In contrast, TEA, as only non-protein sequence-based method, had a comparable number of test proteins with a match to the sequence-based methods, almost reaching the total number of test proteins (n=11,354). However, analyzing the total number of hits at different E-value thresholds shows that TEA will result in a very high number of matches across all E-value thresholds, signifying a high number of false positives (see</w:t>
       </w:r>
       <w:r>
         <w:t xml:space="preserve"> </w:t>
@@ -696,7 +696,7 @@
         </w:r>
       </w:hyperlink>
       <w:r>
-        <w:t xml:space="preserve">B). A similar pattern is observed for the other structure based methods, which tend to find too many hits at high E-values. Reseek was less affected by this, due to a combination of already calculating E-values more accurately</w:t>
+        <w:t xml:space="preserve">B). A similar pattern is observed for the other structure-based methods, which tend to find too many hits at high E-values. Reseek was less affected by this, due to a combination of already calculating E-values more accurately</w:t>
       </w:r>
       <w:r>
         <w:rPr>
@@ -722,7 +722,7 @@
         </w:r>
       </w:hyperlink>
       <w:r>
-        <w:t xml:space="preserve">). On the other hand, the three sequence based methods had a similar number of test proteins with a hit (BLASTp=11,359; MMseqs2=11,255 and Diamond=11,224), but don’t show this inflation of total hits at higher E-values (BLASTp has a slight increase towards larger E-values).</w:t>
+        <w:t xml:space="preserve">). On the other hand, the three sequence-based methods had a similar number of test proteins with a hit (BLASTp=11,359; MMseqs2=11,255 and Diamond=11,224), but don’t show this inflation of total hits at higher E-values (BLASTp has a slight increase towards larger E-values).</w:t>
       </w:r>
     </w:p>
     <w:p>
@@ -758,7 +758,7 @@
         </w:r>
       </w:hyperlink>
       <w:r>
-        <w:t xml:space="preserve">), we observed as expected that the sequence homology-based methods had a high overlap in identical hits. This was true when comparing the best 25 hits for each test protein (only the comparison of diamond and mmseqs2 against blastp had a low overlap because of the higher amount of hits for blastp), the best 25 hits afterwards filtered on E-value and only the top hits (see</w:t>
+        <w:t xml:space="preserve">), we observed that the sequence homology-based methods had a high overlap in identical hits. This was true when comparing the best 25 hits for each test protein (only the comparison of diamond and mmseqs2 against blastp had a low overlap because of the higher amount of hits for blastp), the best 25 hits afterwards filtered on E-value and only the top hits (see</w:t>
       </w:r>
       <w:r>
         <w:t xml:space="preserve"> </w:t>
@@ -786,7 +786,7 @@
         </w:r>
       </w:hyperlink>
       <w:r>
-        <w:t xml:space="preserve">). In contrast, the embedding and structure homology based methods had low intra-method agreement in resulting hits (~25% between the embedding methods and ~40-75% for the structure methods on the best 25 hits). The percentage of overlapping hits did increase when only looking at the top hits, but stayed well below the percentage of overlap between the sequence based methods. It is worth noting that Reseek seemed to perform worse in this metric when looking at the filtered results (see</w:t>
+        <w:t xml:space="preserve">). In contrast, the embedding and structure homology-based methods had low intra-method agreement in resulting hits (~25% between the embedding methods and ~40-75% for the structure methods on the best 25 hits). The percentage of overlapping hits did increase when only taking the top hits into account, but stayed well below the percentage of overlap between the sequence-based methods. It is worth noting that Reseek seemed to perform worse in this metric when looking at the filtered results (see</w:t>
       </w:r>
       <w:r>
         <w:t xml:space="preserve"> </w:t>
@@ -809,7 +809,7 @@
         <w:t xml:space="preserve">12,19</w:t>
       </w:r>
       <w:r>
-        <w:t xml:space="preserve">. Notably, while ProstT5 was the worst performer across the three datasets compared to the sequence methods, TEA performed better in the top hits comparison and was on par with the structure based methods. Overall, the embedding and structure based methods, that should be better to detect remote homologs, had low agreement on shared hits among each other.</w:t>
+        <w:t xml:space="preserve">. Notably, while ProstT5 was the worst performer across the three datasets compared to the sequence methods, TEA performed better in the top hits comparison and was on par with the structure-based methods. Overall, the embedding and structure-based methods, that should be better to detect remote homologs, had low agreement on shared hits among each other.</w:t>
       </w:r>
     </w:p>
     <w:tbl>
@@ -892,13 +892,13 @@
       </w:tr>
     </w:tbl>
     <w:bookmarkEnd w:id="20"/>
-    <w:bookmarkStart w:id="26" w:name="functional-annotation-comparison"/>
+    <w:bookmarkStart w:id="26" w:name="X1286fa8d26bf422a589d4fec2c51d9df8a1f2db"/>
     <w:p>
       <w:pPr>
         <w:pStyle w:val="Heading2"/>
       </w:pPr>
       <w:r>
-        <w:t xml:space="preserve">Functional annotation comparison</w:t>
+        <w:t xml:space="preserve">Sequence-based methods retain better accuracy in functional category assignment while structural approaches slightly improve novel annotations</w:t>
       </w:r>
     </w:p>
     <w:p>
@@ -934,7 +934,7 @@
         </w:r>
       </w:hyperlink>
       <w:r>
-        <w:t xml:space="preserve">A), with the sequence based methods, together with TEA and Boltz-Foldseek, improving the number of informative assignments the most. However, when comparing the functional annotations to the</w:t>
+        <w:t xml:space="preserve">A), with the sequence-based methods, together with TEA and Boltz-Foldseek, improving the number of informative assignments the most. However, when comparing the functional annotations to the</w:t>
       </w:r>
       <w:r>
         <w:t xml:space="preserve"> </w:t>
@@ -943,7 +943,7 @@
         <w:t xml:space="preserve">“ground truth”</w:t>
       </w:r>
       <w:r>
-        <w:t xml:space="preserve">, all embedding and structure based methods underperformed compared to the sequence based methods (maximum ~67% and ~78% vs ~84% agreement with ground truth; see</w:t>
+        <w:t xml:space="preserve">, all embedding and structure-based methods underperformed compared to the sequence-based methods (maximum ~67% and ~78% vs ~84% agreement with ground truth; see</w:t>
       </w:r>
       <w:r>
         <w:t xml:space="preserve"> </w:t>
@@ -2040,7 +2040,7 @@
         <w:t xml:space="preserve"> </w:t>
       </w:r>
       <w:r>
-        <w:t xml:space="preserve">for GPU memory consumption. As expected, the sequence-based methods were much faster and less memory intensive compared to the embedding and structure based methods (see</w:t>
+        <w:t xml:space="preserve">for GPU memory consumption. As expected, the sequence-based methods were much faster and less memory intensive compared to the embedding and structure-based methods (see</w:t>
       </w:r>
       <w:r>
         <w:t xml:space="preserve"> </w:t>

--- a/manuscript/_manuscript/manuscript.docx
+++ b/manuscript/_manuscript/manuscript.docx
@@ -191,7 +191,7 @@
         <w:pStyle w:val="BodyText"/>
       </w:pPr>
       <w:r>
-        <w:t xml:space="preserve">Protein language models (pLMs) have emerged as a powerful paradigm for capturing biologically meaningful representations from amino acid sequences alone, trained on the vast space of known protein sequences using self-supervised objectives analogous to those used in natural language processing</w:t>
+        <w:t xml:space="preserve">Protein language models (pLMs) have emerged as a powerful paradigm for capturing biologically meaningful representations from amino acid sequences alone, trained on known protein sequences using self-supervised objectives analogous to those used in natural language processing</w:t>
       </w:r>
       <w:r>
         <w:rPr>
@@ -300,7 +300,7 @@
         <w:pStyle w:val="BodyText"/>
       </w:pPr>
       <w:r>
-        <w:t xml:space="preserve">The convergence of pLMs and structural biology has opened a third avenue: using language models to predict structural information without the computational cost of full three-dimensional structure prediction. ProstT5</w:t>
+        <w:t xml:space="preserve">The convergence of pLMs and structural biology has opened a third avenue: using language models to predict structural information without the computational cost of three-dimensional structure prediction. ProstT5 is a notable example, fine-tuning a protein language model to translate amino acid sequences into 3Di token sequences, effectively producing a structural representation with a three order magnitude speedup compared to structure prediction</w:t>
       </w:r>
       <w:r>
         <w:rPr>
@@ -309,10 +309,7 @@
         <w:t xml:space="preserve">13</w:t>
       </w:r>
       <w:r>
-        <w:t xml:space="preserve"> </w:t>
-      </w:r>
-      <w:r>
-        <w:t xml:space="preserve">is a notable example, fine-tuning a protein language model to translate amino acid sequences into 3Di token sequences, effectively producing a structural alphabet representation at sequence-model speed. A related approach, The Embedded Alphabet (TEA), uses ESM-2 embeddings as input to generate an alternative structural alphabet that the authors argue better represents helices and loops compared to 3Di</w:t>
+        <w:t xml:space="preserve">. A related approach, The Embedded Alphabet (TEA), uses ESM-2 embeddings as input to generate an alternative structural alphabet that the authors argue better represents helices and loops compared to 3Di</w:t>
       </w:r>
       <w:r>
         <w:rPr>
@@ -548,7 +545,21 @@
         </w:r>
       </w:hyperlink>
       <w:r>
-        <w:t xml:space="preserve">B). This shows that the structure prediction with default settings of Boltz-2 results in reliable structure predictions without the need for extensive fine-tuning of parameters or MSA generation strategies.</w:t>
+        <w:t xml:space="preserve">B). This shows that the structure prediction with default settings of Boltz-2 results in reliable structure predictions without the need for extensive fine-tuning of parameters, although extra viral sequences were used for the multiple sequence alignment (MSA) generation (see</w:t>
+      </w:r>
+      <w:r>
+        <w:t xml:space="preserve"> </w:t>
+      </w:r>
+      <w:hyperlink w:anchor="structure-prediction">
+        <w:r>
+          <w:rPr>
+            <w:rStyle w:val="Hyperlink"/>
+          </w:rPr>
+          <w:t xml:space="preserve">methods</w:t>
+        </w:r>
+      </w:hyperlink>
+      <w:r>
+        <w:t xml:space="preserve">).</w:t>
       </w:r>
     </w:p>
     <w:tbl>
@@ -573,7 +584,7 @@
             <w:r>
               <w:drawing>
                 <wp:inline>
-                  <wp:extent cx="3810000" cy="2540000"/>
+                  <wp:extent cx="5943600" cy="2971800"/>
                   <wp:effectExtent b="0" l="0" r="0" t="0"/>
                   <wp:docPr descr="" title="" id="12" name="Picture"/>
                   <a:graphic>
@@ -594,7 +605,7 @@
                         <pic:spPr bwMode="auto">
                           <a:xfrm>
                             <a:off x="0" y="0"/>
-                            <a:ext cx="3810000" cy="2540000"/>
+                            <a:ext cx="5943600" cy="2971800"/>
                           </a:xfrm>
                           <a:prstGeom prst="rect">
                             <a:avLst/>
@@ -682,7 +693,7 @@
         </w:r>
       </w:hyperlink>
       <w:r>
-        <w:t xml:space="preserve">B), this lower sensitivity is likely not due to poor structure predictions. In contrast, TEA, as only non-protein sequence-based method, had a comparable number of test proteins with a match to the sequence-based methods, almost reaching the total number of test proteins (n=11,354). However, analyzing the total number of hits at different E-value thresholds shows that TEA will result in a very high number of matches across all E-value thresholds, signifying a high number of false positives (see</w:t>
+        <w:t xml:space="preserve">B), this lower sensitivity is likely not due to poor structure predictions. In contrast, TEA had, as only non-protein sequence-based method, a comparable number of test proteins with a match, almost reaching the total number of test proteins (n=11,360). However, analyzing the total number of hits at different E-value thresholds shows that the TEA search resulted in a very high number of matches across all E-value thresholds, signifying a high number of false positives (see</w:t>
       </w:r>
       <w:r>
         <w:t xml:space="preserve"> </w:t>
@@ -696,7 +707,7 @@
         </w:r>
       </w:hyperlink>
       <w:r>
-        <w:t xml:space="preserve">B). A similar pattern is observed for the other structure-based methods, which tend to find too many hits at high E-values. Reseek was less affected by this, due to a combination of already calculating E-values more accurately</w:t>
+        <w:t xml:space="preserve">B). A similar pattern was observed for the other structure-based methods, which tended to find too many hits at high E-values. Reseek was less affected by this, due to a combination of already calculating E-values more accurately</w:t>
       </w:r>
       <w:r>
         <w:rPr>
@@ -722,7 +733,7 @@
         </w:r>
       </w:hyperlink>
       <w:r>
-        <w:t xml:space="preserve">). On the other hand, the three sequence-based methods had a similar number of test proteins with a hit (BLASTp=11,359; MMseqs2=11,255 and Diamond=11,224), but don’t show this inflation of total hits at higher E-values (BLASTp has a slight increase towards larger E-values).</w:t>
+        <w:t xml:space="preserve">). On the other hand, the three sequence-based methods had a similar number of test proteins with a hit (BLASTp=11,359; MMseqs2=11,255 and Diamond=11,224), but don’t show this inflation of total hits at higher E-values (BLASTp had a slight increase towards larger E-values).</w:t>
       </w:r>
     </w:p>
     <w:p>
@@ -758,7 +769,7 @@
         </w:r>
       </w:hyperlink>
       <w:r>
-        <w:t xml:space="preserve">), we observed that the sequence homology-based methods had a high overlap in identical hits. This was true when comparing the best 25 hits for each test protein (only the comparison of diamond and mmseqs2 against blastp had a low overlap because of the higher amount of hits for blastp), the best 25 hits afterwards filtered on E-value and only the top hits (see</w:t>
+        <w:t xml:space="preserve">), we observed that the sequence homology-based methods had a high overlap in identical hits. This was true when comparing the best 25 hits for each test protein (only the comparison of diamond and mmseqs2 against blastp had a low overlap because of the higher amount of hits for blastp), the best 25 hits afterwards filtered on E-value, and only the top hits (see</w:t>
       </w:r>
       <w:r>
         <w:t xml:space="preserve"> </w:t>
@@ -1055,7 +1066,7 @@
         </w:numPr>
       </w:pPr>
       <w:r>
-        <w:t xml:space="preserve">TODO: add that ~150 hypothetical proteins got an informative functional annotation with Boltz-foldseek method compared to the sequence methods (make superpose figures with structures but filter first on true hypothetical)</w:t>
+        <w:t xml:space="preserve">TODO: add that 337 could be assigned an informative function with Boltz-foldseek and not with sequence-based methods</w:t>
       </w:r>
     </w:p>
     <w:p>
@@ -1067,7 +1078,19 @@
         </w:numPr>
       </w:pPr>
       <w:r>
-        <w:t xml:space="preserve">TODO: look at which taxonomies benefit most from structure methods</w:t>
+        <w:t xml:space="preserve">most of them belong to structural categories (pvp / structural)</w:t>
+      </w:r>
+    </w:p>
+    <w:p>
+      <w:pPr>
+        <w:pStyle w:val="Compact"/>
+        <w:numPr>
+          <w:ilvl w:val="0"/>
+          <w:numId w:val="1001"/>
+        </w:numPr>
+      </w:pPr>
+      <w:r>
+        <w:t xml:space="preserve">TODO: make superpose figures with structures but filter first on true hypothetical</w:t>
       </w:r>
     </w:p>
     <w:tbl>
@@ -1092,14 +1115,14 @@
             <w:r>
               <w:drawing>
                 <wp:inline>
-                  <wp:extent cx="5943600" cy="3298115"/>
+                  <wp:extent cx="5943600" cy="5943600"/>
                   <wp:effectExtent b="0" l="0" r="0" t="0"/>
                   <wp:docPr descr="" title="" id="22" name="Picture"/>
                   <a:graphic>
                     <a:graphicData uri="http://schemas.openxmlformats.org/drawingml/2006/picture">
                       <pic:pic>
                         <pic:nvPicPr>
-                          <pic:cNvPr descr="../figures/search_results/annotation_combined.pdf" id="23" name="Picture"/>
+                          <pic:cNvPr descr="../figures/search_results/annotation_combined_2.pdf" id="23" name="Picture"/>
                           <pic:cNvPicPr>
                             <a:picLocks noChangeArrowheads="1" noChangeAspect="1"/>
                           </pic:cNvPicPr>
@@ -1113,7 +1136,7 @@
                         <pic:spPr bwMode="auto">
                           <a:xfrm>
                             <a:off x="0" y="0"/>
-                            <a:ext cx="5943600" cy="3298115"/>
+                            <a:ext cx="5943600" cy="5943600"/>
                           </a:xfrm>
                           <a:prstGeom prst="rect">
                             <a:avLst/>
@@ -1172,7 +1195,7 @@
               <w:t xml:space="preserve">“Other Function”</w:t>
             </w:r>
             <w:r>
-              <w:t xml:space="preserve">) after applying each method. Colored by method, light shades indicate non-informative proteins, dark shade indicates informative protein assignments. B) The percentage of queries that have a matching functional category for each method compared tot the informative original functional categories (regarded as the ground truth). C) Comparison of final assigned annotation categories compared to the original categories. Negative changes (ie. different informative categories or informative labels that changed to non-informative categories) are displayed to the left of the zero point, matches or category improvements (from non-informative to informative) are displayed on the right.</w:t>
+              <w:t xml:space="preserve">) after applying each method. Colored by method, light shades indicate non-informative proteins, dark shade indicates informative protein assignments. B) The percentage of queries that have a matching functional category for each method compared tot the informative original functional categories (regarded as the ground truth). C) Comparison of final assigned annotation categories compared to the original categories. Negative changes (ie. different informative categories or informative labels that changed to non-informative categories) are displayed to the left of the zero point, matches or category improvements (from non-informative to informative) are displayed on the right. D-E-F) Waffle plots showing the proportions of proteins that could be assigned an informative function with Boltz-foldseek and not with the sequence based methods, colored by D) taxonomy on Kingdom level, E) structure quality and F) main activity the assigned functional category takes part in (starts with uppercase; based on ViralZone) or the main category of the Empathi hierarchical classification system (starts with lowercase). Tiles are ordered from bottom to top, and from left to right. Each tile corresponds to roughly three proteins.</w:t>
             </w:r>
           </w:p>
           <w:bookmarkEnd w:id="24"/>
@@ -1380,7 +1403,7 @@
                     <w:jc w:val="center"/>
                   </w:pPr>
                   <w:r>
-                    <w:t xml:space="preserve">2331</w:t>
+                    <w:t xml:space="preserve">2946</w:t>
                   </w:r>
                 </w:p>
               </w:tc>
@@ -1393,7 +1416,7 @@
                     <w:jc w:val="center"/>
                   </w:pPr>
                   <w:r>
-                    <w:t xml:space="preserve">7003</w:t>
+                    <w:t xml:space="preserve">5740</w:t>
                   </w:r>
                 </w:p>
               </w:tc>
@@ -1406,7 +1429,7 @@
                     <w:jc w:val="center"/>
                   </w:pPr>
                   <w:r>
-                    <w:t xml:space="preserve">234</w:t>
+                    <w:t xml:space="preserve">757</w:t>
                   </w:r>
                 </w:p>
               </w:tc>
@@ -1419,7 +1442,7 @@
                     <w:jc w:val="center"/>
                   </w:pPr>
                   <w:r>
-                    <w:t xml:space="preserve">1399</w:t>
+                    <w:t xml:space="preserve">1477</w:t>
                   </w:r>
                 </w:p>
               </w:tc>
@@ -1432,7 +1455,7 @@
                     <w:jc w:val="center"/>
                   </w:pPr>
                   <w:r>
-                    <w:t xml:space="preserve">210</w:t>
+                    <w:t xml:space="preserve">257</w:t>
                   </w:r>
                 </w:p>
               </w:tc>
@@ -1473,7 +1496,7 @@
                     <w:jc w:val="center"/>
                   </w:pPr>
                   <w:r>
-                    <w:t xml:space="preserve">2332</w:t>
+                    <w:t xml:space="preserve">2934</w:t>
                   </w:r>
                 </w:p>
               </w:tc>
@@ -1486,7 +1509,7 @@
                     <w:jc w:val="center"/>
                   </w:pPr>
                   <w:r>
-                    <w:t xml:space="preserve">6938</w:t>
+                    <w:t xml:space="preserve">5710</w:t>
                   </w:r>
                 </w:p>
               </w:tc>
@@ -1499,7 +1522,7 @@
                     <w:jc w:val="center"/>
                   </w:pPr>
                   <w:r>
-                    <w:t xml:space="preserve">236</w:t>
+                    <w:t xml:space="preserve">765</w:t>
                   </w:r>
                 </w:p>
               </w:tc>
@@ -1512,7 +1535,7 @@
                     <w:jc w:val="center"/>
                   </w:pPr>
                   <w:r>
-                    <w:t xml:space="preserve">1412</w:t>
+                    <w:t xml:space="preserve">1462</w:t>
                   </w:r>
                 </w:p>
               </w:tc>
@@ -1525,7 +1548,7 @@
                     <w:jc w:val="center"/>
                   </w:pPr>
                   <w:r>
-                    <w:t xml:space="preserve">201</w:t>
+                    <w:t xml:space="preserve">248</w:t>
                   </w:r>
                 </w:p>
               </w:tc>
@@ -1566,7 +1589,7 @@
                     <w:jc w:val="center"/>
                   </w:pPr>
                   <w:r>
-                    <w:t xml:space="preserve">2335</w:t>
+                    <w:t xml:space="preserve">2930</w:t>
                   </w:r>
                 </w:p>
               </w:tc>
@@ -1579,7 +1602,7 @@
                     <w:jc w:val="center"/>
                   </w:pPr>
                   <w:r>
-                    <w:t xml:space="preserve">6954</w:t>
+                    <w:t xml:space="preserve">5731</w:t>
                   </w:r>
                 </w:p>
               </w:tc>
@@ -1592,7 +1615,7 @@
                     <w:jc w:val="center"/>
                   </w:pPr>
                   <w:r>
-                    <w:t xml:space="preserve">238</w:t>
+                    <w:t xml:space="preserve">768</w:t>
                   </w:r>
                 </w:p>
               </w:tc>
@@ -1605,7 +1628,7 @@
                     <w:jc w:val="center"/>
                   </w:pPr>
                   <w:r>
-                    <w:t xml:space="preserve">1408</w:t>
+                    <w:t xml:space="preserve">1452</w:t>
                   </w:r>
                 </w:p>
               </w:tc>
@@ -1618,7 +1641,7 @@
                     <w:jc w:val="center"/>
                   </w:pPr>
                   <w:r>
-                    <w:t xml:space="preserve">200</w:t>
+                    <w:t xml:space="preserve">254</w:t>
                   </w:r>
                 </w:p>
               </w:tc>
@@ -1659,7 +1682,7 @@
                     <w:jc w:val="center"/>
                   </w:pPr>
                   <w:r>
-                    <w:t xml:space="preserve">1810</w:t>
+                    <w:t xml:space="preserve">2198</w:t>
                   </w:r>
                 </w:p>
               </w:tc>
@@ -1672,7 +1695,7 @@
                     <w:jc w:val="center"/>
                   </w:pPr>
                   <w:r>
-                    <w:t xml:space="preserve">3728</w:t>
+                    <w:t xml:space="preserve">2902</w:t>
                   </w:r>
                 </w:p>
               </w:tc>
@@ -1685,7 +1708,7 @@
                     <w:jc w:val="center"/>
                   </w:pPr>
                   <w:r>
-                    <w:t xml:space="preserve">301</w:t>
+                    <w:t xml:space="preserve">789</w:t>
                   </w:r>
                 </w:p>
               </w:tc>
@@ -1698,7 +1721,7 @@
                     <w:jc w:val="center"/>
                   </w:pPr>
                   <w:r>
-                    <w:t xml:space="preserve">1371</w:t>
+                    <w:t xml:space="preserve">1313</w:t>
                   </w:r>
                 </w:p>
               </w:tc>
@@ -1711,7 +1734,7 @@
                     <w:jc w:val="center"/>
                   </w:pPr>
                   <w:r>
-                    <w:t xml:space="preserve">156</w:t>
+                    <w:t xml:space="preserve">164</w:t>
                   </w:r>
                 </w:p>
               </w:tc>
@@ -1752,7 +1775,7 @@
                     <w:jc w:val="center"/>
                   </w:pPr>
                   <w:r>
-                    <w:t xml:space="preserve">1881</w:t>
+                    <w:t xml:space="preserve">2358</w:t>
                   </w:r>
                 </w:p>
               </w:tc>
@@ -1765,7 +1788,7 @@
                     <w:jc w:val="center"/>
                   </w:pPr>
                   <w:r>
-                    <w:t xml:space="preserve">6025</w:t>
+                    <w:t xml:space="preserve">5132</w:t>
                   </w:r>
                 </w:p>
               </w:tc>
@@ -1778,7 +1801,7 @@
                     <w:jc w:val="center"/>
                   </w:pPr>
                   <w:r>
-                    <w:t xml:space="preserve">522</w:t>
+                    <w:t xml:space="preserve">1062</w:t>
                   </w:r>
                 </w:p>
               </w:tc>
@@ -1791,7 +1814,7 @@
                     <w:jc w:val="center"/>
                   </w:pPr>
                   <w:r>
-                    <w:t xml:space="preserve">2503</w:t>
+                    <w:t xml:space="preserve">2208</w:t>
                   </w:r>
                 </w:p>
               </w:tc>
@@ -1804,7 +1827,7 @@
                     <w:jc w:val="center"/>
                   </w:pPr>
                   <w:r>
-                    <w:t xml:space="preserve">387</w:t>
+                    <w:t xml:space="preserve">558</w:t>
                   </w:r>
                 </w:p>
               </w:tc>
@@ -1845,7 +1868,7 @@
                     <w:jc w:val="center"/>
                   </w:pPr>
                   <w:r>
-                    <w:t xml:space="preserve">2176</w:t>
+                    <w:t xml:space="preserve">2703</w:t>
                   </w:r>
                 </w:p>
               </w:tc>
@@ -1858,7 +1881,7 @@
                     <w:jc w:val="center"/>
                   </w:pPr>
                   <w:r>
-                    <w:t xml:space="preserve">4682</w:t>
+                    <w:t xml:space="preserve">3592</w:t>
                   </w:r>
                 </w:p>
               </w:tc>
@@ -1871,7 +1894,7 @@
                     <w:jc w:val="center"/>
                   </w:pPr>
                   <w:r>
-                    <w:t xml:space="preserve">308</w:t>
+                    <w:t xml:space="preserve">807</w:t>
                   </w:r>
                 </w:p>
               </w:tc>
@@ -1884,7 +1907,7 @@
                     <w:jc w:val="center"/>
                   </w:pPr>
                   <w:r>
-                    <w:t xml:space="preserve">1571</w:t>
+                    <w:t xml:space="preserve">1578</w:t>
                   </w:r>
                 </w:p>
               </w:tc>
@@ -1897,7 +1920,7 @@
                     <w:jc w:val="center"/>
                   </w:pPr>
                   <w:r>
-                    <w:t xml:space="preserve">152</w:t>
+                    <w:t xml:space="preserve">209</w:t>
                   </w:r>
                 </w:p>
               </w:tc>
@@ -1938,7 +1961,7 @@
                     <w:jc w:val="center"/>
                   </w:pPr>
                   <w:r>
-                    <w:t xml:space="preserve">1996</w:t>
+                    <w:t xml:space="preserve">2408</w:t>
                   </w:r>
                 </w:p>
               </w:tc>
@@ -1951,7 +1974,7 @@
                     <w:jc w:val="center"/>
                   </w:pPr>
                   <w:r>
-                    <w:t xml:space="preserve">3630</w:t>
+                    <w:t xml:space="preserve">2710</w:t>
                   </w:r>
                 </w:p>
               </w:tc>
@@ -1964,7 +1987,7 @@
                     <w:jc w:val="center"/>
                   </w:pPr>
                   <w:r>
-                    <w:t xml:space="preserve">216</w:t>
+                    <w:t xml:space="preserve">635</w:t>
                   </w:r>
                 </w:p>
               </w:tc>
@@ -1977,7 +2000,7 @@
                     <w:jc w:val="center"/>
                   </w:pPr>
                   <w:r>
-                    <w:t xml:space="preserve">1089</w:t>
+                    <w:t xml:space="preserve">1116</w:t>
                   </w:r>
                 </w:p>
               </w:tc>
@@ -1990,7 +2013,7 @@
                     <w:jc w:val="center"/>
                   </w:pPr>
                   <w:r>
-                    <w:t xml:space="preserve">134</w:t>
+                    <w:t xml:space="preserve">196</w:t>
                   </w:r>
                 </w:p>
               </w:tc>
@@ -2233,19 +2256,7 @@
         <w:t xml:space="preserve">15</w:t>
       </w:r>
       <w:r>
-        <w:t xml:space="preserve">,</w:t>
-      </w:r>
-      <w:r>
-        <w:t xml:space="preserve"> </w:t>
-      </w:r>
-      <w:r>
-        <w:rPr>
-          <w:highlight w:val="yellow"/>
-        </w:rPr>
-        <w:t xml:space="preserve">this does not seem to be the case for eukaryotic virus proteins</w:t>
-      </w:r>
-      <w:r>
-        <w:t xml:space="preserve">. If we consider that structural homology searches are most useful to find homologs with a clearly defined protein structure, a possible explanation could be that most structural proteins (eg. capsid proteins) are already well annotated in sequence databases compared to more globular, complex proteins, and therefore the advantage of using structural homology searches in eukaryotic virus protein annotation might be limited.</w:t>
+        <w:t xml:space="preserve">, our benchmark suggests that these advantages do not yet translate straightforwardly to eukaryotic virus proteins. If we consider that structural homology searches are most useful to find homologs with a clearly defined protein structure, a possible explanation could be that most structural proteins (eg. capsid proteins) are already well annotated in sequence databases compared to more globular, complex proteins, and therefore the advantage of using structural homology searches in eukaryotic virus protein annotation might be limited.</w:t>
       </w:r>
     </w:p>
     <w:p>
@@ -2332,6 +2343,88 @@
       </w:r>
       <w:r>
         <w:t xml:space="preserve">- DB problem which is too limited (larger db might give better results)</w:t>
+      </w:r>
+    </w:p>
+    <w:p>
+      <w:pPr>
+        <w:pStyle w:val="BodyText"/>
+      </w:pPr>
+      <w:r>
+        <w:t xml:space="preserve">Although protein language models and structure homology searches have shown great promise for detecting remote homologs</w:t>
+      </w:r>
+      <w:r>
+        <w:rPr>
+          <w:vertAlign w:val="superscript"/>
+        </w:rPr>
+        <w:t xml:space="preserve">11,12,14</w:t>
+      </w:r>
+      <w:r>
+        <w:t xml:space="preserve">, including in bacteriophage-focused annotation workflows</w:t>
+      </w:r>
+      <w:r>
+        <w:rPr>
+          <w:vertAlign w:val="superscript"/>
+        </w:rPr>
+        <w:t xml:space="preserve">15</w:t>
+      </w:r>
+      <w:r>
+        <w:t xml:space="preserve">, our benchmark suggests that these advantages do not yet translate straightforwardly to eukaryotic virus proteins. Across our dataset, the sequence-based methods were consistently the most reproducible (high overlap of identical hits) and the most accurate when evaluated against the original classifications, whereas embedding- and structure-based methods showed lower agreement with the ground truth and substantially lower concordance with one another.</w:t>
+      </w:r>
+    </w:p>
+    <w:p>
+      <w:pPr>
+        <w:pStyle w:val="BodyText"/>
+      </w:pPr>
+      <w:r>
+        <w:t xml:space="preserve">One plausible explanation is that the proteins for which structure-based searches are expected to excel (i.e. proteins with highly conserved folds despite limited sequence identity) may not be the dominant driver of annotation gaps in this particular setting. Many of the most abundant and best-characterized viral proteins, including major structural proteins such as capsid proteins, already have detectable sequence homology to entries in reference databases, so structure similarity is unlikely to provide large marginal gains for them. Conversely, proteins that remain annotated as “hypothetical” in eukaryotic virus genomes may include lineage-specific factors, short or low-complexity proteins, and rapidly evolving accessory proteins for which both sequence and structure homology signals can be weak, ambiguous, or absent. In this regime, structural comparison can still yield informative annotations for a subset of queries, but it does not consistently outperform sequence homology in either sensitivity or functional-category accuracy.</w:t>
+      </w:r>
+    </w:p>
+    <w:p>
+      <w:pPr>
+        <w:pStyle w:val="BodyText"/>
+      </w:pPr>
+      <w:r>
+        <w:t xml:space="preserve">Importantly, our results do not imply that structure search is incompatible with sequence search; rather, the current value proposition appears to be complementary. A practical interpretation is that a sequence-first workflow remains the most reliable baseline, with structure-based approaches reserved for targeted follow-up of the subset of proteins that remain uninformative after stringent sequence searches. In our benchmark, structure-informed methods retrieved comparatively few additional proteins with high-confidence, interpretable hits once E-value filtering was applied, while incurring a very large computational cost. This cost–benefit imbalance is especially relevant for large-scale annotation projects, where throughput and reproducibility are essential.</w:t>
+      </w:r>
+    </w:p>
+    <w:p>
+      <w:pPr>
+        <w:pStyle w:val="BodyText"/>
+      </w:pPr>
+      <w:r>
+        <w:t xml:space="preserve">Several methodological and biological factors could contribute to the lower apparent utility of embedding- and structure-based approaches for eukaryotic viruses in this benchmark. First, both pLM-derived alphabets and structure-search pipelines ultimately depend on learned or engineered representations that may be less well calibrated for viral proteins than for the broader (mostly cellular) protein universe they were trained and tuned on. Limited viral representation in training data could reduce the ability of pLMs to produce embeddings that cleanly separate functionally distinct viral proteins, and could also affect downstream translation to structural alphabets such as 3Di or TEA. In addition, the “many hits at high E-values” pattern observed for some non-sequence methods suggests that statistical calibration and filtering thresholds may require method- and domain-specific tuning to avoid inflation of weak or spurious matches.</w:t>
+      </w:r>
+    </w:p>
+    <w:p>
+      <w:pPr>
+        <w:pStyle w:val="BodyText"/>
+      </w:pPr>
+      <w:r>
+        <w:t xml:space="preserve">Second, structural comparisons can be sensitive to conformational heterogeneity. Viral proteins frequently operate in multi-protein assemblies and can adopt different conformational states across the viral life cycle. Predicted structures represent a single (often lowest-energy) state, which may differ from the biologically relevant state for binding or assembly. Even when overall fold is correct, domain motions or alternative conformations could reduce similarity scores for true homologs or increase similarity to unrelated proteins with superficially similar local geometry, potentially lowering both sensitivity and the interpretability of structural hits.</w:t>
+      </w:r>
+    </w:p>
+    <w:p>
+      <w:pPr>
+        <w:pStyle w:val="BodyText"/>
+      </w:pPr>
+      <w:r>
+        <w:t xml:space="preserve">Third, the reference database itself remains a key determinant of performance. Using BFVD as a unified reference ensured a fair comparison between methods, but it also means that any limitations in viral coverage, taxonomic representation, and annotation depth of BFVD will propagate across all approaches. A larger and more diverse viral reference set—especially one enriched for eukaryotic virus proteins and experimentally supported functional annotations—could plausibly increase the payoff of structure-based searches. Similarly, improved viral-aware scoring, E-value calibration, and domain-aware post-processing might yield higher-precision structural or embedding-based annotations for the subset of proteins where sequence methods fail.</w:t>
+      </w:r>
+    </w:p>
+    <w:p>
+      <w:pPr>
+        <w:pStyle w:val="BodyText"/>
+      </w:pPr>
+      <w:r>
+        <w:t xml:space="preserve">These findings should be interpreted in light of several limitations of our benchmark. First, long polyproteins were split into chunks to accommodate structure prediction constraints. While necessary for computation, this can decouple functional context: individual fragments may correspond to multiple mature proteins or partial domains, and their best-matching reference hits may not reflect the final processed product or its function. Second, functional-category assignment was derived from name-based classification rules applied to reference protein names and to the original test annotations. This provides a scalable and consistent labeling scheme, but it can conflate proteins that share a name while differing in function across viral families (e.g. proteins labeled with the same “non-structural protein” identifier can have different biochemical roles), and it can propagate ambiguities present in database annotations. Incorporating richer context—such as genomic neighborhood, domain architecture, or literature-informed curation (potentially via carefully constrained LLM-assisted extraction followed by manual review)—could reduce these mismatches. Third, because all methods were evaluated against a single unified database, our conclusions primarily reflect relative performance under a controlled reference; performance may change with alternative databases, different taxonomic compositions, or additional post-processing.</w:t>
+      </w:r>
+    </w:p>
+    <w:p>
+      <w:pPr>
+        <w:pStyle w:val="BodyText"/>
+      </w:pPr>
+      <w:r>
+        <w:t xml:space="preserve">Overall, our benchmark supports a conservative conclusion: for eukaryotic virus protein annotation, sequence homology remains the most accurate and reproducible primary strategy at present. Embedding- and structure-based methods can still add value as complementary tools for a minority of difficult proteins, but realizing their full promise will likely require viral-aware training data, improved statistical calibration, and reference databases with broader viral diversity and deeper functional validation.</w:t>
       </w:r>
     </w:p>
     <w:bookmarkEnd w:id="33"/>
@@ -2439,52 +2532,6 @@
         <w:pStyle w:val="BodyText"/>
       </w:pPr>
       <w:r>
-        <w:t xml:space="preserve">Functional categories for each BFVD entry were derived from protein names associated with the corresponding UniParc IDs (could be from UniProtKB/TrEMBL, RefSeq and/or GenBank) for eukaryotic viruses (also see</w:t>
-      </w:r>
-      <w:r>
-        <w:t xml:space="preserve"> </w:t>
-      </w:r>
-      <w:hyperlink w:anchor="functional-classifier">
-        <w:r>
-          <w:rPr>
-            <w:rStyle w:val="Hyperlink"/>
-          </w:rPr>
-          <w:t xml:space="preserve">below</w:t>
-        </w:r>
-      </w:hyperlink>
-      <w:r>
-        <w:t xml:space="preserve">) or by classifying them into PHROG-like</w:t>
-      </w:r>
-      <w:r>
-        <w:rPr>
-          <w:vertAlign w:val="superscript"/>
-        </w:rPr>
-        <w:t xml:space="preserve">21</w:t>
-      </w:r>
-      <w:r>
-        <w:t xml:space="preserve"> </w:t>
-      </w:r>
-      <w:r>
-        <w:t xml:space="preserve">categories with Empathi</w:t>
-      </w:r>
-      <w:r>
-        <w:rPr>
-          <w:vertAlign w:val="superscript"/>
-        </w:rPr>
-        <w:t xml:space="preserve">22</w:t>
-      </w:r>
-      <w:r>
-        <w:t xml:space="preserve"> </w:t>
-      </w:r>
-      <w:r>
-        <w:t xml:space="preserve">in the case of bacteriophage proteins. The distinction between eukaryotic virus and bacteriophage proteins was made based on the TaxID information from the UniParc protein ID.</w:t>
-      </w:r>
-    </w:p>
-    <w:p>
-      <w:pPr>
-        <w:pStyle w:val="BodyText"/>
-      </w:pPr>
-      <w:r>
         <w:t xml:space="preserve">The BFVD database was further converted into the required formats the search tools used in this benchmarking effort (see</w:t>
       </w:r>
       <w:r>
@@ -2538,17 +2585,53 @@
         <w:pStyle w:val="FirstParagraph"/>
       </w:pPr>
       <w:r>
-        <w:t xml:space="preserve">Functional categories for eukaryotic virus proteins were designed with Perplexity AI in deep research mode using the following prompt:</w:t>
-      </w:r>
-      <w:r>
-        <w:t xml:space="preserve"> </w:t>
-      </w:r>
+        <w:t xml:space="preserve">Functional categories for each BFVD entry were derived from protein names associated with the corresponding UniParc IDs (could be from UniProtKB/TrEMBL, RefSeq and/or GenBank) for eukaryotic viruses or by classifying them into PHROG-like</w:t>
+      </w:r>
+      <w:r>
+        <w:rPr>
+          <w:vertAlign w:val="superscript"/>
+        </w:rPr>
+        <w:t xml:space="preserve">21</w:t>
+      </w:r>
+      <w:r>
+        <w:t xml:space="preserve"> </w:t>
+      </w:r>
+      <w:r>
+        <w:t xml:space="preserve">categories with Empathi</w:t>
+      </w:r>
+      <w:r>
+        <w:rPr>
+          <w:vertAlign w:val="superscript"/>
+        </w:rPr>
+        <w:t xml:space="preserve">22</w:t>
+      </w:r>
+      <w:r>
+        <w:t xml:space="preserve"> </w:t>
+      </w:r>
+      <w:r>
+        <w:t xml:space="preserve">in the case of bacteriophage proteins. The distinction between eukaryotic virus and bacteriophage proteins was made based on the TaxID information from the UniParc protein ID.</w:t>
+      </w:r>
+    </w:p>
+    <w:p>
+      <w:pPr>
+        <w:pStyle w:val="BodyText"/>
+      </w:pPr>
+      <w:r>
+        <w:t xml:space="preserve">Functional categories for eukaryotic virus proteins were designed based on previously established enzymes by ViralZone (see https://viralzone.expasy.org/10417) and adding structural proteins together with extra enzymatic categories. These extra categories were acquired by prompting Perplexity AI in deep research mode with:</w:t>
+      </w:r>
+    </w:p>
+    <w:p>
+      <w:pPr>
+        <w:pStyle w:val="BlockText"/>
+      </w:pPr>
       <w:r>
         <w:t xml:space="preserve">“Can you give me an exhaustive list of common protein functions in eukaryotic viruses? Use https://viralzone.expasy.org and https://ictv.global/report/genome as sources. Give me a machine readable file with all functional categories.”</w:t>
       </w:r>
-      <w:r>
-        <w:t xml:space="preserve"> </w:t>
-      </w:r>
+    </w:p>
+    <w:p>
+      <w:pPr>
+        <w:pStyle w:val="FirstParagraph"/>
+      </w:pPr>
       <w:r>
         <w:t xml:space="preserve">The resulting functional categories were further manually curated to ensure that they were mutually exclusive. The final list of functional categories is provided in</w:t>
       </w:r>
@@ -2564,7 +2647,7 @@
         </w:r>
       </w:hyperlink>
       <w:r>
-        <w:t xml:space="preserve">.</w:t>
+        <w:t xml:space="preserve">. A custom python script was used to assign the established functional categories to the eukaryotic virus BFVD proteins using Google’s Gemma4 31B-it LLM model. The LLM had access to the collection of protein names and the viral taxonomy of each entry, and was asked to provide a category classification based on this information. Assigned functional categories were checked against the originally established functional categories and removed if they did not correspond.</w:t>
       </w:r>
     </w:p>
     <w:p>
@@ -2572,19 +2655,7 @@
         <w:pStyle w:val="BodyText"/>
       </w:pPr>
       <w:r>
-        <w:t xml:space="preserve">A custom python script was used to assign functional categories to BFVD proteins based on pattern matching. Perplexity AI was used to assign the most common patterns in all BFVD protein names from UniParc to the most appropriate functional category. The pattern matching rules, functional categories, and classification script were subsequently refined through manual curation to optimize the functional assignment based on protein names. If no keywords in the protein match, the protein is assigned to the</w:t>
-      </w:r>
-      <w:r>
-        <w:t xml:space="preserve"> </w:t>
-      </w:r>
-      <w:r>
-        <w:t xml:space="preserve">“Hypothetical Protein”</w:t>
-      </w:r>
-      <w:r>
-        <w:t xml:space="preserve"> </w:t>
-      </w:r>
-      <w:r>
-        <w:t xml:space="preserve">category.</w:t>
+        <w:t xml:space="preserve">The same functional classifier script was also used on the protein names from our test set to assign functional categories to the eukaryotic virus proteins downloaded from the ICTV exemplar species.</w:t>
       </w:r>
     </w:p>
     <w:p>
@@ -2592,8 +2663,19 @@
         <w:pStyle w:val="BodyText"/>
       </w:pPr>
       <w:r>
-        <w:t xml:space="preserve">The same functional classifier script was also used on the protein names from our test set to assign functional categories to the eukaryotic virus proteins downloaded from the ICTV exemplar species.</w:t>
-      </w:r>
+        <w:t xml:space="preserve">An overview of the LLM pipeline is given in</w:t>
+      </w:r>
+      <w:r>
+        <w:t xml:space="preserve"> </w:t>
+      </w:r>
+      <w:hyperlink w:anchor="suppfig-llm-diagram">
+        <w:r>
+          <w:rPr>
+            <w:rStyle w:val="Hyperlink"/>
+          </w:rPr>
+          <w:t xml:space="preserve">Supplemental Figure 5</w:t>
+        </w:r>
+      </w:hyperlink>
     </w:p>
     <w:bookmarkEnd w:id="37"/>
     <w:bookmarkStart w:id="38" w:name="sequence-homology-based-annotation"/>
@@ -2898,7 +2980,7 @@
         <w:t xml:space="preserve"> </w:t>
       </w:r>
       <w:r>
-        <w:t xml:space="preserve">(default settings) with multiple sequence alignments (MSAs) generated by a local, adapted ColabFold installation</w:t>
+        <w:t xml:space="preserve">(default settings) with MSAs generated by a local, adapted ColabFold installation</w:t>
       </w:r>
       <w:r>
         <w:rPr>
@@ -4963,7 +5045,7 @@
       </w:r>
     </w:p>
     <w:bookmarkEnd w:id="106"/>
-    <w:bookmarkStart w:id="129" w:name="supplementary-figures"/>
+    <w:bookmarkStart w:id="133" w:name="supplementary-figures"/>
     <w:p>
       <w:pPr>
         <w:pStyle w:val="Heading1"/>
@@ -5312,6 +5394,102 @@
         </w:tc>
       </w:tr>
     </w:tbl>
+    <w:p>
+      <w:pPr>
+        <w:pStyle w:val="BodyText"/>
+      </w:pPr>
+      <w:r>
+        <w:t xml:space="preserve"> </w:t>
+      </w:r>
+    </w:p>
+    <w:tbl>
+      <w:tblPr>
+        <w:tblStyle w:val="Table"/>
+        <w:tblW w:type="pct" w:w="5000"/>
+        <w:tblLayout w:type="fixed"/>
+        <w:tblLook w:firstRow="0" w:lastRow="0" w:firstColumn="0" w:lastColumn="0" w:noHBand="0" w:noVBand="0" w:val="0000"/>
+      </w:tblPr>
+      <w:tblGrid>
+        <w:gridCol w:w="7920"/>
+      </w:tblGrid>
+      <w:tr>
+        <w:tc>
+          <w:tcPr/>
+          <w:bookmarkStart w:id="126" w:name="suppfig-llm-diagram"/>
+          <w:p>
+            <w:pPr>
+              <w:jc w:val="center"/>
+            </w:pPr>
+          </w:p>
+          <w:p>
+            <w:pPr>
+              <w:jc w:val="center"/>
+            </w:pPr>
+            <w:r>
+              <w:drawing>
+                <wp:inline>
+                  <wp:extent cx="2286000" cy="8229600"/>
+                  <wp:effectExtent b="0" l="0" r="0" t="0"/>
+                  <wp:docPr descr="" title="" id="124" name="Picture"/>
+                  <a:graphic>
+                    <a:graphicData uri="http://schemas.openxmlformats.org/drawingml/2006/picture">
+                      <pic:pic>
+                        <pic:nvPicPr>
+                          <pic:cNvPr descr="manuscript_files/figure-docx/mermaid-figure-3.png" id="125" name="Picture"/>
+                          <pic:cNvPicPr>
+                            <a:picLocks noChangeArrowheads="1" noChangeAspect="1"/>
+                          </pic:cNvPicPr>
+                        </pic:nvPicPr>
+                        <pic:blipFill>
+                          <a:blip r:embed="rId123"/>
+                          <a:stretch>
+                            <a:fillRect/>
+                          </a:stretch>
+                        </pic:blipFill>
+                        <pic:spPr bwMode="auto">
+                          <a:xfrm>
+                            <a:off x="0" y="0"/>
+                            <a:ext cx="2286000" cy="8229600"/>
+                          </a:xfrm>
+                          <a:prstGeom prst="rect">
+                            <a:avLst/>
+                          </a:prstGeom>
+                          <a:noFill/>
+                          <a:ln w="9525">
+                            <a:noFill/>
+                            <a:headEnd/>
+                            <a:tailEnd/>
+                          </a:ln>
+                        </pic:spPr>
+                      </pic:pic>
+                    </a:graphicData>
+                  </a:graphic>
+                </wp:inline>
+              </w:drawing>
+            </w:r>
+          </w:p>
+          <w:p>
+            <w:pPr>
+              <w:jc w:val="center"/>
+            </w:pPr>
+          </w:p>
+          <w:p>
+            <w:pPr>
+              <w:jc w:val="center"/>
+            </w:pPr>
+            <w:pPr>
+              <w:jc w:val="left"/>
+              <w:spacing w:before="200"/>
+              <w:pStyle w:val="ImageCaption"/>
+            </w:pPr>
+            <w:r>
+              <w:t xml:space="preserve">Supplemental Figure 5: Flowchart of the LLM classification pipeline for eukaryotic viruses.</w:t>
+            </w:r>
+          </w:p>
+          <w:bookmarkEnd w:id="126"/>
+        </w:tc>
+      </w:tr>
+    </w:tbl>
     <w:p/>
     <w:tbl>
       <w:tblPr>
@@ -5326,7 +5504,7 @@
       <w:tr>
         <w:tc>
           <w:tcPr/>
-          <w:bookmarkStart w:id="126" w:name="suppfig-method-diagram"/>
+          <w:bookmarkStart w:id="130" w:name="suppfig-method-diagram"/>
           <w:p>
             <w:pPr>
               <w:jc w:val="center"/>
@@ -5341,18 +5519,18 @@
                 <wp:inline>
                   <wp:extent cx="5943600" cy="7641771"/>
                   <wp:effectExtent b="0" l="0" r="0" t="0"/>
-                  <wp:docPr descr="" title="" id="124" name="Picture"/>
+                  <wp:docPr descr="" title="" id="128" name="Picture"/>
                   <a:graphic>
                     <a:graphicData uri="http://schemas.openxmlformats.org/drawingml/2006/picture">
                       <pic:pic>
                         <pic:nvPicPr>
-                          <pic:cNvPr descr="manuscript_files/figure-docx/mermaid-figure-2.png" id="125" name="Picture"/>
+                          <pic:cNvPr descr="manuscript_files/figure-docx/mermaid-figure-4.png" id="129" name="Picture"/>
                           <pic:cNvPicPr>
                             <a:picLocks noChangeArrowheads="1" noChangeAspect="1"/>
                           </pic:cNvPicPr>
                         </pic:nvPicPr>
                         <pic:blipFill>
-                          <a:blip r:embed="rId123"/>
+                          <a:blip r:embed="rId127"/>
                           <a:stretch>
                             <a:fillRect/>
                           </a:stretch>
@@ -5394,10 +5572,10 @@
               <w:pStyle w:val="ImageCaption"/>
             </w:pPr>
             <w:r>
-              <w:t xml:space="preserve">Supplemental Figure 5: Flowchart of the annotation pipeline used in this study. Eukaryotic virus proteins were selected from ICTV VMR v40.2, filtered to exclude bacteria- and archaea-hosted entries, and expanded into a final test set after retrieving all associated protein sequences and splitting very long proteins for structure prediction. The BFVD reference database was prepared separately by assigning functional categories to its entries using a custom name-based classifier for eukaryotic virus proteins and PHROG-like categories for bacteriophage proteins by Empathi. The test proteins were then compared against BFVD using three sequence methods (BLASTp, DIAMOND, MMseqs2), two embedding-based methods (ProstT5-3Di and TEA), and two structure-based methods (Foldseek and Reseek after Boltz-2 structure prediction). Hits were filtered by E-value, converted into weighted category scores, summed per functional category, and the highest-scoring category was chosen for each test protein, with a rule that preserves informative categories when they are sufficiently supported over uninformative ones.</w:t>
+              <w:t xml:space="preserve">Supplemental Figure 6: Flowchart of the annotation pipeline used in this study. Eukaryotic virus proteins were selected from ICTV VMR v40.2, filtered to exclude bacteria- and archaea-hosted entries, and expanded into a final test set after retrieving all associated protein sequences and splitting very long proteins for structure prediction. The BFVD reference database was prepared separately by assigning functional categories to its entries using a custom name-based classifier for eukaryotic virus proteins and PHROG-like categories for bacteriophage proteins by Empathi. The test proteins were then compared against BFVD using three sequence methods (BLASTp, DIAMOND, MMseqs2), two embedding-based methods (ProstT5-3Di and TEA), and two structure-based methods (Foldseek and Reseek after Boltz-2 structure prediction). Hits were filtered by E-value, converted into weighted category scores, summed per functional category, and the highest-scoring category was chosen for each test protein, with a rule that preserves informative categories when they are sufficiently supported over uninformative ones.</w:t>
             </w:r>
           </w:p>
-          <w:bookmarkEnd w:id="126"/>
+          <w:bookmarkEnd w:id="130"/>
         </w:tc>
       </w:tr>
     </w:tbl>
@@ -5411,7 +5589,7 @@
         <w:sectPr/>
       </w:pPr>
     </w:p>
-    <w:bookmarkStart w:id="128" w:name="supplementary-tables"/>
+    <w:bookmarkStart w:id="132" w:name="supplementary-tables"/>
     <w:p>
       <w:pPr>
         <w:pStyle w:val="Heading1"/>
@@ -5433,7 +5611,7 @@
       <w:tr>
         <w:tc>
           <w:tcPr/>
-          <w:bookmarkStart w:id="127" w:name="tbl-supp-functional-categories"/>
+          <w:bookmarkStart w:id="131" w:name="tbl-supp-functional-categories"/>
           <w:p>
             <w:pPr>
               <w:jc w:val="center"/>
@@ -5444,7 +5622,7 @@
               <w:pStyle w:val="ImageCaption"/>
             </w:pPr>
             <w:r>
-              <w:t xml:space="preserve">Table 2: Final functional categories used for annotation, including descriptions, pattern matching keywords, and exclusions.</w:t>
+              <w:t xml:space="preserve">Table 2: Final functional categories used for annotation, including their activity and process they are involved in.</w:t>
             </w:r>
           </w:p>
           <w:tbl>
@@ -5455,10 +5633,9 @@
               <w:tblLook w:firstRow="1" w:lastRow="0" w:firstColumn="0" w:lastColumn="0" w:noHBand="0" w:noVBand="0" w:val="0020"/>
             </w:tblPr>
             <w:tblGrid>
-              <w:gridCol w:w="737"/>
-              <w:gridCol w:w="1615"/>
-              <w:gridCol w:w="4563"/>
-              <w:gridCol w:w="1003"/>
+              <w:gridCol w:w="2043"/>
+              <w:gridCol w:w="2043"/>
+              <w:gridCol w:w="3832"/>
             </w:tblGrid>
             <w:tr>
               <w:trPr>
@@ -5473,46 +5650,33 @@
                     <w:jc w:val="center"/>
                   </w:pPr>
                   <w:r>
-                    <w:t xml:space="preserve">Category</w:t>
-                  </w:r>
-                </w:p>
-              </w:tc>
-              <w:tc>
-                <w:tcPr/>
-                <w:p>
-                  <w:pPr>
-                    <w:pStyle w:val="Compact"/>
-                    <w:jc w:val="left"/>
-                    <w:jc w:val="center"/>
-                  </w:pPr>
-                  <w:r>
-                    <w:t xml:space="preserve">Description</w:t>
-                  </w:r>
-                </w:p>
-              </w:tc>
-              <w:tc>
-                <w:tcPr/>
-                <w:p>
-                  <w:pPr>
-                    <w:pStyle w:val="Compact"/>
-                    <w:jc w:val="left"/>
-                    <w:jc w:val="center"/>
-                  </w:pPr>
-                  <w:r>
-                    <w:t xml:space="preserve">Pattern matching keywords</w:t>
-                  </w:r>
-                </w:p>
-              </w:tc>
-              <w:tc>
-                <w:tcPr/>
-                <w:p>
-                  <w:pPr>
-                    <w:pStyle w:val="Compact"/>
-                    <w:jc w:val="left"/>
-                    <w:jc w:val="center"/>
-                  </w:pPr>
-                  <w:r>
-                    <w:t xml:space="preserve">Exclusions</w:t>
+                    <w:t xml:space="preserve">Process</w:t>
+                  </w:r>
+                </w:p>
+              </w:tc>
+              <w:tc>
+                <w:tcPr/>
+                <w:p>
+                  <w:pPr>
+                    <w:pStyle w:val="Compact"/>
+                    <w:jc w:val="left"/>
+                    <w:jc w:val="center"/>
+                  </w:pPr>
+                  <w:r>
+                    <w:t xml:space="preserve">Activity</w:t>
+                  </w:r>
+                </w:p>
+              </w:tc>
+              <w:tc>
+                <w:tcPr/>
+                <w:p>
+                  <w:pPr>
+                    <w:pStyle w:val="Compact"/>
+                    <w:jc w:val="left"/>
+                    <w:jc w:val="center"/>
+                  </w:pPr>
+                  <w:r>
+                    <w:t xml:space="preserve">Enzyme/Protein</w:t>
                   </w:r>
                 </w:p>
               </w:tc>
@@ -5527,46 +5691,33 @@
                     <w:jc w:val="center"/>
                   </w:pPr>
                   <w:r>
-                    <w:t xml:space="preserve">Capsid Protein</w:t>
-                  </w:r>
-                </w:p>
-              </w:tc>
-              <w:tc>
-                <w:tcPr/>
-                <w:p>
-                  <w:pPr>
-                    <w:pStyle w:val="Compact"/>
-                    <w:jc w:val="left"/>
-                    <w:jc w:val="center"/>
-                  </w:pPr>
-                  <w:r>
-                    <w:t xml:space="preserve">Capsid proteins forming the icosahedral or other geometric viral shell</w:t>
-                  </w:r>
-                </w:p>
-              </w:tc>
-              <w:tc>
-                <w:tcPr/>
-                <w:p>
-                  <w:pPr>
-                    <w:pStyle w:val="Compact"/>
-                    <w:jc w:val="left"/>
-                    <w:jc w:val="center"/>
-                  </w:pPr>
-                  <w:r>
-                    <w:t xml:space="preserve">capsid protein; major capsid protein; minor capsid protein; coat protein; vp1; vp2; vp3; vp4; vp5; vp6; vp7; l1; virion structural protein; structural protein; head protein; internal protein; capsid</w:t>
-                  </w:r>
-                </w:p>
-              </w:tc>
-              <w:tc>
-                <w:tcPr/>
-                <w:p>
-                  <w:pPr>
-                    <w:pStyle w:val="Compact"/>
-                    <w:jc w:val="left"/>
-                    <w:jc w:val="center"/>
-                  </w:pPr>
-                  <w:r>
-                    <w:t xml:space="preserve">nucleocapsid; nucleoprotein; nonstructural; non-structural</w:t>
+                    <w:t xml:space="preserve">Entry</w:t>
+                  </w:r>
+                </w:p>
+              </w:tc>
+              <w:tc>
+                <w:tcPr/>
+                <w:p>
+                  <w:pPr>
+                    <w:pStyle w:val="Compact"/>
+                    <w:jc w:val="left"/>
+                    <w:jc w:val="center"/>
+                  </w:pPr>
+                  <w:r>
+                    <w:t xml:space="preserve">Fusion</w:t>
+                  </w:r>
+                </w:p>
+              </w:tc>
+              <w:tc>
+                <w:tcPr/>
+                <w:p>
+                  <w:pPr>
+                    <w:pStyle w:val="Compact"/>
+                    <w:jc w:val="left"/>
+                    <w:jc w:val="center"/>
+                  </w:pPr>
+                  <w:r>
+                    <w:t xml:space="preserve">Fusion glycoprotein</w:t>
                   </w:r>
                 </w:p>
               </w:tc>
@@ -5581,46 +5732,33 @@
                     <w:jc w:val="center"/>
                   </w:pPr>
                   <w:r>
-                    <w:t xml:space="preserve">Nucleocapsid Protein</w:t>
-                  </w:r>
-                </w:p>
-              </w:tc>
-              <w:tc>
-                <w:tcPr/>
-                <w:p>
-                  <w:pPr>
-                    <w:pStyle w:val="Compact"/>
-                    <w:jc w:val="left"/>
-                    <w:jc w:val="center"/>
-                  </w:pPr>
-                  <w:r>
-                    <w:t xml:space="preserve">Nucleocapsid proteins packaging and condensing the viral genome in helical or amorphous structures</w:t>
-                  </w:r>
-                </w:p>
-              </w:tc>
-              <w:tc>
-                <w:tcPr/>
-                <w:p>
-                  <w:pPr>
-                    <w:pStyle w:val="Compact"/>
-                    <w:jc w:val="left"/>
-                    <w:jc w:val="center"/>
-                  </w:pPr>
-                  <w:r>
-                    <w:t xml:space="preserve">nucleocapsid; nucleoprotein; np protein; n protein; core protein; ribonucleoprotein; rnp protein; virion core; core protein</w:t>
-                  </w:r>
-                </w:p>
-              </w:tc>
-              <w:tc>
-                <w:tcPr/>
-                <w:p>
-                  <w:pPr>
-                    <w:pStyle w:val="Compact"/>
-                    <w:jc w:val="left"/>
-                    <w:jc w:val="center"/>
-                  </w:pPr>
-                  <w:r>
-                    <w:t xml:space="preserve">None</w:t>
+                    <w:t xml:space="preserve">Exit</w:t>
+                  </w:r>
+                </w:p>
+              </w:tc>
+              <w:tc>
+                <w:tcPr/>
+                <w:p>
+                  <w:pPr>
+                    <w:pStyle w:val="Compact"/>
+                    <w:jc w:val="left"/>
+                    <w:jc w:val="center"/>
+                  </w:pPr>
+                  <w:r>
+                    <w:t xml:space="preserve">Budding</w:t>
+                  </w:r>
+                </w:p>
+              </w:tc>
+              <w:tc>
+                <w:tcPr/>
+                <w:p>
+                  <w:pPr>
+                    <w:pStyle w:val="Compact"/>
+                    <w:jc w:val="left"/>
+                    <w:jc w:val="center"/>
+                  </w:pPr>
+                  <w:r>
+                    <w:t xml:space="preserve">Phospholipase</w:t>
                   </w:r>
                 </w:p>
               </w:tc>
@@ -5635,46 +5773,33 @@
                     <w:jc w:val="center"/>
                   </w:pPr>
                   <w:r>
-                    <w:t xml:space="preserve">Envelope/Surface Glycoprotein</w:t>
-                  </w:r>
-                </w:p>
-              </w:tc>
-              <w:tc>
-                <w:tcPr/>
-                <w:p>
-                  <w:pPr>
-                    <w:pStyle w:val="Compact"/>
-                    <w:jc w:val="left"/>
-                    <w:jc w:val="center"/>
-                  </w:pPr>
-                  <w:r>
-                    <w:t xml:space="preserve">Envelope and surface glycoproteins mediating receptor binding, membrane fusion, and viral entry</w:t>
-                  </w:r>
-                </w:p>
-              </w:tc>
-              <w:tc>
-                <w:tcPr/>
-                <w:p>
-                  <w:pPr>
-                    <w:pStyle w:val="Compact"/>
-                    <w:jc w:val="left"/>
-                    <w:jc w:val="center"/>
-                  </w:pPr>
-                  <w:r>
-                    <w:t xml:space="preserve">envelope glycoprotein; envelope protein; spike; glycoprotein gp; glycoprotein; surface glycoprotein; gp120; gp41; hemagglutinin; neuraminidase; fusion protein; attachment glycoprotein; gn ; gc ; e1 protein; e2 protein; ha protein; na protein; f protein; spike protein; membrane glycoprotein</w:t>
-                  </w:r>
-                </w:p>
-              </w:tc>
-              <w:tc>
-                <w:tcPr/>
-                <w:p>
-                  <w:pPr>
-                    <w:pStyle w:val="Compact"/>
-                    <w:jc w:val="left"/>
-                    <w:jc w:val="center"/>
-                  </w:pPr>
-                  <w:r>
-                    <w:t xml:space="preserve">non-structural; nonstructural</w:t>
+                    <w:t xml:space="preserve">Exit</w:t>
+                  </w:r>
+                </w:p>
+              </w:tc>
+              <w:tc>
+                <w:tcPr/>
+                <w:p>
+                  <w:pPr>
+                    <w:pStyle w:val="Compact"/>
+                    <w:jc w:val="left"/>
+                    <w:jc w:val="center"/>
+                  </w:pPr>
+                  <w:r>
+                    <w:t xml:space="preserve">Virion release</w:t>
+                  </w:r>
+                </w:p>
+              </w:tc>
+              <w:tc>
+                <w:tcPr/>
+                <w:p>
+                  <w:pPr>
+                    <w:pStyle w:val="Compact"/>
+                    <w:jc w:val="left"/>
+                    <w:jc w:val="center"/>
+                  </w:pPr>
+                  <w:r>
+                    <w:t xml:space="preserve">Neuraminidase</w:t>
                   </w:r>
                 </w:p>
               </w:tc>
@@ -5689,46 +5814,33 @@
                     <w:jc w:val="center"/>
                   </w:pPr>
                   <w:r>
-                    <w:t xml:space="preserve">Matrix/Tegument Structural</w:t>
-                  </w:r>
-                </w:p>
-              </w:tc>
-              <w:tc>
-                <w:tcPr/>
-                <w:p>
-                  <w:pPr>
-                    <w:pStyle w:val="Compact"/>
-                    <w:jc w:val="left"/>
-                    <w:jc w:val="center"/>
-                  </w:pPr>
-                  <w:r>
-                    <w:t xml:space="preserve">Matrix and tegument proteins bridging capsid and envelope, involved in assembly and budding</w:t>
-                  </w:r>
-                </w:p>
-              </w:tc>
-              <w:tc>
-                <w:tcPr/>
-                <w:p>
-                  <w:pPr>
-                    <w:pStyle w:val="Compact"/>
-                    <w:jc w:val="left"/>
-                    <w:jc w:val="center"/>
-                  </w:pPr>
-                  <w:r>
-                    <w:t xml:space="preserve">matrix protein; tegument; m protein; vp13; vp14; vp16; ul; ul21; ul121; us protein; inner envelope; matrix</w:t>
-                  </w:r>
-                </w:p>
-              </w:tc>
-              <w:tc>
-                <w:tcPr/>
-                <w:p>
-                  <w:pPr>
-                    <w:pStyle w:val="Compact"/>
-                    <w:jc w:val="left"/>
-                    <w:jc w:val="center"/>
-                  </w:pPr>
-                  <w:r>
-                    <w:t xml:space="preserve">non-structural; nonstructural</w:t>
+                    <w:t xml:space="preserve">Exit</w:t>
+                  </w:r>
+                </w:p>
+              </w:tc>
+              <w:tc>
+                <w:tcPr/>
+                <w:p>
+                  <w:pPr>
+                    <w:pStyle w:val="Compact"/>
+                    <w:jc w:val="left"/>
+                    <w:jc w:val="center"/>
+                  </w:pPr>
+                  <w:r>
+                    <w:t xml:space="preserve">Ion-channel</w:t>
+                  </w:r>
+                </w:p>
+              </w:tc>
+              <w:tc>
+                <w:tcPr/>
+                <w:p>
+                  <w:pPr>
+                    <w:pStyle w:val="Compact"/>
+                    <w:jc w:val="left"/>
+                    <w:jc w:val="center"/>
+                  </w:pPr>
+                  <w:r>
+                    <w:t xml:space="preserve">Viroporin</w:t>
                   </w:r>
                 </w:p>
               </w:tc>
@@ -5743,46 +5855,33 @@
                     <w:jc w:val="center"/>
                   </w:pPr>
                   <w:r>
-                    <w:t xml:space="preserve">DNA Packaging/Capsid Maturation</w:t>
-                  </w:r>
-                </w:p>
-              </w:tc>
-              <w:tc>
-                <w:tcPr/>
-                <w:p>
-                  <w:pPr>
-                    <w:pStyle w:val="Compact"/>
-                    <w:jc w:val="left"/>
-                    <w:jc w:val="center"/>
-                  </w:pPr>
-                  <w:r>
-                    <w:t xml:space="preserve">Proteins involved in DNA translocation into capsids and capsid maturation (mainly dsDNA viruses)</w:t>
-                  </w:r>
-                </w:p>
-              </w:tc>
-              <w:tc>
-                <w:tcPr/>
-                <w:p>
-                  <w:pPr>
-                    <w:pStyle w:val="Compact"/>
-                    <w:jc w:val="left"/>
-                    <w:jc w:val="center"/>
-                  </w:pPr>
-                  <w:r>
-                    <w:t xml:space="preserve">portal; terminase; dna packaging; capsid maturation; prohead; scaffolding; head protein; head-tail; scaffold</w:t>
-                  </w:r>
-                </w:p>
-              </w:tc>
-              <w:tc>
-                <w:tcPr/>
-                <w:p>
-                  <w:pPr>
-                    <w:pStyle w:val="Compact"/>
-                    <w:jc w:val="left"/>
-                    <w:jc w:val="center"/>
-                  </w:pPr>
-                  <w:r>
-                    <w:t xml:space="preserve">None</w:t>
+                    <w:t xml:space="preserve">Exit</w:t>
+                  </w:r>
+                </w:p>
+              </w:tc>
+              <w:tc>
+                <w:tcPr/>
+                <w:p>
+                  <w:pPr>
+                    <w:pStyle w:val="Compact"/>
+                    <w:jc w:val="left"/>
+                    <w:jc w:val="center"/>
+                  </w:pPr>
+                  <w:r>
+                    <w:t xml:space="preserve">Budding</w:t>
+                  </w:r>
+                </w:p>
+              </w:tc>
+              <w:tc>
+                <w:tcPr/>
+                <w:p>
+                  <w:pPr>
+                    <w:pStyle w:val="Compact"/>
+                    <w:jc w:val="left"/>
+                    <w:jc w:val="center"/>
+                  </w:pPr>
+                  <w:r>
+                    <w:t xml:space="preserve">Virion release facilitator</w:t>
                   </w:r>
                 </w:p>
               </w:tc>
@@ -5797,46 +5896,33 @@
                     <w:jc w:val="center"/>
                   </w:pPr>
                   <w:r>
-                    <w:t xml:space="preserve">Tail/Baseplate Structural</w:t>
-                  </w:r>
-                </w:p>
-              </w:tc>
-              <w:tc>
-                <w:tcPr/>
-                <w:p>
-                  <w:pPr>
-                    <w:pStyle w:val="Compact"/>
-                    <w:jc w:val="left"/>
-                    <w:jc w:val="center"/>
-                  </w:pPr>
-                  <w:r>
-                    <w:t xml:space="preserve">Tail, baseplate, and fiber proteins for attachment and DNA injection (bacteriophage-like viruses)</w:t>
-                  </w:r>
-                </w:p>
-              </w:tc>
-              <w:tc>
-                <w:tcPr/>
-                <w:p>
-                  <w:pPr>
-                    <w:pStyle w:val="Compact"/>
-                    <w:jc w:val="left"/>
-                    <w:jc w:val="center"/>
-                  </w:pPr>
-                  <w:r>
-                    <w:t xml:space="preserve">tail; baseplate; tail fiber; tail spike; tail tube; tail sheath; collar; tail tip</w:t>
-                  </w:r>
-                </w:p>
-              </w:tc>
-              <w:tc>
-                <w:tcPr/>
-                <w:p>
-                  <w:pPr>
-                    <w:pStyle w:val="Compact"/>
-                    <w:jc w:val="left"/>
-                    <w:jc w:val="center"/>
-                  </w:pPr>
-                  <w:r>
-                    <w:t xml:space="preserve">None</w:t>
+                    <w:t xml:space="preserve">Exit</w:t>
+                  </w:r>
+                </w:p>
+              </w:tc>
+              <w:tc>
+                <w:tcPr/>
+                <w:p>
+                  <w:pPr>
+                    <w:pStyle w:val="Compact"/>
+                    <w:jc w:val="left"/>
+                    <w:jc w:val="center"/>
+                  </w:pPr>
+                  <w:r>
+                    <w:t xml:space="preserve">Virion release</w:t>
+                  </w:r>
+                </w:p>
+              </w:tc>
+              <w:tc>
+                <w:tcPr/>
+                <w:p>
+                  <w:pPr>
+                    <w:pStyle w:val="Compact"/>
+                    <w:jc w:val="left"/>
+                    <w:jc w:val="center"/>
+                  </w:pPr>
+                  <w:r>
+                    <w:t xml:space="preserve">Movement protein</w:t>
                   </w:r>
                 </w:p>
               </w:tc>
@@ -5851,46 +5937,33 @@
                     <w:jc w:val="center"/>
                   </w:pPr>
                   <w:r>
-                    <w:t xml:space="preserve">Occlusion Body Protein</w:t>
-                  </w:r>
-                </w:p>
-              </w:tc>
-              <w:tc>
-                <w:tcPr/>
-                <w:p>
-                  <w:pPr>
-                    <w:pStyle w:val="Compact"/>
-                    <w:jc w:val="left"/>
-                    <w:jc w:val="center"/>
-                  </w:pPr>
-                  <w:r>
-                    <w:t xml:space="preserve">Proteins forming occlusion bodies or inclusion bodies that protect virions (baculoviruses, poxviruses)</w:t>
-                  </w:r>
-                </w:p>
-              </w:tc>
-              <w:tc>
-                <w:tcPr/>
-                <w:p>
-                  <w:pPr>
-                    <w:pStyle w:val="Compact"/>
-                    <w:jc w:val="left"/>
-                    <w:jc w:val="center"/>
-                  </w:pPr>
-                  <w:r>
-                    <w:t xml:space="preserve">occlusion; polyhedrin; granulin; p10 protein; occlusion-derived; inclusion body; a-type inclusion</w:t>
-                  </w:r>
-                </w:p>
-              </w:tc>
-              <w:tc>
-                <w:tcPr/>
-                <w:p>
-                  <w:pPr>
-                    <w:pStyle w:val="Compact"/>
-                    <w:jc w:val="left"/>
-                    <w:jc w:val="center"/>
-                  </w:pPr>
-                  <w:r>
-                    <w:t xml:space="preserve">None</w:t>
+                    <w:t xml:space="preserve">Other to be classified</w:t>
+                  </w:r>
+                </w:p>
+              </w:tc>
+              <w:tc>
+                <w:tcPr/>
+                <w:p>
+                  <w:pPr>
+                    <w:pStyle w:val="Compact"/>
+                    <w:jc w:val="left"/>
+                    <w:jc w:val="center"/>
+                  </w:pPr>
+                  <w:r>
+                    <w:t xml:space="preserve">Host shut off</w:t>
+                  </w:r>
+                </w:p>
+              </w:tc>
+              <w:tc>
+                <w:tcPr/>
+                <w:p>
+                  <w:pPr>
+                    <w:pStyle w:val="Compact"/>
+                    <w:jc w:val="left"/>
+                    <w:jc w:val="center"/>
+                  </w:pPr>
+                  <w:r>
+                    <w:t xml:space="preserve">Trans-prenyltransferase</w:t>
                   </w:r>
                 </w:p>
               </w:tc>
@@ -5905,46 +5978,33 @@
                     <w:jc w:val="center"/>
                   </w:pPr>
                   <w:r>
-                    <w:t xml:space="preserve">RNA-Dependent RNA Polymerase (RdRp)</w:t>
-                  </w:r>
-                </w:p>
-              </w:tc>
-              <w:tc>
-                <w:tcPr/>
-                <w:p>
-                  <w:pPr>
-                    <w:pStyle w:val="Compact"/>
-                    <w:jc w:val="left"/>
-                    <w:jc w:val="center"/>
-                  </w:pPr>
-                  <w:r>
-                    <w:t xml:space="preserve">RNA-dependent RNA polymerases catalyzing viral RNA genome replication and transcription</w:t>
-                  </w:r>
-                </w:p>
-              </w:tc>
-              <w:tc>
-                <w:tcPr/>
-                <w:p>
-                  <w:pPr>
-                    <w:pStyle w:val="Compact"/>
-                    <w:jc w:val="left"/>
-                    <w:jc w:val="center"/>
-                  </w:pPr>
-                  <w:r>
-                    <w:t xml:space="preserve">rdrp; rna-dependent rna polymerase; rna dependent rna polymerase; rna directed rna polymerase; rna-directed rna polymerase; rna polymerase; pb1; pb2; pa; polymerase basic 1; polymerase basic 2; polymerase acidic; l-protein; l protein; replicase</w:t>
-                  </w:r>
-                </w:p>
-              </w:tc>
-              <w:tc>
-                <w:tcPr/>
-                <w:p>
-                  <w:pPr>
-                    <w:pStyle w:val="Compact"/>
-                    <w:jc w:val="left"/>
-                    <w:jc w:val="center"/>
-                  </w:pPr>
-                  <w:r>
-                    <w:t xml:space="preserve">dna polymerase; reverse transcriptase</w:t>
+                    <w:t xml:space="preserve">Other to be classified</w:t>
+                  </w:r>
+                </w:p>
+              </w:tc>
+              <w:tc>
+                <w:tcPr/>
+                <w:p>
+                  <w:pPr>
+                    <w:pStyle w:val="Compact"/>
+                    <w:jc w:val="left"/>
+                    <w:jc w:val="center"/>
+                  </w:pPr>
+                  <w:r>
+                    <w:t xml:space="preserve">Host shut off</w:t>
+                  </w:r>
+                </w:p>
+              </w:tc>
+              <w:tc>
+                <w:tcPr/>
+                <w:p>
+                  <w:pPr>
+                    <w:pStyle w:val="Compact"/>
+                    <w:jc w:val="left"/>
+                    <w:jc w:val="center"/>
+                  </w:pPr>
+                  <w:r>
+                    <w:t xml:space="preserve">Deoxyuridine 5’-triphosphate nucleotidohydrolase</w:t>
                   </w:r>
                 </w:p>
               </w:tc>
@@ -5959,46 +6019,33 @@
                     <w:jc w:val="center"/>
                   </w:pPr>
                   <w:r>
-                    <w:t xml:space="preserve">DNA Polymerase</w:t>
-                  </w:r>
-                </w:p>
-              </w:tc>
-              <w:tc>
-                <w:tcPr/>
-                <w:p>
-                  <w:pPr>
-                    <w:pStyle w:val="Compact"/>
-                    <w:jc w:val="left"/>
-                    <w:jc w:val="center"/>
-                  </w:pPr>
-                  <w:r>
-                    <w:t xml:space="preserve">DNA polymerases catalyzing viral DNA genome replication</w:t>
-                  </w:r>
-                </w:p>
-              </w:tc>
-              <w:tc>
-                <w:tcPr/>
-                <w:p>
-                  <w:pPr>
-                    <w:pStyle w:val="Compact"/>
-                    <w:jc w:val="left"/>
-                    <w:jc w:val="center"/>
-                  </w:pPr>
-                  <w:r>
-                    <w:t xml:space="preserve">dna polymerase; dna-dependent dna polymerase; dna dependent dna polymerase; dna directed dna polymerase; dna-directed dna polymerase; dna pol</w:t>
-                  </w:r>
-                </w:p>
-              </w:tc>
-              <w:tc>
-                <w:tcPr/>
-                <w:p>
-                  <w:pPr>
-                    <w:pStyle w:val="Compact"/>
-                    <w:jc w:val="left"/>
-                    <w:jc w:val="center"/>
-                  </w:pPr>
-                  <w:r>
-                    <w:t xml:space="preserve">reverse transcriptase; rna-dependent; replicase</w:t>
+                    <w:t xml:space="preserve">Other to be classified</w:t>
+                  </w:r>
+                </w:p>
+              </w:tc>
+              <w:tc>
+                <w:tcPr/>
+                <w:p>
+                  <w:pPr>
+                    <w:pStyle w:val="Compact"/>
+                    <w:jc w:val="left"/>
+                    <w:jc w:val="center"/>
+                  </w:pPr>
+                  <w:r>
+                    <w:t xml:space="preserve">Host shut off</w:t>
+                  </w:r>
+                </w:p>
+              </w:tc>
+              <w:tc>
+                <w:tcPr/>
+                <w:p>
+                  <w:pPr>
+                    <w:pStyle w:val="Compact"/>
+                    <w:jc w:val="left"/>
+                    <w:jc w:val="center"/>
+                  </w:pPr>
+                  <w:r>
+                    <w:t xml:space="preserve">Ribonucleoside-diphosphate reductase</w:t>
                   </w:r>
                 </w:p>
               </w:tc>
@@ -6013,46 +6060,33 @@
                     <w:jc w:val="center"/>
                   </w:pPr>
                   <w:r>
-                    <w:t xml:space="preserve">Reverse Transcriptase</w:t>
-                  </w:r>
-                </w:p>
-              </w:tc>
-              <w:tc>
-                <w:tcPr/>
-                <w:p>
-                  <w:pPr>
-                    <w:pStyle w:val="Compact"/>
-                    <w:jc w:val="left"/>
-                    <w:jc w:val="center"/>
-                  </w:pPr>
-                  <w:r>
-                    <w:t xml:space="preserve">Reverse transcriptases synthesizing DNA from RNA templates (retroviruses, pararetroviruses)</w:t>
-                  </w:r>
-                </w:p>
-              </w:tc>
-              <w:tc>
-                <w:tcPr/>
-                <w:p>
-                  <w:pPr>
-                    <w:pStyle w:val="Compact"/>
-                    <w:jc w:val="left"/>
-                    <w:jc w:val="center"/>
-                  </w:pPr>
-                  <w:r>
-                    <w:t xml:space="preserve">reverse transcriptase; rt protein; rna-dependent dna polymerase; rna directed dna polymerase; rna-directed dna polymerase; rna dependent dna polymerase; pol protein</w:t>
-                  </w:r>
-                </w:p>
-              </w:tc>
-              <w:tc>
-                <w:tcPr/>
-                <w:p>
-                  <w:pPr>
-                    <w:pStyle w:val="Compact"/>
-                    <w:jc w:val="left"/>
-                    <w:jc w:val="center"/>
-                  </w:pPr>
-                  <w:r>
-                    <w:t xml:space="preserve">None</w:t>
+                    <w:t xml:space="preserve">Other to be classified</w:t>
+                  </w:r>
+                </w:p>
+              </w:tc>
+              <w:tc>
+                <w:tcPr/>
+                <w:p>
+                  <w:pPr>
+                    <w:pStyle w:val="Compact"/>
+                    <w:jc w:val="left"/>
+                    <w:jc w:val="center"/>
+                  </w:pPr>
+                  <w:r>
+                    <w:t xml:space="preserve">Host shut off</w:t>
+                  </w:r>
+                </w:p>
+              </w:tc>
+              <w:tc>
+                <w:tcPr/>
+                <w:p>
+                  <w:pPr>
+                    <w:pStyle w:val="Compact"/>
+                    <w:jc w:val="left"/>
+                    <w:jc w:val="center"/>
+                  </w:pPr>
+                  <w:r>
+                    <w:t xml:space="preserve">FAD-linked sulfhydryl oxidase</w:t>
                   </w:r>
                 </w:p>
               </w:tc>
@@ -6067,46 +6101,33 @@
                     <w:jc w:val="center"/>
                   </w:pPr>
                   <w:r>
-                    <w:t xml:space="preserve">Helicase</w:t>
-                  </w:r>
-                </w:p>
-              </w:tc>
-              <w:tc>
-                <w:tcPr/>
-                <w:p>
-                  <w:pPr>
-                    <w:pStyle w:val="Compact"/>
-                    <w:jc w:val="left"/>
-                    <w:jc w:val="center"/>
-                  </w:pPr>
-                  <w:r>
-                    <w:t xml:space="preserve">Helicases unwinding DNA or RNA duplexes during replication and recombination</w:t>
-                  </w:r>
-                </w:p>
-              </w:tc>
-              <w:tc>
-                <w:tcPr/>
-                <w:p>
-                  <w:pPr>
-                    <w:pStyle w:val="Compact"/>
-                    <w:jc w:val="left"/>
-                    <w:jc w:val="center"/>
-                  </w:pPr>
-                  <w:r>
-                    <w:t xml:space="preserve">helicase; dna helicase; rna helicase</w:t>
-                  </w:r>
-                </w:p>
-              </w:tc>
-              <w:tc>
-                <w:tcPr/>
-                <w:p>
-                  <w:pPr>
-                    <w:pStyle w:val="Compact"/>
-                    <w:jc w:val="left"/>
-                    <w:jc w:val="center"/>
-                  </w:pPr>
-                  <w:r>
-                    <w:t xml:space="preserve">ntpase; atpase; gtpase</w:t>
+                    <w:t xml:space="preserve">Other to be classified</w:t>
+                  </w:r>
+                </w:p>
+              </w:tc>
+              <w:tc>
+                <w:tcPr/>
+                <w:p>
+                  <w:pPr>
+                    <w:pStyle w:val="Compact"/>
+                    <w:jc w:val="left"/>
+                    <w:jc w:val="center"/>
+                  </w:pPr>
+                  <w:r>
+                    <w:t xml:space="preserve">Host shut off</w:t>
+                  </w:r>
+                </w:p>
+              </w:tc>
+              <w:tc>
+                <w:tcPr/>
+                <w:p>
+                  <w:pPr>
+                    <w:pStyle w:val="Compact"/>
+                    <w:jc w:val="left"/>
+                    <w:jc w:val="center"/>
+                  </w:pPr>
+                  <w:r>
+                    <w:t xml:space="preserve">Nucleoside triphosphatase</w:t>
                   </w:r>
                 </w:p>
               </w:tc>
@@ -6121,46 +6142,33 @@
                     <w:jc w:val="center"/>
                   </w:pPr>
                   <w:r>
-                    <w:t xml:space="preserve">NTPase/ATPase</w:t>
-                  </w:r>
-                </w:p>
-              </w:tc>
-              <w:tc>
-                <w:tcPr/>
-                <w:p>
-                  <w:pPr>
-                    <w:pStyle w:val="Compact"/>
-                    <w:jc w:val="left"/>
-                    <w:jc w:val="center"/>
-                  </w:pPr>
-                  <w:r>
-                    <w:t xml:space="preserve">NTPases and ATPases providing energy for various viral processes (not helicases or packaging)</w:t>
-                  </w:r>
-                </w:p>
-              </w:tc>
-              <w:tc>
-                <w:tcPr/>
-                <w:p>
-                  <w:pPr>
-                    <w:pStyle w:val="Compact"/>
-                    <w:jc w:val="left"/>
-                    <w:jc w:val="center"/>
-                  </w:pPr>
-                  <w:r>
-                    <w:t xml:space="preserve">ntpase; atpase; gtpase; adenosine triphosphatase; nucleoside triphosphatase; aaa+ atpase</w:t>
-                  </w:r>
-                </w:p>
-              </w:tc>
-              <w:tc>
-                <w:tcPr/>
-                <w:p>
-                  <w:pPr>
-                    <w:pStyle w:val="Compact"/>
-                    <w:jc w:val="left"/>
-                    <w:jc w:val="center"/>
-                  </w:pPr>
-                  <w:r>
-                    <w:t xml:space="preserve">helicase; terminase; packaging protein</w:t>
+                    <w:t xml:space="preserve">Other to be classified</w:t>
+                  </w:r>
+                </w:p>
+              </w:tc>
+              <w:tc>
+                <w:tcPr/>
+                <w:p>
+                  <w:pPr>
+                    <w:pStyle w:val="Compact"/>
+                    <w:jc w:val="left"/>
+                    <w:jc w:val="center"/>
+                  </w:pPr>
+                  <w:r>
+                    <w:t xml:space="preserve">Host shut off</w:t>
+                  </w:r>
+                </w:p>
+              </w:tc>
+              <w:tc>
+                <w:tcPr/>
+                <w:p>
+                  <w:pPr>
+                    <w:pStyle w:val="Compact"/>
+                    <w:jc w:val="left"/>
+                    <w:jc w:val="center"/>
+                  </w:pPr>
+                  <w:r>
+                    <w:t xml:space="preserve">Alkaline nuclease</w:t>
                   </w:r>
                 </w:p>
               </w:tc>
@@ -6175,46 +6183,33 @@
                     <w:jc w:val="center"/>
                   </w:pPr>
                   <w:r>
-                    <w:t xml:space="preserve">Primase/Primase-Polymerase</w:t>
-                  </w:r>
-                </w:p>
-              </w:tc>
-              <w:tc>
-                <w:tcPr/>
-                <w:p>
-                  <w:pPr>
-                    <w:pStyle w:val="Compact"/>
-                    <w:jc w:val="left"/>
-                    <w:jc w:val="center"/>
-                  </w:pPr>
-                  <w:r>
-                    <w:t xml:space="preserve">Primases synthesizing RNA primers for DNA replication</w:t>
-                  </w:r>
-                </w:p>
-              </w:tc>
-              <w:tc>
-                <w:tcPr/>
-                <w:p>
-                  <w:pPr>
-                    <w:pStyle w:val="Compact"/>
-                    <w:jc w:val="left"/>
-                    <w:jc w:val="center"/>
-                  </w:pPr>
-                  <w:r>
-                    <w:t xml:space="preserve">primase; helicase-primase; primase-polymerase</w:t>
-                  </w:r>
-                </w:p>
-              </w:tc>
-              <w:tc>
-                <w:tcPr/>
-                <w:p>
-                  <w:pPr>
-                    <w:pStyle w:val="Compact"/>
-                    <w:jc w:val="left"/>
-                    <w:jc w:val="center"/>
-                  </w:pPr>
-                  <w:r>
-                    <w:t xml:space="preserve">None</w:t>
+                    <w:t xml:space="preserve">Other to be classified</w:t>
+                  </w:r>
+                </w:p>
+              </w:tc>
+              <w:tc>
+                <w:tcPr/>
+                <w:p>
+                  <w:pPr>
+                    <w:pStyle w:val="Compact"/>
+                    <w:jc w:val="left"/>
+                    <w:jc w:val="center"/>
+                  </w:pPr>
+                  <w:r>
+                    <w:t xml:space="preserve">Host shut off</w:t>
+                  </w:r>
+                </w:p>
+              </w:tc>
+              <w:tc>
+                <w:tcPr/>
+                <w:p>
+                  <w:pPr>
+                    <w:pStyle w:val="Compact"/>
+                    <w:jc w:val="left"/>
+                    <w:jc w:val="center"/>
+                  </w:pPr>
+                  <w:r>
+                    <w:t xml:space="preserve">ADP-ribose hydrolase</w:t>
                   </w:r>
                 </w:p>
               </w:tc>
@@ -6229,46 +6224,33 @@
                     <w:jc w:val="center"/>
                   </w:pPr>
                   <w:r>
-                    <w:t xml:space="preserve">Genome-Linked Protein (VPg/Terminal)</w:t>
-                  </w:r>
-                </w:p>
-              </w:tc>
-              <w:tc>
-                <w:tcPr/>
-                <w:p>
-                  <w:pPr>
-                    <w:pStyle w:val="Compact"/>
-                    <w:jc w:val="left"/>
-                    <w:jc w:val="center"/>
-                  </w:pPr>
-                  <w:r>
-                    <w:t xml:space="preserve">Proteins covalently linked to viral genome termini, serving as primers</w:t>
-                  </w:r>
-                </w:p>
-              </w:tc>
-              <w:tc>
-                <w:tcPr/>
-                <w:p>
-                  <w:pPr>
-                    <w:pStyle w:val="Compact"/>
-                    <w:jc w:val="left"/>
-                    <w:jc w:val="center"/>
-                  </w:pPr>
-                  <w:r>
-                    <w:t xml:space="preserve">vpg; genome-linked; terminal protein; genome linked</w:t>
-                  </w:r>
-                </w:p>
-              </w:tc>
-              <w:tc>
-                <w:tcPr/>
-                <w:p>
-                  <w:pPr>
-                    <w:pStyle w:val="Compact"/>
-                    <w:jc w:val="left"/>
-                    <w:jc w:val="center"/>
-                  </w:pPr>
-                  <w:r>
-                    <w:t xml:space="preserve">None</w:t>
+                    <w:t xml:space="preserve">Other to be classified</w:t>
+                  </w:r>
+                </w:p>
+              </w:tc>
+              <w:tc>
+                <w:tcPr/>
+                <w:p>
+                  <w:pPr>
+                    <w:pStyle w:val="Compact"/>
+                    <w:jc w:val="left"/>
+                    <w:jc w:val="center"/>
+                  </w:pPr>
+                  <w:r>
+                    <w:t xml:space="preserve">Host shut off</w:t>
+                  </w:r>
+                </w:p>
+              </w:tc>
+              <w:tc>
+                <w:tcPr/>
+                <w:p>
+                  <w:pPr>
+                    <w:pStyle w:val="Compact"/>
+                    <w:jc w:val="left"/>
+                    <w:jc w:val="center"/>
+                  </w:pPr>
+                  <w:r>
+                    <w:t xml:space="preserve">dUTP nucleo-tidohydrolase</w:t>
                   </w:r>
                 </w:p>
               </w:tc>
@@ -6283,46 +6265,33 @@
                     <w:jc w:val="center"/>
                   </w:pPr>
                   <w:r>
-                    <w:t xml:space="preserve">mRNA Capping/Methyltransferase</w:t>
-                  </w:r>
-                </w:p>
-              </w:tc>
-              <w:tc>
-                <w:tcPr/>
-                <w:p>
-                  <w:pPr>
-                    <w:pStyle w:val="Compact"/>
-                    <w:jc w:val="left"/>
-                    <w:jc w:val="center"/>
-                  </w:pPr>
-                  <w:r>
-                    <w:t xml:space="preserve">Enzymes catalyzing mRNA cap synthesis and methylation</w:t>
-                  </w:r>
-                </w:p>
-              </w:tc>
-              <w:tc>
-                <w:tcPr/>
-                <w:p>
-                  <w:pPr>
-                    <w:pStyle w:val="Compact"/>
-                    <w:jc w:val="left"/>
-                    <w:jc w:val="center"/>
-                  </w:pPr>
-                  <w:r>
-                    <w:t xml:space="preserve">methyltransferase; mtase; capping enzyme; guanylyltransferase; n7-methyltransferase; 2’-o-methyltransferase; methylase; mrna cap</w:t>
-                  </w:r>
-                </w:p>
-              </w:tc>
-              <w:tc>
-                <w:tcPr/>
-                <w:p>
-                  <w:pPr>
-                    <w:pStyle w:val="Compact"/>
-                    <w:jc w:val="left"/>
-                    <w:jc w:val="center"/>
-                  </w:pPr>
-                  <w:r>
-                    <w:t xml:space="preserve">histone</w:t>
+                    <w:t xml:space="preserve">Other to be classified</w:t>
+                  </w:r>
+                </w:p>
+              </w:tc>
+              <w:tc>
+                <w:tcPr/>
+                <w:p>
+                  <w:pPr>
+                    <w:pStyle w:val="Compact"/>
+                    <w:jc w:val="left"/>
+                    <w:jc w:val="center"/>
+                  </w:pPr>
+                  <w:r>
+                    <w:t xml:space="preserve">Host shut off</w:t>
+                  </w:r>
+                </w:p>
+              </w:tc>
+              <w:tc>
+                <w:tcPr/>
+                <w:p>
+                  <w:pPr>
+                    <w:pStyle w:val="Compact"/>
+                    <w:jc w:val="left"/>
+                    <w:jc w:val="center"/>
+                  </w:pPr>
+                  <w:r>
+                    <w:t xml:space="preserve">Uracil-DNA glycosylase</w:t>
                   </w:r>
                 </w:p>
               </w:tc>
@@ -6337,46 +6306,33 @@
                     <w:jc w:val="center"/>
                   </w:pPr>
                   <w:r>
-                    <w:t xml:space="preserve">Nuclease (Endo/Exonuclease)</w:t>
-                  </w:r>
-                </w:p>
-              </w:tc>
-              <w:tc>
-                <w:tcPr/>
-                <w:p>
-                  <w:pPr>
-                    <w:pStyle w:val="Compact"/>
-                    <w:jc w:val="left"/>
-                    <w:jc w:val="center"/>
-                  </w:pPr>
-                  <w:r>
-                    <w:t xml:space="preserve">Nucleases involved in genome processing, recombination, or cap-snatching</w:t>
-                  </w:r>
-                </w:p>
-              </w:tc>
-              <w:tc>
-                <w:tcPr/>
-                <w:p>
-                  <w:pPr>
-                    <w:pStyle w:val="Compact"/>
-                    <w:jc w:val="left"/>
-                    <w:jc w:val="center"/>
-                  </w:pPr>
-                  <w:r>
-                    <w:t xml:space="preserve">nuclease; endonuclease; exonuclease; dnase; rnase; ribonuclease</w:t>
-                  </w:r>
-                </w:p>
-              </w:tc>
-              <w:tc>
-                <w:tcPr/>
-                <w:p>
-                  <w:pPr>
-                    <w:pStyle w:val="Compact"/>
-                    <w:jc w:val="left"/>
-                    <w:jc w:val="center"/>
-                  </w:pPr>
-                  <w:r>
-                    <w:t xml:space="preserve">None</w:t>
+                    <w:t xml:space="preserve">Polyprotein</w:t>
+                  </w:r>
+                </w:p>
+              </w:tc>
+              <w:tc>
+                <w:tcPr/>
+                <w:p>
+                  <w:pPr>
+                    <w:pStyle w:val="Compact"/>
+                    <w:jc w:val="left"/>
+                    <w:jc w:val="center"/>
+                  </w:pPr>
+                  <w:r>
+                    <w:t xml:space="preserve">Polyprotein</w:t>
+                  </w:r>
+                </w:p>
+              </w:tc>
+              <w:tc>
+                <w:tcPr/>
+                <w:p>
+                  <w:pPr>
+                    <w:pStyle w:val="Compact"/>
+                    <w:jc w:val="left"/>
+                    <w:jc w:val="center"/>
+                  </w:pPr>
+                  <w:r>
+                    <w:t xml:space="preserve">Polyprotein</w:t>
                   </w:r>
                 </w:p>
               </w:tc>
@@ -6391,46 +6347,33 @@
                     <w:jc w:val="center"/>
                   </w:pPr>
                   <w:r>
-                    <w:t xml:space="preserve">Replication Cofactor/Processivity Factor</w:t>
-                  </w:r>
-                </w:p>
-              </w:tc>
-              <w:tc>
-                <w:tcPr/>
-                <w:p>
-                  <w:pPr>
-                    <w:pStyle w:val="Compact"/>
-                    <w:jc w:val="left"/>
-                    <w:jc w:val="center"/>
-                  </w:pPr>
-                  <w:r>
-                    <w:t xml:space="preserve">Cofactors stabilizing polymerase complexes and enhancing processivity</w:t>
-                  </w:r>
-                </w:p>
-              </w:tc>
-              <w:tc>
-                <w:tcPr/>
-                <w:p>
-                  <w:pPr>
-                    <w:pStyle w:val="Compact"/>
-                    <w:jc w:val="left"/>
-                    <w:jc w:val="center"/>
-                  </w:pPr>
-                  <w:r>
-                    <w:t xml:space="preserve">processivity; replication cofactor; polymerase cofactor; replication accessory; vp35; replication associated</w:t>
-                  </w:r>
-                </w:p>
-              </w:tc>
-              <w:tc>
-                <w:tcPr/>
-                <w:p>
-                  <w:pPr>
-                    <w:pStyle w:val="Compact"/>
-                    <w:jc w:val="left"/>
-                    <w:jc w:val="center"/>
-                  </w:pPr>
-                  <w:r>
-                    <w:t xml:space="preserve">None</w:t>
+                    <w:t xml:space="preserve">Protein</w:t>
+                  </w:r>
+                </w:p>
+              </w:tc>
+              <w:tc>
+                <w:tcPr/>
+                <w:p>
+                  <w:pPr>
+                    <w:pStyle w:val="Compact"/>
+                    <w:jc w:val="left"/>
+                    <w:jc w:val="center"/>
+                  </w:pPr>
+                  <w:r>
+                    <w:t xml:space="preserve">Proteases</w:t>
+                  </w:r>
+                </w:p>
+              </w:tc>
+              <w:tc>
+                <w:tcPr/>
+                <w:p>
+                  <w:pPr>
+                    <w:pStyle w:val="Compact"/>
+                    <w:jc w:val="left"/>
+                    <w:jc w:val="center"/>
+                  </w:pPr>
+                  <w:r>
+                    <w:t xml:space="preserve">Cys/Ser-proteases</w:t>
                   </w:r>
                 </w:p>
               </w:tc>
@@ -6445,46 +6388,33 @@
                     <w:jc w:val="center"/>
                   </w:pPr>
                   <w:r>
-                    <w:t xml:space="preserve">Viral Protease</w:t>
-                  </w:r>
-                </w:p>
-              </w:tc>
-              <w:tc>
-                <w:tcPr/>
-                <w:p>
-                  <w:pPr>
-                    <w:pStyle w:val="Compact"/>
-                    <w:jc w:val="left"/>
-                    <w:jc w:val="center"/>
-                  </w:pPr>
-                  <w:r>
-                    <w:t xml:space="preserve">Viral proteases cleaving polyproteins into mature functional proteins</w:t>
-                  </w:r>
-                </w:p>
-              </w:tc>
-              <w:tc>
-                <w:tcPr/>
-                <w:p>
-                  <w:pPr>
-                    <w:pStyle w:val="Compact"/>
-                    <w:jc w:val="left"/>
-                    <w:jc w:val="center"/>
-                  </w:pPr>
-                  <w:r>
-                    <w:t xml:space="preserve">protease; proteinase; peptidase; 3clpro; mpro; plpro; papain-like; chymotrypsin</w:t>
-                  </w:r>
-                </w:p>
-              </w:tc>
-              <w:tc>
-                <w:tcPr/>
-                <w:p>
-                  <w:pPr>
-                    <w:pStyle w:val="Compact"/>
-                    <w:jc w:val="left"/>
-                    <w:jc w:val="center"/>
-                  </w:pPr>
-                  <w:r>
-                    <w:t xml:space="preserve">None</w:t>
+                    <w:t xml:space="preserve">Protein</w:t>
+                  </w:r>
+                </w:p>
+              </w:tc>
+              <w:tc>
+                <w:tcPr/>
+                <w:p>
+                  <w:pPr>
+                    <w:pStyle w:val="Compact"/>
+                    <w:jc w:val="left"/>
+                    <w:jc w:val="center"/>
+                  </w:pPr>
+                  <w:r>
+                    <w:t xml:space="preserve">Proteases</w:t>
+                  </w:r>
+                </w:p>
+              </w:tc>
+              <w:tc>
+                <w:tcPr/>
+                <w:p>
+                  <w:pPr>
+                    <w:pStyle w:val="Compact"/>
+                    <w:jc w:val="left"/>
+                    <w:jc w:val="center"/>
+                  </w:pPr>
+                  <w:r>
+                    <w:t xml:space="preserve">Asp-proteases</w:t>
                   </w:r>
                 </w:p>
               </w:tc>
@@ -6499,46 +6429,33 @@
                     <w:jc w:val="center"/>
                   </w:pPr>
                   <w:r>
-                    <w:t xml:space="preserve">Polyprotein Precursor</w:t>
-                  </w:r>
-                </w:p>
-              </w:tc>
-              <w:tc>
-                <w:tcPr/>
-                <w:p>
-                  <w:pPr>
-                    <w:pStyle w:val="Compact"/>
-                    <w:jc w:val="left"/>
-                    <w:jc w:val="center"/>
-                  </w:pPr>
-                  <w:r>
-                    <w:t xml:space="preserve">Polyprotein precursors encoding multiple proteins cleaved post-translationally</w:t>
-                  </w:r>
-                </w:p>
-              </w:tc>
-              <w:tc>
-                <w:tcPr/>
-                <w:p>
-                  <w:pPr>
-                    <w:pStyle w:val="Compact"/>
-                    <w:jc w:val="left"/>
-                    <w:jc w:val="center"/>
-                  </w:pPr>
-                  <w:r>
-                    <w:t xml:space="preserve">polyprotein; orf1a; orf1ab; precursor protein; gag-pol; gag protein; gag-pol; gag</w:t>
-                  </w:r>
-                </w:p>
-              </w:tc>
-              <w:tc>
-                <w:tcPr/>
-                <w:p>
-                  <w:pPr>
-                    <w:pStyle w:val="Compact"/>
-                    <w:jc w:val="left"/>
-                    <w:jc w:val="center"/>
-                  </w:pPr>
-                  <w:r>
-                    <w:t xml:space="preserve">None</w:t>
+                    <w:t xml:space="preserve">Protein</w:t>
+                  </w:r>
+                </w:p>
+              </w:tc>
+              <w:tc>
+                <w:tcPr/>
+                <w:p>
+                  <w:pPr>
+                    <w:pStyle w:val="Compact"/>
+                    <w:jc w:val="left"/>
+                    <w:jc w:val="center"/>
+                  </w:pPr>
+                  <w:r>
+                    <w:t xml:space="preserve">Proteases</w:t>
+                  </w:r>
+                </w:p>
+              </w:tc>
+              <w:tc>
+                <w:tcPr/>
+                <w:p>
+                  <w:pPr>
+                    <w:pStyle w:val="Compact"/>
+                    <w:jc w:val="left"/>
+                    <w:jc w:val="center"/>
+                  </w:pPr>
+                  <w:r>
+                    <w:t xml:space="preserve">Metallo-proteases</w:t>
                   </w:r>
                 </w:p>
               </w:tc>
@@ -6553,46 +6470,33 @@
                     <w:jc w:val="center"/>
                   </w:pPr>
                   <w:r>
-                    <w:t xml:space="preserve">Transcriptional Regulator/Transactivator</w:t>
-                  </w:r>
-                </w:p>
-              </w:tc>
-              <w:tc>
-                <w:tcPr/>
-                <w:p>
-                  <w:pPr>
-                    <w:pStyle w:val="Compact"/>
-                    <w:jc w:val="left"/>
-                    <w:jc w:val="center"/>
-                  </w:pPr>
-                  <w:r>
-                    <w:t xml:space="preserve">Proteins regulating viral and host transcription</w:t>
-                  </w:r>
-                </w:p>
-              </w:tc>
-              <w:tc>
-                <w:tcPr/>
-                <w:p>
-                  <w:pPr>
-                    <w:pStyle w:val="Compact"/>
-                    <w:jc w:val="left"/>
-                    <w:jc w:val="center"/>
-                  </w:pPr>
-                  <w:r>
-                    <w:t xml:space="preserve">transcription; transactivator; transcriptional; tat protein; ie protein; immediate-early; early protein; late protein; vltf; e1a; e2a</w:t>
-                  </w:r>
-                </w:p>
-              </w:tc>
-              <w:tc>
-                <w:tcPr/>
-                <w:p>
-                  <w:pPr>
-                    <w:pStyle w:val="Compact"/>
-                    <w:jc w:val="left"/>
-                    <w:jc w:val="center"/>
-                  </w:pPr>
-                  <w:r>
-                    <w:t xml:space="preserve">None</w:t>
+                    <w:t xml:space="preserve">Protein</w:t>
+                  </w:r>
+                </w:p>
+              </w:tc>
+              <w:tc>
+                <w:tcPr/>
+                <w:p>
+                  <w:pPr>
+                    <w:pStyle w:val="Compact"/>
+                    <w:jc w:val="left"/>
+                    <w:jc w:val="center"/>
+                  </w:pPr>
+                  <w:r>
+                    <w:t xml:space="preserve">Proteases</w:t>
+                  </w:r>
+                </w:p>
+              </w:tc>
+              <w:tc>
+                <w:tcPr/>
+                <w:p>
+                  <w:pPr>
+                    <w:pStyle w:val="Compact"/>
+                    <w:jc w:val="left"/>
+                    <w:jc w:val="center"/>
+                  </w:pPr>
+                  <w:r>
+                    <w:t xml:space="preserve">Asparagine-proteases</w:t>
                   </w:r>
                 </w:p>
               </w:tc>
@@ -6607,46 +6511,33 @@
                     <w:jc w:val="center"/>
                   </w:pPr>
                   <w:r>
-                    <w:t xml:space="preserve">RNA-Binding Regulatory Protein</w:t>
-                  </w:r>
-                </w:p>
-              </w:tc>
-              <w:tc>
-                <w:tcPr/>
-                <w:p>
-                  <w:pPr>
-                    <w:pStyle w:val="Compact"/>
-                    <w:jc w:val="left"/>
-                    <w:jc w:val="center"/>
-                  </w:pPr>
-                  <w:r>
-                    <w:t xml:space="preserve">RNA-binding proteins regulating RNA stability, translation, and packaging</w:t>
-                  </w:r>
-                </w:p>
-              </w:tc>
-              <w:tc>
-                <w:tcPr/>
-                <w:p>
-                  <w:pPr>
-                    <w:pStyle w:val="Compact"/>
-                    <w:jc w:val="left"/>
-                    <w:jc w:val="center"/>
-                  </w:pPr>
-                  <w:r>
-                    <w:t xml:space="preserve">rna-binding; rna binding; rnp; ribonucleoprotein; zinc finger; znf; zccch</w:t>
-                  </w:r>
-                </w:p>
-              </w:tc>
-              <w:tc>
-                <w:tcPr/>
-                <w:p>
-                  <w:pPr>
-                    <w:pStyle w:val="Compact"/>
-                    <w:jc w:val="left"/>
-                    <w:jc w:val="center"/>
-                  </w:pPr>
-                  <w:r>
-                    <w:t xml:space="preserve">None</w:t>
+                    <w:t xml:space="preserve">Protein</w:t>
+                  </w:r>
+                </w:p>
+              </w:tc>
+              <w:tc>
+                <w:tcPr/>
+                <w:p>
+                  <w:pPr>
+                    <w:pStyle w:val="Compact"/>
+                    <w:jc w:val="left"/>
+                    <w:jc w:val="center"/>
+                  </w:pPr>
+                  <w:r>
+                    <w:t xml:space="preserve">Post translational modification</w:t>
+                  </w:r>
+                </w:p>
+              </w:tc>
+              <w:tc>
+                <w:tcPr/>
+                <w:p>
+                  <w:pPr>
+                    <w:pStyle w:val="Compact"/>
+                    <w:jc w:val="left"/>
+                    <w:jc w:val="center"/>
+                  </w:pPr>
+                  <w:r>
+                    <w:t xml:space="preserve">Beta-1,6-N-acetyl-glucosaminyl transferase</w:t>
                   </w:r>
                 </w:p>
               </w:tc>
@@ -6661,46 +6552,33 @@
                     <w:jc w:val="center"/>
                   </w:pPr>
                   <w:r>
-                    <w:t xml:space="preserve">RNA Export/Splicing Regulator</w:t>
-                  </w:r>
-                </w:p>
-              </w:tc>
-              <w:tc>
-                <w:tcPr/>
-                <w:p>
-                  <w:pPr>
-                    <w:pStyle w:val="Compact"/>
-                    <w:jc w:val="left"/>
-                    <w:jc w:val="center"/>
-                  </w:pPr>
-                  <w:r>
-                    <w:t xml:space="preserve">Proteins regulating RNA nuclear export and splicing (retroviruses, nuclear DNA viruses)</w:t>
-                  </w:r>
-                </w:p>
-              </w:tc>
-              <w:tc>
-                <w:tcPr/>
-                <w:p>
-                  <w:pPr>
-                    <w:pStyle w:val="Compact"/>
-                    <w:jc w:val="left"/>
-                    <w:jc w:val="center"/>
-                  </w:pPr>
-                  <w:r>
-                    <w:t xml:space="preserve">rev protein; export; splicing; nuclear export</w:t>
-                  </w:r>
-                </w:p>
-              </w:tc>
-              <w:tc>
-                <w:tcPr/>
-                <w:p>
-                  <w:pPr>
-                    <w:pStyle w:val="Compact"/>
-                    <w:jc w:val="left"/>
-                    <w:jc w:val="center"/>
-                  </w:pPr>
-                  <w:r>
-                    <w:t xml:space="preserve">None</w:t>
+                    <w:t xml:space="preserve">Protein</w:t>
+                  </w:r>
+                </w:p>
+              </w:tc>
+              <w:tc>
+                <w:tcPr/>
+                <w:p>
+                  <w:pPr>
+                    <w:pStyle w:val="Compact"/>
+                    <w:jc w:val="left"/>
+                    <w:jc w:val="center"/>
+                  </w:pPr>
+                  <w:r>
+                    <w:t xml:space="preserve">Post translational modification</w:t>
+                  </w:r>
+                </w:p>
+              </w:tc>
+              <w:tc>
+                <w:tcPr/>
+                <w:p>
+                  <w:pPr>
+                    <w:pStyle w:val="Compact"/>
+                    <w:jc w:val="left"/>
+                    <w:jc w:val="center"/>
+                  </w:pPr>
+                  <w:r>
+                    <w:t xml:space="preserve">Peptide N-myristoyl transferase</w:t>
                   </w:r>
                 </w:p>
               </w:tc>
@@ -6715,46 +6593,33 @@
                     <w:jc w:val="center"/>
                   </w:pPr>
                   <w:r>
-                    <w:t xml:space="preserve">Assembly/Morphogenesis Factor</w:t>
-                  </w:r>
-                </w:p>
-              </w:tc>
-              <w:tc>
-                <w:tcPr/>
-                <w:p>
-                  <w:pPr>
-                    <w:pStyle w:val="Compact"/>
-                    <w:jc w:val="left"/>
-                    <w:jc w:val="center"/>
-                  </w:pPr>
-                  <w:r>
-                    <w:t xml:space="preserve">Proteins coordinating virion assembly, morphogenesis, and budding</w:t>
-                  </w:r>
-                </w:p>
-              </w:tc>
-              <w:tc>
-                <w:tcPr/>
-                <w:p>
-                  <w:pPr>
-                    <w:pStyle w:val="Compact"/>
-                    <w:jc w:val="left"/>
-                    <w:jc w:val="center"/>
-                  </w:pPr>
-                  <w:r>
-                    <w:t xml:space="preserve">assembly; morphogenesis; budding; nsm protein; virion assembly; maturation protein</w:t>
-                  </w:r>
-                </w:p>
-              </w:tc>
-              <w:tc>
-                <w:tcPr/>
-                <w:p>
-                  <w:pPr>
-                    <w:pStyle w:val="Compact"/>
-                    <w:jc w:val="left"/>
-                    <w:jc w:val="center"/>
-                  </w:pPr>
-                  <w:r>
-                    <w:t xml:space="preserve">None</w:t>
+                    <w:t xml:space="preserve">Protein</w:t>
+                  </w:r>
+                </w:p>
+              </w:tc>
+              <w:tc>
+                <w:tcPr/>
+                <w:p>
+                  <w:pPr>
+                    <w:pStyle w:val="Compact"/>
+                    <w:jc w:val="left"/>
+                    <w:jc w:val="center"/>
+                  </w:pPr>
+                  <w:r>
+                    <w:t xml:space="preserve">Post translational modification</w:t>
+                  </w:r>
+                </w:p>
+              </w:tc>
+              <w:tc>
+                <w:tcPr/>
+                <w:p>
+                  <w:pPr>
+                    <w:pStyle w:val="Compact"/>
+                    <w:jc w:val="left"/>
+                    <w:jc w:val="center"/>
+                  </w:pPr>
+                  <w:r>
+                    <w:t xml:space="preserve">thiol oxidase</w:t>
                   </w:r>
                 </w:p>
               </w:tc>
@@ -6769,46 +6634,33 @@
                     <w:jc w:val="center"/>
                   </w:pPr>
                   <w:r>
-                    <w:t xml:space="preserve">Innate Immune/Interferon Antagonist</w:t>
-                  </w:r>
-                </w:p>
-              </w:tc>
-              <w:tc>
-                <w:tcPr/>
-                <w:p>
-                  <w:pPr>
-                    <w:pStyle w:val="Compact"/>
-                    <w:jc w:val="left"/>
-                    <w:jc w:val="center"/>
-                  </w:pPr>
-                  <w:r>
-                    <w:t xml:space="preserve">Proteins antagonizing innate immunity, particularly interferon pathways</w:t>
-                  </w:r>
-                </w:p>
-              </w:tc>
-              <w:tc>
-                <w:tcPr/>
-                <w:p>
-                  <w:pPr>
-                    <w:pStyle w:val="Compact"/>
-                    <w:jc w:val="left"/>
-                    <w:jc w:val="center"/>
-                  </w:pPr>
-                  <w:r>
-                    <w:t xml:space="preserve">ns1; nss; v protein; c protein; interferon; ifn antagonist; stat; irf; immune evasion; nef; vpu; vif; vpr</w:t>
-                  </w:r>
-                </w:p>
-              </w:tc>
-              <w:tc>
-                <w:tcPr/>
-                <w:p>
-                  <w:pPr>
-                    <w:pStyle w:val="Compact"/>
-                    <w:jc w:val="left"/>
-                    <w:jc w:val="center"/>
-                  </w:pPr>
-                  <w:r>
-                    <w:t xml:space="preserve">None</w:t>
+                    <w:t xml:space="preserve">Protein</w:t>
+                  </w:r>
+                </w:p>
+              </w:tc>
+              <w:tc>
+                <w:tcPr/>
+                <w:p>
+                  <w:pPr>
+                    <w:pStyle w:val="Compact"/>
+                    <w:jc w:val="left"/>
+                    <w:jc w:val="center"/>
+                  </w:pPr>
+                  <w:r>
+                    <w:t xml:space="preserve">Post translational modification</w:t>
+                  </w:r>
+                </w:p>
+              </w:tc>
+              <w:tc>
+                <w:tcPr/>
+                <w:p>
+                  <w:pPr>
+                    <w:pStyle w:val="Compact"/>
+                    <w:jc w:val="left"/>
+                    <w:jc w:val="center"/>
+                  </w:pPr>
+                  <w:r>
+                    <w:t xml:space="preserve">RNA-binding regulatory protein</w:t>
                   </w:r>
                 </w:p>
               </w:tc>
@@ -6823,46 +6675,33 @@
                     <w:jc w:val="center"/>
                   </w:pPr>
                   <w:r>
-                    <w:t xml:space="preserve">Apoptosis/Cell-Cycle Modulator</w:t>
-                  </w:r>
-                </w:p>
-              </w:tc>
-              <w:tc>
-                <w:tcPr/>
-                <w:p>
-                  <w:pPr>
-                    <w:pStyle w:val="Compact"/>
-                    <w:jc w:val="left"/>
-                    <w:jc w:val="center"/>
-                  </w:pPr>
-                  <w:r>
-                    <w:t xml:space="preserve">Viral proteins modulating host apoptosis and cell-cycle pathways</w:t>
-                  </w:r>
-                </w:p>
-              </w:tc>
-              <w:tc>
-                <w:tcPr/>
-                <w:p>
-                  <w:pPr>
-                    <w:pStyle w:val="Compact"/>
-                    <w:jc w:val="left"/>
-                    <w:jc w:val="center"/>
-                  </w:pPr>
-                  <w:r>
-                    <w:t xml:space="preserve">apoptosis; bcl-2; cell cycle; v-cyclin; anti-apoptotic</w:t>
-                  </w:r>
-                </w:p>
-              </w:tc>
-              <w:tc>
-                <w:tcPr/>
-                <w:p>
-                  <w:pPr>
-                    <w:pStyle w:val="Compact"/>
-                    <w:jc w:val="left"/>
-                    <w:jc w:val="center"/>
-                  </w:pPr>
-                  <w:r>
-                    <w:t xml:space="preserve">None</w:t>
+                    <w:t xml:space="preserve">Structural</w:t>
+                  </w:r>
+                </w:p>
+              </w:tc>
+              <w:tc>
+                <w:tcPr/>
+                <w:p>
+                  <w:pPr>
+                    <w:pStyle w:val="Compact"/>
+                    <w:jc w:val="left"/>
+                    <w:jc w:val="center"/>
+                  </w:pPr>
+                  <w:r>
+                    <w:t xml:space="preserve">Structural</w:t>
+                  </w:r>
+                </w:p>
+              </w:tc>
+              <w:tc>
+                <w:tcPr/>
+                <w:p>
+                  <w:pPr>
+                    <w:pStyle w:val="Compact"/>
+                    <w:jc w:val="left"/>
+                    <w:jc w:val="center"/>
+                  </w:pPr>
+                  <w:r>
+                    <w:t xml:space="preserve">Capsid protein</w:t>
                   </w:r>
                 </w:p>
               </w:tc>
@@ -6877,46 +6716,33 @@
                     <w:jc w:val="center"/>
                   </w:pPr>
                   <w:r>
-                    <w:t xml:space="preserve">Cytokine/Receptor Mimic or Modulator</w:t>
-                  </w:r>
-                </w:p>
-              </w:tc>
-              <w:tc>
-                <w:tcPr/>
-                <w:p>
-                  <w:pPr>
-                    <w:pStyle w:val="Compact"/>
-                    <w:jc w:val="left"/>
-                    <w:jc w:val="center"/>
-                  </w:pPr>
-                  <w:r>
-                    <w:t xml:space="preserve">Viral mimics of cytokines or receptors, or proteins modulating cytokine signaling</w:t>
-                  </w:r>
-                </w:p>
-              </w:tc>
-              <w:tc>
-                <w:tcPr/>
-                <w:p>
-                  <w:pPr>
-                    <w:pStyle w:val="Compact"/>
-                    <w:jc w:val="left"/>
-                    <w:jc w:val="center"/>
-                  </w:pPr>
-                  <w:r>
-                    <w:t xml:space="preserve">cytokine; interleukin; chemokine; tnf; receptor; il-; v-il; decoy receptor; chemokine receptor; g-protein coupled receptor; secreted protein; secreted immunomodulatory</w:t>
-                  </w:r>
-                </w:p>
-              </w:tc>
-              <w:tc>
-                <w:tcPr/>
-                <w:p>
-                  <w:pPr>
-                    <w:pStyle w:val="Compact"/>
-                    <w:jc w:val="left"/>
-                    <w:jc w:val="center"/>
-                  </w:pPr>
-                  <w:r>
-                    <w:t xml:space="preserve">None</w:t>
+                    <w:t xml:space="preserve">Structural</w:t>
+                  </w:r>
+                </w:p>
+              </w:tc>
+              <w:tc>
+                <w:tcPr/>
+                <w:p>
+                  <w:pPr>
+                    <w:pStyle w:val="Compact"/>
+                    <w:jc w:val="left"/>
+                    <w:jc w:val="center"/>
+                  </w:pPr>
+                  <w:r>
+                    <w:t xml:space="preserve">Structural</w:t>
+                  </w:r>
+                </w:p>
+              </w:tc>
+              <w:tc>
+                <w:tcPr/>
+                <w:p>
+                  <w:pPr>
+                    <w:pStyle w:val="Compact"/>
+                    <w:jc w:val="left"/>
+                    <w:jc w:val="center"/>
+                  </w:pPr>
+                  <w:r>
+                    <w:t xml:space="preserve">Nucleocapsid protein</w:t>
                   </w:r>
                 </w:p>
               </w:tc>
@@ -6931,46 +6757,33 @@
                     <w:jc w:val="center"/>
                   </w:pPr>
                   <w:r>
-                    <w:t xml:space="preserve">Host Shutoff/Translation Inhibitor</w:t>
-                  </w:r>
-                </w:p>
-              </w:tc>
-              <w:tc>
-                <w:tcPr/>
-                <w:p>
-                  <w:pPr>
-                    <w:pStyle w:val="Compact"/>
-                    <w:jc w:val="left"/>
-                    <w:jc w:val="center"/>
-                  </w:pPr>
-                  <w:r>
-                    <w:t xml:space="preserve">Proteins inhibiting host mRNA translation or transcription</w:t>
-                  </w:r>
-                </w:p>
-              </w:tc>
-              <w:tc>
-                <w:tcPr/>
-                <w:p>
-                  <w:pPr>
-                    <w:pStyle w:val="Compact"/>
-                    <w:jc w:val="left"/>
-                    <w:jc w:val="center"/>
-                  </w:pPr>
-                  <w:r>
-                    <w:t xml:space="preserve">host shutoff; shutoff; translation inhibitor; nsp1</w:t>
-                  </w:r>
-                </w:p>
-              </w:tc>
-              <w:tc>
-                <w:tcPr/>
-                <w:p>
-                  <w:pPr>
-                    <w:pStyle w:val="Compact"/>
-                    <w:jc w:val="left"/>
-                    <w:jc w:val="center"/>
-                  </w:pPr>
-                  <w:r>
-                    <w:t xml:space="preserve">None</w:t>
+                    <w:t xml:space="preserve">Structural</w:t>
+                  </w:r>
+                </w:p>
+              </w:tc>
+              <w:tc>
+                <w:tcPr/>
+                <w:p>
+                  <w:pPr>
+                    <w:pStyle w:val="Compact"/>
+                    <w:jc w:val="left"/>
+                    <w:jc w:val="center"/>
+                  </w:pPr>
+                  <w:r>
+                    <w:t xml:space="preserve">Structural</w:t>
+                  </w:r>
+                </w:p>
+              </w:tc>
+              <w:tc>
+                <w:tcPr/>
+                <w:p>
+                  <w:pPr>
+                    <w:pStyle w:val="Compact"/>
+                    <w:jc w:val="left"/>
+                    <w:jc w:val="center"/>
+                  </w:pPr>
+                  <w:r>
+                    <w:t xml:space="preserve">Surface/envelope glycoprotein</w:t>
                   </w:r>
                 </w:p>
               </w:tc>
@@ -6985,46 +6798,33 @@
                     <w:jc w:val="center"/>
                   </w:pPr>
                   <w:r>
-                    <w:t xml:space="preserve">Virion Release/Budding Facilitator</w:t>
-                  </w:r>
-                </w:p>
-              </w:tc>
-              <w:tc>
-                <w:tcPr/>
-                <w:p>
-                  <w:pPr>
-                    <w:pStyle w:val="Compact"/>
-                    <w:jc w:val="left"/>
-                    <w:jc w:val="center"/>
-                  </w:pPr>
-                  <w:r>
-                    <w:t xml:space="preserve">Proteins facilitating virion release and budding from cells</w:t>
-                  </w:r>
-                </w:p>
-              </w:tc>
-              <w:tc>
-                <w:tcPr/>
-                <w:p>
-                  <w:pPr>
-                    <w:pStyle w:val="Compact"/>
-                    <w:jc w:val="left"/>
-                    <w:jc w:val="center"/>
-                  </w:pPr>
-                  <w:r>
-                    <w:t xml:space="preserve">release; budding; egress; late domain; tetherin antagonist</w:t>
-                  </w:r>
-                </w:p>
-              </w:tc>
-              <w:tc>
-                <w:tcPr/>
-                <w:p>
-                  <w:pPr>
-                    <w:pStyle w:val="Compact"/>
-                    <w:jc w:val="left"/>
-                    <w:jc w:val="center"/>
-                  </w:pPr>
-                  <w:r>
-                    <w:t xml:space="preserve">None</w:t>
+                    <w:t xml:space="preserve">Structural</w:t>
+                  </w:r>
+                </w:p>
+              </w:tc>
+              <w:tc>
+                <w:tcPr/>
+                <w:p>
+                  <w:pPr>
+                    <w:pStyle w:val="Compact"/>
+                    <w:jc w:val="left"/>
+                    <w:jc w:val="center"/>
+                  </w:pPr>
+                  <w:r>
+                    <w:t xml:space="preserve">Structural</w:t>
+                  </w:r>
+                </w:p>
+              </w:tc>
+              <w:tc>
+                <w:tcPr/>
+                <w:p>
+                  <w:pPr>
+                    <w:pStyle w:val="Compact"/>
+                    <w:jc w:val="left"/>
+                    <w:jc w:val="center"/>
+                  </w:pPr>
+                  <w:r>
+                    <w:t xml:space="preserve">Matrix protein</w:t>
                   </w:r>
                 </w:p>
               </w:tc>
@@ -7039,46 +6839,33 @@
                     <w:jc w:val="center"/>
                   </w:pPr>
                   <w:r>
-                    <w:t xml:space="preserve">Movement Protein</w:t>
-                  </w:r>
-                </w:p>
-              </w:tc>
-              <w:tc>
-                <w:tcPr/>
-                <w:p>
-                  <w:pPr>
-                    <w:pStyle w:val="Compact"/>
-                    <w:jc w:val="left"/>
-                    <w:jc w:val="center"/>
-                  </w:pPr>
-                  <w:r>
-                    <w:t xml:space="preserve">Proteins mediating cell-to-cell movement in plant viruses</w:t>
-                  </w:r>
-                </w:p>
-              </w:tc>
-              <w:tc>
-                <w:tcPr/>
-                <w:p>
-                  <w:pPr>
-                    <w:pStyle w:val="Compact"/>
-                    <w:jc w:val="left"/>
-                    <w:jc w:val="center"/>
-                  </w:pPr>
-                  <w:r>
-                    <w:t xml:space="preserve">movement protein; mp protein; plasmodesmata</w:t>
-                  </w:r>
-                </w:p>
-              </w:tc>
-              <w:tc>
-                <w:tcPr/>
-                <w:p>
-                  <w:pPr>
-                    <w:pStyle w:val="Compact"/>
-                    <w:jc w:val="left"/>
-                    <w:jc w:val="center"/>
-                  </w:pPr>
-                  <w:r>
-                    <w:t xml:space="preserve">None</w:t>
+                    <w:t xml:space="preserve">Structural</w:t>
+                  </w:r>
+                </w:p>
+              </w:tc>
+              <w:tc>
+                <w:tcPr/>
+                <w:p>
+                  <w:pPr>
+                    <w:pStyle w:val="Compact"/>
+                    <w:jc w:val="left"/>
+                    <w:jc w:val="center"/>
+                  </w:pPr>
+                  <w:r>
+                    <w:t xml:space="preserve">Structural</w:t>
+                  </w:r>
+                </w:p>
+              </w:tc>
+              <w:tc>
+                <w:tcPr/>
+                <w:p>
+                  <w:pPr>
+                    <w:pStyle w:val="Compact"/>
+                    <w:jc w:val="left"/>
+                    <w:jc w:val="center"/>
+                  </w:pPr>
+                  <w:r>
+                    <w:t xml:space="preserve">Tegument protein</w:t>
                   </w:r>
                 </w:p>
               </w:tc>
@@ -7093,46 +6880,33 @@
                     <w:jc w:val="center"/>
                   </w:pPr>
                   <w:r>
-                    <w:t xml:space="preserve">Integrase/Recombinase</w:t>
-                  </w:r>
-                </w:p>
-              </w:tc>
-              <w:tc>
-                <w:tcPr/>
-                <w:p>
-                  <w:pPr>
-                    <w:pStyle w:val="Compact"/>
-                    <w:jc w:val="left"/>
-                    <w:jc w:val="center"/>
-                  </w:pPr>
-                  <w:r>
-                    <w:t xml:space="preserve">Enzymes integrating viral DNA into host genome or mediating recombination</w:t>
-                  </w:r>
-                </w:p>
-              </w:tc>
-              <w:tc>
-                <w:tcPr/>
-                <w:p>
-                  <w:pPr>
-                    <w:pStyle w:val="Compact"/>
-                    <w:jc w:val="left"/>
-                    <w:jc w:val="center"/>
-                  </w:pPr>
-                  <w:r>
-                    <w:t xml:space="preserve">integrase; int protein; recombinase; integration</w:t>
-                  </w:r>
-                </w:p>
-              </w:tc>
-              <w:tc>
-                <w:tcPr/>
-                <w:p>
-                  <w:pPr>
-                    <w:pStyle w:val="Compact"/>
-                    <w:jc w:val="left"/>
-                    <w:jc w:val="center"/>
-                  </w:pPr>
-                  <w:r>
-                    <w:t xml:space="preserve">None</w:t>
+                    <w:t xml:space="preserve">Structural</w:t>
+                  </w:r>
+                </w:p>
+              </w:tc>
+              <w:tc>
+                <w:tcPr/>
+                <w:p>
+                  <w:pPr>
+                    <w:pStyle w:val="Compact"/>
+                    <w:jc w:val="left"/>
+                    <w:jc w:val="center"/>
+                  </w:pPr>
+                  <w:r>
+                    <w:t xml:space="preserve">Structural</w:t>
+                  </w:r>
+                </w:p>
+              </w:tc>
+              <w:tc>
+                <w:tcPr/>
+                <w:p>
+                  <w:pPr>
+                    <w:pStyle w:val="Compact"/>
+                    <w:jc w:val="left"/>
+                    <w:jc w:val="center"/>
+                  </w:pPr>
+                  <w:r>
+                    <w:t xml:space="preserve">Occlusion Body Protein</w:t>
                   </w:r>
                 </w:p>
               </w:tc>
@@ -7147,46 +6921,33 @@
                     <w:jc w:val="center"/>
                   </w:pPr>
                   <w:r>
-                    <w:t xml:space="preserve">Episome Maintenance/Replication Origin Binding</w:t>
-                  </w:r>
-                </w:p>
-              </w:tc>
-              <w:tc>
-                <w:tcPr/>
-                <w:p>
-                  <w:pPr>
-                    <w:pStyle w:val="Compact"/>
-                    <w:jc w:val="left"/>
-                    <w:jc w:val="center"/>
-                  </w:pPr>
-                  <w:r>
-                    <w:t xml:space="preserve">Proteins maintaining episomal viral genomes and ensuring replication/segregation</w:t>
-                  </w:r>
-                </w:p>
-              </w:tc>
-              <w:tc>
-                <w:tcPr/>
-                <w:p>
-                  <w:pPr>
-                    <w:pStyle w:val="Compact"/>
-                    <w:jc w:val="left"/>
-                    <w:jc w:val="center"/>
-                  </w:pPr>
-                  <w:r>
-                    <w:t xml:space="preserve">ebna1; episome; origin binding; replication origin; partitioning</w:t>
-                  </w:r>
-                </w:p>
-              </w:tc>
-              <w:tc>
-                <w:tcPr/>
-                <w:p>
-                  <w:pPr>
-                    <w:pStyle w:val="Compact"/>
-                    <w:jc w:val="left"/>
-                    <w:jc w:val="center"/>
-                  </w:pPr>
-                  <w:r>
-                    <w:t xml:space="preserve">None</w:t>
+                    <w:t xml:space="preserve">Unknown</w:t>
+                  </w:r>
+                </w:p>
+              </w:tc>
+              <w:tc>
+                <w:tcPr/>
+                <w:p>
+                  <w:pPr>
+                    <w:pStyle w:val="Compact"/>
+                    <w:jc w:val="left"/>
+                    <w:jc w:val="center"/>
+                  </w:pPr>
+                  <w:r>
+                    <w:t xml:space="preserve">Unknown</w:t>
+                  </w:r>
+                </w:p>
+              </w:tc>
+              <w:tc>
+                <w:tcPr/>
+                <w:p>
+                  <w:pPr>
+                    <w:pStyle w:val="Compact"/>
+                    <w:jc w:val="left"/>
+                    <w:jc w:val="center"/>
+                  </w:pPr>
+                  <w:r>
+                    <w:t xml:space="preserve">Hypothetical protein</w:t>
                   </w:r>
                 </w:p>
               </w:tc>
@@ -7201,46 +6962,33 @@
                     <w:jc w:val="center"/>
                   </w:pPr>
                   <w:r>
-                    <w:t xml:space="preserve">Membrane Remodeling/Replication Organelle</w:t>
-                  </w:r>
-                </w:p>
-              </w:tc>
-              <w:tc>
-                <w:tcPr/>
-                <w:p>
-                  <w:pPr>
-                    <w:pStyle w:val="Compact"/>
-                    <w:jc w:val="left"/>
-                    <w:jc w:val="center"/>
-                  </w:pPr>
-                  <w:r>
-                    <w:t xml:space="preserve">Proteins inducing membrane vesicles and replication organelles</w:t>
-                  </w:r>
-                </w:p>
-              </w:tc>
-              <w:tc>
-                <w:tcPr/>
-                <w:p>
-                  <w:pPr>
-                    <w:pStyle w:val="Compact"/>
-                    <w:jc w:val="left"/>
-                    <w:jc w:val="center"/>
-                  </w:pPr>
-                  <w:r>
-                    <w:t xml:space="preserve">ns4a; ns4b; membrane remodeling; replication complex; vesicle</w:t>
-                  </w:r>
-                </w:p>
-              </w:tc>
-              <w:tc>
-                <w:tcPr/>
-                <w:p>
-                  <w:pPr>
-                    <w:pStyle w:val="Compact"/>
-                    <w:jc w:val="left"/>
-                    <w:jc w:val="center"/>
-                  </w:pPr>
-                  <w:r>
-                    <w:t xml:space="preserve">None</w:t>
+                    <w:t xml:space="preserve">Viral replication</w:t>
+                  </w:r>
+                </w:p>
+              </w:tc>
+              <w:tc>
+                <w:tcPr/>
+                <w:p>
+                  <w:pPr>
+                    <w:pStyle w:val="Compact"/>
+                    <w:jc w:val="left"/>
+                    <w:jc w:val="center"/>
+                  </w:pPr>
+                  <w:r>
+                    <w:t xml:space="preserve">Polymerase</w:t>
+                  </w:r>
+                </w:p>
+              </w:tc>
+              <w:tc>
+                <w:tcPr/>
+                <w:p>
+                  <w:pPr>
+                    <w:pStyle w:val="Compact"/>
+                    <w:jc w:val="left"/>
+                    <w:jc w:val="center"/>
+                  </w:pPr>
+                  <w:r>
+                    <w:t xml:space="preserve">DNA dependent DNA polymerase (DNA replicase)</w:t>
                   </w:r>
                 </w:p>
               </w:tc>
@@ -7255,46 +7003,33 @@
                     <w:jc w:val="center"/>
                   </w:pPr>
                   <w:r>
-                    <w:t xml:space="preserve">Viroporin/Ion Channel</w:t>
-                  </w:r>
-                </w:p>
-              </w:tc>
-              <w:tc>
-                <w:tcPr/>
-                <w:p>
-                  <w:pPr>
-                    <w:pStyle w:val="Compact"/>
-                    <w:jc w:val="left"/>
-                    <w:jc w:val="center"/>
-                  </w:pPr>
-                  <w:r>
-                    <w:t xml:space="preserve">Small membrane proteins forming ion channels</w:t>
-                  </w:r>
-                </w:p>
-              </w:tc>
-              <w:tc>
-                <w:tcPr/>
-                <w:p>
-                  <w:pPr>
-                    <w:pStyle w:val="Compact"/>
-                    <w:jc w:val="left"/>
-                    <w:jc w:val="center"/>
-                  </w:pPr>
-                  <w:r>
-                    <w:t xml:space="preserve">viroporin; ion channel; m2 protein; channel</w:t>
-                  </w:r>
-                </w:p>
-              </w:tc>
-              <w:tc>
-                <w:tcPr/>
-                <w:p>
-                  <w:pPr>
-                    <w:pStyle w:val="Compact"/>
-                    <w:jc w:val="left"/>
-                    <w:jc w:val="center"/>
-                  </w:pPr>
-                  <w:r>
-                    <w:t xml:space="preserve">None</w:t>
+                    <w:t xml:space="preserve">Viral replication</w:t>
+                  </w:r>
+                </w:p>
+              </w:tc>
+              <w:tc>
+                <w:tcPr/>
+                <w:p>
+                  <w:pPr>
+                    <w:pStyle w:val="Compact"/>
+                    <w:jc w:val="left"/>
+                    <w:jc w:val="center"/>
+                  </w:pPr>
+                  <w:r>
+                    <w:t xml:space="preserve">Initiation</w:t>
+                  </w:r>
+                </w:p>
+              </w:tc>
+              <w:tc>
+                <w:tcPr/>
+                <w:p>
+                  <w:pPr>
+                    <w:pStyle w:val="Compact"/>
+                    <w:jc w:val="left"/>
+                    <w:jc w:val="center"/>
+                  </w:pPr>
+                  <w:r>
+                    <w:t xml:space="preserve">Primase</w:t>
                   </w:r>
                 </w:p>
               </w:tc>
@@ -7309,46 +7044,33 @@
                     <w:jc w:val="center"/>
                   </w:pPr>
                   <w:r>
-                    <w:t xml:space="preserve">Nucleotide Metabolism Enzyme</w:t>
-                  </w:r>
-                </w:p>
-              </w:tc>
-              <w:tc>
-                <w:tcPr/>
-                <w:p>
-                  <w:pPr>
-                    <w:pStyle w:val="Compact"/>
-                    <w:jc w:val="left"/>
-                    <w:jc w:val="center"/>
-                  </w:pPr>
-                  <w:r>
-                    <w:t xml:space="preserve">Enzymes modulating dNTP pools for viral DNA replication</w:t>
-                  </w:r>
-                </w:p>
-              </w:tc>
-              <w:tc>
-                <w:tcPr/>
-                <w:p>
-                  <w:pPr>
-                    <w:pStyle w:val="Compact"/>
-                    <w:jc w:val="left"/>
-                    <w:jc w:val="center"/>
-                  </w:pPr>
-                  <w:r>
-                    <w:t xml:space="preserve">ribonucleotide reductase; dutpase; thymidine kinase; thymidylate; nucleotide kinase; deoxynucleoside; deoxyribonucleoside; rnr</w:t>
-                  </w:r>
-                </w:p>
-              </w:tc>
-              <w:tc>
-                <w:tcPr/>
-                <w:p>
-                  <w:pPr>
-                    <w:pStyle w:val="Compact"/>
-                    <w:jc w:val="left"/>
-                    <w:jc w:val="center"/>
-                  </w:pPr>
-                  <w:r>
-                    <w:t xml:space="preserve">None</w:t>
+                    <w:t xml:space="preserve">Viral replication</w:t>
+                  </w:r>
+                </w:p>
+              </w:tc>
+              <w:tc>
+                <w:tcPr/>
+                <w:p>
+                  <w:pPr>
+                    <w:pStyle w:val="Compact"/>
+                    <w:jc w:val="left"/>
+                    <w:jc w:val="center"/>
+                  </w:pPr>
+                  <w:r>
+                    <w:t xml:space="preserve">Initiation</w:t>
+                  </w:r>
+                </w:p>
+              </w:tc>
+              <w:tc>
+                <w:tcPr/>
+                <w:p>
+                  <w:pPr>
+                    <w:pStyle w:val="Compact"/>
+                    <w:jc w:val="left"/>
+                    <w:jc w:val="center"/>
+                  </w:pPr>
+                  <w:r>
+                    <w:t xml:space="preserve">Protein-primed initiation of DNA replication</w:t>
                   </w:r>
                 </w:p>
               </w:tc>
@@ -7363,46 +7085,33 @@
                     <w:jc w:val="center"/>
                   </w:pPr>
                   <w:r>
-                    <w:t xml:space="preserve">Viral Kinase/Phosphoprotein</w:t>
-                  </w:r>
-                </w:p>
-              </w:tc>
-              <w:tc>
-                <w:tcPr/>
-                <w:p>
-                  <w:pPr>
-                    <w:pStyle w:val="Compact"/>
-                    <w:jc w:val="left"/>
-                    <w:jc w:val="center"/>
-                  </w:pPr>
-                  <w:r>
-                    <w:t xml:space="preserve">Viral kinases phosphorylating viral/host proteins; phosphoproteins regulating replication</w:t>
-                  </w:r>
-                </w:p>
-              </w:tc>
-              <w:tc>
-                <w:tcPr/>
-                <w:p>
-                  <w:pPr>
-                    <w:pStyle w:val="Compact"/>
-                    <w:jc w:val="left"/>
-                    <w:jc w:val="center"/>
-                  </w:pPr>
-                  <w:r>
-                    <w:t xml:space="preserve">kinase; phosphoprotein; serine/threonine; tyrosine kinase; phospho protein; protein kinase</w:t>
-                  </w:r>
-                </w:p>
-              </w:tc>
-              <w:tc>
-                <w:tcPr/>
-                <w:p>
-                  <w:pPr>
-                    <w:pStyle w:val="Compact"/>
-                    <w:jc w:val="left"/>
-                    <w:jc w:val="center"/>
-                  </w:pPr>
-                  <w:r>
-                    <w:t xml:space="preserve">None</w:t>
+                    <w:t xml:space="preserve">Viral replication</w:t>
+                  </w:r>
+                </w:p>
+              </w:tc>
+              <w:tc>
+                <w:tcPr/>
+                <w:p>
+                  <w:pPr>
+                    <w:pStyle w:val="Compact"/>
+                    <w:jc w:val="left"/>
+                    <w:jc w:val="center"/>
+                  </w:pPr>
+                  <w:r>
+                    <w:t xml:space="preserve">Initiation</w:t>
+                  </w:r>
+                </w:p>
+              </w:tc>
+              <w:tc>
+                <w:tcPr/>
+                <w:p>
+                  <w:pPr>
+                    <w:pStyle w:val="Compact"/>
+                    <w:jc w:val="left"/>
+                    <w:jc w:val="center"/>
+                  </w:pPr>
+                  <w:r>
+                    <w:t xml:space="preserve">Protein-primed initiation of RNA replication (=VPG capping)</w:t>
                   </w:r>
                 </w:p>
               </w:tc>
@@ -7417,46 +7126,33 @@
                     <w:jc w:val="center"/>
                   </w:pPr>
                   <w:r>
-                    <w:t xml:space="preserve">Ligase</w:t>
-                  </w:r>
-                </w:p>
-              </w:tc>
-              <w:tc>
-                <w:tcPr/>
-                <w:p>
-                  <w:pPr>
-                    <w:pStyle w:val="Compact"/>
-                    <w:jc w:val="left"/>
-                    <w:jc w:val="center"/>
-                  </w:pPr>
-                  <w:r>
-                    <w:t xml:space="preserve">Viral ligases joining DNA or RNA molecules</w:t>
-                  </w:r>
-                </w:p>
-              </w:tc>
-              <w:tc>
-                <w:tcPr/>
-                <w:p>
-                  <w:pPr>
-                    <w:pStyle w:val="Compact"/>
-                    <w:jc w:val="left"/>
-                    <w:jc w:val="center"/>
-                  </w:pPr>
-                  <w:r>
-                    <w:t xml:space="preserve">ligase; dna ligase; rna ligase</w:t>
-                  </w:r>
-                </w:p>
-              </w:tc>
-              <w:tc>
-                <w:tcPr/>
-                <w:p>
-                  <w:pPr>
-                    <w:pStyle w:val="Compact"/>
-                    <w:jc w:val="left"/>
-                    <w:jc w:val="center"/>
-                  </w:pPr>
-                  <w:r>
-                    <w:t xml:space="preserve">ubiquitin ligase; e3 ubiquitin</w:t>
+                    <w:t xml:space="preserve">Viral replication</w:t>
+                  </w:r>
+                </w:p>
+              </w:tc>
+              <w:tc>
+                <w:tcPr/>
+                <w:p>
+                  <w:pPr>
+                    <w:pStyle w:val="Compact"/>
+                    <w:jc w:val="left"/>
+                    <w:jc w:val="center"/>
+                  </w:pPr>
+                  <w:r>
+                    <w:t xml:space="preserve">Initiation</w:t>
+                  </w:r>
+                </w:p>
+              </w:tc>
+              <w:tc>
+                <w:tcPr/>
+                <w:p>
+                  <w:pPr>
+                    <w:pStyle w:val="Compact"/>
+                    <w:jc w:val="left"/>
+                    <w:jc w:val="center"/>
+                  </w:pPr>
+                  <w:r>
+                    <w:t xml:space="preserve">Cress-type Endonuclease</w:t>
                   </w:r>
                 </w:p>
               </w:tc>
@@ -7471,46 +7167,33 @@
                     <w:jc w:val="center"/>
                   </w:pPr>
                   <w:r>
-                    <w:t xml:space="preserve">Ubiquitin/SUMO Pathway Protein</w:t>
-                  </w:r>
-                </w:p>
-              </w:tc>
-              <w:tc>
-                <w:tcPr/>
-                <w:p>
-                  <w:pPr>
-                    <w:pStyle w:val="Compact"/>
-                    <w:jc w:val="left"/>
-                    <w:jc w:val="center"/>
-                  </w:pPr>
-                  <w:r>
-                    <w:t xml:space="preserve">Proteins modulating ubiquitin or SUMO pathways</w:t>
-                  </w:r>
-                </w:p>
-              </w:tc>
-              <w:tc>
-                <w:tcPr/>
-                <w:p>
-                  <w:pPr>
-                    <w:pStyle w:val="Compact"/>
-                    <w:jc w:val="left"/>
-                    <w:jc w:val="center"/>
-                  </w:pPr>
-                  <w:r>
-                    <w:t xml:space="preserve">ubiquitin; e3 ubiquitin ligase; deubiquitinase; sumo; isg15</w:t>
-                  </w:r>
-                </w:p>
-              </w:tc>
-              <w:tc>
-                <w:tcPr/>
-                <w:p>
-                  <w:pPr>
-                    <w:pStyle w:val="Compact"/>
-                    <w:jc w:val="left"/>
-                    <w:jc w:val="center"/>
-                  </w:pPr>
-                  <w:r>
-                    <w:t xml:space="preserve">None</w:t>
+                    <w:t xml:space="preserve">Viral replication</w:t>
+                  </w:r>
+                </w:p>
+              </w:tc>
+              <w:tc>
+                <w:tcPr/>
+                <w:p>
+                  <w:pPr>
+                    <w:pStyle w:val="Compact"/>
+                    <w:jc w:val="left"/>
+                    <w:jc w:val="center"/>
+                  </w:pPr>
+                  <w:r>
+                    <w:t xml:space="preserve">Initiation</w:t>
+                  </w:r>
+                </w:p>
+              </w:tc>
+              <w:tc>
+                <w:tcPr/>
+                <w:p>
+                  <w:pPr>
+                    <w:pStyle w:val="Compact"/>
+                    <w:jc w:val="left"/>
+                    <w:jc w:val="center"/>
+                  </w:pPr>
+                  <w:r>
+                    <w:t xml:space="preserve">Ribozyme Endonuclease</w:t>
                   </w:r>
                 </w:p>
               </w:tc>
@@ -7525,46 +7208,33 @@
                     <w:jc w:val="center"/>
                   </w:pPr>
                   <w:r>
-                    <w:t xml:space="preserve">Other Viral Enzyme</w:t>
-                  </w:r>
-                </w:p>
-              </w:tc>
-              <w:tc>
-                <w:tcPr/>
-                <w:p>
-                  <w:pPr>
-                    <w:pStyle w:val="Compact"/>
-                    <w:jc w:val="left"/>
-                    <w:jc w:val="center"/>
-                  </w:pPr>
-                  <w:r>
-                    <w:t xml:space="preserve">Other viral enzymes (lipases, esterases, deaminases, etc.)</w:t>
-                  </w:r>
-                </w:p>
-              </w:tc>
-              <w:tc>
-                <w:tcPr/>
-                <w:p>
-                  <w:pPr>
-                    <w:pStyle w:val="Compact"/>
-                    <w:jc w:val="left"/>
-                    <w:jc w:val="center"/>
-                  </w:pPr>
-                  <w:r>
-                    <w:t xml:space="preserve">lipase; esterase; phospholipase; deaminase; transferase; amidotransferase; aminotransferase; oxidoreductase; hydrolase; lyase; isomerase</w:t>
-                  </w:r>
-                </w:p>
-              </w:tc>
-              <w:tc>
-                <w:tcPr/>
-                <w:p>
-                  <w:pPr>
-                    <w:pStyle w:val="Compact"/>
-                    <w:jc w:val="left"/>
-                    <w:jc w:val="center"/>
-                  </w:pPr>
-                  <w:r>
-                    <w:t xml:space="preserve">methyltransferase; polymerase; transferase rna; transferase dna</w:t>
+                    <w:t xml:space="preserve">Viral replication</w:t>
+                  </w:r>
+                </w:p>
+              </w:tc>
+              <w:tc>
+                <w:tcPr/>
+                <w:p>
+                  <w:pPr>
+                    <w:pStyle w:val="Compact"/>
+                    <w:jc w:val="left"/>
+                    <w:jc w:val="center"/>
+                  </w:pPr>
+                  <w:r>
+                    <w:t xml:space="preserve">Elongation</w:t>
+                  </w:r>
+                </w:p>
+              </w:tc>
+              <w:tc>
+                <w:tcPr/>
+                <w:p>
+                  <w:pPr>
+                    <w:pStyle w:val="Compact"/>
+                    <w:jc w:val="left"/>
+                    <w:jc w:val="center"/>
+                  </w:pPr>
+                  <w:r>
+                    <w:t xml:space="preserve">RNA-DNA duplex dependent endoribonuclease (RNase H)</w:t>
                   </w:r>
                 </w:p>
               </w:tc>
@@ -7579,46 +7249,33 @@
                     <w:jc w:val="center"/>
                   </w:pPr>
                   <w:r>
-                    <w:t xml:space="preserve">Viroplasm/Viral Factory Protein</w:t>
-                  </w:r>
-                </w:p>
-              </w:tc>
-              <w:tc>
-                <w:tcPr/>
-                <w:p>
-                  <w:pPr>
-                    <w:pStyle w:val="Compact"/>
-                    <w:jc w:val="left"/>
-                    <w:jc w:val="center"/>
-                  </w:pPr>
-                  <w:r>
-                    <w:t xml:space="preserve">Proteins forming viral replication factories or viroplasms</w:t>
-                  </w:r>
-                </w:p>
-              </w:tc>
-              <w:tc>
-                <w:tcPr/>
-                <w:p>
-                  <w:pPr>
-                    <w:pStyle w:val="Compact"/>
-                    <w:jc w:val="left"/>
-                    <w:jc w:val="center"/>
-                  </w:pPr>
-                  <w:r>
-                    <w:t xml:space="preserve">viroplasm; viral factory; inclusion; replication factory</w:t>
-                  </w:r>
-                </w:p>
-              </w:tc>
-              <w:tc>
-                <w:tcPr/>
-                <w:p>
-                  <w:pPr>
-                    <w:pStyle w:val="Compact"/>
-                    <w:jc w:val="left"/>
-                    <w:jc w:val="center"/>
-                  </w:pPr>
-                  <w:r>
-                    <w:t xml:space="preserve">a-type inclusion</w:t>
+                    <w:t xml:space="preserve">Viral replication</w:t>
+                  </w:r>
+                </w:p>
+              </w:tc>
+              <w:tc>
+                <w:tcPr/>
+                <w:p>
+                  <w:pPr>
+                    <w:pStyle w:val="Compact"/>
+                    <w:jc w:val="left"/>
+                    <w:jc w:val="center"/>
+                  </w:pPr>
+                  <w:r>
+                    <w:t xml:space="preserve">Topology</w:t>
+                  </w:r>
+                </w:p>
+              </w:tc>
+              <w:tc>
+                <w:tcPr/>
+                <w:p>
+                  <w:pPr>
+                    <w:pStyle w:val="Compact"/>
+                    <w:jc w:val="left"/>
+                    <w:jc w:val="center"/>
+                  </w:pPr>
+                  <w:r>
+                    <w:t xml:space="preserve">DNA topoisomerase</w:t>
                   </w:r>
                 </w:p>
               </w:tc>
@@ -7633,46 +7290,33 @@
                     <w:jc w:val="center"/>
                   </w:pPr>
                   <w:r>
-                    <w:t xml:space="preserve">Accessory/Virulence Factor</w:t>
-                  </w:r>
-                </w:p>
-              </w:tc>
-              <w:tc>
-                <w:tcPr/>
-                <w:p>
-                  <w:pPr>
-                    <w:pStyle w:val="Compact"/>
-                    <w:jc w:val="left"/>
-                    <w:jc w:val="center"/>
-                  </w:pPr>
-                  <w:r>
-                    <w:t xml:space="preserve">Accessory proteins modulating virulence, host range, or tissue tropism</w:t>
-                  </w:r>
-                </w:p>
-              </w:tc>
-              <w:tc>
-                <w:tcPr/>
-                <w:p>
-                  <w:pPr>
-                    <w:pStyle w:val="Compact"/>
-                    <w:jc w:val="left"/>
-                    <w:jc w:val="center"/>
-                  </w:pPr>
-                  <w:r>
-                    <w:t xml:space="preserve">accessory; virulence; pathogenicity; host range</w:t>
-                  </w:r>
-                </w:p>
-              </w:tc>
-              <w:tc>
-                <w:tcPr/>
-                <w:p>
-                  <w:pPr>
-                    <w:pStyle w:val="Compact"/>
-                    <w:jc w:val="left"/>
-                    <w:jc w:val="center"/>
-                  </w:pPr>
-                  <w:r>
-                    <w:t xml:space="preserve">None</w:t>
+                    <w:t xml:space="preserve">Viral replication</w:t>
+                  </w:r>
+                </w:p>
+              </w:tc>
+              <w:tc>
+                <w:tcPr/>
+                <w:p>
+                  <w:pPr>
+                    <w:pStyle w:val="Compact"/>
+                    <w:jc w:val="left"/>
+                    <w:jc w:val="center"/>
+                  </w:pPr>
+                  <w:r>
+                    <w:t xml:space="preserve">Topology</w:t>
+                  </w:r>
+                </w:p>
+              </w:tc>
+              <w:tc>
+                <w:tcPr/>
+                <w:p>
+                  <w:pPr>
+                    <w:pStyle w:val="Compact"/>
+                    <w:jc w:val="left"/>
+                    <w:jc w:val="center"/>
+                  </w:pPr>
+                  <w:r>
+                    <w:t xml:space="preserve">DNA ligase</w:t>
                   </w:r>
                 </w:p>
               </w:tc>
@@ -7687,46 +7331,33 @@
                     <w:jc w:val="center"/>
                   </w:pPr>
                   <w:r>
-                    <w:t xml:space="preserve">Non-Structural Protein (General)</w:t>
-                  </w:r>
-                </w:p>
-              </w:tc>
-              <w:tc>
-                <w:tcPr/>
-                <w:p>
-                  <w:pPr>
-                    <w:pStyle w:val="Compact"/>
-                    <w:jc w:val="left"/>
-                    <w:jc w:val="center"/>
-                  </w:pPr>
-                  <w:r>
-                    <w:t xml:space="preserve">General non-structural proteins with diverse or unclear roles</w:t>
-                  </w:r>
-                </w:p>
-              </w:tc>
-              <w:tc>
-                <w:tcPr/>
-                <w:p>
-                  <w:pPr>
-                    <w:pStyle w:val="Compact"/>
-                    <w:jc w:val="left"/>
-                    <w:jc w:val="center"/>
-                  </w:pPr>
-                  <w:r>
-                    <w:t xml:space="preserve">non-structural; nonstructural; ns protein; nsp</w:t>
-                  </w:r>
-                </w:p>
-              </w:tc>
-              <w:tc>
-                <w:tcPr/>
-                <w:p>
-                  <w:pPr>
-                    <w:pStyle w:val="Compact"/>
-                    <w:jc w:val="left"/>
-                    <w:jc w:val="center"/>
-                  </w:pPr>
-                  <w:r>
-                    <w:t xml:space="preserve">None</w:t>
+                    <w:t xml:space="preserve">Viral replication</w:t>
+                  </w:r>
+                </w:p>
+              </w:tc>
+              <w:tc>
+                <w:tcPr/>
+                <w:p>
+                  <w:pPr>
+                    <w:pStyle w:val="Compact"/>
+                    <w:jc w:val="left"/>
+                    <w:jc w:val="center"/>
+                  </w:pPr>
+                  <w:r>
+                    <w:t xml:space="preserve">Topology</w:t>
+                  </w:r>
+                </w:p>
+              </w:tc>
+              <w:tc>
+                <w:tcPr/>
+                <w:p>
+                  <w:pPr>
+                    <w:pStyle w:val="Compact"/>
+                    <w:jc w:val="left"/>
+                    <w:jc w:val="center"/>
+                  </w:pPr>
+                  <w:r>
+                    <w:t xml:space="preserve">Helicase</w:t>
                   </w:r>
                 </w:p>
               </w:tc>
@@ -7741,52 +7372,1966 @@
                     <w:jc w:val="center"/>
                   </w:pPr>
                   <w:r>
-                    <w:t xml:space="preserve">Hypothetical Protein</w:t>
-                  </w:r>
-                </w:p>
-              </w:tc>
-              <w:tc>
-                <w:tcPr/>
-                <w:p>
-                  <w:pPr>
-                    <w:pStyle w:val="Compact"/>
-                    <w:jc w:val="left"/>
-                    <w:jc w:val="center"/>
-                  </w:pPr>
-                  <w:r>
-                    <w:t xml:space="preserve">Proteins with unknown or uncharacterized function</w:t>
-                  </w:r>
-                </w:p>
-              </w:tc>
-              <w:tc>
-                <w:tcPr/>
-                <w:p>
-                  <w:pPr>
-                    <w:pStyle w:val="Compact"/>
-                    <w:jc w:val="left"/>
-                    <w:jc w:val="center"/>
-                  </w:pPr>
-                  <w:r>
-                    <w:t xml:space="preserve">uncharacterized; hypothetical; unknown; putative protein; orf protein; predicted protein</w:t>
-                  </w:r>
-                </w:p>
-              </w:tc>
-              <w:tc>
-                <w:tcPr/>
-                <w:p>
-                  <w:pPr>
-                    <w:pStyle w:val="Compact"/>
-                    <w:jc w:val="left"/>
-                    <w:jc w:val="center"/>
-                  </w:pPr>
-                  <w:r>
-                    <w:t xml:space="preserve">None</w:t>
+                    <w:t xml:space="preserve">Viral replication</w:t>
+                  </w:r>
+                </w:p>
+              </w:tc>
+              <w:tc>
+                <w:tcPr/>
+                <w:p>
+                  <w:pPr>
+                    <w:pStyle w:val="Compact"/>
+                    <w:jc w:val="left"/>
+                    <w:jc w:val="center"/>
+                  </w:pPr>
+                  <w:r>
+                    <w:t xml:space="preserve">Topology</w:t>
+                  </w:r>
+                </w:p>
+              </w:tc>
+              <w:tc>
+                <w:tcPr/>
+                <w:p>
+                  <w:pPr>
+                    <w:pStyle w:val="Compact"/>
+                    <w:jc w:val="left"/>
+                    <w:jc w:val="center"/>
+                  </w:pPr>
+                  <w:r>
+                    <w:t xml:space="preserve">Holliday junction resolvase</w:t>
+                  </w:r>
+                </w:p>
+              </w:tc>
+            </w:tr>
+            <w:tr>
+              <w:tc>
+                <w:tcPr/>
+                <w:p>
+                  <w:pPr>
+                    <w:pStyle w:val="Compact"/>
+                    <w:jc w:val="left"/>
+                    <w:jc w:val="center"/>
+                  </w:pPr>
+                  <w:r>
+                    <w:t xml:space="preserve">Viral replication</w:t>
+                  </w:r>
+                </w:p>
+              </w:tc>
+              <w:tc>
+                <w:tcPr/>
+                <w:p>
+                  <w:pPr>
+                    <w:pStyle w:val="Compact"/>
+                    <w:jc w:val="left"/>
+                    <w:jc w:val="center"/>
+                  </w:pPr>
+                  <w:r>
+                    <w:t xml:space="preserve">Topology</w:t>
+                  </w:r>
+                </w:p>
+              </w:tc>
+              <w:tc>
+                <w:tcPr/>
+                <w:p>
+                  <w:pPr>
+                    <w:pStyle w:val="Compact"/>
+                    <w:jc w:val="left"/>
+                    <w:jc w:val="center"/>
+                  </w:pPr>
+                  <w:r>
+                    <w:t xml:space="preserve">Integrase</w:t>
+                  </w:r>
+                </w:p>
+              </w:tc>
+            </w:tr>
+            <w:tr>
+              <w:tc>
+                <w:tcPr/>
+                <w:p>
+                  <w:pPr>
+                    <w:pStyle w:val="Compact"/>
+                    <w:jc w:val="left"/>
+                    <w:jc w:val="center"/>
+                  </w:pPr>
+                  <w:r>
+                    <w:t xml:space="preserve">Viral replication</w:t>
+                  </w:r>
+                </w:p>
+              </w:tc>
+              <w:tc>
+                <w:tcPr/>
+                <w:p>
+                  <w:pPr>
+                    <w:pStyle w:val="Compact"/>
+                    <w:jc w:val="left"/>
+                    <w:jc w:val="center"/>
+                  </w:pPr>
+                  <w:r>
+                    <w:t xml:space="preserve">Topology</w:t>
+                  </w:r>
+                </w:p>
+              </w:tc>
+              <w:tc>
+                <w:tcPr/>
+                <w:p>
+                  <w:pPr>
+                    <w:pStyle w:val="Compact"/>
+                    <w:jc w:val="left"/>
+                    <w:jc w:val="center"/>
+                  </w:pPr>
+                  <w:r>
+                    <w:t xml:space="preserve">Transposase (DDE recombinase)</w:t>
+                  </w:r>
+                </w:p>
+              </w:tc>
+            </w:tr>
+            <w:tr>
+              <w:tc>
+                <w:tcPr/>
+                <w:p>
+                  <w:pPr>
+                    <w:pStyle w:val="Compact"/>
+                    <w:jc w:val="left"/>
+                    <w:jc w:val="center"/>
+                  </w:pPr>
+                  <w:r>
+                    <w:t xml:space="preserve">Viral replication</w:t>
+                  </w:r>
+                </w:p>
+              </w:tc>
+              <w:tc>
+                <w:tcPr/>
+                <w:p>
+                  <w:pPr>
+                    <w:pStyle w:val="Compact"/>
+                    <w:jc w:val="left"/>
+                    <w:jc w:val="center"/>
+                  </w:pPr>
+                  <w:r>
+                    <w:t xml:space="preserve">Nucleotide metabolism</w:t>
+                  </w:r>
+                </w:p>
+              </w:tc>
+              <w:tc>
+                <w:tcPr/>
+                <w:p>
+                  <w:pPr>
+                    <w:pStyle w:val="Compact"/>
+                    <w:jc w:val="left"/>
+                    <w:jc w:val="center"/>
+                  </w:pPr>
+                  <w:r>
+                    <w:t xml:space="preserve">Thymidine kinase</w:t>
+                  </w:r>
+                </w:p>
+              </w:tc>
+            </w:tr>
+            <w:tr>
+              <w:tc>
+                <w:tcPr/>
+                <w:p>
+                  <w:pPr>
+                    <w:pStyle w:val="Compact"/>
+                    <w:jc w:val="left"/>
+                    <w:jc w:val="center"/>
+                  </w:pPr>
+                  <w:r>
+                    <w:t xml:space="preserve">Viral replication</w:t>
+                  </w:r>
+                </w:p>
+              </w:tc>
+              <w:tc>
+                <w:tcPr/>
+                <w:p>
+                  <w:pPr>
+                    <w:pStyle w:val="Compact"/>
+                    <w:jc w:val="left"/>
+                    <w:jc w:val="center"/>
+                  </w:pPr>
+                  <w:r>
+                    <w:t xml:space="preserve">Nucleotide metabolism</w:t>
+                  </w:r>
+                </w:p>
+              </w:tc>
+              <w:tc>
+                <w:tcPr/>
+                <w:p>
+                  <w:pPr>
+                    <w:pStyle w:val="Compact"/>
+                    <w:jc w:val="left"/>
+                    <w:jc w:val="center"/>
+                  </w:pPr>
+                  <w:r>
+                    <w:t xml:space="preserve">Thymidylate synthase</w:t>
+                  </w:r>
+                </w:p>
+              </w:tc>
+            </w:tr>
+            <w:tr>
+              <w:tc>
+                <w:tcPr/>
+                <w:p>
+                  <w:pPr>
+                    <w:pStyle w:val="Compact"/>
+                    <w:jc w:val="left"/>
+                    <w:jc w:val="center"/>
+                  </w:pPr>
+                  <w:r>
+                    <w:t xml:space="preserve">Viral replication</w:t>
+                  </w:r>
+                </w:p>
+              </w:tc>
+              <w:tc>
+                <w:tcPr/>
+                <w:p>
+                  <w:pPr>
+                    <w:pStyle w:val="Compact"/>
+                    <w:jc w:val="left"/>
+                    <w:jc w:val="center"/>
+                  </w:pPr>
+                  <w:r>
+                    <w:t xml:space="preserve">Nucleotide metabolism</w:t>
+                  </w:r>
+                </w:p>
+              </w:tc>
+              <w:tc>
+                <w:tcPr/>
+                <w:p>
+                  <w:pPr>
+                    <w:pStyle w:val="Compact"/>
+                    <w:jc w:val="left"/>
+                    <w:jc w:val="center"/>
+                  </w:pPr>
+                  <w:r>
+                    <w:t xml:space="preserve">Thymidylate kinase</w:t>
+                  </w:r>
+                </w:p>
+              </w:tc>
+            </w:tr>
+            <w:tr>
+              <w:tc>
+                <w:tcPr/>
+                <w:p>
+                  <w:pPr>
+                    <w:pStyle w:val="Compact"/>
+                    <w:jc w:val="left"/>
+                    <w:jc w:val="center"/>
+                  </w:pPr>
+                  <w:r>
+                    <w:t xml:space="preserve">Viral replication</w:t>
+                  </w:r>
+                </w:p>
+              </w:tc>
+              <w:tc>
+                <w:tcPr/>
+                <w:p>
+                  <w:pPr>
+                    <w:pStyle w:val="Compact"/>
+                    <w:jc w:val="left"/>
+                    <w:jc w:val="center"/>
+                  </w:pPr>
+                  <w:r>
+                    <w:t xml:space="preserve">Nucleotide metabolism</w:t>
+                  </w:r>
+                </w:p>
+              </w:tc>
+              <w:tc>
+                <w:tcPr/>
+                <w:p>
+                  <w:pPr>
+                    <w:pStyle w:val="Compact"/>
+                    <w:jc w:val="left"/>
+                    <w:jc w:val="center"/>
+                  </w:pPr>
+                  <w:r>
+                    <w:t xml:space="preserve">dUTP diphosphatase</w:t>
+                  </w:r>
+                </w:p>
+              </w:tc>
+            </w:tr>
+            <w:tr>
+              <w:tc>
+                <w:tcPr/>
+                <w:p>
+                  <w:pPr>
+                    <w:pStyle w:val="Compact"/>
+                    <w:jc w:val="left"/>
+                    <w:jc w:val="center"/>
+                  </w:pPr>
+                  <w:r>
+                    <w:t xml:space="preserve">Viral replication</w:t>
+                  </w:r>
+                </w:p>
+              </w:tc>
+              <w:tc>
+                <w:tcPr/>
+                <w:p>
+                  <w:pPr>
+                    <w:pStyle w:val="Compact"/>
+                    <w:jc w:val="left"/>
+                    <w:jc w:val="center"/>
+                  </w:pPr>
+                  <w:r>
+                    <w:t xml:space="preserve">Nucleotide metabolism</w:t>
+                  </w:r>
+                </w:p>
+              </w:tc>
+              <w:tc>
+                <w:tcPr/>
+                <w:p>
+                  <w:pPr>
+                    <w:pStyle w:val="Compact"/>
+                    <w:jc w:val="left"/>
+                    <w:jc w:val="center"/>
+                  </w:pPr>
+                  <w:r>
+                    <w:t xml:space="preserve">dihydrofolate reductase</w:t>
+                  </w:r>
+                </w:p>
+              </w:tc>
+            </w:tr>
+            <w:tr>
+              <w:tc>
+                <w:tcPr/>
+                <w:p>
+                  <w:pPr>
+                    <w:pStyle w:val="Compact"/>
+                    <w:jc w:val="left"/>
+                    <w:jc w:val="center"/>
+                  </w:pPr>
+                  <w:r>
+                    <w:t xml:space="preserve">Viral replication</w:t>
+                  </w:r>
+                </w:p>
+              </w:tc>
+              <w:tc>
+                <w:tcPr/>
+                <w:p>
+                  <w:pPr>
+                    <w:pStyle w:val="Compact"/>
+                    <w:jc w:val="left"/>
+                    <w:jc w:val="center"/>
+                  </w:pPr>
+                  <w:r>
+                    <w:t xml:space="preserve">Nucleotide metabolism</w:t>
+                  </w:r>
+                </w:p>
+              </w:tc>
+              <w:tc>
+                <w:tcPr/>
+                <w:p>
+                  <w:pPr>
+                    <w:pStyle w:val="Compact"/>
+                    <w:jc w:val="left"/>
+                    <w:jc w:val="center"/>
+                  </w:pPr>
+                  <w:r>
+                    <w:t xml:space="preserve">Ribonucleotide reductase</w:t>
+                  </w:r>
+                </w:p>
+              </w:tc>
+            </w:tr>
+            <w:tr>
+              <w:tc>
+                <w:tcPr/>
+                <w:p>
+                  <w:pPr>
+                    <w:pStyle w:val="Compact"/>
+                    <w:jc w:val="left"/>
+                    <w:jc w:val="center"/>
+                  </w:pPr>
+                  <w:r>
+                    <w:t xml:space="preserve">Viral replication</w:t>
+                  </w:r>
+                </w:p>
+              </w:tc>
+              <w:tc>
+                <w:tcPr/>
+                <w:p>
+                  <w:pPr>
+                    <w:pStyle w:val="Compact"/>
+                    <w:jc w:val="left"/>
+                    <w:jc w:val="center"/>
+                  </w:pPr>
+                  <w:r>
+                    <w:t xml:space="preserve">Regulation</w:t>
+                  </w:r>
+                </w:p>
+              </w:tc>
+              <w:tc>
+                <w:tcPr/>
+                <w:p>
+                  <w:pPr>
+                    <w:pStyle w:val="Compact"/>
+                    <w:jc w:val="left"/>
+                    <w:jc w:val="center"/>
+                  </w:pPr>
+                  <w:r>
+                    <w:t xml:space="preserve">E3 SUMO-protein ligase</w:t>
+                  </w:r>
+                </w:p>
+              </w:tc>
+            </w:tr>
+            <w:tr>
+              <w:tc>
+                <w:tcPr/>
+                <w:p>
+                  <w:pPr>
+                    <w:pStyle w:val="Compact"/>
+                    <w:jc w:val="left"/>
+                    <w:jc w:val="center"/>
+                  </w:pPr>
+                  <w:r>
+                    <w:t xml:space="preserve">Viral replication</w:t>
+                  </w:r>
+                </w:p>
+              </w:tc>
+              <w:tc>
+                <w:tcPr/>
+                <w:p>
+                  <w:pPr>
+                    <w:pStyle w:val="Compact"/>
+                    <w:jc w:val="left"/>
+                    <w:jc w:val="center"/>
+                  </w:pPr>
+                  <w:r>
+                    <w:t xml:space="preserve">Polymerase stabilization</w:t>
+                  </w:r>
+                </w:p>
+              </w:tc>
+              <w:tc>
+                <w:tcPr/>
+                <w:p>
+                  <w:pPr>
+                    <w:pStyle w:val="Compact"/>
+                    <w:jc w:val="left"/>
+                    <w:jc w:val="center"/>
+                  </w:pPr>
+                  <w:r>
+                    <w:t xml:space="preserve">Replication cofactor</w:t>
+                  </w:r>
+                </w:p>
+              </w:tc>
+            </w:tr>
+            <w:tr>
+              <w:tc>
+                <w:tcPr/>
+                <w:p>
+                  <w:pPr>
+                    <w:pStyle w:val="Compact"/>
+                    <w:jc w:val="left"/>
+                    <w:jc w:val="center"/>
+                  </w:pPr>
+                  <w:r>
+                    <w:t xml:space="preserve">Viral replication/transcription</w:t>
+                  </w:r>
+                </w:p>
+              </w:tc>
+              <w:tc>
+                <w:tcPr/>
+                <w:p>
+                  <w:pPr>
+                    <w:pStyle w:val="Compact"/>
+                    <w:jc w:val="left"/>
+                    <w:jc w:val="center"/>
+                  </w:pPr>
+                  <w:r>
+                    <w:t xml:space="preserve">Polymerase/Transcriptase</w:t>
+                  </w:r>
+                </w:p>
+              </w:tc>
+              <w:tc>
+                <w:tcPr/>
+                <w:p>
+                  <w:pPr>
+                    <w:pStyle w:val="Compact"/>
+                    <w:jc w:val="left"/>
+                    <w:jc w:val="center"/>
+                  </w:pPr>
+                  <w:r>
+                    <w:t xml:space="preserve">RNA dependent RNA polymerase (RNA replicase)</w:t>
+                  </w:r>
+                </w:p>
+              </w:tc>
+            </w:tr>
+            <w:tr>
+              <w:tc>
+                <w:tcPr/>
+                <w:p>
+                  <w:pPr>
+                    <w:pStyle w:val="Compact"/>
+                    <w:jc w:val="left"/>
+                    <w:jc w:val="center"/>
+                  </w:pPr>
+                  <w:r>
+                    <w:t xml:space="preserve">Viral replication/transcription</w:t>
+                  </w:r>
+                </w:p>
+              </w:tc>
+              <w:tc>
+                <w:tcPr/>
+                <w:p>
+                  <w:pPr>
+                    <w:pStyle w:val="Compact"/>
+                    <w:jc w:val="left"/>
+                    <w:jc w:val="center"/>
+                  </w:pPr>
+                  <w:r>
+                    <w:t xml:space="preserve">Polymerase/Transcriptase</w:t>
+                  </w:r>
+                </w:p>
+              </w:tc>
+              <w:tc>
+                <w:tcPr/>
+                <w:p>
+                  <w:pPr>
+                    <w:pStyle w:val="Compact"/>
+                    <w:jc w:val="left"/>
+                    <w:jc w:val="center"/>
+                  </w:pPr>
+                  <w:r>
+                    <w:t xml:space="preserve">RNA dependent DNA polymerase (Reverse transcriptase)</w:t>
+                  </w:r>
+                </w:p>
+              </w:tc>
+            </w:tr>
+            <w:tr>
+              <w:tc>
+                <w:tcPr/>
+                <w:p>
+                  <w:pPr>
+                    <w:pStyle w:val="Compact"/>
+                    <w:jc w:val="left"/>
+                    <w:jc w:val="center"/>
+                  </w:pPr>
+                  <w:r>
+                    <w:t xml:space="preserve">Viral transcription</w:t>
+                  </w:r>
+                </w:p>
+              </w:tc>
+              <w:tc>
+                <w:tcPr/>
+                <w:p>
+                  <w:pPr>
+                    <w:pStyle w:val="Compact"/>
+                    <w:jc w:val="left"/>
+                    <w:jc w:val="center"/>
+                  </w:pPr>
+                  <w:r>
+                    <w:t xml:space="preserve">Transcriptase</w:t>
+                  </w:r>
+                </w:p>
+              </w:tc>
+              <w:tc>
+                <w:tcPr/>
+                <w:p>
+                  <w:pPr>
+                    <w:pStyle w:val="Compact"/>
+                    <w:jc w:val="left"/>
+                    <w:jc w:val="center"/>
+                  </w:pPr>
+                  <w:r>
+                    <w:t xml:space="preserve">Proofreading exoribonuclease (ExoN)</w:t>
+                  </w:r>
+                </w:p>
+              </w:tc>
+            </w:tr>
+            <w:tr>
+              <w:tc>
+                <w:tcPr/>
+                <w:p>
+                  <w:pPr>
+                    <w:pStyle w:val="Compact"/>
+                    <w:jc w:val="left"/>
+                    <w:jc w:val="center"/>
+                  </w:pPr>
+                  <w:r>
+                    <w:t xml:space="preserve">Viral transcription</w:t>
+                  </w:r>
+                </w:p>
+              </w:tc>
+              <w:tc>
+                <w:tcPr/>
+                <w:p>
+                  <w:pPr>
+                    <w:pStyle w:val="Compact"/>
+                    <w:jc w:val="left"/>
+                    <w:jc w:val="center"/>
+                  </w:pPr>
+                  <w:r>
+                    <w:t xml:space="preserve">Viral mRNA capping</w:t>
+                  </w:r>
+                </w:p>
+              </w:tc>
+              <w:tc>
+                <w:tcPr/>
+                <w:p>
+                  <w:pPr>
+                    <w:pStyle w:val="Compact"/>
+                    <w:jc w:val="left"/>
+                    <w:jc w:val="center"/>
+                  </w:pPr>
+                  <w:r>
+                    <w:t xml:space="preserve">Cell-type capping</w:t>
+                  </w:r>
+                </w:p>
+              </w:tc>
+            </w:tr>
+            <w:tr>
+              <w:tc>
+                <w:tcPr/>
+                <w:p>
+                  <w:pPr>
+                    <w:pStyle w:val="Compact"/>
+                    <w:jc w:val="left"/>
+                    <w:jc w:val="center"/>
+                  </w:pPr>
+                  <w:r>
+                    <w:t xml:space="preserve">Viral transcription</w:t>
+                  </w:r>
+                </w:p>
+              </w:tc>
+              <w:tc>
+                <w:tcPr/>
+                <w:p>
+                  <w:pPr>
+                    <w:pStyle w:val="Compact"/>
+                    <w:jc w:val="left"/>
+                    <w:jc w:val="center"/>
+                  </w:pPr>
+                  <w:r>
+                    <w:t xml:space="preserve">Viral mRNA capping</w:t>
+                  </w:r>
+                </w:p>
+              </w:tc>
+              <w:tc>
+                <w:tcPr/>
+                <w:p>
+                  <w:pPr>
+                    <w:pStyle w:val="Compact"/>
+                    <w:jc w:val="left"/>
+                    <w:jc w:val="center"/>
+                  </w:pPr>
+                  <w:r>
+                    <w:t xml:space="preserve">Triphosphatase</w:t>
+                  </w:r>
+                </w:p>
+              </w:tc>
+            </w:tr>
+            <w:tr>
+              <w:tc>
+                <w:tcPr/>
+                <w:p>
+                  <w:pPr>
+                    <w:pStyle w:val="Compact"/>
+                    <w:jc w:val="left"/>
+                    <w:jc w:val="center"/>
+                  </w:pPr>
+                  <w:r>
+                    <w:t xml:space="preserve">Viral transcription</w:t>
+                  </w:r>
+                </w:p>
+              </w:tc>
+              <w:tc>
+                <w:tcPr/>
+                <w:p>
+                  <w:pPr>
+                    <w:pStyle w:val="Compact"/>
+                    <w:jc w:val="left"/>
+                    <w:jc w:val="center"/>
+                  </w:pPr>
+                  <w:r>
+                    <w:t xml:space="preserve">Viral mRNA capping</w:t>
+                  </w:r>
+                </w:p>
+              </w:tc>
+              <w:tc>
+                <w:tcPr/>
+                <w:p>
+                  <w:pPr>
+                    <w:pStyle w:val="Compact"/>
+                    <w:jc w:val="left"/>
+                    <w:jc w:val="center"/>
+                  </w:pPr>
+                  <w:r>
+                    <w:t xml:space="preserve">GTase</w:t>
+                  </w:r>
+                </w:p>
+              </w:tc>
+            </w:tr>
+            <w:tr>
+              <w:tc>
+                <w:tcPr/>
+                <w:p>
+                  <w:pPr>
+                    <w:pStyle w:val="Compact"/>
+                    <w:jc w:val="left"/>
+                    <w:jc w:val="center"/>
+                  </w:pPr>
+                  <w:r>
+                    <w:t xml:space="preserve">Viral transcription</w:t>
+                  </w:r>
+                </w:p>
+              </w:tc>
+              <w:tc>
+                <w:tcPr/>
+                <w:p>
+                  <w:pPr>
+                    <w:pStyle w:val="Compact"/>
+                    <w:jc w:val="left"/>
+                    <w:jc w:val="center"/>
+                  </w:pPr>
+                  <w:r>
+                    <w:t xml:space="preserve">Viral mRNA capping</w:t>
+                  </w:r>
+                </w:p>
+              </w:tc>
+              <w:tc>
+                <w:tcPr/>
+                <w:p>
+                  <w:pPr>
+                    <w:pStyle w:val="Compact"/>
+                    <w:jc w:val="left"/>
+                    <w:jc w:val="center"/>
+                  </w:pPr>
+                  <w:r>
+                    <w:t xml:space="preserve">N7-MTase</w:t>
+                  </w:r>
+                </w:p>
+              </w:tc>
+            </w:tr>
+            <w:tr>
+              <w:tc>
+                <w:tcPr/>
+                <w:p>
+                  <w:pPr>
+                    <w:pStyle w:val="Compact"/>
+                    <w:jc w:val="left"/>
+                    <w:jc w:val="center"/>
+                  </w:pPr>
+                  <w:r>
+                    <w:t xml:space="preserve">Viral transcription</w:t>
+                  </w:r>
+                </w:p>
+              </w:tc>
+              <w:tc>
+                <w:tcPr/>
+                <w:p>
+                  <w:pPr>
+                    <w:pStyle w:val="Compact"/>
+                    <w:jc w:val="left"/>
+                    <w:jc w:val="center"/>
+                  </w:pPr>
+                  <w:r>
+                    <w:t xml:space="preserve">Viral mRNA capping</w:t>
+                  </w:r>
+                </w:p>
+              </w:tc>
+              <w:tc>
+                <w:tcPr/>
+                <w:p>
+                  <w:pPr>
+                    <w:pStyle w:val="Compact"/>
+                    <w:jc w:val="left"/>
+                    <w:jc w:val="center"/>
+                  </w:pPr>
+                  <w:r>
+                    <w:t xml:space="preserve">2’O Mtase</w:t>
+                  </w:r>
+                </w:p>
+              </w:tc>
+            </w:tr>
+            <w:tr>
+              <w:tc>
+                <w:tcPr/>
+                <w:p>
+                  <w:pPr>
+                    <w:pStyle w:val="Compact"/>
+                    <w:jc w:val="left"/>
+                    <w:jc w:val="center"/>
+                  </w:pPr>
+                  <w:r>
+                    <w:t xml:space="preserve">Viral transcription</w:t>
+                  </w:r>
+                </w:p>
+              </w:tc>
+              <w:tc>
+                <w:tcPr/>
+                <w:p>
+                  <w:pPr>
+                    <w:pStyle w:val="Compact"/>
+                    <w:jc w:val="left"/>
+                    <w:jc w:val="center"/>
+                  </w:pPr>
+                  <w:r>
+                    <w:t xml:space="preserve">Viral mRNA capping</w:t>
+                  </w:r>
+                </w:p>
+              </w:tc>
+              <w:tc>
+                <w:tcPr/>
+                <w:p>
+                  <w:pPr>
+                    <w:pStyle w:val="Compact"/>
+                    <w:jc w:val="left"/>
+                    <w:jc w:val="center"/>
+                  </w:pPr>
+                  <w:r>
+                    <w:t xml:space="preserve">Alpha type capping</w:t>
+                  </w:r>
+                </w:p>
+              </w:tc>
+            </w:tr>
+            <w:tr>
+              <w:tc>
+                <w:tcPr/>
+                <w:p>
+                  <w:pPr>
+                    <w:pStyle w:val="Compact"/>
+                    <w:jc w:val="left"/>
+                    <w:jc w:val="center"/>
+                  </w:pPr>
+                  <w:r>
+                    <w:t xml:space="preserve">Viral transcription</w:t>
+                  </w:r>
+                </w:p>
+              </w:tc>
+              <w:tc>
+                <w:tcPr/>
+                <w:p>
+                  <w:pPr>
+                    <w:pStyle w:val="Compact"/>
+                    <w:jc w:val="left"/>
+                    <w:jc w:val="center"/>
+                  </w:pPr>
+                  <w:r>
+                    <w:t xml:space="preserve">Viral mRNA capping</w:t>
+                  </w:r>
+                </w:p>
+              </w:tc>
+              <w:tc>
+                <w:tcPr/>
+                <w:p>
+                  <w:pPr>
+                    <w:pStyle w:val="Compact"/>
+                    <w:jc w:val="left"/>
+                    <w:jc w:val="center"/>
+                  </w:pPr>
+                  <w:r>
+                    <w:t xml:space="preserve">Nido-type capping</w:t>
+                  </w:r>
+                </w:p>
+              </w:tc>
+            </w:tr>
+            <w:tr>
+              <w:tc>
+                <w:tcPr/>
+                <w:p>
+                  <w:pPr>
+                    <w:pStyle w:val="Compact"/>
+                    <w:jc w:val="left"/>
+                    <w:jc w:val="center"/>
+                  </w:pPr>
+                  <w:r>
+                    <w:t xml:space="preserve">Viral transcription</w:t>
+                  </w:r>
+                </w:p>
+              </w:tc>
+              <w:tc>
+                <w:tcPr/>
+                <w:p>
+                  <w:pPr>
+                    <w:pStyle w:val="Compact"/>
+                    <w:jc w:val="left"/>
+                    <w:jc w:val="center"/>
+                  </w:pPr>
+                  <w:r>
+                    <w:t xml:space="preserve">Viral mRNA capping</w:t>
+                  </w:r>
+                </w:p>
+              </w:tc>
+              <w:tc>
+                <w:tcPr/>
+                <w:p>
+                  <w:pPr>
+                    <w:pStyle w:val="Compact"/>
+                    <w:jc w:val="left"/>
+                    <w:jc w:val="center"/>
+                  </w:pPr>
+                  <w:r>
+                    <w:t xml:space="preserve">Mononega-type capping</w:t>
+                  </w:r>
+                </w:p>
+              </w:tc>
+            </w:tr>
+            <w:tr>
+              <w:tc>
+                <w:tcPr/>
+                <w:p>
+                  <w:pPr>
+                    <w:pStyle w:val="Compact"/>
+                    <w:jc w:val="left"/>
+                    <w:jc w:val="center"/>
+                  </w:pPr>
+                  <w:r>
+                    <w:t xml:space="preserve">Viral transcription</w:t>
+                  </w:r>
+                </w:p>
+              </w:tc>
+              <w:tc>
+                <w:tcPr/>
+                <w:p>
+                  <w:pPr>
+                    <w:pStyle w:val="Compact"/>
+                    <w:jc w:val="left"/>
+                    <w:jc w:val="center"/>
+                  </w:pPr>
+                  <w:r>
+                    <w:t xml:space="preserve">Viral mRNA capping</w:t>
+                  </w:r>
+                </w:p>
+              </w:tc>
+              <w:tc>
+                <w:tcPr/>
+                <w:p>
+                  <w:pPr>
+                    <w:pStyle w:val="Compact"/>
+                    <w:jc w:val="left"/>
+                    <w:jc w:val="center"/>
+                  </w:pPr>
+                  <w:r>
+                    <w:t xml:space="preserve">VPG capping</w:t>
+                  </w:r>
+                </w:p>
+              </w:tc>
+            </w:tr>
+            <w:tr>
+              <w:tc>
+                <w:tcPr/>
+                <w:p>
+                  <w:pPr>
+                    <w:pStyle w:val="Compact"/>
+                    <w:jc w:val="left"/>
+                    <w:jc w:val="center"/>
+                  </w:pPr>
+                  <w:r>
+                    <w:t xml:space="preserve">Viral transcription</w:t>
+                  </w:r>
+                </w:p>
+              </w:tc>
+              <w:tc>
+                <w:tcPr/>
+                <w:p>
+                  <w:pPr>
+                    <w:pStyle w:val="Compact"/>
+                    <w:jc w:val="left"/>
+                    <w:jc w:val="center"/>
+                  </w:pPr>
+                  <w:r>
+                    <w:t xml:space="preserve">Viral mRNA capping</w:t>
+                  </w:r>
+                </w:p>
+              </w:tc>
+              <w:tc>
+                <w:tcPr/>
+                <w:p>
+                  <w:pPr>
+                    <w:pStyle w:val="Compact"/>
+                    <w:jc w:val="left"/>
+                    <w:jc w:val="center"/>
+                  </w:pPr>
+                  <w:r>
+                    <w:t xml:space="preserve">Cap snatching</w:t>
+                  </w:r>
+                </w:p>
+              </w:tc>
+            </w:tr>
+            <w:tr>
+              <w:tc>
+                <w:tcPr/>
+                <w:p>
+                  <w:pPr>
+                    <w:pStyle w:val="Compact"/>
+                    <w:jc w:val="left"/>
+                    <w:jc w:val="center"/>
+                  </w:pPr>
+                  <w:r>
+                    <w:t xml:space="preserve">Viral transcription</w:t>
+                  </w:r>
+                </w:p>
+              </w:tc>
+              <w:tc>
+                <w:tcPr/>
+                <w:p>
+                  <w:pPr>
+                    <w:pStyle w:val="Compact"/>
+                    <w:jc w:val="left"/>
+                    <w:jc w:val="center"/>
+                  </w:pPr>
+                  <w:r>
+                    <w:t xml:space="preserve">Viral mRNA capping</w:t>
+                  </w:r>
+                </w:p>
+              </w:tc>
+              <w:tc>
+                <w:tcPr/>
+                <w:p>
+                  <w:pPr>
+                    <w:pStyle w:val="Compact"/>
+                    <w:jc w:val="left"/>
+                    <w:jc w:val="center"/>
+                  </w:pPr>
+                  <w:r>
+                    <w:t xml:space="preserve">Toti-type cap snatching</w:t>
+                  </w:r>
+                </w:p>
+              </w:tc>
+            </w:tr>
+            <w:tr>
+              <w:tc>
+                <w:tcPr/>
+                <w:p>
+                  <w:pPr>
+                    <w:pStyle w:val="Compact"/>
+                    <w:jc w:val="left"/>
+                    <w:jc w:val="center"/>
+                  </w:pPr>
+                  <w:r>
+                    <w:t xml:space="preserve">Viral transcription</w:t>
+                  </w:r>
+                </w:p>
+              </w:tc>
+              <w:tc>
+                <w:tcPr/>
+                <w:p>
+                  <w:pPr>
+                    <w:pStyle w:val="Compact"/>
+                    <w:jc w:val="left"/>
+                    <w:jc w:val="center"/>
+                  </w:pPr>
+                  <w:r>
+                    <w:t xml:space="preserve">Viral mRNA capping</w:t>
+                  </w:r>
+                </w:p>
+              </w:tc>
+              <w:tc>
+                <w:tcPr/>
+                <w:p>
+                  <w:pPr>
+                    <w:pStyle w:val="Compact"/>
+                    <w:jc w:val="left"/>
+                    <w:jc w:val="center"/>
+                  </w:pPr>
+                  <w:r>
+                    <w:t xml:space="preserve">FAD capping</w:t>
+                  </w:r>
+                </w:p>
+              </w:tc>
+            </w:tr>
+            <w:tr>
+              <w:tc>
+                <w:tcPr/>
+                <w:p>
+                  <w:pPr>
+                    <w:pStyle w:val="Compact"/>
+                    <w:jc w:val="left"/>
+                    <w:jc w:val="center"/>
+                  </w:pPr>
+                  <w:r>
+                    <w:t xml:space="preserve">Viral transcription</w:t>
+                  </w:r>
+                </w:p>
+              </w:tc>
+              <w:tc>
+                <w:tcPr/>
+                <w:p>
+                  <w:pPr>
+                    <w:pStyle w:val="Compact"/>
+                    <w:jc w:val="left"/>
+                    <w:jc w:val="center"/>
+                  </w:pPr>
+                  <w:r>
+                    <w:t xml:space="preserve">PolyAdenylation</w:t>
+                  </w:r>
+                </w:p>
+              </w:tc>
+              <w:tc>
+                <w:tcPr/>
+                <w:p>
+                  <w:pPr>
+                    <w:pStyle w:val="Compact"/>
+                    <w:jc w:val="left"/>
+                    <w:jc w:val="center"/>
+                  </w:pPr>
+                  <w:r>
+                    <w:t xml:space="preserve">Poly(A) polymerase</w:t>
+                  </w:r>
+                </w:p>
+              </w:tc>
+            </w:tr>
+            <w:tr>
+              <w:tc>
+                <w:tcPr/>
+                <w:p>
+                  <w:pPr>
+                    <w:pStyle w:val="Compact"/>
+                    <w:jc w:val="left"/>
+                    <w:jc w:val="center"/>
+                  </w:pPr>
+                  <w:r>
+                    <w:t xml:space="preserve">Viral transcription</w:t>
+                  </w:r>
+                </w:p>
+              </w:tc>
+              <w:tc>
+                <w:tcPr/>
+                <w:p>
+                  <w:pPr>
+                    <w:pStyle w:val="Compact"/>
+                    <w:jc w:val="left"/>
+                    <w:jc w:val="center"/>
+                  </w:pPr>
+                  <w:r>
+                    <w:t xml:space="preserve">PolyAdenylation</w:t>
+                  </w:r>
+                </w:p>
+              </w:tc>
+              <w:tc>
+                <w:tcPr/>
+                <w:p>
+                  <w:pPr>
+                    <w:pStyle w:val="Compact"/>
+                    <w:jc w:val="left"/>
+                    <w:jc w:val="center"/>
+                  </w:pPr>
+                  <w:r>
+                    <w:t xml:space="preserve">RNA polymerase stuttering</w:t>
+                  </w:r>
+                </w:p>
+              </w:tc>
+            </w:tr>
+            <w:tr>
+              <w:tc>
+                <w:tcPr/>
+                <w:p>
+                  <w:pPr>
+                    <w:pStyle w:val="Compact"/>
+                    <w:jc w:val="left"/>
+                    <w:jc w:val="center"/>
+                  </w:pPr>
+                  <w:r>
+                    <w:t xml:space="preserve">Viral transcription</w:t>
+                  </w:r>
+                </w:p>
+              </w:tc>
+              <w:tc>
+                <w:tcPr/>
+                <w:p>
+                  <w:pPr>
+                    <w:pStyle w:val="Compact"/>
+                    <w:jc w:val="left"/>
+                    <w:jc w:val="center"/>
+                  </w:pPr>
+                  <w:r>
+                    <w:t xml:space="preserve">Regulation</w:t>
+                  </w:r>
+                </w:p>
+              </w:tc>
+              <w:tc>
+                <w:tcPr/>
+                <w:p>
+                  <w:pPr>
+                    <w:pStyle w:val="Compact"/>
+                    <w:jc w:val="left"/>
+                    <w:jc w:val="center"/>
+                  </w:pPr>
+                  <w:r>
+                    <w:t xml:space="preserve">Transactivator protein</w:t>
+                  </w:r>
+                </w:p>
+              </w:tc>
+            </w:tr>
+            <w:tr>
+              <w:tc>
+                <w:tcPr/>
+                <w:p>
+                  <w:pPr>
+                    <w:pStyle w:val="Compact"/>
+                    <w:jc w:val="left"/>
+                    <w:jc w:val="center"/>
+                  </w:pPr>
+                  <w:r>
+                    <w:t xml:space="preserve">Viral transcription</w:t>
+                  </w:r>
+                </w:p>
+              </w:tc>
+              <w:tc>
+                <w:tcPr/>
+                <w:p>
+                  <w:pPr>
+                    <w:pStyle w:val="Compact"/>
+                    <w:jc w:val="left"/>
+                    <w:jc w:val="center"/>
+                  </w:pPr>
+                  <w:r>
+                    <w:t xml:space="preserve">Regulation</w:t>
+                  </w:r>
+                </w:p>
+              </w:tc>
+              <w:tc>
+                <w:tcPr/>
+                <w:p>
+                  <w:pPr>
+                    <w:pStyle w:val="Compact"/>
+                    <w:jc w:val="left"/>
+                    <w:jc w:val="center"/>
+                  </w:pPr>
+                  <w:r>
+                    <w:t xml:space="preserve">RNA export/splicing regulator</w:t>
+                  </w:r>
+                </w:p>
+              </w:tc>
+            </w:tr>
+            <w:tr>
+              <w:tc>
+                <w:tcPr/>
+                <w:p>
+                  <w:pPr>
+                    <w:pStyle w:val="Compact"/>
+                    <w:jc w:val="left"/>
+                    <w:jc w:val="center"/>
+                  </w:pPr>
+                  <w:r>
+                    <w:t xml:space="preserve">Viral-Host modulation</w:t>
+                  </w:r>
+                </w:p>
+              </w:tc>
+              <w:tc>
+                <w:tcPr/>
+                <w:p>
+                  <w:pPr>
+                    <w:pStyle w:val="Compact"/>
+                    <w:jc w:val="left"/>
+                    <w:jc w:val="center"/>
+                  </w:pPr>
+                  <w:r>
+                    <w:t xml:space="preserve">Anti-viral evasion</w:t>
+                  </w:r>
+                </w:p>
+              </w:tc>
+              <w:tc>
+                <w:tcPr/>
+                <w:p>
+                  <w:pPr>
+                    <w:pStyle w:val="Compact"/>
+                    <w:jc w:val="left"/>
+                    <w:jc w:val="center"/>
+                  </w:pPr>
+                  <w:r>
+                    <w:t xml:space="preserve">Polyuridine endonuclease</w:t>
+                  </w:r>
+                </w:p>
+              </w:tc>
+            </w:tr>
+            <w:tr>
+              <w:tc>
+                <w:tcPr/>
+                <w:p>
+                  <w:pPr>
+                    <w:pStyle w:val="Compact"/>
+                    <w:jc w:val="left"/>
+                    <w:jc w:val="center"/>
+                  </w:pPr>
+                  <w:r>
+                    <w:t xml:space="preserve">Viral-Host modulation</w:t>
+                  </w:r>
+                </w:p>
+              </w:tc>
+              <w:tc>
+                <w:tcPr/>
+                <w:p>
+                  <w:pPr>
+                    <w:pStyle w:val="Compact"/>
+                    <w:jc w:val="left"/>
+                    <w:jc w:val="center"/>
+                  </w:pPr>
+                  <w:r>
+                    <w:t xml:space="preserve">Anti-viral evasion</w:t>
+                  </w:r>
+                </w:p>
+              </w:tc>
+              <w:tc>
+                <w:tcPr/>
+                <w:p>
+                  <w:pPr>
+                    <w:pStyle w:val="Compact"/>
+                    <w:jc w:val="left"/>
+                    <w:jc w:val="center"/>
+                  </w:pPr>
+                  <w:r>
+                    <w:t xml:space="preserve">Viral ADP-Ribosylhydrolase</w:t>
+                  </w:r>
+                </w:p>
+              </w:tc>
+            </w:tr>
+            <w:tr>
+              <w:tc>
+                <w:tcPr/>
+                <w:p>
+                  <w:pPr>
+                    <w:pStyle w:val="Compact"/>
+                    <w:jc w:val="left"/>
+                    <w:jc w:val="center"/>
+                  </w:pPr>
+                  <w:r>
+                    <w:t xml:space="preserve">Viral-Host modulation</w:t>
+                  </w:r>
+                </w:p>
+              </w:tc>
+              <w:tc>
+                <w:tcPr/>
+                <w:p>
+                  <w:pPr>
+                    <w:pStyle w:val="Compact"/>
+                    <w:jc w:val="left"/>
+                    <w:jc w:val="center"/>
+                  </w:pPr>
+                  <w:r>
+                    <w:t xml:space="preserve">Anti-viral evasion</w:t>
+                  </w:r>
+                </w:p>
+              </w:tc>
+              <w:tc>
+                <w:tcPr/>
+                <w:p>
+                  <w:pPr>
+                    <w:pStyle w:val="Compact"/>
+                    <w:jc w:val="left"/>
+                    <w:jc w:val="center"/>
+                  </w:pPr>
+                  <w:r>
+                    <w:t xml:space="preserve">Asparagine deaminase</w:t>
+                  </w:r>
+                </w:p>
+              </w:tc>
+            </w:tr>
+            <w:tr>
+              <w:tc>
+                <w:tcPr/>
+                <w:p>
+                  <w:pPr>
+                    <w:pStyle w:val="Compact"/>
+                    <w:jc w:val="left"/>
+                    <w:jc w:val="center"/>
+                  </w:pPr>
+                  <w:r>
+                    <w:t xml:space="preserve">Viral-Host modulation</w:t>
+                  </w:r>
+                </w:p>
+              </w:tc>
+              <w:tc>
+                <w:tcPr/>
+                <w:p>
+                  <w:pPr>
+                    <w:pStyle w:val="Compact"/>
+                    <w:jc w:val="left"/>
+                    <w:jc w:val="center"/>
+                  </w:pPr>
+                  <w:r>
+                    <w:t xml:space="preserve">Anti-viral evasion</w:t>
+                  </w:r>
+                </w:p>
+              </w:tc>
+              <w:tc>
+                <w:tcPr/>
+                <w:p>
+                  <w:pPr>
+                    <w:pStyle w:val="Compact"/>
+                    <w:jc w:val="left"/>
+                    <w:jc w:val="center"/>
+                  </w:pPr>
+                  <w:r>
+                    <w:t xml:space="preserve">Ser/Thr kinase</w:t>
+                  </w:r>
+                </w:p>
+              </w:tc>
+            </w:tr>
+            <w:tr>
+              <w:tc>
+                <w:tcPr/>
+                <w:p>
+                  <w:pPr>
+                    <w:pStyle w:val="Compact"/>
+                    <w:jc w:val="left"/>
+                    <w:jc w:val="center"/>
+                  </w:pPr>
+                  <w:r>
+                    <w:t xml:space="preserve">Viral-Host modulation</w:t>
+                  </w:r>
+                </w:p>
+              </w:tc>
+              <w:tc>
+                <w:tcPr/>
+                <w:p>
+                  <w:pPr>
+                    <w:pStyle w:val="Compact"/>
+                    <w:jc w:val="left"/>
+                    <w:jc w:val="center"/>
+                  </w:pPr>
+                  <w:r>
+                    <w:t xml:space="preserve">Anti-viral evasion</w:t>
+                  </w:r>
+                </w:p>
+              </w:tc>
+              <w:tc>
+                <w:tcPr/>
+                <w:p>
+                  <w:pPr>
+                    <w:pStyle w:val="Compact"/>
+                    <w:jc w:val="left"/>
+                    <w:jc w:val="center"/>
+                  </w:pPr>
+                  <w:r>
+                    <w:t xml:space="preserve">Tyr kinase</w:t>
+                  </w:r>
+                </w:p>
+              </w:tc>
+            </w:tr>
+            <w:tr>
+              <w:tc>
+                <w:tcPr/>
+                <w:p>
+                  <w:pPr>
+                    <w:pStyle w:val="Compact"/>
+                    <w:jc w:val="left"/>
+                    <w:jc w:val="center"/>
+                  </w:pPr>
+                  <w:r>
+                    <w:t xml:space="preserve">Viral-Host modulation</w:t>
+                  </w:r>
+                </w:p>
+              </w:tc>
+              <w:tc>
+                <w:tcPr/>
+                <w:p>
+                  <w:pPr>
+                    <w:pStyle w:val="Compact"/>
+                    <w:jc w:val="left"/>
+                    <w:jc w:val="center"/>
+                  </w:pPr>
+                  <w:r>
+                    <w:t xml:space="preserve">Anti-viral evasion</w:t>
+                  </w:r>
+                </w:p>
+              </w:tc>
+              <w:tc>
+                <w:tcPr/>
+                <w:p>
+                  <w:pPr>
+                    <w:pStyle w:val="Compact"/>
+                    <w:jc w:val="left"/>
+                    <w:jc w:val="center"/>
+                  </w:pPr>
+                  <w:r>
+                    <w:t xml:space="preserve">Ubiquitin transferase=Ubiquitin-conjugating enzyme E2</w:t>
+                  </w:r>
+                </w:p>
+              </w:tc>
+            </w:tr>
+            <w:tr>
+              <w:tc>
+                <w:tcPr/>
+                <w:p>
+                  <w:pPr>
+                    <w:pStyle w:val="Compact"/>
+                    <w:jc w:val="left"/>
+                    <w:jc w:val="center"/>
+                  </w:pPr>
+                  <w:r>
+                    <w:t xml:space="preserve">Viral-Host modulation</w:t>
+                  </w:r>
+                </w:p>
+              </w:tc>
+              <w:tc>
+                <w:tcPr/>
+                <w:p>
+                  <w:pPr>
+                    <w:pStyle w:val="Compact"/>
+                    <w:jc w:val="left"/>
+                    <w:jc w:val="center"/>
+                  </w:pPr>
+                  <w:r>
+                    <w:t xml:space="preserve">Anti-viral evasion</w:t>
+                  </w:r>
+                </w:p>
+              </w:tc>
+              <w:tc>
+                <w:tcPr/>
+                <w:p>
+                  <w:pPr>
+                    <w:pStyle w:val="Compact"/>
+                    <w:jc w:val="left"/>
+                    <w:jc w:val="center"/>
+                  </w:pPr>
+                  <w:r>
+                    <w:t xml:space="preserve">ubiquitinyl hydrolase</w:t>
+                  </w:r>
+                </w:p>
+              </w:tc>
+            </w:tr>
+            <w:tr>
+              <w:tc>
+                <w:tcPr/>
+                <w:p>
+                  <w:pPr>
+                    <w:pStyle w:val="Compact"/>
+                    <w:jc w:val="left"/>
+                    <w:jc w:val="center"/>
+                  </w:pPr>
+                  <w:r>
+                    <w:t xml:space="preserve">Viral-Host modulation</w:t>
+                  </w:r>
+                </w:p>
+              </w:tc>
+              <w:tc>
+                <w:tcPr/>
+                <w:p>
+                  <w:pPr>
+                    <w:pStyle w:val="Compact"/>
+                    <w:jc w:val="left"/>
+                    <w:jc w:val="center"/>
+                  </w:pPr>
+                  <w:r>
+                    <w:t xml:space="preserve">Anti-viral evasion</w:t>
+                  </w:r>
+                </w:p>
+              </w:tc>
+              <w:tc>
+                <w:tcPr/>
+                <w:p>
+                  <w:pPr>
+                    <w:pStyle w:val="Compact"/>
+                    <w:jc w:val="left"/>
+                    <w:jc w:val="center"/>
+                  </w:pPr>
+                  <w:r>
+                    <w:t xml:space="preserve">Tyr/ser/thr phosphatase</w:t>
+                  </w:r>
+                </w:p>
+              </w:tc>
+            </w:tr>
+            <w:tr>
+              <w:tc>
+                <w:tcPr/>
+                <w:p>
+                  <w:pPr>
+                    <w:pStyle w:val="Compact"/>
+                    <w:jc w:val="left"/>
+                    <w:jc w:val="center"/>
+                  </w:pPr>
+                  <w:r>
+                    <w:t xml:space="preserve">Viral-Host modulation</w:t>
+                  </w:r>
+                </w:p>
+              </w:tc>
+              <w:tc>
+                <w:tcPr/>
+                <w:p>
+                  <w:pPr>
+                    <w:pStyle w:val="Compact"/>
+                    <w:jc w:val="left"/>
+                    <w:jc w:val="center"/>
+                  </w:pPr>
+                  <w:r>
+                    <w:t xml:space="preserve">Anti-viral evasion</w:t>
+                  </w:r>
+                </w:p>
+              </w:tc>
+              <w:tc>
+                <w:tcPr/>
+                <w:p>
+                  <w:pPr>
+                    <w:pStyle w:val="Compact"/>
+                    <w:jc w:val="left"/>
+                    <w:jc w:val="center"/>
+                  </w:pPr>
+                  <w:r>
+                    <w:t xml:space="preserve">2’,3’-cGAMP endonuclease</w:t>
+                  </w:r>
+                </w:p>
+              </w:tc>
+            </w:tr>
+            <w:tr>
+              <w:tc>
+                <w:tcPr/>
+                <w:p>
+                  <w:pPr>
+                    <w:pStyle w:val="Compact"/>
+                    <w:jc w:val="left"/>
+                    <w:jc w:val="center"/>
+                  </w:pPr>
+                  <w:r>
+                    <w:t xml:space="preserve">Viral-Host modulation</w:t>
+                  </w:r>
+                </w:p>
+              </w:tc>
+              <w:tc>
+                <w:tcPr/>
+                <w:p>
+                  <w:pPr>
+                    <w:pStyle w:val="Compact"/>
+                    <w:jc w:val="left"/>
+                    <w:jc w:val="center"/>
+                  </w:pPr>
+                  <w:r>
+                    <w:t xml:space="preserve">Anti-viral evasion</w:t>
+                  </w:r>
+                </w:p>
+              </w:tc>
+              <w:tc>
+                <w:tcPr/>
+                <w:p>
+                  <w:pPr>
+                    <w:pStyle w:val="Compact"/>
+                    <w:jc w:val="left"/>
+                    <w:jc w:val="center"/>
+                  </w:pPr>
+                  <w:r>
+                    <w:t xml:space="preserve">3 beta-hydroxysteroid dehydrogenase/Delta 5–&gt;4-isomerase</w:t>
+                  </w:r>
+                </w:p>
+              </w:tc>
+            </w:tr>
+            <w:tr>
+              <w:tc>
+                <w:tcPr/>
+                <w:p>
+                  <w:pPr>
+                    <w:pStyle w:val="Compact"/>
+                    <w:jc w:val="left"/>
+                    <w:jc w:val="center"/>
+                  </w:pPr>
+                  <w:r>
+                    <w:t xml:space="preserve">Viral-Host modulation</w:t>
+                  </w:r>
+                </w:p>
+              </w:tc>
+              <w:tc>
+                <w:tcPr/>
+                <w:p>
+                  <w:pPr>
+                    <w:pStyle w:val="Compact"/>
+                    <w:jc w:val="left"/>
+                    <w:jc w:val="center"/>
+                  </w:pPr>
+                  <w:r>
+                    <w:t xml:space="preserve">Anti-viral evasion</w:t>
+                  </w:r>
+                </w:p>
+              </w:tc>
+              <w:tc>
+                <w:tcPr/>
+                <w:p>
+                  <w:pPr>
+                    <w:pStyle w:val="Compact"/>
+                    <w:jc w:val="left"/>
+                    <w:jc w:val="center"/>
+                  </w:pPr>
+                  <w:r>
+                    <w:t xml:space="preserve">ADP-ribose hydrolase</w:t>
+                  </w:r>
+                </w:p>
+              </w:tc>
+            </w:tr>
+            <w:tr>
+              <w:tc>
+                <w:tcPr/>
+                <w:p>
+                  <w:pPr>
+                    <w:pStyle w:val="Compact"/>
+                    <w:jc w:val="left"/>
+                    <w:jc w:val="center"/>
+                  </w:pPr>
+                  <w:r>
+                    <w:t xml:space="preserve">Viral-Host modulation</w:t>
+                  </w:r>
+                </w:p>
+              </w:tc>
+              <w:tc>
+                <w:tcPr/>
+                <w:p>
+                  <w:pPr>
+                    <w:pStyle w:val="Compact"/>
+                    <w:jc w:val="left"/>
+                    <w:jc w:val="center"/>
+                  </w:pPr>
+                  <w:r>
+                    <w:t xml:space="preserve">Host shut off</w:t>
+                  </w:r>
+                </w:p>
+              </w:tc>
+              <w:tc>
+                <w:tcPr/>
+                <w:p>
+                  <w:pPr>
+                    <w:pStyle w:val="Compact"/>
+                    <w:jc w:val="left"/>
+                    <w:jc w:val="center"/>
+                  </w:pPr>
+                  <w:r>
+                    <w:t xml:space="preserve">mRNA-decapping</w:t>
+                  </w:r>
+                </w:p>
+              </w:tc>
+            </w:tr>
+            <w:tr>
+              <w:tc>
+                <w:tcPr/>
+                <w:p>
+                  <w:pPr>
+                    <w:pStyle w:val="Compact"/>
+                    <w:jc w:val="left"/>
+                    <w:jc w:val="center"/>
+                  </w:pPr>
+                  <w:r>
+                    <w:t xml:space="preserve">Viral-Host modulation</w:t>
+                  </w:r>
+                </w:p>
+              </w:tc>
+              <w:tc>
+                <w:tcPr/>
+                <w:p>
+                  <w:pPr>
+                    <w:pStyle w:val="Compact"/>
+                    <w:jc w:val="left"/>
+                    <w:jc w:val="center"/>
+                  </w:pPr>
+                  <w:r>
+                    <w:t xml:space="preserve">Apoptosis modulator</w:t>
+                  </w:r>
+                </w:p>
+              </w:tc>
+              <w:tc>
+                <w:tcPr/>
+                <w:p>
+                  <w:pPr>
+                    <w:pStyle w:val="Compact"/>
+                    <w:jc w:val="left"/>
+                    <w:jc w:val="center"/>
+                  </w:pPr>
+                  <w:r>
+                    <w:t xml:space="preserve">vCyclin</w:t>
+                  </w:r>
+                </w:p>
+              </w:tc>
+            </w:tr>
+            <w:tr>
+              <w:tc>
+                <w:tcPr/>
+                <w:p>
+                  <w:pPr>
+                    <w:pStyle w:val="Compact"/>
+                    <w:jc w:val="left"/>
+                    <w:jc w:val="center"/>
+                  </w:pPr>
+                  <w:r>
+                    <w:t xml:space="preserve">Viral-Host modulation</w:t>
+                  </w:r>
+                </w:p>
+              </w:tc>
+              <w:tc>
+                <w:tcPr/>
+                <w:p>
+                  <w:pPr>
+                    <w:pStyle w:val="Compact"/>
+                    <w:jc w:val="left"/>
+                    <w:jc w:val="center"/>
+                  </w:pPr>
+                  <w:r>
+                    <w:t xml:space="preserve">Apoptosis modulator</w:t>
+                  </w:r>
+                </w:p>
+              </w:tc>
+              <w:tc>
+                <w:tcPr/>
+                <w:p>
+                  <w:pPr>
+                    <w:pStyle w:val="Compact"/>
+                    <w:jc w:val="left"/>
+                    <w:jc w:val="center"/>
+                  </w:pPr>
+                  <w:r>
+                    <w:t xml:space="preserve">Apoptosis/cell-cycle modulator</w:t>
+                  </w:r>
+                </w:p>
+              </w:tc>
+            </w:tr>
+            <w:tr>
+              <w:tc>
+                <w:tcPr/>
+                <w:p>
+                  <w:pPr>
+                    <w:pStyle w:val="Compact"/>
+                    <w:jc w:val="left"/>
+                    <w:jc w:val="center"/>
+                  </w:pPr>
+                  <w:r>
+                    <w:t xml:space="preserve">Viral-Host modulation</w:t>
+                  </w:r>
+                </w:p>
+              </w:tc>
+              <w:tc>
+                <w:tcPr/>
+                <w:p>
+                  <w:pPr>
+                    <w:pStyle w:val="Compact"/>
+                    <w:jc w:val="left"/>
+                    <w:jc w:val="center"/>
+                  </w:pPr>
+                  <w:r>
+                    <w:t xml:space="preserve">Apoptosis modulator</w:t>
+                  </w:r>
+                </w:p>
+              </w:tc>
+              <w:tc>
+                <w:tcPr/>
+                <w:p>
+                  <w:pPr>
+                    <w:pStyle w:val="Compact"/>
+                    <w:jc w:val="left"/>
+                    <w:jc w:val="center"/>
+                  </w:pPr>
+                  <w:r>
+                    <w:t xml:space="preserve">vBcl-2</w:t>
+                  </w:r>
+                </w:p>
+              </w:tc>
+            </w:tr>
+            <w:tr>
+              <w:tc>
+                <w:tcPr/>
+                <w:p>
+                  <w:pPr>
+                    <w:pStyle w:val="Compact"/>
+                    <w:jc w:val="left"/>
+                    <w:jc w:val="center"/>
+                  </w:pPr>
+                  <w:r>
+                    <w:t xml:space="preserve">Viral-Host modulation</w:t>
+                  </w:r>
+                </w:p>
+              </w:tc>
+              <w:tc>
+                <w:tcPr/>
+                <w:p>
+                  <w:pPr>
+                    <w:pStyle w:val="Compact"/>
+                    <w:jc w:val="left"/>
+                    <w:jc w:val="center"/>
+                  </w:pPr>
+                  <w:r>
+                    <w:t xml:space="preserve">Anti-viral evasion</w:t>
+                  </w:r>
+                </w:p>
+              </w:tc>
+              <w:tc>
+                <w:tcPr/>
+                <w:p>
+                  <w:pPr>
+                    <w:pStyle w:val="Compact"/>
+                    <w:jc w:val="left"/>
+                    <w:jc w:val="center"/>
+                  </w:pPr>
+                  <w:r>
+                    <w:t xml:space="preserve">Interferon antagonist</w:t>
+                  </w:r>
+                </w:p>
+              </w:tc>
+            </w:tr>
+            <w:tr>
+              <w:tc>
+                <w:tcPr/>
+                <w:p>
+                  <w:pPr>
+                    <w:pStyle w:val="Compact"/>
+                    <w:jc w:val="left"/>
+                    <w:jc w:val="center"/>
+                  </w:pPr>
+                  <w:r>
+                    <w:t xml:space="preserve">Viral-Host modulation</w:t>
+                  </w:r>
+                </w:p>
+              </w:tc>
+              <w:tc>
+                <w:tcPr/>
+                <w:p>
+                  <w:pPr>
+                    <w:pStyle w:val="Compact"/>
+                    <w:jc w:val="left"/>
+                    <w:jc w:val="center"/>
+                  </w:pPr>
+                  <w:r>
+                    <w:t xml:space="preserve">Anti-viral evasion</w:t>
+                  </w:r>
+                </w:p>
+              </w:tc>
+              <w:tc>
+                <w:tcPr/>
+                <w:p>
+                  <w:pPr>
+                    <w:pStyle w:val="Compact"/>
+                    <w:jc w:val="left"/>
+                    <w:jc w:val="center"/>
+                  </w:pPr>
+                  <w:r>
+                    <w:t xml:space="preserve">Cytokine modulator</w:t>
+                  </w:r>
+                </w:p>
+              </w:tc>
+            </w:tr>
+            <w:tr>
+              <w:tc>
+                <w:tcPr/>
+                <w:p>
+                  <w:pPr>
+                    <w:pStyle w:val="Compact"/>
+                    <w:jc w:val="left"/>
+                    <w:jc w:val="center"/>
+                  </w:pPr>
+                  <w:r>
+                    <w:t xml:space="preserve">Virion assembly</w:t>
+                  </w:r>
+                </w:p>
+              </w:tc>
+              <w:tc>
+                <w:tcPr/>
+                <w:p>
+                  <w:pPr>
+                    <w:pStyle w:val="Compact"/>
+                    <w:jc w:val="left"/>
+                    <w:jc w:val="center"/>
+                  </w:pPr>
+                  <w:r>
+                    <w:t xml:space="preserve">Assembly</w:t>
+                  </w:r>
+                </w:p>
+              </w:tc>
+              <w:tc>
+                <w:tcPr/>
+                <w:p>
+                  <w:pPr>
+                    <w:pStyle w:val="Compact"/>
+                    <w:jc w:val="left"/>
+                    <w:jc w:val="center"/>
+                  </w:pPr>
+                  <w:r>
+                    <w:t xml:space="preserve">Assembly factor</w:t>
                   </w:r>
                 </w:p>
               </w:tc>
             </w:tr>
           </w:tbl>
-          <w:bookmarkEnd w:id="127"/>
+          <w:bookmarkEnd w:id="131"/>
           <w:p/>
         </w:tc>
       </w:tr>
@@ -7798,8 +9343,8 @@
         </w:sectPr>
       </w:pPr>
     </w:p>
-    <w:bookmarkEnd w:id="128"/>
-    <w:bookmarkEnd w:id="129"/>
+    <w:bookmarkEnd w:id="132"/>
+    <w:bookmarkEnd w:id="133"/>
     <w:sectPr>
       <w:footnotePr>
         <w:numRestart w:val="eachSect"/>

--- a/manuscript/_manuscript/manuscript.docx
+++ b/manuscript/_manuscript/manuscript.docx
@@ -519,7 +519,7 @@
           <w:rPr>
             <w:rStyle w:val="Hyperlink"/>
           </w:rPr>
-          <w:t xml:space="preserve">Supplemental Figure 1</w:t>
+          <w:t xml:space="preserve">Supplementary Figure 1</w:t>
         </w:r>
       </w:hyperlink>
       <w:r>
@@ -765,7 +765,7 @@
           <w:rPr>
             <w:rStyle w:val="Hyperlink"/>
           </w:rPr>
-          <w:t xml:space="preserve">Supplemental Figure 3</w:t>
+          <w:t xml:space="preserve">Supplementary Figure 3</w:t>
         </w:r>
       </w:hyperlink>
       <w:r>
@@ -793,7 +793,7 @@
           <w:rPr>
             <w:rStyle w:val="Hyperlink"/>
           </w:rPr>
-          <w:t xml:space="preserve">Supplemental Figure 3</w:t>
+          <w:t xml:space="preserve">Supplementary Figure 3</w:t>
         </w:r>
       </w:hyperlink>
       <w:r>
@@ -807,7 +807,7 @@
           <w:rPr>
             <w:rStyle w:val="Hyperlink"/>
           </w:rPr>
-          <w:t xml:space="preserve">Supplemental Figure 3</w:t>
+          <w:t xml:space="preserve">Supplementary Figure 3</w:t>
         </w:r>
       </w:hyperlink>
       <w:r>
@@ -2090,7 +2090,7 @@
           <w:rPr>
             <w:rStyle w:val="Hyperlink"/>
           </w:rPr>
-          <w:t xml:space="preserve">Supplemental Figure 4</w:t>
+          <w:t xml:space="preserve">Supplementary Figure 4</w:t>
         </w:r>
       </w:hyperlink>
       <w:r>
@@ -2104,7 +2104,7 @@
           <w:rPr>
             <w:rStyle w:val="Hyperlink"/>
           </w:rPr>
-          <w:t xml:space="preserve">Supplemental Figure 4</w:t>
+          <w:t xml:space="preserve">Supplementary Figure 4</w:t>
         </w:r>
       </w:hyperlink>
       <w:r>
@@ -2673,7 +2673,7 @@
           <w:rPr>
             <w:rStyle w:val="Hyperlink"/>
           </w:rPr>
-          <w:t xml:space="preserve">Supplemental Figure 5</w:t>
+          <w:t xml:space="preserve">Supplementary Figure 5</w:t>
         </w:r>
       </w:hyperlink>
     </w:p>
@@ -5045,7 +5045,7 @@
       </w:r>
     </w:p>
     <w:bookmarkEnd w:id="106"/>
-    <w:bookmarkStart w:id="133" w:name="supplementary-figures"/>
+    <w:bookmarkStart w:id="131" w:name="supplementary-figures"/>
     <w:p>
       <w:pPr>
         <w:pStyle w:val="Heading1"/>
@@ -5126,7 +5126,7 @@
               <w:pStyle w:val="ImageCaption"/>
             </w:pPr>
             <w:r>
-              <w:t xml:space="preserve">Supplemental Figure 1: The distribution of the number of genomes from the different viral Kingdoms in the test set.</w:t>
+              <w:t xml:space="preserve">Supplementary Figure 1: The distribution of the number of genomes from the different viral Kingdoms in the test set.</w:t>
             </w:r>
           </w:p>
           <w:bookmarkEnd w:id="110"/>
@@ -5213,7 +5213,7 @@
               <w:pStyle w:val="ImageCaption"/>
             </w:pPr>
             <w:r>
-              <w:t xml:space="preserve">Supplemental Figure 2: The number of test proteins with at least 1 hit for each method across different E-value thresholds.</w:t>
+              <w:t xml:space="preserve">Supplementary Figure 2: The number of test proteins with at least 1 hit for each method across different E-value thresholds.</w:t>
             </w:r>
           </w:p>
           <w:bookmarkEnd w:id="114"/>
@@ -5300,7 +5300,7 @@
               <w:pStyle w:val="ImageCaption"/>
             </w:pPr>
             <w:r>
-              <w:t xml:space="preserve">Supplemental Figure 3: Pairwise comparisons of shared hits between search methods for (A) the best 25 hits, (B) the best 25 hits after filtering on E-value (E &lt; 1e-03), and (C) the top hits for each query.</w:t>
+              <w:t xml:space="preserve">Supplementary Figure 3: Pairwise comparisons of shared hits between search methods for (A) the best 25 hits, (B) the best 25 hits after filtering on E-value (E &lt; 1e-03), and (C) the top hits for each query.</w:t>
             </w:r>
           </w:p>
           <w:bookmarkEnd w:id="118"/>
@@ -5387,7 +5387,7 @@
               <w:pStyle w:val="ImageCaption"/>
             </w:pPr>
             <w:r>
-              <w:t xml:space="preserve">Supplemental Figure 4: Workflow runtime increase compared to the fastest workflow (MMseqs2).</w:t>
+              <w:t xml:space="preserve">Supplementary Figure 4: Workflow runtime increase compared to the fastest workflow (MMseqs2).</w:t>
             </w:r>
           </w:p>
           <w:bookmarkEnd w:id="122"/>
@@ -5483,7 +5483,7 @@
               <w:pStyle w:val="ImageCaption"/>
             </w:pPr>
             <w:r>
-              <w:t xml:space="preserve">Supplemental Figure 5: Flowchart of the LLM classification pipeline for eukaryotic viruses.</w:t>
+              <w:t xml:space="preserve">Supplementary Figure 5: Flowchart of the LLM classification pipeline for eukaryotic viruses.</w:t>
             </w:r>
           </w:p>
           <w:bookmarkEnd w:id="126"/>
@@ -5572,7 +5572,7 @@
               <w:pStyle w:val="ImageCaption"/>
             </w:pPr>
             <w:r>
-              <w:t xml:space="preserve">Supplemental Figure 6: Flowchart of the annotation pipeline used in this study. Eukaryotic virus proteins were selected from ICTV VMR v40.2, filtered to exclude bacteria- and archaea-hosted entries, and expanded into a final test set after retrieving all associated protein sequences and splitting very long proteins for structure prediction. The BFVD reference database was prepared separately by assigning functional categories to its entries using a custom name-based classifier for eukaryotic virus proteins and PHROG-like categories for bacteriophage proteins by Empathi. The test proteins were then compared against BFVD using three sequence methods (BLASTp, DIAMOND, MMseqs2), two embedding-based methods (ProstT5-3Di and TEA), and two structure-based methods (Foldseek and Reseek after Boltz-2 structure prediction). Hits were filtered by E-value, converted into weighted category scores, summed per functional category, and the highest-scoring category was chosen for each test protein, with a rule that preserves informative categories when they are sufficiently supported over uninformative ones.</w:t>
+              <w:t xml:space="preserve">Supplementary Figure 6: Flowchart of the annotation pipeline used in this study. Eukaryotic virus proteins were selected from ICTV VMR v40.2, filtered to exclude bacteria- and archaea-hosted entries, and expanded into a final test set after retrieving all associated protein sequences and splitting very long proteins for structure prediction. The BFVD reference database was prepared separately by assigning functional categories to its entries using a custom name-based classifier for eukaryotic virus proteins and PHROG-like categories for bacteriophage proteins by Empathi. The test proteins were then compared against BFVD using three sequence methods (BLASTp, DIAMOND, MMseqs2), two embedding-based methods (ProstT5-3Di and TEA), and two structure-based methods (Foldseek and Reseek after Boltz-2 structure prediction). Hits were filtered by E-value, converted into weighted category scores, summed per functional category, and the highest-scoring category was chosen for each test protein, with a rule that preserves informative categories when they are sufficiently supported over uninformative ones.</w:t>
             </w:r>
           </w:p>
           <w:bookmarkEnd w:id="130"/>
@@ -5584,12 +5584,8 @@
         <w:br w:type="page"/>
       </w:r>
     </w:p>
-    <w:p>
-      <w:pPr>
-        <w:sectPr/>
-      </w:pPr>
-    </w:p>
-    <w:bookmarkStart w:id="132" w:name="supplementary-tables"/>
+    <w:bookmarkEnd w:id="131"/>
+    <w:bookmarkStart w:id="133" w:name="supplementary-tables"/>
     <w:p>
       <w:pPr>
         <w:pStyle w:val="Heading1"/>
@@ -5611,7 +5607,7 @@
       <w:tr>
         <w:tc>
           <w:tcPr/>
-          <w:bookmarkStart w:id="131" w:name="tbl-supp-functional-categories"/>
+          <w:bookmarkStart w:id="132" w:name="tbl-supp-functional-categories"/>
           <w:p>
             <w:pPr>
               <w:jc w:val="center"/>
@@ -9331,19 +9327,11 @@
               </w:tc>
             </w:tr>
           </w:tbl>
-          <w:bookmarkEnd w:id="131"/>
+          <w:bookmarkEnd w:id="132"/>
           <w:p/>
         </w:tc>
       </w:tr>
     </w:tbl>
-    <w:p>
-      <w:pPr>
-        <w:sectPr>
-          <w:pgSz w:h="11906" w:w="16838" w:orient="landscape"/>
-        </w:sectPr>
-      </w:pPr>
-    </w:p>
-    <w:bookmarkEnd w:id="132"/>
     <w:bookmarkEnd w:id="133"/>
     <w:sectPr>
       <w:footnotePr>

--- a/manuscript/_manuscript/manuscript.docx
+++ b/manuscript/_manuscript/manuscript.docx
@@ -42,6 +42,15 @@
         <w:t xml:space="preserve">2</w:t>
       </w:r>
       <w:r>
+        <w:t xml:space="preserve">, Dimitris Karapliafis</w:t>
+      </w:r>
+      <w:r>
+        <w:rPr>
+          <w:vertAlign w:val="superscript"/>
+        </w:rPr>
+        <w:t xml:space="preserve">3</w:t>
+      </w:r>
+      <w:r>
         <w:t xml:space="preserve">, and Simon Roux</w:t>
       </w:r>
       <w:r>
@@ -64,7 +73,7 @@
         <w:pStyle w:val="Abstract"/>
       </w:pPr>
       <w:r>
-        <w:t xml:space="preserve">The advent of protein language models and structural prediction promises new avenues for protein annotation through structure homology. Earlier work (eg. Phold) has shown protein strucural homology annotation works well for prokaryotic viruses. To leverage these new techniques for protein annotation of eukaryotic viruses, we benchmarked four recent embedding- and structure-based methods in comparison with the gold standard of sequence-based annotation. We selected 10% of the entries in ICTV’s VMR v40.2 that did not have bacteria or archaea as designated host (n=1,054), and subsequently retrieved all associated proteins from NCBI (n=11,360). Boltz-2 structure prediction of these proteins produced generally high-quality models (median pLDDT 71.3). Using the structures and protein sequences of the entries in the Big Fantastic Virus Database, we queried the VMR proteins with BLASTp, Diamond, and MMseqs2 (sequence); TEA and ProstT5-3Di (embedding); and Foldseek and Reseek (structure). Sequence homology-based methods showed a high overlap in identical hits, whereas the other methods had low intra- and inter-method agreement in hits between themselves and the sequence-based methods. Additionally, all methods improved the number of informative categories (ie. not “hypothetical protein”) for the VMR proteins, with embedding and structure methods producing the largest increases. However, when evaluated against proteins with informative GenBank annotations as ground truth (n=2,791), embedding- and structure-based methods agreed less often with the</w:t>
+        <w:t xml:space="preserve">The advent of protein language models and structural prediction promises new avenues for protein annotation through structure homology. Earlier work (eg. Phold) has shown protein strucural homology annotation works well for prokaryotic viruses. To leverage these new techniques for protein annotation of eukaryotic viruses, we benchmarked four recent embedding- and structure-based methods in comparison with the gold standard of sequence-based annotation. We selected 10% of the entries in ICTV’s VMR v40.2 that did not have bacteria or archaea as designated host (n=1,054), and subsequently retrieved all associated proteins from NCBI (n=11,360). Boltz-2 structure prediction of these proteins produced generally high-quality models (median pLDDT 71.3). Using the structures and protein sequences of the entries in the Big Fantastic Virus Database, we queried the VMR proteins with BLASTp, Diamond, and MMseqs2 (sequence); TEA and ProstT5-3Di (embedding); and Foldseek and Reseek (structure). Sequence homology-based methods showed a high overlap in identical hits, whereas the other methods had low intra- and inter-method agreement in hits between themselves and the sequence-based methods. Additionally, all methods improved the number of informative categories (ie. not “hypothetical protein”) for the VMR proteins, with embedding and structure methods producing the largest increases. However, when evaluated against proteins with informative GenBank annotations as ground truth (n=3,983), embedding- and structure-based methods agreed less often with the</w:t>
       </w:r>
       <w:r>
         <w:t xml:space="preserve"> </w:t>
@@ -76,7 +85,7 @@
         <w:t xml:space="preserve"> </w:t>
       </w:r>
       <w:r>
-        <w:t xml:space="preserve">than sequence-based methods (~67% and ~78% vs ~84%, respectively). Overall, sequence homology remains the most accurate approach for protein annotation of eukaryotic viruses at present, although for a minority of</w:t>
+        <w:t xml:space="preserve">than sequence-based methods (maximum 63.6% and 72.2% vs 78.4%, respectively). Overall, sequence homology remains the most accurate approach for protein annotation of eukaryotic viruses at present, although for a minority of</w:t>
       </w:r>
       <w:r>
         <w:t xml:space="preserve"> </w:t>
@@ -88,7 +97,7 @@
         <w:t xml:space="preserve"> </w:t>
       </w:r>
       <w:r>
-        <w:t xml:space="preserve">structure homology could help resolve functional annotation.</w:t>
+        <w:t xml:space="preserve">in mostly large dsDNA viruses structure homology could help resolve functional annotation.</w:t>
       </w:r>
     </w:p>
     <w:p>
@@ -122,6 +131,21 @@
       <w:r>
         <w:t xml:space="preserve">Lawrence Berkeley National Laboratory, DOE Joint Genome Institute, Cyclotron Road 1, Berkeley, CA 94720, USA</w:t>
       </w:r>
+      <w:r>
+        <w:br/>
+      </w:r>
+      <w:r>
+        <w:rPr>
+          <w:vertAlign w:val="superscript"/>
+        </w:rPr>
+        <w:t xml:space="preserve">3</w:t>
+      </w:r>
+      <w:r>
+        <w:t xml:space="preserve"> </w:t>
+      </w:r>
+      <w:r>
+        <w:t xml:space="preserve">Wageningen University, Bioinformatics Group, Droevendaalsesteeg 1, Wageningen, 6708PB, The Netherlands</w:t>
+      </w:r>
     </w:p>
     <w:p>
       <w:pPr>
@@ -200,7 +224,7 @@
         <w:t xml:space="preserve">5,6</w:t>
       </w:r>
       <w:r>
-        <w:t xml:space="preserve">. By learning the statistical regularities of protein sequences across billions of examples, pLMs implicitly encode evolutionary, structural, and functional information in dense embedding vectors. These representations have proven useful for a wide range of downstream tasks, including secondary structure prediction, contact map prediction, solubility prediction, and functional site annotation</w:t>
+        <w:t xml:space="preserve">. By learning the statistical regularities of protein sequences across millions of examples, pLMs implicitly encode evolutionary, structural, and functional information in dense embedding vectors. These representations have proven useful for a wide range of downstream tasks, including secondary structure prediction, contact map prediction, solubility prediction, and functional site annotation</w:t>
       </w:r>
       <w:r>
         <w:rPr>
@@ -241,7 +265,7 @@
         <w:pStyle w:val="BodyText"/>
       </w:pPr>
       <w:r>
-        <w:t xml:space="preserve">A complementary and increasingly important line of work leverages protein three-dimensional structure, which is generally more conserved than primary sequence over long evolutionary timescales, because the topology of a folded protein is directly tied to its biochemical function</w:t>
+        <w:t xml:space="preserve">A complementary and increasingly important line of research leverages protein three-dimensional structure, which is generally more conserved than primary sequence over long evolutionary timescales, because the topology of a folded protein is directly tied to its biochemical function</w:t>
       </w:r>
       <w:r>
         <w:rPr>
@@ -931,7 +955,7 @@
         </w:r>
       </w:hyperlink>
       <w:r>
-        <w:t xml:space="preserve">). To evaluate the accuracy of the benchmarked methods, we considered the test proteins with an originally informative annotation (n=2,938) as the ground truth to compare our results to. All methods improved the number of informative categories (see</w:t>
+        <w:t xml:space="preserve">). To evaluate the accuracy of the benchmarked methods, we considered the test proteins with an originally informative annotation (n=3,983) as the ground truth to compare our results to. All methods improved the number of informative categories (see</w:t>
       </w:r>
       <w:r>
         <w:t xml:space="preserve"> </w:t>
@@ -954,7 +978,16 @@
         <w:t xml:space="preserve">“ground truth”</w:t>
       </w:r>
       <w:r>
-        <w:t xml:space="preserve">, all embedding and structure-based methods underperformed compared to the sequence-based methods (maximum ~67% and ~78% vs ~84% agreement with ground truth; see</w:t>
+        <w:t xml:space="preserve">, all embedding and structure-based methods underperformed compared to the sequence-based methods (maximum 63.6% and 72.2% vs 78.4% agreement with</w:t>
+      </w:r>
+      <w:r>
+        <w:t xml:space="preserve"> </w:t>
+      </w:r>
+      <w:r>
+        <w:t xml:space="preserve">“ground truth”</w:t>
+      </w:r>
+      <w:r>
+        <w:t xml:space="preserve">; see</w:t>
       </w:r>
       <w:r>
         <w:t xml:space="preserve"> </w:t>
@@ -990,7 +1023,7 @@
         </w:r>
       </w:hyperlink>
       <w:r>
-        <w:t xml:space="preserve">C). In addition, it also has 387 queries that were changed from an informative function to a non-informative one, which is almost double the amount compared to blastp which had the second highest informative-to-uninformative reassignments (see</w:t>
+        <w:t xml:space="preserve">C). In addition, it also has 558 queries that were changed from an informative function to a non-informative one, which is almost double the amount compared to blastp which had the second highest informative-to-uninformative reassignments (see</w:t>
       </w:r>
       <w:r>
         <w:t xml:space="preserve"> </w:t>
@@ -1018,7 +1051,7 @@
         </w:r>
       </w:hyperlink>
       <w:r>
-        <w:t xml:space="preserve">). The same applies to the number of test proteins that originally had an informative category, but was assigned a different category with TEA (n=522). Furthermore, due to the likely high number of false positives in TEA hits (see</w:t>
+        <w:t xml:space="preserve">). The same applies to the number of test proteins that originally had an informative category, but was assigned a different category with TEA (n=1,062). Furthermore, due to the likely high number of false positives in TEA hits (see</w:t>
       </w:r>
       <w:r>
         <w:t xml:space="preserve"> </w:t>
@@ -1040,7 +1073,7 @@
         <w:pStyle w:val="BodyText"/>
       </w:pPr>
       <w:r>
-        <w:t xml:space="preserve">Of note, Boltz structure prediction combined with Foldseek did assign more informative categories than the sequence-based methods to originally non-informative proteins (n=1,571 vs ~1,400; see</w:t>
+        <w:t xml:space="preserve">Of note, Boltz structure prediction combined with Foldseek did assign more informative categories than the sequence-based methods to originally non-informative proteins (n=1,578 vs ~1,460; see</w:t>
       </w:r>
       <w:r>
         <w:t xml:space="preserve"> </w:t>
@@ -1054,43 +1087,147 @@
         </w:r>
       </w:hyperlink>
       <w:r>
-        <w:t xml:space="preserve">). However, this method retrieved less test proteins with hits against the BFVD.</w:t>
-      </w:r>
-    </w:p>
-    <w:p>
-      <w:pPr>
-        <w:pStyle w:val="Compact"/>
-        <w:numPr>
-          <w:ilvl w:val="0"/>
-          <w:numId w:val="1001"/>
-        </w:numPr>
-      </w:pPr>
-      <w:r>
-        <w:t xml:space="preserve">TODO: add that 337 could be assigned an informative function with Boltz-foldseek and not with sequence-based methods</w:t>
-      </w:r>
-    </w:p>
-    <w:p>
-      <w:pPr>
-        <w:pStyle w:val="Compact"/>
-        <w:numPr>
-          <w:ilvl w:val="0"/>
-          <w:numId w:val="1001"/>
-        </w:numPr>
-      </w:pPr>
-      <w:r>
-        <w:t xml:space="preserve">most of them belong to structural categories (pvp / structural)</w:t>
-      </w:r>
-    </w:p>
-    <w:p>
-      <w:pPr>
-        <w:pStyle w:val="Compact"/>
-        <w:numPr>
-          <w:ilvl w:val="0"/>
-          <w:numId w:val="1001"/>
-        </w:numPr>
-      </w:pPr>
-      <w:r>
-        <w:t xml:space="preserve">TODO: make superpose figures with structures but filter first on true hypothetical</w:t>
+        <w:t xml:space="preserve">). However, this method retrieved less test proteins with hits against the BFVD. Interestingly, 337 proteins were assigned an informative category with Boltz-foldseek that were uninformative with either of the sequence-based methods. Most of these proteins belonged to the</w:t>
+      </w:r>
+      <w:r>
+        <w:t xml:space="preserve"> </w:t>
+      </w:r>
+      <w:r>
+        <w:rPr>
+          <w:i/>
+          <w:iCs/>
+        </w:rPr>
+        <w:t xml:space="preserve">Bamfordvirae</w:t>
+      </w:r>
+      <w:r>
+        <w:t xml:space="preserve">, a kingdom including nucleocytoplasmic large dsDNA viruses (NCLDVs) characterized by their massive genome sizes. Furthermore, also proteins from the</w:t>
+      </w:r>
+      <w:r>
+        <w:t xml:space="preserve"> </w:t>
+      </w:r>
+      <w:r>
+        <w:rPr>
+          <w:i/>
+          <w:iCs/>
+        </w:rPr>
+        <w:t xml:space="preserve">Heunggongvirae</w:t>
+      </w:r>
+      <w:r>
+        <w:t xml:space="preserve"> </w:t>
+      </w:r>
+      <w:r>
+        <w:t xml:space="preserve">kingdom were overrepresented compared to their presence in the total dataset (see</w:t>
+      </w:r>
+      <w:r>
+        <w:t xml:space="preserve"> </w:t>
+      </w:r>
+      <w:hyperlink w:anchor="fig-overview">
+        <w:r>
+          <w:rPr>
+            <w:rStyle w:val="Hyperlink"/>
+          </w:rPr>
+          <w:t xml:space="preserve">Figure 1</w:t>
+        </w:r>
+      </w:hyperlink>
+      <w:r>
+        <w:t xml:space="preserve">A and</w:t>
+      </w:r>
+      <w:r>
+        <w:t xml:space="preserve"> </w:t>
+      </w:r>
+      <w:hyperlink w:anchor="fig-annotation">
+        <w:r>
+          <w:rPr>
+            <w:rStyle w:val="Hyperlink"/>
+          </w:rPr>
+          <w:t xml:space="preserve">Figure 3</w:t>
+        </w:r>
+      </w:hyperlink>
+      <w:r>
+        <w:t xml:space="preserve">D). The eukaryotic viruses in the</w:t>
+      </w:r>
+      <w:r>
+        <w:t xml:space="preserve"> </w:t>
+      </w:r>
+      <w:r>
+        <w:rPr>
+          <w:i/>
+          <w:iCs/>
+        </w:rPr>
+        <w:t xml:space="preserve">Heunggongvirae</w:t>
+      </w:r>
+      <w:r>
+        <w:t xml:space="preserve"> </w:t>
+      </w:r>
+      <w:r>
+        <w:t xml:space="preserve">consist of members of the</w:t>
+      </w:r>
+      <w:r>
+        <w:t xml:space="preserve"> </w:t>
+      </w:r>
+      <w:r>
+        <w:rPr>
+          <w:i/>
+          <w:iCs/>
+        </w:rPr>
+        <w:t xml:space="preserve">Herpesvirales</w:t>
+      </w:r>
+      <w:r>
+        <w:t xml:space="preserve">, which also have large dsDNA genomes. In addition, the quality of the predicted protein structure was an important factor in the assignment of an informative category by Boltz-foldseek as &gt;90% of these proteins had at least a medium quality structure, while across the structure prediction of all proteins this was 79.3% (see</w:t>
+      </w:r>
+      <w:r>
+        <w:t xml:space="preserve"> </w:t>
+      </w:r>
+      <w:hyperlink w:anchor="fig-overview">
+        <w:r>
+          <w:rPr>
+            <w:rStyle w:val="Hyperlink"/>
+          </w:rPr>
+          <w:t xml:space="preserve">Figure 1</w:t>
+        </w:r>
+      </w:hyperlink>
+      <w:r>
+        <w:t xml:space="preserve">B and</w:t>
+      </w:r>
+      <w:r>
+        <w:t xml:space="preserve"> </w:t>
+      </w:r>
+      <w:hyperlink w:anchor="fig-annotation">
+        <w:r>
+          <w:rPr>
+            <w:rStyle w:val="Hyperlink"/>
+          </w:rPr>
+          <w:t xml:space="preserve">Figure 3</w:t>
+        </w:r>
+      </w:hyperlink>
+      <w:r>
+        <w:t xml:space="preserve">E). For the high-quality structures, this percentage even almost doubled (15% vs 8.7%). Finally, we looked at the categories these proteins belonged to and found that most (~40%) of them belonged to proteins with a structural function (see</w:t>
+      </w:r>
+      <w:r>
+        <w:t xml:space="preserve"> </w:t>
+      </w:r>
+      <w:hyperlink w:anchor="fig-annotation">
+        <w:r>
+          <w:rPr>
+            <w:rStyle w:val="Hyperlink"/>
+          </w:rPr>
+          <w:t xml:space="preserve">Figure 3</w:t>
+        </w:r>
+      </w:hyperlink>
+      <w:r>
+        <w:t xml:space="preserve">F; includes both Structural and pvp - phage virion proteins). Also, ~10% of the proteins were assigned an</w:t>
+      </w:r>
+      <w:r>
+        <w:t xml:space="preserve"> </w:t>
+      </w:r>
+      <w:r>
+        <w:t xml:space="preserve">“Anti-viral evasion”</w:t>
+      </w:r>
+      <w:r>
+        <w:t xml:space="preserve"> </w:t>
+      </w:r>
+      <w:r>
+        <w:t xml:space="preserve">function which was mostly driven by Ser/Thr-kinases and interferon antagonist assignments.</w:t>
       </w:r>
     </w:p>
     <w:tbl>
@@ -1195,7 +1332,21 @@
               <w:t xml:space="preserve">“Other Function”</w:t>
             </w:r>
             <w:r>
-              <w:t xml:space="preserve">) after applying each method. Colored by method, light shades indicate non-informative proteins, dark shade indicates informative protein assignments. B) The percentage of queries that have a matching functional category for each method compared tot the informative original functional categories (regarded as the ground truth). C) Comparison of final assigned annotation categories compared to the original categories. Negative changes (ie. different informative categories or informative labels that changed to non-informative categories) are displayed to the left of the zero point, matches or category improvements (from non-informative to informative) are displayed on the right. D-E-F) Waffle plots showing the proportions of proteins that could be assigned an informative function with Boltz-foldseek and not with the sequence based methods, colored by D) taxonomy on Kingdom level, E) structure quality and F) main activity the assigned functional category takes part in (starts with uppercase; based on ViralZone) or the main category of the Empathi hierarchical classification system (starts with lowercase). Tiles are ordered from bottom to top, and from left to right. Each tile corresponds to roughly three proteins.</w:t>
+              <w:t xml:space="preserve">) after applying each method. Colored by method, light shades indicate non-informative proteins, dark shade indicates informative protein assignments. B) The percentage of queries that have a matching functional category for each method compared tot the informative original functional categories (regarded as the ground truth). C) Comparison of final assigned annotation categories compared to the original categories. Negative changes (ie. different informative categories or informative labels that changed to non-informative categories) are displayed to the left of the zero point, matches or category improvements (from non-informative to informative) are displayed on the right. D-F) Waffle plots showing the proportions of proteins that could be assigned an informative function with Boltz-foldseek and not with the sequence based methods, colored by D) taxonomy on Kingdom level, E) structure quality and F) main activity the assigned functional category takes part in (starts with uppercase; based on</w:t>
+            </w:r>
+            <w:r>
+              <w:t xml:space="preserve"> </w:t>
+            </w:r>
+            <w:hyperlink w:anchor="tbl-supp-functional-categories">
+              <w:r>
+                <w:rPr>
+                  <w:rStyle w:val="Hyperlink"/>
+                </w:rPr>
+                <w:t xml:space="preserve">Table 2</w:t>
+              </w:r>
+            </w:hyperlink>
+            <w:r>
+              <w:t xml:space="preserve">) or the main category of the Empathi hierarchical classification system (starts with lowercase). Tiles are ordered from bottom to top, and from left to right. Each tile corresponds to roughly three proteins.</w:t>
             </w:r>
           </w:p>
           <w:bookmarkEnd w:id="24"/>
@@ -2238,6 +2389,14 @@
         <w:pStyle w:val="FirstParagraph"/>
       </w:pPr>
       <w:r>
+        <w:t xml:space="preserve">In this study, we benchmarked several established and novel methods for annotating eukaryotic viral proteins with a function. Our goal was to evaluate these tools using largely default settings, reflecting their usability in high-throughput annotation workflows by experienced researchers without specialized expertise in each method. In this regards, all tools performed well and were easy to run due to their extensive documentation. Most notably, structure prediction with Boltz-2 produced high-quality models without extensive parameter tuning. Aside from expanding the ColabFold MSA with additional viral sequences, all runs were performed using default settings, indicating that generating accurate structures is accessible even to researchers with limited experience in structure prediction.</w:t>
+      </w:r>
+    </w:p>
+    <w:p>
+      <w:pPr>
+        <w:pStyle w:val="BodyText"/>
+      </w:pPr>
+      <w:r>
         <w:t xml:space="preserve">Although new methods like pLMs and structure homology searches have shown great promise in detecting remote homologs</w:t>
       </w:r>
       <w:r>
@@ -2256,93 +2415,7 @@
         <w:t xml:space="preserve">15</w:t>
       </w:r>
       <w:r>
-        <w:t xml:space="preserve">, our benchmark suggests that these advantages do not yet translate straightforwardly to eukaryotic virus proteins. If we consider that structural homology searches are most useful to find homologs with a clearly defined protein structure, a possible explanation could be that most structural proteins (eg. capsid proteins) are already well annotated in sequence databases compared to more globular, complex proteins, and therefore the advantage of using structural homology searches in eukaryotic virus protein annotation might be limited.</w:t>
-      </w:r>
-    </w:p>
-    <w:p>
-      <w:pPr>
-        <w:pStyle w:val="Compact"/>
-        <w:numPr>
-          <w:ilvl w:val="0"/>
-          <w:numId w:val="1002"/>
-        </w:numPr>
-      </w:pPr>
-      <w:r>
-        <w:t xml:space="preserve">structure search is compatible with sequence search but retrieves little extra proteins (might be because of less virus proteins in training data)</w:t>
-      </w:r>
-    </w:p>
-    <w:p>
-      <w:pPr>
-        <w:pStyle w:val="Compact"/>
-        <w:numPr>
-          <w:ilvl w:val="0"/>
-          <w:numId w:val="1002"/>
-        </w:numPr>
-      </w:pPr>
-      <w:r>
-        <w:t xml:space="preserve">different conformational state predictions might hamper homolog detection (?)</w:t>
-      </w:r>
-    </w:p>
-    <w:p>
-      <w:pPr>
-        <w:pStyle w:val="Compact"/>
-        <w:numPr>
-          <w:ilvl w:val="0"/>
-          <w:numId w:val="1002"/>
-        </w:numPr>
-      </w:pPr>
-      <w:r>
-        <w:t xml:space="preserve">lack of virus representation in training data is a hurdle for the pLMs</w:t>
-      </w:r>
-    </w:p>
-    <w:p>
-      <w:pPr>
-        <w:pStyle w:val="Compact"/>
-        <w:numPr>
-          <w:ilvl w:val="0"/>
-          <w:numId w:val="1002"/>
-        </w:numPr>
-      </w:pPr>
-      <w:r>
-        <w:t xml:space="preserve">add note on latest papers showing decreased performance of pLMs for viruses (eg. mutation scanning)</w:t>
-      </w:r>
-    </w:p>
-    <w:p>
-      <w:pPr>
-        <w:pStyle w:val="Compact"/>
-        <w:numPr>
-          <w:ilvl w:val="0"/>
-          <w:numId w:val="1002"/>
-        </w:numPr>
-      </w:pPr>
-      <w:r>
-        <w:t xml:space="preserve">considerably higher runtime for little reward</w:t>
-      </w:r>
-    </w:p>
-    <w:p>
-      <w:pPr>
-        <w:pStyle w:val="FirstParagraph"/>
-      </w:pPr>
-      <w:r>
-        <w:t xml:space="preserve">Limitations:</w:t>
-      </w:r>
-      <w:r>
-        <w:t xml:space="preserve"> </w:t>
-      </w:r>
-      <w:r>
-        <w:t xml:space="preserve">- polyproteins: cutting in pieces, not real function (collection of proteins with different functions)</w:t>
-      </w:r>
-      <w:r>
-        <w:t xml:space="preserve"> </w:t>
-      </w:r>
-      <w:r>
-        <w:t xml:space="preserve">- classification (eg. nsp5), proteins same name different function -&gt; finetune LLM on scientific papers</w:t>
-      </w:r>
-      <w:r>
-        <w:t xml:space="preserve"> </w:t>
-      </w:r>
-      <w:r>
-        <w:t xml:space="preserve">- DB problem which is too limited (larger db might give better results)</w:t>
+        <w:t xml:space="preserve">, our benchmark suggests that these advantages do not yet translate straightforwardly to eukaryotic virus proteins. Across our dataset, the sequence-based methods were consistently the most reproducible (high overlap of identical hits) and the most accurate when evaluated against the original classifications, whereas embedding- and structure-based methods showed lower agreement with the ground truth and substantially lower concordance with one another.</w:t>
       </w:r>
     </w:p>
     <w:p>
@@ -2350,25 +2423,112 @@
         <w:pStyle w:val="BodyText"/>
       </w:pPr>
       <w:r>
-        <w:t xml:space="preserve">Although protein language models and structure homology searches have shown great promise for detecting remote homologs</w:t>
+        <w:t xml:space="preserve">A possible explanation for the low performance of the pLM approaches used here could be the lack of (eukaryotic virus) training data that was used to train these models due to an underrepresentation of viruses in large protein databases (e.g. UniRef90) and biosafety concerns</w:t>
       </w:r>
       <w:r>
         <w:rPr>
           <w:vertAlign w:val="superscript"/>
         </w:rPr>
-        <w:t xml:space="preserve">11,12,14</w:t>
-      </w:r>
-      <w:r>
-        <w:t xml:space="preserve">, including in bacteriophage-focused annotation workflows</w:t>
+        <w:t xml:space="preserve">21–23</w:t>
+      </w:r>
+      <w:r>
+        <w:t xml:space="preserve">. The use of a virus-specific pLMs, like LucaVirus</w:t>
       </w:r>
       <w:r>
         <w:rPr>
           <w:vertAlign w:val="superscript"/>
         </w:rPr>
+        <w:t xml:space="preserve">21</w:t>
+      </w:r>
+      <w:r>
+        <w:t xml:space="preserve">, could potentially mitigate this issue. Although the LucaVirus pLM is already available to generate the embeddings, their newly developed tool, LMalign, to align the generated embeddings is not. This did not readily allow us to compare the test protein embeddings with embeddings from the BFVD, our unified reference to ensure a fair comparison. On the other hand, it should be noted that recent work on mutational effect prediction with fine-tuned pLMs on viral sequences found that fine-tuning pLMs did not completely resolve the observed performance issues of pLMs on viral datasets</w:t>
+      </w:r>
+      <w:r>
+        <w:rPr>
+          <w:vertAlign w:val="superscript"/>
+        </w:rPr>
+        <w:t xml:space="preserve">24</w:t>
+      </w:r>
+      <w:r>
+        <w:t xml:space="preserve">.</w:t>
+      </w:r>
+    </w:p>
+    <w:p>
+      <w:pPr>
+        <w:pStyle w:val="BodyText"/>
+      </w:pPr>
+      <w:r>
+        <w:t xml:space="preserve">In contrast, the structure-based comparison with Foldseek outperformed the best pLM approach by ~9% when benchmarked against the ground truth, yet remained less accurate than sequence-based methods. Despite this limitation, structural comparison enabled the functional annotation of 337 previously hypothetical proteins that were not classified based on sequence approaches. However, this gain is modest relative to the broader improvements in functional annotation reported for bacteriophages using structure homology</w:t>
+      </w:r>
+      <w:r>
+        <w:rPr>
+          <w:vertAlign w:val="superscript"/>
+        </w:rPr>
         <w:t xml:space="preserve">15</w:t>
       </w:r>
       <w:r>
-        <w:t xml:space="preserve">, our benchmark suggests that these advantages do not yet translate straightforwardly to eukaryotic virus proteins. Across our dataset, the sequence-based methods were consistently the most reproducible (high overlap of identical hits) and the most accurate when evaluated against the original classifications, whereas embedding- and structure-based methods showed lower agreement with the ground truth and substantially lower concordance with one another.</w:t>
+        <w:t xml:space="preserve">. The majority of these newly annotated proteins originate from large dsDNA viruses and were assigned structural functions, which likely reflects the overrepresentation of structurally annotated proteins in the BFVD (see</w:t>
+      </w:r>
+      <w:r>
+        <w:t xml:space="preserve"> </w:t>
+      </w:r>
+      <w:hyperlink w:anchor="suppfig-bfvd-classification">
+        <w:r>
+          <w:rPr>
+            <w:rStyle w:val="Hyperlink"/>
+          </w:rPr>
+          <w:t xml:space="preserve">Supplementary Figure 5</w:t>
+        </w:r>
+      </w:hyperlink>
+      <w:r>
+        <w:t xml:space="preserve">), thereby facilitating the detection of homologs among hypothetical proteins. Notably, approximately 10% of the hypothetical proteins receiving informative annotations were assigned the</w:t>
+      </w:r>
+      <w:r>
+        <w:t xml:space="preserve"> </w:t>
+      </w:r>
+      <w:r>
+        <w:t xml:space="preserve">“Anti-viral evasion”</w:t>
+      </w:r>
+      <w:r>
+        <w:t xml:space="preserve"> </w:t>
+      </w:r>
+      <w:r>
+        <w:t xml:space="preserve">label. Although this category is well-represented in the BFVD, its frequency among newly annotated proteins exceeds what would be expected relative to their presence in the BFVD. This implies that structure-based approaches may be particularly valuable for uncovering anti-viral evasion functions in large dsDNA viruses, consistent with evidence of conserved evasion strategies shared across phylogenetically unrelated virus families such as</w:t>
+      </w:r>
+      <w:r>
+        <w:t xml:space="preserve"> </w:t>
+      </w:r>
+      <w:r>
+        <w:rPr>
+          <w:i/>
+          <w:iCs/>
+        </w:rPr>
+        <w:t xml:space="preserve">Poxviridae</w:t>
+      </w:r>
+      <w:r>
+        <w:t xml:space="preserve"> </w:t>
+      </w:r>
+      <w:r>
+        <w:t xml:space="preserve">and</w:t>
+      </w:r>
+      <w:r>
+        <w:t xml:space="preserve"> </w:t>
+      </w:r>
+      <w:r>
+        <w:rPr>
+          <w:i/>
+          <w:iCs/>
+        </w:rPr>
+        <w:t xml:space="preserve">Paramyxoviridae</w:t>
+      </w:r>
+      <w:r>
+        <w:rPr>
+          <w:vertAlign w:val="superscript"/>
+        </w:rPr>
+        <w:t xml:space="preserve">25</w:t>
+      </w:r>
+      <w:r>
+        <w:t xml:space="preserve">.</w:t>
       </w:r>
     </w:p>
     <w:p>
@@ -2376,7 +2536,85 @@
         <w:pStyle w:val="BodyText"/>
       </w:pPr>
       <w:r>
-        <w:t xml:space="preserve">One plausible explanation is that the proteins for which structure-based searches are expected to excel (i.e. proteins with highly conserved folds despite limited sequence identity) may not be the dominant driver of annotation gaps in this particular setting. Many of the most abundant and best-characterized viral proteins, including major structural proteins such as capsid proteins, already have detectable sequence homology to entries in reference databases, so structure similarity is unlikely to provide large marginal gains for them. Conversely, proteins that remain annotated as “hypothetical” in eukaryotic virus genomes may include lineage-specific factors, short or low-complexity proteins, and rapidly evolving accessory proteins for which both sequence and structure homology signals can be weak, ambiguous, or absent. In this regime, structural comparison can still yield informative annotations for a subset of queries, but it does not consistently outperform sequence homology in either sensitivity or functional-category accuracy.</w:t>
+        <w:t xml:space="preserve">A few limitations arise from our approach: First, polyproteins — large precursor proteins that are subsequently cleaved by proteases into multiple smaller, functional proteins — were treated as single entities throughout our analysis. While this does not accurately reflect their biological reality, it was an inherent constraint imposed by the BFVD and UniProt, neither of which consistently provides information on individual subproteins within a polyprotein. Secondly, our LLM-based classification is susceptible to ambiguity when viral proteins with a distinct function share the same name. A notable example is VP1 (viral protein 1), which designates a capsid protein in</w:t>
+      </w:r>
+      <w:r>
+        <w:t xml:space="preserve"> </w:t>
+      </w:r>
+      <w:r>
+        <w:rPr>
+          <w:i/>
+          <w:iCs/>
+        </w:rPr>
+        <w:t xml:space="preserve">Parvoviridae</w:t>
+      </w:r>
+      <w:r>
+        <w:rPr>
+          <w:vertAlign w:val="superscript"/>
+        </w:rPr>
+        <w:t xml:space="preserve">26</w:t>
+      </w:r>
+      <w:r>
+        <w:t xml:space="preserve"> </w:t>
+      </w:r>
+      <w:r>
+        <w:t xml:space="preserve">but corresponds to the RNA-dependent RNA polymerase in</w:t>
+      </w:r>
+      <w:r>
+        <w:t xml:space="preserve"> </w:t>
+      </w:r>
+      <w:r>
+        <w:rPr>
+          <w:i/>
+          <w:iCs/>
+        </w:rPr>
+        <w:t xml:space="preserve">Sedoreoviridae</w:t>
+      </w:r>
+      <w:r>
+        <w:rPr>
+          <w:vertAlign w:val="superscript"/>
+        </w:rPr>
+        <w:t xml:space="preserve">27</w:t>
+      </w:r>
+      <w:r>
+        <w:t xml:space="preserve">. To mitigate this, we provided taxonomic information to the LLM to guide classification; however, classification errors were not completely avoided. For instance, when the name was spelled out in full as</w:t>
+      </w:r>
+      <w:r>
+        <w:t xml:space="preserve"> </w:t>
+      </w:r>
+      <w:r>
+        <w:t xml:space="preserve">“viral protein 1”</w:t>
+      </w:r>
+      <w:r>
+        <w:t xml:space="preserve">, the LLM failed to correctly classify the</w:t>
+      </w:r>
+      <w:r>
+        <w:t xml:space="preserve"> </w:t>
+      </w:r>
+      <w:r>
+        <w:rPr>
+          <w:i/>
+          <w:iCs/>
+        </w:rPr>
+        <w:t xml:space="preserve">Parvoviridae</w:t>
+      </w:r>
+      <w:r>
+        <w:t xml:space="preserve"> </w:t>
+      </w:r>
+      <w:r>
+        <w:t xml:space="preserve">VP1, instead assigning it the</w:t>
+      </w:r>
+      <w:r>
+        <w:t xml:space="preserve"> </w:t>
+      </w:r>
+      <w:r>
+        <w:t xml:space="preserve">“Hypothetical protein”</w:t>
+      </w:r>
+      <w:r>
+        <w:t xml:space="preserve"> </w:t>
+      </w:r>
+      <w:r>
+        <w:t xml:space="preserve">label. Nevertheless, even with these shortcomings, the LLM-based approach outperforms classical pattern-based matching in handling such ambiguities. Finally, the structural homology search was constrained by the composition of the BFVD, which currently contains approximately 350,000 structures, a small fraction of all known viral proteins. Nevertheless, the BFVD represents the largest available repository of eukaryotic virus protein structures, and expanding its coverage would represent a major undertaking, requiring substantial computational resources and time.</w:t>
       </w:r>
     </w:p>
     <w:p>
@@ -2384,47 +2622,7 @@
         <w:pStyle w:val="BodyText"/>
       </w:pPr>
       <w:r>
-        <w:t xml:space="preserve">Importantly, our results do not imply that structure search is incompatible with sequence search; rather, the current value proposition appears to be complementary. A practical interpretation is that a sequence-first workflow remains the most reliable baseline, with structure-based approaches reserved for targeted follow-up of the subset of proteins that remain uninformative after stringent sequence searches. In our benchmark, structure-informed methods retrieved comparatively few additional proteins with high-confidence, interpretable hits once E-value filtering was applied, while incurring a very large computational cost. This cost–benefit imbalance is especially relevant for large-scale annotation projects, where throughput and reproducibility are essential.</w:t>
-      </w:r>
-    </w:p>
-    <w:p>
-      <w:pPr>
-        <w:pStyle w:val="BodyText"/>
-      </w:pPr>
-      <w:r>
-        <w:t xml:space="preserve">Several methodological and biological factors could contribute to the lower apparent utility of embedding- and structure-based approaches for eukaryotic viruses in this benchmark. First, both pLM-derived alphabets and structure-search pipelines ultimately depend on learned or engineered representations that may be less well calibrated for viral proteins than for the broader (mostly cellular) protein universe they were trained and tuned on. Limited viral representation in training data could reduce the ability of pLMs to produce embeddings that cleanly separate functionally distinct viral proteins, and could also affect downstream translation to structural alphabets such as 3Di or TEA. In addition, the “many hits at high E-values” pattern observed for some non-sequence methods suggests that statistical calibration and filtering thresholds may require method- and domain-specific tuning to avoid inflation of weak or spurious matches.</w:t>
-      </w:r>
-    </w:p>
-    <w:p>
-      <w:pPr>
-        <w:pStyle w:val="BodyText"/>
-      </w:pPr>
-      <w:r>
-        <w:t xml:space="preserve">Second, structural comparisons can be sensitive to conformational heterogeneity. Viral proteins frequently operate in multi-protein assemblies and can adopt different conformational states across the viral life cycle. Predicted structures represent a single (often lowest-energy) state, which may differ from the biologically relevant state for binding or assembly. Even when overall fold is correct, domain motions or alternative conformations could reduce similarity scores for true homologs or increase similarity to unrelated proteins with superficially similar local geometry, potentially lowering both sensitivity and the interpretability of structural hits.</w:t>
-      </w:r>
-    </w:p>
-    <w:p>
-      <w:pPr>
-        <w:pStyle w:val="BodyText"/>
-      </w:pPr>
-      <w:r>
-        <w:t xml:space="preserve">Third, the reference database itself remains a key determinant of performance. Using BFVD as a unified reference ensured a fair comparison between methods, but it also means that any limitations in viral coverage, taxonomic representation, and annotation depth of BFVD will propagate across all approaches. A larger and more diverse viral reference set—especially one enriched for eukaryotic virus proteins and experimentally supported functional annotations—could plausibly increase the payoff of structure-based searches. Similarly, improved viral-aware scoring, E-value calibration, and domain-aware post-processing might yield higher-precision structural or embedding-based annotations for the subset of proteins where sequence methods fail.</w:t>
-      </w:r>
-    </w:p>
-    <w:p>
-      <w:pPr>
-        <w:pStyle w:val="BodyText"/>
-      </w:pPr>
-      <w:r>
-        <w:t xml:space="preserve">These findings should be interpreted in light of several limitations of our benchmark. First, long polyproteins were split into chunks to accommodate structure prediction constraints. While necessary for computation, this can decouple functional context: individual fragments may correspond to multiple mature proteins or partial domains, and their best-matching reference hits may not reflect the final processed product or its function. Second, functional-category assignment was derived from name-based classification rules applied to reference protein names and to the original test annotations. This provides a scalable and consistent labeling scheme, but it can conflate proteins that share a name while differing in function across viral families (e.g. proteins labeled with the same “non-structural protein” identifier can have different biochemical roles), and it can propagate ambiguities present in database annotations. Incorporating richer context—such as genomic neighborhood, domain architecture, or literature-informed curation (potentially via carefully constrained LLM-assisted extraction followed by manual review)—could reduce these mismatches. Third, because all methods were evaluated against a single unified database, our conclusions primarily reflect relative performance under a controlled reference; performance may change with alternative databases, different taxonomic compositions, or additional post-processing.</w:t>
-      </w:r>
-    </w:p>
-    <w:p>
-      <w:pPr>
-        <w:pStyle w:val="BodyText"/>
-      </w:pPr>
-      <w:r>
-        <w:t xml:space="preserve">Overall, our benchmark supports a conservative conclusion: for eukaryotic virus protein annotation, sequence homology remains the most accurate and reproducible primary strategy at present. Embedding- and structure-based methods can still add value as complementary tools for a minority of difficult proteins, but realizing their full promise will likely require viral-aware training data, improved statistical calibration, and reference databases with broader viral diversity and deeper functional validation.</w:t>
+        <w:t xml:space="preserve">Overall, our benchmark supports a conservative conclusion: for eukaryotic virus protein annotation, sequence homology remains the most accurate and reproducible primary strategy. Structure-based methods serve as valuable complementary tools; however, their application should be deliberate and targeted given the substantial computational resources they require. The embedding-based methods and pLMs evaluated in this study do not offer sufficient accuracy for reliable functional annotation of eukaryotic virus proteins. While fine-tuned models may improve performance, their accuracy for functional annotation must be rigorously and continuously validated rather than assumed.</w:t>
       </w:r>
     </w:p>
     <w:bookmarkEnd w:id="33"/>
@@ -2591,7 +2789,7 @@
         <w:rPr>
           <w:vertAlign w:val="superscript"/>
         </w:rPr>
-        <w:t xml:space="preserve">21</w:t>
+        <w:t xml:space="preserve">28</w:t>
       </w:r>
       <w:r>
         <w:t xml:space="preserve"> </w:t>
@@ -2603,7 +2801,7 @@
         <w:rPr>
           <w:vertAlign w:val="superscript"/>
         </w:rPr>
-        <w:t xml:space="preserve">22</w:t>
+        <w:t xml:space="preserve">29</w:t>
       </w:r>
       <w:r>
         <w:t xml:space="preserve"> </w:t>
@@ -2647,7 +2845,7 @@
         </w:r>
       </w:hyperlink>
       <w:r>
-        <w:t xml:space="preserve">. A custom python script was used to assign the established functional categories to the eukaryotic virus BFVD proteins using Google’s Gemma4 31B-it LLM model. The LLM had access to the collection of protein names and the viral taxonomy of each entry, and was asked to provide a category classification based on this information. Assigned functional categories were checked against the originally established functional categories and removed if they did not correspond.</w:t>
+        <w:t xml:space="preserve">. A custom python script was used to assign the established functional categories to the eukaryotic virus BFVD proteins using Google’s Gemma 4 31 billion parameter, instruction-trained LLM model locally (https://huggingface.co/google/gemma-4-31B-it). The LLM had access to the collection of protein names and the viral taxonomy of each entry, and was asked to provide a category classification based on this information. Assigned functional categories were checked against the originally established functional categories and removed if they did not correspond.</w:t>
       </w:r>
     </w:p>
     <w:p>
@@ -2673,9 +2871,12 @@
           <w:rPr>
             <w:rStyle w:val="Hyperlink"/>
           </w:rPr>
-          <w:t xml:space="preserve">Supplementary Figure 5</w:t>
+          <w:t xml:space="preserve">Supplementary Figure 6</w:t>
         </w:r>
       </w:hyperlink>
+      <w:r>
+        <w:t xml:space="preserve">.</w:t>
+      </w:r>
     </w:p>
     <w:bookmarkEnd w:id="37"/>
     <w:bookmarkStart w:id="38" w:name="sequence-homology-based-annotation"/>
@@ -2725,7 +2926,7 @@
         <w:rPr>
           <w:vertAlign w:val="superscript"/>
         </w:rPr>
-        <w:t xml:space="preserve">23</w:t>
+        <w:t xml:space="preserve">30</w:t>
       </w:r>
       <w:r>
         <w:t xml:space="preserve"> </w:t>
@@ -2986,7 +3187,7 @@
         <w:rPr>
           <w:vertAlign w:val="superscript"/>
         </w:rPr>
-        <w:t xml:space="preserve">24</w:t>
+        <w:t xml:space="preserve">31</w:t>
       </w:r>
       <w:r>
         <w:t xml:space="preserve"> </w:t>
@@ -3028,7 +3229,7 @@
         <w:rPr>
           <w:vertAlign w:val="superscript"/>
         </w:rPr>
-        <w:t xml:space="preserve">25</w:t>
+        <w:t xml:space="preserve">32</w:t>
       </w:r>
       <w:r>
         <w:t xml:space="preserve"> </w:t>
@@ -3337,11 +3538,11 @@
         <w:pStyle w:val="FirstParagraph"/>
       </w:pPr>
       <w:r>
-        <w:t xml:space="preserve">During the preparation of this manuscript, the authors made use of large language model (LLM)-based artificial intelligence tools to assist with several aspects of the writing and research process, including literature searches, restructuring and improving sentences, and generating code for data analysis. All AI-generated content and code was critically reviewed, verified, and edited by the authors, and full responsibility for the accuracy and integrity of the work rests with the authors alone.</w:t>
+        <w:t xml:space="preserve">During the preparation of this manuscript, the authors made use of large language model (LLM)-based artificial intelligence tools to assist with literature searches, restructuring and improving sentences, and generating code for data analysis. All AI-generated content and code was critically reviewed, verified, and edited by the authors, and full responsibility for the accuracy and integrity of the work rests with the authors alone.</w:t>
       </w:r>
     </w:p>
     <w:bookmarkEnd w:id="55"/>
-    <w:bookmarkStart w:id="106" w:name="references"/>
+    <w:bookmarkStart w:id="120" w:name="references"/>
     <w:p>
       <w:pPr>
         <w:pStyle w:val="Heading1"/>
@@ -3350,7 +3551,7 @@
         <w:t xml:space="preserve">References</w:t>
       </w:r>
     </w:p>
-    <w:bookmarkStart w:id="105" w:name="refs"/>
+    <w:bookmarkStart w:id="119" w:name="refs"/>
     <w:bookmarkStart w:id="57" w:name="ref-altschulBasicLocalAlignment1990"/>
     <w:p>
       <w:pPr>
@@ -4680,7 +4881,7 @@
       </w:r>
     </w:p>
     <w:bookmarkEnd w:id="94"/>
-    <w:bookmarkStart w:id="96" w:name="ref-terzianPHROGFamiliesProkaryotic2021"/>
+    <w:bookmarkStart w:id="96" w:name="X144cb3b53945b1c791eb4f275f564a181dbcee5"/>
     <w:p>
       <w:pPr>
         <w:pStyle w:val="Bibliography"/>
@@ -4695,7 +4896,7 @@
         <w:t xml:space="preserve">	</w:t>
       </w:r>
       <w:r>
-        <w:t xml:space="preserve">Terzian, P.</w:t>
+        <w:t xml:space="preserve">Pan, Y.-F.</w:t>
       </w:r>
       <w:r>
         <w:t xml:space="preserve"> </w:t>
@@ -4708,24 +4909,91 @@
         <w:t xml:space="preserve">et al.</w:t>
       </w:r>
       <w:r>
-        <w:t xml:space="preserve"> </w:t>
+        <w:t xml:space="preserve"> Predicting the</w:t>
+      </w:r>
+      <w:r>
+        <w:t xml:space="preserve"> </w:t>
+      </w:r>
+      <w:r>
+        <w:t xml:space="preserve">Evolutionary</w:t>
+      </w:r>
+      <w:r>
+        <w:t xml:space="preserve"> </w:t>
+      </w:r>
+      <w:r>
+        <w:t xml:space="preserve">and</w:t>
+      </w:r>
+      <w:r>
+        <w:t xml:space="preserve"> </w:t>
+      </w:r>
+      <w:r>
+        <w:t xml:space="preserve">Functional Landscapes</w:t>
+      </w:r>
+      <w:r>
+        <w:t xml:space="preserve"> </w:t>
+      </w:r>
+      <w:r>
+        <w:t xml:space="preserve">of</w:t>
+      </w:r>
+      <w:r>
+        <w:t xml:space="preserve"> </w:t>
+      </w:r>
+      <w:r>
+        <w:t xml:space="preserve">Viruses</w:t>
+      </w:r>
+      <w:r>
+        <w:t xml:space="preserve"> </w:t>
+      </w:r>
+      <w:r>
+        <w:t xml:space="preserve">with a</w:t>
+      </w:r>
+      <w:r>
+        <w:t xml:space="preserve"> </w:t>
+      </w:r>
+      <w:r>
+        <w:t xml:space="preserve">Unified Nucleotide-Protein Language Model</w:t>
+      </w:r>
+      <w:r>
+        <w:t xml:space="preserve">:</w:t>
+      </w:r>
+      <w:r>
+        <w:t xml:space="preserve"> </w:t>
+      </w:r>
+      <w:r>
+        <w:t xml:space="preserve">LucaVirus</w:t>
+      </w:r>
+      <w:r>
+        <w:t xml:space="preserve">. 2025.06.14.659722 (2026) doi:</w:t>
       </w:r>
       <w:hyperlink r:id="rId95">
         <w:r>
           <w:rPr>
             <w:rStyle w:val="Hyperlink"/>
           </w:rPr>
-          <w:t xml:space="preserve">PHROG</w:t>
-        </w:r>
-        <w:r>
-          <w:rPr>
-            <w:rStyle w:val="Hyperlink"/>
-          </w:rPr>
-          <w:t xml:space="preserve">: Families of prokaryotic virus proteins clustered using remote homology</w:t>
+          <w:t xml:space="preserve">10.1101/2025.06.14.659722</w:t>
         </w:r>
       </w:hyperlink>
       <w:r>
         <w:t xml:space="preserve">.</w:t>
+      </w:r>
+    </w:p>
+    <w:bookmarkEnd w:id="96"/>
+    <w:bookmarkStart w:id="98" w:name="ref-varadiAlphaFoldProteinStructure2024"/>
+    <w:p>
+      <w:pPr>
+        <w:pStyle w:val="Bibliography"/>
+      </w:pPr>
+      <w:r>
+        <w:t xml:space="preserve">22.</w:t>
+      </w:r>
+      <w:r>
+        <w:t xml:space="preserve"> </w:t>
+      </w:r>
+      <w:r>
+        <w:t xml:space="preserve">	</w:t>
+      </w:r>
+      <w:r>
+        <w:t xml:space="preserve">Varadi, M.</w:t>
       </w:r>
       <w:r>
         <w:t xml:space="preserve"> </w:t>
@@ -4735,7 +5003,43 @@
           <w:i/>
           <w:iCs/>
         </w:rPr>
-        <w:t xml:space="preserve">NAR Genomics and Bioinformatics</w:t>
+        <w:t xml:space="preserve">et al.</w:t>
+      </w:r>
+      <w:r>
+        <w:t xml:space="preserve"> </w:t>
+      </w:r>
+      <w:hyperlink r:id="rId97">
+        <w:r>
+          <w:rPr>
+            <w:rStyle w:val="Hyperlink"/>
+          </w:rPr>
+          <w:t xml:space="preserve">AlphaFold Protein Structure Database</w:t>
+        </w:r>
+        <w:r>
+          <w:rPr>
+            <w:rStyle w:val="Hyperlink"/>
+          </w:rPr>
+          <w:t xml:space="preserve"> </w:t>
+        </w:r>
+        <w:r>
+          <w:rPr>
+            <w:rStyle w:val="Hyperlink"/>
+          </w:rPr>
+          <w:t xml:space="preserve">in 2024: Providing structure coverage for over 214 million protein sequences</w:t>
+        </w:r>
+      </w:hyperlink>
+      <w:r>
+        <w:t xml:space="preserve">.</w:t>
+      </w:r>
+      <w:r>
+        <w:t xml:space="preserve"> </w:t>
+      </w:r>
+      <w:r>
+        <w:rPr>
+          <w:i/>
+          <w:iCs/>
+        </w:rPr>
+        <w:t xml:space="preserve">Nucleic Acids Research</w:t>
       </w:r>
       <w:r>
         <w:t xml:space="preserve"> </w:t>
@@ -4745,20 +5049,20 @@
           <w:b/>
           <w:bCs/>
         </w:rPr>
-        <w:t xml:space="preserve">3</w:t>
-      </w:r>
-      <w:r>
-        <w:t xml:space="preserve">, lqab067 (2021).</w:t>
-      </w:r>
-    </w:p>
-    <w:bookmarkEnd w:id="96"/>
-    <w:bookmarkStart w:id="98" w:name="ref-boulayEmpathiEmbeddingbasedPhage2025"/>
+        <w:t xml:space="preserve">52</w:t>
+      </w:r>
+      <w:r>
+        <w:t xml:space="preserve">, D368–D375 (2024).</w:t>
+      </w:r>
+    </w:p>
+    <w:bookmarkEnd w:id="98"/>
+    <w:bookmarkStart w:id="100" w:name="ref-sawhneyFinetuningProteinLanguage2025"/>
     <w:p>
       <w:pPr>
         <w:pStyle w:val="Bibliography"/>
       </w:pPr>
       <w:r>
-        <w:t xml:space="preserve">22.</w:t>
+        <w:t xml:space="preserve">23.</w:t>
       </w:r>
       <w:r>
         <w:t xml:space="preserve"> </w:t>
@@ -4767,21 +5071,7 @@
         <w:t xml:space="preserve">	</w:t>
       </w:r>
       <w:r>
-        <w:t xml:space="preserve">Boulay, A., Leprince, A., Enault, F., Rousseau, E. &amp; Galiez, C.</w:t>
-      </w:r>
-      <w:r>
-        <w:t xml:space="preserve"> </w:t>
-      </w:r>
-      <w:hyperlink r:id="rId97">
-        <w:r>
-          <w:rPr>
-            <w:rStyle w:val="Hyperlink"/>
-          </w:rPr>
-          <w:t xml:space="preserve">Empathi: Embedding-based phage protein annotation tool by hierarchical assignment</w:t>
-        </w:r>
-      </w:hyperlink>
-      <w:r>
-        <w:t xml:space="preserve">.</w:t>
+        <w:t xml:space="preserve">Sawhney, R.</w:t>
       </w:r>
       <w:r>
         <w:t xml:space="preserve"> </w:t>
@@ -4791,7 +5081,31 @@
           <w:i/>
           <w:iCs/>
         </w:rPr>
-        <w:t xml:space="preserve">Nature Communications</w:t>
+        <w:t xml:space="preserve">et al.</w:t>
+      </w:r>
+      <w:r>
+        <w:t xml:space="preserve"> </w:t>
+      </w:r>
+      <w:hyperlink r:id="rId99">
+        <w:r>
+          <w:rPr>
+            <w:rStyle w:val="Hyperlink"/>
+          </w:rPr>
+          <w:t xml:space="preserve">Fine-tuning protein language models unlocks the potential of underrepresented viral proteomes</w:t>
+        </w:r>
+      </w:hyperlink>
+      <w:r>
+        <w:t xml:space="preserve">.</w:t>
+      </w:r>
+      <w:r>
+        <w:t xml:space="preserve"> </w:t>
+      </w:r>
+      <w:r>
+        <w:rPr>
+          <w:i/>
+          <w:iCs/>
+        </w:rPr>
+        <w:t xml:space="preserve">PeerJ</w:t>
       </w:r>
       <w:r>
         <w:t xml:space="preserve"> </w:t>
@@ -4801,20 +5115,20 @@
           <w:b/>
           <w:bCs/>
         </w:rPr>
-        <w:t xml:space="preserve">16</w:t>
-      </w:r>
-      <w:r>
-        <w:t xml:space="preserve">, 9114 (2025).</w:t>
-      </w:r>
-    </w:p>
-    <w:bookmarkEnd w:id="98"/>
-    <w:bookmarkStart w:id="100" w:name="Xa956458ae3e05b5069e24cca7d937b4d5bcb564"/>
+        <w:t xml:space="preserve">13</w:t>
+      </w:r>
+      <w:r>
+        <w:t xml:space="preserve">, e19919 (2025).</w:t>
+      </w:r>
+    </w:p>
+    <w:bookmarkEnd w:id="100"/>
+    <w:bookmarkStart w:id="102" w:name="ref-vieiraIntrinsicDatasetFeatures2026"/>
     <w:p>
       <w:pPr>
         <w:pStyle w:val="Bibliography"/>
       </w:pPr>
       <w:r>
-        <w:t xml:space="preserve">23.</w:t>
+        <w:t xml:space="preserve">24.</w:t>
       </w:r>
       <w:r>
         <w:t xml:space="preserve"> </w:t>
@@ -4823,33 +5137,37 @@
         <w:t xml:space="preserve">	</w:t>
       </w:r>
       <w:r>
-        <w:t xml:space="preserve">Buchfink, B., Reuter, K. &amp; Drost, H.-G.</w:t>
-      </w:r>
-      <w:r>
-        <w:t xml:space="preserve"> </w:t>
-      </w:r>
-      <w:hyperlink r:id="rId99">
-        <w:r>
-          <w:rPr>
-            <w:rStyle w:val="Hyperlink"/>
-          </w:rPr>
-          <w:t xml:space="preserve">Sensitive protein alignments at tree-of-life scale using</w:t>
-        </w:r>
-        <w:r>
-          <w:rPr>
-            <w:rStyle w:val="Hyperlink"/>
-          </w:rPr>
-          <w:t xml:space="preserve"> </w:t>
-        </w:r>
-        <w:r>
-          <w:rPr>
-            <w:rStyle w:val="Hyperlink"/>
-          </w:rPr>
-          <w:t xml:space="preserve">DIAMOND</w:t>
+        <w:t xml:space="preserve">Vieira, L. C., Lin, S. &amp; Wilke, C. O. Intrinsic dataset features drive mutational effect prediction by protein language models. 2026.03.08.710389 (2026) doi:</w:t>
+      </w:r>
+      <w:hyperlink r:id="rId101">
+        <w:r>
+          <w:rPr>
+            <w:rStyle w:val="Hyperlink"/>
+          </w:rPr>
+          <w:t xml:space="preserve">10.64898/2026.03.08.710389</w:t>
         </w:r>
       </w:hyperlink>
       <w:r>
         <w:t xml:space="preserve">.</w:t>
+      </w:r>
+    </w:p>
+    <w:bookmarkEnd w:id="102"/>
+    <w:bookmarkStart w:id="104" w:name="X1aef19b462a9cfa1e2885facb0252937c10a33f"/>
+    <w:p>
+      <w:pPr>
+        <w:pStyle w:val="Bibliography"/>
+      </w:pPr>
+      <w:r>
+        <w:t xml:space="preserve">25.</w:t>
+      </w:r>
+      <w:r>
+        <w:t xml:space="preserve"> </w:t>
+      </w:r>
+      <w:r>
+        <w:t xml:space="preserve">	</w:t>
+      </w:r>
+      <w:r>
+        <w:t xml:space="preserve">Talbot-Cooper, C.</w:t>
       </w:r>
       <w:r>
         <w:t xml:space="preserve"> </w:t>
@@ -4859,7 +5177,55 @@
           <w:i/>
           <w:iCs/>
         </w:rPr>
-        <w:t xml:space="preserve">Nature Methods</w:t>
+        <w:t xml:space="preserve">et al.</w:t>
+      </w:r>
+      <w:r>
+        <w:t xml:space="preserve"> </w:t>
+      </w:r>
+      <w:hyperlink r:id="rId103">
+        <w:r>
+          <w:rPr>
+            <w:rStyle w:val="Hyperlink"/>
+          </w:rPr>
+          <w:t xml:space="preserve">Poxviruses and paramyxoviruses use a conserved mechanism of</w:t>
+        </w:r>
+        <w:r>
+          <w:rPr>
+            <w:rStyle w:val="Hyperlink"/>
+          </w:rPr>
+          <w:t xml:space="preserve"> </w:t>
+        </w:r>
+        <w:r>
+          <w:rPr>
+            <w:rStyle w:val="Hyperlink"/>
+          </w:rPr>
+          <w:t xml:space="preserve">STAT1</w:t>
+        </w:r>
+        <w:r>
+          <w:rPr>
+            <w:rStyle w:val="Hyperlink"/>
+          </w:rPr>
+          <w:t xml:space="preserve"> </w:t>
+        </w:r>
+        <w:r>
+          <w:rPr>
+            <w:rStyle w:val="Hyperlink"/>
+          </w:rPr>
+          <w:t xml:space="preserve">antagonism to inhibit interferon signaling</w:t>
+        </w:r>
+      </w:hyperlink>
+      <w:r>
+        <w:t xml:space="preserve">.</w:t>
+      </w:r>
+      <w:r>
+        <w:t xml:space="preserve"> </w:t>
+      </w:r>
+      <w:r>
+        <w:rPr>
+          <w:i/>
+          <w:iCs/>
+        </w:rPr>
+        <w:t xml:space="preserve">Cell Host &amp; Microbe</w:t>
       </w:r>
       <w:r>
         <w:t xml:space="preserve"> </w:t>
@@ -4869,20 +5235,20 @@
           <w:b/>
           <w:bCs/>
         </w:rPr>
-        <w:t xml:space="preserve">18</w:t>
-      </w:r>
-      <w:r>
-        <w:t xml:space="preserve">, 366–368 (2021).</w:t>
-      </w:r>
-    </w:p>
-    <w:bookmarkEnd w:id="100"/>
-    <w:bookmarkStart w:id="102" w:name="ref-mirditaColabFoldMakingProtein2022"/>
+        <w:t xml:space="preserve">30</w:t>
+      </w:r>
+      <w:r>
+        <w:t xml:space="preserve">, 357–372.e11 (2022).</w:t>
+      </w:r>
+    </w:p>
+    <w:bookmarkEnd w:id="104"/>
+    <w:bookmarkStart w:id="106" w:name="ref-cotmoreICTVVirusTaxonomy2019"/>
     <w:p>
       <w:pPr>
         <w:pStyle w:val="Bibliography"/>
       </w:pPr>
       <w:r>
-        <w:t xml:space="preserve">24.</w:t>
+        <w:t xml:space="preserve">26.</w:t>
       </w:r>
       <w:r>
         <w:t xml:space="preserve"> </w:t>
@@ -4891,7 +5257,7 @@
         <w:t xml:space="preserve">	</w:t>
       </w:r>
       <w:r>
-        <w:t xml:space="preserve">Mirdita, M.</w:t>
+        <w:t xml:space="preserve">Cotmore, S. F.</w:t>
       </w:r>
       <w:r>
         <w:t xml:space="preserve"> </w:t>
@@ -4906,18 +5272,30 @@
       <w:r>
         <w:t xml:space="preserve"> </w:t>
       </w:r>
-      <w:hyperlink r:id="rId101">
-        <w:r>
-          <w:rPr>
-            <w:rStyle w:val="Hyperlink"/>
-          </w:rPr>
-          <w:t xml:space="preserve">ColabFold</w:t>
-        </w:r>
-        <w:r>
-          <w:rPr>
-            <w:rStyle w:val="Hyperlink"/>
-          </w:rPr>
-          <w:t xml:space="preserve">: Making protein folding accessible to all</w:t>
+      <w:hyperlink r:id="rId105">
+        <w:r>
+          <w:rPr>
+            <w:rStyle w:val="Hyperlink"/>
+          </w:rPr>
+          <w:t xml:space="preserve">ICTV Virus Taxonomy Profile</w:t>
+        </w:r>
+        <w:r>
+          <w:rPr>
+            <w:rStyle w:val="Hyperlink"/>
+          </w:rPr>
+          <w:t xml:space="preserve">:</w:t>
+        </w:r>
+        <w:r>
+          <w:rPr>
+            <w:rStyle w:val="Hyperlink"/>
+          </w:rPr>
+          <w:t xml:space="preserve"> </w:t>
+        </w:r>
+        <w:r>
+          <w:rPr>
+            <w:rStyle w:val="Hyperlink"/>
+          </w:rPr>
+          <w:t xml:space="preserve">Parvoviridae</w:t>
         </w:r>
       </w:hyperlink>
       <w:r>
@@ -4931,7 +5309,7 @@
           <w:i/>
           <w:iCs/>
         </w:rPr>
-        <w:t xml:space="preserve">Nature Methods</w:t>
+        <w:t xml:space="preserve">Journal of General Virology</w:t>
       </w:r>
       <w:r>
         <w:t xml:space="preserve"> </w:t>
@@ -4941,20 +5319,20 @@
           <w:b/>
           <w:bCs/>
         </w:rPr>
-        <w:t xml:space="preserve">19</w:t>
-      </w:r>
-      <w:r>
-        <w:t xml:space="preserve">, 679–682 (2022).</w:t>
-      </w:r>
-    </w:p>
-    <w:bookmarkEnd w:id="102"/>
-    <w:bookmarkStart w:id="104" w:name="X970de467fd5d06c167b475b1295fef72fd3ada6"/>
+        <w:t xml:space="preserve">100</w:t>
+      </w:r>
+      <w:r>
+        <w:t xml:space="preserve">, 367–368 (2019).</w:t>
+      </w:r>
+    </w:p>
+    <w:bookmarkEnd w:id="106"/>
+    <w:bookmarkStart w:id="108" w:name="ref-matthijnssensICTVVirusTaxonomy2022"/>
     <w:p>
       <w:pPr>
         <w:pStyle w:val="Bibliography"/>
       </w:pPr>
       <w:r>
-        <w:t xml:space="preserve">25.</w:t>
+        <w:t xml:space="preserve">27.</w:t>
       </w:r>
       <w:r>
         <w:t xml:space="preserve"> </w:t>
@@ -4963,7 +5341,7 @@
         <w:t xml:space="preserve">	</w:t>
       </w:r>
       <w:r>
-        <w:t xml:space="preserve">Mutz, P.</w:t>
+        <w:t xml:space="preserve">Matthijnssens, J.</w:t>
       </w:r>
       <w:r>
         <w:t xml:space="preserve"> </w:t>
@@ -4978,12 +5356,18 @@
       <w:r>
         <w:t xml:space="preserve"> </w:t>
       </w:r>
-      <w:hyperlink r:id="rId103">
-        <w:r>
-          <w:rPr>
-            <w:rStyle w:val="Hyperlink"/>
-          </w:rPr>
-          <w:t xml:space="preserve">The protein structurome of</w:t>
+      <w:hyperlink r:id="rId107">
+        <w:r>
+          <w:rPr>
+            <w:rStyle w:val="Hyperlink"/>
+          </w:rPr>
+          <w:t xml:space="preserve">ICTV Virus Taxonomy Profile</w:t>
+        </w:r>
+        <w:r>
+          <w:rPr>
+            <w:rStyle w:val="Hyperlink"/>
+          </w:rPr>
+          <w:t xml:space="preserve">:</w:t>
         </w:r>
         <w:r>
           <w:rPr>
@@ -4995,7 +5379,7 @@
           <w:rPr>
             <w:rStyle w:val="Hyperlink"/>
           </w:rPr>
-          <w:t xml:space="preserve">Orthornavirae</w:t>
+          <w:t xml:space="preserve">Sedoreoviridae</w:t>
         </w:r>
         <w:r>
           <w:rPr>
@@ -5007,7 +5391,7 @@
           <w:rPr>
             <w:rStyle w:val="Hyperlink"/>
           </w:rPr>
-          <w:t xml:space="preserve">and its dark matter</w:t>
+          <w:t xml:space="preserve">2022</w:t>
         </w:r>
       </w:hyperlink>
       <w:r>
@@ -5021,7 +5405,7 @@
           <w:i/>
           <w:iCs/>
         </w:rPr>
-        <w:t xml:space="preserve">mBio</w:t>
+        <w:t xml:space="preserve">Journal of General Virology</w:t>
       </w:r>
       <w:r>
         <w:t xml:space="preserve"> </w:t>
@@ -5031,21 +5415,379 @@
           <w:b/>
           <w:bCs/>
         </w:rPr>
+        <w:t xml:space="preserve">103</w:t>
+      </w:r>
+      <w:r>
+        <w:t xml:space="preserve">, 001782 (2022).</w:t>
+      </w:r>
+    </w:p>
+    <w:bookmarkEnd w:id="108"/>
+    <w:bookmarkStart w:id="110" w:name="ref-terzianPHROGFamiliesProkaryotic2021"/>
+    <w:p>
+      <w:pPr>
+        <w:pStyle w:val="Bibliography"/>
+      </w:pPr>
+      <w:r>
+        <w:t xml:space="preserve">28.</w:t>
+      </w:r>
+      <w:r>
+        <w:t xml:space="preserve"> </w:t>
+      </w:r>
+      <w:r>
+        <w:t xml:space="preserve">	</w:t>
+      </w:r>
+      <w:r>
+        <w:t xml:space="preserve">Terzian, P.</w:t>
+      </w:r>
+      <w:r>
+        <w:t xml:space="preserve"> </w:t>
+      </w:r>
+      <w:r>
+        <w:rPr>
+          <w:i/>
+          <w:iCs/>
+        </w:rPr>
+        <w:t xml:space="preserve">et al.</w:t>
+      </w:r>
+      <w:r>
+        <w:t xml:space="preserve"> </w:t>
+      </w:r>
+      <w:hyperlink r:id="rId109">
+        <w:r>
+          <w:rPr>
+            <w:rStyle w:val="Hyperlink"/>
+          </w:rPr>
+          <w:t xml:space="preserve">PHROG</w:t>
+        </w:r>
+        <w:r>
+          <w:rPr>
+            <w:rStyle w:val="Hyperlink"/>
+          </w:rPr>
+          <w:t xml:space="preserve">: Families of prokaryotic virus proteins clustered using remote homology</w:t>
+        </w:r>
+      </w:hyperlink>
+      <w:r>
+        <w:t xml:space="preserve">.</w:t>
+      </w:r>
+      <w:r>
+        <w:t xml:space="preserve"> </w:t>
+      </w:r>
+      <w:r>
+        <w:rPr>
+          <w:i/>
+          <w:iCs/>
+        </w:rPr>
+        <w:t xml:space="preserve">NAR Genomics and Bioinformatics</w:t>
+      </w:r>
+      <w:r>
+        <w:t xml:space="preserve"> </w:t>
+      </w:r>
+      <w:r>
+        <w:rPr>
+          <w:b/>
+          <w:bCs/>
+        </w:rPr>
+        <w:t xml:space="preserve">3</w:t>
+      </w:r>
+      <w:r>
+        <w:t xml:space="preserve">, lqab067 (2021).</w:t>
+      </w:r>
+    </w:p>
+    <w:bookmarkEnd w:id="110"/>
+    <w:bookmarkStart w:id="112" w:name="ref-boulayEmpathiEmbeddingbasedPhage2025"/>
+    <w:p>
+      <w:pPr>
+        <w:pStyle w:val="Bibliography"/>
+      </w:pPr>
+      <w:r>
+        <w:t xml:space="preserve">29.</w:t>
+      </w:r>
+      <w:r>
+        <w:t xml:space="preserve"> </w:t>
+      </w:r>
+      <w:r>
+        <w:t xml:space="preserve">	</w:t>
+      </w:r>
+      <w:r>
+        <w:t xml:space="preserve">Boulay, A., Leprince, A., Enault, F., Rousseau, E. &amp; Galiez, C.</w:t>
+      </w:r>
+      <w:r>
+        <w:t xml:space="preserve"> </w:t>
+      </w:r>
+      <w:hyperlink r:id="rId111">
+        <w:r>
+          <w:rPr>
+            <w:rStyle w:val="Hyperlink"/>
+          </w:rPr>
+          <w:t xml:space="preserve">Empathi: Embedding-based phage protein annotation tool by hierarchical assignment</w:t>
+        </w:r>
+      </w:hyperlink>
+      <w:r>
+        <w:t xml:space="preserve">.</w:t>
+      </w:r>
+      <w:r>
+        <w:t xml:space="preserve"> </w:t>
+      </w:r>
+      <w:r>
+        <w:rPr>
+          <w:i/>
+          <w:iCs/>
+        </w:rPr>
+        <w:t xml:space="preserve">Nature Communications</w:t>
+      </w:r>
+      <w:r>
+        <w:t xml:space="preserve"> </w:t>
+      </w:r>
+      <w:r>
+        <w:rPr>
+          <w:b/>
+          <w:bCs/>
+        </w:rPr>
         <w:t xml:space="preserve">16</w:t>
       </w:r>
       <w:r>
+        <w:t xml:space="preserve">, 9114 (2025).</w:t>
+      </w:r>
+    </w:p>
+    <w:bookmarkEnd w:id="112"/>
+    <w:bookmarkStart w:id="114" w:name="Xa956458ae3e05b5069e24cca7d937b4d5bcb564"/>
+    <w:p>
+      <w:pPr>
+        <w:pStyle w:val="Bibliography"/>
+      </w:pPr>
+      <w:r>
+        <w:t xml:space="preserve">30.</w:t>
+      </w:r>
+      <w:r>
+        <w:t xml:space="preserve"> </w:t>
+      </w:r>
+      <w:r>
+        <w:t xml:space="preserve">	</w:t>
+      </w:r>
+      <w:r>
+        <w:t xml:space="preserve">Buchfink, B., Reuter, K. &amp; Drost, H.-G.</w:t>
+      </w:r>
+      <w:r>
+        <w:t xml:space="preserve"> </w:t>
+      </w:r>
+      <w:hyperlink r:id="rId113">
+        <w:r>
+          <w:rPr>
+            <w:rStyle w:val="Hyperlink"/>
+          </w:rPr>
+          <w:t xml:space="preserve">Sensitive protein alignments at tree-of-life scale using</w:t>
+        </w:r>
+        <w:r>
+          <w:rPr>
+            <w:rStyle w:val="Hyperlink"/>
+          </w:rPr>
+          <w:t xml:space="preserve"> </w:t>
+        </w:r>
+        <w:r>
+          <w:rPr>
+            <w:rStyle w:val="Hyperlink"/>
+          </w:rPr>
+          <w:t xml:space="preserve">DIAMOND</w:t>
+        </w:r>
+      </w:hyperlink>
+      <w:r>
+        <w:t xml:space="preserve">.</w:t>
+      </w:r>
+      <w:r>
+        <w:t xml:space="preserve"> </w:t>
+      </w:r>
+      <w:r>
+        <w:rPr>
+          <w:i/>
+          <w:iCs/>
+        </w:rPr>
+        <w:t xml:space="preserve">Nature Methods</w:t>
+      </w:r>
+      <w:r>
+        <w:t xml:space="preserve"> </w:t>
+      </w:r>
+      <w:r>
+        <w:rPr>
+          <w:b/>
+          <w:bCs/>
+        </w:rPr>
+        <w:t xml:space="preserve">18</w:t>
+      </w:r>
+      <w:r>
+        <w:t xml:space="preserve">, 366–368 (2021).</w:t>
+      </w:r>
+    </w:p>
+    <w:bookmarkEnd w:id="114"/>
+    <w:bookmarkStart w:id="116" w:name="ref-mirditaColabFoldMakingProtein2022"/>
+    <w:p>
+      <w:pPr>
+        <w:pStyle w:val="Bibliography"/>
+      </w:pPr>
+      <w:r>
+        <w:t xml:space="preserve">31.</w:t>
+      </w:r>
+      <w:r>
+        <w:t xml:space="preserve"> </w:t>
+      </w:r>
+      <w:r>
+        <w:t xml:space="preserve">	</w:t>
+      </w:r>
+      <w:r>
+        <w:t xml:space="preserve">Mirdita, M.</w:t>
+      </w:r>
+      <w:r>
+        <w:t xml:space="preserve"> </w:t>
+      </w:r>
+      <w:r>
+        <w:rPr>
+          <w:i/>
+          <w:iCs/>
+        </w:rPr>
+        <w:t xml:space="preserve">et al.</w:t>
+      </w:r>
+      <w:r>
+        <w:t xml:space="preserve"> </w:t>
+      </w:r>
+      <w:hyperlink r:id="rId115">
+        <w:r>
+          <w:rPr>
+            <w:rStyle w:val="Hyperlink"/>
+          </w:rPr>
+          <w:t xml:space="preserve">ColabFold</w:t>
+        </w:r>
+        <w:r>
+          <w:rPr>
+            <w:rStyle w:val="Hyperlink"/>
+          </w:rPr>
+          <w:t xml:space="preserve">: Making protein folding accessible to all</w:t>
+        </w:r>
+      </w:hyperlink>
+      <w:r>
+        <w:t xml:space="preserve">.</w:t>
+      </w:r>
+      <w:r>
+        <w:t xml:space="preserve"> </w:t>
+      </w:r>
+      <w:r>
+        <w:rPr>
+          <w:i/>
+          <w:iCs/>
+        </w:rPr>
+        <w:t xml:space="preserve">Nature Methods</w:t>
+      </w:r>
+      <w:r>
+        <w:t xml:space="preserve"> </w:t>
+      </w:r>
+      <w:r>
+        <w:rPr>
+          <w:b/>
+          <w:bCs/>
+        </w:rPr>
+        <w:t xml:space="preserve">19</w:t>
+      </w:r>
+      <w:r>
+        <w:t xml:space="preserve">, 679–682 (2022).</w:t>
+      </w:r>
+    </w:p>
+    <w:bookmarkEnd w:id="116"/>
+    <w:bookmarkStart w:id="118" w:name="X970de467fd5d06c167b475b1295fef72fd3ada6"/>
+    <w:p>
+      <w:pPr>
+        <w:pStyle w:val="Bibliography"/>
+      </w:pPr>
+      <w:r>
+        <w:t xml:space="preserve">32.</w:t>
+      </w:r>
+      <w:r>
+        <w:t xml:space="preserve"> </w:t>
+      </w:r>
+      <w:r>
+        <w:t xml:space="preserve">	</w:t>
+      </w:r>
+      <w:r>
+        <w:t xml:space="preserve">Mutz, P.</w:t>
+      </w:r>
+      <w:r>
+        <w:t xml:space="preserve"> </w:t>
+      </w:r>
+      <w:r>
+        <w:rPr>
+          <w:i/>
+          <w:iCs/>
+        </w:rPr>
+        <w:t xml:space="preserve">et al.</w:t>
+      </w:r>
+      <w:r>
+        <w:t xml:space="preserve"> </w:t>
+      </w:r>
+      <w:hyperlink r:id="rId117">
+        <w:r>
+          <w:rPr>
+            <w:rStyle w:val="Hyperlink"/>
+          </w:rPr>
+          <w:t xml:space="preserve">The protein structurome of</w:t>
+        </w:r>
+        <w:r>
+          <w:rPr>
+            <w:rStyle w:val="Hyperlink"/>
+          </w:rPr>
+          <w:t xml:space="preserve"> </w:t>
+        </w:r>
+        <w:r>
+          <w:rPr>
+            <w:rStyle w:val="Hyperlink"/>
+          </w:rPr>
+          <w:t xml:space="preserve">Orthornavirae</w:t>
+        </w:r>
+        <w:r>
+          <w:rPr>
+            <w:rStyle w:val="Hyperlink"/>
+          </w:rPr>
+          <w:t xml:space="preserve"> </w:t>
+        </w:r>
+        <w:r>
+          <w:rPr>
+            <w:rStyle w:val="Hyperlink"/>
+          </w:rPr>
+          <w:t xml:space="preserve">and its dark matter</w:t>
+        </w:r>
+      </w:hyperlink>
+      <w:r>
+        <w:t xml:space="preserve">.</w:t>
+      </w:r>
+      <w:r>
+        <w:t xml:space="preserve"> </w:t>
+      </w:r>
+      <w:r>
+        <w:rPr>
+          <w:i/>
+          <w:iCs/>
+        </w:rPr>
+        <w:t xml:space="preserve">mBio</w:t>
+      </w:r>
+      <w:r>
+        <w:t xml:space="preserve"> </w:t>
+      </w:r>
+      <w:r>
+        <w:rPr>
+          <w:b/>
+          <w:bCs/>
+        </w:rPr>
+        <w:t xml:space="preserve">16</w:t>
+      </w:r>
+      <w:r>
         <w:t xml:space="preserve">, e03200–24 (2024).</w:t>
       </w:r>
     </w:p>
-    <w:bookmarkEnd w:id="104"/>
-    <w:bookmarkEnd w:id="105"/>
+    <w:bookmarkEnd w:id="118"/>
+    <w:bookmarkEnd w:id="119"/>
     <w:p>
       <w:r>
         <w:br w:type="page"/>
       </w:r>
     </w:p>
-    <w:bookmarkEnd w:id="106"/>
-    <w:bookmarkStart w:id="131" w:name="supplementary-figures"/>
+    <w:bookmarkEnd w:id="120"/>
+    <w:bookmarkStart w:id="149" w:name="supplementary-figures"/>
     <w:p>
       <w:pPr>
         <w:pStyle w:val="Heading1"/>
@@ -5067,7 +5809,7 @@
       <w:tr>
         <w:tc>
           <w:tcPr/>
-          <w:bookmarkStart w:id="110" w:name="suppfig-kingdom"/>
+          <w:bookmarkStart w:id="124" w:name="suppfig-kingdom"/>
           <w:p>
             <w:pPr>
               <w:pStyle w:val="Compact"/>
@@ -5078,18 +5820,18 @@
                 <wp:inline>
                   <wp:extent cx="3657600" cy="2743200"/>
                   <wp:effectExtent b="0" l="0" r="0" t="0"/>
-                  <wp:docPr descr="" title="" id="108" name="Picture"/>
+                  <wp:docPr descr="" title="" id="122" name="Picture"/>
                   <a:graphic>
                     <a:graphicData uri="http://schemas.openxmlformats.org/drawingml/2006/picture">
                       <pic:pic>
                         <pic:nvPicPr>
-                          <pic:cNvPr descr="../figures/data_info/kingdom_distribution.pdf" id="109" name="Picture"/>
+                          <pic:cNvPr descr="../figures/data_info/kingdom_distribution.pdf" id="123" name="Picture"/>
                           <pic:cNvPicPr>
                             <a:picLocks noChangeArrowheads="1" noChangeAspect="1"/>
                           </pic:cNvPicPr>
                         </pic:nvPicPr>
                         <pic:blipFill>
-                          <a:blip r:embed="rId107"/>
+                          <a:blip r:embed="rId121"/>
                           <a:stretch>
                             <a:fillRect/>
                           </a:stretch>
@@ -5129,7 +5871,7 @@
               <w:t xml:space="preserve">Supplementary Figure 1: The distribution of the number of genomes from the different viral Kingdoms in the test set.</w:t>
             </w:r>
           </w:p>
-          <w:bookmarkEnd w:id="110"/>
+          <w:bookmarkEnd w:id="124"/>
         </w:tc>
       </w:tr>
     </w:tbl>
@@ -5154,7 +5896,7 @@
       <w:tr>
         <w:tc>
           <w:tcPr/>
-          <w:bookmarkStart w:id="114" w:name="suppfig-query-vs-evalue"/>
+          <w:bookmarkStart w:id="128" w:name="suppfig-query-vs-evalue"/>
           <w:p>
             <w:pPr>
               <w:pStyle w:val="Compact"/>
@@ -5165,18 +5907,18 @@
                 <wp:inline>
                   <wp:extent cx="5486400" cy="3657600"/>
                   <wp:effectExtent b="0" l="0" r="0" t="0"/>
-                  <wp:docPr descr="" title="" id="112" name="Picture"/>
+                  <wp:docPr descr="" title="" id="126" name="Picture"/>
                   <a:graphic>
                     <a:graphicData uri="http://schemas.openxmlformats.org/drawingml/2006/picture">
                       <pic:pic>
                         <pic:nvPicPr>
-                          <pic:cNvPr descr="../figures/search_results/unique_queries_vs_evalue.pdf" id="113" name="Picture"/>
+                          <pic:cNvPr descr="../figures/search_results/unique_queries_vs_evalue.pdf" id="127" name="Picture"/>
                           <pic:cNvPicPr>
                             <a:picLocks noChangeArrowheads="1" noChangeAspect="1"/>
                           </pic:cNvPicPr>
                         </pic:nvPicPr>
                         <pic:blipFill>
-                          <a:blip r:embed="rId111"/>
+                          <a:blip r:embed="rId125"/>
                           <a:stretch>
                             <a:fillRect/>
                           </a:stretch>
@@ -5216,7 +5958,7 @@
               <w:t xml:space="preserve">Supplementary Figure 2: The number of test proteins with at least 1 hit for each method across different E-value thresholds.</w:t>
             </w:r>
           </w:p>
-          <w:bookmarkEnd w:id="114"/>
+          <w:bookmarkEnd w:id="128"/>
         </w:tc>
       </w:tr>
     </w:tbl>
@@ -5241,7 +5983,7 @@
       <w:tr>
         <w:tc>
           <w:tcPr/>
-          <w:bookmarkStart w:id="118" w:name="suppfig-pairwise-method"/>
+          <w:bookmarkStart w:id="132" w:name="suppfig-pairwise-method"/>
           <w:p>
             <w:pPr>
               <w:pStyle w:val="Compact"/>
@@ -5252,18 +5994,18 @@
                 <wp:inline>
                   <wp:extent cx="5943600" cy="1981200"/>
                   <wp:effectExtent b="0" l="0" r="0" t="0"/>
-                  <wp:docPr descr="" title="" id="116" name="Picture"/>
+                  <wp:docPr descr="" title="" id="130" name="Picture"/>
                   <a:graphic>
                     <a:graphicData uri="http://schemas.openxmlformats.org/drawingml/2006/picture">
                       <pic:pic>
                         <pic:nvPicPr>
-                          <pic:cNvPr descr="../figures/search_results/hit_overlap_methods.pdf" id="117" name="Picture"/>
+                          <pic:cNvPr descr="../figures/search_results/hit_overlap_methods.pdf" id="131" name="Picture"/>
                           <pic:cNvPicPr>
                             <a:picLocks noChangeArrowheads="1" noChangeAspect="1"/>
                           </pic:cNvPicPr>
                         </pic:nvPicPr>
                         <pic:blipFill>
-                          <a:blip r:embed="rId115"/>
+                          <a:blip r:embed="rId129"/>
                           <a:stretch>
                             <a:fillRect/>
                           </a:stretch>
@@ -5303,7 +6045,7 @@
               <w:t xml:space="preserve">Supplementary Figure 3: Pairwise comparisons of shared hits between search methods for (A) the best 25 hits, (B) the best 25 hits after filtering on E-value (E &lt; 1e-03), and (C) the top hits for each query.</w:t>
             </w:r>
           </w:p>
-          <w:bookmarkEnd w:id="118"/>
+          <w:bookmarkEnd w:id="132"/>
         </w:tc>
       </w:tr>
     </w:tbl>
@@ -5328,7 +6070,7 @@
       <w:tr>
         <w:tc>
           <w:tcPr/>
-          <w:bookmarkStart w:id="122" w:name="suppfig-time-increase"/>
+          <w:bookmarkStart w:id="136" w:name="suppfig-time-increase"/>
           <w:p>
             <w:pPr>
               <w:pStyle w:val="Compact"/>
@@ -5339,18 +6081,18 @@
                 <wp:inline>
                   <wp:extent cx="3238500" cy="3238500"/>
                   <wp:effectExtent b="0" l="0" r="0" t="0"/>
-                  <wp:docPr descr="" title="" id="120" name="Picture"/>
+                  <wp:docPr descr="" title="" id="134" name="Picture"/>
                   <a:graphic>
                     <a:graphicData uri="http://schemas.openxmlformats.org/drawingml/2006/picture">
                       <pic:pic>
                         <pic:nvPicPr>
-                          <pic:cNvPr descr="../figures/computational_benchmark/time_fold_increase.pdf" id="121" name="Picture"/>
+                          <pic:cNvPr descr="../figures/computational_benchmark/time_fold_increase.pdf" id="135" name="Picture"/>
                           <pic:cNvPicPr>
                             <a:picLocks noChangeArrowheads="1" noChangeAspect="1"/>
                           </pic:cNvPicPr>
                         </pic:nvPicPr>
                         <pic:blipFill>
-                          <a:blip r:embed="rId119"/>
+                          <a:blip r:embed="rId133"/>
                           <a:stretch>
                             <a:fillRect/>
                           </a:stretch>
@@ -5390,7 +6132,7 @@
               <w:t xml:space="preserve">Supplementary Figure 4: Workflow runtime increase compared to the fastest workflow (MMseqs2).</w:t>
             </w:r>
           </w:p>
-          <w:bookmarkEnd w:id="122"/>
+          <w:bookmarkEnd w:id="136"/>
         </w:tc>
       </w:tr>
     </w:tbl>
@@ -5415,7 +6157,94 @@
       <w:tr>
         <w:tc>
           <w:tcPr/>
-          <w:bookmarkStart w:id="126" w:name="suppfig-llm-diagram"/>
+          <w:bookmarkStart w:id="140" w:name="suppfig-bfvd-classification"/>
+          <w:p>
+            <w:pPr>
+              <w:pStyle w:val="Compact"/>
+              <w:jc w:val="center"/>
+            </w:pPr>
+            <w:r>
+              <w:drawing>
+                <wp:inline>
+                  <wp:extent cx="5943600" cy="2971800"/>
+                  <wp:effectExtent b="0" l="0" r="0" t="0"/>
+                  <wp:docPr descr="" title="" id="138" name="Picture"/>
+                  <a:graphic>
+                    <a:graphicData uri="http://schemas.openxmlformats.org/drawingml/2006/picture">
+                      <pic:pic>
+                        <pic:nvPicPr>
+                          <pic:cNvPr descr="../figures/data_info/BFVD_informative_classification.pdf" id="139" name="Picture"/>
+                          <pic:cNvPicPr>
+                            <a:picLocks noChangeArrowheads="1" noChangeAspect="1"/>
+                          </pic:cNvPicPr>
+                        </pic:nvPicPr>
+                        <pic:blipFill>
+                          <a:blip r:embed="rId137"/>
+                          <a:stretch>
+                            <a:fillRect/>
+                          </a:stretch>
+                        </pic:blipFill>
+                        <pic:spPr bwMode="auto">
+                          <a:xfrm>
+                            <a:off x="0" y="0"/>
+                            <a:ext cx="5943600" cy="2971800"/>
+                          </a:xfrm>
+                          <a:prstGeom prst="rect">
+                            <a:avLst/>
+                          </a:prstGeom>
+                          <a:noFill/>
+                          <a:ln w="9525">
+                            <a:noFill/>
+                            <a:headEnd/>
+                            <a:tailEnd/>
+                          </a:ln>
+                        </pic:spPr>
+                      </pic:pic>
+                    </a:graphicData>
+                  </a:graphic>
+                </wp:inline>
+              </w:drawing>
+            </w:r>
+          </w:p>
+          <w:p>
+            <w:pPr>
+              <w:jc w:val="center"/>
+            </w:pPr>
+            <w:pPr>
+              <w:jc w:val="left"/>
+              <w:spacing w:before="200"/>
+              <w:pStyle w:val="ImageCaption"/>
+            </w:pPr>
+            <w:r>
+              <w:t xml:space="preserve">Supplementary Figure 5: The number of informative proteins in BFVD by their main function, colored by eukaryotic or bacteriophage protein.</w:t>
+            </w:r>
+          </w:p>
+          <w:bookmarkEnd w:id="140"/>
+        </w:tc>
+      </w:tr>
+    </w:tbl>
+    <w:p>
+      <w:pPr>
+        <w:pStyle w:val="BodyText"/>
+      </w:pPr>
+      <w:r>
+        <w:t xml:space="preserve"> </w:t>
+      </w:r>
+    </w:p>
+    <w:tbl>
+      <w:tblPr>
+        <w:tblStyle w:val="Table"/>
+        <w:tblW w:type="pct" w:w="5000"/>
+        <w:tblLayout w:type="fixed"/>
+        <w:tblLook w:firstRow="0" w:lastRow="0" w:firstColumn="0" w:lastColumn="0" w:noHBand="0" w:noVBand="0" w:val="0000"/>
+      </w:tblPr>
+      <w:tblGrid>
+        <w:gridCol w:w="7920"/>
+      </w:tblGrid>
+      <w:tr>
+        <w:tc>
+          <w:tcPr/>
+          <w:bookmarkStart w:id="144" w:name="suppfig-llm-diagram"/>
           <w:p>
             <w:pPr>
               <w:jc w:val="center"/>
@@ -5430,18 +6259,18 @@
                 <wp:inline>
                   <wp:extent cx="2286000" cy="8229600"/>
                   <wp:effectExtent b="0" l="0" r="0" t="0"/>
-                  <wp:docPr descr="" title="" id="124" name="Picture"/>
+                  <wp:docPr descr="" title="" id="142" name="Picture"/>
                   <a:graphic>
                     <a:graphicData uri="http://schemas.openxmlformats.org/drawingml/2006/picture">
                       <pic:pic>
                         <pic:nvPicPr>
-                          <pic:cNvPr descr="manuscript_files/figure-docx/mermaid-figure-3.png" id="125" name="Picture"/>
+                          <pic:cNvPr descr="manuscript_files/figure-docx/mermaid-figure-3.png" id="143" name="Picture"/>
                           <pic:cNvPicPr>
                             <a:picLocks noChangeArrowheads="1" noChangeAspect="1"/>
                           </pic:cNvPicPr>
                         </pic:nvPicPr>
                         <pic:blipFill>
-                          <a:blip r:embed="rId123"/>
+                          <a:blip r:embed="rId141"/>
                           <a:stretch>
                             <a:fillRect/>
                           </a:stretch>
@@ -5483,10 +6312,10 @@
               <w:pStyle w:val="ImageCaption"/>
             </w:pPr>
             <w:r>
-              <w:t xml:space="preserve">Supplementary Figure 5: Flowchart of the LLM classification pipeline for eukaryotic viruses.</w:t>
+              <w:t xml:space="preserve">Supplementary Figure 6: Flowchart of the LLM classification pipeline for eukaryotic viruses based on the protein names in databases like GenBank, UniProt, etc.</w:t>
             </w:r>
           </w:p>
-          <w:bookmarkEnd w:id="126"/>
+          <w:bookmarkEnd w:id="144"/>
         </w:tc>
       </w:tr>
     </w:tbl>
@@ -5504,7 +6333,7 @@
       <w:tr>
         <w:tc>
           <w:tcPr/>
-          <w:bookmarkStart w:id="130" w:name="suppfig-method-diagram"/>
+          <w:bookmarkStart w:id="148" w:name="suppfig-method-diagram"/>
           <w:p>
             <w:pPr>
               <w:jc w:val="center"/>
@@ -5519,18 +6348,18 @@
                 <wp:inline>
                   <wp:extent cx="5943600" cy="7641771"/>
                   <wp:effectExtent b="0" l="0" r="0" t="0"/>
-                  <wp:docPr descr="" title="" id="128" name="Picture"/>
+                  <wp:docPr descr="" title="" id="146" name="Picture"/>
                   <a:graphic>
                     <a:graphicData uri="http://schemas.openxmlformats.org/drawingml/2006/picture">
                       <pic:pic>
                         <pic:nvPicPr>
-                          <pic:cNvPr descr="manuscript_files/figure-docx/mermaid-figure-4.png" id="129" name="Picture"/>
+                          <pic:cNvPr descr="manuscript_files/figure-docx/mermaid-figure-4.png" id="147" name="Picture"/>
                           <pic:cNvPicPr>
                             <a:picLocks noChangeArrowheads="1" noChangeAspect="1"/>
                           </pic:cNvPicPr>
                         </pic:nvPicPr>
                         <pic:blipFill>
-                          <a:blip r:embed="rId127"/>
+                          <a:blip r:embed="rId145"/>
                           <a:stretch>
                             <a:fillRect/>
                           </a:stretch>
@@ -5572,10 +6401,10 @@
               <w:pStyle w:val="ImageCaption"/>
             </w:pPr>
             <w:r>
-              <w:t xml:space="preserve">Supplementary Figure 6: Flowchart of the annotation pipeline used in this study. Eukaryotic virus proteins were selected from ICTV VMR v40.2, filtered to exclude bacteria- and archaea-hosted entries, and expanded into a final test set after retrieving all associated protein sequences and splitting very long proteins for structure prediction. The BFVD reference database was prepared separately by assigning functional categories to its entries using a custom name-based classifier for eukaryotic virus proteins and PHROG-like categories for bacteriophage proteins by Empathi. The test proteins were then compared against BFVD using three sequence methods (BLASTp, DIAMOND, MMseqs2), two embedding-based methods (ProstT5-3Di and TEA), and two structure-based methods (Foldseek and Reseek after Boltz-2 structure prediction). Hits were filtered by E-value, converted into weighted category scores, summed per functional category, and the highest-scoring category was chosen for each test protein, with a rule that preserves informative categories when they are sufficiently supported over uninformative ones.</w:t>
+              <w:t xml:space="preserve">Supplementary Figure 7: Flowchart of the annotation pipeline used in this study. Eukaryotic virus proteins were selected from ICTV VMR v40.2, filtered to exclude bacteria- and archaea-hosted entries, and expanded into a final test set after retrieving all associated protein sequences and splitting very long proteins for structure prediction. The BFVD reference database was prepared separately by assigning functional categories to its entries using a custom name-based classifier for eukaryotic virus proteins and PHROG-like categories for bacteriophage proteins by Empathi. The test proteins were then compared against BFVD using three sequence methods (BLASTp, DIAMOND, MMseqs2), two embedding-based methods (ProstT5-3Di and TEA), and two structure-based methods (Foldseek and Reseek after Boltz-2 structure prediction). Hits were filtered by E-value, converted into weighted category scores, summed per functional category, and the highest-scoring category was chosen for each test protein, with a rule that preserves informative categories when they are sufficiently supported over uninformative ones.</w:t>
             </w:r>
           </w:p>
-          <w:bookmarkEnd w:id="130"/>
+          <w:bookmarkEnd w:id="148"/>
         </w:tc>
       </w:tr>
     </w:tbl>
@@ -5584,8 +6413,8 @@
         <w:br w:type="page"/>
       </w:r>
     </w:p>
-    <w:bookmarkEnd w:id="131"/>
-    <w:bookmarkStart w:id="133" w:name="supplementary-tables"/>
+    <w:bookmarkEnd w:id="149"/>
+    <w:bookmarkStart w:id="151" w:name="supplementary-tables"/>
     <w:p>
       <w:pPr>
         <w:pStyle w:val="Heading1"/>
@@ -5607,7 +6436,7 @@
       <w:tr>
         <w:tc>
           <w:tcPr/>
-          <w:bookmarkStart w:id="132" w:name="tbl-supp-functional-categories"/>
+          <w:bookmarkStart w:id="150" w:name="tbl-supp-functional-categories"/>
           <w:p>
             <w:pPr>
               <w:jc w:val="center"/>
@@ -5618,7 +6447,7 @@
               <w:pStyle w:val="ImageCaption"/>
             </w:pPr>
             <w:r>
-              <w:t xml:space="preserve">Table 2: Final functional categories used for annotation, including their activity and process they are involved in.</w:t>
+              <w:t xml:space="preserve">Table 2: Final eukaryotic virus functional categories used for annotation, including their activity and process they are involved in.</w:t>
             </w:r>
           </w:p>
           <w:tbl>
@@ -9327,12 +10156,12 @@
               </w:tc>
             </w:tr>
           </w:tbl>
-          <w:bookmarkEnd w:id="132"/>
+          <w:bookmarkEnd w:id="150"/>
           <w:p/>
         </w:tc>
       </w:tr>
     </w:tbl>
-    <w:bookmarkEnd w:id="133"/>
+    <w:bookmarkEnd w:id="151"/>
     <w:sectPr>
       <w:footnotePr>
         <w:numRestart w:val="eachSect"/>
@@ -9550,120 +10379,11 @@
       </w:pPr>
     </w:lvl>
   </w:abstractNum>
-  <w:abstractNum w:abstractNumId="991">
-    <w:nsid w:val="0000A991"/>
-    <w:multiLevelType w:val="multilevel"/>
-    <w:lvl w:ilvl="0">
-      <w:numFmt w:val="bullet"/>
-      <w:lvlText w:val=""/>
-      <w:lvlJc w:val="left"/>
-      <w:pPr>
-        <w:ind w:left="720" w:hanging="360"/>
-      </w:pPr>
-      <w:rPr>
-        <w:rFonts w:ascii="Symbol" w:hAnsi="Symbol" w:cs="Symbol" w:hint="default"/>
-      </w:rPr>
-    </w:lvl>
-    <w:lvl w:ilvl="1">
-      <w:numFmt w:val="bullet"/>
-      <w:lvlText w:val="o"/>
-      <w:lvlJc w:val="left"/>
-      <w:pPr>
-        <w:ind w:left="1440" w:hanging="360"/>
-      </w:pPr>
-      <w:rPr>
-        <w:rFonts w:ascii="Courier New" w:hAnsi="Courier New" w:cs="Courier New" w:hint="default"/>
-      </w:rPr>
-    </w:lvl>
-    <w:lvl w:ilvl="2">
-      <w:numFmt w:val="bullet"/>
-      <w:lvlText w:val=""/>
-      <w:lvlJc w:val="left"/>
-      <w:pPr>
-        <w:ind w:left="2160" w:hanging="360"/>
-      </w:pPr>
-      <w:rPr>
-        <w:rFonts w:ascii="Wingdings" w:hAnsi="Wingdings" w:cs="Wingdings" w:hint="default"/>
-      </w:rPr>
-    </w:lvl>
-    <w:lvl w:ilvl="3">
-      <w:numFmt w:val="bullet"/>
-      <w:lvlText w:val=""/>
-      <w:lvlJc w:val="left"/>
-      <w:pPr>
-        <w:ind w:left="2880" w:hanging="360"/>
-      </w:pPr>
-      <w:rPr>
-        <w:rFonts w:ascii="Symbol" w:hAnsi="Symbol" w:cs="Symbol" w:hint="default"/>
-      </w:rPr>
-    </w:lvl>
-    <w:lvl w:ilvl="4">
-      <w:numFmt w:val="bullet"/>
-      <w:lvlText w:val="o"/>
-      <w:lvlJc w:val="left"/>
-      <w:pPr>
-        <w:ind w:left="3600" w:hanging="360"/>
-      </w:pPr>
-      <w:rPr>
-        <w:rFonts w:ascii="Courier New" w:hAnsi="Courier New" w:cs="Courier New" w:hint="default"/>
-      </w:rPr>
-    </w:lvl>
-    <w:lvl w:ilvl="5">
-      <w:numFmt w:val="bullet"/>
-      <w:lvlText w:val=""/>
-      <w:lvlJc w:val="left"/>
-      <w:pPr>
-        <w:ind w:left="4320" w:hanging="360"/>
-      </w:pPr>
-      <w:rPr>
-        <w:rFonts w:ascii="Wingdings" w:hAnsi="Wingdings" w:cs="Wingdings" w:hint="default"/>
-      </w:rPr>
-    </w:lvl>
-    <w:lvl w:ilvl="6">
-      <w:numFmt w:val="bullet"/>
-      <w:lvlText w:val=""/>
-      <w:lvlJc w:val="left"/>
-      <w:pPr>
-        <w:ind w:left="5040" w:hanging="360"/>
-      </w:pPr>
-      <w:rPr>
-        <w:rFonts w:ascii="Symbol" w:hAnsi="Symbol" w:cs="Symbol" w:hint="default"/>
-      </w:rPr>
-    </w:lvl>
-    <w:lvl w:ilvl="7">
-      <w:numFmt w:val="bullet"/>
-      <w:lvlText w:val="o"/>
-      <w:lvlJc w:val="left"/>
-      <w:pPr>
-        <w:ind w:left="5760" w:hanging="360"/>
-      </w:pPr>
-      <w:rPr>
-        <w:rFonts w:ascii="Courier New" w:hAnsi="Courier New" w:cs="Courier New" w:hint="default"/>
-      </w:rPr>
-    </w:lvl>
-    <w:lvl w:ilvl="8">
-      <w:numFmt w:val="bullet"/>
-      <w:lvlText w:val=""/>
-      <w:lvlJc w:val="left"/>
-      <w:pPr>
-        <w:ind w:left="6480" w:hanging="360"/>
-      </w:pPr>
-      <w:rPr>
-        <w:rFonts w:ascii="Wingdings" w:hAnsi="Wingdings" w:cs="Wingdings" w:hint="default"/>
-      </w:rPr>
-    </w:lvl>
-  </w:abstractNum>
   <w:num w16cid:durableId="1189947306" w:numId="1">
     <w:abstractNumId w:val="0"/>
   </w:num>
   <w:num w:numId="1000">
     <w:abstractNumId w:val="990"/>
-  </w:num>
-  <w:num w:numId="1001">
-    <w:abstractNumId w:val="991"/>
-  </w:num>
-  <w:num w:numId="1002">
-    <w:abstractNumId w:val="991"/>
   </w:num>
 </w:numbering>
 </file>
